--- a/Documentacion/UT_7_2024_2025.docx
+++ b/Documentacion/UT_7_2024_2025.docx
@@ -178,7 +178,6 @@
               </w:placeholder>
               <w15:appearance w15:val="hidden"/>
             </w:sdtPr>
-            <w:sdtEndPr/>
             <w:sdtContent>
               <w:p>
                 <w:pPr>
@@ -307,7 +306,7 @@
                     </wp:inline>
                   </w:drawing>
                 </mc:Choice>
-                <mc:Fallback xmlns:cx1="http://schemas.microsoft.com/office/drawing/2015/9/8/chartex" xmlns:cx2="http://schemas.microsoft.com/office/drawing/2015/10/21/chartex" xmlns:cx3="http://schemas.microsoft.com/office/drawing/2016/5/9/chartex" xmlns:cx4="http://schemas.microsoft.com/office/drawing/2016/5/10/chartex" xmlns:cx5="http://schemas.microsoft.com/office/drawing/2016/5/11/chartex" xmlns:cx6="http://schemas.microsoft.com/office/drawing/2016/5/12/chartex" xmlns:cx7="http://schemas.microsoft.com/office/drawing/2016/5/13/chartex" xmlns:cx8="http://schemas.microsoft.com/office/drawing/2016/5/14/chartex" xmlns:aink="http://schemas.microsoft.com/office/drawing/2016/ink" xmlns:am3d="http://schemas.microsoft.com/office/drawing/2017/model3d" xmlns:oel="http://schemas.microsoft.com/office/2019/extlst" xmlns:w16cex="http://schemas.microsoft.com/office/word/2018/wordml/cex" xmlns:w16cid="http://schemas.microsoft.com/office/word/2016/wordml/cid" xmlns:w16="http://schemas.microsoft.com/office/word/2018/wordml" xmlns:w16sdtdh="http://schemas.microsoft.com/office/word/2020/wordml/sdtdatahash">
+                <mc:Fallback xmlns:w16sdtdh="http://schemas.microsoft.com/office/word/2020/wordml/sdtdatahash" xmlns:w16="http://schemas.microsoft.com/office/word/2018/wordml" xmlns:w16cid="http://schemas.microsoft.com/office/word/2016/wordml/cid" xmlns:w16cex="http://schemas.microsoft.com/office/word/2018/wordml/cex" xmlns:oel="http://schemas.microsoft.com/office/2019/extlst" xmlns:am3d="http://schemas.microsoft.com/office/drawing/2017/model3d" xmlns:aink="http://schemas.microsoft.com/office/drawing/2016/ink" xmlns:cx8="http://schemas.microsoft.com/office/drawing/2016/5/14/chartex" xmlns:cx7="http://schemas.microsoft.com/office/drawing/2016/5/13/chartex" xmlns:cx6="http://schemas.microsoft.com/office/drawing/2016/5/12/chartex" xmlns:cx5="http://schemas.microsoft.com/office/drawing/2016/5/11/chartex" xmlns:cx4="http://schemas.microsoft.com/office/drawing/2016/5/10/chartex" xmlns:cx3="http://schemas.microsoft.com/office/drawing/2016/5/9/chartex" xmlns:cx2="http://schemas.microsoft.com/office/drawing/2015/10/21/chartex" xmlns:cx1="http://schemas.microsoft.com/office/drawing/2015/9/8/chartex">
                   <w:pict>
                     <v:line w14:anchorId="159F9B0C" id="Conector recto 6" o:spid="_x0000_s1026" alt="divisor de texto" style="visibility:visible;mso-wrap-style:square;mso-left-percent:-10001;mso-top-percent:-10001;mso-position-horizontal:absolute;mso-position-horizontal-relative:char;mso-position-vertical:absolute;mso-position-vertical-relative:line;mso-left-percent:-10001;mso-top-percent:-10001" from="0,0" to="117.65pt,0" o:gfxdata="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" strokecolor="#082a75 [3215]" strokeweight="3pt">
                       <w10:anchorlock/>
@@ -394,7 +393,6 @@
                 <w15:appearance w15:val="hidden"/>
                 <w:text w:multiLine="1"/>
               </w:sdtPr>
-              <w:sdtEndPr/>
               <w:sdtContent>
                 <w:r>
                   <w:rPr>
@@ -549,7 +547,7 @@
               </wp:anchor>
             </w:drawing>
           </mc:Choice>
-          <mc:Fallback xmlns:cx1="http://schemas.microsoft.com/office/drawing/2015/9/8/chartex" xmlns:cx2="http://schemas.microsoft.com/office/drawing/2015/10/21/chartex" xmlns:cx3="http://schemas.microsoft.com/office/drawing/2016/5/9/chartex" xmlns:cx4="http://schemas.microsoft.com/office/drawing/2016/5/10/chartex" xmlns:cx5="http://schemas.microsoft.com/office/drawing/2016/5/11/chartex" xmlns:cx6="http://schemas.microsoft.com/office/drawing/2016/5/12/chartex" xmlns:cx7="http://schemas.microsoft.com/office/drawing/2016/5/13/chartex" xmlns:cx8="http://schemas.microsoft.com/office/drawing/2016/5/14/chartex" xmlns:aink="http://schemas.microsoft.com/office/drawing/2016/ink" xmlns:am3d="http://schemas.microsoft.com/office/drawing/2017/model3d" xmlns:oel="http://schemas.microsoft.com/office/2019/extlst" xmlns:w16cex="http://schemas.microsoft.com/office/word/2018/wordml/cex" xmlns:w16cid="http://schemas.microsoft.com/office/word/2016/wordml/cid" xmlns:w16="http://schemas.microsoft.com/office/word/2018/wordml" xmlns:w16sdtdh="http://schemas.microsoft.com/office/word/2020/wordml/sdtdatahash">
+          <mc:Fallback xmlns:w16sdtdh="http://schemas.microsoft.com/office/word/2020/wordml/sdtdatahash" xmlns:w16="http://schemas.microsoft.com/office/word/2018/wordml" xmlns:w16cid="http://schemas.microsoft.com/office/word/2016/wordml/cid" xmlns:w16cex="http://schemas.microsoft.com/office/word/2018/wordml/cex" xmlns:oel="http://schemas.microsoft.com/office/2019/extlst" xmlns:am3d="http://schemas.microsoft.com/office/drawing/2017/model3d" xmlns:aink="http://schemas.microsoft.com/office/drawing/2016/ink" xmlns:cx8="http://schemas.microsoft.com/office/drawing/2016/5/14/chartex" xmlns:cx7="http://schemas.microsoft.com/office/drawing/2016/5/13/chartex" xmlns:cx6="http://schemas.microsoft.com/office/drawing/2016/5/12/chartex" xmlns:cx5="http://schemas.microsoft.com/office/drawing/2016/5/11/chartex" xmlns:cx4="http://schemas.microsoft.com/office/drawing/2016/5/10/chartex" xmlns:cx3="http://schemas.microsoft.com/office/drawing/2016/5/9/chartex" xmlns:cx2="http://schemas.microsoft.com/office/drawing/2015/10/21/chartex" xmlns:cx1="http://schemas.microsoft.com/office/drawing/2015/9/8/chartex">
             <w:pict>
               <v:rect w14:anchorId="569A6C51" id="Rectángulo 3" o:spid="_x0000_s1026" alt="rectángulo blanco para texto en portada" style="position:absolute;margin-left:-16.05pt;margin-top:78pt;width:310.15pt;height:447pt;z-index:-251654144;visibility:visible;mso-wrap-style:square;mso-width-percent:0;mso-height-percent:0;mso-wrap-distance-left:9pt;mso-wrap-distance-top:0;mso-wrap-distance-right:9pt;mso-wrap-distance-bottom:0;mso-position-horizontal:absolute;mso-position-horizontal-relative:text;mso-position-vertical:absolute;mso-position-vertical-relative:page;mso-width-percent:0;mso-height-percent:0;mso-width-relative:margin;mso-height-relative:margin;v-text-anchor:middle" o:gfxdata="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" fillcolor="white [3212]" stroked="f" strokeweight="2pt">
                 <w10:wrap anchory="page"/>
@@ -629,7 +627,7 @@
               </wp:anchor>
             </w:drawing>
           </mc:Choice>
-          <mc:Fallback xmlns:cx1="http://schemas.microsoft.com/office/drawing/2015/9/8/chartex" xmlns:cx2="http://schemas.microsoft.com/office/drawing/2015/10/21/chartex" xmlns:cx3="http://schemas.microsoft.com/office/drawing/2016/5/9/chartex" xmlns:cx4="http://schemas.microsoft.com/office/drawing/2016/5/10/chartex" xmlns:cx5="http://schemas.microsoft.com/office/drawing/2016/5/11/chartex" xmlns:cx6="http://schemas.microsoft.com/office/drawing/2016/5/12/chartex" xmlns:cx7="http://schemas.microsoft.com/office/drawing/2016/5/13/chartex" xmlns:cx8="http://schemas.microsoft.com/office/drawing/2016/5/14/chartex" xmlns:aink="http://schemas.microsoft.com/office/drawing/2016/ink" xmlns:am3d="http://schemas.microsoft.com/office/drawing/2017/model3d" xmlns:oel="http://schemas.microsoft.com/office/2019/extlst" xmlns:w16cex="http://schemas.microsoft.com/office/word/2018/wordml/cex" xmlns:w16cid="http://schemas.microsoft.com/office/word/2016/wordml/cid" xmlns:w16="http://schemas.microsoft.com/office/word/2018/wordml" xmlns:w16sdtdh="http://schemas.microsoft.com/office/word/2020/wordml/sdtdatahash">
+          <mc:Fallback xmlns:w16sdtdh="http://schemas.microsoft.com/office/word/2020/wordml/sdtdatahash" xmlns:w16="http://schemas.microsoft.com/office/word/2018/wordml" xmlns:w16cid="http://schemas.microsoft.com/office/word/2016/wordml/cid" xmlns:w16cex="http://schemas.microsoft.com/office/word/2018/wordml/cex" xmlns:oel="http://schemas.microsoft.com/office/2019/extlst" xmlns:am3d="http://schemas.microsoft.com/office/drawing/2017/model3d" xmlns:aink="http://schemas.microsoft.com/office/drawing/2016/ink" xmlns:cx8="http://schemas.microsoft.com/office/drawing/2016/5/14/chartex" xmlns:cx7="http://schemas.microsoft.com/office/drawing/2016/5/13/chartex" xmlns:cx6="http://schemas.microsoft.com/office/drawing/2016/5/12/chartex" xmlns:cx5="http://schemas.microsoft.com/office/drawing/2016/5/11/chartex" xmlns:cx4="http://schemas.microsoft.com/office/drawing/2016/5/10/chartex" xmlns:cx3="http://schemas.microsoft.com/office/drawing/2016/5/9/chartex" xmlns:cx2="http://schemas.microsoft.com/office/drawing/2015/10/21/chartex" xmlns:cx1="http://schemas.microsoft.com/office/drawing/2015/9/8/chartex">
             <w:pict>
               <v:rect w14:anchorId="2FF08AF8" id="Rectángulo 2" o:spid="_x0000_s1026" alt="rectángulo de color" style="position:absolute;margin-left:-58.8pt;margin-top:1.5pt;width:611.1pt;height:840pt;z-index:-251659265;visibility:visible;mso-wrap-style:square;mso-height-percent:0;mso-wrap-distance-left:9pt;mso-wrap-distance-top:0;mso-wrap-distance-right:9pt;mso-wrap-distance-bottom:0;mso-position-horizontal:absolute;mso-position-horizontal-relative:text;mso-position-vertical:absolute;mso-position-vertical-relative:page;mso-height-percent:0;mso-height-relative:margin;v-text-anchor:middle" o:gfxdata="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" fillcolor="#34aba2 [3206]" stroked="f" strokeweight="2pt">
                 <w10:wrap anchory="page"/>
@@ -734,7 +732,6 @@
           <w:docPartUnique/>
         </w:docPartObj>
       </w:sdtPr>
-      <w:sdtEndPr/>
       <w:sdtContent>
         <w:p>
           <w:pPr>
@@ -5829,9 +5826,9 @@
       </w:r>
     </w:p>
     <w:p/>
-    <w:bookmarkStart w:id="6" w:name="_Toc170148316" w:displacedByCustomXml="next"/>
+    <w:bookmarkStart w:id="6" w:name="_Toc170148631" w:displacedByCustomXml="next"/>
     <w:bookmarkStart w:id="7" w:name="_Toc49341785" w:displacedByCustomXml="next"/>
-    <w:bookmarkStart w:id="8" w:name="_Toc170148631" w:displacedByCustomXml="next"/>
+    <w:bookmarkStart w:id="8" w:name="_Toc170148316" w:displacedByCustomXml="next"/>
     <w:sdt>
       <w:sdtPr>
         <w:rPr>
@@ -6171,7 +6168,6 @@
         </w:placeholder>
         <w15:appearance w15:val="hidden"/>
       </w:sdtPr>
-      <w:sdtEndPr/>
       <w:sdtContent>
         <w:p>
           <w:pPr>
@@ -6624,7 +6620,6 @@
         </w:placeholder>
         <w15:appearance w15:val="hidden"/>
       </w:sdtPr>
-      <w:sdtEndPr/>
       <w:sdtContent>
         <w:p/>
         <w:p>
@@ -6907,60 +6902,12 @@
               <w:p>
                 <w:proofErr w:type="spellStart"/>
                 <w:r>
-                  <w:t>Flask</w:t>
-                </w:r>
-                <w:proofErr w:type="spellEnd"/>
-                <w:r>
-                  <w:t xml:space="preserve"> 3.1.3</w:t>
-                </w:r>
-              </w:p>
-            </w:tc>
-          </w:tr>
-          <w:tr>
-            <w:tc>
-              <w:tcPr>
-                <w:tcW w:w="2547" w:type="dxa"/>
-              </w:tcPr>
-              <w:p/>
-            </w:tc>
-            <w:tc>
-              <w:tcPr>
-                <w:tcW w:w="7477" w:type="dxa"/>
-              </w:tcPr>
-              <w:p>
-                <w:proofErr w:type="spellStart"/>
-                <w:r>
                   <w:t>mysql-connector-python</w:t>
                 </w:r>
                 <w:proofErr w:type="spellEnd"/>
                 <w:r>
                   <w:t xml:space="preserve"> 9.6.0</w:t>
                 </w:r>
-              </w:p>
-            </w:tc>
-          </w:tr>
-          <w:tr>
-            <w:tc>
-              <w:tcPr>
-                <w:tcW w:w="2547" w:type="dxa"/>
-              </w:tcPr>
-              <w:p/>
-            </w:tc>
-            <w:tc>
-              <w:tcPr>
-                <w:tcW w:w="7477" w:type="dxa"/>
-              </w:tcPr>
-              <w:p>
-                <w:proofErr w:type="spellStart"/>
-                <w:r>
-                  <w:t>flask-cors</w:t>
-                </w:r>
-                <w:proofErr w:type="spellEnd"/>
-                <w:r>
-                  <w:t xml:space="preserve"> 6.0.2</w:t>
-                </w:r>
-                <w:bookmarkStart w:id="27" w:name="_GoBack"/>
-                <w:bookmarkEnd w:id="27"/>
               </w:p>
             </w:tc>
           </w:tr>
@@ -7214,9 +7161,9 @@
               <w:b w:val="0"/>
             </w:rPr>
           </w:pPr>
-          <w:bookmarkStart w:id="28" w:name="_Toc49341792"/>
-          <w:bookmarkStart w:id="29" w:name="_Toc170148323"/>
-          <w:bookmarkStart w:id="30" w:name="_Toc170148638"/>
+          <w:bookmarkStart w:id="27" w:name="_Toc49341792"/>
+          <w:bookmarkStart w:id="28" w:name="_Toc170148323"/>
+          <w:bookmarkStart w:id="29" w:name="_Toc170148638"/>
           <w:r>
             <w:rPr>
               <w:b w:val="0"/>
@@ -7229,23 +7176,23 @@
             </w:rPr>
             <w:t>d</w:t>
           </w:r>
+          <w:bookmarkEnd w:id="27"/>
           <w:bookmarkEnd w:id="28"/>
           <w:bookmarkEnd w:id="29"/>
-          <w:bookmarkEnd w:id="30"/>
         </w:p>
         <w:p>
           <w:pPr>
             <w:pStyle w:val="Ttulo3"/>
           </w:pPr>
-          <w:bookmarkStart w:id="31" w:name="_Toc49341793"/>
-          <w:bookmarkStart w:id="32" w:name="_Toc170148324"/>
-          <w:bookmarkStart w:id="33" w:name="_Toc170148639"/>
+          <w:bookmarkStart w:id="30" w:name="_Toc49341793"/>
+          <w:bookmarkStart w:id="31" w:name="_Toc170148324"/>
+          <w:bookmarkStart w:id="32" w:name="_Toc170148639"/>
           <w:r>
             <w:t>Técnica</w:t>
           </w:r>
+          <w:bookmarkEnd w:id="30"/>
           <w:bookmarkEnd w:id="31"/>
           <w:bookmarkEnd w:id="32"/>
-          <w:bookmarkEnd w:id="33"/>
         </w:p>
         <w:p>
           <w:pPr>
@@ -7271,15 +7218,15 @@
           <w:pPr>
             <w:pStyle w:val="Ttulo3"/>
           </w:pPr>
-          <w:bookmarkStart w:id="34" w:name="_Toc49341794"/>
-          <w:bookmarkStart w:id="35" w:name="_Toc170148325"/>
-          <w:bookmarkStart w:id="36" w:name="_Toc170148640"/>
+          <w:bookmarkStart w:id="33" w:name="_Toc49341794"/>
+          <w:bookmarkStart w:id="34" w:name="_Toc170148325"/>
+          <w:bookmarkStart w:id="35" w:name="_Toc170148640"/>
           <w:r>
             <w:t>Económica</w:t>
           </w:r>
+          <w:bookmarkEnd w:id="33"/>
           <w:bookmarkEnd w:id="34"/>
           <w:bookmarkEnd w:id="35"/>
-          <w:bookmarkEnd w:id="36"/>
         </w:p>
         <w:p>
           <w:pPr>
@@ -7347,15 +7294,15 @@
           <w:pPr>
             <w:pStyle w:val="Ttulo3"/>
           </w:pPr>
-          <w:bookmarkStart w:id="37" w:name="_Toc49341795"/>
-          <w:bookmarkStart w:id="38" w:name="_Toc170148326"/>
-          <w:bookmarkStart w:id="39" w:name="_Toc170148641"/>
+          <w:bookmarkStart w:id="36" w:name="_Toc49341795"/>
+          <w:bookmarkStart w:id="37" w:name="_Toc170148326"/>
+          <w:bookmarkStart w:id="38" w:name="_Toc170148641"/>
           <w:r>
             <w:t>Operativa</w:t>
           </w:r>
+          <w:bookmarkEnd w:id="36"/>
           <w:bookmarkEnd w:id="37"/>
           <w:bookmarkEnd w:id="38"/>
-          <w:bookmarkEnd w:id="39"/>
         </w:p>
         <w:p>
           <w:pPr>
@@ -7381,16 +7328,16 @@
           <w:pPr>
             <w:pStyle w:val="Ttulo3"/>
           </w:pPr>
-          <w:bookmarkStart w:id="40" w:name="_Toc49341796"/>
-          <w:bookmarkStart w:id="41" w:name="_Toc170148327"/>
-          <w:bookmarkStart w:id="42" w:name="_Toc170148642"/>
+          <w:bookmarkStart w:id="39" w:name="_Toc49341796"/>
+          <w:bookmarkStart w:id="40" w:name="_Toc170148327"/>
+          <w:bookmarkStart w:id="41" w:name="_Toc170148642"/>
           <w:r>
             <w:lastRenderedPageBreak/>
             <w:t>Legal</w:t>
           </w:r>
+          <w:bookmarkEnd w:id="39"/>
           <w:bookmarkEnd w:id="40"/>
           <w:bookmarkEnd w:id="41"/>
-          <w:bookmarkEnd w:id="42"/>
         </w:p>
         <w:p>
           <w:pPr>
@@ -7436,32 +7383,32 @@
               <w:b w:val="0"/>
             </w:rPr>
           </w:pPr>
-          <w:bookmarkStart w:id="43" w:name="_Toc49341797"/>
-          <w:bookmarkStart w:id="44" w:name="_Toc170148328"/>
-          <w:bookmarkStart w:id="45" w:name="_Toc170148643"/>
+          <w:bookmarkStart w:id="42" w:name="_Toc49341797"/>
+          <w:bookmarkStart w:id="43" w:name="_Toc170148328"/>
+          <w:bookmarkStart w:id="44" w:name="_Toc170148643"/>
           <w:r>
             <w:rPr>
               <w:b w:val="0"/>
             </w:rPr>
             <w:t>Planificación del Proyecto</w:t>
           </w:r>
+          <w:bookmarkEnd w:id="42"/>
           <w:bookmarkEnd w:id="43"/>
           <w:bookmarkEnd w:id="44"/>
-          <w:bookmarkEnd w:id="45"/>
         </w:p>
         <w:p>
           <w:pPr>
             <w:pStyle w:val="Ttulo3"/>
           </w:pPr>
-          <w:bookmarkStart w:id="46" w:name="_Toc49341798"/>
-          <w:bookmarkStart w:id="47" w:name="_Toc170148329"/>
-          <w:bookmarkStart w:id="48" w:name="_Toc170148644"/>
+          <w:bookmarkStart w:id="45" w:name="_Toc49341798"/>
+          <w:bookmarkStart w:id="46" w:name="_Toc170148329"/>
+          <w:bookmarkStart w:id="47" w:name="_Toc170148644"/>
           <w:r>
             <w:t>Secuenciación de las fases del proyecto</w:t>
           </w:r>
+          <w:bookmarkEnd w:id="45"/>
           <w:bookmarkEnd w:id="46"/>
           <w:bookmarkEnd w:id="47"/>
-          <w:bookmarkEnd w:id="48"/>
         </w:p>
         <w:p>
           <w:pPr>
@@ -7488,7 +7435,7 @@
                 <v:path o:extrusionok="f" gradientshapeok="t" o:connecttype="rect"/>
                 <o:lock v:ext="edit" aspectratio="t"/>
               </v:shapetype>
-              <v:shape id="_x0000_i1025" type="#_x0000_t75" style="width:465.5pt;height:205.1pt">
+              <v:shape id="_x0000_i1025" type="#_x0000_t75" style="width:465.3pt;height:205.1pt">
                 <v:imagedata r:id="rId13" o:title="SecuencaciónFasesProyecto"/>
               </v:shape>
             </w:pict>
@@ -7499,15 +7446,15 @@
           <w:pPr>
             <w:pStyle w:val="Ttulo3"/>
           </w:pPr>
-          <w:bookmarkStart w:id="49" w:name="_Toc49341799"/>
-          <w:bookmarkStart w:id="50" w:name="_Toc170148330"/>
-          <w:bookmarkStart w:id="51" w:name="_Toc170148645"/>
+          <w:bookmarkStart w:id="48" w:name="_Toc49341799"/>
+          <w:bookmarkStart w:id="49" w:name="_Toc170148330"/>
+          <w:bookmarkStart w:id="50" w:name="_Toc170148645"/>
           <w:r>
             <w:t>Planificación de recursos y tiempos</w:t>
           </w:r>
+          <w:bookmarkEnd w:id="48"/>
           <w:bookmarkEnd w:id="49"/>
           <w:bookmarkEnd w:id="50"/>
-          <w:bookmarkEnd w:id="51"/>
         </w:p>
         <w:p>
           <w:pPr>
@@ -7515,7 +7462,7 @@
           </w:pPr>
           <w:r>
             <w:pict w14:anchorId="5636CC0F">
-              <v:shape id="_x0000_i1026" type="#_x0000_t75" style="width:383.45pt;height:241.95pt">
+              <v:shape id="_x0000_i1026" type="#_x0000_t75" style="width:383.65pt;height:242.1pt">
                 <v:imagedata r:id="rId14" o:title="PlanificaciónRecursosProyectos"/>
               </v:shape>
             </w:pict>
@@ -7537,9 +7484,9 @@
               <w:lang w:bidi="es-ES"/>
             </w:rPr>
           </w:pPr>
-          <w:bookmarkStart w:id="52" w:name="_Toc49341800"/>
-          <w:bookmarkStart w:id="53" w:name="_Toc170148331"/>
-          <w:bookmarkStart w:id="54" w:name="_Toc170148646"/>
+          <w:bookmarkStart w:id="51" w:name="_Toc49341800"/>
+          <w:bookmarkStart w:id="52" w:name="_Toc170148331"/>
+          <w:bookmarkStart w:id="53" w:name="_Toc170148646"/>
           <w:r>
             <w:rPr>
               <w:sz w:val="144"/>
@@ -7549,9 +7496,9 @@
             <w:lastRenderedPageBreak/>
             <w:t>Análisis</w:t>
           </w:r>
+          <w:bookmarkEnd w:id="51"/>
           <w:bookmarkEnd w:id="52"/>
           <w:bookmarkEnd w:id="53"/>
-          <w:bookmarkEnd w:id="54"/>
         </w:p>
         <w:p>
           <w:pPr>
@@ -7570,26 +7517,26 @@
               <w:b w:val="0"/>
             </w:rPr>
           </w:pPr>
-          <w:bookmarkStart w:id="55" w:name="_Toc49341801"/>
-          <w:bookmarkStart w:id="56" w:name="_Toc170148332"/>
-          <w:bookmarkStart w:id="57" w:name="_Toc170148647"/>
+          <w:bookmarkStart w:id="54" w:name="_Toc49341801"/>
+          <w:bookmarkStart w:id="55" w:name="_Toc170148332"/>
+          <w:bookmarkStart w:id="56" w:name="_Toc170148647"/>
           <w:r>
             <w:rPr>
               <w:b w:val="0"/>
             </w:rPr>
             <w:t>Casos de uso</w:t>
           </w:r>
+          <w:bookmarkEnd w:id="54"/>
           <w:bookmarkEnd w:id="55"/>
           <w:bookmarkEnd w:id="56"/>
-          <w:bookmarkEnd w:id="57"/>
         </w:p>
         <w:p>
           <w:pPr>
             <w:pStyle w:val="Ttulo3"/>
           </w:pPr>
-          <w:bookmarkStart w:id="58" w:name="_Toc49341802"/>
-          <w:bookmarkStart w:id="59" w:name="_Toc170148333"/>
-          <w:bookmarkStart w:id="60" w:name="_Toc170148648"/>
+          <w:bookmarkStart w:id="57" w:name="_Toc49341802"/>
+          <w:bookmarkStart w:id="58" w:name="_Toc170148333"/>
+          <w:bookmarkStart w:id="59" w:name="_Toc170148648"/>
           <w:r>
             <w:t>Carga de datos</w:t>
           </w:r>
@@ -7599,9 +7546,9 @@
         </w:p>
       </w:sdtContent>
     </w:sdt>
-    <w:bookmarkEnd w:id="60" w:displacedByCustomXml="prev"/>
     <w:bookmarkEnd w:id="59" w:displacedByCustomXml="prev"/>
     <w:bookmarkEnd w:id="58" w:displacedByCustomXml="prev"/>
+    <w:bookmarkEnd w:id="57" w:displacedByCustomXml="prev"/>
     <w:p>
       <w:pPr>
         <w:jc w:val="center"/>
@@ -7665,16 +7612,16 @@
       <w:pPr>
         <w:pStyle w:val="Ttulo3"/>
       </w:pPr>
-      <w:bookmarkStart w:id="61" w:name="_Toc170148334"/>
-      <w:bookmarkStart w:id="62" w:name="_Toc170148649"/>
+      <w:bookmarkStart w:id="60" w:name="_Toc170148334"/>
+      <w:bookmarkStart w:id="61" w:name="_Toc170148649"/>
       <w:r>
         <w:t>Gestión alumnos</w:t>
       </w:r>
       <w:r>
         <w:t xml:space="preserve"> (RF3)</w:t>
       </w:r>
+      <w:bookmarkEnd w:id="60"/>
       <w:bookmarkEnd w:id="61"/>
-      <w:bookmarkEnd w:id="62"/>
     </w:p>
     <w:p/>
     <w:p>
@@ -7744,13 +7691,13 @@
       <w:pPr>
         <w:pStyle w:val="Ttulo3"/>
       </w:pPr>
-      <w:bookmarkStart w:id="63" w:name="_Toc170148335"/>
-      <w:bookmarkStart w:id="64" w:name="_Toc170148650"/>
+      <w:bookmarkStart w:id="62" w:name="_Toc170148335"/>
+      <w:bookmarkStart w:id="63" w:name="_Toc170148650"/>
       <w:r>
         <w:t>Gestión prestamos (RF4 RF6)</w:t>
       </w:r>
+      <w:bookmarkEnd w:id="62"/>
       <w:bookmarkEnd w:id="63"/>
-      <w:bookmarkEnd w:id="64"/>
     </w:p>
     <w:p>
       <w:pPr>
@@ -7820,8 +7767,8 @@
       <w:pPr>
         <w:pStyle w:val="Ttulo3"/>
       </w:pPr>
-      <w:bookmarkStart w:id="65" w:name="_Toc170148336"/>
-      <w:bookmarkStart w:id="66" w:name="_Toc170148651"/>
+      <w:bookmarkStart w:id="64" w:name="_Toc170148336"/>
+      <w:bookmarkStart w:id="65" w:name="_Toc170148651"/>
       <w:r>
         <w:lastRenderedPageBreak/>
         <w:t xml:space="preserve">Gestión </w:t>
@@ -7832,8 +7779,8 @@
       <w:r>
         <w:t xml:space="preserve"> (RF7 RF8)</w:t>
       </w:r>
+      <w:bookmarkEnd w:id="64"/>
       <w:bookmarkEnd w:id="65"/>
-      <w:bookmarkEnd w:id="66"/>
     </w:p>
     <w:p>
       <w:pPr>
@@ -7898,13 +7845,13 @@
       <w:pPr>
         <w:pStyle w:val="Ttulo3"/>
       </w:pPr>
-      <w:bookmarkStart w:id="67" w:name="_Toc170148337"/>
-      <w:bookmarkStart w:id="68" w:name="_Toc170148652"/>
+      <w:bookmarkStart w:id="66" w:name="_Toc170148337"/>
+      <w:bookmarkStart w:id="67" w:name="_Toc170148652"/>
       <w:r>
         <w:t>Preservar los datos (RF9 RF10)</w:t>
       </w:r>
+      <w:bookmarkEnd w:id="66"/>
       <w:bookmarkEnd w:id="67"/>
-      <w:bookmarkEnd w:id="68"/>
     </w:p>
     <w:p>
       <w:pPr>
@@ -7976,7 +7923,7 @@
           <w:szCs w:val="26"/>
         </w:rPr>
       </w:pPr>
-      <w:bookmarkStart w:id="69" w:name="_Toc49341805"/>
+      <w:bookmarkStart w:id="68" w:name="_Toc49341805"/>
       <w:r>
         <w:rPr>
           <w:b/>
@@ -7991,8 +7938,8 @@
           <w:b w:val="0"/>
         </w:rPr>
       </w:pPr>
-      <w:bookmarkStart w:id="70" w:name="_Toc170148338"/>
-      <w:bookmarkStart w:id="71" w:name="_Toc170148653"/>
+      <w:bookmarkStart w:id="69" w:name="_Toc170148338"/>
+      <w:bookmarkStart w:id="70" w:name="_Toc170148653"/>
       <w:r>
         <w:rPr>
           <w:b w:val="0"/>
@@ -8000,23 +7947,23 @@
         <w:lastRenderedPageBreak/>
         <w:t>Descripción de los casos de uso</w:t>
       </w:r>
+      <w:bookmarkEnd w:id="68"/>
       <w:bookmarkEnd w:id="69"/>
       <w:bookmarkEnd w:id="70"/>
-      <w:bookmarkEnd w:id="71"/>
     </w:p>
     <w:p>
       <w:pPr>
         <w:pStyle w:val="Ttulo3"/>
       </w:pPr>
-      <w:bookmarkStart w:id="72" w:name="_Toc49341806"/>
-      <w:bookmarkStart w:id="73" w:name="_Toc170148339"/>
-      <w:bookmarkStart w:id="74" w:name="_Toc170148654"/>
+      <w:bookmarkStart w:id="71" w:name="_Toc49341806"/>
+      <w:bookmarkStart w:id="72" w:name="_Toc170148339"/>
+      <w:bookmarkStart w:id="73" w:name="_Toc170148654"/>
       <w:r>
         <w:t>Carga de datos</w:t>
       </w:r>
+      <w:bookmarkEnd w:id="71"/>
       <w:bookmarkEnd w:id="72"/>
       <w:bookmarkEnd w:id="73"/>
-      <w:bookmarkEnd w:id="74"/>
     </w:p>
     <w:tbl>
       <w:tblPr>
@@ -8745,13 +8692,13 @@
       <w:pPr>
         <w:pStyle w:val="Ttulo3"/>
       </w:pPr>
-      <w:bookmarkStart w:id="75" w:name="_Toc170148340"/>
-      <w:bookmarkStart w:id="76" w:name="_Toc170148655"/>
+      <w:bookmarkStart w:id="74" w:name="_Toc170148340"/>
+      <w:bookmarkStart w:id="75" w:name="_Toc170148655"/>
       <w:r>
         <w:t>Gestión de alumnos</w:t>
       </w:r>
+      <w:bookmarkEnd w:id="74"/>
       <w:bookmarkEnd w:id="75"/>
-      <w:bookmarkEnd w:id="76"/>
     </w:p>
     <w:tbl>
       <w:tblPr>
@@ -9447,13 +9394,13 @@
       <w:pPr>
         <w:pStyle w:val="Ttulo3"/>
       </w:pPr>
-      <w:bookmarkStart w:id="77" w:name="_Toc170148341"/>
-      <w:bookmarkStart w:id="78" w:name="_Toc170148656"/>
+      <w:bookmarkStart w:id="76" w:name="_Toc170148341"/>
+      <w:bookmarkStart w:id="77" w:name="_Toc170148656"/>
       <w:r>
         <w:t>Gestión de prestamos</w:t>
       </w:r>
+      <w:bookmarkEnd w:id="76"/>
       <w:bookmarkEnd w:id="77"/>
-      <w:bookmarkEnd w:id="78"/>
     </w:p>
     <w:tbl>
       <w:tblPr>
@@ -10322,8 +10269,8 @@
       <w:pPr>
         <w:pStyle w:val="Ttulo3"/>
       </w:pPr>
-      <w:bookmarkStart w:id="79" w:name="_Toc170148342"/>
-      <w:bookmarkStart w:id="80" w:name="_Toc170148657"/>
+      <w:bookmarkStart w:id="78" w:name="_Toc170148342"/>
+      <w:bookmarkStart w:id="79" w:name="_Toc170148657"/>
       <w:r>
         <w:lastRenderedPageBreak/>
         <w:t xml:space="preserve">Gestión de </w:t>
@@ -10331,8 +10278,8 @@
       <w:r>
         <w:t>listados</w:t>
       </w:r>
+      <w:bookmarkEnd w:id="78"/>
       <w:bookmarkEnd w:id="79"/>
-      <w:bookmarkEnd w:id="80"/>
     </w:p>
     <w:tbl>
       <w:tblPr>
@@ -10873,13 +10820,13 @@
       <w:pPr>
         <w:pStyle w:val="Ttulo3"/>
       </w:pPr>
-      <w:bookmarkStart w:id="81" w:name="_Toc170148343"/>
-      <w:bookmarkStart w:id="82" w:name="_Toc170148658"/>
+      <w:bookmarkStart w:id="80" w:name="_Toc170148343"/>
+      <w:bookmarkStart w:id="81" w:name="_Toc170148658"/>
       <w:r>
         <w:t>Preservar los datos</w:t>
       </w:r>
+      <w:bookmarkEnd w:id="80"/>
       <w:bookmarkEnd w:id="81"/>
-      <w:bookmarkEnd w:id="82"/>
     </w:p>
     <w:tbl>
       <w:tblPr>
@@ -11802,18 +11749,18 @@
           <w:b w:val="0"/>
         </w:rPr>
       </w:pPr>
-      <w:bookmarkStart w:id="83" w:name="_Toc49341813"/>
-      <w:bookmarkStart w:id="84" w:name="_Toc170148344"/>
-      <w:bookmarkStart w:id="85" w:name="_Toc170148659"/>
+      <w:bookmarkStart w:id="82" w:name="_Toc49341813"/>
+      <w:bookmarkStart w:id="83" w:name="_Toc170148344"/>
+      <w:bookmarkStart w:id="84" w:name="_Toc170148659"/>
       <w:r>
         <w:rPr>
           <w:b w:val="0"/>
         </w:rPr>
         <w:t>Diagrama Conceptual</w:t>
       </w:r>
+      <w:bookmarkEnd w:id="82"/>
       <w:bookmarkEnd w:id="83"/>
       <w:bookmarkEnd w:id="84"/>
-      <w:bookmarkEnd w:id="85"/>
     </w:p>
     <w:p>
       <w:pPr>
@@ -11899,9 +11846,9 @@
           <w:b w:val="0"/>
         </w:rPr>
       </w:pPr>
-      <w:bookmarkStart w:id="86" w:name="_Toc49341814"/>
-      <w:bookmarkStart w:id="87" w:name="_Toc170148345"/>
-      <w:bookmarkStart w:id="88" w:name="_Toc170148660"/>
+      <w:bookmarkStart w:id="85" w:name="_Toc49341814"/>
+      <w:bookmarkStart w:id="86" w:name="_Toc170148345"/>
+      <w:bookmarkStart w:id="87" w:name="_Toc170148660"/>
       <w:r>
         <w:rPr>
           <w:b w:val="0"/>
@@ -11915,9 +11862,9 @@
         </w:rPr>
         <w:t xml:space="preserve"> (diccionario de datos)</w:t>
       </w:r>
+      <w:bookmarkEnd w:id="85"/>
       <w:bookmarkEnd w:id="86"/>
       <w:bookmarkEnd w:id="87"/>
-      <w:bookmarkEnd w:id="88"/>
     </w:p>
     <w:p>
       <w:pPr>
@@ -11990,7 +11937,7 @@
           <w:szCs w:val="26"/>
         </w:rPr>
       </w:pPr>
-      <w:bookmarkStart w:id="89" w:name="_Toc49341818"/>
+      <w:bookmarkStart w:id="88" w:name="_Toc49341818"/>
       <w:r>
         <w:rPr>
           <w:b/>
@@ -12006,10 +11953,10 @@
           <w:b w:val="0"/>
         </w:rPr>
       </w:pPr>
-      <w:bookmarkStart w:id="90" w:name="_Toc49341822"/>
-      <w:bookmarkStart w:id="91" w:name="_Toc170148346"/>
-      <w:bookmarkStart w:id="92" w:name="_Toc170148661"/>
-      <w:bookmarkEnd w:id="89"/>
+      <w:bookmarkStart w:id="89" w:name="_Toc49341822"/>
+      <w:bookmarkStart w:id="90" w:name="_Toc170148346"/>
+      <w:bookmarkStart w:id="91" w:name="_Toc170148661"/>
+      <w:bookmarkEnd w:id="88"/>
       <w:r>
         <w:rPr>
           <w:b w:val="0"/>
@@ -12017,21 +11964,21 @@
         <w:lastRenderedPageBreak/>
         <w:t>Diagrama de actividades</w:t>
       </w:r>
+      <w:bookmarkEnd w:id="89"/>
       <w:bookmarkEnd w:id="90"/>
       <w:bookmarkEnd w:id="91"/>
-      <w:bookmarkEnd w:id="92"/>
     </w:p>
     <w:p>
       <w:pPr>
         <w:pStyle w:val="Ttulo3"/>
       </w:pPr>
-      <w:bookmarkStart w:id="93" w:name="_Toc170148347"/>
-      <w:bookmarkStart w:id="94" w:name="_Toc170148662"/>
+      <w:bookmarkStart w:id="92" w:name="_Toc170148347"/>
+      <w:bookmarkStart w:id="93" w:name="_Toc170148662"/>
       <w:r>
         <w:t>Generales</w:t>
       </w:r>
+      <w:bookmarkEnd w:id="92"/>
       <w:bookmarkEnd w:id="93"/>
-      <w:bookmarkEnd w:id="94"/>
     </w:p>
     <w:p>
       <w:pPr>
@@ -12039,7 +11986,7 @@
       </w:pPr>
       <w:r>
         <w:pict w14:anchorId="119133E6">
-          <v:shape id="_x0000_i1027" type="#_x0000_t75" style="width:252.85pt;height:468.85pt">
+          <v:shape id="_x0000_i1027" type="#_x0000_t75" style="width:252.75pt;height:468.75pt">
             <v:imagedata r:id="rId22" o:title="DA_Login"/>
           </v:shape>
         </w:pict>
@@ -12115,16 +12062,16 @@
       <w:pPr>
         <w:pStyle w:val="Ttulo3"/>
       </w:pPr>
-      <w:bookmarkStart w:id="95" w:name="_Toc49341823"/>
-      <w:bookmarkStart w:id="96" w:name="_Toc170148348"/>
-      <w:bookmarkStart w:id="97" w:name="_Toc170148663"/>
+      <w:bookmarkStart w:id="94" w:name="_Toc49341823"/>
+      <w:bookmarkStart w:id="95" w:name="_Toc170148348"/>
+      <w:bookmarkStart w:id="96" w:name="_Toc170148663"/>
       <w:r>
         <w:lastRenderedPageBreak/>
         <w:t>Carga de datos</w:t>
       </w:r>
+      <w:bookmarkEnd w:id="94"/>
       <w:bookmarkEnd w:id="95"/>
       <w:bookmarkEnd w:id="96"/>
-      <w:bookmarkEnd w:id="97"/>
     </w:p>
     <w:p>
       <w:pPr>
@@ -12134,7 +12081,7 @@
     <w:p>
       <w:r>
         <w:pict w14:anchorId="3BC76BB7">
-          <v:shape id="_x0000_i1028" type="#_x0000_t75" style="width:2in;height:523.25pt">
+          <v:shape id="_x0000_i1028" type="#_x0000_t75" style="width:2in;height:523.5pt">
             <v:imagedata r:id="rId24" o:title="DA_VaciarBBDD"/>
           </v:shape>
         </w:pict>
@@ -12147,7 +12094,7 @@
       </w:r>
       <w:r>
         <w:pict w14:anchorId="6C7C2997">
-          <v:shape id="_x0000_i1029" type="#_x0000_t75" style="width:144.85pt;height:430.35pt">
+          <v:shape id="_x0000_i1029" type="#_x0000_t75" style="width:144.75pt;height:430.5pt">
             <v:imagedata r:id="rId25" o:title="DA_GestiónErrores"/>
           </v:shape>
         </w:pict>
@@ -12214,14 +12161,14 @@
       <w:pPr>
         <w:pStyle w:val="Ttulo3"/>
       </w:pPr>
-      <w:bookmarkStart w:id="98" w:name="_Toc170148349"/>
-      <w:bookmarkStart w:id="99" w:name="_Toc170148664"/>
+      <w:bookmarkStart w:id="97" w:name="_Toc170148349"/>
+      <w:bookmarkStart w:id="98" w:name="_Toc170148664"/>
       <w:r>
         <w:lastRenderedPageBreak/>
         <w:t>Gestión de alumnos</w:t>
       </w:r>
+      <w:bookmarkEnd w:id="97"/>
       <w:bookmarkEnd w:id="98"/>
-      <w:bookmarkEnd w:id="99"/>
     </w:p>
     <w:p>
       <w:pPr>
@@ -12363,8 +12310,8 @@
       <w:pPr>
         <w:pStyle w:val="Ttulo3"/>
       </w:pPr>
-      <w:bookmarkStart w:id="100" w:name="_Toc170148350"/>
-      <w:bookmarkStart w:id="101" w:name="_Toc170148665"/>
+      <w:bookmarkStart w:id="99" w:name="_Toc170148350"/>
+      <w:bookmarkStart w:id="100" w:name="_Toc170148665"/>
       <w:r>
         <w:lastRenderedPageBreak/>
         <w:t xml:space="preserve">Gestión de </w:t>
@@ -12372,8 +12319,8 @@
       <w:r>
         <w:t>préstamos</w:t>
       </w:r>
+      <w:bookmarkEnd w:id="99"/>
       <w:bookmarkEnd w:id="100"/>
-      <w:bookmarkEnd w:id="101"/>
     </w:p>
     <w:p>
       <w:r>
@@ -12449,14 +12396,14 @@
       <w:pPr>
         <w:pStyle w:val="Ttulo3"/>
       </w:pPr>
-      <w:bookmarkStart w:id="102" w:name="_Toc170148351"/>
-      <w:bookmarkStart w:id="103" w:name="_Toc170148666"/>
+      <w:bookmarkStart w:id="101" w:name="_Toc170148351"/>
+      <w:bookmarkStart w:id="102" w:name="_Toc170148666"/>
       <w:r>
         <w:lastRenderedPageBreak/>
         <w:t>Gestión de listados</w:t>
       </w:r>
+      <w:bookmarkEnd w:id="101"/>
       <w:bookmarkEnd w:id="102"/>
-      <w:bookmarkEnd w:id="103"/>
     </w:p>
     <w:p>
       <w:r>
@@ -12532,14 +12479,14 @@
       <w:pPr>
         <w:pStyle w:val="Ttulo3"/>
       </w:pPr>
-      <w:bookmarkStart w:id="104" w:name="_Toc170148352"/>
-      <w:bookmarkStart w:id="105" w:name="_Toc170148667"/>
+      <w:bookmarkStart w:id="103" w:name="_Toc170148352"/>
+      <w:bookmarkStart w:id="104" w:name="_Toc170148667"/>
       <w:r>
         <w:lastRenderedPageBreak/>
         <w:t>Preservar datos</w:t>
       </w:r>
+      <w:bookmarkEnd w:id="103"/>
       <w:bookmarkEnd w:id="104"/>
-      <w:bookmarkEnd w:id="105"/>
     </w:p>
     <w:p>
       <w:r>
@@ -12609,16 +12556,16 @@
       <w:pPr>
         <w:pStyle w:val="Ttulo2"/>
       </w:pPr>
-      <w:bookmarkStart w:id="106" w:name="_Toc49341826"/>
-      <w:bookmarkStart w:id="107" w:name="_Toc170148353"/>
-      <w:bookmarkStart w:id="108" w:name="_Toc170148668"/>
+      <w:bookmarkStart w:id="105" w:name="_Toc49341826"/>
+      <w:bookmarkStart w:id="106" w:name="_Toc170148353"/>
+      <w:bookmarkStart w:id="107" w:name="_Toc170148668"/>
       <w:r>
         <w:lastRenderedPageBreak/>
         <w:t>Esquema Entidad / Relación</w:t>
       </w:r>
+      <w:bookmarkEnd w:id="105"/>
       <w:bookmarkEnd w:id="106"/>
       <w:bookmarkEnd w:id="107"/>
-      <w:bookmarkEnd w:id="108"/>
     </w:p>
     <w:p>
       <w:pPr>
@@ -12720,16 +12667,16 @@
       <w:pPr>
         <w:pStyle w:val="Ttulo2"/>
       </w:pPr>
-      <w:bookmarkStart w:id="109" w:name="_Toc49341827"/>
-      <w:bookmarkStart w:id="110" w:name="_Toc170148354"/>
-      <w:bookmarkStart w:id="111" w:name="_Toc170148669"/>
+      <w:bookmarkStart w:id="108" w:name="_Toc49341827"/>
+      <w:bookmarkStart w:id="109" w:name="_Toc170148354"/>
+      <w:bookmarkStart w:id="110" w:name="_Toc170148669"/>
       <w:r>
         <w:lastRenderedPageBreak/>
         <w:t>Modelo relacional y normalización</w:t>
       </w:r>
+      <w:bookmarkEnd w:id="108"/>
       <w:bookmarkEnd w:id="109"/>
       <w:bookmarkEnd w:id="110"/>
-      <w:bookmarkEnd w:id="111"/>
     </w:p>
     <w:p>
       <w:r>
@@ -12755,7 +12702,7 @@
       <w:pPr>
         <w:ind w:left="567"/>
       </w:pPr>
-      <w:bookmarkStart w:id="112" w:name="_Toc49341828"/>
+      <w:bookmarkStart w:id="111" w:name="_Toc49341828"/>
       <w:r>
         <w:rPr>
           <w:b/>
@@ -12973,8 +12920,8 @@
           <w:szCs w:val="144"/>
         </w:rPr>
       </w:pPr>
-      <w:bookmarkStart w:id="113" w:name="_Toc170148355"/>
-      <w:bookmarkStart w:id="114" w:name="_Toc170148670"/>
+      <w:bookmarkStart w:id="112" w:name="_Toc170148355"/>
+      <w:bookmarkStart w:id="113" w:name="_Toc170148670"/>
       <w:r>
         <w:rPr>
           <w:sz w:val="144"/>
@@ -12983,9 +12930,9 @@
         <w:lastRenderedPageBreak/>
         <w:t>Diseño del Proyecto</w:t>
       </w:r>
+      <w:bookmarkEnd w:id="111"/>
       <w:bookmarkEnd w:id="112"/>
       <w:bookmarkEnd w:id="113"/>
-      <w:bookmarkEnd w:id="114"/>
     </w:p>
     <w:p>
       <w:pPr>
@@ -13006,9 +12953,9 @@
       <w:pPr>
         <w:pStyle w:val="Ttulo2"/>
       </w:pPr>
-      <w:bookmarkStart w:id="115" w:name="_Toc49341829"/>
-      <w:bookmarkStart w:id="116" w:name="_Toc170148356"/>
-      <w:bookmarkStart w:id="117" w:name="_Toc170148671"/>
+      <w:bookmarkStart w:id="114" w:name="_Toc49341829"/>
+      <w:bookmarkStart w:id="115" w:name="_Toc170148356"/>
+      <w:bookmarkStart w:id="116" w:name="_Toc170148671"/>
       <w:r>
         <w:lastRenderedPageBreak/>
         <w:t>Diseño físico de la B</w:t>
@@ -13016,9 +12963,9 @@
       <w:r>
         <w:t>ase de Datos</w:t>
       </w:r>
+      <w:bookmarkEnd w:id="114"/>
       <w:bookmarkEnd w:id="115"/>
       <w:bookmarkEnd w:id="116"/>
-      <w:bookmarkEnd w:id="117"/>
       <w:r>
         <w:t xml:space="preserve"> </w:t>
       </w:r>
@@ -18084,54 +18031,64 @@
       <w:pPr>
         <w:pStyle w:val="Ttulo2"/>
       </w:pPr>
-      <w:bookmarkStart w:id="118" w:name="_Toc49341831"/>
-      <w:bookmarkStart w:id="119" w:name="_Toc170148358"/>
-      <w:bookmarkStart w:id="120" w:name="_Toc170148673"/>
-      <w:r>
+      <w:bookmarkStart w:id="117" w:name="_Toc49341831"/>
+      <w:bookmarkStart w:id="118" w:name="_Toc170148358"/>
+      <w:bookmarkStart w:id="119" w:name="_Toc170148673"/>
+      <w:r>
+        <w:lastRenderedPageBreak/>
         <w:t>Estructura de almacenamiento</w:t>
       </w:r>
+      <w:bookmarkEnd w:id="117"/>
       <w:bookmarkEnd w:id="118"/>
       <w:bookmarkEnd w:id="119"/>
-      <w:bookmarkEnd w:id="120"/>
     </w:p>
     <w:p>
-      <w:pPr>
-        <w:rPr>
-          <w:color w:val="FF0000"/>
-        </w:rPr>
-      </w:pPr>
-      <w:r>
-        <w:rPr>
-          <w:color w:val="FF0000"/>
-        </w:rPr>
-        <w:t>Rellenar</w:t>
-      </w:r>
-    </w:p>
-    <w:p>
-      <w:pPr>
-        <w:pStyle w:val="Ttulo2"/>
-      </w:pPr>
-      <w:bookmarkStart w:id="121" w:name="_Toc49341838"/>
-      <w:bookmarkStart w:id="122" w:name="_Toc170148362"/>
-      <w:bookmarkStart w:id="123" w:name="_Toc170148677"/>
-      <w:r>
-        <w:t>Diseño de la estructura de clases y librerías (diagrama de clases)</w:t>
-      </w:r>
-      <w:bookmarkEnd w:id="121"/>
-      <w:bookmarkEnd w:id="122"/>
-      <w:bookmarkEnd w:id="123"/>
-    </w:p>
-    <w:p>
-      <w:pPr>
-        <w:rPr>
-          <w:color w:val="FF0000"/>
-        </w:rPr>
-      </w:pPr>
-      <w:r>
-        <w:rPr>
-          <w:color w:val="FF0000"/>
-        </w:rPr>
-        <w:t>Rellenar</w:t>
+      <w:r>
+        <w:rPr>
+          <w:noProof/>
+          <w:lang w:eastAsia="es-ES"/>
+        </w:rPr>
+        <w:drawing>
+          <wp:inline distT="0" distB="0" distL="0" distR="0" wp14:anchorId="7FFC1AD2" wp14:editId="2B8860DF">
+            <wp:extent cx="4153480" cy="5430008"/>
+            <wp:effectExtent l="0" t="0" r="0" b="0"/>
+            <wp:docPr id="9" name="Imagen 9"/>
+            <wp:cNvGraphicFramePr>
+              <a:graphicFrameLocks xmlns:a="http://schemas.openxmlformats.org/drawingml/2006/main" noChangeAspect="1"/>
+            </wp:cNvGraphicFramePr>
+            <a:graphic xmlns:a="http://schemas.openxmlformats.org/drawingml/2006/main">
+              <a:graphicData uri="http://schemas.openxmlformats.org/drawingml/2006/picture">
+                <pic:pic xmlns:pic="http://schemas.openxmlformats.org/drawingml/2006/picture">
+                  <pic:nvPicPr>
+                    <pic:cNvPr id="9" name="AE070F6.tmp"/>
+                    <pic:cNvPicPr/>
+                  </pic:nvPicPr>
+                  <pic:blipFill>
+                    <a:blip r:embed="rId33">
+                      <a:extLst>
+                        <a:ext uri="{28A0092B-C50C-407E-A947-70E740481C1C}">
+                          <a14:useLocalDpi xmlns:a14="http://schemas.microsoft.com/office/drawing/2010/main" val="0"/>
+                        </a:ext>
+                      </a:extLst>
+                    </a:blip>
+                    <a:stretch>
+                      <a:fillRect/>
+                    </a:stretch>
+                  </pic:blipFill>
+                  <pic:spPr>
+                    <a:xfrm>
+                      <a:off x="0" y="0"/>
+                      <a:ext cx="4153480" cy="5430008"/>
+                    </a:xfrm>
+                    <a:prstGeom prst="rect">
+                      <a:avLst/>
+                    </a:prstGeom>
+                  </pic:spPr>
+                </pic:pic>
+              </a:graphicData>
+            </a:graphic>
+          </wp:inline>
+        </w:drawing>
       </w:r>
     </w:p>
     <w:p/>
@@ -18139,29 +18096,93 @@
       <w:pPr>
         <w:pStyle w:val="Ttulo2"/>
       </w:pPr>
-      <w:bookmarkStart w:id="124" w:name="_Toc49341839"/>
-      <w:bookmarkStart w:id="125" w:name="_Toc170148363"/>
-      <w:bookmarkStart w:id="126" w:name="_Toc170148678"/>
+      <w:bookmarkStart w:id="120" w:name="_Toc49341838"/>
+      <w:bookmarkStart w:id="121" w:name="_Toc170148362"/>
+      <w:bookmarkStart w:id="122" w:name="_Toc170148677"/>
+      <w:r>
+        <w:lastRenderedPageBreak/>
+        <w:t>Diseño de la estructura de clases y librerías (diagrama de clases)</w:t>
+      </w:r>
+      <w:bookmarkEnd w:id="120"/>
+      <w:bookmarkEnd w:id="121"/>
+      <w:bookmarkEnd w:id="122"/>
+    </w:p>
+    <w:p>
+      <w:r>
+        <w:rPr>
+          <w:noProof/>
+          <w:lang w:eastAsia="es-ES"/>
+        </w:rPr>
+        <w:drawing>
+          <wp:inline distT="0" distB="0" distL="0" distR="0" wp14:anchorId="16E64DB3" wp14:editId="17ABB875">
+            <wp:extent cx="6371590" cy="4217670"/>
+            <wp:effectExtent l="0" t="0" r="0" b="0"/>
+            <wp:docPr id="16" name="Imagen 16"/>
+            <wp:cNvGraphicFramePr>
+              <a:graphicFrameLocks xmlns:a="http://schemas.openxmlformats.org/drawingml/2006/main" noChangeAspect="1"/>
+            </wp:cNvGraphicFramePr>
+            <a:graphic xmlns:a="http://schemas.openxmlformats.org/drawingml/2006/main">
+              <a:graphicData uri="http://schemas.openxmlformats.org/drawingml/2006/picture">
+                <pic:pic xmlns:pic="http://schemas.openxmlformats.org/drawingml/2006/picture">
+                  <pic:nvPicPr>
+                    <pic:cNvPr id="16" name="AE0994C.tmp"/>
+                    <pic:cNvPicPr/>
+                  </pic:nvPicPr>
+                  <pic:blipFill>
+                    <a:blip r:embed="rId34">
+                      <a:extLst>
+                        <a:ext uri="{28A0092B-C50C-407E-A947-70E740481C1C}">
+                          <a14:useLocalDpi xmlns:a14="http://schemas.microsoft.com/office/drawing/2010/main" val="0"/>
+                        </a:ext>
+                      </a:extLst>
+                    </a:blip>
+                    <a:stretch>
+                      <a:fillRect/>
+                    </a:stretch>
+                  </pic:blipFill>
+                  <pic:spPr>
+                    <a:xfrm>
+                      <a:off x="0" y="0"/>
+                      <a:ext cx="6371590" cy="4217670"/>
+                    </a:xfrm>
+                    <a:prstGeom prst="rect">
+                      <a:avLst/>
+                    </a:prstGeom>
+                  </pic:spPr>
+                </pic:pic>
+              </a:graphicData>
+            </a:graphic>
+          </wp:inline>
+        </w:drawing>
+      </w:r>
+    </w:p>
+    <w:p>
+      <w:pPr>
+        <w:pStyle w:val="Ttulo2"/>
+      </w:pPr>
+      <w:bookmarkStart w:id="123" w:name="_Toc49341839"/>
+      <w:bookmarkStart w:id="124" w:name="_Toc170148363"/>
+      <w:bookmarkStart w:id="125" w:name="_Toc170148678"/>
       <w:r>
         <w:t>Diseño de la interfaz gráfica</w:t>
       </w:r>
+      <w:bookmarkEnd w:id="123"/>
       <w:bookmarkEnd w:id="124"/>
       <w:bookmarkEnd w:id="125"/>
-      <w:bookmarkEnd w:id="126"/>
     </w:p>
     <w:p>
       <w:pPr>
         <w:pStyle w:val="Ttulo3"/>
       </w:pPr>
-      <w:bookmarkStart w:id="127" w:name="_Toc49341840"/>
-      <w:bookmarkStart w:id="128" w:name="_Toc170148364"/>
-      <w:bookmarkStart w:id="129" w:name="_Toc170148679"/>
+      <w:bookmarkStart w:id="126" w:name="_Toc49341840"/>
+      <w:bookmarkStart w:id="127" w:name="_Toc170148364"/>
+      <w:bookmarkStart w:id="128" w:name="_Toc170148679"/>
       <w:r>
         <w:t>Diseño de movimiento de ventanas</w:t>
       </w:r>
+      <w:bookmarkEnd w:id="126"/>
       <w:bookmarkEnd w:id="127"/>
       <w:bookmarkEnd w:id="128"/>
-      <w:bookmarkEnd w:id="129"/>
     </w:p>
     <w:p>
       <w:r>
@@ -18193,6 +18214,8 @@
         </w:rPr>
         <w:t>Rellenar con un gráfico de ventanas</w:t>
       </w:r>
+      <w:bookmarkStart w:id="129" w:name="_GoBack"/>
+      <w:bookmarkEnd w:id="129"/>
     </w:p>
     <w:p/>
     <w:p>
@@ -18203,7 +18226,6 @@
       <w:bookmarkStart w:id="131" w:name="_Toc170148365"/>
       <w:bookmarkStart w:id="132" w:name="_Toc170148680"/>
       <w:r>
-        <w:lastRenderedPageBreak/>
         <w:t>Diseño de las ventanas</w:t>
       </w:r>
       <w:bookmarkEnd w:id="130"/>
@@ -18328,7 +18350,7 @@
                           <w:szCs w:val="24"/>
                         </w:rPr>
                       </w:pPr>
-                      <w:bookmarkStart w:id="145" w:name="_Toc170148243"/>
+                      <w:bookmarkStart w:id="136" w:name="_Toc170148243"/>
                       <w:r>
                         <w:t xml:space="preserve">Ilustración </w:t>
                       </w:r>
@@ -18341,7 +18363,7 @@
                       <w:r>
                         <w:t xml:space="preserve"> - Ventana </w:t>
                       </w:r>
-                      <w:bookmarkEnd w:id="145"/>
+                      <w:bookmarkEnd w:id="136"/>
                       <w:r>
                         <w:t>ejemplo</w:t>
                       </w:r>
@@ -18393,7 +18415,7 @@
                     </pic:cNvPicPr>
                   </pic:nvPicPr>
                   <pic:blipFill>
-                    <a:blip r:embed="rId33" cstate="print">
+                    <a:blip r:embed="rId35" cstate="print">
                       <a:extLst>
                         <a:ext uri="{28A0092B-C50C-407E-A947-70E740481C1C}">
                           <a14:useLocalDpi xmlns:a14="http://schemas.microsoft.com/office/drawing/2010/main" val="0"/>
@@ -18476,9 +18498,9 @@
           <w:szCs w:val="144"/>
         </w:rPr>
       </w:pPr>
-      <w:bookmarkStart w:id="136" w:name="_Toc49341857"/>
-      <w:bookmarkStart w:id="137" w:name="_Toc170148367"/>
-      <w:bookmarkStart w:id="138" w:name="_Toc170148681"/>
+      <w:bookmarkStart w:id="137" w:name="_Toc49341857"/>
+      <w:bookmarkStart w:id="138" w:name="_Toc170148367"/>
+      <w:bookmarkStart w:id="139" w:name="_Toc170148681"/>
       <w:r>
         <w:rPr>
           <w:sz w:val="144"/>
@@ -18487,9 +18509,9 @@
         <w:lastRenderedPageBreak/>
         <w:t>Implementar el proyecto</w:t>
       </w:r>
-      <w:bookmarkEnd w:id="136"/>
       <w:bookmarkEnd w:id="137"/>
       <w:bookmarkEnd w:id="138"/>
+      <w:bookmarkEnd w:id="139"/>
     </w:p>
     <w:p>
       <w:pPr>
@@ -18510,12 +18532,12 @@
       <w:pPr>
         <w:pStyle w:val="Ttulo3"/>
       </w:pPr>
-      <w:bookmarkStart w:id="139" w:name="_Toc49341830"/>
-      <w:bookmarkStart w:id="140" w:name="_Toc170148357"/>
-      <w:bookmarkStart w:id="141" w:name="_Toc170148672"/>
-      <w:bookmarkStart w:id="142" w:name="_Toc49341858"/>
-      <w:bookmarkStart w:id="143" w:name="_Toc170148368"/>
-      <w:bookmarkStart w:id="144" w:name="_Toc170148682"/>
+      <w:bookmarkStart w:id="140" w:name="_Toc49341830"/>
+      <w:bookmarkStart w:id="141" w:name="_Toc170148357"/>
+      <w:bookmarkStart w:id="142" w:name="_Toc170148672"/>
+      <w:bookmarkStart w:id="143" w:name="_Toc49341858"/>
+      <w:bookmarkStart w:id="144" w:name="_Toc170148368"/>
+      <w:bookmarkStart w:id="145" w:name="_Toc170148682"/>
       <w:proofErr w:type="spellStart"/>
       <w:r>
         <w:lastRenderedPageBreak/>
@@ -18533,9 +18555,9 @@
       <w:r>
         <w:t>)</w:t>
       </w:r>
-      <w:bookmarkEnd w:id="139"/>
       <w:bookmarkEnd w:id="140"/>
       <w:bookmarkEnd w:id="141"/>
+      <w:bookmarkEnd w:id="142"/>
     </w:p>
     <w:p>
       <w:pPr>
@@ -22179,9 +22201,9 @@
         <w:lastRenderedPageBreak/>
         <w:t>Indicadores de calidad</w:t>
       </w:r>
-      <w:bookmarkEnd w:id="142"/>
       <w:bookmarkEnd w:id="143"/>
       <w:bookmarkEnd w:id="144"/>
+      <w:bookmarkEnd w:id="145"/>
     </w:p>
     <w:tbl>
       <w:tblPr>
@@ -26204,16 +26226,16 @@
       <w:pPr>
         <w:pStyle w:val="Ttulo2"/>
       </w:pPr>
-      <w:bookmarkStart w:id="145" w:name="_Toc49341859"/>
-      <w:bookmarkStart w:id="146" w:name="_Toc170148369"/>
-      <w:bookmarkStart w:id="147" w:name="_Toc170148683"/>
+      <w:bookmarkStart w:id="146" w:name="_Toc49341859"/>
+      <w:bookmarkStart w:id="147" w:name="_Toc170148369"/>
+      <w:bookmarkStart w:id="148" w:name="_Toc170148683"/>
       <w:r>
         <w:lastRenderedPageBreak/>
         <w:t>Elaboración de una batería de pruebas para detectar errores</w:t>
       </w:r>
-      <w:bookmarkEnd w:id="145"/>
       <w:bookmarkEnd w:id="146"/>
       <w:bookmarkEnd w:id="147"/>
+      <w:bookmarkEnd w:id="148"/>
     </w:p>
     <w:p>
       <w:r>
@@ -27052,20 +27074,20 @@
       </w:tr>
     </w:tbl>
     <w:p>
-      <w:bookmarkStart w:id="148" w:name="_Toc49341860"/>
+      <w:bookmarkStart w:id="149" w:name="_Toc49341860"/>
     </w:p>
     <w:p>
       <w:pPr>
         <w:pStyle w:val="Ttulo2"/>
       </w:pPr>
-      <w:bookmarkStart w:id="149" w:name="_Toc170148370"/>
-      <w:bookmarkStart w:id="150" w:name="_Toc170148684"/>
+      <w:bookmarkStart w:id="150" w:name="_Toc170148370"/>
+      <w:bookmarkStart w:id="151" w:name="_Toc170148684"/>
       <w:r>
         <w:t>Evaluación y solución de incidencias</w:t>
       </w:r>
-      <w:bookmarkEnd w:id="148"/>
       <w:bookmarkEnd w:id="149"/>
       <w:bookmarkEnd w:id="150"/>
+      <w:bookmarkEnd w:id="151"/>
     </w:p>
     <w:p>
       <w:pPr>
@@ -27085,18 +27107,18 @@
       <w:pPr>
         <w:pStyle w:val="Ttulo2"/>
       </w:pPr>
-      <w:bookmarkStart w:id="151" w:name="_Toc49341861"/>
-      <w:bookmarkStart w:id="152" w:name="_Toc170148371"/>
-      <w:bookmarkStart w:id="153" w:name="_Toc170148685"/>
+      <w:bookmarkStart w:id="152" w:name="_Toc49341861"/>
+      <w:bookmarkStart w:id="153" w:name="_Toc170148371"/>
+      <w:bookmarkStart w:id="154" w:name="_Toc170148685"/>
       <w:r>
         <w:t>Evaluación y seguimiento del</w:t>
       </w:r>
       <w:r>
         <w:t xml:space="preserve"> proyecto</w:t>
       </w:r>
-      <w:bookmarkEnd w:id="151"/>
       <w:bookmarkEnd w:id="152"/>
       <w:bookmarkEnd w:id="153"/>
+      <w:bookmarkEnd w:id="154"/>
     </w:p>
     <w:p>
       <w:pPr>
@@ -27156,7 +27178,7 @@
           <w:szCs w:val="144"/>
         </w:rPr>
       </w:pPr>
-      <w:bookmarkStart w:id="154" w:name="_Toc49341863"/>
+      <w:bookmarkStart w:id="155" w:name="_Toc49341863"/>
       <w:r>
         <w:rPr>
           <w:sz w:val="144"/>
@@ -27174,8 +27196,8 @@
           <w:szCs w:val="144"/>
         </w:rPr>
       </w:pPr>
-      <w:bookmarkStart w:id="155" w:name="_Toc170148373"/>
-      <w:bookmarkStart w:id="156" w:name="_Toc170148686"/>
+      <w:bookmarkStart w:id="156" w:name="_Toc170148373"/>
+      <w:bookmarkStart w:id="157" w:name="_Toc170148686"/>
       <w:r>
         <w:rPr>
           <w:sz w:val="144"/>
@@ -27184,9 +27206,9 @@
         <w:lastRenderedPageBreak/>
         <w:t>Implantación del Proyecto</w:t>
       </w:r>
-      <w:bookmarkEnd w:id="154"/>
       <w:bookmarkEnd w:id="155"/>
       <w:bookmarkEnd w:id="156"/>
+      <w:bookmarkEnd w:id="157"/>
     </w:p>
     <w:p>
       <w:pPr>
@@ -27207,16 +27229,16 @@
       <w:pPr>
         <w:pStyle w:val="Ttulo2"/>
       </w:pPr>
-      <w:bookmarkStart w:id="157" w:name="_Toc49341864"/>
-      <w:bookmarkStart w:id="158" w:name="_Toc170148374"/>
-      <w:bookmarkStart w:id="159" w:name="_Toc170148687"/>
+      <w:bookmarkStart w:id="158" w:name="_Toc49341864"/>
+      <w:bookmarkStart w:id="159" w:name="_Toc170148374"/>
+      <w:bookmarkStart w:id="160" w:name="_Toc170148687"/>
       <w:r>
         <w:lastRenderedPageBreak/>
         <w:t>Plan de implantación</w:t>
       </w:r>
-      <w:bookmarkEnd w:id="157"/>
       <w:bookmarkEnd w:id="158"/>
       <w:bookmarkEnd w:id="159"/>
+      <w:bookmarkEnd w:id="160"/>
     </w:p>
     <w:p>
       <w:pPr>
@@ -27515,31 +27537,31 @@
       <w:pPr>
         <w:pStyle w:val="Ttulo2"/>
       </w:pPr>
-      <w:bookmarkStart w:id="160" w:name="_Toc49341865"/>
-      <w:bookmarkStart w:id="161" w:name="_Toc170148375"/>
-      <w:bookmarkStart w:id="162" w:name="_Toc170148688"/>
+      <w:bookmarkStart w:id="161" w:name="_Toc49341865"/>
+      <w:bookmarkStart w:id="162" w:name="_Toc170148375"/>
+      <w:bookmarkStart w:id="163" w:name="_Toc170148688"/>
       <w:r>
         <w:t>Manual de instalación</w:t>
       </w:r>
-      <w:bookmarkEnd w:id="160"/>
       <w:bookmarkEnd w:id="161"/>
       <w:bookmarkEnd w:id="162"/>
+      <w:bookmarkEnd w:id="163"/>
     </w:p>
     <w:p>
       <w:pPr>
         <w:pStyle w:val="Ttulo3"/>
       </w:pPr>
-      <w:bookmarkStart w:id="163" w:name="_Toc37610656"/>
-      <w:bookmarkStart w:id="164" w:name="_Toc49341866"/>
-      <w:bookmarkStart w:id="165" w:name="_Toc170148376"/>
-      <w:bookmarkStart w:id="166" w:name="_Toc170148689"/>
+      <w:bookmarkStart w:id="164" w:name="_Toc37610656"/>
+      <w:bookmarkStart w:id="165" w:name="_Toc49341866"/>
+      <w:bookmarkStart w:id="166" w:name="_Toc170148376"/>
+      <w:bookmarkStart w:id="167" w:name="_Toc170148689"/>
       <w:r>
         <w:t>Instalación de la aplicación</w:t>
       </w:r>
-      <w:bookmarkEnd w:id="163"/>
       <w:bookmarkEnd w:id="164"/>
       <w:bookmarkEnd w:id="165"/>
       <w:bookmarkEnd w:id="166"/>
+      <w:bookmarkEnd w:id="167"/>
     </w:p>
     <w:p>
       <w:pPr>
@@ -27559,15 +27581,15 @@
       <w:pPr>
         <w:pStyle w:val="Ttulo2"/>
       </w:pPr>
-      <w:bookmarkStart w:id="167" w:name="_Toc49341876"/>
-      <w:bookmarkStart w:id="168" w:name="_Toc170148377"/>
-      <w:bookmarkStart w:id="169" w:name="_Toc170148690"/>
+      <w:bookmarkStart w:id="168" w:name="_Toc49341876"/>
+      <w:bookmarkStart w:id="169" w:name="_Toc170148377"/>
+      <w:bookmarkStart w:id="170" w:name="_Toc170148690"/>
       <w:r>
         <w:t>Mejoras posibles</w:t>
       </w:r>
-      <w:bookmarkEnd w:id="167"/>
       <w:bookmarkEnd w:id="168"/>
       <w:bookmarkEnd w:id="169"/>
+      <w:bookmarkEnd w:id="170"/>
     </w:p>
     <w:p>
       <w:pPr>
@@ -27581,8 +27603,8 @@
         </w:rPr>
         <w:t>Rellenar</w:t>
       </w:r>
-      <w:bookmarkStart w:id="170" w:name="_Toc49341877"/>
-      <w:bookmarkStart w:id="171" w:name="_Toc170148378"/>
+      <w:bookmarkStart w:id="171" w:name="_Toc49341877"/>
+      <w:bookmarkStart w:id="172" w:name="_Toc170148378"/>
     </w:p>
     <w:p>
       <w:pPr>
@@ -27595,13 +27617,13 @@
       <w:pPr>
         <w:pStyle w:val="Ttulo2"/>
       </w:pPr>
-      <w:bookmarkStart w:id="172" w:name="_Toc170148691"/>
+      <w:bookmarkStart w:id="173" w:name="_Toc170148691"/>
       <w:r>
         <w:t>Manual de usuario</w:t>
       </w:r>
-      <w:bookmarkEnd w:id="170"/>
       <w:bookmarkEnd w:id="171"/>
       <w:bookmarkEnd w:id="172"/>
+      <w:bookmarkEnd w:id="173"/>
     </w:p>
     <w:p>
       <w:pPr>
@@ -27626,8 +27648,8 @@
           <w:lang w:bidi="es-ES"/>
         </w:rPr>
       </w:pPr>
-      <w:bookmarkStart w:id="173" w:name="_Toc49341895"/>
-      <w:bookmarkStart w:id="174" w:name="_Toc170148379"/>
+      <w:bookmarkStart w:id="174" w:name="_Toc49341895"/>
+      <w:bookmarkStart w:id="175" w:name="_Toc170148379"/>
       <w:r>
         <w:rPr>
           <w:lang w:bidi="es-ES"/>
@@ -27645,7 +27667,7 @@
           <w:lang w:bidi="es-ES"/>
         </w:rPr>
       </w:pPr>
-      <w:bookmarkStart w:id="175" w:name="_Toc170148692"/>
+      <w:bookmarkStart w:id="176" w:name="_Toc170148692"/>
       <w:r>
         <w:rPr>
           <w:sz w:val="144"/>
@@ -27655,9 +27677,9 @@
         <w:lastRenderedPageBreak/>
         <w:t>Anexos</w:t>
       </w:r>
-      <w:bookmarkEnd w:id="173"/>
       <w:bookmarkEnd w:id="174"/>
       <w:bookmarkEnd w:id="175"/>
+      <w:bookmarkEnd w:id="176"/>
     </w:p>
     <w:sdt>
       <w:sdtPr>
@@ -27703,9 +27725,9 @@
               <w:b w:val="0"/>
             </w:rPr>
           </w:pPr>
-          <w:bookmarkStart w:id="176" w:name="_Toc49341896"/>
-          <w:bookmarkStart w:id="177" w:name="_Toc170148380"/>
-          <w:bookmarkStart w:id="178" w:name="_Toc170148693"/>
+          <w:bookmarkStart w:id="177" w:name="_Toc49341896"/>
+          <w:bookmarkStart w:id="178" w:name="_Toc170148380"/>
+          <w:bookmarkStart w:id="179" w:name="_Toc170148693"/>
           <w:r>
             <w:rPr>
               <w:b w:val="0"/>
@@ -27719,9 +27741,9 @@
             </w:rPr>
             <w:t>contrato usado</w:t>
           </w:r>
-          <w:bookmarkEnd w:id="176"/>
           <w:bookmarkEnd w:id="177"/>
           <w:bookmarkEnd w:id="178"/>
+          <w:bookmarkEnd w:id="179"/>
         </w:p>
         <w:p>
           <w:pPr>
@@ -27754,7 +27776,7 @@
                         </pic:cNvPicPr>
                       </pic:nvPicPr>
                       <pic:blipFill>
-                        <a:blip r:embed="rId34" cstate="print">
+                        <a:blip r:embed="rId36" cstate="print">
                           <a:extLst>
                             <a:ext uri="{28A0092B-C50C-407E-A947-70E740481C1C}">
                               <a14:useLocalDpi xmlns:a14="http://schemas.microsoft.com/office/drawing/2010/main" val="0"/>
@@ -27793,8 +27815,8 @@
               <w:b w:val="0"/>
             </w:rPr>
           </w:pPr>
-          <w:bookmarkStart w:id="179" w:name="_Toc170148381"/>
-          <w:bookmarkStart w:id="180" w:name="_Toc170148694"/>
+          <w:bookmarkStart w:id="180" w:name="_Toc170148381"/>
+          <w:bookmarkStart w:id="181" w:name="_Toc170148694"/>
           <w:r>
             <w:rPr>
               <w:b w:val="0"/>
@@ -27816,8 +27838,8 @@
             </w:rPr>
             <w:t xml:space="preserve"> (alumnos)</w:t>
           </w:r>
-          <w:bookmarkEnd w:id="179"/>
           <w:bookmarkEnd w:id="180"/>
+          <w:bookmarkEnd w:id="181"/>
         </w:p>
         <w:p>
           <w:pPr>
@@ -27847,7 +27869,7 @@
                         </pic:cNvPicPr>
                       </pic:nvPicPr>
                       <pic:blipFill>
-                        <a:blip r:embed="rId35" cstate="print">
+                        <a:blip r:embed="rId37" cstate="print">
                           <a:extLst>
                             <a:ext uri="{28A0092B-C50C-407E-A947-70E740481C1C}">
                               <a14:useLocalDpi xmlns:a14="http://schemas.microsoft.com/office/drawing/2010/main" val="0"/>
@@ -28054,9 +28076,9 @@
           <w:b w:val="0"/>
         </w:rPr>
       </w:pPr>
-      <w:bookmarkStart w:id="181" w:name="_Toc49341898"/>
-      <w:bookmarkStart w:id="182" w:name="_Toc170148382"/>
-      <w:bookmarkStart w:id="183" w:name="_Toc170148695"/>
+      <w:bookmarkStart w:id="182" w:name="_Toc49341898"/>
+      <w:bookmarkStart w:id="183" w:name="_Toc170148382"/>
+      <w:bookmarkStart w:id="184" w:name="_Toc170148695"/>
       <w:r>
         <w:rPr>
           <w:b w:val="0"/>
@@ -28064,9 +28086,9 @@
         <w:lastRenderedPageBreak/>
         <w:t>Ejemplo de formulario de satisfacción</w:t>
       </w:r>
-      <w:bookmarkEnd w:id="181"/>
       <w:bookmarkEnd w:id="182"/>
       <w:bookmarkEnd w:id="183"/>
+      <w:bookmarkEnd w:id="184"/>
     </w:p>
     <w:p>
       <w:r>
@@ -30828,8 +30850,8 @@
           <w:b w:val="0"/>
         </w:rPr>
       </w:pPr>
-      <w:bookmarkStart w:id="184" w:name="_Toc170148383"/>
-      <w:bookmarkStart w:id="185" w:name="_Toc170148696"/>
+      <w:bookmarkStart w:id="185" w:name="_Toc170148383"/>
+      <w:bookmarkStart w:id="186" w:name="_Toc170148696"/>
       <w:r>
         <w:rPr>
           <w:b w:val="0"/>
@@ -30837,8 +30859,8 @@
         <w:lastRenderedPageBreak/>
         <w:t>Datos de prueba</w:t>
       </w:r>
-      <w:bookmarkEnd w:id="184"/>
       <w:bookmarkEnd w:id="185"/>
+      <w:bookmarkEnd w:id="186"/>
     </w:p>
     <w:p>
       <w:pPr>
@@ -35690,8 +35712,8 @@
     <w:p/>
     <w:p/>
     <w:sectPr>
-      <w:headerReference w:type="default" r:id="rId36"/>
-      <w:footerReference w:type="default" r:id="rId37"/>
+      <w:headerReference w:type="default" r:id="rId38"/>
+      <w:footerReference w:type="default" r:id="rId39"/>
       <w:pgSz w:w="11906" w:h="16838" w:code="9"/>
       <w:pgMar w:top="1291" w:right="936" w:bottom="720" w:left="936" w:header="0" w:footer="289" w:gutter="0"/>
       <w:pgNumType w:start="1"/>
@@ -35766,7 +35788,7 @@
         <w:noProof/>
         <w:color w:val="024F75" w:themeColor="accent1"/>
       </w:rPr>
-      <w:t>20</w:t>
+      <w:t>39</w:t>
     </w:r>
     <w:r>
       <w:rPr>
@@ -35888,7 +35910,7 @@
             </wp:anchor>
           </w:drawing>
         </mc:Choice>
-        <mc:Fallback xmlns:cx1="http://schemas.microsoft.com/office/drawing/2015/9/8/chartex" xmlns:cx2="http://schemas.microsoft.com/office/drawing/2015/10/21/chartex" xmlns:cx3="http://schemas.microsoft.com/office/drawing/2016/5/9/chartex" xmlns:cx4="http://schemas.microsoft.com/office/drawing/2016/5/10/chartex" xmlns:cx5="http://schemas.microsoft.com/office/drawing/2016/5/11/chartex" xmlns:cx6="http://schemas.microsoft.com/office/drawing/2016/5/12/chartex" xmlns:cx7="http://schemas.microsoft.com/office/drawing/2016/5/13/chartex" xmlns:cx8="http://schemas.microsoft.com/office/drawing/2016/5/14/chartex" xmlns:aink="http://schemas.microsoft.com/office/drawing/2016/ink" xmlns:am3d="http://schemas.microsoft.com/office/drawing/2017/model3d" xmlns:oel="http://schemas.microsoft.com/office/2019/extlst" xmlns:w16cex="http://schemas.microsoft.com/office/word/2018/wordml/cex" xmlns:w16cid="http://schemas.microsoft.com/office/word/2016/wordml/cid" xmlns:w16="http://schemas.microsoft.com/office/word/2018/wordml" xmlns:w16sdtdh="http://schemas.microsoft.com/office/word/2020/wordml/sdtdatahash">
+        <mc:Fallback xmlns:w16sdtdh="http://schemas.microsoft.com/office/word/2020/wordml/sdtdatahash" xmlns:w16="http://schemas.microsoft.com/office/word/2018/wordml" xmlns:w16cid="http://schemas.microsoft.com/office/word/2016/wordml/cid" xmlns:w16cex="http://schemas.microsoft.com/office/word/2018/wordml/cex" xmlns:oel="http://schemas.microsoft.com/office/2019/extlst" xmlns:am3d="http://schemas.microsoft.com/office/drawing/2017/model3d" xmlns:aink="http://schemas.microsoft.com/office/drawing/2016/ink" xmlns:cx8="http://schemas.microsoft.com/office/drawing/2016/5/14/chartex" xmlns:cx7="http://schemas.microsoft.com/office/drawing/2016/5/13/chartex" xmlns:cx6="http://schemas.microsoft.com/office/drawing/2016/5/12/chartex" xmlns:cx5="http://schemas.microsoft.com/office/drawing/2016/5/11/chartex" xmlns:cx4="http://schemas.microsoft.com/office/drawing/2016/5/10/chartex" xmlns:cx3="http://schemas.microsoft.com/office/drawing/2016/5/9/chartex" xmlns:cx2="http://schemas.microsoft.com/office/drawing/2015/10/21/chartex" xmlns:cx1="http://schemas.microsoft.com/office/drawing/2015/9/8/chartex">
           <w:pict>
             <v:line w14:anchorId="497A84A7" id="Conector recto 88" o:spid="_x0000_s1026" style="position:absolute;z-index:251659264;visibility:visible;mso-wrap-style:square;mso-height-percent:0;mso-wrap-distance-left:9pt;mso-wrap-distance-top:0;mso-wrap-distance-right:9pt;mso-wrap-distance-bottom:0;mso-position-horizontal:absolute;mso-position-horizontal-relative:text;mso-position-vertical:absolute;mso-position-vertical-relative:text;mso-height-percent:0;mso-height-relative:margin" from="2.1pt,19.7pt" to="504.75pt,19.7pt" o:gfxdata="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" strokecolor="#34aba2 [3209]" strokeweight="2.25pt"/>
           </w:pict>
@@ -39323,6 +39345,7 @@
     <w:rsid w:val="000B1F37"/>
     <w:rsid w:val="000B76EC"/>
     <w:rsid w:val="000C2B5E"/>
+    <w:rsid w:val="001000D2"/>
     <w:rsid w:val="00112C1E"/>
     <w:rsid w:val="001370FA"/>
     <w:rsid w:val="001C78F4"/>
@@ -40216,7 +40239,7 @@
 </file>
 
 <file path=customXml/itemProps2.xml><?xml version="1.0" encoding="utf-8"?>
-<ds:datastoreItem xmlns:ds="http://schemas.openxmlformats.org/officeDocument/2006/customXml" ds:itemID="{9160CEC2-F72C-43C4-9A61-B088276214C4}">
+<ds:datastoreItem xmlns:ds="http://schemas.openxmlformats.org/officeDocument/2006/customXml" ds:itemID="{8B3B671B-6DE2-42FC-AD79-B4BB4D8FDB89}">
   <ds:schemaRefs>
     <ds:schemaRef ds:uri="http://schemas.openxmlformats.org/officeDocument/2006/bibliography"/>
   </ds:schemaRefs>

--- a/Documentacion/UT_7_2024_2025.docx
+++ b/Documentacion/UT_7_2024_2025.docx
@@ -178,6 +178,7 @@
               </w:placeholder>
               <w15:appearance w15:val="hidden"/>
             </w:sdtPr>
+            <w:sdtEndPr/>
             <w:sdtContent>
               <w:p>
                 <w:pPr>
@@ -306,7 +307,7 @@
                     </wp:inline>
                   </w:drawing>
                 </mc:Choice>
-                <mc:Fallback xmlns:w16sdtdh="http://schemas.microsoft.com/office/word/2020/wordml/sdtdatahash" xmlns:w16="http://schemas.microsoft.com/office/word/2018/wordml" xmlns:w16cid="http://schemas.microsoft.com/office/word/2016/wordml/cid" xmlns:w16cex="http://schemas.microsoft.com/office/word/2018/wordml/cex" xmlns:oel="http://schemas.microsoft.com/office/2019/extlst" xmlns:am3d="http://schemas.microsoft.com/office/drawing/2017/model3d" xmlns:aink="http://schemas.microsoft.com/office/drawing/2016/ink" xmlns:cx8="http://schemas.microsoft.com/office/drawing/2016/5/14/chartex" xmlns:cx7="http://schemas.microsoft.com/office/drawing/2016/5/13/chartex" xmlns:cx6="http://schemas.microsoft.com/office/drawing/2016/5/12/chartex" xmlns:cx5="http://schemas.microsoft.com/office/drawing/2016/5/11/chartex" xmlns:cx4="http://schemas.microsoft.com/office/drawing/2016/5/10/chartex" xmlns:cx3="http://schemas.microsoft.com/office/drawing/2016/5/9/chartex" xmlns:cx2="http://schemas.microsoft.com/office/drawing/2015/10/21/chartex" xmlns:cx1="http://schemas.microsoft.com/office/drawing/2015/9/8/chartex">
+                <mc:Fallback xmlns:cx1="http://schemas.microsoft.com/office/drawing/2015/9/8/chartex" xmlns:cx2="http://schemas.microsoft.com/office/drawing/2015/10/21/chartex" xmlns:cx3="http://schemas.microsoft.com/office/drawing/2016/5/9/chartex" xmlns:cx4="http://schemas.microsoft.com/office/drawing/2016/5/10/chartex" xmlns:cx5="http://schemas.microsoft.com/office/drawing/2016/5/11/chartex" xmlns:cx6="http://schemas.microsoft.com/office/drawing/2016/5/12/chartex" xmlns:cx7="http://schemas.microsoft.com/office/drawing/2016/5/13/chartex" xmlns:cx8="http://schemas.microsoft.com/office/drawing/2016/5/14/chartex" xmlns:aink="http://schemas.microsoft.com/office/drawing/2016/ink" xmlns:am3d="http://schemas.microsoft.com/office/drawing/2017/model3d" xmlns:oel="http://schemas.microsoft.com/office/2019/extlst" xmlns:w16cex="http://schemas.microsoft.com/office/word/2018/wordml/cex" xmlns:w16cid="http://schemas.microsoft.com/office/word/2016/wordml/cid" xmlns:w16="http://schemas.microsoft.com/office/word/2018/wordml" xmlns:w16sdtdh="http://schemas.microsoft.com/office/word/2020/wordml/sdtdatahash">
                   <w:pict>
                     <v:line w14:anchorId="159F9B0C" id="Conector recto 6" o:spid="_x0000_s1026" alt="divisor de texto" style="visibility:visible;mso-wrap-style:square;mso-left-percent:-10001;mso-top-percent:-10001;mso-position-horizontal:absolute;mso-position-horizontal-relative:char;mso-position-vertical:absolute;mso-position-vertical-relative:line;mso-left-percent:-10001;mso-top-percent:-10001" from="0,0" to="117.65pt,0" o:gfxdata="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" strokecolor="#082a75 [3215]" strokeweight="3pt">
                       <w10:anchorlock/>
@@ -393,6 +394,7 @@
                 <w15:appearance w15:val="hidden"/>
                 <w:text w:multiLine="1"/>
               </w:sdtPr>
+              <w:sdtEndPr/>
               <w:sdtContent>
                 <w:r>
                   <w:rPr>
@@ -547,7 +549,7 @@
               </wp:anchor>
             </w:drawing>
           </mc:Choice>
-          <mc:Fallback xmlns:w16sdtdh="http://schemas.microsoft.com/office/word/2020/wordml/sdtdatahash" xmlns:w16="http://schemas.microsoft.com/office/word/2018/wordml" xmlns:w16cid="http://schemas.microsoft.com/office/word/2016/wordml/cid" xmlns:w16cex="http://schemas.microsoft.com/office/word/2018/wordml/cex" xmlns:oel="http://schemas.microsoft.com/office/2019/extlst" xmlns:am3d="http://schemas.microsoft.com/office/drawing/2017/model3d" xmlns:aink="http://schemas.microsoft.com/office/drawing/2016/ink" xmlns:cx8="http://schemas.microsoft.com/office/drawing/2016/5/14/chartex" xmlns:cx7="http://schemas.microsoft.com/office/drawing/2016/5/13/chartex" xmlns:cx6="http://schemas.microsoft.com/office/drawing/2016/5/12/chartex" xmlns:cx5="http://schemas.microsoft.com/office/drawing/2016/5/11/chartex" xmlns:cx4="http://schemas.microsoft.com/office/drawing/2016/5/10/chartex" xmlns:cx3="http://schemas.microsoft.com/office/drawing/2016/5/9/chartex" xmlns:cx2="http://schemas.microsoft.com/office/drawing/2015/10/21/chartex" xmlns:cx1="http://schemas.microsoft.com/office/drawing/2015/9/8/chartex">
+          <mc:Fallback xmlns:cx1="http://schemas.microsoft.com/office/drawing/2015/9/8/chartex" xmlns:cx2="http://schemas.microsoft.com/office/drawing/2015/10/21/chartex" xmlns:cx3="http://schemas.microsoft.com/office/drawing/2016/5/9/chartex" xmlns:cx4="http://schemas.microsoft.com/office/drawing/2016/5/10/chartex" xmlns:cx5="http://schemas.microsoft.com/office/drawing/2016/5/11/chartex" xmlns:cx6="http://schemas.microsoft.com/office/drawing/2016/5/12/chartex" xmlns:cx7="http://schemas.microsoft.com/office/drawing/2016/5/13/chartex" xmlns:cx8="http://schemas.microsoft.com/office/drawing/2016/5/14/chartex" xmlns:aink="http://schemas.microsoft.com/office/drawing/2016/ink" xmlns:am3d="http://schemas.microsoft.com/office/drawing/2017/model3d" xmlns:oel="http://schemas.microsoft.com/office/2019/extlst" xmlns:w16cex="http://schemas.microsoft.com/office/word/2018/wordml/cex" xmlns:w16cid="http://schemas.microsoft.com/office/word/2016/wordml/cid" xmlns:w16="http://schemas.microsoft.com/office/word/2018/wordml" xmlns:w16sdtdh="http://schemas.microsoft.com/office/word/2020/wordml/sdtdatahash">
             <w:pict>
               <v:rect w14:anchorId="569A6C51" id="Rectángulo 3" o:spid="_x0000_s1026" alt="rectángulo blanco para texto en portada" style="position:absolute;margin-left:-16.05pt;margin-top:78pt;width:310.15pt;height:447pt;z-index:-251654144;visibility:visible;mso-wrap-style:square;mso-width-percent:0;mso-height-percent:0;mso-wrap-distance-left:9pt;mso-wrap-distance-top:0;mso-wrap-distance-right:9pt;mso-wrap-distance-bottom:0;mso-position-horizontal:absolute;mso-position-horizontal-relative:text;mso-position-vertical:absolute;mso-position-vertical-relative:page;mso-width-percent:0;mso-height-percent:0;mso-width-relative:margin;mso-height-relative:margin;v-text-anchor:middle" o:gfxdata="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" fillcolor="white [3212]" stroked="f" strokeweight="2pt">
                 <w10:wrap anchory="page"/>
@@ -627,7 +629,7 @@
               </wp:anchor>
             </w:drawing>
           </mc:Choice>
-          <mc:Fallback xmlns:w16sdtdh="http://schemas.microsoft.com/office/word/2020/wordml/sdtdatahash" xmlns:w16="http://schemas.microsoft.com/office/word/2018/wordml" xmlns:w16cid="http://schemas.microsoft.com/office/word/2016/wordml/cid" xmlns:w16cex="http://schemas.microsoft.com/office/word/2018/wordml/cex" xmlns:oel="http://schemas.microsoft.com/office/2019/extlst" xmlns:am3d="http://schemas.microsoft.com/office/drawing/2017/model3d" xmlns:aink="http://schemas.microsoft.com/office/drawing/2016/ink" xmlns:cx8="http://schemas.microsoft.com/office/drawing/2016/5/14/chartex" xmlns:cx7="http://schemas.microsoft.com/office/drawing/2016/5/13/chartex" xmlns:cx6="http://schemas.microsoft.com/office/drawing/2016/5/12/chartex" xmlns:cx5="http://schemas.microsoft.com/office/drawing/2016/5/11/chartex" xmlns:cx4="http://schemas.microsoft.com/office/drawing/2016/5/10/chartex" xmlns:cx3="http://schemas.microsoft.com/office/drawing/2016/5/9/chartex" xmlns:cx2="http://schemas.microsoft.com/office/drawing/2015/10/21/chartex" xmlns:cx1="http://schemas.microsoft.com/office/drawing/2015/9/8/chartex">
+          <mc:Fallback xmlns:cx1="http://schemas.microsoft.com/office/drawing/2015/9/8/chartex" xmlns:cx2="http://schemas.microsoft.com/office/drawing/2015/10/21/chartex" xmlns:cx3="http://schemas.microsoft.com/office/drawing/2016/5/9/chartex" xmlns:cx4="http://schemas.microsoft.com/office/drawing/2016/5/10/chartex" xmlns:cx5="http://schemas.microsoft.com/office/drawing/2016/5/11/chartex" xmlns:cx6="http://schemas.microsoft.com/office/drawing/2016/5/12/chartex" xmlns:cx7="http://schemas.microsoft.com/office/drawing/2016/5/13/chartex" xmlns:cx8="http://schemas.microsoft.com/office/drawing/2016/5/14/chartex" xmlns:aink="http://schemas.microsoft.com/office/drawing/2016/ink" xmlns:am3d="http://schemas.microsoft.com/office/drawing/2017/model3d" xmlns:oel="http://schemas.microsoft.com/office/2019/extlst" xmlns:w16cex="http://schemas.microsoft.com/office/word/2018/wordml/cex" xmlns:w16cid="http://schemas.microsoft.com/office/word/2016/wordml/cid" xmlns:w16="http://schemas.microsoft.com/office/word/2018/wordml" xmlns:w16sdtdh="http://schemas.microsoft.com/office/word/2020/wordml/sdtdatahash">
             <w:pict>
               <v:rect w14:anchorId="2FF08AF8" id="Rectángulo 2" o:spid="_x0000_s1026" alt="rectángulo de color" style="position:absolute;margin-left:-58.8pt;margin-top:1.5pt;width:611.1pt;height:840pt;z-index:-251659265;visibility:visible;mso-wrap-style:square;mso-height-percent:0;mso-wrap-distance-left:9pt;mso-wrap-distance-top:0;mso-wrap-distance-right:9pt;mso-wrap-distance-bottom:0;mso-position-horizontal:absolute;mso-position-horizontal-relative:text;mso-position-vertical:absolute;mso-position-vertical-relative:page;mso-height-percent:0;mso-height-relative:margin;v-text-anchor:middle" o:gfxdata="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" fillcolor="#34aba2 [3206]" stroked="f" strokeweight="2pt">
                 <w10:wrap anchory="page"/>
@@ -732,6 +734,7 @@
           <w:docPartUnique/>
         </w:docPartObj>
       </w:sdtPr>
+      <w:sdtEndPr/>
       <w:sdtContent>
         <w:p>
           <w:pPr>
@@ -5826,9 +5829,9 @@
       </w:r>
     </w:p>
     <w:p/>
-    <w:bookmarkStart w:id="6" w:name="_Toc170148631" w:displacedByCustomXml="next"/>
+    <w:bookmarkStart w:id="6" w:name="_Toc170148316" w:displacedByCustomXml="next"/>
     <w:bookmarkStart w:id="7" w:name="_Toc49341785" w:displacedByCustomXml="next"/>
-    <w:bookmarkStart w:id="8" w:name="_Toc170148316" w:displacedByCustomXml="next"/>
+    <w:bookmarkStart w:id="8" w:name="_Toc170148631" w:displacedByCustomXml="next"/>
     <w:sdt>
       <w:sdtPr>
         <w:rPr>
@@ -6168,6 +6171,7 @@
         </w:placeholder>
         <w15:appearance w15:val="hidden"/>
       </w:sdtPr>
+      <w:sdtEndPr/>
       <w:sdtContent>
         <w:p>
           <w:pPr>
@@ -6620,6 +6624,7 @@
         </w:placeholder>
         <w15:appearance w15:val="hidden"/>
       </w:sdtPr>
+      <w:sdtEndPr/>
       <w:sdtContent>
         <w:p/>
         <w:p>
@@ -6719,14 +6724,12 @@
                 <w:r>
                   <w:t xml:space="preserve">  (</w:t>
                 </w:r>
-                <w:proofErr w:type="spellStart"/>
                 <w:r>
                   <w:t>P</w:t>
                 </w:r>
                 <w:r>
                   <w:t>yCharm</w:t>
                 </w:r>
-                <w:proofErr w:type="spellEnd"/>
                 <w:r>
                   <w:t>)</w:t>
                 </w:r>
@@ -6813,29 +6816,14 @@
                 <w:tcW w:w="7477" w:type="dxa"/>
               </w:tcPr>
               <w:p>
-                <w:proofErr w:type="spellStart"/>
                 <w:r>
-                  <w:t>Bootstrap</w:t>
+                  <w:t xml:space="preserve">Bootstrap </w:t>
                 </w:r>
-                <w:proofErr w:type="spellEnd"/>
-                <w:r>
-                  <w:t xml:space="preserve"> </w:t>
-                </w:r>
-                <w:proofErr w:type="gramStart"/>
                 <w:r>
                   <w:t xml:space="preserve">5.3 </w:t>
                 </w:r>
                 <w:r>
-                  <w:t xml:space="preserve"> </w:t>
-                </w:r>
-                <w:proofErr w:type="spellStart"/>
-                <w:r>
-                  <w:t>jQuery</w:t>
-                </w:r>
-                <w:proofErr w:type="spellEnd"/>
-                <w:proofErr w:type="gramEnd"/>
-                <w:r>
-                  <w:t xml:space="preserve"> 3.</w:t>
+                  <w:t xml:space="preserve"> jQuery 3.</w:t>
                 </w:r>
                 <w:r>
                   <w:t>7</w:t>
@@ -6871,16 +6859,11 @@
                 <w:r>
                   <w:t xml:space="preserve"> con </w:t>
                 </w:r>
-                <w:proofErr w:type="spellStart"/>
                 <w:r>
                   <w:t>My</w:t>
                 </w:r>
                 <w:r>
-                  <w:t>SQL</w:t>
-                </w:r>
-                <w:proofErr w:type="spellEnd"/>
-                <w:r>
-                  <w:t xml:space="preserve"> </w:t>
+                  <w:t xml:space="preserve">SQL </w:t>
                 </w:r>
                 <w:r>
                   <w:t>8.0</w:t>
@@ -6900,13 +6883,8 @@
                 <w:tcW w:w="7477" w:type="dxa"/>
               </w:tcPr>
               <w:p>
-                <w:proofErr w:type="spellStart"/>
                 <w:r>
-                  <w:t>mysql-connector-python</w:t>
-                </w:r>
-                <w:proofErr w:type="spellEnd"/>
-                <w:r>
-                  <w:t xml:space="preserve"> 9.6.0</w:t>
+                  <w:t>mysql-connector-python 9.6.0</w:t>
                 </w:r>
               </w:p>
             </w:tc>
@@ -7257,11 +7235,9 @@
           <w:r>
             <w:t xml:space="preserve"> la compra del software de desarrollo </w:t>
           </w:r>
-          <w:proofErr w:type="spellStart"/>
           <w:r>
             <w:t>PHPStorm</w:t>
           </w:r>
-          <w:proofErr w:type="spellEnd"/>
           <w:r>
             <w:t xml:space="preserve"> con una licencia profesional.</w:t>
           </w:r>
@@ -7344,15 +7320,7 @@
             <w:ind w:firstLine="720"/>
           </w:pPr>
           <w:r>
-            <w:t xml:space="preserve">La viabilidad legal está más cuestionada, al necesitar almacenar información de los usuarios en servidores públicos. Según la ley actual deberíamos solicitar permiso a la agencia de protección de datos y dar de alta el fichero. Deberíamos implementar las medidas de seguridad exigidas para un nivel básico y los mecanismos de </w:t>
-          </w:r>
-          <w:proofErr w:type="spellStart"/>
-          <w:r>
-            <w:t>logs</w:t>
-          </w:r>
-          <w:proofErr w:type="spellEnd"/>
-          <w:r>
-            <w:t xml:space="preserve"> necesarios.</w:t>
+            <w:t>La viabilidad legal está más cuestionada, al necesitar almacenar información de los usuarios en servidores públicos. Según la ley actual deberíamos solicitar permiso a la agencia de protección de datos y dar de alta el fichero. Deberíamos implementar las medidas de seguridad exigidas para un nivel básico y los mecanismos de logs necesarios.</w:t>
           </w:r>
         </w:p>
         <w:p>
@@ -7435,7 +7403,7 @@
                 <v:path o:extrusionok="f" gradientshapeok="t" o:connecttype="rect"/>
                 <o:lock v:ext="edit" aspectratio="t"/>
               </v:shapetype>
-              <v:shape id="_x0000_i1025" type="#_x0000_t75" style="width:465.3pt;height:205.1pt">
+              <v:shape id="_x0000_i1025" type="#_x0000_t75" style="width:465.5pt;height:205.1pt">
                 <v:imagedata r:id="rId13" o:title="SecuencaciónFasesProyecto"/>
               </v:shape>
             </w:pict>
@@ -7462,7 +7430,7 @@
           </w:pPr>
           <w:r>
             <w:pict w14:anchorId="5636CC0F">
-              <v:shape id="_x0000_i1026" type="#_x0000_t75" style="width:383.65pt;height:242.1pt">
+              <v:shape id="_x0000_i1026" type="#_x0000_t75" style="width:383.45pt;height:241.95pt">
                 <v:imagedata r:id="rId14" o:title="PlanificaciónRecursosProyectos"/>
               </v:shape>
             </w:pict>
@@ -7996,14 +7964,12 @@
                 <w:b/>
               </w:rPr>
             </w:pPr>
-            <w:proofErr w:type="spellStart"/>
             <w:r>
               <w:rPr>
                 <w:b/>
               </w:rPr>
               <w:t>Login</w:t>
             </w:r>
-            <w:proofErr w:type="spellEnd"/>
           </w:p>
         </w:tc>
       </w:tr>
@@ -8440,35 +8406,7 @@
               <w:rPr>
                 <w:b/>
               </w:rPr>
-              <w:t xml:space="preserve">Cargar la BBDD       </w:t>
-            </w:r>
-            <w:proofErr w:type="spellStart"/>
-            <w:r>
-              <w:rPr>
-                <w:b/>
-              </w:rPr>
-              <w:t>subcaso</w:t>
-            </w:r>
-            <w:proofErr w:type="spellEnd"/>
-            <w:r>
-              <w:rPr>
-                <w:b/>
-              </w:rPr>
-              <w:t xml:space="preserve">: </w:t>
-            </w:r>
-            <w:proofErr w:type="spellStart"/>
-            <w:r>
-              <w:rPr>
-                <w:b/>
-              </w:rPr>
-              <w:t>Gestion</w:t>
-            </w:r>
-            <w:proofErr w:type="spellEnd"/>
-            <w:r>
-              <w:rPr>
-                <w:b/>
-              </w:rPr>
-              <w:t xml:space="preserve"> de errores</w:t>
+              <w:t>Cargar la BBDD       subcaso: Gestion de errores</w:t>
             </w:r>
           </w:p>
         </w:tc>
@@ -8609,14 +8547,12 @@
                 <w:b/>
               </w:rPr>
             </w:pPr>
-            <w:proofErr w:type="spellStart"/>
             <w:r>
               <w:rPr>
                 <w:b/>
               </w:rPr>
               <w:t>logout</w:t>
             </w:r>
-            <w:proofErr w:type="spellEnd"/>
           </w:p>
         </w:tc>
       </w:tr>
@@ -8731,14 +8667,12 @@
                 <w:b/>
               </w:rPr>
             </w:pPr>
-            <w:proofErr w:type="spellStart"/>
             <w:r>
               <w:rPr>
                 <w:b/>
               </w:rPr>
               <w:t>Login</w:t>
             </w:r>
-            <w:proofErr w:type="spellEnd"/>
           </w:p>
         </w:tc>
       </w:tr>
@@ -8999,19 +8933,11 @@
               </w:rPr>
               <w:t xml:space="preserve">Filtrar </w:t>
             </w:r>
-            <w:proofErr w:type="spellStart"/>
-            <w:r>
-              <w:rPr>
-                <w:b/>
-              </w:rPr>
-              <w:t>subcaso</w:t>
-            </w:r>
-            <w:proofErr w:type="spellEnd"/>
-            <w:r>
-              <w:rPr>
-                <w:b/>
-              </w:rPr>
-              <w:t xml:space="preserve">: </w:t>
+            <w:r>
+              <w:rPr>
+                <w:b/>
+              </w:rPr>
+              <w:t xml:space="preserve">subcaso: </w:t>
             </w:r>
             <w:r>
               <w:rPr>
@@ -9158,19 +9084,11 @@
               </w:rPr>
               <w:t xml:space="preserve">Filtrar </w:t>
             </w:r>
-            <w:proofErr w:type="spellStart"/>
-            <w:r>
-              <w:rPr>
-                <w:b/>
-              </w:rPr>
-              <w:t>subcaso</w:t>
-            </w:r>
-            <w:proofErr w:type="spellEnd"/>
-            <w:r>
-              <w:rPr>
-                <w:b/>
-              </w:rPr>
-              <w:t xml:space="preserve">: </w:t>
+            <w:r>
+              <w:rPr>
+                <w:b/>
+              </w:rPr>
+              <w:t xml:space="preserve">subcaso: </w:t>
             </w:r>
             <w:r>
               <w:rPr>
@@ -9311,14 +9229,12 @@
                 <w:b/>
               </w:rPr>
             </w:pPr>
-            <w:proofErr w:type="spellStart"/>
             <w:r>
               <w:rPr>
                 <w:b/>
               </w:rPr>
               <w:t>logout</w:t>
             </w:r>
-            <w:proofErr w:type="spellEnd"/>
           </w:p>
         </w:tc>
       </w:tr>
@@ -9433,14 +9349,12 @@
                 <w:b/>
               </w:rPr>
             </w:pPr>
-            <w:proofErr w:type="spellStart"/>
             <w:r>
               <w:rPr>
                 <w:b/>
               </w:rPr>
               <w:t>Login</w:t>
             </w:r>
-            <w:proofErr w:type="spellEnd"/>
           </w:p>
         </w:tc>
       </w:tr>
@@ -9699,21 +9613,7 @@
               <w:rPr>
                 <w:b/>
               </w:rPr>
-              <w:t xml:space="preserve">Buscar alumno </w:t>
-            </w:r>
-            <w:proofErr w:type="spellStart"/>
-            <w:r>
-              <w:rPr>
-                <w:b/>
-              </w:rPr>
-              <w:t>subcaso</w:t>
-            </w:r>
-            <w:proofErr w:type="spellEnd"/>
-            <w:r>
-              <w:rPr>
-                <w:b/>
-              </w:rPr>
-              <w:t>: asignar libros</w:t>
+              <w:t>Buscar alumno subcaso: asignar libros</w:t>
             </w:r>
           </w:p>
         </w:tc>
@@ -9858,21 +9758,7 @@
               <w:rPr>
                 <w:b/>
               </w:rPr>
-              <w:t xml:space="preserve">Buscar alumno </w:t>
-            </w:r>
-            <w:proofErr w:type="spellStart"/>
-            <w:r>
-              <w:rPr>
-                <w:b/>
-              </w:rPr>
-              <w:t>subcaso</w:t>
-            </w:r>
-            <w:proofErr w:type="spellEnd"/>
-            <w:r>
-              <w:rPr>
-                <w:b/>
-              </w:rPr>
-              <w:t>: cerrar préstamos</w:t>
+              <w:t>Buscar alumno subcaso: cerrar préstamos</w:t>
             </w:r>
           </w:p>
         </w:tc>
@@ -10017,21 +9903,7 @@
               <w:rPr>
                 <w:b/>
               </w:rPr>
-              <w:t xml:space="preserve">Buscar alumno </w:t>
-            </w:r>
-            <w:proofErr w:type="spellStart"/>
-            <w:r>
-              <w:rPr>
-                <w:b/>
-              </w:rPr>
-              <w:t>subcaso</w:t>
-            </w:r>
-            <w:proofErr w:type="spellEnd"/>
-            <w:r>
-              <w:rPr>
-                <w:b/>
-              </w:rPr>
-              <w:t>: firmar contrato</w:t>
+              <w:t>Buscar alumno subcaso: firmar contrato</w:t>
             </w:r>
           </w:p>
         </w:tc>
@@ -10172,14 +10044,12 @@
                 <w:b/>
               </w:rPr>
             </w:pPr>
-            <w:proofErr w:type="spellStart"/>
             <w:r>
               <w:rPr>
                 <w:b/>
               </w:rPr>
               <w:t>logout</w:t>
             </w:r>
-            <w:proofErr w:type="spellEnd"/>
           </w:p>
         </w:tc>
       </w:tr>
@@ -10312,14 +10182,12 @@
                 <w:b/>
               </w:rPr>
             </w:pPr>
-            <w:proofErr w:type="spellStart"/>
             <w:r>
               <w:rPr>
                 <w:b/>
               </w:rPr>
               <w:t>Login</w:t>
             </w:r>
-            <w:proofErr w:type="spellEnd"/>
           </w:p>
         </w:tc>
       </w:tr>
@@ -10737,14 +10605,12 @@
                 <w:b/>
               </w:rPr>
             </w:pPr>
-            <w:proofErr w:type="spellStart"/>
             <w:r>
               <w:rPr>
                 <w:b/>
               </w:rPr>
               <w:t>logout</w:t>
             </w:r>
-            <w:proofErr w:type="spellEnd"/>
           </w:p>
         </w:tc>
       </w:tr>
@@ -10859,14 +10725,12 @@
                 <w:b/>
               </w:rPr>
             </w:pPr>
-            <w:proofErr w:type="spellStart"/>
             <w:r>
               <w:rPr>
                 <w:b/>
               </w:rPr>
               <w:t>Login</w:t>
             </w:r>
-            <w:proofErr w:type="spellEnd"/>
           </w:p>
         </w:tc>
       </w:tr>
@@ -11040,21 +10904,7 @@
               <w:rPr>
                 <w:bCs/>
               </w:rPr>
-              <w:t xml:space="preserve">Se generará un fichero SQL-92 para preservar los datos. Se dará la posibilidad de exportarlos a </w:t>
-            </w:r>
-            <w:proofErr w:type="spellStart"/>
-            <w:r>
-              <w:rPr>
-                <w:bCs/>
-              </w:rPr>
-              <w:t>csv</w:t>
-            </w:r>
-            <w:proofErr w:type="spellEnd"/>
-            <w:r>
-              <w:rPr>
-                <w:bCs/>
-              </w:rPr>
-              <w:t xml:space="preserve"> también.</w:t>
+              <w:t>Se generará un fichero SQL-92 para preservar los datos. Se dará la posibilidad de exportarlos a csv también.</w:t>
             </w:r>
           </w:p>
         </w:tc>
@@ -11302,21 +11152,7 @@
               <w:rPr>
                 <w:b/>
               </w:rPr>
-              <w:t xml:space="preserve">Selección de datos  </w:t>
-            </w:r>
-            <w:proofErr w:type="spellStart"/>
-            <w:r>
-              <w:rPr>
-                <w:b/>
-              </w:rPr>
-              <w:t>subcaso</w:t>
-            </w:r>
-            <w:proofErr w:type="spellEnd"/>
-            <w:r>
-              <w:rPr>
-                <w:b/>
-              </w:rPr>
-              <w:t>: Selección de formato</w:t>
+              <w:t>Selección de datos  subcaso: Selección de formato</w:t>
             </w:r>
           </w:p>
         </w:tc>
@@ -11376,35 +11212,7 @@
               <w:rPr>
                 <w:bCs/>
               </w:rPr>
-              <w:t xml:space="preserve">Se pedirá el formato y sus características para exportar: </w:t>
-            </w:r>
-            <w:proofErr w:type="spellStart"/>
-            <w:r>
-              <w:rPr>
-                <w:bCs/>
-              </w:rPr>
-              <w:t>json</w:t>
-            </w:r>
-            <w:proofErr w:type="spellEnd"/>
-            <w:r>
-              <w:rPr>
-                <w:bCs/>
-              </w:rPr>
-              <w:t xml:space="preserve">, </w:t>
-            </w:r>
-            <w:proofErr w:type="spellStart"/>
-            <w:r>
-              <w:rPr>
-                <w:bCs/>
-              </w:rPr>
-              <w:t>csv</w:t>
-            </w:r>
-            <w:proofErr w:type="spellEnd"/>
-            <w:r>
-              <w:rPr>
-                <w:bCs/>
-              </w:rPr>
-              <w:t>, sql-92</w:t>
+              <w:t>Se pedirá el formato y sus características para exportar: json, csv, sql-92</w:t>
             </w:r>
           </w:p>
         </w:tc>
@@ -11495,16 +11303,8 @@
               <w:rPr>
                 <w:b/>
               </w:rPr>
-              <w:t xml:space="preserve">datos </w:t>
-            </w:r>
-            <w:proofErr w:type="spellStart"/>
-            <w:r>
-              <w:rPr>
-                <w:b/>
-              </w:rPr>
-              <w:t>subcaso</w:t>
-            </w:r>
-            <w:proofErr w:type="spellEnd"/>
+              <w:t>datos subcaso</w:t>
+            </w:r>
             <w:r>
               <w:rPr>
                 <w:b/>
@@ -11663,14 +11463,12 @@
                 <w:b/>
               </w:rPr>
             </w:pPr>
-            <w:proofErr w:type="spellStart"/>
             <w:r>
               <w:rPr>
                 <w:b/>
               </w:rPr>
               <w:t>logout</w:t>
             </w:r>
-            <w:proofErr w:type="spellEnd"/>
           </w:p>
         </w:tc>
       </w:tr>
@@ -11986,7 +11784,7 @@
       </w:pPr>
       <w:r>
         <w:pict w14:anchorId="119133E6">
-          <v:shape id="_x0000_i1027" type="#_x0000_t75" style="width:252.75pt;height:468.75pt">
+          <v:shape id="_x0000_i1027" type="#_x0000_t75" style="width:252.85pt;height:468.85pt">
             <v:imagedata r:id="rId22" o:title="DA_Login"/>
           </v:shape>
         </w:pict>
@@ -12081,7 +11879,7 @@
     <w:p>
       <w:r>
         <w:pict w14:anchorId="3BC76BB7">
-          <v:shape id="_x0000_i1028" type="#_x0000_t75" style="width:2in;height:523.5pt">
+          <v:shape id="_x0000_i1028" type="#_x0000_t75" style="width:2in;height:523.25pt">
             <v:imagedata r:id="rId24" o:title="DA_VaciarBBDD"/>
           </v:shape>
         </w:pict>
@@ -12094,7 +11892,7 @@
       </w:r>
       <w:r>
         <w:pict w14:anchorId="6C7C2997">
-          <v:shape id="_x0000_i1029" type="#_x0000_t75" style="width:144.75pt;height:430.5pt">
+          <v:shape id="_x0000_i1029" type="#_x0000_t75" style="width:144.85pt;height:430.35pt">
             <v:imagedata r:id="rId25" o:title="DA_GestiónErrores"/>
           </v:shape>
         </w:pict>
@@ -12684,18 +12482,10 @@
         <w:t xml:space="preserve">Una vez llevada a cabo la normalización, teniendo en </w:t>
       </w:r>
       <w:r>
-        <w:t xml:space="preserve">cuenta hasta la forma de </w:t>
-      </w:r>
-      <w:proofErr w:type="spellStart"/>
-      <w:r>
-        <w:t>Boyce-C</w:t>
+        <w:t>cuenta hasta la forma de Boyce-C</w:t>
       </w:r>
       <w:r>
-        <w:t>ood</w:t>
-      </w:r>
-      <w:proofErr w:type="spellEnd"/>
-      <w:r>
-        <w:t>, el resultado es el siguiente:</w:t>
+        <w:t>ood, el resultado es el siguiente:</w:t>
       </w:r>
     </w:p>
     <w:p>
@@ -12761,38 +12551,15 @@
       <w:r>
         <w:t xml:space="preserve">: </w:t>
       </w:r>
-      <w:proofErr w:type="spellStart"/>
       <w:r>
         <w:rPr>
           <w:u w:val="single"/>
         </w:rPr>
         <w:t>isbn</w:t>
       </w:r>
-      <w:proofErr w:type="spellEnd"/>
       <w:r>
-        <w:t xml:space="preserve">, titulo, autor, </w:t>
+        <w:t>, titulo, autor, numero_ejemplares, id_materia, id_curso</w:t>
       </w:r>
-      <w:proofErr w:type="spellStart"/>
-      <w:r>
-        <w:t>numero_ejemplares</w:t>
-      </w:r>
-      <w:proofErr w:type="spellEnd"/>
-      <w:r>
-        <w:t xml:space="preserve">, </w:t>
-      </w:r>
-      <w:proofErr w:type="spellStart"/>
-      <w:r>
-        <w:t>id_materia</w:t>
-      </w:r>
-      <w:proofErr w:type="spellEnd"/>
-      <w:r>
-        <w:t xml:space="preserve">, </w:t>
-      </w:r>
-      <w:proofErr w:type="spellStart"/>
-      <w:r>
-        <w:t>id_curso</w:t>
-      </w:r>
-      <w:proofErr w:type="spellEnd"/>
     </w:p>
     <w:p>
       <w:pPr>
@@ -12822,7 +12589,6 @@
       <w:pPr>
         <w:ind w:left="567"/>
       </w:pPr>
-      <w:proofErr w:type="spellStart"/>
       <w:r>
         <w:rPr>
           <w:b/>
@@ -12830,72 +12596,17 @@
         </w:rPr>
         <w:t>AlumnosCursosLibros</w:t>
       </w:r>
-      <w:proofErr w:type="spellEnd"/>
       <w:r>
         <w:t xml:space="preserve">: </w:t>
       </w:r>
-      <w:proofErr w:type="spellStart"/>
       <w:r>
         <w:rPr>
           <w:u w:val="single"/>
         </w:rPr>
-        <w:t>isbn</w:t>
+        <w:t>isbn, id_alumno, id_curso</w:t>
       </w:r>
-      <w:proofErr w:type="spellEnd"/>
       <w:r>
-        <w:rPr>
-          <w:u w:val="single"/>
-        </w:rPr>
-        <w:t xml:space="preserve">, </w:t>
-      </w:r>
-      <w:proofErr w:type="spellStart"/>
-      <w:r>
-        <w:rPr>
-          <w:u w:val="single"/>
-        </w:rPr>
-        <w:t>id_alumno</w:t>
-      </w:r>
-      <w:proofErr w:type="spellEnd"/>
-      <w:r>
-        <w:rPr>
-          <w:u w:val="single"/>
-        </w:rPr>
-        <w:t xml:space="preserve">, </w:t>
-      </w:r>
-      <w:proofErr w:type="spellStart"/>
-      <w:r>
-        <w:rPr>
-          <w:u w:val="single"/>
-        </w:rPr>
-        <w:t>id_curso</w:t>
-      </w:r>
-      <w:proofErr w:type="spellEnd"/>
-      <w:r>
-        <w:t xml:space="preserve">, </w:t>
-      </w:r>
-      <w:proofErr w:type="spellStart"/>
-      <w:r>
-        <w:t>fecha_entrega</w:t>
-      </w:r>
-      <w:proofErr w:type="spellEnd"/>
-      <w:r>
-        <w:t xml:space="preserve">, </w:t>
-      </w:r>
-      <w:proofErr w:type="spellStart"/>
-      <w:r>
-        <w:t>fecha_devolucion</w:t>
-      </w:r>
-      <w:proofErr w:type="spellEnd"/>
-      <w:r>
-        <w:t xml:space="preserve">, estado (entregado, </w:t>
-      </w:r>
-      <w:proofErr w:type="spellStart"/>
-      <w:r>
-        <w:t>por_devolver</w:t>
-      </w:r>
-      <w:proofErr w:type="spellEnd"/>
-      <w:r>
-        <w:t>)</w:t>
+        <w:t>, fecha_entrega, fecha_devolucion, estado (entregado, por_devolver)</w:t>
       </w:r>
     </w:p>
     <w:p>
@@ -14144,19 +13855,8 @@
                 <w:sz w:val="16"/>
                 <w:szCs w:val="16"/>
               </w:rPr>
-              <w:t xml:space="preserve">Letra del </w:t>
-            </w:r>
-            <w:proofErr w:type="spellStart"/>
-            <w:r>
-              <w:rPr>
-                <w:rFonts w:cstheme="minorHAnsi"/>
-                <w:b/>
-                <w:sz w:val="16"/>
-                <w:szCs w:val="16"/>
-              </w:rPr>
-              <w:t>niev</w:t>
-            </w:r>
-            <w:proofErr w:type="spellEnd"/>
+              <w:t>Letra del niev</w:t>
+            </w:r>
           </w:p>
         </w:tc>
       </w:tr>
@@ -14592,7 +14292,6 @@
                 <w:szCs w:val="16"/>
               </w:rPr>
             </w:pPr>
-            <w:proofErr w:type="spellStart"/>
             <w:r>
               <w:rPr>
                 <w:rFonts w:cstheme="minorHAnsi"/>
@@ -14602,7 +14301,6 @@
               </w:rPr>
               <w:t>isbn</w:t>
             </w:r>
-            <w:proofErr w:type="spellEnd"/>
           </w:p>
         </w:tc>
         <w:tc>
@@ -14752,19 +14450,8 @@
                 <w:sz w:val="16"/>
                 <w:szCs w:val="16"/>
               </w:rPr>
-              <w:t xml:space="preserve">Validar formato </w:t>
-            </w:r>
-            <w:proofErr w:type="spellStart"/>
-            <w:r>
-              <w:rPr>
-                <w:rFonts w:cstheme="minorHAnsi"/>
-                <w:b/>
-                <w:sz w:val="16"/>
-                <w:szCs w:val="16"/>
-              </w:rPr>
-              <w:t>isbn</w:t>
-            </w:r>
-            <w:proofErr w:type="spellEnd"/>
+              <w:t>Validar formato isbn</w:t>
+            </w:r>
           </w:p>
         </w:tc>
       </w:tr>
@@ -15087,7 +14774,6 @@
                 <w:szCs w:val="16"/>
               </w:rPr>
             </w:pPr>
-            <w:proofErr w:type="spellStart"/>
             <w:r>
               <w:rPr>
                 <w:rFonts w:cstheme="minorHAnsi"/>
@@ -15097,7 +14783,6 @@
               </w:rPr>
               <w:t>numero_ejemplares</w:t>
             </w:r>
-            <w:proofErr w:type="spellEnd"/>
           </w:p>
         </w:tc>
         <w:tc>
@@ -15248,7 +14933,6 @@
                 <w:szCs w:val="16"/>
               </w:rPr>
             </w:pPr>
-            <w:proofErr w:type="spellStart"/>
             <w:r>
               <w:rPr>
                 <w:rFonts w:cstheme="minorHAnsi"/>
@@ -15258,7 +14942,6 @@
               </w:rPr>
               <w:t>id_materia</w:t>
             </w:r>
-            <w:proofErr w:type="spellEnd"/>
           </w:p>
         </w:tc>
         <w:tc>
@@ -15427,7 +15110,6 @@
                 <w:szCs w:val="16"/>
               </w:rPr>
             </w:pPr>
-            <w:proofErr w:type="spellStart"/>
             <w:r>
               <w:rPr>
                 <w:rFonts w:cstheme="minorHAnsi"/>
@@ -15437,7 +15119,6 @@
               </w:rPr>
               <w:t>id_curso</w:t>
             </w:r>
-            <w:proofErr w:type="spellEnd"/>
           </w:p>
         </w:tc>
         <w:tc>
@@ -15891,7 +15572,6 @@
                 <w:szCs w:val="16"/>
               </w:rPr>
             </w:pPr>
-            <w:proofErr w:type="spellStart"/>
             <w:r>
               <w:rPr>
                 <w:rFonts w:cstheme="minorHAnsi"/>
@@ -15901,7 +15581,6 @@
               </w:rPr>
               <w:t>nie</w:t>
             </w:r>
-            <w:proofErr w:type="spellEnd"/>
           </w:p>
         </w:tc>
         <w:tc>
@@ -16556,7 +16235,6 @@
                 <w:szCs w:val="16"/>
               </w:rPr>
             </w:pPr>
-            <w:proofErr w:type="spellStart"/>
             <w:r>
               <w:rPr>
                 <w:rFonts w:cstheme="minorHAnsi"/>
@@ -16566,7 +16244,6 @@
               </w:rPr>
               <w:t>bilingue</w:t>
             </w:r>
-            <w:proofErr w:type="spellEnd"/>
           </w:p>
         </w:tc>
         <w:tc>
@@ -16738,7 +16415,6 @@
                 <w:szCs w:val="16"/>
               </w:rPr>
             </w:pPr>
-            <w:proofErr w:type="spellStart"/>
             <w:r>
               <w:rPr>
                 <w:rFonts w:cstheme="minorHAnsi"/>
@@ -16748,7 +16424,6 @@
               </w:rPr>
               <w:t>alumnoscursoslibros</w:t>
             </w:r>
-            <w:proofErr w:type="spellEnd"/>
           </w:p>
         </w:tc>
       </w:tr>
@@ -16986,7 +16661,6 @@
                 <w:szCs w:val="16"/>
               </w:rPr>
             </w:pPr>
-            <w:proofErr w:type="spellStart"/>
             <w:r>
               <w:rPr>
                 <w:rFonts w:cstheme="minorHAnsi"/>
@@ -16996,7 +16670,6 @@
               </w:rPr>
               <w:t>nie</w:t>
             </w:r>
-            <w:proofErr w:type="spellEnd"/>
           </w:p>
         </w:tc>
         <w:tc>
@@ -17352,7 +17025,6 @@
                 <w:szCs w:val="16"/>
               </w:rPr>
             </w:pPr>
-            <w:proofErr w:type="spellStart"/>
             <w:r>
               <w:rPr>
                 <w:rFonts w:cstheme="minorHAnsi"/>
@@ -17362,7 +17034,6 @@
               </w:rPr>
               <w:t>isbn</w:t>
             </w:r>
-            <w:proofErr w:type="spellEnd"/>
           </w:p>
         </w:tc>
         <w:tc>
@@ -17540,7 +17211,6 @@
                 <w:szCs w:val="16"/>
               </w:rPr>
             </w:pPr>
-            <w:proofErr w:type="spellStart"/>
             <w:r>
               <w:rPr>
                 <w:rFonts w:cstheme="minorHAnsi"/>
@@ -17559,7 +17229,6 @@
               </w:rPr>
               <w:t>echa_entrega</w:t>
             </w:r>
-            <w:proofErr w:type="spellEnd"/>
           </w:p>
         </w:tc>
         <w:tc>
@@ -17710,7 +17379,6 @@
                 <w:szCs w:val="16"/>
               </w:rPr>
             </w:pPr>
-            <w:proofErr w:type="spellStart"/>
             <w:r>
               <w:rPr>
                 <w:rFonts w:cstheme="minorHAnsi"/>
@@ -17747,7 +17415,6 @@
               </w:rPr>
               <w:t>evolución</w:t>
             </w:r>
-            <w:proofErr w:type="spellEnd"/>
           </w:p>
         </w:tc>
         <w:tc>
@@ -18156,6 +17823,25 @@
         </w:drawing>
       </w:r>
     </w:p>
+    <w:p/>
+    <w:p/>
+    <w:p/>
+    <w:p/>
+    <w:p/>
+    <w:p/>
+    <w:p/>
+    <w:p/>
+    <w:p/>
+    <w:p/>
+    <w:p/>
+    <w:p/>
+    <w:p/>
+    <w:p/>
+    <w:p/>
+    <w:p/>
+    <w:p/>
+    <w:p/>
+    <w:p/>
     <w:p>
       <w:pPr>
         <w:pStyle w:val="Ttulo2"/>
@@ -18164,6 +17850,7 @@
       <w:bookmarkStart w:id="124" w:name="_Toc170148363"/>
       <w:bookmarkStart w:id="125" w:name="_Toc170148678"/>
       <w:r>
+        <w:lastRenderedPageBreak/>
         <w:t>Diseño de la interfaz gráfica</w:t>
       </w:r>
       <w:bookmarkEnd w:id="123"/>
@@ -18184,224 +17871,24 @@
       <w:bookmarkEnd w:id="127"/>
       <w:bookmarkEnd w:id="128"/>
     </w:p>
-    <w:p>
-      <w:r>
-        <w:tab/>
-        <w:t>El diseñ</w:t>
-      </w:r>
-      <w:r>
-        <w:t>o</w:t>
-      </w:r>
-      <w:r>
-        <w:t xml:space="preserve"> se ha pensado en </w:t>
-      </w:r>
-      <w:r>
-        <w:t>facilitar</w:t>
-      </w:r>
-      <w:r>
-        <w:t xml:space="preserve"> el trabajo de los dos tipos de usuarios teniendo en cuenta un nivel bajo de conocimientos de informática. En este caso se recomiendan recorridos lineales y guiados para evitar los errores.  Toda ventana permitirá la vuelta atrás del proceso para ayudar al usuario.</w:t>
-      </w:r>
-    </w:p>
-    <w:p>
-      <w:pPr>
-        <w:rPr>
-          <w:color w:val="FF0000"/>
-        </w:rPr>
-      </w:pPr>
-      <w:r>
-        <w:rPr>
-          <w:color w:val="FF0000"/>
-        </w:rPr>
-        <w:t>Rellenar con un gráfico de ventanas</w:t>
-      </w:r>
-      <w:bookmarkStart w:id="129" w:name="_GoBack"/>
-      <w:bookmarkEnd w:id="129"/>
-    </w:p>
     <w:p/>
     <w:p>
       <w:pPr>
-        <w:pStyle w:val="Ttulo3"/>
-      </w:pPr>
-      <w:bookmarkStart w:id="130" w:name="_Toc49341841"/>
-      <w:bookmarkStart w:id="131" w:name="_Toc170148365"/>
-      <w:bookmarkStart w:id="132" w:name="_Toc170148680"/>
+        <w:rPr>
+          <w:color w:val="FF0000"/>
+        </w:rPr>
+      </w:pPr>
       <w:r>
-        <w:t>Diseño de las ventanas</w:t>
-      </w:r>
-      <w:bookmarkEnd w:id="130"/>
-      <w:bookmarkEnd w:id="131"/>
-      <w:bookmarkEnd w:id="132"/>
-    </w:p>
-    <w:p>
-      <w:pPr>
-        <w:pStyle w:val="Ttulo4"/>
-      </w:pPr>
-      <w:bookmarkStart w:id="133" w:name="_Toc49341843"/>
-      <w:bookmarkStart w:id="134" w:name="_Toc170148366"/>
-      <w:r>
-        <w:t xml:space="preserve">Ventana </w:t>
-      </w:r>
-      <w:bookmarkEnd w:id="133"/>
-      <w:r>
-        <w:t>uno ejemplo</w:t>
-      </w:r>
-      <w:bookmarkEnd w:id="134"/>
-    </w:p>
-    <w:p>
-      <w:r>
         <w:rPr>
           <w:noProof/>
+          <w:color w:val="FF0000"/>
           <w:lang w:eastAsia="es-ES"/>
         </w:rPr>
-        <mc:AlternateContent>
-          <mc:Choice Requires="wps">
-            <w:drawing>
-              <wp:anchor distT="0" distB="0" distL="114300" distR="114300" simplePos="0" relativeHeight="251672576" behindDoc="1" locked="0" layoutInCell="1" allowOverlap="1" wp14:anchorId="62100814" wp14:editId="1C12E2C0">
-                <wp:simplePos x="0" y="0"/>
-                <wp:positionH relativeFrom="column">
-                  <wp:posOffset>635</wp:posOffset>
-                </wp:positionH>
-                <wp:positionV relativeFrom="paragraph">
-                  <wp:posOffset>1957070</wp:posOffset>
-                </wp:positionV>
-                <wp:extent cx="3059430" cy="635"/>
-                <wp:effectExtent l="0" t="0" r="0" b="0"/>
-                <wp:wrapTight wrapText="bothSides">
-                  <wp:wrapPolygon edited="0">
-                    <wp:start x="0" y="0"/>
-                    <wp:lineTo x="0" y="21600"/>
-                    <wp:lineTo x="21600" y="21600"/>
-                    <wp:lineTo x="21600" y="0"/>
-                  </wp:wrapPolygon>
-                </wp:wrapTight>
-                <wp:docPr id="27" name="Cuadro de texto 27"/>
-                <wp:cNvGraphicFramePr/>
-                <a:graphic xmlns:a="http://schemas.openxmlformats.org/drawingml/2006/main">
-                  <a:graphicData uri="http://schemas.microsoft.com/office/word/2010/wordprocessingShape">
-                    <wps:wsp>
-                      <wps:cNvSpPr txBox="1"/>
-                      <wps:spPr>
-                        <a:xfrm>
-                          <a:off x="0" y="0"/>
-                          <a:ext cx="3059430" cy="635"/>
-                        </a:xfrm>
-                        <a:prstGeom prst="rect">
-                          <a:avLst/>
-                        </a:prstGeom>
-                        <a:solidFill>
-                          <a:prstClr val="white"/>
-                        </a:solidFill>
-                        <a:ln>
-                          <a:noFill/>
-                        </a:ln>
-                      </wps:spPr>
-                      <wps:txbx>
-                        <w:txbxContent>
-                          <w:p>
-                            <w:pPr>
-                              <w:pStyle w:val="Descripcin"/>
-                              <w:rPr>
-                                <w:sz w:val="24"/>
-                                <w:szCs w:val="24"/>
-                              </w:rPr>
-                            </w:pPr>
-                            <w:bookmarkStart w:id="135" w:name="_Toc170148243"/>
-                            <w:r>
-                              <w:t xml:space="preserve">Ilustración </w:t>
-                            </w:r>
-                            <w:r>
-                              <w:rPr>
-                                <w:noProof/>
-                              </w:rPr>
-                              <w:t>1</w:t>
-                            </w:r>
-                            <w:r>
-                              <w:t xml:space="preserve"> - Ventana </w:t>
-                            </w:r>
-                            <w:bookmarkEnd w:id="135"/>
-                            <w:r>
-                              <w:t>ejemplo</w:t>
-                            </w:r>
-                          </w:p>
-                        </w:txbxContent>
-                      </wps:txbx>
-                      <wps:bodyPr rot="0" spcFirstLastPara="0" vertOverflow="overflow" horzOverflow="overflow" vert="horz" wrap="square" lIns="0" tIns="0" rIns="0" bIns="0" numCol="1" spcCol="0" rtlCol="0" fromWordArt="0" anchor="t" anchorCtr="0" forceAA="0" compatLnSpc="1">
-                        <a:prstTxWarp prst="textNoShape">
-                          <a:avLst/>
-                        </a:prstTxWarp>
-                        <a:spAutoFit/>
-                      </wps:bodyPr>
-                    </wps:wsp>
-                  </a:graphicData>
-                </a:graphic>
-              </wp:anchor>
-            </w:drawing>
-          </mc:Choice>
-          <mc:Fallback>
-            <w:pict>
-              <v:shape w14:anchorId="62100814" id="Cuadro de texto 27" o:spid="_x0000_s1029" type="#_x0000_t202" style="position:absolute;left:0;text-align:left;margin-left:.05pt;margin-top:154.1pt;width:240.9pt;height:.05pt;z-index:-251643904;visibility:visible;mso-wrap-style:square;mso-wrap-distance-left:9pt;mso-wrap-distance-top:0;mso-wrap-distance-right:9pt;mso-wrap-distance-bottom:0;mso-position-horizontal:absolute;mso-position-horizontal-relative:text;mso-position-vertical:absolute;mso-position-vertical-relative:text;v-text-anchor:top" o:gfxdata="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" stroked="f">
-                <v:textbox style="mso-fit-shape-to-text:t" inset="0,0,0,0">
-                  <w:txbxContent>
-                    <w:p>
-                      <w:pPr>
-                        <w:pStyle w:val="Descripcin"/>
-                        <w:rPr>
-                          <w:sz w:val="24"/>
-                          <w:szCs w:val="24"/>
-                        </w:rPr>
-                      </w:pPr>
-                      <w:bookmarkStart w:id="136" w:name="_Toc170148243"/>
-                      <w:r>
-                        <w:t xml:space="preserve">Ilustración </w:t>
-                      </w:r>
-                      <w:r>
-                        <w:rPr>
-                          <w:noProof/>
-                        </w:rPr>
-                        <w:t>1</w:t>
-                      </w:r>
-                      <w:r>
-                        <w:t xml:space="preserve"> - Ventana </w:t>
-                      </w:r>
-                      <w:bookmarkEnd w:id="136"/>
-                      <w:r>
-                        <w:t>ejemplo</w:t>
-                      </w:r>
-                    </w:p>
-                  </w:txbxContent>
-                </v:textbox>
-                <w10:wrap type="tight"/>
-              </v:shape>
-            </w:pict>
-          </mc:Fallback>
-        </mc:AlternateContent>
-      </w:r>
-      <w:r>
-        <w:rPr>
-          <w:noProof/>
-          <w:lang w:eastAsia="es-ES"/>
-        </w:rPr>
         <w:drawing>
-          <wp:anchor distT="0" distB="0" distL="114300" distR="114300" simplePos="0" relativeHeight="251670528" behindDoc="1" locked="0" layoutInCell="1" allowOverlap="1" wp14:anchorId="1B91A06A" wp14:editId="3CC3D2FB">
-            <wp:simplePos x="0" y="0"/>
-            <wp:positionH relativeFrom="column">
-              <wp:posOffset>863</wp:posOffset>
-            </wp:positionH>
-            <wp:positionV relativeFrom="paragraph">
-              <wp:posOffset>-1066</wp:posOffset>
-            </wp:positionV>
-            <wp:extent cx="3060000" cy="1901048"/>
-            <wp:effectExtent l="0" t="0" r="7620" b="4445"/>
-            <wp:wrapTight wrapText="bothSides">
-              <wp:wrapPolygon edited="0">
-                <wp:start x="0" y="0"/>
-                <wp:lineTo x="0" y="21434"/>
-                <wp:lineTo x="21519" y="21434"/>
-                <wp:lineTo x="21519" y="0"/>
-                <wp:lineTo x="0" y="0"/>
-              </wp:wrapPolygon>
-            </wp:wrapTight>
-            <wp:docPr id="22" name="Imagen 22"/>
+          <wp:inline distT="0" distB="0" distL="0" distR="0" wp14:anchorId="1F97AA3B" wp14:editId="5E4CED9C">
+            <wp:extent cx="5773479" cy="6603201"/>
+            <wp:effectExtent l="0" t="0" r="0" b="7620"/>
+            <wp:docPr id="18" name="Imagen 18"/>
             <wp:cNvGraphicFramePr>
               <a:graphicFrameLocks xmlns:a="http://schemas.openxmlformats.org/drawingml/2006/main" noChangeAspect="1"/>
             </wp:cNvGraphicFramePr>
@@ -18409,79 +17896,90 @@
               <a:graphicData uri="http://schemas.openxmlformats.org/drawingml/2006/picture">
                 <pic:pic xmlns:pic="http://schemas.openxmlformats.org/drawingml/2006/picture">
                   <pic:nvPicPr>
-                    <pic:cNvPr id="0" name="Picture 37"/>
-                    <pic:cNvPicPr>
-                      <a:picLocks noChangeAspect="1" noChangeArrowheads="1"/>
-                    </pic:cNvPicPr>
+                    <pic:cNvPr id="18" name="0B88FBC.tmp"/>
+                    <pic:cNvPicPr/>
                   </pic:nvPicPr>
                   <pic:blipFill>
-                    <a:blip r:embed="rId35" cstate="print">
+                    <a:blip r:embed="rId35">
                       <a:extLst>
                         <a:ext uri="{28A0092B-C50C-407E-A947-70E740481C1C}">
                           <a14:useLocalDpi xmlns:a14="http://schemas.microsoft.com/office/drawing/2010/main" val="0"/>
                         </a:ext>
                       </a:extLst>
                     </a:blip>
-                    <a:srcRect/>
                     <a:stretch>
                       <a:fillRect/>
                     </a:stretch>
                   </pic:blipFill>
-                  <pic:spPr bwMode="auto">
+                  <pic:spPr>
                     <a:xfrm>
                       <a:off x="0" y="0"/>
-                      <a:ext cx="3060000" cy="1901048"/>
+                      <a:ext cx="5780151" cy="6610832"/>
                     </a:xfrm>
                     <a:prstGeom prst="rect">
                       <a:avLst/>
                     </a:prstGeom>
-                    <a:noFill/>
-                    <a:ln>
-                      <a:noFill/>
-                    </a:ln>
                   </pic:spPr>
                 </pic:pic>
               </a:graphicData>
             </a:graphic>
-          </wp:anchor>
+          </wp:inline>
         </w:drawing>
       </w:r>
-      <w:r>
-        <w:tab/>
-      </w:r>
-      <w:r>
-        <w:tab/>
-      </w:r>
-      <w:r>
-        <w:t>Descripción de la ventana y sus restricciones.</w:t>
-      </w:r>
-    </w:p>
-    <w:p>
-      <w:pPr>
-        <w:ind w:firstLine="720"/>
-      </w:pPr>
     </w:p>
     <w:p/>
     <w:p>
       <w:pPr>
+        <w:pStyle w:val="Ttulo3"/>
+      </w:pPr>
+      <w:bookmarkStart w:id="129" w:name="_Toc49341841"/>
+      <w:bookmarkStart w:id="130" w:name="_Toc170148365"/>
+      <w:bookmarkStart w:id="131" w:name="_Toc170148680"/>
+    </w:p>
+    <w:p>
+      <w:pPr>
+        <w:pStyle w:val="Ttulo3"/>
+      </w:pPr>
+    </w:p>
+    <w:p>
+      <w:pPr>
+        <w:pStyle w:val="Ttulo3"/>
+      </w:pPr>
+    </w:p>
+    <w:p>
+      <w:pPr>
+        <w:pStyle w:val="Ttulo3"/>
+      </w:pPr>
+    </w:p>
+    <w:p>
+      <w:pPr>
+        <w:pStyle w:val="Ttulo3"/>
+      </w:pPr>
+    </w:p>
+    <w:p>
+      <w:bookmarkStart w:id="132" w:name="_GoBack"/>
+      <w:bookmarkEnd w:id="132"/>
+    </w:p>
+    <w:p>
+      <w:pPr>
+        <w:pStyle w:val="Ttulo3"/>
+      </w:pPr>
+      <w:r>
+        <w:lastRenderedPageBreak/>
+        <w:t>Diseño de las ventanas</w:t>
+      </w:r>
+      <w:bookmarkEnd w:id="129"/>
+      <w:bookmarkEnd w:id="130"/>
+      <w:bookmarkEnd w:id="131"/>
+    </w:p>
+    <w:p>
+      <w:pPr>
         <w:rPr>
           <w:rFonts w:asciiTheme="majorHAnsi" w:eastAsiaTheme="majorEastAsia" w:hAnsiTheme="majorHAnsi" w:cstheme="majorBidi"/>
           <w:color w:val="FF0000"/>
           <w:kern w:val="28"/>
         </w:rPr>
       </w:pPr>
-      <w:r>
-        <w:rPr>
-          <w:color w:val="FF0000"/>
-        </w:rPr>
-        <w:t>RELLENAR con todo lo que haga falta</w:t>
-      </w:r>
-      <w:r>
-        <w:rPr>
-          <w:color w:val="FF0000"/>
-        </w:rPr>
-        <w:t xml:space="preserve"> para cada ventana</w:t>
-      </w:r>
       <w:r>
         <w:rPr>
           <w:color w:val="FF0000"/>
@@ -18498,9 +17996,9 @@
           <w:szCs w:val="144"/>
         </w:rPr>
       </w:pPr>
-      <w:bookmarkStart w:id="137" w:name="_Toc49341857"/>
-      <w:bookmarkStart w:id="138" w:name="_Toc170148367"/>
-      <w:bookmarkStart w:id="139" w:name="_Toc170148681"/>
+      <w:bookmarkStart w:id="133" w:name="_Toc49341857"/>
+      <w:bookmarkStart w:id="134" w:name="_Toc170148367"/>
+      <w:bookmarkStart w:id="135" w:name="_Toc170148681"/>
       <w:r>
         <w:rPr>
           <w:sz w:val="144"/>
@@ -18509,9 +18007,9 @@
         <w:lastRenderedPageBreak/>
         <w:t>Implementar el proyecto</w:t>
       </w:r>
-      <w:bookmarkEnd w:id="137"/>
-      <w:bookmarkEnd w:id="138"/>
-      <w:bookmarkEnd w:id="139"/>
+      <w:bookmarkEnd w:id="133"/>
+      <w:bookmarkEnd w:id="134"/>
+      <w:bookmarkEnd w:id="135"/>
     </w:p>
     <w:p>
       <w:pPr>
@@ -18532,32 +18030,19 @@
       <w:pPr>
         <w:pStyle w:val="Ttulo3"/>
       </w:pPr>
-      <w:bookmarkStart w:id="140" w:name="_Toc49341830"/>
-      <w:bookmarkStart w:id="141" w:name="_Toc170148357"/>
-      <w:bookmarkStart w:id="142" w:name="_Toc170148672"/>
-      <w:bookmarkStart w:id="143" w:name="_Toc49341858"/>
-      <w:bookmarkStart w:id="144" w:name="_Toc170148368"/>
-      <w:bookmarkStart w:id="145" w:name="_Toc170148682"/>
-      <w:proofErr w:type="spellStart"/>
+      <w:bookmarkStart w:id="136" w:name="_Toc49341830"/>
+      <w:bookmarkStart w:id="137" w:name="_Toc170148357"/>
+      <w:bookmarkStart w:id="138" w:name="_Toc170148672"/>
+      <w:bookmarkStart w:id="139" w:name="_Toc49341858"/>
+      <w:bookmarkStart w:id="140" w:name="_Toc170148368"/>
+      <w:bookmarkStart w:id="141" w:name="_Toc170148682"/>
       <w:r>
         <w:lastRenderedPageBreak/>
-        <w:t>Sql</w:t>
+        <w:t>Sql de creación (MySQL)</w:t>
       </w:r>
-      <w:proofErr w:type="spellEnd"/>
-      <w:r>
-        <w:t xml:space="preserve"> de creación (</w:t>
-      </w:r>
-      <w:proofErr w:type="spellStart"/>
-      <w:r>
-        <w:t>MySQL</w:t>
-      </w:r>
-      <w:proofErr w:type="spellEnd"/>
-      <w:r>
-        <w:t>)</w:t>
-      </w:r>
-      <w:bookmarkEnd w:id="140"/>
-      <w:bookmarkEnd w:id="141"/>
-      <w:bookmarkEnd w:id="142"/>
+      <w:bookmarkEnd w:id="136"/>
+      <w:bookmarkEnd w:id="137"/>
+      <w:bookmarkEnd w:id="138"/>
     </w:p>
     <w:p>
       <w:pPr>
@@ -18576,21 +18061,7 @@
         <w:rPr>
           <w:lang w:val="en-GB"/>
         </w:rPr>
-        <w:t xml:space="preserve">-- </w:t>
-      </w:r>
-      <w:proofErr w:type="spellStart"/>
-      <w:r>
-        <w:rPr>
-          <w:lang w:val="en-GB"/>
-        </w:rPr>
-        <w:t>phpMyAdmin</w:t>
-      </w:r>
-      <w:proofErr w:type="spellEnd"/>
-      <w:r>
-        <w:rPr>
-          <w:lang w:val="en-GB"/>
-        </w:rPr>
-        <w:t xml:space="preserve"> SQL Dump</w:t>
+        <w:t>-- phpMyAdmin SQL Dump</w:t>
       </w:r>
     </w:p>
     <w:p>
@@ -18642,21 +18113,7 @@
         <w:rPr>
           <w:lang w:val="en-GB"/>
         </w:rPr>
-        <w:t xml:space="preserve">-- </w:t>
-      </w:r>
-      <w:proofErr w:type="spellStart"/>
-      <w:r>
-        <w:rPr>
-          <w:lang w:val="en-GB"/>
-        </w:rPr>
-        <w:t>Servidor</w:t>
-      </w:r>
-      <w:proofErr w:type="spellEnd"/>
-      <w:r>
-        <w:rPr>
-          <w:lang w:val="en-GB"/>
-        </w:rPr>
-        <w:t>: 127.0.0.1</w:t>
+        <w:t>-- Servidor: 127.0.0.1</w:t>
       </w:r>
     </w:p>
     <w:p>
@@ -18669,35 +18126,7 @@
         <w:rPr>
           <w:lang w:val="en-GB"/>
         </w:rPr>
-        <w:t xml:space="preserve">-- </w:t>
-      </w:r>
-      <w:proofErr w:type="spellStart"/>
-      <w:r>
-        <w:rPr>
-          <w:lang w:val="en-GB"/>
-        </w:rPr>
-        <w:t>Tiempo</w:t>
-      </w:r>
-      <w:proofErr w:type="spellEnd"/>
-      <w:r>
-        <w:rPr>
-          <w:lang w:val="en-GB"/>
-        </w:rPr>
-        <w:t xml:space="preserve"> de </w:t>
-      </w:r>
-      <w:proofErr w:type="spellStart"/>
-      <w:r>
-        <w:rPr>
-          <w:lang w:val="en-GB"/>
-        </w:rPr>
-        <w:t>generación</w:t>
-      </w:r>
-      <w:proofErr w:type="spellEnd"/>
-      <w:r>
-        <w:rPr>
-          <w:lang w:val="en-GB"/>
-        </w:rPr>
-        <w:t>: 24-06-2024 a las 18:56:50</w:t>
+        <w:t>-- Tiempo de generación: 24-06-2024 a las 18:56:50</w:t>
       </w:r>
     </w:p>
     <w:p>
@@ -18710,35 +18139,7 @@
         <w:rPr>
           <w:lang w:val="en-GB"/>
         </w:rPr>
-        <w:t xml:space="preserve">-- </w:t>
-      </w:r>
-      <w:proofErr w:type="spellStart"/>
-      <w:r>
-        <w:rPr>
-          <w:lang w:val="en-GB"/>
-        </w:rPr>
-        <w:t>Versión</w:t>
-      </w:r>
-      <w:proofErr w:type="spellEnd"/>
-      <w:r>
-        <w:rPr>
-          <w:lang w:val="en-GB"/>
-        </w:rPr>
-        <w:t xml:space="preserve"> del </w:t>
-      </w:r>
-      <w:proofErr w:type="spellStart"/>
-      <w:r>
-        <w:rPr>
-          <w:lang w:val="en-GB"/>
-        </w:rPr>
-        <w:t>servidor</w:t>
-      </w:r>
-      <w:proofErr w:type="spellEnd"/>
-      <w:r>
-        <w:rPr>
-          <w:lang w:val="en-GB"/>
-        </w:rPr>
-        <w:t>: 10.4.27-MariaDB</w:t>
+        <w:t>-- Versión del servidor: 10.4.27-MariaDB</w:t>
       </w:r>
     </w:p>
     <w:p>
@@ -18751,21 +18152,7 @@
         <w:rPr>
           <w:lang w:val="en-GB"/>
         </w:rPr>
-        <w:t xml:space="preserve">-- </w:t>
-      </w:r>
-      <w:proofErr w:type="spellStart"/>
-      <w:r>
-        <w:rPr>
-          <w:lang w:val="en-GB"/>
-        </w:rPr>
-        <w:t>Versión</w:t>
-      </w:r>
-      <w:proofErr w:type="spellEnd"/>
-      <w:r>
-        <w:rPr>
-          <w:lang w:val="en-GB"/>
-        </w:rPr>
-        <w:t xml:space="preserve"> de PHP: 8.2.0</w:t>
+        <w:t>-- Versión de PHP: 8.2.0</w:t>
       </w:r>
     </w:p>
     <w:p>
@@ -18811,21 +18198,7 @@
         <w:rPr>
           <w:lang w:val="en-GB"/>
         </w:rPr>
-        <w:t xml:space="preserve">SET </w:t>
-      </w:r>
-      <w:proofErr w:type="spellStart"/>
-      <w:r>
-        <w:rPr>
-          <w:lang w:val="en-GB"/>
-        </w:rPr>
-        <w:t>time_zone</w:t>
-      </w:r>
-      <w:proofErr w:type="spellEnd"/>
-      <w:r>
-        <w:rPr>
-          <w:lang w:val="en-GB"/>
-        </w:rPr>
-        <w:t xml:space="preserve"> = "+00:00";</w:t>
+        <w:t>SET time_zone = "+00:00";</w:t>
       </w:r>
     </w:p>
     <w:p>
@@ -18917,35 +18290,7 @@
         <w:rPr>
           <w:lang w:val="en-GB"/>
         </w:rPr>
-        <w:t xml:space="preserve">-- Base de </w:t>
-      </w:r>
-      <w:proofErr w:type="spellStart"/>
-      <w:r>
-        <w:rPr>
-          <w:lang w:val="en-GB"/>
-        </w:rPr>
-        <w:t>datos</w:t>
-      </w:r>
-      <w:proofErr w:type="spellEnd"/>
-      <w:r>
-        <w:rPr>
-          <w:lang w:val="en-GB"/>
-        </w:rPr>
-        <w:t>: `</w:t>
-      </w:r>
-      <w:proofErr w:type="spellStart"/>
-      <w:r>
-        <w:rPr>
-          <w:lang w:val="en-GB"/>
-        </w:rPr>
-        <w:t>bancolibros</w:t>
-      </w:r>
-      <w:proofErr w:type="spellEnd"/>
-      <w:r>
-        <w:rPr>
-          <w:lang w:val="en-GB"/>
-        </w:rPr>
-        <w:t>`</w:t>
+        <w:t>-- Base de datos: `bancolibros`</w:t>
       </w:r>
     </w:p>
     <w:p>
@@ -18997,63 +18342,7 @@
         <w:rPr>
           <w:lang w:val="en-GB"/>
         </w:rPr>
-        <w:t xml:space="preserve">-- </w:t>
-      </w:r>
-      <w:proofErr w:type="spellStart"/>
-      <w:r>
-        <w:rPr>
-          <w:lang w:val="en-GB"/>
-        </w:rPr>
-        <w:t>Estructura</w:t>
-      </w:r>
-      <w:proofErr w:type="spellEnd"/>
-      <w:r>
-        <w:rPr>
-          <w:lang w:val="en-GB"/>
-        </w:rPr>
-        <w:t xml:space="preserve"> de </w:t>
-      </w:r>
-      <w:proofErr w:type="spellStart"/>
-      <w:r>
-        <w:rPr>
-          <w:lang w:val="en-GB"/>
-        </w:rPr>
-        <w:t>tabla</w:t>
-      </w:r>
-      <w:proofErr w:type="spellEnd"/>
-      <w:r>
-        <w:rPr>
-          <w:lang w:val="en-GB"/>
-        </w:rPr>
-        <w:t xml:space="preserve"> para la </w:t>
-      </w:r>
-      <w:proofErr w:type="spellStart"/>
-      <w:r>
-        <w:rPr>
-          <w:lang w:val="en-GB"/>
-        </w:rPr>
-        <w:t>tabla</w:t>
-      </w:r>
-      <w:proofErr w:type="spellEnd"/>
-      <w:r>
-        <w:rPr>
-          <w:lang w:val="en-GB"/>
-        </w:rPr>
-        <w:t xml:space="preserve"> `</w:t>
-      </w:r>
-      <w:proofErr w:type="spellStart"/>
-      <w:r>
-        <w:rPr>
-          <w:lang w:val="en-GB"/>
-        </w:rPr>
-        <w:t>alumnos</w:t>
-      </w:r>
-      <w:proofErr w:type="spellEnd"/>
-      <w:r>
-        <w:rPr>
-          <w:lang w:val="en-GB"/>
-        </w:rPr>
-        <w:t>`</w:t>
+        <w:t>-- Estructura de tabla para la tabla `alumnos`</w:t>
       </w:r>
     </w:p>
     <w:p>
@@ -19079,21 +18368,7 @@
         <w:rPr>
           <w:lang w:val="en-GB"/>
         </w:rPr>
-        <w:t>CREATE TABLE `</w:t>
-      </w:r>
-      <w:proofErr w:type="spellStart"/>
-      <w:r>
-        <w:rPr>
-          <w:lang w:val="en-GB"/>
-        </w:rPr>
-        <w:t>alumnos</w:t>
-      </w:r>
-      <w:proofErr w:type="spellEnd"/>
-      <w:r>
-        <w:rPr>
-          <w:lang w:val="en-GB"/>
-        </w:rPr>
-        <w:t>` (</w:t>
+        <w:t>CREATE TABLE `alumnos` (</w:t>
       </w:r>
     </w:p>
     <w:p>
@@ -19106,35 +18381,7 @@
         <w:rPr>
           <w:lang w:val="en-GB"/>
         </w:rPr>
-        <w:t xml:space="preserve">  `</w:t>
-      </w:r>
-      <w:proofErr w:type="spellStart"/>
-      <w:r>
-        <w:rPr>
-          <w:lang w:val="en-GB"/>
-        </w:rPr>
-        <w:t>nie</w:t>
-      </w:r>
-      <w:proofErr w:type="spellEnd"/>
-      <w:r>
-        <w:rPr>
-          <w:lang w:val="en-GB"/>
-        </w:rPr>
-        <w:t xml:space="preserve">` </w:t>
-      </w:r>
-      <w:proofErr w:type="gramStart"/>
-      <w:r>
-        <w:rPr>
-          <w:lang w:val="en-GB"/>
-        </w:rPr>
-        <w:t>varchar(</w:t>
-      </w:r>
-      <w:proofErr w:type="gramEnd"/>
-      <w:r>
-        <w:rPr>
-          <w:lang w:val="en-GB"/>
-        </w:rPr>
-        <w:t>10) NOT NULL,</w:t>
+        <w:t xml:space="preserve">  `nie` varchar(10) NOT NULL,</w:t>
       </w:r>
     </w:p>
     <w:p>
@@ -19147,35 +18394,7 @@
         <w:rPr>
           <w:lang w:val="en-GB"/>
         </w:rPr>
-        <w:t xml:space="preserve">  `</w:t>
-      </w:r>
-      <w:proofErr w:type="spellStart"/>
-      <w:r>
-        <w:rPr>
-          <w:lang w:val="en-GB"/>
-        </w:rPr>
-        <w:t>nombre</w:t>
-      </w:r>
-      <w:proofErr w:type="spellEnd"/>
-      <w:r>
-        <w:rPr>
-          <w:lang w:val="en-GB"/>
-        </w:rPr>
-        <w:t xml:space="preserve">` </w:t>
-      </w:r>
-      <w:proofErr w:type="gramStart"/>
-      <w:r>
-        <w:rPr>
-          <w:lang w:val="en-GB"/>
-        </w:rPr>
-        <w:t>varchar(</w:t>
-      </w:r>
-      <w:proofErr w:type="gramEnd"/>
-      <w:r>
-        <w:rPr>
-          <w:lang w:val="en-GB"/>
-        </w:rPr>
-        <w:t>255) NOT NULL,</w:t>
+        <w:t xml:space="preserve">  `nombre` varchar(255) NOT NULL,</w:t>
       </w:r>
     </w:p>
     <w:p>
@@ -19188,35 +18407,7 @@
         <w:rPr>
           <w:lang w:val="en-GB"/>
         </w:rPr>
-        <w:t xml:space="preserve">  `</w:t>
-      </w:r>
-      <w:proofErr w:type="spellStart"/>
-      <w:r>
-        <w:rPr>
-          <w:lang w:val="en-GB"/>
-        </w:rPr>
-        <w:t>apellidos</w:t>
-      </w:r>
-      <w:proofErr w:type="spellEnd"/>
-      <w:r>
-        <w:rPr>
-          <w:lang w:val="en-GB"/>
-        </w:rPr>
-        <w:t xml:space="preserve">` </w:t>
-      </w:r>
-      <w:proofErr w:type="gramStart"/>
-      <w:r>
-        <w:rPr>
-          <w:lang w:val="en-GB"/>
-        </w:rPr>
-        <w:t>varchar(</w:t>
-      </w:r>
-      <w:proofErr w:type="gramEnd"/>
-      <w:r>
-        <w:rPr>
-          <w:lang w:val="en-GB"/>
-        </w:rPr>
-        <w:t>255) NOT NULL,</w:t>
+        <w:t xml:space="preserve">  `apellidos` varchar(255) NOT NULL,</w:t>
       </w:r>
     </w:p>
     <w:p>
@@ -19229,63 +18420,7 @@
         <w:rPr>
           <w:lang w:val="en-GB"/>
         </w:rPr>
-        <w:t xml:space="preserve">  `</w:t>
-      </w:r>
-      <w:proofErr w:type="spellStart"/>
-      <w:r>
-        <w:rPr>
-          <w:lang w:val="en-GB"/>
-        </w:rPr>
-        <w:t>tramo</w:t>
-      </w:r>
-      <w:proofErr w:type="spellEnd"/>
-      <w:r>
-        <w:rPr>
-          <w:lang w:val="en-GB"/>
-        </w:rPr>
-        <w:t xml:space="preserve">` </w:t>
-      </w:r>
-      <w:proofErr w:type="gramStart"/>
-      <w:r>
-        <w:rPr>
-          <w:lang w:val="en-GB"/>
-        </w:rPr>
-        <w:t>varchar(</w:t>
-      </w:r>
-      <w:proofErr w:type="gramEnd"/>
-      <w:r>
-        <w:rPr>
-          <w:lang w:val="en-GB"/>
-        </w:rPr>
-        <w:t xml:space="preserve">2) NOT NULL DEFAULT '0' COMMENT '0 nada, I </w:t>
-      </w:r>
-      <w:proofErr w:type="spellStart"/>
-      <w:r>
-        <w:rPr>
-          <w:lang w:val="en-GB"/>
-        </w:rPr>
-        <w:t>tramo</w:t>
-      </w:r>
-      <w:proofErr w:type="spellEnd"/>
-      <w:r>
-        <w:rPr>
-          <w:lang w:val="en-GB"/>
-        </w:rPr>
-        <w:t xml:space="preserve"> I y II </w:t>
-      </w:r>
-      <w:proofErr w:type="spellStart"/>
-      <w:r>
-        <w:rPr>
-          <w:lang w:val="en-GB"/>
-        </w:rPr>
-        <w:t>Tramo</w:t>
-      </w:r>
-      <w:proofErr w:type="spellEnd"/>
-      <w:r>
-        <w:rPr>
-          <w:lang w:val="en-GB"/>
-        </w:rPr>
-        <w:t xml:space="preserve"> 2',</w:t>
+        <w:t xml:space="preserve">  `tramo` varchar(2) NOT NULL DEFAULT '0' COMMENT '0 nada, I tramo I y II Tramo 2',</w:t>
       </w:r>
     </w:p>
     <w:p>
@@ -19298,43 +18433,7 @@
         <w:rPr>
           <w:lang w:val="en-GB"/>
         </w:rPr>
-        <w:t xml:space="preserve">  `</w:t>
-      </w:r>
-      <w:proofErr w:type="spellStart"/>
-      <w:r>
-        <w:rPr>
-          <w:lang w:val="en-GB"/>
-        </w:rPr>
-        <w:t>bilingue</w:t>
-      </w:r>
-      <w:proofErr w:type="spellEnd"/>
-      <w:r>
-        <w:rPr>
-          <w:lang w:val="en-GB"/>
-        </w:rPr>
-        <w:t xml:space="preserve">` </w:t>
-      </w:r>
-      <w:proofErr w:type="spellStart"/>
-      <w:proofErr w:type="gramStart"/>
-      <w:r>
-        <w:rPr>
-          <w:lang w:val="en-GB"/>
-        </w:rPr>
-        <w:t>tinyint</w:t>
-      </w:r>
-      <w:proofErr w:type="spellEnd"/>
-      <w:r>
-        <w:rPr>
-          <w:lang w:val="en-GB"/>
-        </w:rPr>
-        <w:t>(</w:t>
-      </w:r>
-      <w:proofErr w:type="gramEnd"/>
-      <w:r>
-        <w:rPr>
-          <w:lang w:val="en-GB"/>
-        </w:rPr>
-        <w:t>1) NOT NULL DEFAULT 1 COMMENT '0 True, 1 false'</w:t>
+        <w:t xml:space="preserve">  `bilingue` tinyint(1) NOT NULL DEFAULT 1 COMMENT '0 True, 1 false'</w:t>
       </w:r>
     </w:p>
     <w:p>
@@ -19347,21 +18446,7 @@
         <w:rPr>
           <w:lang w:val="en-GB"/>
         </w:rPr>
-        <w:t>) ENGINE=</w:t>
-      </w:r>
-      <w:proofErr w:type="spellStart"/>
-      <w:r>
-        <w:rPr>
-          <w:lang w:val="en-GB"/>
-        </w:rPr>
-        <w:t>InnoDB</w:t>
-      </w:r>
-      <w:proofErr w:type="spellEnd"/>
-      <w:r>
-        <w:rPr>
-          <w:lang w:val="en-GB"/>
-        </w:rPr>
-        <w:t xml:space="preserve"> DEFAULT CHARSET=utf8 COLLATE=utf8_spanish2_ci;</w:t>
+        <w:t>) ENGINE=InnoDB DEFAULT CHARSET=utf8 COLLATE=utf8_spanish2_ci;</w:t>
       </w:r>
     </w:p>
     <w:p>
@@ -19400,63 +18485,7 @@
         <w:rPr>
           <w:lang w:val="en-GB"/>
         </w:rPr>
-        <w:t xml:space="preserve">-- </w:t>
-      </w:r>
-      <w:proofErr w:type="spellStart"/>
-      <w:r>
-        <w:rPr>
-          <w:lang w:val="en-GB"/>
-        </w:rPr>
-        <w:t>Estructura</w:t>
-      </w:r>
-      <w:proofErr w:type="spellEnd"/>
-      <w:r>
-        <w:rPr>
-          <w:lang w:val="en-GB"/>
-        </w:rPr>
-        <w:t xml:space="preserve"> de </w:t>
-      </w:r>
-      <w:proofErr w:type="spellStart"/>
-      <w:r>
-        <w:rPr>
-          <w:lang w:val="en-GB"/>
-        </w:rPr>
-        <w:t>tabla</w:t>
-      </w:r>
-      <w:proofErr w:type="spellEnd"/>
-      <w:r>
-        <w:rPr>
-          <w:lang w:val="en-GB"/>
-        </w:rPr>
-        <w:t xml:space="preserve"> para la </w:t>
-      </w:r>
-      <w:proofErr w:type="spellStart"/>
-      <w:r>
-        <w:rPr>
-          <w:lang w:val="en-GB"/>
-        </w:rPr>
-        <w:t>tabla</w:t>
-      </w:r>
-      <w:proofErr w:type="spellEnd"/>
-      <w:r>
-        <w:rPr>
-          <w:lang w:val="en-GB"/>
-        </w:rPr>
-        <w:t xml:space="preserve"> `</w:t>
-      </w:r>
-      <w:proofErr w:type="spellStart"/>
-      <w:r>
-        <w:rPr>
-          <w:lang w:val="en-GB"/>
-        </w:rPr>
-        <w:t>alumnoscrusoslibros</w:t>
-      </w:r>
-      <w:proofErr w:type="spellEnd"/>
-      <w:r>
-        <w:rPr>
-          <w:lang w:val="en-GB"/>
-        </w:rPr>
-        <w:t>`</w:t>
+        <w:t>-- Estructura de tabla para la tabla `alumnoscrusoslibros`</w:t>
       </w:r>
     </w:p>
     <w:p>
@@ -19482,21 +18511,7 @@
         <w:rPr>
           <w:lang w:val="en-GB"/>
         </w:rPr>
-        <w:t>CREATE TABLE `</w:t>
-      </w:r>
-      <w:proofErr w:type="spellStart"/>
-      <w:r>
-        <w:rPr>
-          <w:lang w:val="en-GB"/>
-        </w:rPr>
-        <w:t>alumnoscrusoslibros</w:t>
-      </w:r>
-      <w:proofErr w:type="spellEnd"/>
-      <w:r>
-        <w:rPr>
-          <w:lang w:val="en-GB"/>
-        </w:rPr>
-        <w:t>` (</w:t>
+        <w:t>CREATE TABLE `alumnoscrusoslibros` (</w:t>
       </w:r>
     </w:p>
     <w:p>
@@ -19509,35 +18524,7 @@
         <w:rPr>
           <w:lang w:val="en-GB"/>
         </w:rPr>
-        <w:t xml:space="preserve">  `</w:t>
-      </w:r>
-      <w:proofErr w:type="spellStart"/>
-      <w:r>
-        <w:rPr>
-          <w:lang w:val="en-GB"/>
-        </w:rPr>
-        <w:t>nie</w:t>
-      </w:r>
-      <w:proofErr w:type="spellEnd"/>
-      <w:r>
-        <w:rPr>
-          <w:lang w:val="en-GB"/>
-        </w:rPr>
-        <w:t xml:space="preserve">` </w:t>
-      </w:r>
-      <w:proofErr w:type="gramStart"/>
-      <w:r>
-        <w:rPr>
-          <w:lang w:val="en-GB"/>
-        </w:rPr>
-        <w:t>varchar(</w:t>
-      </w:r>
-      <w:proofErr w:type="gramEnd"/>
-      <w:r>
-        <w:rPr>
-          <w:lang w:val="en-GB"/>
-        </w:rPr>
-        <w:t>10) NOT NULL,</w:t>
+        <w:t xml:space="preserve">  `nie` varchar(10) NOT NULL,</w:t>
       </w:r>
     </w:p>
     <w:p>
@@ -19550,35 +18537,7 @@
         <w:rPr>
           <w:lang w:val="en-GB"/>
         </w:rPr>
-        <w:t xml:space="preserve">  `</w:t>
-      </w:r>
-      <w:proofErr w:type="spellStart"/>
-      <w:r>
-        <w:rPr>
-          <w:lang w:val="en-GB"/>
-        </w:rPr>
-        <w:t>curso</w:t>
-      </w:r>
-      <w:proofErr w:type="spellEnd"/>
-      <w:r>
-        <w:rPr>
-          <w:lang w:val="en-GB"/>
-        </w:rPr>
-        <w:t xml:space="preserve">` </w:t>
-      </w:r>
-      <w:proofErr w:type="gramStart"/>
-      <w:r>
-        <w:rPr>
-          <w:lang w:val="en-GB"/>
-        </w:rPr>
-        <w:t>varchar(</w:t>
-      </w:r>
-      <w:proofErr w:type="gramEnd"/>
-      <w:r>
-        <w:rPr>
-          <w:lang w:val="en-GB"/>
-        </w:rPr>
-        <w:t>255) NOT NULL,</w:t>
+        <w:t xml:space="preserve">  `curso` varchar(255) NOT NULL,</w:t>
       </w:r>
     </w:p>
     <w:p>
@@ -19591,35 +18550,7 @@
         <w:rPr>
           <w:lang w:val="en-GB"/>
         </w:rPr>
-        <w:t xml:space="preserve">  `</w:t>
-      </w:r>
-      <w:proofErr w:type="spellStart"/>
-      <w:r>
-        <w:rPr>
-          <w:lang w:val="en-GB"/>
-        </w:rPr>
-        <w:t>isbn</w:t>
-      </w:r>
-      <w:proofErr w:type="spellEnd"/>
-      <w:r>
-        <w:rPr>
-          <w:lang w:val="en-GB"/>
-        </w:rPr>
-        <w:t xml:space="preserve">` </w:t>
-      </w:r>
-      <w:proofErr w:type="gramStart"/>
-      <w:r>
-        <w:rPr>
-          <w:lang w:val="en-GB"/>
-        </w:rPr>
-        <w:t>varchar(</w:t>
-      </w:r>
-      <w:proofErr w:type="gramEnd"/>
-      <w:r>
-        <w:rPr>
-          <w:lang w:val="en-GB"/>
-        </w:rPr>
-        <w:t>20) NOT NULL,</w:t>
+        <w:t xml:space="preserve">  `isbn` varchar(20) NOT NULL,</w:t>
       </w:r>
     </w:p>
     <w:p>
@@ -19632,21 +18563,7 @@
         <w:rPr>
           <w:lang w:val="en-GB"/>
         </w:rPr>
-        <w:t xml:space="preserve">  `</w:t>
-      </w:r>
-      <w:proofErr w:type="spellStart"/>
-      <w:r>
-        <w:rPr>
-          <w:lang w:val="en-GB"/>
-        </w:rPr>
-        <w:t>fecha_entrega</w:t>
-      </w:r>
-      <w:proofErr w:type="spellEnd"/>
-      <w:r>
-        <w:rPr>
-          <w:lang w:val="en-GB"/>
-        </w:rPr>
-        <w:t>` date NOT NULL,</w:t>
+        <w:t xml:space="preserve">  `fecha_entrega` date NOT NULL,</w:t>
       </w:r>
     </w:p>
     <w:p>
@@ -19660,21 +18577,7 @@
           <w:lang w:val="en-GB"/>
         </w:rPr>
         <w:lastRenderedPageBreak/>
-        <w:t xml:space="preserve">  `</w:t>
-      </w:r>
-      <w:proofErr w:type="spellStart"/>
-      <w:r>
-        <w:rPr>
-          <w:lang w:val="en-GB"/>
-        </w:rPr>
-        <w:t>fecha_devolucion</w:t>
-      </w:r>
-      <w:proofErr w:type="spellEnd"/>
-      <w:r>
-        <w:rPr>
-          <w:lang w:val="en-GB"/>
-        </w:rPr>
-        <w:t>` date NOT NULL,</w:t>
+        <w:t xml:space="preserve">  `fecha_devolucion` date NOT NULL,</w:t>
       </w:r>
     </w:p>
     <w:p>
@@ -19687,49 +18590,7 @@
         <w:rPr>
           <w:lang w:val="en-GB"/>
         </w:rPr>
-        <w:t xml:space="preserve">  `</w:t>
-      </w:r>
-      <w:proofErr w:type="spellStart"/>
-      <w:r>
-        <w:rPr>
-          <w:lang w:val="en-GB"/>
-        </w:rPr>
-        <w:t>estado</w:t>
-      </w:r>
-      <w:proofErr w:type="spellEnd"/>
-      <w:r>
-        <w:rPr>
-          <w:lang w:val="en-GB"/>
-        </w:rPr>
-        <w:t xml:space="preserve">` </w:t>
-      </w:r>
-      <w:proofErr w:type="gramStart"/>
-      <w:r>
-        <w:rPr>
-          <w:lang w:val="en-GB"/>
-        </w:rPr>
-        <w:t>varchar(</w:t>
-      </w:r>
-      <w:proofErr w:type="gramEnd"/>
-      <w:r>
-        <w:rPr>
-          <w:lang w:val="en-GB"/>
-        </w:rPr>
-        <w:t xml:space="preserve">1) NOT NULL DEFAULT 'P' COMMENT 'P: </w:t>
-      </w:r>
-      <w:proofErr w:type="spellStart"/>
-      <w:r>
-        <w:rPr>
-          <w:lang w:val="en-GB"/>
-        </w:rPr>
-        <w:t>Prestado</w:t>
-      </w:r>
-      <w:proofErr w:type="spellEnd"/>
-      <w:r>
-        <w:rPr>
-          <w:lang w:val="en-GB"/>
-        </w:rPr>
-        <w:t>, D:Devuelto'</w:t>
+        <w:t xml:space="preserve">  `estado` varchar(1) NOT NULL DEFAULT 'P' COMMENT 'P: Prestado, D:Devuelto'</w:t>
       </w:r>
     </w:p>
     <w:p>
@@ -19742,21 +18603,7 @@
         <w:rPr>
           <w:lang w:val="en-GB"/>
         </w:rPr>
-        <w:t>) ENGINE=</w:t>
-      </w:r>
-      <w:proofErr w:type="spellStart"/>
-      <w:r>
-        <w:rPr>
-          <w:lang w:val="en-GB"/>
-        </w:rPr>
-        <w:t>InnoDB</w:t>
-      </w:r>
-      <w:proofErr w:type="spellEnd"/>
-      <w:r>
-        <w:rPr>
-          <w:lang w:val="en-GB"/>
-        </w:rPr>
-        <w:t xml:space="preserve"> DEFAULT CHARSET=utf8 COLLATE=utf8_spanish2_ci;</w:t>
+        <w:t>) ENGINE=InnoDB DEFAULT CHARSET=utf8 COLLATE=utf8_spanish2_ci;</w:t>
       </w:r>
     </w:p>
     <w:p>
@@ -19795,63 +18642,7 @@
         <w:rPr>
           <w:lang w:val="en-GB"/>
         </w:rPr>
-        <w:t xml:space="preserve">-- </w:t>
-      </w:r>
-      <w:proofErr w:type="spellStart"/>
-      <w:r>
-        <w:rPr>
-          <w:lang w:val="en-GB"/>
-        </w:rPr>
-        <w:t>Estructura</w:t>
-      </w:r>
-      <w:proofErr w:type="spellEnd"/>
-      <w:r>
-        <w:rPr>
-          <w:lang w:val="en-GB"/>
-        </w:rPr>
-        <w:t xml:space="preserve"> de </w:t>
-      </w:r>
-      <w:proofErr w:type="spellStart"/>
-      <w:r>
-        <w:rPr>
-          <w:lang w:val="en-GB"/>
-        </w:rPr>
-        <w:t>tabla</w:t>
-      </w:r>
-      <w:proofErr w:type="spellEnd"/>
-      <w:r>
-        <w:rPr>
-          <w:lang w:val="en-GB"/>
-        </w:rPr>
-        <w:t xml:space="preserve"> para la </w:t>
-      </w:r>
-      <w:proofErr w:type="spellStart"/>
-      <w:r>
-        <w:rPr>
-          <w:lang w:val="en-GB"/>
-        </w:rPr>
-        <w:t>tabla</w:t>
-      </w:r>
-      <w:proofErr w:type="spellEnd"/>
-      <w:r>
-        <w:rPr>
-          <w:lang w:val="en-GB"/>
-        </w:rPr>
-        <w:t xml:space="preserve"> `</w:t>
-      </w:r>
-      <w:proofErr w:type="spellStart"/>
-      <w:r>
-        <w:rPr>
-          <w:lang w:val="en-GB"/>
-        </w:rPr>
-        <w:t>cursos</w:t>
-      </w:r>
-      <w:proofErr w:type="spellEnd"/>
-      <w:r>
-        <w:rPr>
-          <w:lang w:val="en-GB"/>
-        </w:rPr>
-        <w:t>`</w:t>
+        <w:t>-- Estructura de tabla para la tabla `cursos`</w:t>
       </w:r>
     </w:p>
     <w:p>
@@ -19877,21 +18668,7 @@
         <w:rPr>
           <w:lang w:val="en-GB"/>
         </w:rPr>
-        <w:t>CREATE TABLE `</w:t>
-      </w:r>
-      <w:proofErr w:type="spellStart"/>
-      <w:r>
-        <w:rPr>
-          <w:lang w:val="en-GB"/>
-        </w:rPr>
-        <w:t>cursos</w:t>
-      </w:r>
-      <w:proofErr w:type="spellEnd"/>
-      <w:r>
-        <w:rPr>
-          <w:lang w:val="en-GB"/>
-        </w:rPr>
-        <w:t>` (</w:t>
+        <w:t>CREATE TABLE `cursos` (</w:t>
       </w:r>
     </w:p>
     <w:p>
@@ -19904,35 +18681,7 @@
         <w:rPr>
           <w:lang w:val="en-GB"/>
         </w:rPr>
-        <w:t xml:space="preserve">  `</w:t>
-      </w:r>
-      <w:proofErr w:type="spellStart"/>
-      <w:r>
-        <w:rPr>
-          <w:lang w:val="en-GB"/>
-        </w:rPr>
-        <w:t>curso</w:t>
-      </w:r>
-      <w:proofErr w:type="spellEnd"/>
-      <w:r>
-        <w:rPr>
-          <w:lang w:val="en-GB"/>
-        </w:rPr>
-        <w:t xml:space="preserve">` </w:t>
-      </w:r>
-      <w:proofErr w:type="gramStart"/>
-      <w:r>
-        <w:rPr>
-          <w:lang w:val="en-GB"/>
-        </w:rPr>
-        <w:t>varchar(</w:t>
-      </w:r>
-      <w:proofErr w:type="gramEnd"/>
-      <w:r>
-        <w:rPr>
-          <w:lang w:val="en-GB"/>
-        </w:rPr>
-        <w:t>20) NOT NULL,</w:t>
+        <w:t xml:space="preserve">  `curso` varchar(20) NOT NULL,</w:t>
       </w:r>
     </w:p>
     <w:p>
@@ -19945,35 +18694,7 @@
         <w:rPr>
           <w:lang w:val="en-GB"/>
         </w:rPr>
-        <w:t xml:space="preserve">  `</w:t>
-      </w:r>
-      <w:proofErr w:type="spellStart"/>
-      <w:r>
-        <w:rPr>
-          <w:lang w:val="en-GB"/>
-        </w:rPr>
-        <w:t>nivel</w:t>
-      </w:r>
-      <w:proofErr w:type="spellEnd"/>
-      <w:r>
-        <w:rPr>
-          <w:lang w:val="en-GB"/>
-        </w:rPr>
-        <w:t xml:space="preserve">` </w:t>
-      </w:r>
-      <w:proofErr w:type="gramStart"/>
-      <w:r>
-        <w:rPr>
-          <w:lang w:val="en-GB"/>
-        </w:rPr>
-        <w:t>varchar(</w:t>
-      </w:r>
-      <w:proofErr w:type="gramEnd"/>
-      <w:r>
-        <w:rPr>
-          <w:lang w:val="en-GB"/>
-        </w:rPr>
-        <w:t>20) NOT NULL</w:t>
+        <w:t xml:space="preserve">  `nivel` varchar(20) NOT NULL</w:t>
       </w:r>
     </w:p>
     <w:p>
@@ -19986,21 +18707,7 @@
         <w:rPr>
           <w:lang w:val="en-GB"/>
         </w:rPr>
-        <w:t>) ENGINE=</w:t>
-      </w:r>
-      <w:proofErr w:type="spellStart"/>
-      <w:r>
-        <w:rPr>
-          <w:lang w:val="en-GB"/>
-        </w:rPr>
-        <w:t>InnoDB</w:t>
-      </w:r>
-      <w:proofErr w:type="spellEnd"/>
-      <w:r>
-        <w:rPr>
-          <w:lang w:val="en-GB"/>
-        </w:rPr>
-        <w:t xml:space="preserve"> DEFAULT CHARSET=utf8 COLLATE=utf8_spanish2_ci;</w:t>
+        <w:t>) ENGINE=InnoDB DEFAULT CHARSET=utf8 COLLATE=utf8_spanish2_ci;</w:t>
       </w:r>
     </w:p>
     <w:p>
@@ -20039,63 +18746,7 @@
         <w:rPr>
           <w:lang w:val="en-GB"/>
         </w:rPr>
-        <w:t xml:space="preserve">-- </w:t>
-      </w:r>
-      <w:proofErr w:type="spellStart"/>
-      <w:r>
-        <w:rPr>
-          <w:lang w:val="en-GB"/>
-        </w:rPr>
-        <w:t>Estructura</w:t>
-      </w:r>
-      <w:proofErr w:type="spellEnd"/>
-      <w:r>
-        <w:rPr>
-          <w:lang w:val="en-GB"/>
-        </w:rPr>
-        <w:t xml:space="preserve"> de </w:t>
-      </w:r>
-      <w:proofErr w:type="spellStart"/>
-      <w:r>
-        <w:rPr>
-          <w:lang w:val="en-GB"/>
-        </w:rPr>
-        <w:t>tabla</w:t>
-      </w:r>
-      <w:proofErr w:type="spellEnd"/>
-      <w:r>
-        <w:rPr>
-          <w:lang w:val="en-GB"/>
-        </w:rPr>
-        <w:t xml:space="preserve"> para la </w:t>
-      </w:r>
-      <w:proofErr w:type="spellStart"/>
-      <w:r>
-        <w:rPr>
-          <w:lang w:val="en-GB"/>
-        </w:rPr>
-        <w:t>tabla</w:t>
-      </w:r>
-      <w:proofErr w:type="spellEnd"/>
-      <w:r>
-        <w:rPr>
-          <w:lang w:val="en-GB"/>
-        </w:rPr>
-        <w:t xml:space="preserve"> `</w:t>
-      </w:r>
-      <w:proofErr w:type="spellStart"/>
-      <w:r>
-        <w:rPr>
-          <w:lang w:val="en-GB"/>
-        </w:rPr>
-        <w:t>libros</w:t>
-      </w:r>
-      <w:proofErr w:type="spellEnd"/>
-      <w:r>
-        <w:rPr>
-          <w:lang w:val="en-GB"/>
-        </w:rPr>
-        <w:t>`</w:t>
+        <w:t>-- Estructura de tabla para la tabla `libros`</w:t>
       </w:r>
     </w:p>
     <w:p>
@@ -20121,21 +18772,7 @@
         <w:rPr>
           <w:lang w:val="en-GB"/>
         </w:rPr>
-        <w:t>CREATE TABLE `</w:t>
-      </w:r>
-      <w:proofErr w:type="spellStart"/>
-      <w:r>
-        <w:rPr>
-          <w:lang w:val="en-GB"/>
-        </w:rPr>
-        <w:t>libros</w:t>
-      </w:r>
-      <w:proofErr w:type="spellEnd"/>
-      <w:r>
-        <w:rPr>
-          <w:lang w:val="en-GB"/>
-        </w:rPr>
-        <w:t>` (</w:t>
+        <w:t>CREATE TABLE `libros` (</w:t>
       </w:r>
     </w:p>
     <w:p>
@@ -20148,35 +18785,7 @@
         <w:rPr>
           <w:lang w:val="en-GB"/>
         </w:rPr>
-        <w:t xml:space="preserve">  `</w:t>
-      </w:r>
-      <w:proofErr w:type="spellStart"/>
-      <w:r>
-        <w:rPr>
-          <w:lang w:val="en-GB"/>
-        </w:rPr>
-        <w:t>isbn</w:t>
-      </w:r>
-      <w:proofErr w:type="spellEnd"/>
-      <w:r>
-        <w:rPr>
-          <w:lang w:val="en-GB"/>
-        </w:rPr>
-        <w:t xml:space="preserve">` </w:t>
-      </w:r>
-      <w:proofErr w:type="gramStart"/>
-      <w:r>
-        <w:rPr>
-          <w:lang w:val="en-GB"/>
-        </w:rPr>
-        <w:t>varchar(</w:t>
-      </w:r>
-      <w:proofErr w:type="gramEnd"/>
-      <w:r>
-        <w:rPr>
-          <w:lang w:val="en-GB"/>
-        </w:rPr>
-        <w:t>20) NOT NULL,</w:t>
+        <w:t xml:space="preserve">  `isbn` varchar(20) NOT NULL,</w:t>
       </w:r>
     </w:p>
     <w:p>
@@ -20189,35 +18798,7 @@
         <w:rPr>
           <w:lang w:val="en-GB"/>
         </w:rPr>
-        <w:t xml:space="preserve">  `</w:t>
-      </w:r>
-      <w:proofErr w:type="spellStart"/>
-      <w:r>
-        <w:rPr>
-          <w:lang w:val="en-GB"/>
-        </w:rPr>
-        <w:t>titulo</w:t>
-      </w:r>
-      <w:proofErr w:type="spellEnd"/>
-      <w:r>
-        <w:rPr>
-          <w:lang w:val="en-GB"/>
-        </w:rPr>
-        <w:t xml:space="preserve">` </w:t>
-      </w:r>
-      <w:proofErr w:type="gramStart"/>
-      <w:r>
-        <w:rPr>
-          <w:lang w:val="en-GB"/>
-        </w:rPr>
-        <w:t>varchar(</w:t>
-      </w:r>
-      <w:proofErr w:type="gramEnd"/>
-      <w:r>
-        <w:rPr>
-          <w:lang w:val="en-GB"/>
-        </w:rPr>
-        <w:t>255) NOT NULL,</w:t>
+        <w:t xml:space="preserve">  `titulo` varchar(255) NOT NULL,</w:t>
       </w:r>
     </w:p>
     <w:p>
@@ -20230,35 +18811,7 @@
         <w:rPr>
           <w:lang w:val="en-GB"/>
         </w:rPr>
-        <w:t xml:space="preserve">  `</w:t>
-      </w:r>
-      <w:proofErr w:type="spellStart"/>
-      <w:r>
-        <w:rPr>
-          <w:lang w:val="en-GB"/>
-        </w:rPr>
-        <w:t>autor</w:t>
-      </w:r>
-      <w:proofErr w:type="spellEnd"/>
-      <w:r>
-        <w:rPr>
-          <w:lang w:val="en-GB"/>
-        </w:rPr>
-        <w:t xml:space="preserve">` </w:t>
-      </w:r>
-      <w:proofErr w:type="gramStart"/>
-      <w:r>
-        <w:rPr>
-          <w:lang w:val="en-GB"/>
-        </w:rPr>
-        <w:t>varchar(</w:t>
-      </w:r>
-      <w:proofErr w:type="gramEnd"/>
-      <w:r>
-        <w:rPr>
-          <w:lang w:val="en-GB"/>
-        </w:rPr>
-        <w:t>255) NOT NULL,</w:t>
+        <w:t xml:space="preserve">  `autor` varchar(255) NOT NULL,</w:t>
       </w:r>
     </w:p>
     <w:p>
@@ -20271,43 +18824,7 @@
         <w:rPr>
           <w:lang w:val="en-GB"/>
         </w:rPr>
-        <w:t xml:space="preserve">  `</w:t>
-      </w:r>
-      <w:proofErr w:type="spellStart"/>
-      <w:r>
-        <w:rPr>
-          <w:lang w:val="en-GB"/>
-        </w:rPr>
-        <w:t>numero_ejemplares</w:t>
-      </w:r>
-      <w:proofErr w:type="spellEnd"/>
-      <w:r>
-        <w:rPr>
-          <w:lang w:val="en-GB"/>
-        </w:rPr>
-        <w:t xml:space="preserve">` </w:t>
-      </w:r>
-      <w:proofErr w:type="spellStart"/>
-      <w:proofErr w:type="gramStart"/>
-      <w:r>
-        <w:rPr>
-          <w:lang w:val="en-GB"/>
-        </w:rPr>
-        <w:t>int</w:t>
-      </w:r>
-      <w:proofErr w:type="spellEnd"/>
-      <w:r>
-        <w:rPr>
-          <w:lang w:val="en-GB"/>
-        </w:rPr>
-        <w:t>(</w:t>
-      </w:r>
-      <w:proofErr w:type="gramEnd"/>
-      <w:r>
-        <w:rPr>
-          <w:lang w:val="en-GB"/>
-        </w:rPr>
-        <w:t>5) NOT NULL,</w:t>
+        <w:t xml:space="preserve">  `numero_ejemplares` int(5) NOT NULL,</w:t>
       </w:r>
     </w:p>
     <w:p>
@@ -20320,43 +18837,7 @@
         <w:rPr>
           <w:lang w:val="en-GB"/>
         </w:rPr>
-        <w:t xml:space="preserve">  `</w:t>
-      </w:r>
-      <w:proofErr w:type="spellStart"/>
-      <w:r>
-        <w:rPr>
-          <w:lang w:val="en-GB"/>
-        </w:rPr>
-        <w:t>id_materia</w:t>
-      </w:r>
-      <w:proofErr w:type="spellEnd"/>
-      <w:r>
-        <w:rPr>
-          <w:lang w:val="en-GB"/>
-        </w:rPr>
-        <w:t xml:space="preserve">` </w:t>
-      </w:r>
-      <w:proofErr w:type="spellStart"/>
-      <w:proofErr w:type="gramStart"/>
-      <w:r>
-        <w:rPr>
-          <w:lang w:val="en-GB"/>
-        </w:rPr>
-        <w:t>int</w:t>
-      </w:r>
-      <w:proofErr w:type="spellEnd"/>
-      <w:r>
-        <w:rPr>
-          <w:lang w:val="en-GB"/>
-        </w:rPr>
-        <w:t>(</w:t>
-      </w:r>
-      <w:proofErr w:type="gramEnd"/>
-      <w:r>
-        <w:rPr>
-          <w:lang w:val="en-GB"/>
-        </w:rPr>
-        <w:t>11) NOT NULL,</w:t>
+        <w:t xml:space="preserve">  `id_materia` int(11) NOT NULL,</w:t>
       </w:r>
     </w:p>
     <w:p>
@@ -20369,35 +18850,7 @@
         <w:rPr>
           <w:lang w:val="en-GB"/>
         </w:rPr>
-        <w:t xml:space="preserve">  `</w:t>
-      </w:r>
-      <w:proofErr w:type="spellStart"/>
-      <w:r>
-        <w:rPr>
-          <w:lang w:val="en-GB"/>
-        </w:rPr>
-        <w:t>id_curso</w:t>
-      </w:r>
-      <w:proofErr w:type="spellEnd"/>
-      <w:r>
-        <w:rPr>
-          <w:lang w:val="en-GB"/>
-        </w:rPr>
-        <w:t xml:space="preserve">` </w:t>
-      </w:r>
-      <w:proofErr w:type="gramStart"/>
-      <w:r>
-        <w:rPr>
-          <w:lang w:val="en-GB"/>
-        </w:rPr>
-        <w:t>varchar(</w:t>
-      </w:r>
-      <w:proofErr w:type="gramEnd"/>
-      <w:r>
-        <w:rPr>
-          <w:lang w:val="en-GB"/>
-        </w:rPr>
-        <w:t>20) NOT NULL</w:t>
+        <w:t xml:space="preserve">  `id_curso` varchar(20) NOT NULL</w:t>
       </w:r>
     </w:p>
     <w:p>
@@ -20410,21 +18863,7 @@
         <w:rPr>
           <w:lang w:val="en-GB"/>
         </w:rPr>
-        <w:t>) ENGINE=</w:t>
-      </w:r>
-      <w:proofErr w:type="spellStart"/>
-      <w:r>
-        <w:rPr>
-          <w:lang w:val="en-GB"/>
-        </w:rPr>
-        <w:t>InnoDB</w:t>
-      </w:r>
-      <w:proofErr w:type="spellEnd"/>
-      <w:r>
-        <w:rPr>
-          <w:lang w:val="en-GB"/>
-        </w:rPr>
-        <w:t xml:space="preserve"> DEFAULT CHARSET=utf8 COLLATE=utf8_spanish2_ci;</w:t>
+        <w:t>) ENGINE=InnoDB DEFAULT CHARSET=utf8 COLLATE=utf8_spanish2_ci;</w:t>
       </w:r>
     </w:p>
     <w:p>
@@ -20463,63 +18902,7 @@
         <w:rPr>
           <w:lang w:val="en-GB"/>
         </w:rPr>
-        <w:t xml:space="preserve">-- </w:t>
-      </w:r>
-      <w:proofErr w:type="spellStart"/>
-      <w:r>
-        <w:rPr>
-          <w:lang w:val="en-GB"/>
-        </w:rPr>
-        <w:t>Estructura</w:t>
-      </w:r>
-      <w:proofErr w:type="spellEnd"/>
-      <w:r>
-        <w:rPr>
-          <w:lang w:val="en-GB"/>
-        </w:rPr>
-        <w:t xml:space="preserve"> de </w:t>
-      </w:r>
-      <w:proofErr w:type="spellStart"/>
-      <w:r>
-        <w:rPr>
-          <w:lang w:val="en-GB"/>
-        </w:rPr>
-        <w:t>tabla</w:t>
-      </w:r>
-      <w:proofErr w:type="spellEnd"/>
-      <w:r>
-        <w:rPr>
-          <w:lang w:val="en-GB"/>
-        </w:rPr>
-        <w:t xml:space="preserve"> para la </w:t>
-      </w:r>
-      <w:proofErr w:type="spellStart"/>
-      <w:r>
-        <w:rPr>
-          <w:lang w:val="en-GB"/>
-        </w:rPr>
-        <w:t>tabla</w:t>
-      </w:r>
-      <w:proofErr w:type="spellEnd"/>
-      <w:r>
-        <w:rPr>
-          <w:lang w:val="en-GB"/>
-        </w:rPr>
-        <w:t xml:space="preserve"> `</w:t>
-      </w:r>
-      <w:proofErr w:type="spellStart"/>
-      <w:r>
-        <w:rPr>
-          <w:lang w:val="en-GB"/>
-        </w:rPr>
-        <w:t>materias</w:t>
-      </w:r>
-      <w:proofErr w:type="spellEnd"/>
-      <w:r>
-        <w:rPr>
-          <w:lang w:val="en-GB"/>
-        </w:rPr>
-        <w:t>`</w:t>
+        <w:t>-- Estructura de tabla para la tabla `materias`</w:t>
       </w:r>
     </w:p>
     <w:p>
@@ -20545,21 +18928,7 @@
         <w:rPr>
           <w:lang w:val="en-GB"/>
         </w:rPr>
-        <w:t>CREATE TABLE `</w:t>
-      </w:r>
-      <w:proofErr w:type="spellStart"/>
-      <w:r>
-        <w:rPr>
-          <w:lang w:val="en-GB"/>
-        </w:rPr>
-        <w:t>materias</w:t>
-      </w:r>
-      <w:proofErr w:type="spellEnd"/>
-      <w:r>
-        <w:rPr>
-          <w:lang w:val="en-GB"/>
-        </w:rPr>
-        <w:t>` (</w:t>
+        <w:t>CREATE TABLE `materias` (</w:t>
       </w:r>
     </w:p>
     <w:p>
@@ -20572,29 +18941,7 @@
         <w:rPr>
           <w:lang w:val="en-GB"/>
         </w:rPr>
-        <w:t xml:space="preserve">  `id` </w:t>
-      </w:r>
-      <w:proofErr w:type="spellStart"/>
-      <w:proofErr w:type="gramStart"/>
-      <w:r>
-        <w:rPr>
-          <w:lang w:val="en-GB"/>
-        </w:rPr>
-        <w:t>int</w:t>
-      </w:r>
-      <w:proofErr w:type="spellEnd"/>
-      <w:r>
-        <w:rPr>
-          <w:lang w:val="en-GB"/>
-        </w:rPr>
-        <w:t>(</w:t>
-      </w:r>
-      <w:proofErr w:type="gramEnd"/>
-      <w:r>
-        <w:rPr>
-          <w:lang w:val="en-GB"/>
-        </w:rPr>
-        <w:t>11) NOT NULL,</w:t>
+        <w:t xml:space="preserve">  `id` int(11) NOT NULL,</w:t>
       </w:r>
     </w:p>
     <w:p>
@@ -20607,35 +18954,7 @@
         <w:rPr>
           <w:lang w:val="en-GB"/>
         </w:rPr>
-        <w:t xml:space="preserve">  `</w:t>
-      </w:r>
-      <w:proofErr w:type="spellStart"/>
-      <w:r>
-        <w:rPr>
-          <w:lang w:val="en-GB"/>
-        </w:rPr>
-        <w:t>nombre</w:t>
-      </w:r>
-      <w:proofErr w:type="spellEnd"/>
-      <w:r>
-        <w:rPr>
-          <w:lang w:val="en-GB"/>
-        </w:rPr>
-        <w:t xml:space="preserve">` </w:t>
-      </w:r>
-      <w:proofErr w:type="gramStart"/>
-      <w:r>
-        <w:rPr>
-          <w:lang w:val="en-GB"/>
-        </w:rPr>
-        <w:t>varchar(</w:t>
-      </w:r>
-      <w:proofErr w:type="gramEnd"/>
-      <w:r>
-        <w:rPr>
-          <w:lang w:val="en-GB"/>
-        </w:rPr>
-        <w:t>255) NOT NULL,</w:t>
+        <w:t xml:space="preserve">  `nombre` varchar(255) NOT NULL,</w:t>
       </w:r>
     </w:p>
     <w:p>
@@ -20648,35 +18967,7 @@
         <w:rPr>
           <w:lang w:val="en-GB"/>
         </w:rPr>
-        <w:t xml:space="preserve">  `</w:t>
-      </w:r>
-      <w:proofErr w:type="spellStart"/>
-      <w:r>
-        <w:rPr>
-          <w:lang w:val="en-GB"/>
-        </w:rPr>
-        <w:t>departamento</w:t>
-      </w:r>
-      <w:proofErr w:type="spellEnd"/>
-      <w:r>
-        <w:rPr>
-          <w:lang w:val="en-GB"/>
-        </w:rPr>
-        <w:t xml:space="preserve">` </w:t>
-      </w:r>
-      <w:proofErr w:type="gramStart"/>
-      <w:r>
-        <w:rPr>
-          <w:lang w:val="en-GB"/>
-        </w:rPr>
-        <w:t>varchar(</w:t>
-      </w:r>
-      <w:proofErr w:type="gramEnd"/>
-      <w:r>
-        <w:rPr>
-          <w:lang w:val="en-GB"/>
-        </w:rPr>
-        <w:t>255) NOT NULL</w:t>
+        <w:t xml:space="preserve">  `departamento` varchar(255) NOT NULL</w:t>
       </w:r>
     </w:p>
     <w:p>
@@ -20689,21 +18980,7 @@
         <w:rPr>
           <w:lang w:val="en-GB"/>
         </w:rPr>
-        <w:t>) ENGINE=</w:t>
-      </w:r>
-      <w:proofErr w:type="spellStart"/>
-      <w:r>
-        <w:rPr>
-          <w:lang w:val="en-GB"/>
-        </w:rPr>
-        <w:t>InnoDB</w:t>
-      </w:r>
-      <w:proofErr w:type="spellEnd"/>
-      <w:r>
-        <w:rPr>
-          <w:lang w:val="en-GB"/>
-        </w:rPr>
-        <w:t xml:space="preserve"> DEFAULT CHARSET=utf8 COLLATE=utf8_spanish2_ci;</w:t>
+        <w:t>) ENGINE=InnoDB DEFAULT CHARSET=utf8 COLLATE=utf8_spanish2_ci;</w:t>
       </w:r>
     </w:p>
     <w:p>
@@ -20729,44 +19006,8 @@
         <w:rPr>
           <w:lang w:val="en-GB"/>
         </w:rPr>
-        <w:t xml:space="preserve">-- </w:t>
+        <w:t>-- Índices para tablas volcadas</w:t>
       </w:r>
-      <w:proofErr w:type="spellStart"/>
-      <w:r>
-        <w:rPr>
-          <w:lang w:val="en-GB"/>
-        </w:rPr>
-        <w:t>Índices</w:t>
-      </w:r>
-      <w:proofErr w:type="spellEnd"/>
-      <w:r>
-        <w:rPr>
-          <w:lang w:val="en-GB"/>
-        </w:rPr>
-        <w:t xml:space="preserve"> para </w:t>
-      </w:r>
-      <w:proofErr w:type="spellStart"/>
-      <w:r>
-        <w:rPr>
-          <w:lang w:val="en-GB"/>
-        </w:rPr>
-        <w:t>tablas</w:t>
-      </w:r>
-      <w:proofErr w:type="spellEnd"/>
-      <w:r>
-        <w:rPr>
-          <w:lang w:val="en-GB"/>
-        </w:rPr>
-        <w:t xml:space="preserve"> </w:t>
-      </w:r>
-      <w:proofErr w:type="spellStart"/>
-      <w:r>
-        <w:rPr>
-          <w:lang w:val="en-GB"/>
-        </w:rPr>
-        <w:t>volcadas</w:t>
-      </w:r>
-      <w:proofErr w:type="spellEnd"/>
     </w:p>
     <w:p>
       <w:pPr>
@@ -20804,35 +19045,7 @@
         <w:rPr>
           <w:lang w:val="en-GB"/>
         </w:rPr>
-        <w:t xml:space="preserve">-- Indices de la </w:t>
-      </w:r>
-      <w:proofErr w:type="spellStart"/>
-      <w:r>
-        <w:rPr>
-          <w:lang w:val="en-GB"/>
-        </w:rPr>
-        <w:t>tabla</w:t>
-      </w:r>
-      <w:proofErr w:type="spellEnd"/>
-      <w:r>
-        <w:rPr>
-          <w:lang w:val="en-GB"/>
-        </w:rPr>
-        <w:t xml:space="preserve"> `</w:t>
-      </w:r>
-      <w:proofErr w:type="spellStart"/>
-      <w:r>
-        <w:rPr>
-          <w:lang w:val="en-GB"/>
-        </w:rPr>
-        <w:t>alumnos</w:t>
-      </w:r>
-      <w:proofErr w:type="spellEnd"/>
-      <w:r>
-        <w:rPr>
-          <w:lang w:val="en-GB"/>
-        </w:rPr>
-        <w:t>`</w:t>
+        <w:t>-- Indices de la tabla `alumnos`</w:t>
       </w:r>
     </w:p>
     <w:p>
@@ -20858,21 +19071,7 @@
         <w:rPr>
           <w:lang w:val="en-GB"/>
         </w:rPr>
-        <w:t>ALTER TABLE `</w:t>
-      </w:r>
-      <w:proofErr w:type="spellStart"/>
-      <w:r>
-        <w:rPr>
-          <w:lang w:val="en-GB"/>
-        </w:rPr>
-        <w:t>alumnos</w:t>
-      </w:r>
-      <w:proofErr w:type="spellEnd"/>
-      <w:r>
-        <w:rPr>
-          <w:lang w:val="en-GB"/>
-        </w:rPr>
-        <w:t>`</w:t>
+        <w:t>ALTER TABLE `alumnos`</w:t>
       </w:r>
     </w:p>
     <w:p>
@@ -20885,21 +19084,7 @@
         <w:rPr>
           <w:lang w:val="en-GB"/>
         </w:rPr>
-        <w:t xml:space="preserve">  ADD PRIMARY KEY (`</w:t>
-      </w:r>
-      <w:proofErr w:type="spellStart"/>
-      <w:r>
-        <w:rPr>
-          <w:lang w:val="en-GB"/>
-        </w:rPr>
-        <w:t>nie</w:t>
-      </w:r>
-      <w:proofErr w:type="spellEnd"/>
-      <w:r>
-        <w:rPr>
-          <w:lang w:val="en-GB"/>
-        </w:rPr>
-        <w:t>`);</w:t>
+        <w:t xml:space="preserve">  ADD PRIMARY KEY (`nie`);</w:t>
       </w:r>
     </w:p>
     <w:p>
@@ -20925,35 +19110,7 @@
         <w:rPr>
           <w:lang w:val="en-GB"/>
         </w:rPr>
-        <w:t xml:space="preserve">-- Indices de la </w:t>
-      </w:r>
-      <w:proofErr w:type="spellStart"/>
-      <w:r>
-        <w:rPr>
-          <w:lang w:val="en-GB"/>
-        </w:rPr>
-        <w:t>tabla</w:t>
-      </w:r>
-      <w:proofErr w:type="spellEnd"/>
-      <w:r>
-        <w:rPr>
-          <w:lang w:val="en-GB"/>
-        </w:rPr>
-        <w:t xml:space="preserve"> `</w:t>
-      </w:r>
-      <w:proofErr w:type="spellStart"/>
-      <w:r>
-        <w:rPr>
-          <w:lang w:val="en-GB"/>
-        </w:rPr>
-        <w:t>alumnoscrusoslibros</w:t>
-      </w:r>
-      <w:proofErr w:type="spellEnd"/>
-      <w:r>
-        <w:rPr>
-          <w:lang w:val="en-GB"/>
-        </w:rPr>
-        <w:t>`</w:t>
+        <w:t>-- Indices de la tabla `alumnoscrusoslibros`</w:t>
       </w:r>
     </w:p>
     <w:p>
@@ -20980,21 +19137,7 @@
           <w:lang w:val="en-GB"/>
         </w:rPr>
         <w:lastRenderedPageBreak/>
-        <w:t>ALTER TABLE `</w:t>
-      </w:r>
-      <w:proofErr w:type="spellStart"/>
-      <w:r>
-        <w:rPr>
-          <w:lang w:val="en-GB"/>
-        </w:rPr>
-        <w:t>alumnoscrusoslibros</w:t>
-      </w:r>
-      <w:proofErr w:type="spellEnd"/>
-      <w:r>
-        <w:rPr>
-          <w:lang w:val="en-GB"/>
-        </w:rPr>
-        <w:t>`</w:t>
+        <w:t>ALTER TABLE `alumnoscrusoslibros`</w:t>
       </w:r>
     </w:p>
     <w:p>
@@ -21007,51 +19150,7 @@
         <w:rPr>
           <w:lang w:val="en-GB"/>
         </w:rPr>
-        <w:t xml:space="preserve">  ADD PRIMARY KEY (`</w:t>
-      </w:r>
-      <w:proofErr w:type="spellStart"/>
-      <w:r>
-        <w:rPr>
-          <w:lang w:val="en-GB"/>
-        </w:rPr>
-        <w:t>nie</w:t>
-      </w:r>
-      <w:proofErr w:type="spellEnd"/>
-      <w:proofErr w:type="gramStart"/>
-      <w:r>
-        <w:rPr>
-          <w:lang w:val="en-GB"/>
-        </w:rPr>
-        <w:t>`,`</w:t>
-      </w:r>
-      <w:proofErr w:type="spellStart"/>
-      <w:proofErr w:type="gramEnd"/>
-      <w:r>
-        <w:rPr>
-          <w:lang w:val="en-GB"/>
-        </w:rPr>
-        <w:t>curso</w:t>
-      </w:r>
-      <w:proofErr w:type="spellEnd"/>
-      <w:r>
-        <w:rPr>
-          <w:lang w:val="en-GB"/>
-        </w:rPr>
-        <w:t>`,`</w:t>
-      </w:r>
-      <w:proofErr w:type="spellStart"/>
-      <w:r>
-        <w:rPr>
-          <w:lang w:val="en-GB"/>
-        </w:rPr>
-        <w:t>isbn</w:t>
-      </w:r>
-      <w:proofErr w:type="spellEnd"/>
-      <w:r>
-        <w:rPr>
-          <w:lang w:val="en-GB"/>
-        </w:rPr>
-        <w:t>`),</w:t>
+        <w:t xml:space="preserve">  ADD PRIMARY KEY (`nie`,`curso`,`isbn`),</w:t>
       </w:r>
     </w:p>
     <w:p>
@@ -21064,35 +19163,7 @@
         <w:rPr>
           <w:lang w:val="en-GB"/>
         </w:rPr>
-        <w:t xml:space="preserve">  ADD KEY `</w:t>
-      </w:r>
-      <w:proofErr w:type="spellStart"/>
-      <w:r>
-        <w:rPr>
-          <w:lang w:val="en-GB"/>
-        </w:rPr>
-        <w:t>isbn</w:t>
-      </w:r>
-      <w:proofErr w:type="spellEnd"/>
-      <w:r>
-        <w:rPr>
-          <w:lang w:val="en-GB"/>
-        </w:rPr>
-        <w:t>` (`</w:t>
-      </w:r>
-      <w:proofErr w:type="spellStart"/>
-      <w:r>
-        <w:rPr>
-          <w:lang w:val="en-GB"/>
-        </w:rPr>
-        <w:t>isbn</w:t>
-      </w:r>
-      <w:proofErr w:type="spellEnd"/>
-      <w:r>
-        <w:rPr>
-          <w:lang w:val="en-GB"/>
-        </w:rPr>
-        <w:t>`),</w:t>
+        <w:t xml:space="preserve">  ADD KEY `isbn` (`isbn`),</w:t>
       </w:r>
     </w:p>
     <w:p>
@@ -21105,35 +19176,7 @@
         <w:rPr>
           <w:lang w:val="en-GB"/>
         </w:rPr>
-        <w:t xml:space="preserve">  ADD KEY `</w:t>
-      </w:r>
-      <w:proofErr w:type="spellStart"/>
-      <w:r>
-        <w:rPr>
-          <w:lang w:val="en-GB"/>
-        </w:rPr>
-        <w:t>curso</w:t>
-      </w:r>
-      <w:proofErr w:type="spellEnd"/>
-      <w:r>
-        <w:rPr>
-          <w:lang w:val="en-GB"/>
-        </w:rPr>
-        <w:t>` (`</w:t>
-      </w:r>
-      <w:proofErr w:type="spellStart"/>
-      <w:r>
-        <w:rPr>
-          <w:lang w:val="en-GB"/>
-        </w:rPr>
-        <w:t>curso</w:t>
-      </w:r>
-      <w:proofErr w:type="spellEnd"/>
-      <w:r>
-        <w:rPr>
-          <w:lang w:val="en-GB"/>
-        </w:rPr>
-        <w:t>`);</w:t>
+        <w:t xml:space="preserve">  ADD KEY `curso` (`curso`);</w:t>
       </w:r>
     </w:p>
     <w:p>
@@ -21159,35 +19202,7 @@
         <w:rPr>
           <w:lang w:val="en-GB"/>
         </w:rPr>
-        <w:t xml:space="preserve">-- Indices de la </w:t>
-      </w:r>
-      <w:proofErr w:type="spellStart"/>
-      <w:r>
-        <w:rPr>
-          <w:lang w:val="en-GB"/>
-        </w:rPr>
-        <w:t>tabla</w:t>
-      </w:r>
-      <w:proofErr w:type="spellEnd"/>
-      <w:r>
-        <w:rPr>
-          <w:lang w:val="en-GB"/>
-        </w:rPr>
-        <w:t xml:space="preserve"> `</w:t>
-      </w:r>
-      <w:proofErr w:type="spellStart"/>
-      <w:r>
-        <w:rPr>
-          <w:lang w:val="en-GB"/>
-        </w:rPr>
-        <w:t>cursos</w:t>
-      </w:r>
-      <w:proofErr w:type="spellEnd"/>
-      <w:r>
-        <w:rPr>
-          <w:lang w:val="en-GB"/>
-        </w:rPr>
-        <w:t>`</w:t>
+        <w:t>-- Indices de la tabla `cursos`</w:t>
       </w:r>
     </w:p>
     <w:p>
@@ -21213,21 +19228,7 @@
         <w:rPr>
           <w:lang w:val="en-GB"/>
         </w:rPr>
-        <w:t>ALTER TABLE `</w:t>
-      </w:r>
-      <w:proofErr w:type="spellStart"/>
-      <w:r>
-        <w:rPr>
-          <w:lang w:val="en-GB"/>
-        </w:rPr>
-        <w:t>cursos</w:t>
-      </w:r>
-      <w:proofErr w:type="spellEnd"/>
-      <w:r>
-        <w:rPr>
-          <w:lang w:val="en-GB"/>
-        </w:rPr>
-        <w:t>`</w:t>
+        <w:t>ALTER TABLE `cursos`</w:t>
       </w:r>
     </w:p>
     <w:p>
@@ -21240,21 +19241,7 @@
         <w:rPr>
           <w:lang w:val="en-GB"/>
         </w:rPr>
-        <w:t xml:space="preserve">  ADD PRIMARY KEY (`</w:t>
-      </w:r>
-      <w:proofErr w:type="spellStart"/>
-      <w:r>
-        <w:rPr>
-          <w:lang w:val="en-GB"/>
-        </w:rPr>
-        <w:t>curso</w:t>
-      </w:r>
-      <w:proofErr w:type="spellEnd"/>
-      <w:r>
-        <w:rPr>
-          <w:lang w:val="en-GB"/>
-        </w:rPr>
-        <w:t>`);</w:t>
+        <w:t xml:space="preserve">  ADD PRIMARY KEY (`curso`);</w:t>
       </w:r>
     </w:p>
     <w:p>
@@ -21280,35 +19267,7 @@
         <w:rPr>
           <w:lang w:val="en-GB"/>
         </w:rPr>
-        <w:t xml:space="preserve">-- Indices de la </w:t>
-      </w:r>
-      <w:proofErr w:type="spellStart"/>
-      <w:r>
-        <w:rPr>
-          <w:lang w:val="en-GB"/>
-        </w:rPr>
-        <w:t>tabla</w:t>
-      </w:r>
-      <w:proofErr w:type="spellEnd"/>
-      <w:r>
-        <w:rPr>
-          <w:lang w:val="en-GB"/>
-        </w:rPr>
-        <w:t xml:space="preserve"> `</w:t>
-      </w:r>
-      <w:proofErr w:type="spellStart"/>
-      <w:r>
-        <w:rPr>
-          <w:lang w:val="en-GB"/>
-        </w:rPr>
-        <w:t>libros</w:t>
-      </w:r>
-      <w:proofErr w:type="spellEnd"/>
-      <w:r>
-        <w:rPr>
-          <w:lang w:val="en-GB"/>
-        </w:rPr>
-        <w:t>`</w:t>
+        <w:t>-- Indices de la tabla `libros`</w:t>
       </w:r>
     </w:p>
     <w:p>
@@ -21334,21 +19293,7 @@
         <w:rPr>
           <w:lang w:val="en-GB"/>
         </w:rPr>
-        <w:t>ALTER TABLE `</w:t>
-      </w:r>
-      <w:proofErr w:type="spellStart"/>
-      <w:r>
-        <w:rPr>
-          <w:lang w:val="en-GB"/>
-        </w:rPr>
-        <w:t>libros</w:t>
-      </w:r>
-      <w:proofErr w:type="spellEnd"/>
-      <w:r>
-        <w:rPr>
-          <w:lang w:val="en-GB"/>
-        </w:rPr>
-        <w:t>`</w:t>
+        <w:t>ALTER TABLE `libros`</w:t>
       </w:r>
     </w:p>
     <w:p>
@@ -21361,21 +19306,7 @@
         <w:rPr>
           <w:lang w:val="en-GB"/>
         </w:rPr>
-        <w:t xml:space="preserve">  ADD PRIMARY KEY (`</w:t>
-      </w:r>
-      <w:proofErr w:type="spellStart"/>
-      <w:r>
-        <w:rPr>
-          <w:lang w:val="en-GB"/>
-        </w:rPr>
-        <w:t>isbn</w:t>
-      </w:r>
-      <w:proofErr w:type="spellEnd"/>
-      <w:r>
-        <w:rPr>
-          <w:lang w:val="en-GB"/>
-        </w:rPr>
-        <w:t>`),</w:t>
+        <w:t xml:space="preserve">  ADD PRIMARY KEY (`isbn`),</w:t>
       </w:r>
     </w:p>
     <w:p>
@@ -21388,35 +19319,7 @@
         <w:rPr>
           <w:lang w:val="en-GB"/>
         </w:rPr>
-        <w:t xml:space="preserve">  ADD KEY `</w:t>
-      </w:r>
-      <w:proofErr w:type="spellStart"/>
-      <w:r>
-        <w:rPr>
-          <w:lang w:val="en-GB"/>
-        </w:rPr>
-        <w:t>FK_Materias</w:t>
-      </w:r>
-      <w:proofErr w:type="spellEnd"/>
-      <w:r>
-        <w:rPr>
-          <w:lang w:val="en-GB"/>
-        </w:rPr>
-        <w:t>` (`</w:t>
-      </w:r>
-      <w:proofErr w:type="spellStart"/>
-      <w:r>
-        <w:rPr>
-          <w:lang w:val="en-GB"/>
-        </w:rPr>
-        <w:t>id_materia</w:t>
-      </w:r>
-      <w:proofErr w:type="spellEnd"/>
-      <w:r>
-        <w:rPr>
-          <w:lang w:val="en-GB"/>
-        </w:rPr>
-        <w:t>`),</w:t>
+        <w:t xml:space="preserve">  ADD KEY `FK_Materias` (`id_materia`),</w:t>
       </w:r>
     </w:p>
     <w:p>
@@ -21429,35 +19332,7 @@
         <w:rPr>
           <w:lang w:val="en-GB"/>
         </w:rPr>
-        <w:t xml:space="preserve">  ADD KEY `</w:t>
-      </w:r>
-      <w:proofErr w:type="spellStart"/>
-      <w:r>
-        <w:rPr>
-          <w:lang w:val="en-GB"/>
-        </w:rPr>
-        <w:t>FK_Cursos</w:t>
-      </w:r>
-      <w:proofErr w:type="spellEnd"/>
-      <w:r>
-        <w:rPr>
-          <w:lang w:val="en-GB"/>
-        </w:rPr>
-        <w:t>` (`</w:t>
-      </w:r>
-      <w:proofErr w:type="spellStart"/>
-      <w:r>
-        <w:rPr>
-          <w:lang w:val="en-GB"/>
-        </w:rPr>
-        <w:t>id_curso</w:t>
-      </w:r>
-      <w:proofErr w:type="spellEnd"/>
-      <w:r>
-        <w:rPr>
-          <w:lang w:val="en-GB"/>
-        </w:rPr>
-        <w:t>`) USING BTREE;</w:t>
+        <w:t xml:space="preserve">  ADD KEY `FK_Cursos` (`id_curso`) USING BTREE;</w:t>
       </w:r>
     </w:p>
     <w:p>
@@ -21483,35 +19358,7 @@
         <w:rPr>
           <w:lang w:val="en-GB"/>
         </w:rPr>
-        <w:t xml:space="preserve">-- Indices de la </w:t>
-      </w:r>
-      <w:proofErr w:type="spellStart"/>
-      <w:r>
-        <w:rPr>
-          <w:lang w:val="en-GB"/>
-        </w:rPr>
-        <w:t>tabla</w:t>
-      </w:r>
-      <w:proofErr w:type="spellEnd"/>
-      <w:r>
-        <w:rPr>
-          <w:lang w:val="en-GB"/>
-        </w:rPr>
-        <w:t xml:space="preserve"> `</w:t>
-      </w:r>
-      <w:proofErr w:type="spellStart"/>
-      <w:r>
-        <w:rPr>
-          <w:lang w:val="en-GB"/>
-        </w:rPr>
-        <w:t>materias</w:t>
-      </w:r>
-      <w:proofErr w:type="spellEnd"/>
-      <w:r>
-        <w:rPr>
-          <w:lang w:val="en-GB"/>
-        </w:rPr>
-        <w:t>`</w:t>
+        <w:t>-- Indices de la tabla `materias`</w:t>
       </w:r>
     </w:p>
     <w:p>
@@ -21537,21 +19384,7 @@
         <w:rPr>
           <w:lang w:val="en-GB"/>
         </w:rPr>
-        <w:t>ALTER TABLE `</w:t>
-      </w:r>
-      <w:proofErr w:type="spellStart"/>
-      <w:r>
-        <w:rPr>
-          <w:lang w:val="en-GB"/>
-        </w:rPr>
-        <w:t>materias</w:t>
-      </w:r>
-      <w:proofErr w:type="spellEnd"/>
-      <w:r>
-        <w:rPr>
-          <w:lang w:val="en-GB"/>
-        </w:rPr>
-        <w:t>`</w:t>
+        <w:t>ALTER TABLE `materias`</w:t>
       </w:r>
     </w:p>
     <w:p>
@@ -21577,44 +19410,8 @@
         <w:rPr>
           <w:lang w:val="en-GB"/>
         </w:rPr>
-        <w:t xml:space="preserve">-- </w:t>
+        <w:t>-- Restricciones para tablas volcadas</w:t>
       </w:r>
-      <w:proofErr w:type="spellStart"/>
-      <w:r>
-        <w:rPr>
-          <w:lang w:val="en-GB"/>
-        </w:rPr>
-        <w:t>Restricciones</w:t>
-      </w:r>
-      <w:proofErr w:type="spellEnd"/>
-      <w:r>
-        <w:rPr>
-          <w:lang w:val="en-GB"/>
-        </w:rPr>
-        <w:t xml:space="preserve"> para </w:t>
-      </w:r>
-      <w:proofErr w:type="spellStart"/>
-      <w:r>
-        <w:rPr>
-          <w:lang w:val="en-GB"/>
-        </w:rPr>
-        <w:t>tablas</w:t>
-      </w:r>
-      <w:proofErr w:type="spellEnd"/>
-      <w:r>
-        <w:rPr>
-          <w:lang w:val="en-GB"/>
-        </w:rPr>
-        <w:t xml:space="preserve"> </w:t>
-      </w:r>
-      <w:proofErr w:type="spellStart"/>
-      <w:r>
-        <w:rPr>
-          <w:lang w:val="en-GB"/>
-        </w:rPr>
-        <w:t>volcadas</w:t>
-      </w:r>
-      <w:proofErr w:type="spellEnd"/>
     </w:p>
     <w:p>
       <w:pPr>
@@ -21652,49 +19449,7 @@
         <w:rPr>
           <w:lang w:val="en-GB"/>
         </w:rPr>
-        <w:t xml:space="preserve">-- </w:t>
-      </w:r>
-      <w:proofErr w:type="spellStart"/>
-      <w:r>
-        <w:rPr>
-          <w:lang w:val="en-GB"/>
-        </w:rPr>
-        <w:t>Filtros</w:t>
-      </w:r>
-      <w:proofErr w:type="spellEnd"/>
-      <w:r>
-        <w:rPr>
-          <w:lang w:val="en-GB"/>
-        </w:rPr>
-        <w:t xml:space="preserve"> para la </w:t>
-      </w:r>
-      <w:proofErr w:type="spellStart"/>
-      <w:r>
-        <w:rPr>
-          <w:lang w:val="en-GB"/>
-        </w:rPr>
-        <w:t>tabla</w:t>
-      </w:r>
-      <w:proofErr w:type="spellEnd"/>
-      <w:r>
-        <w:rPr>
-          <w:lang w:val="en-GB"/>
-        </w:rPr>
-        <w:t xml:space="preserve"> `</w:t>
-      </w:r>
-      <w:proofErr w:type="spellStart"/>
-      <w:r>
-        <w:rPr>
-          <w:lang w:val="en-GB"/>
-        </w:rPr>
-        <w:t>alumnoscrusoslibros</w:t>
-      </w:r>
-      <w:proofErr w:type="spellEnd"/>
-      <w:r>
-        <w:rPr>
-          <w:lang w:val="en-GB"/>
-        </w:rPr>
-        <w:t>`</w:t>
+        <w:t>-- Filtros para la tabla `alumnoscrusoslibros`</w:t>
       </w:r>
     </w:p>
     <w:p>
@@ -21720,21 +19475,7 @@
         <w:rPr>
           <w:lang w:val="en-GB"/>
         </w:rPr>
-        <w:t>ALTER TABLE `</w:t>
-      </w:r>
-      <w:proofErr w:type="spellStart"/>
-      <w:r>
-        <w:rPr>
-          <w:lang w:val="en-GB"/>
-        </w:rPr>
-        <w:t>alumnoscrusoslibros</w:t>
-      </w:r>
-      <w:proofErr w:type="spellEnd"/>
-      <w:r>
-        <w:rPr>
-          <w:lang w:val="en-GB"/>
-        </w:rPr>
-        <w:t>`</w:t>
+        <w:t>ALTER TABLE `alumnoscrusoslibros`</w:t>
       </w:r>
     </w:p>
     <w:p>
@@ -21747,49 +19488,7 @@
         <w:rPr>
           <w:lang w:val="en-GB"/>
         </w:rPr>
-        <w:t xml:space="preserve">  ADD CONSTRAINT `alumnoscrusoslibros_ibfk_1` FOREIGN KEY (`</w:t>
-      </w:r>
-      <w:proofErr w:type="spellStart"/>
-      <w:r>
-        <w:rPr>
-          <w:lang w:val="en-GB"/>
-        </w:rPr>
-        <w:t>isbn</w:t>
-      </w:r>
-      <w:proofErr w:type="spellEnd"/>
-      <w:r>
-        <w:rPr>
-          <w:lang w:val="en-GB"/>
-        </w:rPr>
-        <w:t>`) REFERENCES `</w:t>
-      </w:r>
-      <w:proofErr w:type="spellStart"/>
-      <w:r>
-        <w:rPr>
-          <w:lang w:val="en-GB"/>
-        </w:rPr>
-        <w:t>libros</w:t>
-      </w:r>
-      <w:proofErr w:type="spellEnd"/>
-      <w:r>
-        <w:rPr>
-          <w:lang w:val="en-GB"/>
-        </w:rPr>
-        <w:t>` (`</w:t>
-      </w:r>
-      <w:proofErr w:type="spellStart"/>
-      <w:r>
-        <w:rPr>
-          <w:lang w:val="en-GB"/>
-        </w:rPr>
-        <w:t>isbn</w:t>
-      </w:r>
-      <w:proofErr w:type="spellEnd"/>
-      <w:r>
-        <w:rPr>
-          <w:lang w:val="en-GB"/>
-        </w:rPr>
-        <w:t>`) ON DELETE CASCADE ON UPDATE CASCADE,</w:t>
+        <w:t xml:space="preserve">  ADD CONSTRAINT `alumnoscrusoslibros_ibfk_1` FOREIGN KEY (`isbn`) REFERENCES `libros` (`isbn`) ON DELETE CASCADE ON UPDATE CASCADE,</w:t>
       </w:r>
     </w:p>
     <w:p>
@@ -21802,49 +19501,7 @@
         <w:rPr>
           <w:lang w:val="en-GB"/>
         </w:rPr>
-        <w:t xml:space="preserve">  ADD CONSTRAINT `alumnoscrusoslibros_ibfk_2` FOREIGN KEY (`</w:t>
-      </w:r>
-      <w:proofErr w:type="spellStart"/>
-      <w:r>
-        <w:rPr>
-          <w:lang w:val="en-GB"/>
-        </w:rPr>
-        <w:t>nie</w:t>
-      </w:r>
-      <w:proofErr w:type="spellEnd"/>
-      <w:r>
-        <w:rPr>
-          <w:lang w:val="en-GB"/>
-        </w:rPr>
-        <w:t>`) REFERENCES `</w:t>
-      </w:r>
-      <w:proofErr w:type="spellStart"/>
-      <w:r>
-        <w:rPr>
-          <w:lang w:val="en-GB"/>
-        </w:rPr>
-        <w:t>alumnos</w:t>
-      </w:r>
-      <w:proofErr w:type="spellEnd"/>
-      <w:r>
-        <w:rPr>
-          <w:lang w:val="en-GB"/>
-        </w:rPr>
-        <w:t>` (`</w:t>
-      </w:r>
-      <w:proofErr w:type="spellStart"/>
-      <w:r>
-        <w:rPr>
-          <w:lang w:val="en-GB"/>
-        </w:rPr>
-        <w:t>nie</w:t>
-      </w:r>
-      <w:proofErr w:type="spellEnd"/>
-      <w:r>
-        <w:rPr>
-          <w:lang w:val="en-GB"/>
-        </w:rPr>
-        <w:t>`) ON DELETE CASCADE ON UPDATE CASCADE,</w:t>
+        <w:t xml:space="preserve">  ADD CONSTRAINT `alumnoscrusoslibros_ibfk_2` FOREIGN KEY (`nie`) REFERENCES `alumnos` (`nie`) ON DELETE CASCADE ON UPDATE CASCADE,</w:t>
       </w:r>
     </w:p>
     <w:p>
@@ -21857,49 +19514,7 @@
         <w:rPr>
           <w:lang w:val="en-GB"/>
         </w:rPr>
-        <w:t xml:space="preserve">  ADD CONSTRAINT `alumnoscrusoslibros_ibfk_3` FOREIGN KEY (`</w:t>
-      </w:r>
-      <w:proofErr w:type="spellStart"/>
-      <w:r>
-        <w:rPr>
-          <w:lang w:val="en-GB"/>
-        </w:rPr>
-        <w:t>curso</w:t>
-      </w:r>
-      <w:proofErr w:type="spellEnd"/>
-      <w:r>
-        <w:rPr>
-          <w:lang w:val="en-GB"/>
-        </w:rPr>
-        <w:t>`) REFERENCES `</w:t>
-      </w:r>
-      <w:proofErr w:type="spellStart"/>
-      <w:r>
-        <w:rPr>
-          <w:lang w:val="en-GB"/>
-        </w:rPr>
-        <w:t>cursos</w:t>
-      </w:r>
-      <w:proofErr w:type="spellEnd"/>
-      <w:r>
-        <w:rPr>
-          <w:lang w:val="en-GB"/>
-        </w:rPr>
-        <w:t>` (`</w:t>
-      </w:r>
-      <w:proofErr w:type="spellStart"/>
-      <w:r>
-        <w:rPr>
-          <w:lang w:val="en-GB"/>
-        </w:rPr>
-        <w:t>curso</w:t>
-      </w:r>
-      <w:proofErr w:type="spellEnd"/>
-      <w:r>
-        <w:rPr>
-          <w:lang w:val="en-GB"/>
-        </w:rPr>
-        <w:t>`) ON DELETE CASCADE ON UPDATE CASCADE;</w:t>
+        <w:t xml:space="preserve">  ADD CONSTRAINT `alumnoscrusoslibros_ibfk_3` FOREIGN KEY (`curso`) REFERENCES `cursos` (`curso`) ON DELETE CASCADE ON UPDATE CASCADE;</w:t>
       </w:r>
     </w:p>
     <w:p>
@@ -21925,49 +19540,7 @@
         <w:rPr>
           <w:lang w:val="en-GB"/>
         </w:rPr>
-        <w:t xml:space="preserve">-- </w:t>
-      </w:r>
-      <w:proofErr w:type="spellStart"/>
-      <w:r>
-        <w:rPr>
-          <w:lang w:val="en-GB"/>
-        </w:rPr>
-        <w:t>Filtros</w:t>
-      </w:r>
-      <w:proofErr w:type="spellEnd"/>
-      <w:r>
-        <w:rPr>
-          <w:lang w:val="en-GB"/>
-        </w:rPr>
-        <w:t xml:space="preserve"> para la </w:t>
-      </w:r>
-      <w:proofErr w:type="spellStart"/>
-      <w:r>
-        <w:rPr>
-          <w:lang w:val="en-GB"/>
-        </w:rPr>
-        <w:t>tabla</w:t>
-      </w:r>
-      <w:proofErr w:type="spellEnd"/>
-      <w:r>
-        <w:rPr>
-          <w:lang w:val="en-GB"/>
-        </w:rPr>
-        <w:t xml:space="preserve"> `</w:t>
-      </w:r>
-      <w:proofErr w:type="spellStart"/>
-      <w:r>
-        <w:rPr>
-          <w:lang w:val="en-GB"/>
-        </w:rPr>
-        <w:t>libros</w:t>
-      </w:r>
-      <w:proofErr w:type="spellEnd"/>
-      <w:r>
-        <w:rPr>
-          <w:lang w:val="en-GB"/>
-        </w:rPr>
-        <w:t>`</w:t>
+        <w:t>-- Filtros para la tabla `libros`</w:t>
       </w:r>
     </w:p>
     <w:p>
@@ -21993,21 +19566,7 @@
         <w:rPr>
           <w:lang w:val="en-GB"/>
         </w:rPr>
-        <w:t>ALTER TABLE `</w:t>
-      </w:r>
-      <w:proofErr w:type="spellStart"/>
-      <w:r>
-        <w:rPr>
-          <w:lang w:val="en-GB"/>
-        </w:rPr>
-        <w:t>libros</w:t>
-      </w:r>
-      <w:proofErr w:type="spellEnd"/>
-      <w:r>
-        <w:rPr>
-          <w:lang w:val="en-GB"/>
-        </w:rPr>
-        <w:t>`</w:t>
+        <w:t>ALTER TABLE `libros`</w:t>
       </w:r>
     </w:p>
     <w:p>
@@ -22020,63 +19579,7 @@
         <w:rPr>
           <w:lang w:val="en-GB"/>
         </w:rPr>
-        <w:t xml:space="preserve">  ADD CONSTRAINT `</w:t>
-      </w:r>
-      <w:proofErr w:type="spellStart"/>
-      <w:r>
-        <w:rPr>
-          <w:lang w:val="en-GB"/>
-        </w:rPr>
-        <w:t>fk_libros_cursos</w:t>
-      </w:r>
-      <w:proofErr w:type="spellEnd"/>
-      <w:r>
-        <w:rPr>
-          <w:lang w:val="en-GB"/>
-        </w:rPr>
-        <w:t>` FOREIGN KEY (`</w:t>
-      </w:r>
-      <w:proofErr w:type="spellStart"/>
-      <w:r>
-        <w:rPr>
-          <w:lang w:val="en-GB"/>
-        </w:rPr>
-        <w:t>id_curso</w:t>
-      </w:r>
-      <w:proofErr w:type="spellEnd"/>
-      <w:r>
-        <w:rPr>
-          <w:lang w:val="en-GB"/>
-        </w:rPr>
-        <w:t>`) REFERENCES `</w:t>
-      </w:r>
-      <w:proofErr w:type="spellStart"/>
-      <w:r>
-        <w:rPr>
-          <w:lang w:val="en-GB"/>
-        </w:rPr>
-        <w:t>cursos</w:t>
-      </w:r>
-      <w:proofErr w:type="spellEnd"/>
-      <w:r>
-        <w:rPr>
-          <w:lang w:val="en-GB"/>
-        </w:rPr>
-        <w:t>` (`</w:t>
-      </w:r>
-      <w:proofErr w:type="spellStart"/>
-      <w:r>
-        <w:rPr>
-          <w:lang w:val="en-GB"/>
-        </w:rPr>
-        <w:t>curso</w:t>
-      </w:r>
-      <w:proofErr w:type="spellEnd"/>
-      <w:r>
-        <w:rPr>
-          <w:lang w:val="en-GB"/>
-        </w:rPr>
-        <w:t>`) ON DELETE CASCADE ON UPDATE CASCADE,</w:t>
+        <w:t xml:space="preserve">  ADD CONSTRAINT `fk_libros_cursos` FOREIGN KEY (`id_curso`) REFERENCES `cursos` (`curso`) ON DELETE CASCADE ON UPDATE CASCADE,</w:t>
       </w:r>
     </w:p>
     <w:p>
@@ -22089,49 +19592,7 @@
         <w:rPr>
           <w:lang w:val="en-GB"/>
         </w:rPr>
-        <w:t xml:space="preserve">  ADD CONSTRAINT `</w:t>
-      </w:r>
-      <w:proofErr w:type="spellStart"/>
-      <w:r>
-        <w:rPr>
-          <w:lang w:val="en-GB"/>
-        </w:rPr>
-        <w:t>fk_libros_materias</w:t>
-      </w:r>
-      <w:proofErr w:type="spellEnd"/>
-      <w:r>
-        <w:rPr>
-          <w:lang w:val="en-GB"/>
-        </w:rPr>
-        <w:t>` FOREIGN KEY (`</w:t>
-      </w:r>
-      <w:proofErr w:type="spellStart"/>
-      <w:r>
-        <w:rPr>
-          <w:lang w:val="en-GB"/>
-        </w:rPr>
-        <w:t>id_materia</w:t>
-      </w:r>
-      <w:proofErr w:type="spellEnd"/>
-      <w:r>
-        <w:rPr>
-          <w:lang w:val="en-GB"/>
-        </w:rPr>
-        <w:t>`) REFERENCES `</w:t>
-      </w:r>
-      <w:proofErr w:type="spellStart"/>
-      <w:r>
-        <w:rPr>
-          <w:lang w:val="en-GB"/>
-        </w:rPr>
-        <w:t>materias</w:t>
-      </w:r>
-      <w:proofErr w:type="spellEnd"/>
-      <w:r>
-        <w:rPr>
-          <w:lang w:val="en-GB"/>
-        </w:rPr>
-        <w:t>` (`id`) ON DELETE CASCADE ON UPDATE CASCADE;</w:t>
+        <w:t xml:space="preserve">  ADD CONSTRAINT `fk_libros_materias` FOREIGN KEY (`id_materia`) REFERENCES `materias` (`id`) ON DELETE CASCADE ON UPDATE CASCADE;</w:t>
       </w:r>
     </w:p>
     <w:p>
@@ -22201,9 +19662,9 @@
         <w:lastRenderedPageBreak/>
         <w:t>Indicadores de calidad</w:t>
       </w:r>
-      <w:bookmarkEnd w:id="143"/>
-      <w:bookmarkEnd w:id="144"/>
-      <w:bookmarkEnd w:id="145"/>
+      <w:bookmarkEnd w:id="139"/>
+      <w:bookmarkEnd w:id="140"/>
+      <w:bookmarkEnd w:id="141"/>
     </w:p>
     <w:tbl>
       <w:tblPr>
@@ -22471,23 +19932,13 @@
                 <w:szCs w:val="16"/>
               </w:rPr>
             </w:pPr>
-            <w:proofErr w:type="spellStart"/>
-            <w:r>
-              <w:rPr>
-                <w:rFonts w:cstheme="minorHAnsi"/>
-                <w:sz w:val="16"/>
-                <w:szCs w:val="16"/>
-              </w:rPr>
-              <w:t>Si</w:t>
-            </w:r>
-            <w:proofErr w:type="spellEnd"/>
-            <w:r>
-              <w:rPr>
-                <w:rFonts w:cstheme="minorHAnsi"/>
-                <w:sz w:val="16"/>
-                <w:szCs w:val="16"/>
-              </w:rPr>
-              <w:t xml:space="preserve"> No</w:t>
+            <w:r>
+              <w:rPr>
+                <w:rFonts w:cstheme="minorHAnsi"/>
+                <w:sz w:val="16"/>
+                <w:szCs w:val="16"/>
+              </w:rPr>
+              <w:t>Si No</w:t>
             </w:r>
           </w:p>
         </w:tc>
@@ -22578,23 +20029,13 @@
                 <w:szCs w:val="16"/>
               </w:rPr>
             </w:pPr>
-            <w:proofErr w:type="spellStart"/>
-            <w:r>
-              <w:rPr>
-                <w:rFonts w:cstheme="minorHAnsi"/>
-                <w:sz w:val="16"/>
-                <w:szCs w:val="16"/>
-              </w:rPr>
-              <w:t>Si</w:t>
-            </w:r>
-            <w:proofErr w:type="spellEnd"/>
-            <w:r>
-              <w:rPr>
-                <w:rFonts w:cstheme="minorHAnsi"/>
-                <w:sz w:val="16"/>
-                <w:szCs w:val="16"/>
-              </w:rPr>
-              <w:t xml:space="preserve"> No</w:t>
+            <w:r>
+              <w:rPr>
+                <w:rFonts w:cstheme="minorHAnsi"/>
+                <w:sz w:val="16"/>
+                <w:szCs w:val="16"/>
+              </w:rPr>
+              <w:t>Si No</w:t>
             </w:r>
           </w:p>
         </w:tc>
@@ -22709,23 +20150,13 @@
                 <w:szCs w:val="16"/>
               </w:rPr>
             </w:pPr>
-            <w:proofErr w:type="spellStart"/>
-            <w:r>
-              <w:rPr>
-                <w:rFonts w:cstheme="minorHAnsi"/>
-                <w:sz w:val="16"/>
-                <w:szCs w:val="16"/>
-              </w:rPr>
-              <w:t>Si</w:t>
-            </w:r>
-            <w:proofErr w:type="spellEnd"/>
-            <w:r>
-              <w:rPr>
-                <w:rFonts w:cstheme="minorHAnsi"/>
-                <w:sz w:val="16"/>
-                <w:szCs w:val="16"/>
-              </w:rPr>
-              <w:t xml:space="preserve"> No</w:t>
+            <w:r>
+              <w:rPr>
+                <w:rFonts w:cstheme="minorHAnsi"/>
+                <w:sz w:val="16"/>
+                <w:szCs w:val="16"/>
+              </w:rPr>
+              <w:t>Si No</w:t>
             </w:r>
           </w:p>
         </w:tc>
@@ -22816,23 +20247,13 @@
                 <w:szCs w:val="16"/>
               </w:rPr>
             </w:pPr>
-            <w:proofErr w:type="spellStart"/>
-            <w:r>
-              <w:rPr>
-                <w:rFonts w:cstheme="minorHAnsi"/>
-                <w:sz w:val="16"/>
-                <w:szCs w:val="16"/>
-              </w:rPr>
-              <w:t>Si</w:t>
-            </w:r>
-            <w:proofErr w:type="spellEnd"/>
-            <w:r>
-              <w:rPr>
-                <w:rFonts w:cstheme="minorHAnsi"/>
-                <w:sz w:val="16"/>
-                <w:szCs w:val="16"/>
-              </w:rPr>
-              <w:t xml:space="preserve"> No</w:t>
+            <w:r>
+              <w:rPr>
+                <w:rFonts w:cstheme="minorHAnsi"/>
+                <w:sz w:val="16"/>
+                <w:szCs w:val="16"/>
+              </w:rPr>
+              <w:t>Si No</w:t>
             </w:r>
           </w:p>
         </w:tc>
@@ -22887,25 +20308,7 @@
                 <w:sz w:val="16"/>
                 <w:szCs w:val="16"/>
               </w:rPr>
-              <w:t xml:space="preserve"> </w:t>
-            </w:r>
-            <w:proofErr w:type="spellStart"/>
-            <w:r>
-              <w:rPr>
-                <w:rFonts w:cstheme="minorHAnsi"/>
-                <w:sz w:val="16"/>
-                <w:szCs w:val="16"/>
-              </w:rPr>
-              <w:t>edge</w:t>
-            </w:r>
-            <w:proofErr w:type="spellEnd"/>
-            <w:r>
-              <w:rPr>
-                <w:rFonts w:cstheme="minorHAnsi"/>
-                <w:sz w:val="16"/>
-                <w:szCs w:val="16"/>
-              </w:rPr>
-              <w:t>?</w:t>
+              <w:t xml:space="preserve"> edge?</w:t>
             </w:r>
           </w:p>
         </w:tc>
@@ -22965,23 +20368,13 @@
                 <w:szCs w:val="16"/>
               </w:rPr>
             </w:pPr>
-            <w:proofErr w:type="spellStart"/>
-            <w:r>
-              <w:rPr>
-                <w:rFonts w:cstheme="minorHAnsi"/>
-                <w:sz w:val="16"/>
-                <w:szCs w:val="16"/>
-              </w:rPr>
-              <w:t>Si</w:t>
-            </w:r>
-            <w:proofErr w:type="spellEnd"/>
-            <w:r>
-              <w:rPr>
-                <w:rFonts w:cstheme="minorHAnsi"/>
-                <w:sz w:val="16"/>
-                <w:szCs w:val="16"/>
-              </w:rPr>
-              <w:t xml:space="preserve"> No</w:t>
+            <w:r>
+              <w:rPr>
+                <w:rFonts w:cstheme="minorHAnsi"/>
+                <w:sz w:val="16"/>
+                <w:szCs w:val="16"/>
+              </w:rPr>
+              <w:t>Si No</w:t>
             </w:r>
           </w:p>
         </w:tc>
@@ -23072,23 +20465,13 @@
                 <w:szCs w:val="16"/>
               </w:rPr>
             </w:pPr>
-            <w:proofErr w:type="spellStart"/>
-            <w:r>
-              <w:rPr>
-                <w:rFonts w:cstheme="minorHAnsi"/>
-                <w:sz w:val="16"/>
-                <w:szCs w:val="16"/>
-              </w:rPr>
-              <w:t>Si</w:t>
-            </w:r>
-            <w:proofErr w:type="spellEnd"/>
-            <w:r>
-              <w:rPr>
-                <w:rFonts w:cstheme="minorHAnsi"/>
-                <w:sz w:val="16"/>
-                <w:szCs w:val="16"/>
-              </w:rPr>
-              <w:t xml:space="preserve"> No</w:t>
+            <w:r>
+              <w:rPr>
+                <w:rFonts w:cstheme="minorHAnsi"/>
+                <w:sz w:val="16"/>
+                <w:szCs w:val="16"/>
+              </w:rPr>
+              <w:t>Si No</w:t>
             </w:r>
           </w:p>
         </w:tc>
@@ -23143,25 +20526,7 @@
                 <w:sz w:val="16"/>
                 <w:szCs w:val="16"/>
               </w:rPr>
-              <w:t xml:space="preserve"> </w:t>
-            </w:r>
-            <w:proofErr w:type="spellStart"/>
-            <w:r>
-              <w:rPr>
-                <w:rFonts w:cstheme="minorHAnsi"/>
-                <w:sz w:val="16"/>
-                <w:szCs w:val="16"/>
-              </w:rPr>
-              <w:t>chrome</w:t>
-            </w:r>
-            <w:proofErr w:type="spellEnd"/>
-            <w:r>
-              <w:rPr>
-                <w:rFonts w:cstheme="minorHAnsi"/>
-                <w:sz w:val="16"/>
-                <w:szCs w:val="16"/>
-              </w:rPr>
-              <w:t>?</w:t>
+              <w:t xml:space="preserve"> chrome?</w:t>
             </w:r>
           </w:p>
         </w:tc>
@@ -23221,23 +20586,13 @@
                 <w:szCs w:val="16"/>
               </w:rPr>
             </w:pPr>
-            <w:proofErr w:type="spellStart"/>
-            <w:r>
-              <w:rPr>
-                <w:rFonts w:cstheme="minorHAnsi"/>
-                <w:sz w:val="16"/>
-                <w:szCs w:val="16"/>
-              </w:rPr>
-              <w:t>Si</w:t>
-            </w:r>
-            <w:proofErr w:type="spellEnd"/>
-            <w:r>
-              <w:rPr>
-                <w:rFonts w:cstheme="minorHAnsi"/>
-                <w:sz w:val="16"/>
-                <w:szCs w:val="16"/>
-              </w:rPr>
-              <w:t xml:space="preserve"> No</w:t>
+            <w:r>
+              <w:rPr>
+                <w:rFonts w:cstheme="minorHAnsi"/>
+                <w:sz w:val="16"/>
+                <w:szCs w:val="16"/>
+              </w:rPr>
+              <w:t>Si No</w:t>
             </w:r>
           </w:p>
         </w:tc>
@@ -23328,23 +20683,13 @@
                 <w:szCs w:val="16"/>
               </w:rPr>
             </w:pPr>
-            <w:proofErr w:type="spellStart"/>
-            <w:r>
-              <w:rPr>
-                <w:rFonts w:cstheme="minorHAnsi"/>
-                <w:sz w:val="16"/>
-                <w:szCs w:val="16"/>
-              </w:rPr>
-              <w:t>Si</w:t>
-            </w:r>
-            <w:proofErr w:type="spellEnd"/>
-            <w:r>
-              <w:rPr>
-                <w:rFonts w:cstheme="minorHAnsi"/>
-                <w:sz w:val="16"/>
-                <w:szCs w:val="16"/>
-              </w:rPr>
-              <w:t xml:space="preserve"> No</w:t>
+            <w:r>
+              <w:rPr>
+                <w:rFonts w:cstheme="minorHAnsi"/>
+                <w:sz w:val="16"/>
+                <w:szCs w:val="16"/>
+              </w:rPr>
+              <w:t>Si No</w:t>
             </w:r>
           </w:p>
         </w:tc>
@@ -23459,23 +20804,13 @@
                 <w:szCs w:val="16"/>
               </w:rPr>
             </w:pPr>
-            <w:proofErr w:type="spellStart"/>
-            <w:r>
-              <w:rPr>
-                <w:rFonts w:cstheme="minorHAnsi"/>
-                <w:sz w:val="16"/>
-                <w:szCs w:val="16"/>
-              </w:rPr>
-              <w:t>Si</w:t>
-            </w:r>
-            <w:proofErr w:type="spellEnd"/>
-            <w:r>
-              <w:rPr>
-                <w:rFonts w:cstheme="minorHAnsi"/>
-                <w:sz w:val="16"/>
-                <w:szCs w:val="16"/>
-              </w:rPr>
-              <w:t xml:space="preserve"> No</w:t>
+            <w:r>
+              <w:rPr>
+                <w:rFonts w:cstheme="minorHAnsi"/>
+                <w:sz w:val="16"/>
+                <w:szCs w:val="16"/>
+              </w:rPr>
+              <w:t>Si No</w:t>
             </w:r>
           </w:p>
         </w:tc>
@@ -23566,23 +20901,13 @@
                 <w:szCs w:val="16"/>
               </w:rPr>
             </w:pPr>
-            <w:proofErr w:type="spellStart"/>
-            <w:r>
-              <w:rPr>
-                <w:rFonts w:cstheme="minorHAnsi"/>
-                <w:sz w:val="16"/>
-                <w:szCs w:val="16"/>
-              </w:rPr>
-              <w:t>Si</w:t>
-            </w:r>
-            <w:proofErr w:type="spellEnd"/>
-            <w:r>
-              <w:rPr>
-                <w:rFonts w:cstheme="minorHAnsi"/>
-                <w:sz w:val="16"/>
-                <w:szCs w:val="16"/>
-              </w:rPr>
-              <w:t xml:space="preserve"> No</w:t>
+            <w:r>
+              <w:rPr>
+                <w:rFonts w:cstheme="minorHAnsi"/>
+                <w:sz w:val="16"/>
+                <w:szCs w:val="16"/>
+              </w:rPr>
+              <w:t>Si No</w:t>
             </w:r>
           </w:p>
         </w:tc>
@@ -23697,23 +21022,13 @@
                 <w:szCs w:val="16"/>
               </w:rPr>
             </w:pPr>
-            <w:proofErr w:type="spellStart"/>
-            <w:r>
-              <w:rPr>
-                <w:rFonts w:cstheme="minorHAnsi"/>
-                <w:sz w:val="16"/>
-                <w:szCs w:val="16"/>
-              </w:rPr>
-              <w:t>Si</w:t>
-            </w:r>
-            <w:proofErr w:type="spellEnd"/>
-            <w:r>
-              <w:rPr>
-                <w:rFonts w:cstheme="minorHAnsi"/>
-                <w:sz w:val="16"/>
-                <w:szCs w:val="16"/>
-              </w:rPr>
-              <w:t xml:space="preserve"> No</w:t>
+            <w:r>
+              <w:rPr>
+                <w:rFonts w:cstheme="minorHAnsi"/>
+                <w:sz w:val="16"/>
+                <w:szCs w:val="16"/>
+              </w:rPr>
+              <w:t>Si No</w:t>
             </w:r>
           </w:p>
         </w:tc>
@@ -23804,23 +21119,13 @@
                 <w:szCs w:val="16"/>
               </w:rPr>
             </w:pPr>
-            <w:proofErr w:type="spellStart"/>
-            <w:r>
-              <w:rPr>
-                <w:rFonts w:cstheme="minorHAnsi"/>
-                <w:sz w:val="16"/>
-                <w:szCs w:val="16"/>
-              </w:rPr>
-              <w:t>Si</w:t>
-            </w:r>
-            <w:proofErr w:type="spellEnd"/>
-            <w:r>
-              <w:rPr>
-                <w:rFonts w:cstheme="minorHAnsi"/>
-                <w:sz w:val="16"/>
-                <w:szCs w:val="16"/>
-              </w:rPr>
-              <w:t xml:space="preserve"> No</w:t>
+            <w:r>
+              <w:rPr>
+                <w:rFonts w:cstheme="minorHAnsi"/>
+                <w:sz w:val="16"/>
+                <w:szCs w:val="16"/>
+              </w:rPr>
+              <w:t>Si No</w:t>
             </w:r>
           </w:p>
         </w:tc>
@@ -24706,23 +22011,13 @@
                 <w:szCs w:val="16"/>
               </w:rPr>
             </w:pPr>
-            <w:proofErr w:type="spellStart"/>
-            <w:r>
-              <w:rPr>
-                <w:rFonts w:cstheme="minorHAnsi"/>
-                <w:sz w:val="16"/>
-                <w:szCs w:val="16"/>
-              </w:rPr>
-              <w:t>Si</w:t>
-            </w:r>
-            <w:proofErr w:type="spellEnd"/>
-            <w:r>
-              <w:rPr>
-                <w:rFonts w:cstheme="minorHAnsi"/>
-                <w:sz w:val="16"/>
-                <w:szCs w:val="16"/>
-              </w:rPr>
-              <w:t xml:space="preserve"> No</w:t>
+            <w:r>
+              <w:rPr>
+                <w:rFonts w:cstheme="minorHAnsi"/>
+                <w:sz w:val="16"/>
+                <w:szCs w:val="16"/>
+              </w:rPr>
+              <w:t>Si No</w:t>
             </w:r>
           </w:p>
         </w:tc>
@@ -24813,23 +22108,13 @@
                 <w:szCs w:val="16"/>
               </w:rPr>
             </w:pPr>
-            <w:proofErr w:type="spellStart"/>
-            <w:r>
-              <w:rPr>
-                <w:rFonts w:cstheme="minorHAnsi"/>
-                <w:sz w:val="16"/>
-                <w:szCs w:val="16"/>
-              </w:rPr>
-              <w:t>Si</w:t>
-            </w:r>
-            <w:proofErr w:type="spellEnd"/>
-            <w:r>
-              <w:rPr>
-                <w:rFonts w:cstheme="minorHAnsi"/>
-                <w:sz w:val="16"/>
-                <w:szCs w:val="16"/>
-              </w:rPr>
-              <w:t xml:space="preserve"> No</w:t>
+            <w:r>
+              <w:rPr>
+                <w:rFonts w:cstheme="minorHAnsi"/>
+                <w:sz w:val="16"/>
+                <w:szCs w:val="16"/>
+              </w:rPr>
+              <w:t>Si No</w:t>
             </w:r>
           </w:p>
         </w:tc>
@@ -24920,23 +22205,13 @@
                 <w:szCs w:val="16"/>
               </w:rPr>
             </w:pPr>
-            <w:proofErr w:type="spellStart"/>
-            <w:r>
-              <w:rPr>
-                <w:rFonts w:cstheme="minorHAnsi"/>
-                <w:sz w:val="16"/>
-                <w:szCs w:val="16"/>
-              </w:rPr>
-              <w:t>Si</w:t>
-            </w:r>
-            <w:proofErr w:type="spellEnd"/>
-            <w:r>
-              <w:rPr>
-                <w:rFonts w:cstheme="minorHAnsi"/>
-                <w:sz w:val="16"/>
-                <w:szCs w:val="16"/>
-              </w:rPr>
-              <w:t xml:space="preserve"> No</w:t>
+            <w:r>
+              <w:rPr>
+                <w:rFonts w:cstheme="minorHAnsi"/>
+                <w:sz w:val="16"/>
+                <w:szCs w:val="16"/>
+              </w:rPr>
+              <w:t>Si No</w:t>
             </w:r>
           </w:p>
         </w:tc>
@@ -24975,25 +22250,7 @@
                 <w:sz w:val="16"/>
                 <w:szCs w:val="16"/>
               </w:rPr>
-              <w:t xml:space="preserve">¿Funciona con </w:t>
-            </w:r>
-            <w:proofErr w:type="spellStart"/>
-            <w:r>
-              <w:rPr>
-                <w:rFonts w:cstheme="minorHAnsi"/>
-                <w:sz w:val="16"/>
-                <w:szCs w:val="16"/>
-              </w:rPr>
-              <w:t>táblets</w:t>
-            </w:r>
-            <w:proofErr w:type="spellEnd"/>
-            <w:r>
-              <w:rPr>
-                <w:rFonts w:cstheme="minorHAnsi"/>
-                <w:sz w:val="16"/>
-                <w:szCs w:val="16"/>
-              </w:rPr>
-              <w:t>?</w:t>
+              <w:t>¿Funciona con táblets?</w:t>
             </w:r>
           </w:p>
         </w:tc>
@@ -25053,23 +22310,13 @@
                 <w:szCs w:val="16"/>
               </w:rPr>
             </w:pPr>
-            <w:proofErr w:type="spellStart"/>
-            <w:r>
-              <w:rPr>
-                <w:rFonts w:cstheme="minorHAnsi"/>
-                <w:sz w:val="16"/>
-                <w:szCs w:val="16"/>
-              </w:rPr>
-              <w:t>Si</w:t>
-            </w:r>
-            <w:proofErr w:type="spellEnd"/>
-            <w:r>
-              <w:rPr>
-                <w:rFonts w:cstheme="minorHAnsi"/>
-                <w:sz w:val="16"/>
-                <w:szCs w:val="16"/>
-              </w:rPr>
-              <w:t xml:space="preserve"> No</w:t>
+            <w:r>
+              <w:rPr>
+                <w:rFonts w:cstheme="minorHAnsi"/>
+                <w:sz w:val="16"/>
+                <w:szCs w:val="16"/>
+              </w:rPr>
+              <w:t>Si No</w:t>
             </w:r>
           </w:p>
         </w:tc>
@@ -25160,23 +22407,13 @@
                 <w:szCs w:val="16"/>
               </w:rPr>
             </w:pPr>
-            <w:proofErr w:type="spellStart"/>
-            <w:r>
-              <w:rPr>
-                <w:rFonts w:cstheme="minorHAnsi"/>
-                <w:sz w:val="16"/>
-                <w:szCs w:val="16"/>
-              </w:rPr>
-              <w:t>Si</w:t>
-            </w:r>
-            <w:proofErr w:type="spellEnd"/>
-            <w:r>
-              <w:rPr>
-                <w:rFonts w:cstheme="minorHAnsi"/>
-                <w:sz w:val="16"/>
-                <w:szCs w:val="16"/>
-              </w:rPr>
-              <w:t xml:space="preserve"> No</w:t>
+            <w:r>
+              <w:rPr>
+                <w:rFonts w:cstheme="minorHAnsi"/>
+                <w:sz w:val="16"/>
+                <w:szCs w:val="16"/>
+              </w:rPr>
+              <w:t>Si No</w:t>
             </w:r>
           </w:p>
         </w:tc>
@@ -25267,23 +22504,13 @@
                 <w:szCs w:val="16"/>
               </w:rPr>
             </w:pPr>
-            <w:proofErr w:type="spellStart"/>
-            <w:r>
-              <w:rPr>
-                <w:rFonts w:cstheme="minorHAnsi"/>
-                <w:sz w:val="16"/>
-                <w:szCs w:val="16"/>
-              </w:rPr>
-              <w:t>Si</w:t>
-            </w:r>
-            <w:proofErr w:type="spellEnd"/>
-            <w:r>
-              <w:rPr>
-                <w:rFonts w:cstheme="minorHAnsi"/>
-                <w:sz w:val="16"/>
-                <w:szCs w:val="16"/>
-              </w:rPr>
-              <w:t xml:space="preserve"> No</w:t>
+            <w:r>
+              <w:rPr>
+                <w:rFonts w:cstheme="minorHAnsi"/>
+                <w:sz w:val="16"/>
+                <w:szCs w:val="16"/>
+              </w:rPr>
+              <w:t>Si No</w:t>
             </w:r>
           </w:p>
         </w:tc>
@@ -26226,16 +23453,16 @@
       <w:pPr>
         <w:pStyle w:val="Ttulo2"/>
       </w:pPr>
-      <w:bookmarkStart w:id="146" w:name="_Toc49341859"/>
-      <w:bookmarkStart w:id="147" w:name="_Toc170148369"/>
-      <w:bookmarkStart w:id="148" w:name="_Toc170148683"/>
+      <w:bookmarkStart w:id="142" w:name="_Toc49341859"/>
+      <w:bookmarkStart w:id="143" w:name="_Toc170148369"/>
+      <w:bookmarkStart w:id="144" w:name="_Toc170148683"/>
       <w:r>
         <w:lastRenderedPageBreak/>
         <w:t>Elaboración de una batería de pruebas para detectar errores</w:t>
       </w:r>
-      <w:bookmarkEnd w:id="146"/>
-      <w:bookmarkEnd w:id="147"/>
-      <w:bookmarkEnd w:id="148"/>
+      <w:bookmarkEnd w:id="142"/>
+      <w:bookmarkEnd w:id="143"/>
+      <w:bookmarkEnd w:id="144"/>
     </w:p>
     <w:p>
       <w:r>
@@ -26246,15 +23473,7 @@
         <w:t>deberá</w:t>
       </w:r>
       <w:r>
-        <w:t xml:space="preserve"> realizar en al menos los navegadores Chrome y Firefox, siendo recomendable que se hicieran también en </w:t>
-      </w:r>
-      <w:proofErr w:type="spellStart"/>
-      <w:r>
-        <w:t>Edge</w:t>
-      </w:r>
-      <w:proofErr w:type="spellEnd"/>
-      <w:r>
-        <w:t xml:space="preserve"> y Safari</w:t>
+        <w:t xml:space="preserve"> realizar en al menos los navegadores Chrome y Firefox, siendo recomendable que se hicieran también en Edge y Safari</w:t>
       </w:r>
       <w:r>
         <w:t xml:space="preserve"> tanto en escritorio Windows, Mac y Linux como en Android y Apple</w:t>
@@ -27074,20 +24293,20 @@
       </w:tr>
     </w:tbl>
     <w:p>
-      <w:bookmarkStart w:id="149" w:name="_Toc49341860"/>
+      <w:bookmarkStart w:id="145" w:name="_Toc49341860"/>
     </w:p>
     <w:p>
       <w:pPr>
         <w:pStyle w:val="Ttulo2"/>
       </w:pPr>
-      <w:bookmarkStart w:id="150" w:name="_Toc170148370"/>
-      <w:bookmarkStart w:id="151" w:name="_Toc170148684"/>
+      <w:bookmarkStart w:id="146" w:name="_Toc170148370"/>
+      <w:bookmarkStart w:id="147" w:name="_Toc170148684"/>
       <w:r>
         <w:t>Evaluación y solución de incidencias</w:t>
       </w:r>
-      <w:bookmarkEnd w:id="149"/>
-      <w:bookmarkEnd w:id="150"/>
-      <w:bookmarkEnd w:id="151"/>
+      <w:bookmarkEnd w:id="145"/>
+      <w:bookmarkEnd w:id="146"/>
+      <w:bookmarkEnd w:id="147"/>
     </w:p>
     <w:p>
       <w:pPr>
@@ -27107,18 +24326,18 @@
       <w:pPr>
         <w:pStyle w:val="Ttulo2"/>
       </w:pPr>
-      <w:bookmarkStart w:id="152" w:name="_Toc49341861"/>
-      <w:bookmarkStart w:id="153" w:name="_Toc170148371"/>
-      <w:bookmarkStart w:id="154" w:name="_Toc170148685"/>
+      <w:bookmarkStart w:id="148" w:name="_Toc49341861"/>
+      <w:bookmarkStart w:id="149" w:name="_Toc170148371"/>
+      <w:bookmarkStart w:id="150" w:name="_Toc170148685"/>
       <w:r>
         <w:t>Evaluación y seguimiento del</w:t>
       </w:r>
       <w:r>
         <w:t xml:space="preserve"> proyecto</w:t>
       </w:r>
-      <w:bookmarkEnd w:id="152"/>
-      <w:bookmarkEnd w:id="153"/>
-      <w:bookmarkEnd w:id="154"/>
+      <w:bookmarkEnd w:id="148"/>
+      <w:bookmarkEnd w:id="149"/>
+      <w:bookmarkEnd w:id="150"/>
     </w:p>
     <w:p>
       <w:pPr>
@@ -27178,7 +24397,7 @@
           <w:szCs w:val="144"/>
         </w:rPr>
       </w:pPr>
-      <w:bookmarkStart w:id="155" w:name="_Toc49341863"/>
+      <w:bookmarkStart w:id="151" w:name="_Toc49341863"/>
       <w:r>
         <w:rPr>
           <w:sz w:val="144"/>
@@ -27196,8 +24415,8 @@
           <w:szCs w:val="144"/>
         </w:rPr>
       </w:pPr>
-      <w:bookmarkStart w:id="156" w:name="_Toc170148373"/>
-      <w:bookmarkStart w:id="157" w:name="_Toc170148686"/>
+      <w:bookmarkStart w:id="152" w:name="_Toc170148373"/>
+      <w:bookmarkStart w:id="153" w:name="_Toc170148686"/>
       <w:r>
         <w:rPr>
           <w:sz w:val="144"/>
@@ -27206,9 +24425,9 @@
         <w:lastRenderedPageBreak/>
         <w:t>Implantación del Proyecto</w:t>
       </w:r>
-      <w:bookmarkEnd w:id="155"/>
-      <w:bookmarkEnd w:id="156"/>
-      <w:bookmarkEnd w:id="157"/>
+      <w:bookmarkEnd w:id="151"/>
+      <w:bookmarkEnd w:id="152"/>
+      <w:bookmarkEnd w:id="153"/>
     </w:p>
     <w:p>
       <w:pPr>
@@ -27229,16 +24448,16 @@
       <w:pPr>
         <w:pStyle w:val="Ttulo2"/>
       </w:pPr>
-      <w:bookmarkStart w:id="158" w:name="_Toc49341864"/>
-      <w:bookmarkStart w:id="159" w:name="_Toc170148374"/>
-      <w:bookmarkStart w:id="160" w:name="_Toc170148687"/>
+      <w:bookmarkStart w:id="154" w:name="_Toc49341864"/>
+      <w:bookmarkStart w:id="155" w:name="_Toc170148374"/>
+      <w:bookmarkStart w:id="156" w:name="_Toc170148687"/>
       <w:r>
         <w:lastRenderedPageBreak/>
         <w:t>Plan de implantación</w:t>
       </w:r>
-      <w:bookmarkEnd w:id="158"/>
-      <w:bookmarkEnd w:id="159"/>
-      <w:bookmarkEnd w:id="160"/>
+      <w:bookmarkEnd w:id="154"/>
+      <w:bookmarkEnd w:id="155"/>
+      <w:bookmarkEnd w:id="156"/>
     </w:p>
     <w:p>
       <w:pPr>
@@ -27340,15 +24559,8 @@
           <w:b/>
         </w:rPr>
         <w:tab/>
-      </w:r>
-      <w:proofErr w:type="spellStart"/>
-      <w:r>
-        <w:rPr>
-          <w:b/>
-        </w:rPr>
         <w:t>Software</w:t>
       </w:r>
-      <w:proofErr w:type="spellEnd"/>
       <w:r>
         <w:rPr>
           <w:b/>
@@ -27435,20 +24647,12 @@
       </w:r>
       <w:r>
         <w:tab/>
-      </w:r>
-      <w:proofErr w:type="spellStart"/>
-      <w:r>
         <w:t>mañana</w:t>
       </w:r>
-      <w:proofErr w:type="spellEnd"/>
       <w:r>
         <w:tab/>
-      </w:r>
-      <w:proofErr w:type="spellStart"/>
-      <w:r>
         <w:t>mañana</w:t>
       </w:r>
-      <w:proofErr w:type="spellEnd"/>
       <w:r>
         <w:tab/>
         <w:t xml:space="preserve">noche </w:t>
@@ -27503,12 +24707,8 @@
       </w:r>
       <w:r>
         <w:tab/>
-      </w:r>
-      <w:proofErr w:type="spellStart"/>
-      <w:r>
         <w:t>Instalador</w:t>
       </w:r>
-      <w:proofErr w:type="spellEnd"/>
       <w:r>
         <w:tab/>
         <w:t>Usuario</w:t>
@@ -27537,34 +24737,34 @@
       <w:pPr>
         <w:pStyle w:val="Ttulo2"/>
       </w:pPr>
-      <w:bookmarkStart w:id="161" w:name="_Toc49341865"/>
-      <w:bookmarkStart w:id="162" w:name="_Toc170148375"/>
-      <w:bookmarkStart w:id="163" w:name="_Toc170148688"/>
+      <w:bookmarkStart w:id="157" w:name="_Toc49341865"/>
+      <w:bookmarkStart w:id="158" w:name="_Toc170148375"/>
+      <w:bookmarkStart w:id="159" w:name="_Toc170148688"/>
       <w:r>
         <w:t>Manual de instalación</w:t>
       </w:r>
+      <w:bookmarkEnd w:id="157"/>
+      <w:bookmarkEnd w:id="158"/>
+      <w:bookmarkEnd w:id="159"/>
+    </w:p>
+    <w:p>
+      <w:pPr>
+        <w:pStyle w:val="Ttulo3"/>
+      </w:pPr>
+      <w:bookmarkStart w:id="160" w:name="_Toc37610656"/>
+      <w:bookmarkStart w:id="161" w:name="_Toc49341866"/>
+      <w:bookmarkStart w:id="162" w:name="_Toc170148376"/>
+      <w:bookmarkStart w:id="163" w:name="_Toc170148689"/>
+      <w:r>
+        <w:t>Instalación de la aplicación</w:t>
+      </w:r>
+      <w:bookmarkEnd w:id="160"/>
       <w:bookmarkEnd w:id="161"/>
       <w:bookmarkEnd w:id="162"/>
       <w:bookmarkEnd w:id="163"/>
     </w:p>
     <w:p>
       <w:pPr>
-        <w:pStyle w:val="Ttulo3"/>
-      </w:pPr>
-      <w:bookmarkStart w:id="164" w:name="_Toc37610656"/>
-      <w:bookmarkStart w:id="165" w:name="_Toc49341866"/>
-      <w:bookmarkStart w:id="166" w:name="_Toc170148376"/>
-      <w:bookmarkStart w:id="167" w:name="_Toc170148689"/>
-      <w:r>
-        <w:t>Instalación de la aplicación</w:t>
-      </w:r>
-      <w:bookmarkEnd w:id="164"/>
-      <w:bookmarkEnd w:id="165"/>
-      <w:bookmarkEnd w:id="166"/>
-      <w:bookmarkEnd w:id="167"/>
-    </w:p>
-    <w:p>
-      <w:pPr>
         <w:rPr>
           <w:color w:val="FF0000"/>
         </w:rPr>
@@ -27581,15 +24781,15 @@
       <w:pPr>
         <w:pStyle w:val="Ttulo2"/>
       </w:pPr>
-      <w:bookmarkStart w:id="168" w:name="_Toc49341876"/>
-      <w:bookmarkStart w:id="169" w:name="_Toc170148377"/>
-      <w:bookmarkStart w:id="170" w:name="_Toc170148690"/>
+      <w:bookmarkStart w:id="164" w:name="_Toc49341876"/>
+      <w:bookmarkStart w:id="165" w:name="_Toc170148377"/>
+      <w:bookmarkStart w:id="166" w:name="_Toc170148690"/>
       <w:r>
         <w:t>Mejoras posibles</w:t>
       </w:r>
-      <w:bookmarkEnd w:id="168"/>
-      <w:bookmarkEnd w:id="169"/>
-      <w:bookmarkEnd w:id="170"/>
+      <w:bookmarkEnd w:id="164"/>
+      <w:bookmarkEnd w:id="165"/>
+      <w:bookmarkEnd w:id="166"/>
     </w:p>
     <w:p>
       <w:pPr>
@@ -27603,8 +24803,8 @@
         </w:rPr>
         <w:t>Rellenar</w:t>
       </w:r>
-      <w:bookmarkStart w:id="171" w:name="_Toc49341877"/>
-      <w:bookmarkStart w:id="172" w:name="_Toc170148378"/>
+      <w:bookmarkStart w:id="167" w:name="_Toc49341877"/>
+      <w:bookmarkStart w:id="168" w:name="_Toc170148378"/>
     </w:p>
     <w:p>
       <w:pPr>
@@ -27617,13 +24817,13 @@
       <w:pPr>
         <w:pStyle w:val="Ttulo2"/>
       </w:pPr>
-      <w:bookmarkStart w:id="173" w:name="_Toc170148691"/>
+      <w:bookmarkStart w:id="169" w:name="_Toc170148691"/>
       <w:r>
         <w:t>Manual de usuario</w:t>
       </w:r>
-      <w:bookmarkEnd w:id="171"/>
-      <w:bookmarkEnd w:id="172"/>
-      <w:bookmarkEnd w:id="173"/>
+      <w:bookmarkEnd w:id="167"/>
+      <w:bookmarkEnd w:id="168"/>
+      <w:bookmarkEnd w:id="169"/>
     </w:p>
     <w:p>
       <w:pPr>
@@ -27648,8 +24848,8 @@
           <w:lang w:bidi="es-ES"/>
         </w:rPr>
       </w:pPr>
-      <w:bookmarkStart w:id="174" w:name="_Toc49341895"/>
-      <w:bookmarkStart w:id="175" w:name="_Toc170148379"/>
+      <w:bookmarkStart w:id="170" w:name="_Toc49341895"/>
+      <w:bookmarkStart w:id="171" w:name="_Toc170148379"/>
       <w:r>
         <w:rPr>
           <w:lang w:bidi="es-ES"/>
@@ -27667,7 +24867,7 @@
           <w:lang w:bidi="es-ES"/>
         </w:rPr>
       </w:pPr>
-      <w:bookmarkStart w:id="176" w:name="_Toc170148692"/>
+      <w:bookmarkStart w:id="172" w:name="_Toc170148692"/>
       <w:r>
         <w:rPr>
           <w:sz w:val="144"/>
@@ -27677,9 +24877,9 @@
         <w:lastRenderedPageBreak/>
         <w:t>Anexos</w:t>
       </w:r>
-      <w:bookmarkEnd w:id="174"/>
-      <w:bookmarkEnd w:id="175"/>
-      <w:bookmarkEnd w:id="176"/>
+      <w:bookmarkEnd w:id="170"/>
+      <w:bookmarkEnd w:id="171"/>
+      <w:bookmarkEnd w:id="172"/>
     </w:p>
     <w:sdt>
       <w:sdtPr>
@@ -27725,9 +24925,9 @@
               <w:b w:val="0"/>
             </w:rPr>
           </w:pPr>
-          <w:bookmarkStart w:id="177" w:name="_Toc49341896"/>
-          <w:bookmarkStart w:id="178" w:name="_Toc170148380"/>
-          <w:bookmarkStart w:id="179" w:name="_Toc170148693"/>
+          <w:bookmarkStart w:id="173" w:name="_Toc49341896"/>
+          <w:bookmarkStart w:id="174" w:name="_Toc170148380"/>
+          <w:bookmarkStart w:id="175" w:name="_Toc170148693"/>
           <w:r>
             <w:rPr>
               <w:b w:val="0"/>
@@ -27741,9 +24941,9 @@
             </w:rPr>
             <w:t>contrato usado</w:t>
           </w:r>
-          <w:bookmarkEnd w:id="177"/>
-          <w:bookmarkEnd w:id="178"/>
-          <w:bookmarkEnd w:id="179"/>
+          <w:bookmarkEnd w:id="173"/>
+          <w:bookmarkEnd w:id="174"/>
+          <w:bookmarkEnd w:id="175"/>
         </w:p>
         <w:p>
           <w:pPr>
@@ -27815,31 +25015,23 @@
               <w:b w:val="0"/>
             </w:rPr>
           </w:pPr>
-          <w:bookmarkStart w:id="180" w:name="_Toc170148381"/>
-          <w:bookmarkStart w:id="181" w:name="_Toc170148694"/>
+          <w:bookmarkStart w:id="176" w:name="_Toc170148381"/>
+          <w:bookmarkStart w:id="177" w:name="_Toc170148694"/>
           <w:r>
             <w:rPr>
               <w:b w:val="0"/>
             </w:rPr>
             <w:lastRenderedPageBreak/>
-            <w:t xml:space="preserve">Fichero exportado de </w:t>
+            <w:t>Fichero exportado de Delphos</w:t>
           </w:r>
-          <w:proofErr w:type="spellStart"/>
-          <w:r>
-            <w:rPr>
-              <w:b w:val="0"/>
-            </w:rPr>
-            <w:t>Delphos</w:t>
-          </w:r>
-          <w:proofErr w:type="spellEnd"/>
           <w:r>
             <w:rPr>
               <w:b w:val="0"/>
             </w:rPr>
             <w:t xml:space="preserve"> (alumnos)</w:t>
           </w:r>
-          <w:bookmarkEnd w:id="180"/>
-          <w:bookmarkEnd w:id="181"/>
+          <w:bookmarkEnd w:id="176"/>
+          <w:bookmarkEnd w:id="177"/>
         </w:p>
         <w:p>
           <w:pPr>
@@ -27920,141 +25112,8 @@
             <w:t xml:space="preserve"> (Apellidos, Nombre)</w:t>
           </w:r>
           <w:r>
-            <w:t xml:space="preserve">, </w:t>
+            <w:t>, NumeroEscolar, NumeroSolicitud, FechaSolicitud, CampoNoNecesario, CursoAcadémico, CampoNoNecesario, CampoNoNecesario, CampoNoNecesario, CampoNoNecesario, CampoNoNecesario, CampoNoNecesario, CampoNoNecesario, CampoNoNecesario, ResultadoLibros, ResultadoComedor, Matriculado, TipoBecaLibros, TipoBecaComedor</w:t>
           </w:r>
-          <w:proofErr w:type="spellStart"/>
-          <w:r>
-            <w:t>NumeroEscolar</w:t>
-          </w:r>
-          <w:proofErr w:type="spellEnd"/>
-          <w:r>
-            <w:t xml:space="preserve">, </w:t>
-          </w:r>
-          <w:proofErr w:type="spellStart"/>
-          <w:r>
-            <w:t>NumeroSolicitud</w:t>
-          </w:r>
-          <w:proofErr w:type="spellEnd"/>
-          <w:r>
-            <w:t xml:space="preserve">, </w:t>
-          </w:r>
-          <w:proofErr w:type="spellStart"/>
-          <w:r>
-            <w:t>FechaSolicitud</w:t>
-          </w:r>
-          <w:proofErr w:type="spellEnd"/>
-          <w:r>
-            <w:t xml:space="preserve">, </w:t>
-          </w:r>
-          <w:proofErr w:type="spellStart"/>
-          <w:r>
-            <w:t>CampoNoNecesario</w:t>
-          </w:r>
-          <w:proofErr w:type="spellEnd"/>
-          <w:r>
-            <w:t xml:space="preserve">, </w:t>
-          </w:r>
-          <w:proofErr w:type="spellStart"/>
-          <w:r>
-            <w:t>CursoAcadémico</w:t>
-          </w:r>
-          <w:proofErr w:type="spellEnd"/>
-          <w:r>
-            <w:t xml:space="preserve">, </w:t>
-          </w:r>
-          <w:proofErr w:type="spellStart"/>
-          <w:r>
-            <w:t>CampoNoNecesario</w:t>
-          </w:r>
-          <w:proofErr w:type="spellEnd"/>
-          <w:r>
-            <w:t xml:space="preserve">, </w:t>
-          </w:r>
-          <w:proofErr w:type="spellStart"/>
-          <w:r>
-            <w:t>CampoNoNecesario</w:t>
-          </w:r>
-          <w:proofErr w:type="spellEnd"/>
-          <w:r>
-            <w:t xml:space="preserve">, </w:t>
-          </w:r>
-          <w:proofErr w:type="spellStart"/>
-          <w:r>
-            <w:t>CampoNoNecesario</w:t>
-          </w:r>
-          <w:proofErr w:type="spellEnd"/>
-          <w:r>
-            <w:t xml:space="preserve">, </w:t>
-          </w:r>
-          <w:proofErr w:type="spellStart"/>
-          <w:r>
-            <w:t>CampoNoNecesario</w:t>
-          </w:r>
-          <w:proofErr w:type="spellEnd"/>
-          <w:r>
-            <w:t xml:space="preserve">, </w:t>
-          </w:r>
-          <w:proofErr w:type="spellStart"/>
-          <w:r>
-            <w:t>CampoNoNecesario</w:t>
-          </w:r>
-          <w:proofErr w:type="spellEnd"/>
-          <w:r>
-            <w:t xml:space="preserve">, </w:t>
-          </w:r>
-          <w:proofErr w:type="spellStart"/>
-          <w:r>
-            <w:t>CampoNoNecesario</w:t>
-          </w:r>
-          <w:proofErr w:type="spellEnd"/>
-          <w:r>
-            <w:t xml:space="preserve">, </w:t>
-          </w:r>
-          <w:proofErr w:type="spellStart"/>
-          <w:r>
-            <w:t>CampoNoNecesario</w:t>
-          </w:r>
-          <w:proofErr w:type="spellEnd"/>
-          <w:r>
-            <w:t xml:space="preserve">, </w:t>
-          </w:r>
-          <w:proofErr w:type="spellStart"/>
-          <w:r>
-            <w:t>CampoNoNecesario</w:t>
-          </w:r>
-          <w:proofErr w:type="spellEnd"/>
-          <w:r>
-            <w:t xml:space="preserve">, </w:t>
-          </w:r>
-          <w:proofErr w:type="spellStart"/>
-          <w:r>
-            <w:t>ResultadoLibros</w:t>
-          </w:r>
-          <w:proofErr w:type="spellEnd"/>
-          <w:r>
-            <w:t xml:space="preserve">, </w:t>
-          </w:r>
-          <w:proofErr w:type="spellStart"/>
-          <w:r>
-            <w:t>ResultadoComedor</w:t>
-          </w:r>
-          <w:proofErr w:type="spellEnd"/>
-          <w:r>
-            <w:t xml:space="preserve">, Matriculado, </w:t>
-          </w:r>
-          <w:proofErr w:type="spellStart"/>
-          <w:r>
-            <w:t>TipoBecaLibros</w:t>
-          </w:r>
-          <w:proofErr w:type="spellEnd"/>
-          <w:r>
-            <w:t xml:space="preserve">, </w:t>
-          </w:r>
-          <w:proofErr w:type="spellStart"/>
-          <w:r>
-            <w:t>TipoBecaComedor</w:t>
-          </w:r>
-          <w:proofErr w:type="spellEnd"/>
         </w:p>
         <w:p/>
         <w:p/>
@@ -28076,9 +25135,9 @@
           <w:b w:val="0"/>
         </w:rPr>
       </w:pPr>
-      <w:bookmarkStart w:id="182" w:name="_Toc49341898"/>
-      <w:bookmarkStart w:id="183" w:name="_Toc170148382"/>
-      <w:bookmarkStart w:id="184" w:name="_Toc170148695"/>
+      <w:bookmarkStart w:id="178" w:name="_Toc49341898"/>
+      <w:bookmarkStart w:id="179" w:name="_Toc170148382"/>
+      <w:bookmarkStart w:id="180" w:name="_Toc170148695"/>
       <w:r>
         <w:rPr>
           <w:b w:val="0"/>
@@ -28086,9 +25145,9 @@
         <w:lastRenderedPageBreak/>
         <w:t>Ejemplo de formulario de satisfacción</w:t>
       </w:r>
-      <w:bookmarkEnd w:id="182"/>
-      <w:bookmarkEnd w:id="183"/>
-      <w:bookmarkEnd w:id="184"/>
+      <w:bookmarkEnd w:id="178"/>
+      <w:bookmarkEnd w:id="179"/>
+      <w:bookmarkEnd w:id="180"/>
     </w:p>
     <w:p>
       <w:r>
@@ -30850,8 +27909,8 @@
           <w:b w:val="0"/>
         </w:rPr>
       </w:pPr>
-      <w:bookmarkStart w:id="185" w:name="_Toc170148383"/>
-      <w:bookmarkStart w:id="186" w:name="_Toc170148696"/>
+      <w:bookmarkStart w:id="181" w:name="_Toc170148383"/>
+      <w:bookmarkStart w:id="182" w:name="_Toc170148696"/>
       <w:r>
         <w:rPr>
           <w:b w:val="0"/>
@@ -30859,8 +27918,8 @@
         <w:lastRenderedPageBreak/>
         <w:t>Datos de prueba</w:t>
       </w:r>
-      <w:bookmarkEnd w:id="185"/>
-      <w:bookmarkEnd w:id="186"/>
+      <w:bookmarkEnd w:id="181"/>
+      <w:bookmarkEnd w:id="182"/>
     </w:p>
     <w:p>
       <w:pPr>
@@ -35788,7 +32847,7 @@
         <w:noProof/>
         <w:color w:val="024F75" w:themeColor="accent1"/>
       </w:rPr>
-      <w:t>39</w:t>
+      <w:t>31</w:t>
     </w:r>
     <w:r>
       <w:rPr>
@@ -35910,7 +32969,7 @@
             </wp:anchor>
           </w:drawing>
         </mc:Choice>
-        <mc:Fallback xmlns:w16sdtdh="http://schemas.microsoft.com/office/word/2020/wordml/sdtdatahash" xmlns:w16="http://schemas.microsoft.com/office/word/2018/wordml" xmlns:w16cid="http://schemas.microsoft.com/office/word/2016/wordml/cid" xmlns:w16cex="http://schemas.microsoft.com/office/word/2018/wordml/cex" xmlns:oel="http://schemas.microsoft.com/office/2019/extlst" xmlns:am3d="http://schemas.microsoft.com/office/drawing/2017/model3d" xmlns:aink="http://schemas.microsoft.com/office/drawing/2016/ink" xmlns:cx8="http://schemas.microsoft.com/office/drawing/2016/5/14/chartex" xmlns:cx7="http://schemas.microsoft.com/office/drawing/2016/5/13/chartex" xmlns:cx6="http://schemas.microsoft.com/office/drawing/2016/5/12/chartex" xmlns:cx5="http://schemas.microsoft.com/office/drawing/2016/5/11/chartex" xmlns:cx4="http://schemas.microsoft.com/office/drawing/2016/5/10/chartex" xmlns:cx3="http://schemas.microsoft.com/office/drawing/2016/5/9/chartex" xmlns:cx2="http://schemas.microsoft.com/office/drawing/2015/10/21/chartex" xmlns:cx1="http://schemas.microsoft.com/office/drawing/2015/9/8/chartex">
+        <mc:Fallback xmlns:cx1="http://schemas.microsoft.com/office/drawing/2015/9/8/chartex" xmlns:cx2="http://schemas.microsoft.com/office/drawing/2015/10/21/chartex" xmlns:cx3="http://schemas.microsoft.com/office/drawing/2016/5/9/chartex" xmlns:cx4="http://schemas.microsoft.com/office/drawing/2016/5/10/chartex" xmlns:cx5="http://schemas.microsoft.com/office/drawing/2016/5/11/chartex" xmlns:cx6="http://schemas.microsoft.com/office/drawing/2016/5/12/chartex" xmlns:cx7="http://schemas.microsoft.com/office/drawing/2016/5/13/chartex" xmlns:cx8="http://schemas.microsoft.com/office/drawing/2016/5/14/chartex" xmlns:aink="http://schemas.microsoft.com/office/drawing/2016/ink" xmlns:am3d="http://schemas.microsoft.com/office/drawing/2017/model3d" xmlns:oel="http://schemas.microsoft.com/office/2019/extlst" xmlns:w16cex="http://schemas.microsoft.com/office/word/2018/wordml/cex" xmlns:w16cid="http://schemas.microsoft.com/office/word/2016/wordml/cid" xmlns:w16="http://schemas.microsoft.com/office/word/2018/wordml" xmlns:w16sdtdh="http://schemas.microsoft.com/office/word/2020/wordml/sdtdatahash">
           <w:pict>
             <v:line w14:anchorId="497A84A7" id="Conector recto 88" o:spid="_x0000_s1026" style="position:absolute;z-index:251659264;visibility:visible;mso-wrap-style:square;mso-height-percent:0;mso-wrap-distance-left:9pt;mso-wrap-distance-top:0;mso-wrap-distance-right:9pt;mso-wrap-distance-bottom:0;mso-position-horizontal:absolute;mso-position-horizontal-relative:text;mso-position-vertical:absolute;mso-position-vertical-relative:text;mso-height-percent:0;mso-height-relative:margin" from="2.1pt,19.7pt" to="504.75pt,19.7pt" o:gfxdata="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" strokecolor="#34aba2 [3209]" strokeweight="2.25pt"/>
           </w:pict>
@@ -39369,6 +36428,7 @@
     <w:rsid w:val="003F71E4"/>
     <w:rsid w:val="004130A3"/>
     <w:rsid w:val="00444837"/>
+    <w:rsid w:val="00456276"/>
     <w:rsid w:val="004B6A68"/>
     <w:rsid w:val="004B6B0E"/>
     <w:rsid w:val="004C383E"/>
@@ -40239,7 +37299,7 @@
 </file>
 
 <file path=customXml/itemProps2.xml><?xml version="1.0" encoding="utf-8"?>
-<ds:datastoreItem xmlns:ds="http://schemas.openxmlformats.org/officeDocument/2006/customXml" ds:itemID="{8B3B671B-6DE2-42FC-AD79-B4BB4D8FDB89}">
+<ds:datastoreItem xmlns:ds="http://schemas.openxmlformats.org/officeDocument/2006/customXml" ds:itemID="{9434C5BE-5D2E-4ADA-8408-399C8ABA1980}">
   <ds:schemaRefs>
     <ds:schemaRef ds:uri="http://schemas.openxmlformats.org/officeDocument/2006/bibliography"/>
   </ds:schemaRefs>

--- a/Documentacion/UT_7_2024_2025.docx
+++ b/Documentacion/UT_7_2024_2025.docx
@@ -306,7 +306,7 @@
                     </wp:inline>
                   </w:drawing>
                 </mc:Choice>
-                <mc:Fallback xmlns:w16sdtdh="http://schemas.microsoft.com/office/word/2020/wordml/sdtdatahash" xmlns:w16="http://schemas.microsoft.com/office/word/2018/wordml" xmlns:w16cid="http://schemas.microsoft.com/office/word/2016/wordml/cid" xmlns:w16cex="http://schemas.microsoft.com/office/word/2018/wordml/cex" xmlns:oel="http://schemas.microsoft.com/office/2019/extlst" xmlns:am3d="http://schemas.microsoft.com/office/drawing/2017/model3d" xmlns:aink="http://schemas.microsoft.com/office/drawing/2016/ink" xmlns:cx8="http://schemas.microsoft.com/office/drawing/2016/5/14/chartex" xmlns:cx7="http://schemas.microsoft.com/office/drawing/2016/5/13/chartex" xmlns:cx6="http://schemas.microsoft.com/office/drawing/2016/5/12/chartex" xmlns:cx5="http://schemas.microsoft.com/office/drawing/2016/5/11/chartex" xmlns:cx4="http://schemas.microsoft.com/office/drawing/2016/5/10/chartex" xmlns:cx3="http://schemas.microsoft.com/office/drawing/2016/5/9/chartex" xmlns:cx2="http://schemas.microsoft.com/office/drawing/2015/10/21/chartex" xmlns:cx1="http://schemas.microsoft.com/office/drawing/2015/9/8/chartex">
+                <mc:Fallback xmlns:cx1="http://schemas.microsoft.com/office/drawing/2015/9/8/chartex" xmlns:cx2="http://schemas.microsoft.com/office/drawing/2015/10/21/chartex" xmlns:cx3="http://schemas.microsoft.com/office/drawing/2016/5/9/chartex" xmlns:cx4="http://schemas.microsoft.com/office/drawing/2016/5/10/chartex" xmlns:cx5="http://schemas.microsoft.com/office/drawing/2016/5/11/chartex" xmlns:cx6="http://schemas.microsoft.com/office/drawing/2016/5/12/chartex" xmlns:cx7="http://schemas.microsoft.com/office/drawing/2016/5/13/chartex" xmlns:cx8="http://schemas.microsoft.com/office/drawing/2016/5/14/chartex" xmlns:aink="http://schemas.microsoft.com/office/drawing/2016/ink" xmlns:am3d="http://schemas.microsoft.com/office/drawing/2017/model3d" xmlns:oel="http://schemas.microsoft.com/office/2019/extlst" xmlns:w16cex="http://schemas.microsoft.com/office/word/2018/wordml/cex" xmlns:w16cid="http://schemas.microsoft.com/office/word/2016/wordml/cid" xmlns:w16="http://schemas.microsoft.com/office/word/2018/wordml" xmlns:w16sdtdh="http://schemas.microsoft.com/office/word/2020/wordml/sdtdatahash">
                   <w:pict>
                     <v:line w14:anchorId="159F9B0C" id="Conector recto 6" o:spid="_x0000_s1026" alt="divisor de texto" style="visibility:visible;mso-wrap-style:square;mso-left-percent:-10001;mso-top-percent:-10001;mso-position-horizontal:absolute;mso-position-horizontal-relative:char;mso-position-vertical:absolute;mso-position-vertical-relative:line;mso-left-percent:-10001;mso-top-percent:-10001" from="0,0" to="117.65pt,0" o:gfxdata="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" strokecolor="#082a75 [3215]" strokeweight="3pt">
                       <w10:anchorlock/>
@@ -547,7 +547,7 @@
               </wp:anchor>
             </w:drawing>
           </mc:Choice>
-          <mc:Fallback xmlns:w16sdtdh="http://schemas.microsoft.com/office/word/2020/wordml/sdtdatahash" xmlns:w16="http://schemas.microsoft.com/office/word/2018/wordml" xmlns:w16cid="http://schemas.microsoft.com/office/word/2016/wordml/cid" xmlns:w16cex="http://schemas.microsoft.com/office/word/2018/wordml/cex" xmlns:oel="http://schemas.microsoft.com/office/2019/extlst" xmlns:am3d="http://schemas.microsoft.com/office/drawing/2017/model3d" xmlns:aink="http://schemas.microsoft.com/office/drawing/2016/ink" xmlns:cx8="http://schemas.microsoft.com/office/drawing/2016/5/14/chartex" xmlns:cx7="http://schemas.microsoft.com/office/drawing/2016/5/13/chartex" xmlns:cx6="http://schemas.microsoft.com/office/drawing/2016/5/12/chartex" xmlns:cx5="http://schemas.microsoft.com/office/drawing/2016/5/11/chartex" xmlns:cx4="http://schemas.microsoft.com/office/drawing/2016/5/10/chartex" xmlns:cx3="http://schemas.microsoft.com/office/drawing/2016/5/9/chartex" xmlns:cx2="http://schemas.microsoft.com/office/drawing/2015/10/21/chartex" xmlns:cx1="http://schemas.microsoft.com/office/drawing/2015/9/8/chartex">
+          <mc:Fallback xmlns:cx1="http://schemas.microsoft.com/office/drawing/2015/9/8/chartex" xmlns:cx2="http://schemas.microsoft.com/office/drawing/2015/10/21/chartex" xmlns:cx3="http://schemas.microsoft.com/office/drawing/2016/5/9/chartex" xmlns:cx4="http://schemas.microsoft.com/office/drawing/2016/5/10/chartex" xmlns:cx5="http://schemas.microsoft.com/office/drawing/2016/5/11/chartex" xmlns:cx6="http://schemas.microsoft.com/office/drawing/2016/5/12/chartex" xmlns:cx7="http://schemas.microsoft.com/office/drawing/2016/5/13/chartex" xmlns:cx8="http://schemas.microsoft.com/office/drawing/2016/5/14/chartex" xmlns:aink="http://schemas.microsoft.com/office/drawing/2016/ink" xmlns:am3d="http://schemas.microsoft.com/office/drawing/2017/model3d" xmlns:oel="http://schemas.microsoft.com/office/2019/extlst" xmlns:w16cex="http://schemas.microsoft.com/office/word/2018/wordml/cex" xmlns:w16cid="http://schemas.microsoft.com/office/word/2016/wordml/cid" xmlns:w16="http://schemas.microsoft.com/office/word/2018/wordml" xmlns:w16sdtdh="http://schemas.microsoft.com/office/word/2020/wordml/sdtdatahash">
             <w:pict>
               <v:rect w14:anchorId="569A6C51" id="Rectángulo 3" o:spid="_x0000_s1026" alt="rectángulo blanco para texto en portada" style="position:absolute;margin-left:-16.05pt;margin-top:78pt;width:310.15pt;height:447pt;z-index:-251654144;visibility:visible;mso-wrap-style:square;mso-width-percent:0;mso-height-percent:0;mso-wrap-distance-left:9pt;mso-wrap-distance-top:0;mso-wrap-distance-right:9pt;mso-wrap-distance-bottom:0;mso-position-horizontal:absolute;mso-position-horizontal-relative:text;mso-position-vertical:absolute;mso-position-vertical-relative:page;mso-width-percent:0;mso-height-percent:0;mso-width-relative:margin;mso-height-relative:margin;v-text-anchor:middle" o:gfxdata="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" fillcolor="white [3212]" stroked="f" strokeweight="2pt">
                 <w10:wrap anchory="page"/>
@@ -627,7 +627,7 @@
               </wp:anchor>
             </w:drawing>
           </mc:Choice>
-          <mc:Fallback xmlns:w16sdtdh="http://schemas.microsoft.com/office/word/2020/wordml/sdtdatahash" xmlns:w16="http://schemas.microsoft.com/office/word/2018/wordml" xmlns:w16cid="http://schemas.microsoft.com/office/word/2016/wordml/cid" xmlns:w16cex="http://schemas.microsoft.com/office/word/2018/wordml/cex" xmlns:oel="http://schemas.microsoft.com/office/2019/extlst" xmlns:am3d="http://schemas.microsoft.com/office/drawing/2017/model3d" xmlns:aink="http://schemas.microsoft.com/office/drawing/2016/ink" xmlns:cx8="http://schemas.microsoft.com/office/drawing/2016/5/14/chartex" xmlns:cx7="http://schemas.microsoft.com/office/drawing/2016/5/13/chartex" xmlns:cx6="http://schemas.microsoft.com/office/drawing/2016/5/12/chartex" xmlns:cx5="http://schemas.microsoft.com/office/drawing/2016/5/11/chartex" xmlns:cx4="http://schemas.microsoft.com/office/drawing/2016/5/10/chartex" xmlns:cx3="http://schemas.microsoft.com/office/drawing/2016/5/9/chartex" xmlns:cx2="http://schemas.microsoft.com/office/drawing/2015/10/21/chartex" xmlns:cx1="http://schemas.microsoft.com/office/drawing/2015/9/8/chartex">
+          <mc:Fallback xmlns:cx1="http://schemas.microsoft.com/office/drawing/2015/9/8/chartex" xmlns:cx2="http://schemas.microsoft.com/office/drawing/2015/10/21/chartex" xmlns:cx3="http://schemas.microsoft.com/office/drawing/2016/5/9/chartex" xmlns:cx4="http://schemas.microsoft.com/office/drawing/2016/5/10/chartex" xmlns:cx5="http://schemas.microsoft.com/office/drawing/2016/5/11/chartex" xmlns:cx6="http://schemas.microsoft.com/office/drawing/2016/5/12/chartex" xmlns:cx7="http://schemas.microsoft.com/office/drawing/2016/5/13/chartex" xmlns:cx8="http://schemas.microsoft.com/office/drawing/2016/5/14/chartex" xmlns:aink="http://schemas.microsoft.com/office/drawing/2016/ink" xmlns:am3d="http://schemas.microsoft.com/office/drawing/2017/model3d" xmlns:oel="http://schemas.microsoft.com/office/2019/extlst" xmlns:w16cex="http://schemas.microsoft.com/office/word/2018/wordml/cex" xmlns:w16cid="http://schemas.microsoft.com/office/word/2016/wordml/cid" xmlns:w16="http://schemas.microsoft.com/office/word/2018/wordml" xmlns:w16sdtdh="http://schemas.microsoft.com/office/word/2020/wordml/sdtdatahash">
             <w:pict>
               <v:rect w14:anchorId="2FF08AF8" id="Rectángulo 2" o:spid="_x0000_s1026" alt="rectángulo de color" style="position:absolute;margin-left:-58.8pt;margin-top:1.5pt;width:611.1pt;height:840pt;z-index:-251659265;visibility:visible;mso-wrap-style:square;mso-height-percent:0;mso-wrap-distance-left:9pt;mso-wrap-distance-top:0;mso-wrap-distance-right:9pt;mso-wrap-distance-bottom:0;mso-position-horizontal:absolute;mso-position-horizontal-relative:text;mso-position-vertical:absolute;mso-position-vertical-relative:page;mso-height-percent:0;mso-height-relative:margin;v-text-anchor:middle" o:gfxdata="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" fillcolor="#34aba2 [3206]" stroked="f" strokeweight="2pt">
                 <w10:wrap anchory="page"/>
@@ -5826,9 +5826,9 @@
       </w:r>
     </w:p>
     <w:p/>
-    <w:bookmarkStart w:id="6" w:name="_Toc170148631" w:displacedByCustomXml="next"/>
+    <w:bookmarkStart w:id="6" w:name="_Toc170148316" w:displacedByCustomXml="next"/>
     <w:bookmarkStart w:id="7" w:name="_Toc49341785" w:displacedByCustomXml="next"/>
-    <w:bookmarkStart w:id="8" w:name="_Toc170148316" w:displacedByCustomXml="next"/>
+    <w:bookmarkStart w:id="8" w:name="_Toc170148631" w:displacedByCustomXml="next"/>
     <w:sdt>
       <w:sdtPr>
         <w:rPr>
@@ -29220,15 +29220,13 @@
             <w:pPr>
               <w:rPr>
                 <w:rFonts w:cstheme="minorHAnsi"/>
-                <w:b/>
-                <w:sz w:val="16"/>
-                <w:szCs w:val="16"/>
-              </w:rPr>
-            </w:pPr>
-            <w:r>
-              <w:rPr>
-                <w:rFonts w:cstheme="minorHAnsi"/>
-                <w:b/>
+                <w:sz w:val="16"/>
+                <w:szCs w:val="16"/>
+              </w:rPr>
+            </w:pPr>
+            <w:r>
+              <w:rPr>
+                <w:rFonts w:cstheme="minorHAnsi"/>
                 <w:sz w:val="16"/>
                 <w:szCs w:val="16"/>
               </w:rPr>
@@ -29329,15 +29327,13 @@
             <w:pPr>
               <w:rPr>
                 <w:rFonts w:cstheme="minorHAnsi"/>
-                <w:b/>
-                <w:sz w:val="16"/>
-                <w:szCs w:val="16"/>
-              </w:rPr>
-            </w:pPr>
-            <w:r>
-              <w:rPr>
-                <w:rFonts w:cstheme="minorHAnsi"/>
-                <w:b/>
+                <w:sz w:val="16"/>
+                <w:szCs w:val="16"/>
+              </w:rPr>
+            </w:pPr>
+            <w:r>
+              <w:rPr>
+                <w:rFonts w:cstheme="minorHAnsi"/>
                 <w:sz w:val="16"/>
                 <w:szCs w:val="16"/>
               </w:rPr>
@@ -29438,15 +29434,13 @@
             <w:pPr>
               <w:rPr>
                 <w:rFonts w:cstheme="minorHAnsi"/>
-                <w:b/>
-                <w:sz w:val="16"/>
-                <w:szCs w:val="16"/>
-              </w:rPr>
-            </w:pPr>
-            <w:r>
-              <w:rPr>
-                <w:rFonts w:cstheme="minorHAnsi"/>
-                <w:b/>
+                <w:sz w:val="16"/>
+                <w:szCs w:val="16"/>
+              </w:rPr>
+            </w:pPr>
+            <w:r>
+              <w:rPr>
+                <w:rFonts w:cstheme="minorHAnsi"/>
                 <w:sz w:val="16"/>
                 <w:szCs w:val="16"/>
               </w:rPr>
@@ -29547,15 +29541,13 @@
             <w:pPr>
               <w:rPr>
                 <w:rFonts w:cstheme="minorHAnsi"/>
-                <w:b/>
-                <w:sz w:val="16"/>
-                <w:szCs w:val="16"/>
-              </w:rPr>
-            </w:pPr>
-            <w:r>
-              <w:rPr>
-                <w:rFonts w:cstheme="minorHAnsi"/>
-                <w:b/>
+                <w:sz w:val="16"/>
+                <w:szCs w:val="16"/>
+              </w:rPr>
+            </w:pPr>
+            <w:r>
+              <w:rPr>
+                <w:rFonts w:cstheme="minorHAnsi"/>
                 <w:sz w:val="16"/>
                 <w:szCs w:val="16"/>
               </w:rPr>
@@ -29656,15 +29648,13 @@
             <w:pPr>
               <w:rPr>
                 <w:rFonts w:cstheme="minorHAnsi"/>
-                <w:b/>
-                <w:sz w:val="16"/>
-                <w:szCs w:val="16"/>
-              </w:rPr>
-            </w:pPr>
-            <w:r>
-              <w:rPr>
-                <w:rFonts w:cstheme="minorHAnsi"/>
-                <w:b/>
+                <w:sz w:val="16"/>
+                <w:szCs w:val="16"/>
+              </w:rPr>
+            </w:pPr>
+            <w:r>
+              <w:rPr>
+                <w:rFonts w:cstheme="minorHAnsi"/>
                 <w:sz w:val="16"/>
                 <w:szCs w:val="16"/>
               </w:rPr>
@@ -29765,15 +29755,13 @@
             <w:pPr>
               <w:rPr>
                 <w:rFonts w:cstheme="minorHAnsi"/>
-                <w:b/>
-                <w:sz w:val="16"/>
-                <w:szCs w:val="16"/>
-              </w:rPr>
-            </w:pPr>
-            <w:r>
-              <w:rPr>
-                <w:rFonts w:cstheme="minorHAnsi"/>
-                <w:b/>
+                <w:sz w:val="16"/>
+                <w:szCs w:val="16"/>
+              </w:rPr>
+            </w:pPr>
+            <w:r>
+              <w:rPr>
+                <w:rFonts w:cstheme="minorHAnsi"/>
                 <w:sz w:val="16"/>
                 <w:szCs w:val="16"/>
               </w:rPr>
@@ -29874,15 +29862,13 @@
             <w:pPr>
               <w:rPr>
                 <w:rFonts w:cstheme="minorHAnsi"/>
-                <w:b/>
-                <w:sz w:val="16"/>
-                <w:szCs w:val="16"/>
-              </w:rPr>
-            </w:pPr>
-            <w:r>
-              <w:rPr>
-                <w:rFonts w:cstheme="minorHAnsi"/>
-                <w:b/>
+                <w:sz w:val="16"/>
+                <w:szCs w:val="16"/>
+              </w:rPr>
+            </w:pPr>
+            <w:r>
+              <w:rPr>
+                <w:rFonts w:cstheme="minorHAnsi"/>
                 <w:sz w:val="16"/>
                 <w:szCs w:val="16"/>
               </w:rPr>
@@ -29983,15 +29969,13 @@
             <w:pPr>
               <w:rPr>
                 <w:rFonts w:cstheme="minorHAnsi"/>
-                <w:b/>
-                <w:sz w:val="16"/>
-                <w:szCs w:val="16"/>
-              </w:rPr>
-            </w:pPr>
-            <w:r>
-              <w:rPr>
-                <w:rFonts w:cstheme="minorHAnsi"/>
-                <w:b/>
+                <w:sz w:val="16"/>
+                <w:szCs w:val="16"/>
+              </w:rPr>
+            </w:pPr>
+            <w:r>
+              <w:rPr>
+                <w:rFonts w:cstheme="minorHAnsi"/>
                 <w:sz w:val="16"/>
                 <w:szCs w:val="16"/>
               </w:rPr>
@@ -30110,7 +30094,6 @@
             <w:pPr>
               <w:rPr>
                 <w:rFonts w:cstheme="minorHAnsi"/>
-                <w:b/>
                 <w:sz w:val="16"/>
                 <w:szCs w:val="16"/>
               </w:rPr>
@@ -30119,7 +30102,6 @@
             <w:r>
               <w:rPr>
                 <w:rFonts w:cstheme="minorHAnsi"/>
-                <w:b/>
                 <w:sz w:val="16"/>
                 <w:szCs w:val="16"/>
               </w:rPr>
@@ -30129,7 +30111,6 @@
             <w:r>
               <w:rPr>
                 <w:rFonts w:cstheme="minorHAnsi"/>
-                <w:b/>
                 <w:sz w:val="16"/>
                 <w:szCs w:val="16"/>
               </w:rPr>
@@ -30230,15 +30211,13 @@
             <w:pPr>
               <w:rPr>
                 <w:rFonts w:cstheme="minorHAnsi"/>
-                <w:b/>
-                <w:sz w:val="16"/>
-                <w:szCs w:val="16"/>
-              </w:rPr>
-            </w:pPr>
-            <w:r>
-              <w:rPr>
-                <w:rFonts w:cstheme="minorHAnsi"/>
-                <w:b/>
+                <w:sz w:val="16"/>
+                <w:szCs w:val="16"/>
+              </w:rPr>
+            </w:pPr>
+            <w:r>
+              <w:rPr>
+                <w:rFonts w:cstheme="minorHAnsi"/>
                 <w:sz w:val="16"/>
                 <w:szCs w:val="16"/>
               </w:rPr>
@@ -30339,15 +30318,13 @@
             <w:pPr>
               <w:rPr>
                 <w:rFonts w:cstheme="minorHAnsi"/>
-                <w:b/>
-                <w:sz w:val="16"/>
-                <w:szCs w:val="16"/>
-              </w:rPr>
-            </w:pPr>
-            <w:r>
-              <w:rPr>
-                <w:rFonts w:cstheme="minorHAnsi"/>
-                <w:b/>
+                <w:sz w:val="16"/>
+                <w:szCs w:val="16"/>
+              </w:rPr>
+            </w:pPr>
+            <w:r>
+              <w:rPr>
+                <w:rFonts w:cstheme="minorHAnsi"/>
                 <w:sz w:val="16"/>
                 <w:szCs w:val="16"/>
               </w:rPr>
@@ -30448,15 +30425,13 @@
             <w:pPr>
               <w:rPr>
                 <w:rFonts w:cstheme="minorHAnsi"/>
-                <w:b/>
-                <w:sz w:val="16"/>
-                <w:szCs w:val="16"/>
-              </w:rPr>
-            </w:pPr>
-            <w:r>
-              <w:rPr>
-                <w:rFonts w:cstheme="minorHAnsi"/>
-                <w:b/>
+                <w:sz w:val="16"/>
+                <w:szCs w:val="16"/>
+              </w:rPr>
+            </w:pPr>
+            <w:r>
+              <w:rPr>
+                <w:rFonts w:cstheme="minorHAnsi"/>
                 <w:sz w:val="16"/>
                 <w:szCs w:val="16"/>
               </w:rPr>
@@ -30510,2450 +30485,6 @@
               <w:rPr>
                 <w:rFonts w:cstheme="minorHAnsi"/>
                 <w:bCs/>
-                <w:sz w:val="16"/>
-                <w:szCs w:val="16"/>
-              </w:rPr>
-            </w:pPr>
-            <w:r>
-              <w:rPr>
-                <w:rFonts w:cstheme="minorHAnsi"/>
-                <w:bCs/>
-                <w:sz w:val="16"/>
-                <w:szCs w:val="16"/>
-              </w:rPr>
-              <w:t>OK/Fallo</w:t>
-            </w:r>
-            <w:bookmarkStart w:id="145" w:name="_GoBack"/>
-            <w:bookmarkEnd w:id="145"/>
-          </w:p>
-        </w:tc>
-      </w:tr>
-    </w:tbl>
-    <w:p/>
-    <w:tbl>
-      <w:tblPr>
-        <w:tblStyle w:val="Tablaconcuadrcula"/>
-        <w:tblW w:w="0" w:type="auto"/>
-        <w:tblLook w:val="04A0" w:firstRow="1" w:lastRow="0" w:firstColumn="1" w:lastColumn="0" w:noHBand="0" w:noVBand="1"/>
-      </w:tblPr>
-      <w:tblGrid>
-        <w:gridCol w:w="5098"/>
-        <w:gridCol w:w="1276"/>
-        <w:gridCol w:w="1418"/>
-        <w:gridCol w:w="1277"/>
-        <w:gridCol w:w="955"/>
-      </w:tblGrid>
-      <w:tr>
-        <w:tc>
-          <w:tcPr>
-            <w:tcW w:w="5098" w:type="dxa"/>
-          </w:tcPr>
-          <w:p>
-            <w:pPr>
-              <w:rPr>
-                <w:rFonts w:cstheme="minorHAnsi"/>
-                <w:b/>
-                <w:sz w:val="16"/>
-                <w:szCs w:val="16"/>
-              </w:rPr>
-            </w:pPr>
-            <w:r>
-              <w:rPr>
-                <w:rFonts w:cstheme="minorHAnsi"/>
-                <w:b/>
-                <w:sz w:val="16"/>
-                <w:szCs w:val="16"/>
-              </w:rPr>
-              <w:t>Descripción</w:t>
-            </w:r>
-          </w:p>
-        </w:tc>
-        <w:tc>
-          <w:tcPr>
-            <w:tcW w:w="1276" w:type="dxa"/>
-          </w:tcPr>
-          <w:p>
-            <w:pPr>
-              <w:rPr>
-                <w:rFonts w:cstheme="minorHAnsi"/>
-                <w:b/>
-                <w:sz w:val="16"/>
-                <w:szCs w:val="16"/>
-              </w:rPr>
-            </w:pPr>
-            <w:r>
-              <w:rPr>
-                <w:rFonts w:cstheme="minorHAnsi"/>
-                <w:b/>
-                <w:sz w:val="16"/>
-                <w:szCs w:val="16"/>
-              </w:rPr>
-              <w:t>Parámetro</w:t>
-            </w:r>
-            <w:r>
-              <w:rPr>
-                <w:rFonts w:cstheme="minorHAnsi"/>
-                <w:b/>
-                <w:sz w:val="16"/>
-                <w:szCs w:val="16"/>
-              </w:rPr>
-              <w:t>s</w:t>
-            </w:r>
-          </w:p>
-        </w:tc>
-        <w:tc>
-          <w:tcPr>
-            <w:tcW w:w="1418" w:type="dxa"/>
-          </w:tcPr>
-          <w:p>
-            <w:pPr>
-              <w:rPr>
-                <w:rFonts w:cstheme="minorHAnsi"/>
-                <w:b/>
-                <w:sz w:val="16"/>
-                <w:szCs w:val="16"/>
-              </w:rPr>
-            </w:pPr>
-            <w:r>
-              <w:rPr>
-                <w:rFonts w:cstheme="minorHAnsi"/>
-                <w:b/>
-                <w:sz w:val="16"/>
-                <w:szCs w:val="16"/>
-              </w:rPr>
-              <w:t>E</w:t>
-            </w:r>
-            <w:r>
-              <w:rPr>
-                <w:rFonts w:cstheme="minorHAnsi"/>
-                <w:b/>
-                <w:sz w:val="16"/>
-                <w:szCs w:val="16"/>
-              </w:rPr>
-              <w:t>sperado</w:t>
-            </w:r>
-          </w:p>
-        </w:tc>
-        <w:tc>
-          <w:tcPr>
-            <w:tcW w:w="1277" w:type="dxa"/>
-          </w:tcPr>
-          <w:p>
-            <w:pPr>
-              <w:rPr>
-                <w:rFonts w:cstheme="minorHAnsi"/>
-                <w:b/>
-                <w:sz w:val="16"/>
-                <w:szCs w:val="16"/>
-              </w:rPr>
-            </w:pPr>
-            <w:r>
-              <w:rPr>
-                <w:rFonts w:cstheme="minorHAnsi"/>
-                <w:b/>
-                <w:sz w:val="16"/>
-                <w:szCs w:val="16"/>
-              </w:rPr>
-              <w:t>O</w:t>
-            </w:r>
-            <w:r>
-              <w:rPr>
-                <w:rFonts w:cstheme="minorHAnsi"/>
-                <w:b/>
-                <w:sz w:val="16"/>
-                <w:szCs w:val="16"/>
-              </w:rPr>
-              <w:t>btenido</w:t>
-            </w:r>
-          </w:p>
-        </w:tc>
-        <w:tc>
-          <w:tcPr>
-            <w:tcW w:w="955" w:type="dxa"/>
-          </w:tcPr>
-          <w:p>
-            <w:pPr>
-              <w:rPr>
-                <w:rFonts w:cstheme="minorHAnsi"/>
-                <w:b/>
-                <w:sz w:val="16"/>
-                <w:szCs w:val="16"/>
-              </w:rPr>
-            </w:pPr>
-            <w:r>
-              <w:rPr>
-                <w:rFonts w:cstheme="minorHAnsi"/>
-                <w:b/>
-                <w:sz w:val="16"/>
-                <w:szCs w:val="16"/>
-              </w:rPr>
-              <w:t>Resultado</w:t>
-            </w:r>
-          </w:p>
-        </w:tc>
-      </w:tr>
-      <w:tr>
-        <w:tc>
-          <w:tcPr>
-            <w:tcW w:w="10024" w:type="dxa"/>
-            <w:gridSpan w:val="5"/>
-            <w:shd w:val="clear" w:color="auto" w:fill="F2F2F2" w:themeFill="background1" w:themeFillShade="F2"/>
-          </w:tcPr>
-          <w:p>
-            <w:pPr>
-              <w:rPr>
-                <w:rFonts w:cstheme="minorHAnsi"/>
-                <w:b/>
-                <w:sz w:val="16"/>
-                <w:szCs w:val="16"/>
-              </w:rPr>
-            </w:pPr>
-            <w:r>
-              <w:rPr>
-                <w:rFonts w:cstheme="minorHAnsi"/>
-                <w:sz w:val="16"/>
-                <w:szCs w:val="16"/>
-                <w:u w:val="single"/>
-              </w:rPr>
-              <w:t>Titulo</w:t>
-            </w:r>
-          </w:p>
-        </w:tc>
-      </w:tr>
-      <w:tr>
-        <w:tc>
-          <w:tcPr>
-            <w:tcW w:w="5098" w:type="dxa"/>
-          </w:tcPr>
-          <w:p>
-            <w:pPr>
-              <w:rPr>
-                <w:rFonts w:cstheme="minorHAnsi"/>
-                <w:sz w:val="16"/>
-                <w:szCs w:val="16"/>
-              </w:rPr>
-            </w:pPr>
-            <w:r>
-              <w:rPr>
-                <w:rFonts w:cstheme="minorHAnsi"/>
-                <w:sz w:val="16"/>
-                <w:szCs w:val="16"/>
-              </w:rPr>
-              <w:t>Descripción  de la prueba</w:t>
-            </w:r>
-          </w:p>
-        </w:tc>
-        <w:tc>
-          <w:tcPr>
-            <w:tcW w:w="1276" w:type="dxa"/>
-          </w:tcPr>
-          <w:p>
-            <w:pPr>
-              <w:rPr>
-                <w:rFonts w:cstheme="minorHAnsi"/>
-                <w:bCs/>
-                <w:sz w:val="16"/>
-                <w:szCs w:val="16"/>
-              </w:rPr>
-            </w:pPr>
-            <w:r>
-              <w:rPr>
-                <w:rFonts w:cstheme="minorHAnsi"/>
-                <w:bCs/>
-                <w:sz w:val="16"/>
-                <w:szCs w:val="16"/>
-              </w:rPr>
-              <w:t>Parámetros</w:t>
-            </w:r>
-          </w:p>
-        </w:tc>
-        <w:tc>
-          <w:tcPr>
-            <w:tcW w:w="1418" w:type="dxa"/>
-          </w:tcPr>
-          <w:p>
-            <w:pPr>
-              <w:rPr>
-                <w:rFonts w:cstheme="minorHAnsi"/>
-                <w:sz w:val="16"/>
-                <w:szCs w:val="16"/>
-              </w:rPr>
-            </w:pPr>
-            <w:r>
-              <w:rPr>
-                <w:rFonts w:cstheme="minorHAnsi"/>
-                <w:sz w:val="16"/>
-                <w:szCs w:val="16"/>
-              </w:rPr>
-              <w:t>Valor esperado</w:t>
-            </w:r>
-          </w:p>
-        </w:tc>
-        <w:tc>
-          <w:tcPr>
-            <w:tcW w:w="1277" w:type="dxa"/>
-          </w:tcPr>
-          <w:p>
-            <w:pPr>
-              <w:rPr>
-                <w:rFonts w:cstheme="minorHAnsi"/>
-                <w:bCs/>
-                <w:sz w:val="16"/>
-                <w:szCs w:val="16"/>
-              </w:rPr>
-            </w:pPr>
-            <w:r>
-              <w:rPr>
-                <w:rFonts w:cstheme="minorHAnsi"/>
-                <w:bCs/>
-                <w:sz w:val="16"/>
-                <w:szCs w:val="16"/>
-              </w:rPr>
-              <w:t>Valor obtenido</w:t>
-            </w:r>
-          </w:p>
-        </w:tc>
-        <w:tc>
-          <w:tcPr>
-            <w:tcW w:w="955" w:type="dxa"/>
-          </w:tcPr>
-          <w:p>
-            <w:pPr>
-              <w:rPr>
-                <w:rFonts w:cstheme="minorHAnsi"/>
-                <w:bCs/>
-                <w:sz w:val="16"/>
-                <w:szCs w:val="16"/>
-              </w:rPr>
-            </w:pPr>
-            <w:r>
-              <w:rPr>
-                <w:rFonts w:cstheme="minorHAnsi"/>
-                <w:bCs/>
-                <w:sz w:val="16"/>
-                <w:szCs w:val="16"/>
-              </w:rPr>
-              <w:t>OK/Fallo</w:t>
-            </w:r>
-          </w:p>
-        </w:tc>
-      </w:tr>
-      <w:tr>
-        <w:tc>
-          <w:tcPr>
-            <w:tcW w:w="5098" w:type="dxa"/>
-          </w:tcPr>
-          <w:p>
-            <w:pPr>
-              <w:rPr>
-                <w:rFonts w:cstheme="minorHAnsi"/>
-                <w:sz w:val="16"/>
-                <w:szCs w:val="16"/>
-              </w:rPr>
-            </w:pPr>
-          </w:p>
-        </w:tc>
-        <w:tc>
-          <w:tcPr>
-            <w:tcW w:w="1276" w:type="dxa"/>
-          </w:tcPr>
-          <w:p>
-            <w:pPr>
-              <w:rPr>
-                <w:rFonts w:cstheme="minorHAnsi"/>
-                <w:b/>
-                <w:sz w:val="16"/>
-                <w:szCs w:val="16"/>
-              </w:rPr>
-            </w:pPr>
-          </w:p>
-        </w:tc>
-        <w:tc>
-          <w:tcPr>
-            <w:tcW w:w="1418" w:type="dxa"/>
-          </w:tcPr>
-          <w:p>
-            <w:pPr>
-              <w:rPr>
-                <w:rFonts w:cstheme="minorHAnsi"/>
-                <w:sz w:val="16"/>
-                <w:szCs w:val="16"/>
-              </w:rPr>
-            </w:pPr>
-          </w:p>
-        </w:tc>
-        <w:tc>
-          <w:tcPr>
-            <w:tcW w:w="1277" w:type="dxa"/>
-          </w:tcPr>
-          <w:p>
-            <w:pPr>
-              <w:rPr>
-                <w:rFonts w:cstheme="minorHAnsi"/>
-                <w:b/>
-                <w:sz w:val="16"/>
-                <w:szCs w:val="16"/>
-              </w:rPr>
-            </w:pPr>
-          </w:p>
-        </w:tc>
-        <w:tc>
-          <w:tcPr>
-            <w:tcW w:w="955" w:type="dxa"/>
-          </w:tcPr>
-          <w:p>
-            <w:pPr>
-              <w:rPr>
-                <w:rFonts w:cstheme="minorHAnsi"/>
-                <w:b/>
-                <w:sz w:val="16"/>
-                <w:szCs w:val="16"/>
-              </w:rPr>
-            </w:pPr>
-            <w:r>
-              <w:rPr>
-                <w:rFonts w:cstheme="minorHAnsi"/>
-                <w:bCs/>
-                <w:sz w:val="16"/>
-                <w:szCs w:val="16"/>
-              </w:rPr>
-              <w:t>OK/Fallo</w:t>
-            </w:r>
-          </w:p>
-        </w:tc>
-      </w:tr>
-      <w:tr>
-        <w:tc>
-          <w:tcPr>
-            <w:tcW w:w="5098" w:type="dxa"/>
-          </w:tcPr>
-          <w:p>
-            <w:pPr>
-              <w:rPr>
-                <w:rFonts w:cstheme="minorHAnsi"/>
-                <w:sz w:val="16"/>
-                <w:szCs w:val="16"/>
-              </w:rPr>
-            </w:pPr>
-          </w:p>
-        </w:tc>
-        <w:tc>
-          <w:tcPr>
-            <w:tcW w:w="1276" w:type="dxa"/>
-          </w:tcPr>
-          <w:p>
-            <w:pPr>
-              <w:rPr>
-                <w:rFonts w:cstheme="minorHAnsi"/>
-                <w:b/>
-                <w:sz w:val="16"/>
-                <w:szCs w:val="16"/>
-              </w:rPr>
-            </w:pPr>
-          </w:p>
-        </w:tc>
-        <w:tc>
-          <w:tcPr>
-            <w:tcW w:w="1418" w:type="dxa"/>
-          </w:tcPr>
-          <w:p>
-            <w:pPr>
-              <w:rPr>
-                <w:rFonts w:cstheme="minorHAnsi"/>
-                <w:sz w:val="16"/>
-                <w:szCs w:val="16"/>
-              </w:rPr>
-            </w:pPr>
-          </w:p>
-        </w:tc>
-        <w:tc>
-          <w:tcPr>
-            <w:tcW w:w="1277" w:type="dxa"/>
-          </w:tcPr>
-          <w:p>
-            <w:pPr>
-              <w:rPr>
-                <w:rFonts w:cstheme="minorHAnsi"/>
-                <w:b/>
-                <w:sz w:val="16"/>
-                <w:szCs w:val="16"/>
-              </w:rPr>
-            </w:pPr>
-          </w:p>
-        </w:tc>
-        <w:tc>
-          <w:tcPr>
-            <w:tcW w:w="955" w:type="dxa"/>
-          </w:tcPr>
-          <w:p>
-            <w:pPr>
-              <w:rPr>
-                <w:rFonts w:cstheme="minorHAnsi"/>
-                <w:b/>
-                <w:sz w:val="16"/>
-                <w:szCs w:val="16"/>
-              </w:rPr>
-            </w:pPr>
-            <w:r>
-              <w:rPr>
-                <w:rFonts w:cstheme="minorHAnsi"/>
-                <w:bCs/>
-                <w:sz w:val="16"/>
-                <w:szCs w:val="16"/>
-              </w:rPr>
-              <w:t>OK/Fallo</w:t>
-            </w:r>
-          </w:p>
-        </w:tc>
-      </w:tr>
-      <w:tr>
-        <w:tc>
-          <w:tcPr>
-            <w:tcW w:w="5098" w:type="dxa"/>
-          </w:tcPr>
-          <w:p>
-            <w:pPr>
-              <w:rPr>
-                <w:rFonts w:cstheme="minorHAnsi"/>
-                <w:sz w:val="16"/>
-                <w:szCs w:val="16"/>
-              </w:rPr>
-            </w:pPr>
-          </w:p>
-        </w:tc>
-        <w:tc>
-          <w:tcPr>
-            <w:tcW w:w="1276" w:type="dxa"/>
-          </w:tcPr>
-          <w:p>
-            <w:pPr>
-              <w:rPr>
-                <w:rFonts w:cstheme="minorHAnsi"/>
-                <w:b/>
-                <w:sz w:val="16"/>
-                <w:szCs w:val="16"/>
-              </w:rPr>
-            </w:pPr>
-          </w:p>
-        </w:tc>
-        <w:tc>
-          <w:tcPr>
-            <w:tcW w:w="1418" w:type="dxa"/>
-          </w:tcPr>
-          <w:p>
-            <w:pPr>
-              <w:rPr>
-                <w:rFonts w:cstheme="minorHAnsi"/>
-                <w:sz w:val="16"/>
-                <w:szCs w:val="16"/>
-              </w:rPr>
-            </w:pPr>
-          </w:p>
-        </w:tc>
-        <w:tc>
-          <w:tcPr>
-            <w:tcW w:w="1277" w:type="dxa"/>
-          </w:tcPr>
-          <w:p>
-            <w:pPr>
-              <w:rPr>
-                <w:rFonts w:cstheme="minorHAnsi"/>
-                <w:b/>
-                <w:sz w:val="16"/>
-                <w:szCs w:val="16"/>
-              </w:rPr>
-            </w:pPr>
-          </w:p>
-        </w:tc>
-        <w:tc>
-          <w:tcPr>
-            <w:tcW w:w="955" w:type="dxa"/>
-          </w:tcPr>
-          <w:p>
-            <w:pPr>
-              <w:rPr>
-                <w:rFonts w:cstheme="minorHAnsi"/>
-                <w:b/>
-                <w:sz w:val="16"/>
-                <w:szCs w:val="16"/>
-              </w:rPr>
-            </w:pPr>
-            <w:r>
-              <w:rPr>
-                <w:rFonts w:cstheme="minorHAnsi"/>
-                <w:bCs/>
-                <w:sz w:val="16"/>
-                <w:szCs w:val="16"/>
-              </w:rPr>
-              <w:t>OK/Fallo</w:t>
-            </w:r>
-          </w:p>
-        </w:tc>
-      </w:tr>
-      <w:tr>
-        <w:tc>
-          <w:tcPr>
-            <w:tcW w:w="5098" w:type="dxa"/>
-          </w:tcPr>
-          <w:p>
-            <w:pPr>
-              <w:rPr>
-                <w:rFonts w:cstheme="minorHAnsi"/>
-                <w:sz w:val="16"/>
-                <w:szCs w:val="16"/>
-              </w:rPr>
-            </w:pPr>
-          </w:p>
-        </w:tc>
-        <w:tc>
-          <w:tcPr>
-            <w:tcW w:w="1276" w:type="dxa"/>
-          </w:tcPr>
-          <w:p>
-            <w:pPr>
-              <w:rPr>
-                <w:rFonts w:cstheme="minorHAnsi"/>
-                <w:b/>
-                <w:sz w:val="16"/>
-                <w:szCs w:val="16"/>
-              </w:rPr>
-            </w:pPr>
-          </w:p>
-        </w:tc>
-        <w:tc>
-          <w:tcPr>
-            <w:tcW w:w="1418" w:type="dxa"/>
-          </w:tcPr>
-          <w:p>
-            <w:pPr>
-              <w:rPr>
-                <w:rFonts w:cstheme="minorHAnsi"/>
-                <w:sz w:val="16"/>
-                <w:szCs w:val="16"/>
-              </w:rPr>
-            </w:pPr>
-          </w:p>
-        </w:tc>
-        <w:tc>
-          <w:tcPr>
-            <w:tcW w:w="1277" w:type="dxa"/>
-          </w:tcPr>
-          <w:p>
-            <w:pPr>
-              <w:rPr>
-                <w:rFonts w:cstheme="minorHAnsi"/>
-                <w:b/>
-                <w:sz w:val="16"/>
-                <w:szCs w:val="16"/>
-              </w:rPr>
-            </w:pPr>
-          </w:p>
-        </w:tc>
-        <w:tc>
-          <w:tcPr>
-            <w:tcW w:w="955" w:type="dxa"/>
-          </w:tcPr>
-          <w:p>
-            <w:pPr>
-              <w:rPr>
-                <w:rFonts w:cstheme="minorHAnsi"/>
-                <w:b/>
-                <w:sz w:val="16"/>
-                <w:szCs w:val="16"/>
-              </w:rPr>
-            </w:pPr>
-            <w:r>
-              <w:rPr>
-                <w:rFonts w:cstheme="minorHAnsi"/>
-                <w:bCs/>
-                <w:sz w:val="16"/>
-                <w:szCs w:val="16"/>
-              </w:rPr>
-              <w:t>OK/Fallo</w:t>
-            </w:r>
-          </w:p>
-        </w:tc>
-      </w:tr>
-      <w:tr>
-        <w:tc>
-          <w:tcPr>
-            <w:tcW w:w="5098" w:type="dxa"/>
-          </w:tcPr>
-          <w:p>
-            <w:pPr>
-              <w:rPr>
-                <w:rFonts w:cstheme="minorHAnsi"/>
-                <w:sz w:val="16"/>
-                <w:szCs w:val="16"/>
-              </w:rPr>
-            </w:pPr>
-          </w:p>
-        </w:tc>
-        <w:tc>
-          <w:tcPr>
-            <w:tcW w:w="1276" w:type="dxa"/>
-          </w:tcPr>
-          <w:p>
-            <w:pPr>
-              <w:rPr>
-                <w:rFonts w:cstheme="minorHAnsi"/>
-                <w:b/>
-                <w:sz w:val="16"/>
-                <w:szCs w:val="16"/>
-              </w:rPr>
-            </w:pPr>
-          </w:p>
-        </w:tc>
-        <w:tc>
-          <w:tcPr>
-            <w:tcW w:w="1418" w:type="dxa"/>
-          </w:tcPr>
-          <w:p>
-            <w:pPr>
-              <w:rPr>
-                <w:rFonts w:cstheme="minorHAnsi"/>
-                <w:sz w:val="16"/>
-                <w:szCs w:val="16"/>
-              </w:rPr>
-            </w:pPr>
-          </w:p>
-        </w:tc>
-        <w:tc>
-          <w:tcPr>
-            <w:tcW w:w="1277" w:type="dxa"/>
-          </w:tcPr>
-          <w:p>
-            <w:pPr>
-              <w:rPr>
-                <w:rFonts w:cstheme="minorHAnsi"/>
-                <w:b/>
-                <w:sz w:val="16"/>
-                <w:szCs w:val="16"/>
-              </w:rPr>
-            </w:pPr>
-          </w:p>
-        </w:tc>
-        <w:tc>
-          <w:tcPr>
-            <w:tcW w:w="955" w:type="dxa"/>
-          </w:tcPr>
-          <w:p>
-            <w:pPr>
-              <w:rPr>
-                <w:rFonts w:cstheme="minorHAnsi"/>
-                <w:b/>
-                <w:sz w:val="16"/>
-                <w:szCs w:val="16"/>
-              </w:rPr>
-            </w:pPr>
-            <w:r>
-              <w:rPr>
-                <w:rFonts w:cstheme="minorHAnsi"/>
-                <w:bCs/>
-                <w:sz w:val="16"/>
-                <w:szCs w:val="16"/>
-              </w:rPr>
-              <w:t>OK/Fallo</w:t>
-            </w:r>
-          </w:p>
-        </w:tc>
-      </w:tr>
-      <w:tr>
-        <w:tc>
-          <w:tcPr>
-            <w:tcW w:w="5098" w:type="dxa"/>
-          </w:tcPr>
-          <w:p>
-            <w:pPr>
-              <w:rPr>
-                <w:rFonts w:cstheme="minorHAnsi"/>
-                <w:sz w:val="16"/>
-                <w:szCs w:val="16"/>
-              </w:rPr>
-            </w:pPr>
-          </w:p>
-        </w:tc>
-        <w:tc>
-          <w:tcPr>
-            <w:tcW w:w="1276" w:type="dxa"/>
-          </w:tcPr>
-          <w:p>
-            <w:pPr>
-              <w:rPr>
-                <w:rFonts w:cstheme="minorHAnsi"/>
-                <w:b/>
-                <w:sz w:val="16"/>
-                <w:szCs w:val="16"/>
-              </w:rPr>
-            </w:pPr>
-          </w:p>
-        </w:tc>
-        <w:tc>
-          <w:tcPr>
-            <w:tcW w:w="1418" w:type="dxa"/>
-          </w:tcPr>
-          <w:p>
-            <w:pPr>
-              <w:rPr>
-                <w:rFonts w:cstheme="minorHAnsi"/>
-                <w:sz w:val="16"/>
-                <w:szCs w:val="16"/>
-              </w:rPr>
-            </w:pPr>
-          </w:p>
-        </w:tc>
-        <w:tc>
-          <w:tcPr>
-            <w:tcW w:w="1277" w:type="dxa"/>
-          </w:tcPr>
-          <w:p>
-            <w:pPr>
-              <w:rPr>
-                <w:rFonts w:cstheme="minorHAnsi"/>
-                <w:b/>
-                <w:sz w:val="16"/>
-                <w:szCs w:val="16"/>
-              </w:rPr>
-            </w:pPr>
-          </w:p>
-        </w:tc>
-        <w:tc>
-          <w:tcPr>
-            <w:tcW w:w="955" w:type="dxa"/>
-          </w:tcPr>
-          <w:p>
-            <w:pPr>
-              <w:rPr>
-                <w:rFonts w:cstheme="minorHAnsi"/>
-                <w:b/>
-                <w:sz w:val="16"/>
-                <w:szCs w:val="16"/>
-              </w:rPr>
-            </w:pPr>
-            <w:r>
-              <w:rPr>
-                <w:rFonts w:cstheme="minorHAnsi"/>
-                <w:bCs/>
-                <w:sz w:val="16"/>
-                <w:szCs w:val="16"/>
-              </w:rPr>
-              <w:t>OK/Fallo</w:t>
-            </w:r>
-          </w:p>
-        </w:tc>
-      </w:tr>
-    </w:tbl>
-    <w:p/>
-    <w:tbl>
-      <w:tblPr>
-        <w:tblStyle w:val="Tablaconcuadrcula"/>
-        <w:tblW w:w="0" w:type="auto"/>
-        <w:tblLook w:val="04A0" w:firstRow="1" w:lastRow="0" w:firstColumn="1" w:lastColumn="0" w:noHBand="0" w:noVBand="1"/>
-      </w:tblPr>
-      <w:tblGrid>
-        <w:gridCol w:w="5098"/>
-        <w:gridCol w:w="1276"/>
-        <w:gridCol w:w="1418"/>
-        <w:gridCol w:w="1277"/>
-        <w:gridCol w:w="955"/>
-      </w:tblGrid>
-      <w:tr>
-        <w:tc>
-          <w:tcPr>
-            <w:tcW w:w="5098" w:type="dxa"/>
-          </w:tcPr>
-          <w:p>
-            <w:pPr>
-              <w:rPr>
-                <w:rFonts w:cstheme="minorHAnsi"/>
-                <w:b/>
-                <w:sz w:val="16"/>
-                <w:szCs w:val="16"/>
-              </w:rPr>
-            </w:pPr>
-            <w:r>
-              <w:rPr>
-                <w:rFonts w:cstheme="minorHAnsi"/>
-                <w:b/>
-                <w:sz w:val="16"/>
-                <w:szCs w:val="16"/>
-              </w:rPr>
-              <w:t>Descripción</w:t>
-            </w:r>
-          </w:p>
-        </w:tc>
-        <w:tc>
-          <w:tcPr>
-            <w:tcW w:w="1276" w:type="dxa"/>
-          </w:tcPr>
-          <w:p>
-            <w:pPr>
-              <w:rPr>
-                <w:rFonts w:cstheme="minorHAnsi"/>
-                <w:b/>
-                <w:sz w:val="16"/>
-                <w:szCs w:val="16"/>
-              </w:rPr>
-            </w:pPr>
-            <w:r>
-              <w:rPr>
-                <w:rFonts w:cstheme="minorHAnsi"/>
-                <w:b/>
-                <w:sz w:val="16"/>
-                <w:szCs w:val="16"/>
-              </w:rPr>
-              <w:t>Parámetro</w:t>
-            </w:r>
-            <w:r>
-              <w:rPr>
-                <w:rFonts w:cstheme="minorHAnsi"/>
-                <w:b/>
-                <w:sz w:val="16"/>
-                <w:szCs w:val="16"/>
-              </w:rPr>
-              <w:t>s</w:t>
-            </w:r>
-          </w:p>
-        </w:tc>
-        <w:tc>
-          <w:tcPr>
-            <w:tcW w:w="1418" w:type="dxa"/>
-          </w:tcPr>
-          <w:p>
-            <w:pPr>
-              <w:rPr>
-                <w:rFonts w:cstheme="minorHAnsi"/>
-                <w:b/>
-                <w:sz w:val="16"/>
-                <w:szCs w:val="16"/>
-              </w:rPr>
-            </w:pPr>
-            <w:r>
-              <w:rPr>
-                <w:rFonts w:cstheme="minorHAnsi"/>
-                <w:b/>
-                <w:sz w:val="16"/>
-                <w:szCs w:val="16"/>
-              </w:rPr>
-              <w:t>E</w:t>
-            </w:r>
-            <w:r>
-              <w:rPr>
-                <w:rFonts w:cstheme="minorHAnsi"/>
-                <w:b/>
-                <w:sz w:val="16"/>
-                <w:szCs w:val="16"/>
-              </w:rPr>
-              <w:t>sperado</w:t>
-            </w:r>
-          </w:p>
-        </w:tc>
-        <w:tc>
-          <w:tcPr>
-            <w:tcW w:w="1277" w:type="dxa"/>
-          </w:tcPr>
-          <w:p>
-            <w:pPr>
-              <w:rPr>
-                <w:rFonts w:cstheme="minorHAnsi"/>
-                <w:b/>
-                <w:sz w:val="16"/>
-                <w:szCs w:val="16"/>
-              </w:rPr>
-            </w:pPr>
-            <w:r>
-              <w:rPr>
-                <w:rFonts w:cstheme="minorHAnsi"/>
-                <w:b/>
-                <w:sz w:val="16"/>
-                <w:szCs w:val="16"/>
-              </w:rPr>
-              <w:t>O</w:t>
-            </w:r>
-            <w:r>
-              <w:rPr>
-                <w:rFonts w:cstheme="minorHAnsi"/>
-                <w:b/>
-                <w:sz w:val="16"/>
-                <w:szCs w:val="16"/>
-              </w:rPr>
-              <w:t>btenido</w:t>
-            </w:r>
-          </w:p>
-        </w:tc>
-        <w:tc>
-          <w:tcPr>
-            <w:tcW w:w="955" w:type="dxa"/>
-          </w:tcPr>
-          <w:p>
-            <w:pPr>
-              <w:rPr>
-                <w:rFonts w:cstheme="minorHAnsi"/>
-                <w:b/>
-                <w:sz w:val="16"/>
-                <w:szCs w:val="16"/>
-              </w:rPr>
-            </w:pPr>
-            <w:r>
-              <w:rPr>
-                <w:rFonts w:cstheme="minorHAnsi"/>
-                <w:b/>
-                <w:sz w:val="16"/>
-                <w:szCs w:val="16"/>
-              </w:rPr>
-              <w:t>Resultado</w:t>
-            </w:r>
-          </w:p>
-        </w:tc>
-      </w:tr>
-      <w:tr>
-        <w:tc>
-          <w:tcPr>
-            <w:tcW w:w="10024" w:type="dxa"/>
-            <w:gridSpan w:val="5"/>
-            <w:shd w:val="clear" w:color="auto" w:fill="F2F2F2" w:themeFill="background1" w:themeFillShade="F2"/>
-          </w:tcPr>
-          <w:p>
-            <w:pPr>
-              <w:rPr>
-                <w:rFonts w:cstheme="minorHAnsi"/>
-                <w:b/>
-                <w:sz w:val="16"/>
-                <w:szCs w:val="16"/>
-              </w:rPr>
-            </w:pPr>
-            <w:r>
-              <w:rPr>
-                <w:rFonts w:cstheme="minorHAnsi"/>
-                <w:sz w:val="16"/>
-                <w:szCs w:val="16"/>
-                <w:u w:val="single"/>
-              </w:rPr>
-              <w:t>Titulo</w:t>
-            </w:r>
-          </w:p>
-        </w:tc>
-      </w:tr>
-      <w:tr>
-        <w:tc>
-          <w:tcPr>
-            <w:tcW w:w="5098" w:type="dxa"/>
-          </w:tcPr>
-          <w:p>
-            <w:pPr>
-              <w:rPr>
-                <w:rFonts w:cstheme="minorHAnsi"/>
-                <w:sz w:val="16"/>
-                <w:szCs w:val="16"/>
-              </w:rPr>
-            </w:pPr>
-            <w:r>
-              <w:rPr>
-                <w:rFonts w:cstheme="minorHAnsi"/>
-                <w:sz w:val="16"/>
-                <w:szCs w:val="16"/>
-              </w:rPr>
-              <w:t>Descripción  de la prueba</w:t>
-            </w:r>
-          </w:p>
-        </w:tc>
-        <w:tc>
-          <w:tcPr>
-            <w:tcW w:w="1276" w:type="dxa"/>
-          </w:tcPr>
-          <w:p>
-            <w:pPr>
-              <w:rPr>
-                <w:rFonts w:cstheme="minorHAnsi"/>
-                <w:bCs/>
-                <w:sz w:val="16"/>
-                <w:szCs w:val="16"/>
-              </w:rPr>
-            </w:pPr>
-            <w:r>
-              <w:rPr>
-                <w:rFonts w:cstheme="minorHAnsi"/>
-                <w:bCs/>
-                <w:sz w:val="16"/>
-                <w:szCs w:val="16"/>
-              </w:rPr>
-              <w:t>Parámetros</w:t>
-            </w:r>
-          </w:p>
-        </w:tc>
-        <w:tc>
-          <w:tcPr>
-            <w:tcW w:w="1418" w:type="dxa"/>
-          </w:tcPr>
-          <w:p>
-            <w:pPr>
-              <w:rPr>
-                <w:rFonts w:cstheme="minorHAnsi"/>
-                <w:sz w:val="16"/>
-                <w:szCs w:val="16"/>
-              </w:rPr>
-            </w:pPr>
-            <w:r>
-              <w:rPr>
-                <w:rFonts w:cstheme="minorHAnsi"/>
-                <w:sz w:val="16"/>
-                <w:szCs w:val="16"/>
-              </w:rPr>
-              <w:t>Valor esperado</w:t>
-            </w:r>
-          </w:p>
-        </w:tc>
-        <w:tc>
-          <w:tcPr>
-            <w:tcW w:w="1277" w:type="dxa"/>
-          </w:tcPr>
-          <w:p>
-            <w:pPr>
-              <w:rPr>
-                <w:rFonts w:cstheme="minorHAnsi"/>
-                <w:bCs/>
-                <w:sz w:val="16"/>
-                <w:szCs w:val="16"/>
-              </w:rPr>
-            </w:pPr>
-            <w:r>
-              <w:rPr>
-                <w:rFonts w:cstheme="minorHAnsi"/>
-                <w:bCs/>
-                <w:sz w:val="16"/>
-                <w:szCs w:val="16"/>
-              </w:rPr>
-              <w:t>Valor obtenido</w:t>
-            </w:r>
-          </w:p>
-        </w:tc>
-        <w:tc>
-          <w:tcPr>
-            <w:tcW w:w="955" w:type="dxa"/>
-          </w:tcPr>
-          <w:p>
-            <w:pPr>
-              <w:rPr>
-                <w:rFonts w:cstheme="minorHAnsi"/>
-                <w:bCs/>
-                <w:sz w:val="16"/>
-                <w:szCs w:val="16"/>
-              </w:rPr>
-            </w:pPr>
-            <w:r>
-              <w:rPr>
-                <w:rFonts w:cstheme="minorHAnsi"/>
-                <w:bCs/>
-                <w:sz w:val="16"/>
-                <w:szCs w:val="16"/>
-              </w:rPr>
-              <w:t>OK/Fallo</w:t>
-            </w:r>
-          </w:p>
-        </w:tc>
-      </w:tr>
-      <w:tr>
-        <w:tc>
-          <w:tcPr>
-            <w:tcW w:w="5098" w:type="dxa"/>
-          </w:tcPr>
-          <w:p>
-            <w:pPr>
-              <w:rPr>
-                <w:rFonts w:cstheme="minorHAnsi"/>
-                <w:sz w:val="16"/>
-                <w:szCs w:val="16"/>
-              </w:rPr>
-            </w:pPr>
-          </w:p>
-        </w:tc>
-        <w:tc>
-          <w:tcPr>
-            <w:tcW w:w="1276" w:type="dxa"/>
-          </w:tcPr>
-          <w:p>
-            <w:pPr>
-              <w:rPr>
-                <w:rFonts w:cstheme="minorHAnsi"/>
-                <w:b/>
-                <w:sz w:val="16"/>
-                <w:szCs w:val="16"/>
-              </w:rPr>
-            </w:pPr>
-          </w:p>
-        </w:tc>
-        <w:tc>
-          <w:tcPr>
-            <w:tcW w:w="1418" w:type="dxa"/>
-          </w:tcPr>
-          <w:p>
-            <w:pPr>
-              <w:rPr>
-                <w:rFonts w:cstheme="minorHAnsi"/>
-                <w:sz w:val="16"/>
-                <w:szCs w:val="16"/>
-              </w:rPr>
-            </w:pPr>
-          </w:p>
-        </w:tc>
-        <w:tc>
-          <w:tcPr>
-            <w:tcW w:w="1277" w:type="dxa"/>
-          </w:tcPr>
-          <w:p>
-            <w:pPr>
-              <w:rPr>
-                <w:rFonts w:cstheme="minorHAnsi"/>
-                <w:b/>
-                <w:sz w:val="16"/>
-                <w:szCs w:val="16"/>
-              </w:rPr>
-            </w:pPr>
-          </w:p>
-        </w:tc>
-        <w:tc>
-          <w:tcPr>
-            <w:tcW w:w="955" w:type="dxa"/>
-          </w:tcPr>
-          <w:p>
-            <w:pPr>
-              <w:rPr>
-                <w:rFonts w:cstheme="minorHAnsi"/>
-                <w:b/>
-                <w:sz w:val="16"/>
-                <w:szCs w:val="16"/>
-              </w:rPr>
-            </w:pPr>
-            <w:r>
-              <w:rPr>
-                <w:rFonts w:cstheme="minorHAnsi"/>
-                <w:bCs/>
-                <w:sz w:val="16"/>
-                <w:szCs w:val="16"/>
-              </w:rPr>
-              <w:t>OK/Fallo</w:t>
-            </w:r>
-          </w:p>
-        </w:tc>
-      </w:tr>
-      <w:tr>
-        <w:tc>
-          <w:tcPr>
-            <w:tcW w:w="5098" w:type="dxa"/>
-          </w:tcPr>
-          <w:p>
-            <w:pPr>
-              <w:rPr>
-                <w:rFonts w:cstheme="minorHAnsi"/>
-                <w:sz w:val="16"/>
-                <w:szCs w:val="16"/>
-              </w:rPr>
-            </w:pPr>
-          </w:p>
-        </w:tc>
-        <w:tc>
-          <w:tcPr>
-            <w:tcW w:w="1276" w:type="dxa"/>
-          </w:tcPr>
-          <w:p>
-            <w:pPr>
-              <w:rPr>
-                <w:rFonts w:cstheme="minorHAnsi"/>
-                <w:b/>
-                <w:sz w:val="16"/>
-                <w:szCs w:val="16"/>
-              </w:rPr>
-            </w:pPr>
-          </w:p>
-        </w:tc>
-        <w:tc>
-          <w:tcPr>
-            <w:tcW w:w="1418" w:type="dxa"/>
-          </w:tcPr>
-          <w:p>
-            <w:pPr>
-              <w:rPr>
-                <w:rFonts w:cstheme="minorHAnsi"/>
-                <w:sz w:val="16"/>
-                <w:szCs w:val="16"/>
-              </w:rPr>
-            </w:pPr>
-          </w:p>
-        </w:tc>
-        <w:tc>
-          <w:tcPr>
-            <w:tcW w:w="1277" w:type="dxa"/>
-          </w:tcPr>
-          <w:p>
-            <w:pPr>
-              <w:rPr>
-                <w:rFonts w:cstheme="minorHAnsi"/>
-                <w:b/>
-                <w:sz w:val="16"/>
-                <w:szCs w:val="16"/>
-              </w:rPr>
-            </w:pPr>
-          </w:p>
-        </w:tc>
-        <w:tc>
-          <w:tcPr>
-            <w:tcW w:w="955" w:type="dxa"/>
-          </w:tcPr>
-          <w:p>
-            <w:pPr>
-              <w:rPr>
-                <w:rFonts w:cstheme="minorHAnsi"/>
-                <w:b/>
-                <w:sz w:val="16"/>
-                <w:szCs w:val="16"/>
-              </w:rPr>
-            </w:pPr>
-            <w:r>
-              <w:rPr>
-                <w:rFonts w:cstheme="minorHAnsi"/>
-                <w:bCs/>
-                <w:sz w:val="16"/>
-                <w:szCs w:val="16"/>
-              </w:rPr>
-              <w:t>OK/Fallo</w:t>
-            </w:r>
-          </w:p>
-        </w:tc>
-      </w:tr>
-      <w:tr>
-        <w:tc>
-          <w:tcPr>
-            <w:tcW w:w="5098" w:type="dxa"/>
-          </w:tcPr>
-          <w:p>
-            <w:pPr>
-              <w:rPr>
-                <w:rFonts w:cstheme="minorHAnsi"/>
-                <w:sz w:val="16"/>
-                <w:szCs w:val="16"/>
-              </w:rPr>
-            </w:pPr>
-          </w:p>
-        </w:tc>
-        <w:tc>
-          <w:tcPr>
-            <w:tcW w:w="1276" w:type="dxa"/>
-          </w:tcPr>
-          <w:p>
-            <w:pPr>
-              <w:rPr>
-                <w:rFonts w:cstheme="minorHAnsi"/>
-                <w:b/>
-                <w:sz w:val="16"/>
-                <w:szCs w:val="16"/>
-              </w:rPr>
-            </w:pPr>
-          </w:p>
-        </w:tc>
-        <w:tc>
-          <w:tcPr>
-            <w:tcW w:w="1418" w:type="dxa"/>
-          </w:tcPr>
-          <w:p>
-            <w:pPr>
-              <w:rPr>
-                <w:rFonts w:cstheme="minorHAnsi"/>
-                <w:sz w:val="16"/>
-                <w:szCs w:val="16"/>
-              </w:rPr>
-            </w:pPr>
-          </w:p>
-        </w:tc>
-        <w:tc>
-          <w:tcPr>
-            <w:tcW w:w="1277" w:type="dxa"/>
-          </w:tcPr>
-          <w:p>
-            <w:pPr>
-              <w:rPr>
-                <w:rFonts w:cstheme="minorHAnsi"/>
-                <w:b/>
-                <w:sz w:val="16"/>
-                <w:szCs w:val="16"/>
-              </w:rPr>
-            </w:pPr>
-          </w:p>
-        </w:tc>
-        <w:tc>
-          <w:tcPr>
-            <w:tcW w:w="955" w:type="dxa"/>
-          </w:tcPr>
-          <w:p>
-            <w:pPr>
-              <w:rPr>
-                <w:rFonts w:cstheme="minorHAnsi"/>
-                <w:b/>
-                <w:sz w:val="16"/>
-                <w:szCs w:val="16"/>
-              </w:rPr>
-            </w:pPr>
-            <w:r>
-              <w:rPr>
-                <w:rFonts w:cstheme="minorHAnsi"/>
-                <w:bCs/>
-                <w:sz w:val="16"/>
-                <w:szCs w:val="16"/>
-              </w:rPr>
-              <w:t>OK/Fallo</w:t>
-            </w:r>
-          </w:p>
-        </w:tc>
-      </w:tr>
-      <w:tr>
-        <w:tc>
-          <w:tcPr>
-            <w:tcW w:w="5098" w:type="dxa"/>
-          </w:tcPr>
-          <w:p>
-            <w:pPr>
-              <w:rPr>
-                <w:rFonts w:cstheme="minorHAnsi"/>
-                <w:sz w:val="16"/>
-                <w:szCs w:val="16"/>
-              </w:rPr>
-            </w:pPr>
-          </w:p>
-        </w:tc>
-        <w:tc>
-          <w:tcPr>
-            <w:tcW w:w="1276" w:type="dxa"/>
-          </w:tcPr>
-          <w:p>
-            <w:pPr>
-              <w:rPr>
-                <w:rFonts w:cstheme="minorHAnsi"/>
-                <w:b/>
-                <w:sz w:val="16"/>
-                <w:szCs w:val="16"/>
-              </w:rPr>
-            </w:pPr>
-          </w:p>
-        </w:tc>
-        <w:tc>
-          <w:tcPr>
-            <w:tcW w:w="1418" w:type="dxa"/>
-          </w:tcPr>
-          <w:p>
-            <w:pPr>
-              <w:rPr>
-                <w:rFonts w:cstheme="minorHAnsi"/>
-                <w:sz w:val="16"/>
-                <w:szCs w:val="16"/>
-              </w:rPr>
-            </w:pPr>
-          </w:p>
-        </w:tc>
-        <w:tc>
-          <w:tcPr>
-            <w:tcW w:w="1277" w:type="dxa"/>
-          </w:tcPr>
-          <w:p>
-            <w:pPr>
-              <w:rPr>
-                <w:rFonts w:cstheme="minorHAnsi"/>
-                <w:b/>
-                <w:sz w:val="16"/>
-                <w:szCs w:val="16"/>
-              </w:rPr>
-            </w:pPr>
-          </w:p>
-        </w:tc>
-        <w:tc>
-          <w:tcPr>
-            <w:tcW w:w="955" w:type="dxa"/>
-          </w:tcPr>
-          <w:p>
-            <w:pPr>
-              <w:rPr>
-                <w:rFonts w:cstheme="minorHAnsi"/>
-                <w:b/>
-                <w:sz w:val="16"/>
-                <w:szCs w:val="16"/>
-              </w:rPr>
-            </w:pPr>
-            <w:r>
-              <w:rPr>
-                <w:rFonts w:cstheme="minorHAnsi"/>
-                <w:bCs/>
-                <w:sz w:val="16"/>
-                <w:szCs w:val="16"/>
-              </w:rPr>
-              <w:t>OK/Fallo</w:t>
-            </w:r>
-          </w:p>
-        </w:tc>
-      </w:tr>
-      <w:tr>
-        <w:tc>
-          <w:tcPr>
-            <w:tcW w:w="5098" w:type="dxa"/>
-          </w:tcPr>
-          <w:p>
-            <w:pPr>
-              <w:rPr>
-                <w:rFonts w:cstheme="minorHAnsi"/>
-                <w:sz w:val="16"/>
-                <w:szCs w:val="16"/>
-              </w:rPr>
-            </w:pPr>
-          </w:p>
-        </w:tc>
-        <w:tc>
-          <w:tcPr>
-            <w:tcW w:w="1276" w:type="dxa"/>
-          </w:tcPr>
-          <w:p>
-            <w:pPr>
-              <w:rPr>
-                <w:rFonts w:cstheme="minorHAnsi"/>
-                <w:b/>
-                <w:sz w:val="16"/>
-                <w:szCs w:val="16"/>
-              </w:rPr>
-            </w:pPr>
-          </w:p>
-        </w:tc>
-        <w:tc>
-          <w:tcPr>
-            <w:tcW w:w="1418" w:type="dxa"/>
-          </w:tcPr>
-          <w:p>
-            <w:pPr>
-              <w:rPr>
-                <w:rFonts w:cstheme="minorHAnsi"/>
-                <w:sz w:val="16"/>
-                <w:szCs w:val="16"/>
-              </w:rPr>
-            </w:pPr>
-          </w:p>
-        </w:tc>
-        <w:tc>
-          <w:tcPr>
-            <w:tcW w:w="1277" w:type="dxa"/>
-          </w:tcPr>
-          <w:p>
-            <w:pPr>
-              <w:rPr>
-                <w:rFonts w:cstheme="minorHAnsi"/>
-                <w:b/>
-                <w:sz w:val="16"/>
-                <w:szCs w:val="16"/>
-              </w:rPr>
-            </w:pPr>
-          </w:p>
-        </w:tc>
-        <w:tc>
-          <w:tcPr>
-            <w:tcW w:w="955" w:type="dxa"/>
-          </w:tcPr>
-          <w:p>
-            <w:pPr>
-              <w:rPr>
-                <w:rFonts w:cstheme="minorHAnsi"/>
-                <w:b/>
-                <w:sz w:val="16"/>
-                <w:szCs w:val="16"/>
-              </w:rPr>
-            </w:pPr>
-            <w:r>
-              <w:rPr>
-                <w:rFonts w:cstheme="minorHAnsi"/>
-                <w:bCs/>
-                <w:sz w:val="16"/>
-                <w:szCs w:val="16"/>
-              </w:rPr>
-              <w:t>OK/Fallo</w:t>
-            </w:r>
-          </w:p>
-        </w:tc>
-      </w:tr>
-      <w:tr>
-        <w:tc>
-          <w:tcPr>
-            <w:tcW w:w="5098" w:type="dxa"/>
-          </w:tcPr>
-          <w:p>
-            <w:pPr>
-              <w:rPr>
-                <w:rFonts w:cstheme="minorHAnsi"/>
-                <w:sz w:val="16"/>
-                <w:szCs w:val="16"/>
-              </w:rPr>
-            </w:pPr>
-          </w:p>
-        </w:tc>
-        <w:tc>
-          <w:tcPr>
-            <w:tcW w:w="1276" w:type="dxa"/>
-          </w:tcPr>
-          <w:p>
-            <w:pPr>
-              <w:rPr>
-                <w:rFonts w:cstheme="minorHAnsi"/>
-                <w:b/>
-                <w:sz w:val="16"/>
-                <w:szCs w:val="16"/>
-              </w:rPr>
-            </w:pPr>
-          </w:p>
-        </w:tc>
-        <w:tc>
-          <w:tcPr>
-            <w:tcW w:w="1418" w:type="dxa"/>
-          </w:tcPr>
-          <w:p>
-            <w:pPr>
-              <w:rPr>
-                <w:rFonts w:cstheme="minorHAnsi"/>
-                <w:sz w:val="16"/>
-                <w:szCs w:val="16"/>
-              </w:rPr>
-            </w:pPr>
-          </w:p>
-        </w:tc>
-        <w:tc>
-          <w:tcPr>
-            <w:tcW w:w="1277" w:type="dxa"/>
-          </w:tcPr>
-          <w:p>
-            <w:pPr>
-              <w:rPr>
-                <w:rFonts w:cstheme="minorHAnsi"/>
-                <w:b/>
-                <w:sz w:val="16"/>
-                <w:szCs w:val="16"/>
-              </w:rPr>
-            </w:pPr>
-          </w:p>
-        </w:tc>
-        <w:tc>
-          <w:tcPr>
-            <w:tcW w:w="955" w:type="dxa"/>
-          </w:tcPr>
-          <w:p>
-            <w:pPr>
-              <w:rPr>
-                <w:rFonts w:cstheme="minorHAnsi"/>
-                <w:b/>
-                <w:sz w:val="16"/>
-                <w:szCs w:val="16"/>
-              </w:rPr>
-            </w:pPr>
-            <w:r>
-              <w:rPr>
-                <w:rFonts w:cstheme="minorHAnsi"/>
-                <w:bCs/>
-                <w:sz w:val="16"/>
-                <w:szCs w:val="16"/>
-              </w:rPr>
-              <w:t>OK/Fallo</w:t>
-            </w:r>
-          </w:p>
-        </w:tc>
-      </w:tr>
-    </w:tbl>
-    <w:p/>
-    <w:tbl>
-      <w:tblPr>
-        <w:tblStyle w:val="Tablaconcuadrcula"/>
-        <w:tblW w:w="0" w:type="auto"/>
-        <w:tblLook w:val="04A0" w:firstRow="1" w:lastRow="0" w:firstColumn="1" w:lastColumn="0" w:noHBand="0" w:noVBand="1"/>
-      </w:tblPr>
-      <w:tblGrid>
-        <w:gridCol w:w="5098"/>
-        <w:gridCol w:w="1276"/>
-        <w:gridCol w:w="1418"/>
-        <w:gridCol w:w="1277"/>
-        <w:gridCol w:w="955"/>
-      </w:tblGrid>
-      <w:tr>
-        <w:tc>
-          <w:tcPr>
-            <w:tcW w:w="5098" w:type="dxa"/>
-          </w:tcPr>
-          <w:p>
-            <w:pPr>
-              <w:rPr>
-                <w:rFonts w:cstheme="minorHAnsi"/>
-                <w:b/>
-                <w:sz w:val="16"/>
-                <w:szCs w:val="16"/>
-              </w:rPr>
-            </w:pPr>
-            <w:r>
-              <w:rPr>
-                <w:rFonts w:cstheme="minorHAnsi"/>
-                <w:b/>
-                <w:sz w:val="16"/>
-                <w:szCs w:val="16"/>
-              </w:rPr>
-              <w:t>Descripción</w:t>
-            </w:r>
-          </w:p>
-        </w:tc>
-        <w:tc>
-          <w:tcPr>
-            <w:tcW w:w="1276" w:type="dxa"/>
-          </w:tcPr>
-          <w:p>
-            <w:pPr>
-              <w:rPr>
-                <w:rFonts w:cstheme="minorHAnsi"/>
-                <w:b/>
-                <w:sz w:val="16"/>
-                <w:szCs w:val="16"/>
-              </w:rPr>
-            </w:pPr>
-            <w:r>
-              <w:rPr>
-                <w:rFonts w:cstheme="minorHAnsi"/>
-                <w:b/>
-                <w:sz w:val="16"/>
-                <w:szCs w:val="16"/>
-              </w:rPr>
-              <w:t>Parámetro</w:t>
-            </w:r>
-            <w:r>
-              <w:rPr>
-                <w:rFonts w:cstheme="minorHAnsi"/>
-                <w:b/>
-                <w:sz w:val="16"/>
-                <w:szCs w:val="16"/>
-              </w:rPr>
-              <w:t>s</w:t>
-            </w:r>
-          </w:p>
-        </w:tc>
-        <w:tc>
-          <w:tcPr>
-            <w:tcW w:w="1418" w:type="dxa"/>
-          </w:tcPr>
-          <w:p>
-            <w:pPr>
-              <w:rPr>
-                <w:rFonts w:cstheme="minorHAnsi"/>
-                <w:b/>
-                <w:sz w:val="16"/>
-                <w:szCs w:val="16"/>
-              </w:rPr>
-            </w:pPr>
-            <w:r>
-              <w:rPr>
-                <w:rFonts w:cstheme="minorHAnsi"/>
-                <w:b/>
-                <w:sz w:val="16"/>
-                <w:szCs w:val="16"/>
-              </w:rPr>
-              <w:t>E</w:t>
-            </w:r>
-            <w:r>
-              <w:rPr>
-                <w:rFonts w:cstheme="minorHAnsi"/>
-                <w:b/>
-                <w:sz w:val="16"/>
-                <w:szCs w:val="16"/>
-              </w:rPr>
-              <w:t>sperado</w:t>
-            </w:r>
-          </w:p>
-        </w:tc>
-        <w:tc>
-          <w:tcPr>
-            <w:tcW w:w="1277" w:type="dxa"/>
-          </w:tcPr>
-          <w:p>
-            <w:pPr>
-              <w:rPr>
-                <w:rFonts w:cstheme="minorHAnsi"/>
-                <w:b/>
-                <w:sz w:val="16"/>
-                <w:szCs w:val="16"/>
-              </w:rPr>
-            </w:pPr>
-            <w:r>
-              <w:rPr>
-                <w:rFonts w:cstheme="minorHAnsi"/>
-                <w:b/>
-                <w:sz w:val="16"/>
-                <w:szCs w:val="16"/>
-              </w:rPr>
-              <w:t>O</w:t>
-            </w:r>
-            <w:r>
-              <w:rPr>
-                <w:rFonts w:cstheme="minorHAnsi"/>
-                <w:b/>
-                <w:sz w:val="16"/>
-                <w:szCs w:val="16"/>
-              </w:rPr>
-              <w:t>btenido</w:t>
-            </w:r>
-          </w:p>
-        </w:tc>
-        <w:tc>
-          <w:tcPr>
-            <w:tcW w:w="955" w:type="dxa"/>
-          </w:tcPr>
-          <w:p>
-            <w:pPr>
-              <w:rPr>
-                <w:rFonts w:cstheme="minorHAnsi"/>
-                <w:b/>
-                <w:sz w:val="16"/>
-                <w:szCs w:val="16"/>
-              </w:rPr>
-            </w:pPr>
-            <w:r>
-              <w:rPr>
-                <w:rFonts w:cstheme="minorHAnsi"/>
-                <w:b/>
-                <w:sz w:val="16"/>
-                <w:szCs w:val="16"/>
-              </w:rPr>
-              <w:t>Resultado</w:t>
-            </w:r>
-          </w:p>
-        </w:tc>
-      </w:tr>
-      <w:tr>
-        <w:tc>
-          <w:tcPr>
-            <w:tcW w:w="10024" w:type="dxa"/>
-            <w:gridSpan w:val="5"/>
-            <w:shd w:val="clear" w:color="auto" w:fill="F2F2F2" w:themeFill="background1" w:themeFillShade="F2"/>
-          </w:tcPr>
-          <w:p>
-            <w:pPr>
-              <w:rPr>
-                <w:rFonts w:cstheme="minorHAnsi"/>
-                <w:b/>
-                <w:sz w:val="16"/>
-                <w:szCs w:val="16"/>
-              </w:rPr>
-            </w:pPr>
-            <w:r>
-              <w:rPr>
-                <w:rFonts w:cstheme="minorHAnsi"/>
-                <w:sz w:val="16"/>
-                <w:szCs w:val="16"/>
-                <w:u w:val="single"/>
-              </w:rPr>
-              <w:t>Titulo</w:t>
-            </w:r>
-          </w:p>
-        </w:tc>
-      </w:tr>
-      <w:tr>
-        <w:tc>
-          <w:tcPr>
-            <w:tcW w:w="5098" w:type="dxa"/>
-          </w:tcPr>
-          <w:p>
-            <w:pPr>
-              <w:rPr>
-                <w:rFonts w:cstheme="minorHAnsi"/>
-                <w:sz w:val="16"/>
-                <w:szCs w:val="16"/>
-              </w:rPr>
-            </w:pPr>
-            <w:r>
-              <w:rPr>
-                <w:rFonts w:cstheme="minorHAnsi"/>
-                <w:sz w:val="16"/>
-                <w:szCs w:val="16"/>
-              </w:rPr>
-              <w:t>Descripción  de la prueba</w:t>
-            </w:r>
-          </w:p>
-        </w:tc>
-        <w:tc>
-          <w:tcPr>
-            <w:tcW w:w="1276" w:type="dxa"/>
-          </w:tcPr>
-          <w:p>
-            <w:pPr>
-              <w:rPr>
-                <w:rFonts w:cstheme="minorHAnsi"/>
-                <w:bCs/>
-                <w:sz w:val="16"/>
-                <w:szCs w:val="16"/>
-              </w:rPr>
-            </w:pPr>
-            <w:r>
-              <w:rPr>
-                <w:rFonts w:cstheme="minorHAnsi"/>
-                <w:bCs/>
-                <w:sz w:val="16"/>
-                <w:szCs w:val="16"/>
-              </w:rPr>
-              <w:t>Parámetros</w:t>
-            </w:r>
-          </w:p>
-        </w:tc>
-        <w:tc>
-          <w:tcPr>
-            <w:tcW w:w="1418" w:type="dxa"/>
-          </w:tcPr>
-          <w:p>
-            <w:pPr>
-              <w:rPr>
-                <w:rFonts w:cstheme="minorHAnsi"/>
-                <w:sz w:val="16"/>
-                <w:szCs w:val="16"/>
-              </w:rPr>
-            </w:pPr>
-            <w:r>
-              <w:rPr>
-                <w:rFonts w:cstheme="minorHAnsi"/>
-                <w:sz w:val="16"/>
-                <w:szCs w:val="16"/>
-              </w:rPr>
-              <w:t>Valor esperado</w:t>
-            </w:r>
-          </w:p>
-        </w:tc>
-        <w:tc>
-          <w:tcPr>
-            <w:tcW w:w="1277" w:type="dxa"/>
-          </w:tcPr>
-          <w:p>
-            <w:pPr>
-              <w:rPr>
-                <w:rFonts w:cstheme="minorHAnsi"/>
-                <w:bCs/>
-                <w:sz w:val="16"/>
-                <w:szCs w:val="16"/>
-              </w:rPr>
-            </w:pPr>
-            <w:r>
-              <w:rPr>
-                <w:rFonts w:cstheme="minorHAnsi"/>
-                <w:bCs/>
-                <w:sz w:val="16"/>
-                <w:szCs w:val="16"/>
-              </w:rPr>
-              <w:t>Valor obtenido</w:t>
-            </w:r>
-          </w:p>
-        </w:tc>
-        <w:tc>
-          <w:tcPr>
-            <w:tcW w:w="955" w:type="dxa"/>
-          </w:tcPr>
-          <w:p>
-            <w:pPr>
-              <w:rPr>
-                <w:rFonts w:cstheme="minorHAnsi"/>
-                <w:bCs/>
-                <w:sz w:val="16"/>
-                <w:szCs w:val="16"/>
-              </w:rPr>
-            </w:pPr>
-            <w:r>
-              <w:rPr>
-                <w:rFonts w:cstheme="minorHAnsi"/>
-                <w:bCs/>
-                <w:sz w:val="16"/>
-                <w:szCs w:val="16"/>
-              </w:rPr>
-              <w:t>OK/Fallo</w:t>
-            </w:r>
-          </w:p>
-        </w:tc>
-      </w:tr>
-      <w:tr>
-        <w:tc>
-          <w:tcPr>
-            <w:tcW w:w="5098" w:type="dxa"/>
-          </w:tcPr>
-          <w:p>
-            <w:pPr>
-              <w:rPr>
-                <w:rFonts w:cstheme="minorHAnsi"/>
-                <w:sz w:val="16"/>
-                <w:szCs w:val="16"/>
-              </w:rPr>
-            </w:pPr>
-          </w:p>
-        </w:tc>
-        <w:tc>
-          <w:tcPr>
-            <w:tcW w:w="1276" w:type="dxa"/>
-          </w:tcPr>
-          <w:p>
-            <w:pPr>
-              <w:rPr>
-                <w:rFonts w:cstheme="minorHAnsi"/>
-                <w:b/>
-                <w:sz w:val="16"/>
-                <w:szCs w:val="16"/>
-              </w:rPr>
-            </w:pPr>
-          </w:p>
-        </w:tc>
-        <w:tc>
-          <w:tcPr>
-            <w:tcW w:w="1418" w:type="dxa"/>
-          </w:tcPr>
-          <w:p>
-            <w:pPr>
-              <w:rPr>
-                <w:rFonts w:cstheme="minorHAnsi"/>
-                <w:sz w:val="16"/>
-                <w:szCs w:val="16"/>
-              </w:rPr>
-            </w:pPr>
-          </w:p>
-        </w:tc>
-        <w:tc>
-          <w:tcPr>
-            <w:tcW w:w="1277" w:type="dxa"/>
-          </w:tcPr>
-          <w:p>
-            <w:pPr>
-              <w:rPr>
-                <w:rFonts w:cstheme="minorHAnsi"/>
-                <w:b/>
-                <w:sz w:val="16"/>
-                <w:szCs w:val="16"/>
-              </w:rPr>
-            </w:pPr>
-          </w:p>
-        </w:tc>
-        <w:tc>
-          <w:tcPr>
-            <w:tcW w:w="955" w:type="dxa"/>
-          </w:tcPr>
-          <w:p>
-            <w:pPr>
-              <w:rPr>
-                <w:rFonts w:cstheme="minorHAnsi"/>
-                <w:b/>
-                <w:sz w:val="16"/>
-                <w:szCs w:val="16"/>
-              </w:rPr>
-            </w:pPr>
-            <w:r>
-              <w:rPr>
-                <w:rFonts w:cstheme="minorHAnsi"/>
-                <w:bCs/>
-                <w:sz w:val="16"/>
-                <w:szCs w:val="16"/>
-              </w:rPr>
-              <w:t>OK/Fallo</w:t>
-            </w:r>
-          </w:p>
-        </w:tc>
-      </w:tr>
-      <w:tr>
-        <w:tc>
-          <w:tcPr>
-            <w:tcW w:w="5098" w:type="dxa"/>
-          </w:tcPr>
-          <w:p>
-            <w:pPr>
-              <w:rPr>
-                <w:rFonts w:cstheme="minorHAnsi"/>
-                <w:sz w:val="16"/>
-                <w:szCs w:val="16"/>
-              </w:rPr>
-            </w:pPr>
-          </w:p>
-        </w:tc>
-        <w:tc>
-          <w:tcPr>
-            <w:tcW w:w="1276" w:type="dxa"/>
-          </w:tcPr>
-          <w:p>
-            <w:pPr>
-              <w:rPr>
-                <w:rFonts w:cstheme="minorHAnsi"/>
-                <w:b/>
-                <w:sz w:val="16"/>
-                <w:szCs w:val="16"/>
-              </w:rPr>
-            </w:pPr>
-          </w:p>
-        </w:tc>
-        <w:tc>
-          <w:tcPr>
-            <w:tcW w:w="1418" w:type="dxa"/>
-          </w:tcPr>
-          <w:p>
-            <w:pPr>
-              <w:rPr>
-                <w:rFonts w:cstheme="minorHAnsi"/>
-                <w:sz w:val="16"/>
-                <w:szCs w:val="16"/>
-              </w:rPr>
-            </w:pPr>
-          </w:p>
-        </w:tc>
-        <w:tc>
-          <w:tcPr>
-            <w:tcW w:w="1277" w:type="dxa"/>
-          </w:tcPr>
-          <w:p>
-            <w:pPr>
-              <w:rPr>
-                <w:rFonts w:cstheme="minorHAnsi"/>
-                <w:b/>
-                <w:sz w:val="16"/>
-                <w:szCs w:val="16"/>
-              </w:rPr>
-            </w:pPr>
-          </w:p>
-        </w:tc>
-        <w:tc>
-          <w:tcPr>
-            <w:tcW w:w="955" w:type="dxa"/>
-          </w:tcPr>
-          <w:p>
-            <w:pPr>
-              <w:rPr>
-                <w:rFonts w:cstheme="minorHAnsi"/>
-                <w:b/>
-                <w:sz w:val="16"/>
-                <w:szCs w:val="16"/>
-              </w:rPr>
-            </w:pPr>
-            <w:r>
-              <w:rPr>
-                <w:rFonts w:cstheme="minorHAnsi"/>
-                <w:bCs/>
-                <w:sz w:val="16"/>
-                <w:szCs w:val="16"/>
-              </w:rPr>
-              <w:t>OK/Fallo</w:t>
-            </w:r>
-          </w:p>
-        </w:tc>
-      </w:tr>
-      <w:tr>
-        <w:tc>
-          <w:tcPr>
-            <w:tcW w:w="5098" w:type="dxa"/>
-          </w:tcPr>
-          <w:p>
-            <w:pPr>
-              <w:rPr>
-                <w:rFonts w:cstheme="minorHAnsi"/>
-                <w:sz w:val="16"/>
-                <w:szCs w:val="16"/>
-              </w:rPr>
-            </w:pPr>
-          </w:p>
-        </w:tc>
-        <w:tc>
-          <w:tcPr>
-            <w:tcW w:w="1276" w:type="dxa"/>
-          </w:tcPr>
-          <w:p>
-            <w:pPr>
-              <w:rPr>
-                <w:rFonts w:cstheme="minorHAnsi"/>
-                <w:b/>
-                <w:sz w:val="16"/>
-                <w:szCs w:val="16"/>
-              </w:rPr>
-            </w:pPr>
-          </w:p>
-        </w:tc>
-        <w:tc>
-          <w:tcPr>
-            <w:tcW w:w="1418" w:type="dxa"/>
-          </w:tcPr>
-          <w:p>
-            <w:pPr>
-              <w:rPr>
-                <w:rFonts w:cstheme="minorHAnsi"/>
-                <w:sz w:val="16"/>
-                <w:szCs w:val="16"/>
-              </w:rPr>
-            </w:pPr>
-          </w:p>
-        </w:tc>
-        <w:tc>
-          <w:tcPr>
-            <w:tcW w:w="1277" w:type="dxa"/>
-          </w:tcPr>
-          <w:p>
-            <w:pPr>
-              <w:rPr>
-                <w:rFonts w:cstheme="minorHAnsi"/>
-                <w:b/>
-                <w:sz w:val="16"/>
-                <w:szCs w:val="16"/>
-              </w:rPr>
-            </w:pPr>
-          </w:p>
-        </w:tc>
-        <w:tc>
-          <w:tcPr>
-            <w:tcW w:w="955" w:type="dxa"/>
-          </w:tcPr>
-          <w:p>
-            <w:pPr>
-              <w:rPr>
-                <w:rFonts w:cstheme="minorHAnsi"/>
-                <w:b/>
-                <w:sz w:val="16"/>
-                <w:szCs w:val="16"/>
-              </w:rPr>
-            </w:pPr>
-            <w:r>
-              <w:rPr>
-                <w:rFonts w:cstheme="minorHAnsi"/>
-                <w:bCs/>
-                <w:sz w:val="16"/>
-                <w:szCs w:val="16"/>
-              </w:rPr>
-              <w:t>OK/Fallo</w:t>
-            </w:r>
-          </w:p>
-        </w:tc>
-      </w:tr>
-      <w:tr>
-        <w:tc>
-          <w:tcPr>
-            <w:tcW w:w="5098" w:type="dxa"/>
-          </w:tcPr>
-          <w:p>
-            <w:pPr>
-              <w:rPr>
-                <w:rFonts w:cstheme="minorHAnsi"/>
-                <w:sz w:val="16"/>
-                <w:szCs w:val="16"/>
-              </w:rPr>
-            </w:pPr>
-          </w:p>
-        </w:tc>
-        <w:tc>
-          <w:tcPr>
-            <w:tcW w:w="1276" w:type="dxa"/>
-          </w:tcPr>
-          <w:p>
-            <w:pPr>
-              <w:rPr>
-                <w:rFonts w:cstheme="minorHAnsi"/>
-                <w:b/>
-                <w:sz w:val="16"/>
-                <w:szCs w:val="16"/>
-              </w:rPr>
-            </w:pPr>
-          </w:p>
-        </w:tc>
-        <w:tc>
-          <w:tcPr>
-            <w:tcW w:w="1418" w:type="dxa"/>
-          </w:tcPr>
-          <w:p>
-            <w:pPr>
-              <w:rPr>
-                <w:rFonts w:cstheme="minorHAnsi"/>
-                <w:sz w:val="16"/>
-                <w:szCs w:val="16"/>
-              </w:rPr>
-            </w:pPr>
-          </w:p>
-        </w:tc>
-        <w:tc>
-          <w:tcPr>
-            <w:tcW w:w="1277" w:type="dxa"/>
-          </w:tcPr>
-          <w:p>
-            <w:pPr>
-              <w:rPr>
-                <w:rFonts w:cstheme="minorHAnsi"/>
-                <w:b/>
-                <w:sz w:val="16"/>
-                <w:szCs w:val="16"/>
-              </w:rPr>
-            </w:pPr>
-          </w:p>
-        </w:tc>
-        <w:tc>
-          <w:tcPr>
-            <w:tcW w:w="955" w:type="dxa"/>
-          </w:tcPr>
-          <w:p>
-            <w:pPr>
-              <w:rPr>
-                <w:rFonts w:cstheme="minorHAnsi"/>
-                <w:b/>
-                <w:sz w:val="16"/>
-                <w:szCs w:val="16"/>
-              </w:rPr>
-            </w:pPr>
-            <w:r>
-              <w:rPr>
-                <w:rFonts w:cstheme="minorHAnsi"/>
-                <w:bCs/>
-                <w:sz w:val="16"/>
-                <w:szCs w:val="16"/>
-              </w:rPr>
-              <w:t>OK/Fallo</w:t>
-            </w:r>
-          </w:p>
-        </w:tc>
-      </w:tr>
-      <w:tr>
-        <w:tc>
-          <w:tcPr>
-            <w:tcW w:w="5098" w:type="dxa"/>
-          </w:tcPr>
-          <w:p>
-            <w:pPr>
-              <w:rPr>
-                <w:rFonts w:cstheme="minorHAnsi"/>
-                <w:sz w:val="16"/>
-                <w:szCs w:val="16"/>
-              </w:rPr>
-            </w:pPr>
-          </w:p>
-        </w:tc>
-        <w:tc>
-          <w:tcPr>
-            <w:tcW w:w="1276" w:type="dxa"/>
-          </w:tcPr>
-          <w:p>
-            <w:pPr>
-              <w:rPr>
-                <w:rFonts w:cstheme="minorHAnsi"/>
-                <w:b/>
-                <w:sz w:val="16"/>
-                <w:szCs w:val="16"/>
-              </w:rPr>
-            </w:pPr>
-          </w:p>
-        </w:tc>
-        <w:tc>
-          <w:tcPr>
-            <w:tcW w:w="1418" w:type="dxa"/>
-          </w:tcPr>
-          <w:p>
-            <w:pPr>
-              <w:rPr>
-                <w:rFonts w:cstheme="minorHAnsi"/>
-                <w:sz w:val="16"/>
-                <w:szCs w:val="16"/>
-              </w:rPr>
-            </w:pPr>
-          </w:p>
-        </w:tc>
-        <w:tc>
-          <w:tcPr>
-            <w:tcW w:w="1277" w:type="dxa"/>
-          </w:tcPr>
-          <w:p>
-            <w:pPr>
-              <w:rPr>
-                <w:rFonts w:cstheme="minorHAnsi"/>
-                <w:b/>
-                <w:sz w:val="16"/>
-                <w:szCs w:val="16"/>
-              </w:rPr>
-            </w:pPr>
-          </w:p>
-        </w:tc>
-        <w:tc>
-          <w:tcPr>
-            <w:tcW w:w="955" w:type="dxa"/>
-          </w:tcPr>
-          <w:p>
-            <w:pPr>
-              <w:rPr>
-                <w:rFonts w:cstheme="minorHAnsi"/>
-                <w:b/>
-                <w:sz w:val="16"/>
-                <w:szCs w:val="16"/>
-              </w:rPr>
-            </w:pPr>
-            <w:r>
-              <w:rPr>
-                <w:rFonts w:cstheme="minorHAnsi"/>
-                <w:bCs/>
-                <w:sz w:val="16"/>
-                <w:szCs w:val="16"/>
-              </w:rPr>
-              <w:t>OK/Fallo</w:t>
-            </w:r>
-          </w:p>
-        </w:tc>
-      </w:tr>
-      <w:tr>
-        <w:tc>
-          <w:tcPr>
-            <w:tcW w:w="5098" w:type="dxa"/>
-          </w:tcPr>
-          <w:p>
-            <w:pPr>
-              <w:rPr>
-                <w:rFonts w:cstheme="minorHAnsi"/>
-                <w:sz w:val="16"/>
-                <w:szCs w:val="16"/>
-              </w:rPr>
-            </w:pPr>
-          </w:p>
-        </w:tc>
-        <w:tc>
-          <w:tcPr>
-            <w:tcW w:w="1276" w:type="dxa"/>
-          </w:tcPr>
-          <w:p>
-            <w:pPr>
-              <w:rPr>
-                <w:rFonts w:cstheme="minorHAnsi"/>
-                <w:b/>
-                <w:sz w:val="16"/>
-                <w:szCs w:val="16"/>
-              </w:rPr>
-            </w:pPr>
-          </w:p>
-        </w:tc>
-        <w:tc>
-          <w:tcPr>
-            <w:tcW w:w="1418" w:type="dxa"/>
-          </w:tcPr>
-          <w:p>
-            <w:pPr>
-              <w:rPr>
-                <w:rFonts w:cstheme="minorHAnsi"/>
-                <w:sz w:val="16"/>
-                <w:szCs w:val="16"/>
-              </w:rPr>
-            </w:pPr>
-          </w:p>
-        </w:tc>
-        <w:tc>
-          <w:tcPr>
-            <w:tcW w:w="1277" w:type="dxa"/>
-          </w:tcPr>
-          <w:p>
-            <w:pPr>
-              <w:rPr>
-                <w:rFonts w:cstheme="minorHAnsi"/>
-                <w:b/>
-                <w:sz w:val="16"/>
-                <w:szCs w:val="16"/>
-              </w:rPr>
-            </w:pPr>
-          </w:p>
-        </w:tc>
-        <w:tc>
-          <w:tcPr>
-            <w:tcW w:w="955" w:type="dxa"/>
-          </w:tcPr>
-          <w:p>
-            <w:pPr>
-              <w:rPr>
-                <w:rFonts w:cstheme="minorHAnsi"/>
-                <w:b/>
                 <w:sz w:val="16"/>
                 <w:szCs w:val="16"/>
               </w:rPr>
@@ -32981,7 +30512,5172 @@
     <w:p/>
     <w:p/>
     <w:p/>
+    <w:tbl>
+      <w:tblPr>
+        <w:tblStyle w:val="Tablaconcuadrcula"/>
+        <w:tblW w:w="0" w:type="auto"/>
+        <w:tblLook w:val="04A0" w:firstRow="1" w:lastRow="0" w:firstColumn="1" w:lastColumn="0" w:noHBand="0" w:noVBand="1"/>
+      </w:tblPr>
+      <w:tblGrid>
+        <w:gridCol w:w="3397"/>
+        <w:gridCol w:w="2127"/>
+        <w:gridCol w:w="2268"/>
+        <w:gridCol w:w="1277"/>
+        <w:gridCol w:w="955"/>
+      </w:tblGrid>
+      <w:tr>
+        <w:tc>
+          <w:tcPr>
+            <w:tcW w:w="3397" w:type="dxa"/>
+          </w:tcPr>
+          <w:p>
+            <w:pPr>
+              <w:rPr>
+                <w:rFonts w:cstheme="minorHAnsi"/>
+                <w:b/>
+                <w:sz w:val="16"/>
+                <w:szCs w:val="16"/>
+              </w:rPr>
+            </w:pPr>
+            <w:r>
+              <w:rPr>
+                <w:rFonts w:cstheme="minorHAnsi"/>
+                <w:b/>
+                <w:sz w:val="16"/>
+                <w:szCs w:val="16"/>
+              </w:rPr>
+              <w:lastRenderedPageBreak/>
+              <w:t>Descripción</w:t>
+            </w:r>
+          </w:p>
+        </w:tc>
+        <w:tc>
+          <w:tcPr>
+            <w:tcW w:w="2127" w:type="dxa"/>
+          </w:tcPr>
+          <w:p>
+            <w:pPr>
+              <w:rPr>
+                <w:rFonts w:cstheme="minorHAnsi"/>
+                <w:b/>
+                <w:sz w:val="16"/>
+                <w:szCs w:val="16"/>
+              </w:rPr>
+            </w:pPr>
+            <w:r>
+              <w:rPr>
+                <w:rFonts w:cstheme="minorHAnsi"/>
+                <w:b/>
+                <w:sz w:val="16"/>
+                <w:szCs w:val="16"/>
+              </w:rPr>
+              <w:t>Parámetro</w:t>
+            </w:r>
+            <w:r>
+              <w:rPr>
+                <w:rFonts w:cstheme="minorHAnsi"/>
+                <w:b/>
+                <w:sz w:val="16"/>
+                <w:szCs w:val="16"/>
+              </w:rPr>
+              <w:t>s</w:t>
+            </w:r>
+          </w:p>
+        </w:tc>
+        <w:tc>
+          <w:tcPr>
+            <w:tcW w:w="2268" w:type="dxa"/>
+          </w:tcPr>
+          <w:p>
+            <w:pPr>
+              <w:rPr>
+                <w:rFonts w:cstheme="minorHAnsi"/>
+                <w:b/>
+                <w:sz w:val="16"/>
+                <w:szCs w:val="16"/>
+              </w:rPr>
+            </w:pPr>
+            <w:r>
+              <w:rPr>
+                <w:rFonts w:cstheme="minorHAnsi"/>
+                <w:b/>
+                <w:sz w:val="16"/>
+                <w:szCs w:val="16"/>
+              </w:rPr>
+              <w:t>E</w:t>
+            </w:r>
+            <w:r>
+              <w:rPr>
+                <w:rFonts w:cstheme="minorHAnsi"/>
+                <w:b/>
+                <w:sz w:val="16"/>
+                <w:szCs w:val="16"/>
+              </w:rPr>
+              <w:t>sperado</w:t>
+            </w:r>
+          </w:p>
+        </w:tc>
+        <w:tc>
+          <w:tcPr>
+            <w:tcW w:w="1277" w:type="dxa"/>
+          </w:tcPr>
+          <w:p>
+            <w:pPr>
+              <w:rPr>
+                <w:rFonts w:cstheme="minorHAnsi"/>
+                <w:b/>
+                <w:sz w:val="16"/>
+                <w:szCs w:val="16"/>
+              </w:rPr>
+            </w:pPr>
+            <w:r>
+              <w:rPr>
+                <w:rFonts w:cstheme="minorHAnsi"/>
+                <w:b/>
+                <w:sz w:val="16"/>
+                <w:szCs w:val="16"/>
+              </w:rPr>
+              <w:t>O</w:t>
+            </w:r>
+            <w:r>
+              <w:rPr>
+                <w:rFonts w:cstheme="minorHAnsi"/>
+                <w:b/>
+                <w:sz w:val="16"/>
+                <w:szCs w:val="16"/>
+              </w:rPr>
+              <w:t>btenido</w:t>
+            </w:r>
+          </w:p>
+        </w:tc>
+        <w:tc>
+          <w:tcPr>
+            <w:tcW w:w="955" w:type="dxa"/>
+          </w:tcPr>
+          <w:p>
+            <w:pPr>
+              <w:rPr>
+                <w:rFonts w:cstheme="minorHAnsi"/>
+                <w:b/>
+                <w:sz w:val="16"/>
+                <w:szCs w:val="16"/>
+              </w:rPr>
+            </w:pPr>
+            <w:r>
+              <w:rPr>
+                <w:rFonts w:cstheme="minorHAnsi"/>
+                <w:b/>
+                <w:sz w:val="16"/>
+                <w:szCs w:val="16"/>
+              </w:rPr>
+              <w:t>Resultado</w:t>
+            </w:r>
+          </w:p>
+        </w:tc>
+      </w:tr>
+      <w:tr>
+        <w:tc>
+          <w:tcPr>
+            <w:tcW w:w="10024" w:type="dxa"/>
+            <w:gridSpan w:val="5"/>
+            <w:shd w:val="clear" w:color="auto" w:fill="F2F2F2" w:themeFill="background1" w:themeFillShade="F2"/>
+          </w:tcPr>
+          <w:p>
+            <w:pPr>
+              <w:rPr>
+                <w:rFonts w:cstheme="minorHAnsi"/>
+                <w:sz w:val="16"/>
+                <w:szCs w:val="16"/>
+                <w:u w:val="single"/>
+              </w:rPr>
+            </w:pPr>
+            <w:r>
+              <w:rPr>
+                <w:rFonts w:cstheme="minorHAnsi"/>
+                <w:sz w:val="16"/>
+                <w:szCs w:val="16"/>
+                <w:u w:val="single"/>
+              </w:rPr>
+              <w:t>Gestión de préstamos</w:t>
+            </w:r>
+          </w:p>
+        </w:tc>
+      </w:tr>
+      <w:tr>
+        <w:tc>
+          <w:tcPr>
+            <w:tcW w:w="3397" w:type="dxa"/>
+          </w:tcPr>
+          <w:p>
+            <w:pPr>
+              <w:rPr>
+                <w:rFonts w:cstheme="minorHAnsi"/>
+                <w:sz w:val="16"/>
+                <w:szCs w:val="16"/>
+              </w:rPr>
+            </w:pPr>
+            <w:r>
+              <w:rPr>
+                <w:rFonts w:cstheme="minorHAnsi"/>
+                <w:sz w:val="16"/>
+                <w:szCs w:val="16"/>
+              </w:rPr>
+              <w:t>Descripción  de la prueba</w:t>
+            </w:r>
+          </w:p>
+        </w:tc>
+        <w:tc>
+          <w:tcPr>
+            <w:tcW w:w="2127" w:type="dxa"/>
+          </w:tcPr>
+          <w:p>
+            <w:pPr>
+              <w:rPr>
+                <w:rFonts w:cstheme="minorHAnsi"/>
+                <w:bCs/>
+                <w:sz w:val="16"/>
+                <w:szCs w:val="16"/>
+              </w:rPr>
+            </w:pPr>
+            <w:r>
+              <w:rPr>
+                <w:rFonts w:cstheme="minorHAnsi"/>
+                <w:bCs/>
+                <w:sz w:val="16"/>
+                <w:szCs w:val="16"/>
+              </w:rPr>
+              <w:t>Parámetros</w:t>
+            </w:r>
+          </w:p>
+        </w:tc>
+        <w:tc>
+          <w:tcPr>
+            <w:tcW w:w="2268" w:type="dxa"/>
+          </w:tcPr>
+          <w:p>
+            <w:pPr>
+              <w:rPr>
+                <w:rFonts w:cstheme="minorHAnsi"/>
+                <w:sz w:val="16"/>
+                <w:szCs w:val="16"/>
+              </w:rPr>
+            </w:pPr>
+            <w:r>
+              <w:rPr>
+                <w:rFonts w:cstheme="minorHAnsi"/>
+                <w:sz w:val="16"/>
+                <w:szCs w:val="16"/>
+              </w:rPr>
+              <w:t>Valor esperado</w:t>
+            </w:r>
+          </w:p>
+        </w:tc>
+        <w:tc>
+          <w:tcPr>
+            <w:tcW w:w="1277" w:type="dxa"/>
+          </w:tcPr>
+          <w:p>
+            <w:pPr>
+              <w:rPr>
+                <w:rFonts w:cstheme="minorHAnsi"/>
+                <w:bCs/>
+                <w:sz w:val="16"/>
+                <w:szCs w:val="16"/>
+              </w:rPr>
+            </w:pPr>
+            <w:r>
+              <w:rPr>
+                <w:rFonts w:cstheme="minorHAnsi"/>
+                <w:bCs/>
+                <w:sz w:val="16"/>
+                <w:szCs w:val="16"/>
+              </w:rPr>
+              <w:t>Valor obtenido</w:t>
+            </w:r>
+          </w:p>
+        </w:tc>
+        <w:tc>
+          <w:tcPr>
+            <w:tcW w:w="955" w:type="dxa"/>
+          </w:tcPr>
+          <w:p>
+            <w:pPr>
+              <w:rPr>
+                <w:rFonts w:cstheme="minorHAnsi"/>
+                <w:bCs/>
+                <w:sz w:val="16"/>
+                <w:szCs w:val="16"/>
+              </w:rPr>
+            </w:pPr>
+            <w:r>
+              <w:rPr>
+                <w:rFonts w:cstheme="minorHAnsi"/>
+                <w:bCs/>
+                <w:sz w:val="16"/>
+                <w:szCs w:val="16"/>
+              </w:rPr>
+              <w:t>OK/Fallo</w:t>
+            </w:r>
+          </w:p>
+        </w:tc>
+      </w:tr>
+      <w:tr>
+        <w:tc>
+          <w:tcPr>
+            <w:tcW w:w="3397" w:type="dxa"/>
+          </w:tcPr>
+          <w:p>
+            <w:pPr>
+              <w:rPr>
+                <w:rFonts w:cstheme="minorHAnsi"/>
+                <w:sz w:val="16"/>
+                <w:szCs w:val="16"/>
+              </w:rPr>
+            </w:pPr>
+            <w:r>
+              <w:rPr>
+                <w:rFonts w:cstheme="minorHAnsi"/>
+                <w:sz w:val="16"/>
+                <w:szCs w:val="16"/>
+              </w:rPr>
+              <w:t>Buscar alumno con préstamo existente</w:t>
+            </w:r>
+          </w:p>
+        </w:tc>
+        <w:tc>
+          <w:tcPr>
+            <w:tcW w:w="2127" w:type="dxa"/>
+          </w:tcPr>
+          <w:p>
+            <w:pPr>
+              <w:rPr>
+                <w:rFonts w:cstheme="minorHAnsi"/>
+                <w:b/>
+                <w:sz w:val="16"/>
+                <w:szCs w:val="16"/>
+              </w:rPr>
+            </w:pPr>
+            <w:r>
+              <w:rPr>
+                <w:rFonts w:cstheme="minorHAnsi"/>
+                <w:b/>
+                <w:sz w:val="16"/>
+                <w:szCs w:val="16"/>
+              </w:rPr>
+              <w:t>NIE correcto</w:t>
+            </w:r>
+          </w:p>
+        </w:tc>
+        <w:tc>
+          <w:tcPr>
+            <w:tcW w:w="2268" w:type="dxa"/>
+          </w:tcPr>
+          <w:p>
+            <w:pPr>
+              <w:rPr>
+                <w:rFonts w:cstheme="minorHAnsi"/>
+                <w:sz w:val="16"/>
+                <w:szCs w:val="16"/>
+              </w:rPr>
+            </w:pPr>
+            <w:r>
+              <w:rPr>
+                <w:rFonts w:cstheme="minorHAnsi"/>
+                <w:sz w:val="16"/>
+                <w:szCs w:val="16"/>
+              </w:rPr>
+              <w:t>Datos de alumno y libro mostrados</w:t>
+            </w:r>
+          </w:p>
+        </w:tc>
+        <w:tc>
+          <w:tcPr>
+            <w:tcW w:w="1277" w:type="dxa"/>
+          </w:tcPr>
+          <w:p>
+            <w:pPr>
+              <w:rPr>
+                <w:rFonts w:cstheme="minorHAnsi"/>
+                <w:b/>
+                <w:sz w:val="16"/>
+                <w:szCs w:val="16"/>
+              </w:rPr>
+            </w:pPr>
+          </w:p>
+        </w:tc>
+        <w:tc>
+          <w:tcPr>
+            <w:tcW w:w="955" w:type="dxa"/>
+          </w:tcPr>
+          <w:p>
+            <w:pPr>
+              <w:rPr>
+                <w:rFonts w:cstheme="minorHAnsi"/>
+                <w:b/>
+                <w:sz w:val="16"/>
+                <w:szCs w:val="16"/>
+              </w:rPr>
+            </w:pPr>
+            <w:r>
+              <w:rPr>
+                <w:rFonts w:cstheme="minorHAnsi"/>
+                <w:bCs/>
+                <w:sz w:val="16"/>
+                <w:szCs w:val="16"/>
+              </w:rPr>
+              <w:t>OK/Fallo</w:t>
+            </w:r>
+          </w:p>
+        </w:tc>
+      </w:tr>
+      <w:tr>
+        <w:tc>
+          <w:tcPr>
+            <w:tcW w:w="3397" w:type="dxa"/>
+          </w:tcPr>
+          <w:p>
+            <w:pPr>
+              <w:rPr>
+                <w:rFonts w:cstheme="minorHAnsi"/>
+                <w:sz w:val="16"/>
+                <w:szCs w:val="16"/>
+              </w:rPr>
+            </w:pPr>
+            <w:r>
+              <w:rPr>
+                <w:rFonts w:cstheme="minorHAnsi"/>
+                <w:sz w:val="16"/>
+                <w:szCs w:val="16"/>
+              </w:rPr>
+              <w:t>Buscar alumno sin préstamo</w:t>
+            </w:r>
+          </w:p>
+        </w:tc>
+        <w:tc>
+          <w:tcPr>
+            <w:tcW w:w="2127" w:type="dxa"/>
+          </w:tcPr>
+          <w:p>
+            <w:pPr>
+              <w:rPr>
+                <w:rFonts w:cstheme="minorHAnsi"/>
+                <w:sz w:val="16"/>
+                <w:szCs w:val="16"/>
+              </w:rPr>
+            </w:pPr>
+            <w:r>
+              <w:rPr>
+                <w:rFonts w:cstheme="minorHAnsi"/>
+                <w:sz w:val="16"/>
+                <w:szCs w:val="16"/>
+              </w:rPr>
+              <w:t>NIE sin préstamo</w:t>
+            </w:r>
+          </w:p>
+        </w:tc>
+        <w:tc>
+          <w:tcPr>
+            <w:tcW w:w="2268" w:type="dxa"/>
+          </w:tcPr>
+          <w:p>
+            <w:pPr>
+              <w:rPr>
+                <w:rFonts w:cstheme="minorHAnsi"/>
+                <w:sz w:val="16"/>
+                <w:szCs w:val="16"/>
+              </w:rPr>
+            </w:pPr>
+            <w:r>
+              <w:rPr>
+                <w:rFonts w:cstheme="minorHAnsi"/>
+                <w:sz w:val="16"/>
+                <w:szCs w:val="16"/>
+              </w:rPr>
+              <w:t>Error controlado</w:t>
+            </w:r>
+          </w:p>
+        </w:tc>
+        <w:tc>
+          <w:tcPr>
+            <w:tcW w:w="1277" w:type="dxa"/>
+          </w:tcPr>
+          <w:p>
+            <w:pPr>
+              <w:rPr>
+                <w:rFonts w:cstheme="minorHAnsi"/>
+                <w:b/>
+                <w:sz w:val="16"/>
+                <w:szCs w:val="16"/>
+              </w:rPr>
+            </w:pPr>
+          </w:p>
+        </w:tc>
+        <w:tc>
+          <w:tcPr>
+            <w:tcW w:w="955" w:type="dxa"/>
+          </w:tcPr>
+          <w:p>
+            <w:pPr>
+              <w:rPr>
+                <w:rFonts w:cstheme="minorHAnsi"/>
+                <w:b/>
+                <w:sz w:val="16"/>
+                <w:szCs w:val="16"/>
+              </w:rPr>
+            </w:pPr>
+            <w:r>
+              <w:rPr>
+                <w:rFonts w:cstheme="minorHAnsi"/>
+                <w:bCs/>
+                <w:sz w:val="16"/>
+                <w:szCs w:val="16"/>
+              </w:rPr>
+              <w:t>OK/Fallo</w:t>
+            </w:r>
+          </w:p>
+        </w:tc>
+      </w:tr>
+      <w:tr>
+        <w:tc>
+          <w:tcPr>
+            <w:tcW w:w="3397" w:type="dxa"/>
+          </w:tcPr>
+          <w:p>
+            <w:pPr>
+              <w:rPr>
+                <w:rFonts w:cstheme="minorHAnsi"/>
+                <w:sz w:val="16"/>
+                <w:szCs w:val="16"/>
+              </w:rPr>
+            </w:pPr>
+            <w:r>
+              <w:rPr>
+                <w:rFonts w:cstheme="minorHAnsi"/>
+                <w:sz w:val="16"/>
+                <w:szCs w:val="16"/>
+              </w:rPr>
+              <w:t>Buscar alumno inexistente</w:t>
+            </w:r>
+          </w:p>
+        </w:tc>
+        <w:tc>
+          <w:tcPr>
+            <w:tcW w:w="2127" w:type="dxa"/>
+          </w:tcPr>
+          <w:p>
+            <w:pPr>
+              <w:rPr>
+                <w:rFonts w:cstheme="minorHAnsi"/>
+                <w:sz w:val="16"/>
+                <w:szCs w:val="16"/>
+              </w:rPr>
+            </w:pPr>
+            <w:r>
+              <w:rPr>
+                <w:rFonts w:cstheme="minorHAnsi"/>
+                <w:sz w:val="16"/>
+                <w:szCs w:val="16"/>
+              </w:rPr>
+              <w:t>NIE incorrecto</w:t>
+            </w:r>
+          </w:p>
+        </w:tc>
+        <w:tc>
+          <w:tcPr>
+            <w:tcW w:w="2268" w:type="dxa"/>
+          </w:tcPr>
+          <w:p>
+            <w:pPr>
+              <w:rPr>
+                <w:rFonts w:cstheme="minorHAnsi"/>
+                <w:sz w:val="16"/>
+                <w:szCs w:val="16"/>
+              </w:rPr>
+            </w:pPr>
+            <w:r>
+              <w:rPr>
+                <w:rFonts w:cstheme="minorHAnsi"/>
+                <w:sz w:val="16"/>
+                <w:szCs w:val="16"/>
+              </w:rPr>
+              <w:t>Error controlado</w:t>
+            </w:r>
+          </w:p>
+        </w:tc>
+        <w:tc>
+          <w:tcPr>
+            <w:tcW w:w="1277" w:type="dxa"/>
+          </w:tcPr>
+          <w:p>
+            <w:pPr>
+              <w:rPr>
+                <w:rFonts w:cstheme="minorHAnsi"/>
+                <w:b/>
+                <w:sz w:val="16"/>
+                <w:szCs w:val="16"/>
+              </w:rPr>
+            </w:pPr>
+          </w:p>
+        </w:tc>
+        <w:tc>
+          <w:tcPr>
+            <w:tcW w:w="955" w:type="dxa"/>
+          </w:tcPr>
+          <w:p>
+            <w:pPr>
+              <w:rPr>
+                <w:rFonts w:cstheme="minorHAnsi"/>
+                <w:b/>
+                <w:sz w:val="16"/>
+                <w:szCs w:val="16"/>
+              </w:rPr>
+            </w:pPr>
+            <w:r>
+              <w:rPr>
+                <w:rFonts w:cstheme="minorHAnsi"/>
+                <w:bCs/>
+                <w:sz w:val="16"/>
+                <w:szCs w:val="16"/>
+              </w:rPr>
+              <w:t>OK/Fallo</w:t>
+            </w:r>
+          </w:p>
+        </w:tc>
+      </w:tr>
+      <w:tr>
+        <w:tc>
+          <w:tcPr>
+            <w:tcW w:w="3397" w:type="dxa"/>
+          </w:tcPr>
+          <w:p>
+            <w:pPr>
+              <w:rPr>
+                <w:rFonts w:cstheme="minorHAnsi"/>
+                <w:sz w:val="16"/>
+                <w:szCs w:val="16"/>
+              </w:rPr>
+            </w:pPr>
+            <w:r>
+              <w:rPr>
+                <w:rFonts w:cstheme="minorHAnsi"/>
+                <w:sz w:val="16"/>
+                <w:szCs w:val="16"/>
+              </w:rPr>
+              <w:t>Buscar alumno con NIE vacío</w:t>
+            </w:r>
+          </w:p>
+        </w:tc>
+        <w:tc>
+          <w:tcPr>
+            <w:tcW w:w="2127" w:type="dxa"/>
+          </w:tcPr>
+          <w:p>
+            <w:pPr>
+              <w:rPr>
+                <w:rFonts w:cstheme="minorHAnsi"/>
+                <w:sz w:val="16"/>
+                <w:szCs w:val="16"/>
+              </w:rPr>
+            </w:pPr>
+            <w:r>
+              <w:rPr>
+                <w:rFonts w:cstheme="minorHAnsi"/>
+                <w:sz w:val="16"/>
+                <w:szCs w:val="16"/>
+              </w:rPr>
+              <w:t>NIE vacío</w:t>
+            </w:r>
+          </w:p>
+        </w:tc>
+        <w:tc>
+          <w:tcPr>
+            <w:tcW w:w="2268" w:type="dxa"/>
+          </w:tcPr>
+          <w:p>
+            <w:pPr>
+              <w:rPr>
+                <w:rFonts w:cstheme="minorHAnsi"/>
+                <w:sz w:val="16"/>
+                <w:szCs w:val="16"/>
+              </w:rPr>
+            </w:pPr>
+            <w:r>
+              <w:rPr>
+                <w:rFonts w:cstheme="minorHAnsi"/>
+                <w:sz w:val="16"/>
+                <w:szCs w:val="16"/>
+              </w:rPr>
+              <w:t>Error controlado</w:t>
+            </w:r>
+          </w:p>
+        </w:tc>
+        <w:tc>
+          <w:tcPr>
+            <w:tcW w:w="1277" w:type="dxa"/>
+          </w:tcPr>
+          <w:p>
+            <w:pPr>
+              <w:rPr>
+                <w:rFonts w:cstheme="minorHAnsi"/>
+                <w:b/>
+                <w:sz w:val="16"/>
+                <w:szCs w:val="16"/>
+              </w:rPr>
+            </w:pPr>
+          </w:p>
+        </w:tc>
+        <w:tc>
+          <w:tcPr>
+            <w:tcW w:w="955" w:type="dxa"/>
+          </w:tcPr>
+          <w:p>
+            <w:pPr>
+              <w:rPr>
+                <w:rFonts w:cstheme="minorHAnsi"/>
+                <w:b/>
+                <w:sz w:val="16"/>
+                <w:szCs w:val="16"/>
+              </w:rPr>
+            </w:pPr>
+            <w:r>
+              <w:rPr>
+                <w:rFonts w:cstheme="minorHAnsi"/>
+                <w:bCs/>
+                <w:sz w:val="16"/>
+                <w:szCs w:val="16"/>
+              </w:rPr>
+              <w:t>OK/Fallo</w:t>
+            </w:r>
+          </w:p>
+        </w:tc>
+      </w:tr>
+      <w:tr>
+        <w:tc>
+          <w:tcPr>
+            <w:tcW w:w="3397" w:type="dxa"/>
+          </w:tcPr>
+          <w:p>
+            <w:pPr>
+              <w:rPr>
+                <w:rFonts w:cstheme="minorHAnsi"/>
+                <w:sz w:val="16"/>
+                <w:szCs w:val="16"/>
+              </w:rPr>
+            </w:pPr>
+            <w:r>
+              <w:rPr>
+                <w:rFonts w:cstheme="minorHAnsi"/>
+                <w:sz w:val="16"/>
+                <w:szCs w:val="16"/>
+              </w:rPr>
+              <w:t>Asignar libros correctamente</w:t>
+            </w:r>
+          </w:p>
+        </w:tc>
+        <w:tc>
+          <w:tcPr>
+            <w:tcW w:w="2127" w:type="dxa"/>
+          </w:tcPr>
+          <w:p>
+            <w:pPr>
+              <w:rPr>
+                <w:rFonts w:cstheme="minorHAnsi"/>
+                <w:sz w:val="16"/>
+                <w:szCs w:val="16"/>
+              </w:rPr>
+            </w:pPr>
+            <w:r>
+              <w:rPr>
+                <w:rFonts w:cstheme="minorHAnsi"/>
+                <w:sz w:val="16"/>
+                <w:szCs w:val="16"/>
+              </w:rPr>
+              <w:t>NIE correcto, libros disponibles</w:t>
+            </w:r>
+          </w:p>
+        </w:tc>
+        <w:tc>
+          <w:tcPr>
+            <w:tcW w:w="2268" w:type="dxa"/>
+          </w:tcPr>
+          <w:p>
+            <w:pPr>
+              <w:rPr>
+                <w:rFonts w:cstheme="minorHAnsi"/>
+                <w:sz w:val="16"/>
+                <w:szCs w:val="16"/>
+              </w:rPr>
+            </w:pPr>
+            <w:r>
+              <w:rPr>
+                <w:rFonts w:cstheme="minorHAnsi"/>
+                <w:sz w:val="16"/>
+                <w:szCs w:val="16"/>
+              </w:rPr>
+              <w:t>Libros asignados correctamente</w:t>
+            </w:r>
+          </w:p>
+        </w:tc>
+        <w:tc>
+          <w:tcPr>
+            <w:tcW w:w="1277" w:type="dxa"/>
+          </w:tcPr>
+          <w:p>
+            <w:pPr>
+              <w:rPr>
+                <w:rFonts w:cstheme="minorHAnsi"/>
+                <w:b/>
+                <w:sz w:val="16"/>
+                <w:szCs w:val="16"/>
+              </w:rPr>
+            </w:pPr>
+          </w:p>
+        </w:tc>
+        <w:tc>
+          <w:tcPr>
+            <w:tcW w:w="955" w:type="dxa"/>
+          </w:tcPr>
+          <w:p>
+            <w:pPr>
+              <w:rPr>
+                <w:rFonts w:cstheme="minorHAnsi"/>
+                <w:b/>
+                <w:sz w:val="16"/>
+                <w:szCs w:val="16"/>
+              </w:rPr>
+            </w:pPr>
+            <w:r>
+              <w:rPr>
+                <w:rFonts w:cstheme="minorHAnsi"/>
+                <w:bCs/>
+                <w:sz w:val="16"/>
+                <w:szCs w:val="16"/>
+              </w:rPr>
+              <w:t>OK/Fallo</w:t>
+            </w:r>
+          </w:p>
+        </w:tc>
+      </w:tr>
+      <w:tr>
+        <w:tc>
+          <w:tcPr>
+            <w:tcW w:w="3397" w:type="dxa"/>
+          </w:tcPr>
+          <w:p>
+            <w:pPr>
+              <w:rPr>
+                <w:rFonts w:cstheme="minorHAnsi"/>
+                <w:sz w:val="16"/>
+                <w:szCs w:val="16"/>
+              </w:rPr>
+            </w:pPr>
+            <w:r>
+              <w:rPr>
+                <w:rFonts w:cstheme="minorHAnsi"/>
+                <w:sz w:val="16"/>
+                <w:szCs w:val="16"/>
+              </w:rPr>
+              <w:t>Asignar libros sin ejemplares disponibles</w:t>
+            </w:r>
+          </w:p>
+        </w:tc>
+        <w:tc>
+          <w:tcPr>
+            <w:tcW w:w="2127" w:type="dxa"/>
+          </w:tcPr>
+          <w:p>
+            <w:pPr>
+              <w:rPr>
+                <w:rFonts w:cstheme="minorHAnsi"/>
+                <w:sz w:val="16"/>
+                <w:szCs w:val="16"/>
+              </w:rPr>
+            </w:pPr>
+            <w:r>
+              <w:rPr>
+                <w:rFonts w:cstheme="minorHAnsi"/>
+                <w:sz w:val="16"/>
+                <w:szCs w:val="16"/>
+              </w:rPr>
+              <w:t>Ejemplares: 0</w:t>
+            </w:r>
+          </w:p>
+        </w:tc>
+        <w:tc>
+          <w:tcPr>
+            <w:tcW w:w="2268" w:type="dxa"/>
+          </w:tcPr>
+          <w:p>
+            <w:pPr>
+              <w:rPr>
+                <w:rFonts w:cstheme="minorHAnsi"/>
+                <w:sz w:val="16"/>
+                <w:szCs w:val="16"/>
+              </w:rPr>
+            </w:pPr>
+            <w:r>
+              <w:rPr>
+                <w:rFonts w:cstheme="minorHAnsi"/>
+                <w:sz w:val="16"/>
+                <w:szCs w:val="16"/>
+              </w:rPr>
+              <w:t>Error controlado</w:t>
+            </w:r>
+          </w:p>
+        </w:tc>
+        <w:tc>
+          <w:tcPr>
+            <w:tcW w:w="1277" w:type="dxa"/>
+          </w:tcPr>
+          <w:p>
+            <w:pPr>
+              <w:rPr>
+                <w:rFonts w:cstheme="minorHAnsi"/>
+                <w:b/>
+                <w:sz w:val="16"/>
+                <w:szCs w:val="16"/>
+              </w:rPr>
+            </w:pPr>
+          </w:p>
+        </w:tc>
+        <w:tc>
+          <w:tcPr>
+            <w:tcW w:w="955" w:type="dxa"/>
+          </w:tcPr>
+          <w:p>
+            <w:pPr>
+              <w:rPr>
+                <w:rFonts w:cstheme="minorHAnsi"/>
+                <w:b/>
+                <w:sz w:val="16"/>
+                <w:szCs w:val="16"/>
+              </w:rPr>
+            </w:pPr>
+            <w:r>
+              <w:rPr>
+                <w:rFonts w:cstheme="minorHAnsi"/>
+                <w:bCs/>
+                <w:sz w:val="16"/>
+                <w:szCs w:val="16"/>
+              </w:rPr>
+              <w:t>OK/Fallo</w:t>
+            </w:r>
+          </w:p>
+        </w:tc>
+      </w:tr>
+      <w:tr>
+        <w:tc>
+          <w:tcPr>
+            <w:tcW w:w="3397" w:type="dxa"/>
+          </w:tcPr>
+          <w:p>
+            <w:pPr>
+              <w:rPr>
+                <w:rFonts w:cstheme="minorHAnsi"/>
+                <w:sz w:val="16"/>
+                <w:szCs w:val="16"/>
+              </w:rPr>
+            </w:pPr>
+            <w:r>
+              <w:rPr>
+                <w:rFonts w:cstheme="minorHAnsi"/>
+                <w:sz w:val="16"/>
+                <w:szCs w:val="16"/>
+              </w:rPr>
+              <w:t>Asignar libros ya prestados al alumno</w:t>
+            </w:r>
+          </w:p>
+        </w:tc>
+        <w:tc>
+          <w:tcPr>
+            <w:tcW w:w="2127" w:type="dxa"/>
+          </w:tcPr>
+          <w:p>
+            <w:pPr>
+              <w:rPr>
+                <w:rFonts w:cstheme="minorHAnsi"/>
+                <w:sz w:val="16"/>
+                <w:szCs w:val="16"/>
+              </w:rPr>
+            </w:pPr>
+            <w:r>
+              <w:rPr>
+                <w:rFonts w:cstheme="minorHAnsi"/>
+                <w:sz w:val="16"/>
+                <w:szCs w:val="16"/>
+              </w:rPr>
+              <w:t>Libro ya asignado</w:t>
+            </w:r>
+          </w:p>
+        </w:tc>
+        <w:tc>
+          <w:tcPr>
+            <w:tcW w:w="2268" w:type="dxa"/>
+          </w:tcPr>
+          <w:p>
+            <w:pPr>
+              <w:rPr>
+                <w:rFonts w:cstheme="minorHAnsi"/>
+                <w:sz w:val="16"/>
+                <w:szCs w:val="16"/>
+              </w:rPr>
+            </w:pPr>
+            <w:r>
+              <w:rPr>
+                <w:rFonts w:cstheme="minorHAnsi"/>
+                <w:sz w:val="16"/>
+                <w:szCs w:val="16"/>
+              </w:rPr>
+              <w:t>Error controlado</w:t>
+            </w:r>
+          </w:p>
+        </w:tc>
+        <w:tc>
+          <w:tcPr>
+            <w:tcW w:w="1277" w:type="dxa"/>
+          </w:tcPr>
+          <w:p>
+            <w:pPr>
+              <w:rPr>
+                <w:rFonts w:cstheme="minorHAnsi"/>
+                <w:b/>
+                <w:sz w:val="16"/>
+                <w:szCs w:val="16"/>
+              </w:rPr>
+            </w:pPr>
+          </w:p>
+        </w:tc>
+        <w:tc>
+          <w:tcPr>
+            <w:tcW w:w="955" w:type="dxa"/>
+          </w:tcPr>
+          <w:p>
+            <w:pPr>
+              <w:rPr>
+                <w:rFonts w:cstheme="minorHAnsi"/>
+                <w:bCs/>
+                <w:sz w:val="16"/>
+                <w:szCs w:val="16"/>
+              </w:rPr>
+            </w:pPr>
+            <w:r>
+              <w:rPr>
+                <w:rFonts w:cstheme="minorHAnsi"/>
+                <w:bCs/>
+                <w:sz w:val="16"/>
+                <w:szCs w:val="16"/>
+              </w:rPr>
+              <w:t>OK/Fallo</w:t>
+            </w:r>
+          </w:p>
+        </w:tc>
+      </w:tr>
+      <w:tr>
+        <w:tc>
+          <w:tcPr>
+            <w:tcW w:w="3397" w:type="dxa"/>
+          </w:tcPr>
+          <w:p>
+            <w:pPr>
+              <w:rPr>
+                <w:rFonts w:cstheme="minorHAnsi"/>
+                <w:sz w:val="16"/>
+                <w:szCs w:val="16"/>
+              </w:rPr>
+            </w:pPr>
+            <w:r>
+              <w:rPr>
+                <w:rFonts w:cstheme="minorHAnsi"/>
+                <w:sz w:val="16"/>
+                <w:szCs w:val="16"/>
+              </w:rPr>
+              <w:t xml:space="preserve">Asignar libros sin </w:t>
+            </w:r>
+            <w:proofErr w:type="spellStart"/>
+            <w:r>
+              <w:rPr>
+                <w:rFonts w:cstheme="minorHAnsi"/>
+                <w:sz w:val="16"/>
+                <w:szCs w:val="16"/>
+              </w:rPr>
+              <w:t>tramo_beca</w:t>
+            </w:r>
+            <w:proofErr w:type="spellEnd"/>
+          </w:p>
+        </w:tc>
+        <w:tc>
+          <w:tcPr>
+            <w:tcW w:w="2127" w:type="dxa"/>
+          </w:tcPr>
+          <w:p>
+            <w:pPr>
+              <w:rPr>
+                <w:rFonts w:cstheme="minorHAnsi"/>
+                <w:sz w:val="16"/>
+                <w:szCs w:val="16"/>
+              </w:rPr>
+            </w:pPr>
+            <w:r>
+              <w:rPr>
+                <w:rFonts w:cstheme="minorHAnsi"/>
+                <w:sz w:val="16"/>
+                <w:szCs w:val="16"/>
+              </w:rPr>
+              <w:t>Tramo: 0</w:t>
+            </w:r>
+          </w:p>
+        </w:tc>
+        <w:tc>
+          <w:tcPr>
+            <w:tcW w:w="2268" w:type="dxa"/>
+          </w:tcPr>
+          <w:p>
+            <w:pPr>
+              <w:rPr>
+                <w:rFonts w:cstheme="minorHAnsi"/>
+                <w:sz w:val="16"/>
+                <w:szCs w:val="16"/>
+              </w:rPr>
+            </w:pPr>
+            <w:r>
+              <w:rPr>
+                <w:rFonts w:cstheme="minorHAnsi"/>
+                <w:sz w:val="16"/>
+                <w:szCs w:val="16"/>
+              </w:rPr>
+              <w:t>Error controlado</w:t>
+            </w:r>
+          </w:p>
+        </w:tc>
+        <w:tc>
+          <w:tcPr>
+            <w:tcW w:w="1277" w:type="dxa"/>
+          </w:tcPr>
+          <w:p>
+            <w:pPr>
+              <w:rPr>
+                <w:rFonts w:cstheme="minorHAnsi"/>
+                <w:b/>
+                <w:sz w:val="16"/>
+                <w:szCs w:val="16"/>
+              </w:rPr>
+            </w:pPr>
+          </w:p>
+        </w:tc>
+        <w:tc>
+          <w:tcPr>
+            <w:tcW w:w="955" w:type="dxa"/>
+          </w:tcPr>
+          <w:p>
+            <w:pPr>
+              <w:rPr>
+                <w:rFonts w:cstheme="minorHAnsi"/>
+                <w:bCs/>
+                <w:sz w:val="16"/>
+                <w:szCs w:val="16"/>
+              </w:rPr>
+            </w:pPr>
+            <w:r>
+              <w:rPr>
+                <w:rFonts w:cstheme="minorHAnsi"/>
+                <w:bCs/>
+                <w:sz w:val="16"/>
+                <w:szCs w:val="16"/>
+              </w:rPr>
+              <w:t>OK/Fallo</w:t>
+            </w:r>
+          </w:p>
+        </w:tc>
+      </w:tr>
+      <w:tr>
+        <w:tc>
+          <w:tcPr>
+            <w:tcW w:w="3397" w:type="dxa"/>
+          </w:tcPr>
+          <w:p>
+            <w:pPr>
+              <w:rPr>
+                <w:rFonts w:cstheme="minorHAnsi"/>
+                <w:sz w:val="16"/>
+                <w:szCs w:val="16"/>
+              </w:rPr>
+            </w:pPr>
+            <w:r>
+              <w:rPr>
+                <w:rFonts w:cstheme="minorHAnsi"/>
+                <w:sz w:val="16"/>
+                <w:szCs w:val="16"/>
+              </w:rPr>
+              <w:t>Cerrar préstamo correctamente</w:t>
+            </w:r>
+          </w:p>
+        </w:tc>
+        <w:tc>
+          <w:tcPr>
+            <w:tcW w:w="2127" w:type="dxa"/>
+          </w:tcPr>
+          <w:p>
+            <w:pPr>
+              <w:rPr>
+                <w:rFonts w:cstheme="minorHAnsi"/>
+                <w:sz w:val="16"/>
+                <w:szCs w:val="16"/>
+              </w:rPr>
+            </w:pPr>
+            <w:r>
+              <w:rPr>
+                <w:rFonts w:cstheme="minorHAnsi"/>
+                <w:sz w:val="16"/>
+                <w:szCs w:val="16"/>
+              </w:rPr>
+              <w:t>NIE correcto, libros devueltos</w:t>
+            </w:r>
+          </w:p>
+        </w:tc>
+        <w:tc>
+          <w:tcPr>
+            <w:tcW w:w="2268" w:type="dxa"/>
+          </w:tcPr>
+          <w:p>
+            <w:pPr>
+              <w:rPr>
+                <w:rFonts w:cstheme="minorHAnsi"/>
+                <w:sz w:val="16"/>
+                <w:szCs w:val="16"/>
+              </w:rPr>
+            </w:pPr>
+            <w:r>
+              <w:rPr>
+                <w:rFonts w:cstheme="minorHAnsi"/>
+                <w:sz w:val="16"/>
+                <w:szCs w:val="16"/>
+              </w:rPr>
+              <w:t>Préstamo cerrado correctamente</w:t>
+            </w:r>
+          </w:p>
+        </w:tc>
+        <w:tc>
+          <w:tcPr>
+            <w:tcW w:w="1277" w:type="dxa"/>
+          </w:tcPr>
+          <w:p>
+            <w:pPr>
+              <w:rPr>
+                <w:rFonts w:cstheme="minorHAnsi"/>
+                <w:b/>
+                <w:sz w:val="16"/>
+                <w:szCs w:val="16"/>
+              </w:rPr>
+            </w:pPr>
+          </w:p>
+        </w:tc>
+        <w:tc>
+          <w:tcPr>
+            <w:tcW w:w="955" w:type="dxa"/>
+          </w:tcPr>
+          <w:p>
+            <w:pPr>
+              <w:rPr>
+                <w:rFonts w:cstheme="minorHAnsi"/>
+                <w:bCs/>
+                <w:sz w:val="16"/>
+                <w:szCs w:val="16"/>
+              </w:rPr>
+            </w:pPr>
+            <w:r>
+              <w:rPr>
+                <w:rFonts w:cstheme="minorHAnsi"/>
+                <w:bCs/>
+                <w:sz w:val="16"/>
+                <w:szCs w:val="16"/>
+              </w:rPr>
+              <w:t>OK/Fallo</w:t>
+            </w:r>
+          </w:p>
+        </w:tc>
+      </w:tr>
+      <w:tr>
+        <w:tc>
+          <w:tcPr>
+            <w:tcW w:w="3397" w:type="dxa"/>
+          </w:tcPr>
+          <w:p>
+            <w:pPr>
+              <w:rPr>
+                <w:rFonts w:cstheme="minorHAnsi"/>
+                <w:sz w:val="16"/>
+                <w:szCs w:val="16"/>
+              </w:rPr>
+            </w:pPr>
+            <w:r>
+              <w:rPr>
+                <w:rFonts w:cstheme="minorHAnsi"/>
+                <w:sz w:val="16"/>
+                <w:szCs w:val="16"/>
+              </w:rPr>
+              <w:t>Cerrar préstamo sin libros devueltos</w:t>
+            </w:r>
+          </w:p>
+        </w:tc>
+        <w:tc>
+          <w:tcPr>
+            <w:tcW w:w="2127" w:type="dxa"/>
+          </w:tcPr>
+          <w:p>
+            <w:pPr>
+              <w:rPr>
+                <w:rFonts w:cstheme="minorHAnsi"/>
+                <w:sz w:val="16"/>
+                <w:szCs w:val="16"/>
+              </w:rPr>
+            </w:pPr>
+            <w:r>
+              <w:rPr>
+                <w:rFonts w:cstheme="minorHAnsi"/>
+                <w:sz w:val="16"/>
+                <w:szCs w:val="16"/>
+              </w:rPr>
+              <w:t>Libros pendientes</w:t>
+            </w:r>
+          </w:p>
+        </w:tc>
+        <w:tc>
+          <w:tcPr>
+            <w:tcW w:w="2268" w:type="dxa"/>
+          </w:tcPr>
+          <w:p>
+            <w:pPr>
+              <w:rPr>
+                <w:rFonts w:cstheme="minorHAnsi"/>
+                <w:sz w:val="16"/>
+                <w:szCs w:val="16"/>
+              </w:rPr>
+            </w:pPr>
+            <w:r>
+              <w:rPr>
+                <w:rFonts w:cstheme="minorHAnsi"/>
+                <w:sz w:val="16"/>
+                <w:szCs w:val="16"/>
+              </w:rPr>
+              <w:t>Error controlado</w:t>
+            </w:r>
+          </w:p>
+        </w:tc>
+        <w:tc>
+          <w:tcPr>
+            <w:tcW w:w="1277" w:type="dxa"/>
+          </w:tcPr>
+          <w:p>
+            <w:pPr>
+              <w:rPr>
+                <w:rFonts w:cstheme="minorHAnsi"/>
+                <w:b/>
+                <w:sz w:val="16"/>
+                <w:szCs w:val="16"/>
+              </w:rPr>
+            </w:pPr>
+          </w:p>
+        </w:tc>
+        <w:tc>
+          <w:tcPr>
+            <w:tcW w:w="955" w:type="dxa"/>
+          </w:tcPr>
+          <w:p>
+            <w:pPr>
+              <w:rPr>
+                <w:rFonts w:cstheme="minorHAnsi"/>
+                <w:bCs/>
+                <w:sz w:val="16"/>
+                <w:szCs w:val="16"/>
+              </w:rPr>
+            </w:pPr>
+            <w:r>
+              <w:rPr>
+                <w:rFonts w:cstheme="minorHAnsi"/>
+                <w:bCs/>
+                <w:sz w:val="16"/>
+                <w:szCs w:val="16"/>
+              </w:rPr>
+              <w:t>OK/Fallo</w:t>
+            </w:r>
+          </w:p>
+        </w:tc>
+      </w:tr>
+      <w:tr>
+        <w:tc>
+          <w:tcPr>
+            <w:tcW w:w="3397" w:type="dxa"/>
+          </w:tcPr>
+          <w:p>
+            <w:pPr>
+              <w:rPr>
+                <w:rFonts w:cstheme="minorHAnsi"/>
+                <w:sz w:val="16"/>
+                <w:szCs w:val="16"/>
+              </w:rPr>
+            </w:pPr>
+            <w:r>
+              <w:rPr>
+                <w:rFonts w:cstheme="minorHAnsi"/>
+                <w:sz w:val="16"/>
+                <w:szCs w:val="16"/>
+              </w:rPr>
+              <w:t>Cerrar préstamo inexistente</w:t>
+            </w:r>
+          </w:p>
+        </w:tc>
+        <w:tc>
+          <w:tcPr>
+            <w:tcW w:w="2127" w:type="dxa"/>
+          </w:tcPr>
+          <w:p>
+            <w:pPr>
+              <w:rPr>
+                <w:rFonts w:cstheme="minorHAnsi"/>
+                <w:sz w:val="16"/>
+                <w:szCs w:val="16"/>
+              </w:rPr>
+            </w:pPr>
+            <w:r>
+              <w:rPr>
+                <w:rFonts w:cstheme="minorHAnsi"/>
+                <w:sz w:val="16"/>
+                <w:szCs w:val="16"/>
+              </w:rPr>
+              <w:t>NIE sin préstamo</w:t>
+            </w:r>
+          </w:p>
+        </w:tc>
+        <w:tc>
+          <w:tcPr>
+            <w:tcW w:w="2268" w:type="dxa"/>
+          </w:tcPr>
+          <w:p>
+            <w:pPr>
+              <w:rPr>
+                <w:rFonts w:cstheme="minorHAnsi"/>
+                <w:sz w:val="16"/>
+                <w:szCs w:val="16"/>
+              </w:rPr>
+            </w:pPr>
+            <w:r>
+              <w:rPr>
+                <w:rFonts w:cstheme="minorHAnsi"/>
+                <w:sz w:val="16"/>
+                <w:szCs w:val="16"/>
+              </w:rPr>
+              <w:t>Error controlado</w:t>
+            </w:r>
+          </w:p>
+        </w:tc>
+        <w:tc>
+          <w:tcPr>
+            <w:tcW w:w="1277" w:type="dxa"/>
+          </w:tcPr>
+          <w:p>
+            <w:pPr>
+              <w:rPr>
+                <w:rFonts w:cstheme="minorHAnsi"/>
+                <w:b/>
+                <w:sz w:val="16"/>
+                <w:szCs w:val="16"/>
+              </w:rPr>
+            </w:pPr>
+          </w:p>
+        </w:tc>
+        <w:tc>
+          <w:tcPr>
+            <w:tcW w:w="955" w:type="dxa"/>
+          </w:tcPr>
+          <w:p>
+            <w:pPr>
+              <w:rPr>
+                <w:rFonts w:cstheme="minorHAnsi"/>
+                <w:bCs/>
+                <w:sz w:val="16"/>
+                <w:szCs w:val="16"/>
+              </w:rPr>
+            </w:pPr>
+            <w:r>
+              <w:rPr>
+                <w:rFonts w:cstheme="minorHAnsi"/>
+                <w:bCs/>
+                <w:sz w:val="16"/>
+                <w:szCs w:val="16"/>
+              </w:rPr>
+              <w:t>OK/Fallo</w:t>
+            </w:r>
+          </w:p>
+        </w:tc>
+      </w:tr>
+      <w:tr>
+        <w:tc>
+          <w:tcPr>
+            <w:tcW w:w="3397" w:type="dxa"/>
+          </w:tcPr>
+          <w:p>
+            <w:pPr>
+              <w:rPr>
+                <w:rFonts w:cstheme="minorHAnsi"/>
+                <w:sz w:val="16"/>
+                <w:szCs w:val="16"/>
+              </w:rPr>
+            </w:pPr>
+            <w:r>
+              <w:rPr>
+                <w:rFonts w:cstheme="minorHAnsi"/>
+                <w:sz w:val="16"/>
+                <w:szCs w:val="16"/>
+              </w:rPr>
+              <w:t>Generar contrato correctamente</w:t>
+            </w:r>
+          </w:p>
+        </w:tc>
+        <w:tc>
+          <w:tcPr>
+            <w:tcW w:w="2127" w:type="dxa"/>
+          </w:tcPr>
+          <w:p>
+            <w:pPr>
+              <w:rPr>
+                <w:rFonts w:cstheme="minorHAnsi"/>
+                <w:sz w:val="16"/>
+                <w:szCs w:val="16"/>
+              </w:rPr>
+            </w:pPr>
+            <w:r>
+              <w:rPr>
+                <w:rFonts w:cstheme="minorHAnsi"/>
+                <w:sz w:val="16"/>
+                <w:szCs w:val="16"/>
+              </w:rPr>
+              <w:t>NIE correcto, préstamo activo</w:t>
+            </w:r>
+          </w:p>
+        </w:tc>
+        <w:tc>
+          <w:tcPr>
+            <w:tcW w:w="2268" w:type="dxa"/>
+          </w:tcPr>
+          <w:p>
+            <w:pPr>
+              <w:rPr>
+                <w:rFonts w:cstheme="minorHAnsi"/>
+                <w:sz w:val="16"/>
+                <w:szCs w:val="16"/>
+              </w:rPr>
+            </w:pPr>
+            <w:r>
+              <w:rPr>
+                <w:rFonts w:cstheme="minorHAnsi"/>
+                <w:sz w:val="16"/>
+                <w:szCs w:val="16"/>
+              </w:rPr>
+              <w:t>Contrato generado correctamente</w:t>
+            </w:r>
+          </w:p>
+        </w:tc>
+        <w:tc>
+          <w:tcPr>
+            <w:tcW w:w="1277" w:type="dxa"/>
+          </w:tcPr>
+          <w:p>
+            <w:pPr>
+              <w:rPr>
+                <w:rFonts w:cstheme="minorHAnsi"/>
+                <w:b/>
+                <w:sz w:val="16"/>
+                <w:szCs w:val="16"/>
+              </w:rPr>
+            </w:pPr>
+          </w:p>
+        </w:tc>
+        <w:tc>
+          <w:tcPr>
+            <w:tcW w:w="955" w:type="dxa"/>
+          </w:tcPr>
+          <w:p>
+            <w:pPr>
+              <w:rPr>
+                <w:rFonts w:cstheme="minorHAnsi"/>
+                <w:bCs/>
+                <w:sz w:val="16"/>
+                <w:szCs w:val="16"/>
+              </w:rPr>
+            </w:pPr>
+            <w:r>
+              <w:rPr>
+                <w:rFonts w:cstheme="minorHAnsi"/>
+                <w:bCs/>
+                <w:sz w:val="16"/>
+                <w:szCs w:val="16"/>
+              </w:rPr>
+              <w:t>OK/Fallo</w:t>
+            </w:r>
+          </w:p>
+        </w:tc>
+      </w:tr>
+      <w:tr>
+        <w:tc>
+          <w:tcPr>
+            <w:tcW w:w="3397" w:type="dxa"/>
+          </w:tcPr>
+          <w:p>
+            <w:pPr>
+              <w:rPr>
+                <w:rFonts w:cstheme="minorHAnsi"/>
+                <w:sz w:val="16"/>
+                <w:szCs w:val="16"/>
+              </w:rPr>
+            </w:pPr>
+            <w:r>
+              <w:rPr>
+                <w:rFonts w:cstheme="minorHAnsi"/>
+                <w:sz w:val="16"/>
+                <w:szCs w:val="16"/>
+              </w:rPr>
+              <w:t>Generar contrato sin préstamo activo</w:t>
+            </w:r>
+          </w:p>
+        </w:tc>
+        <w:tc>
+          <w:tcPr>
+            <w:tcW w:w="2127" w:type="dxa"/>
+          </w:tcPr>
+          <w:p>
+            <w:pPr>
+              <w:rPr>
+                <w:rFonts w:cstheme="minorHAnsi"/>
+                <w:sz w:val="16"/>
+                <w:szCs w:val="16"/>
+              </w:rPr>
+            </w:pPr>
+            <w:r>
+              <w:rPr>
+                <w:rFonts w:cstheme="minorHAnsi"/>
+                <w:sz w:val="16"/>
+                <w:szCs w:val="16"/>
+              </w:rPr>
+              <w:t>NIE sin préstamo</w:t>
+            </w:r>
+          </w:p>
+        </w:tc>
+        <w:tc>
+          <w:tcPr>
+            <w:tcW w:w="2268" w:type="dxa"/>
+          </w:tcPr>
+          <w:p>
+            <w:pPr>
+              <w:rPr>
+                <w:rFonts w:cstheme="minorHAnsi"/>
+                <w:sz w:val="16"/>
+                <w:szCs w:val="16"/>
+              </w:rPr>
+            </w:pPr>
+            <w:r>
+              <w:rPr>
+                <w:rFonts w:cstheme="minorHAnsi"/>
+                <w:sz w:val="16"/>
+                <w:szCs w:val="16"/>
+              </w:rPr>
+              <w:t>Error controlado</w:t>
+            </w:r>
+          </w:p>
+        </w:tc>
+        <w:tc>
+          <w:tcPr>
+            <w:tcW w:w="1277" w:type="dxa"/>
+          </w:tcPr>
+          <w:p>
+            <w:pPr>
+              <w:rPr>
+                <w:rFonts w:cstheme="minorHAnsi"/>
+                <w:b/>
+                <w:sz w:val="16"/>
+                <w:szCs w:val="16"/>
+              </w:rPr>
+            </w:pPr>
+          </w:p>
+        </w:tc>
+        <w:tc>
+          <w:tcPr>
+            <w:tcW w:w="955" w:type="dxa"/>
+          </w:tcPr>
+          <w:p>
+            <w:pPr>
+              <w:rPr>
+                <w:rFonts w:cstheme="minorHAnsi"/>
+                <w:bCs/>
+                <w:sz w:val="16"/>
+                <w:szCs w:val="16"/>
+              </w:rPr>
+            </w:pPr>
+            <w:r>
+              <w:rPr>
+                <w:rFonts w:cstheme="minorHAnsi"/>
+                <w:bCs/>
+                <w:sz w:val="16"/>
+                <w:szCs w:val="16"/>
+              </w:rPr>
+              <w:t>OK/Fallo</w:t>
+            </w:r>
+          </w:p>
+        </w:tc>
+      </w:tr>
+      <w:tr>
+        <w:tc>
+          <w:tcPr>
+            <w:tcW w:w="3397" w:type="dxa"/>
+          </w:tcPr>
+          <w:p>
+            <w:pPr>
+              <w:rPr>
+                <w:rFonts w:cstheme="minorHAnsi"/>
+                <w:sz w:val="16"/>
+                <w:szCs w:val="16"/>
+              </w:rPr>
+            </w:pPr>
+            <w:r>
+              <w:rPr>
+                <w:rFonts w:cstheme="minorHAnsi"/>
+                <w:sz w:val="16"/>
+                <w:szCs w:val="16"/>
+              </w:rPr>
+              <w:t>Generar contrato con alumno inexistente</w:t>
+            </w:r>
+          </w:p>
+        </w:tc>
+        <w:tc>
+          <w:tcPr>
+            <w:tcW w:w="2127" w:type="dxa"/>
+          </w:tcPr>
+          <w:p>
+            <w:pPr>
+              <w:rPr>
+                <w:rFonts w:cstheme="minorHAnsi"/>
+                <w:sz w:val="16"/>
+                <w:szCs w:val="16"/>
+              </w:rPr>
+            </w:pPr>
+            <w:r>
+              <w:rPr>
+                <w:rFonts w:cstheme="minorHAnsi"/>
+                <w:sz w:val="16"/>
+                <w:szCs w:val="16"/>
+              </w:rPr>
+              <w:t>NIE incorrecto</w:t>
+            </w:r>
+          </w:p>
+        </w:tc>
+        <w:tc>
+          <w:tcPr>
+            <w:tcW w:w="2268" w:type="dxa"/>
+          </w:tcPr>
+          <w:p>
+            <w:pPr>
+              <w:rPr>
+                <w:rFonts w:cstheme="minorHAnsi"/>
+                <w:sz w:val="16"/>
+                <w:szCs w:val="16"/>
+              </w:rPr>
+            </w:pPr>
+            <w:r>
+              <w:rPr>
+                <w:rFonts w:cstheme="minorHAnsi"/>
+                <w:sz w:val="16"/>
+                <w:szCs w:val="16"/>
+              </w:rPr>
+              <w:t>Error controlado</w:t>
+            </w:r>
+          </w:p>
+        </w:tc>
+        <w:tc>
+          <w:tcPr>
+            <w:tcW w:w="1277" w:type="dxa"/>
+          </w:tcPr>
+          <w:p>
+            <w:pPr>
+              <w:rPr>
+                <w:rFonts w:cstheme="minorHAnsi"/>
+                <w:b/>
+                <w:sz w:val="16"/>
+                <w:szCs w:val="16"/>
+              </w:rPr>
+            </w:pPr>
+          </w:p>
+        </w:tc>
+        <w:tc>
+          <w:tcPr>
+            <w:tcW w:w="955" w:type="dxa"/>
+          </w:tcPr>
+          <w:p>
+            <w:pPr>
+              <w:rPr>
+                <w:rFonts w:cstheme="minorHAnsi"/>
+                <w:bCs/>
+                <w:sz w:val="16"/>
+                <w:szCs w:val="16"/>
+              </w:rPr>
+            </w:pPr>
+            <w:r>
+              <w:rPr>
+                <w:rFonts w:cstheme="minorHAnsi"/>
+                <w:bCs/>
+                <w:sz w:val="16"/>
+                <w:szCs w:val="16"/>
+              </w:rPr>
+              <w:t>OK/Fallo</w:t>
+            </w:r>
+          </w:p>
+        </w:tc>
+      </w:tr>
+    </w:tbl>
     <w:p/>
+    <w:tbl>
+      <w:tblPr>
+        <w:tblStyle w:val="Tablaconcuadrcula"/>
+        <w:tblW w:w="0" w:type="auto"/>
+        <w:tblLook w:val="04A0" w:firstRow="1" w:lastRow="0" w:firstColumn="1" w:lastColumn="0" w:noHBand="0" w:noVBand="1"/>
+      </w:tblPr>
+      <w:tblGrid>
+        <w:gridCol w:w="3397"/>
+        <w:gridCol w:w="2127"/>
+        <w:gridCol w:w="2268"/>
+        <w:gridCol w:w="1277"/>
+        <w:gridCol w:w="955"/>
+      </w:tblGrid>
+      <w:tr>
+        <w:tc>
+          <w:tcPr>
+            <w:tcW w:w="3397" w:type="dxa"/>
+          </w:tcPr>
+          <w:p>
+            <w:pPr>
+              <w:rPr>
+                <w:rFonts w:cstheme="minorHAnsi"/>
+                <w:b/>
+                <w:sz w:val="16"/>
+                <w:szCs w:val="16"/>
+              </w:rPr>
+            </w:pPr>
+            <w:r>
+              <w:rPr>
+                <w:rFonts w:cstheme="minorHAnsi"/>
+                <w:b/>
+                <w:sz w:val="16"/>
+                <w:szCs w:val="16"/>
+              </w:rPr>
+              <w:t>Descripción</w:t>
+            </w:r>
+          </w:p>
+        </w:tc>
+        <w:tc>
+          <w:tcPr>
+            <w:tcW w:w="2127" w:type="dxa"/>
+          </w:tcPr>
+          <w:p>
+            <w:pPr>
+              <w:rPr>
+                <w:rFonts w:cstheme="minorHAnsi"/>
+                <w:b/>
+                <w:sz w:val="16"/>
+                <w:szCs w:val="16"/>
+              </w:rPr>
+            </w:pPr>
+            <w:r>
+              <w:rPr>
+                <w:rFonts w:cstheme="minorHAnsi"/>
+                <w:b/>
+                <w:sz w:val="16"/>
+                <w:szCs w:val="16"/>
+              </w:rPr>
+              <w:t>Parámetro</w:t>
+            </w:r>
+            <w:r>
+              <w:rPr>
+                <w:rFonts w:cstheme="minorHAnsi"/>
+                <w:b/>
+                <w:sz w:val="16"/>
+                <w:szCs w:val="16"/>
+              </w:rPr>
+              <w:t>s</w:t>
+            </w:r>
+          </w:p>
+        </w:tc>
+        <w:tc>
+          <w:tcPr>
+            <w:tcW w:w="2268" w:type="dxa"/>
+          </w:tcPr>
+          <w:p>
+            <w:pPr>
+              <w:rPr>
+                <w:rFonts w:cstheme="minorHAnsi"/>
+                <w:b/>
+                <w:sz w:val="16"/>
+                <w:szCs w:val="16"/>
+              </w:rPr>
+            </w:pPr>
+            <w:r>
+              <w:rPr>
+                <w:rFonts w:cstheme="minorHAnsi"/>
+                <w:b/>
+                <w:sz w:val="16"/>
+                <w:szCs w:val="16"/>
+              </w:rPr>
+              <w:t>E</w:t>
+            </w:r>
+            <w:r>
+              <w:rPr>
+                <w:rFonts w:cstheme="minorHAnsi"/>
+                <w:b/>
+                <w:sz w:val="16"/>
+                <w:szCs w:val="16"/>
+              </w:rPr>
+              <w:t>sperado</w:t>
+            </w:r>
+          </w:p>
+        </w:tc>
+        <w:tc>
+          <w:tcPr>
+            <w:tcW w:w="1277" w:type="dxa"/>
+          </w:tcPr>
+          <w:p>
+            <w:pPr>
+              <w:rPr>
+                <w:rFonts w:cstheme="minorHAnsi"/>
+                <w:b/>
+                <w:sz w:val="16"/>
+                <w:szCs w:val="16"/>
+              </w:rPr>
+            </w:pPr>
+            <w:r>
+              <w:rPr>
+                <w:rFonts w:cstheme="minorHAnsi"/>
+                <w:b/>
+                <w:sz w:val="16"/>
+                <w:szCs w:val="16"/>
+              </w:rPr>
+              <w:t>O</w:t>
+            </w:r>
+            <w:r>
+              <w:rPr>
+                <w:rFonts w:cstheme="minorHAnsi"/>
+                <w:b/>
+                <w:sz w:val="16"/>
+                <w:szCs w:val="16"/>
+              </w:rPr>
+              <w:t>btenido</w:t>
+            </w:r>
+          </w:p>
+        </w:tc>
+        <w:tc>
+          <w:tcPr>
+            <w:tcW w:w="955" w:type="dxa"/>
+          </w:tcPr>
+          <w:p>
+            <w:pPr>
+              <w:rPr>
+                <w:rFonts w:cstheme="minorHAnsi"/>
+                <w:b/>
+                <w:sz w:val="16"/>
+                <w:szCs w:val="16"/>
+              </w:rPr>
+            </w:pPr>
+            <w:r>
+              <w:rPr>
+                <w:rFonts w:cstheme="minorHAnsi"/>
+                <w:b/>
+                <w:sz w:val="16"/>
+                <w:szCs w:val="16"/>
+              </w:rPr>
+              <w:t>Resultado</w:t>
+            </w:r>
+          </w:p>
+        </w:tc>
+      </w:tr>
+      <w:tr>
+        <w:tc>
+          <w:tcPr>
+            <w:tcW w:w="10024" w:type="dxa"/>
+            <w:gridSpan w:val="5"/>
+            <w:shd w:val="clear" w:color="auto" w:fill="F2F2F2" w:themeFill="background1" w:themeFillShade="F2"/>
+          </w:tcPr>
+          <w:p>
+            <w:pPr>
+              <w:rPr>
+                <w:rFonts w:cstheme="minorHAnsi"/>
+                <w:b/>
+                <w:sz w:val="16"/>
+                <w:szCs w:val="16"/>
+              </w:rPr>
+            </w:pPr>
+            <w:r>
+              <w:rPr>
+                <w:rFonts w:cstheme="minorHAnsi"/>
+                <w:sz w:val="16"/>
+                <w:szCs w:val="16"/>
+                <w:u w:val="single"/>
+              </w:rPr>
+              <w:t>Gestión de listados</w:t>
+            </w:r>
+          </w:p>
+        </w:tc>
+      </w:tr>
+      <w:tr>
+        <w:tc>
+          <w:tcPr>
+            <w:tcW w:w="3397" w:type="dxa"/>
+          </w:tcPr>
+          <w:p>
+            <w:pPr>
+              <w:rPr>
+                <w:rFonts w:cstheme="minorHAnsi"/>
+                <w:sz w:val="16"/>
+                <w:szCs w:val="16"/>
+              </w:rPr>
+            </w:pPr>
+            <w:r>
+              <w:rPr>
+                <w:rFonts w:cstheme="minorHAnsi"/>
+                <w:sz w:val="16"/>
+                <w:szCs w:val="16"/>
+              </w:rPr>
+              <w:t>Descripción  de la prueba</w:t>
+            </w:r>
+          </w:p>
+        </w:tc>
+        <w:tc>
+          <w:tcPr>
+            <w:tcW w:w="2127" w:type="dxa"/>
+          </w:tcPr>
+          <w:p>
+            <w:pPr>
+              <w:rPr>
+                <w:rFonts w:cstheme="minorHAnsi"/>
+                <w:bCs/>
+                <w:sz w:val="16"/>
+                <w:szCs w:val="16"/>
+              </w:rPr>
+            </w:pPr>
+            <w:r>
+              <w:rPr>
+                <w:rFonts w:cstheme="minorHAnsi"/>
+                <w:bCs/>
+                <w:sz w:val="16"/>
+                <w:szCs w:val="16"/>
+              </w:rPr>
+              <w:t>Parámetros</w:t>
+            </w:r>
+          </w:p>
+        </w:tc>
+        <w:tc>
+          <w:tcPr>
+            <w:tcW w:w="2268" w:type="dxa"/>
+          </w:tcPr>
+          <w:p>
+            <w:pPr>
+              <w:rPr>
+                <w:rFonts w:cstheme="minorHAnsi"/>
+                <w:sz w:val="16"/>
+                <w:szCs w:val="16"/>
+              </w:rPr>
+            </w:pPr>
+            <w:r>
+              <w:rPr>
+                <w:rFonts w:cstheme="minorHAnsi"/>
+                <w:sz w:val="16"/>
+                <w:szCs w:val="16"/>
+              </w:rPr>
+              <w:t>Valor esperado</w:t>
+            </w:r>
+          </w:p>
+        </w:tc>
+        <w:tc>
+          <w:tcPr>
+            <w:tcW w:w="1277" w:type="dxa"/>
+          </w:tcPr>
+          <w:p>
+            <w:pPr>
+              <w:rPr>
+                <w:rFonts w:cstheme="minorHAnsi"/>
+                <w:bCs/>
+                <w:sz w:val="16"/>
+                <w:szCs w:val="16"/>
+              </w:rPr>
+            </w:pPr>
+            <w:r>
+              <w:rPr>
+                <w:rFonts w:cstheme="minorHAnsi"/>
+                <w:bCs/>
+                <w:sz w:val="16"/>
+                <w:szCs w:val="16"/>
+              </w:rPr>
+              <w:t>Valor obtenido</w:t>
+            </w:r>
+          </w:p>
+        </w:tc>
+        <w:tc>
+          <w:tcPr>
+            <w:tcW w:w="955" w:type="dxa"/>
+          </w:tcPr>
+          <w:p>
+            <w:pPr>
+              <w:rPr>
+                <w:rFonts w:cstheme="minorHAnsi"/>
+                <w:bCs/>
+                <w:sz w:val="16"/>
+                <w:szCs w:val="16"/>
+              </w:rPr>
+            </w:pPr>
+            <w:r>
+              <w:rPr>
+                <w:rFonts w:cstheme="minorHAnsi"/>
+                <w:bCs/>
+                <w:sz w:val="16"/>
+                <w:szCs w:val="16"/>
+              </w:rPr>
+              <w:t>OK/Fallo</w:t>
+            </w:r>
+          </w:p>
+        </w:tc>
+      </w:tr>
+      <w:tr>
+        <w:tc>
+          <w:tcPr>
+            <w:tcW w:w="3397" w:type="dxa"/>
+          </w:tcPr>
+          <w:p>
+            <w:pPr>
+              <w:rPr>
+                <w:rFonts w:cstheme="minorHAnsi"/>
+                <w:sz w:val="16"/>
+                <w:szCs w:val="16"/>
+              </w:rPr>
+            </w:pPr>
+            <w:r>
+              <w:rPr>
+                <w:rFonts w:cstheme="minorHAnsi"/>
+                <w:sz w:val="16"/>
+                <w:szCs w:val="16"/>
+              </w:rPr>
+              <w:t xml:space="preserve">Ver listado de alumnos con datos </w:t>
+            </w:r>
+          </w:p>
+        </w:tc>
+        <w:tc>
+          <w:tcPr>
+            <w:tcW w:w="2127" w:type="dxa"/>
+          </w:tcPr>
+          <w:p>
+            <w:pPr>
+              <w:rPr>
+                <w:rFonts w:cstheme="minorHAnsi"/>
+                <w:sz w:val="16"/>
+                <w:szCs w:val="16"/>
+              </w:rPr>
+            </w:pPr>
+            <w:r>
+              <w:rPr>
+                <w:rFonts w:cstheme="minorHAnsi"/>
+                <w:sz w:val="16"/>
+                <w:szCs w:val="16"/>
+              </w:rPr>
+              <w:t>BD con alumnos</w:t>
+            </w:r>
+          </w:p>
+        </w:tc>
+        <w:tc>
+          <w:tcPr>
+            <w:tcW w:w="2268" w:type="dxa"/>
+          </w:tcPr>
+          <w:p>
+            <w:pPr>
+              <w:rPr>
+                <w:rFonts w:cstheme="minorHAnsi"/>
+                <w:sz w:val="16"/>
+                <w:szCs w:val="16"/>
+              </w:rPr>
+            </w:pPr>
+            <w:r>
+              <w:rPr>
+                <w:rFonts w:cstheme="minorHAnsi"/>
+                <w:sz w:val="16"/>
+                <w:szCs w:val="16"/>
+              </w:rPr>
+              <w:t>Lista de alumnos mostrada</w:t>
+            </w:r>
+          </w:p>
+        </w:tc>
+        <w:tc>
+          <w:tcPr>
+            <w:tcW w:w="1277" w:type="dxa"/>
+          </w:tcPr>
+          <w:p>
+            <w:pPr>
+              <w:rPr>
+                <w:rFonts w:cstheme="minorHAnsi"/>
+                <w:b/>
+                <w:sz w:val="16"/>
+                <w:szCs w:val="16"/>
+              </w:rPr>
+            </w:pPr>
+          </w:p>
+        </w:tc>
+        <w:tc>
+          <w:tcPr>
+            <w:tcW w:w="955" w:type="dxa"/>
+          </w:tcPr>
+          <w:p>
+            <w:pPr>
+              <w:rPr>
+                <w:rFonts w:cstheme="minorHAnsi"/>
+                <w:b/>
+                <w:sz w:val="16"/>
+                <w:szCs w:val="16"/>
+              </w:rPr>
+            </w:pPr>
+            <w:r>
+              <w:rPr>
+                <w:rFonts w:cstheme="minorHAnsi"/>
+                <w:bCs/>
+                <w:sz w:val="16"/>
+                <w:szCs w:val="16"/>
+              </w:rPr>
+              <w:t>OK/Fallo</w:t>
+            </w:r>
+          </w:p>
+        </w:tc>
+      </w:tr>
+      <w:tr>
+        <w:tc>
+          <w:tcPr>
+            <w:tcW w:w="3397" w:type="dxa"/>
+          </w:tcPr>
+          <w:p>
+            <w:pPr>
+              <w:rPr>
+                <w:rFonts w:cstheme="minorHAnsi"/>
+                <w:sz w:val="16"/>
+                <w:szCs w:val="16"/>
+              </w:rPr>
+            </w:pPr>
+            <w:r>
+              <w:rPr>
+                <w:rFonts w:cstheme="minorHAnsi"/>
+                <w:sz w:val="16"/>
+                <w:szCs w:val="16"/>
+              </w:rPr>
+              <w:t>Ver listado de alumno con BD vacía</w:t>
+            </w:r>
+          </w:p>
+        </w:tc>
+        <w:tc>
+          <w:tcPr>
+            <w:tcW w:w="2127" w:type="dxa"/>
+          </w:tcPr>
+          <w:p>
+            <w:pPr>
+              <w:rPr>
+                <w:rFonts w:cstheme="minorHAnsi"/>
+                <w:sz w:val="16"/>
+                <w:szCs w:val="16"/>
+              </w:rPr>
+            </w:pPr>
+            <w:r>
+              <w:rPr>
+                <w:rFonts w:cstheme="minorHAnsi"/>
+                <w:sz w:val="16"/>
+                <w:szCs w:val="16"/>
+              </w:rPr>
+              <w:t>BD vacía</w:t>
+            </w:r>
+          </w:p>
+        </w:tc>
+        <w:tc>
+          <w:tcPr>
+            <w:tcW w:w="2268" w:type="dxa"/>
+          </w:tcPr>
+          <w:p>
+            <w:pPr>
+              <w:rPr>
+                <w:rFonts w:cstheme="minorHAnsi"/>
+                <w:sz w:val="16"/>
+                <w:szCs w:val="16"/>
+              </w:rPr>
+            </w:pPr>
+            <w:r>
+              <w:rPr>
+                <w:rFonts w:cstheme="minorHAnsi"/>
+                <w:sz w:val="16"/>
+                <w:szCs w:val="16"/>
+              </w:rPr>
+              <w:t>Error controlado</w:t>
+            </w:r>
+          </w:p>
+        </w:tc>
+        <w:tc>
+          <w:tcPr>
+            <w:tcW w:w="1277" w:type="dxa"/>
+          </w:tcPr>
+          <w:p>
+            <w:pPr>
+              <w:rPr>
+                <w:rFonts w:cstheme="minorHAnsi"/>
+                <w:b/>
+                <w:sz w:val="16"/>
+                <w:szCs w:val="16"/>
+              </w:rPr>
+            </w:pPr>
+          </w:p>
+        </w:tc>
+        <w:tc>
+          <w:tcPr>
+            <w:tcW w:w="955" w:type="dxa"/>
+          </w:tcPr>
+          <w:p>
+            <w:pPr>
+              <w:rPr>
+                <w:rFonts w:cstheme="minorHAnsi"/>
+                <w:b/>
+                <w:sz w:val="16"/>
+                <w:szCs w:val="16"/>
+              </w:rPr>
+            </w:pPr>
+            <w:r>
+              <w:rPr>
+                <w:rFonts w:cstheme="minorHAnsi"/>
+                <w:bCs/>
+                <w:sz w:val="16"/>
+                <w:szCs w:val="16"/>
+              </w:rPr>
+              <w:t>OK/Fallo</w:t>
+            </w:r>
+          </w:p>
+        </w:tc>
+      </w:tr>
+      <w:tr>
+        <w:tc>
+          <w:tcPr>
+            <w:tcW w:w="3397" w:type="dxa"/>
+          </w:tcPr>
+          <w:p>
+            <w:pPr>
+              <w:rPr>
+                <w:rFonts w:cstheme="minorHAnsi"/>
+                <w:sz w:val="16"/>
+                <w:szCs w:val="16"/>
+              </w:rPr>
+            </w:pPr>
+            <w:r>
+              <w:rPr>
+                <w:rFonts w:cstheme="minorHAnsi"/>
+                <w:sz w:val="16"/>
+                <w:szCs w:val="16"/>
+              </w:rPr>
+              <w:t>Buscar alumnado en listado existente</w:t>
+            </w:r>
+          </w:p>
+        </w:tc>
+        <w:tc>
+          <w:tcPr>
+            <w:tcW w:w="2127" w:type="dxa"/>
+          </w:tcPr>
+          <w:p>
+            <w:pPr>
+              <w:rPr>
+                <w:rFonts w:cstheme="minorHAnsi"/>
+                <w:sz w:val="16"/>
+                <w:szCs w:val="16"/>
+              </w:rPr>
+            </w:pPr>
+            <w:r>
+              <w:rPr>
+                <w:rFonts w:cstheme="minorHAnsi"/>
+                <w:sz w:val="16"/>
+                <w:szCs w:val="16"/>
+              </w:rPr>
+              <w:t>NIE correcto</w:t>
+            </w:r>
+          </w:p>
+        </w:tc>
+        <w:tc>
+          <w:tcPr>
+            <w:tcW w:w="2268" w:type="dxa"/>
+          </w:tcPr>
+          <w:p>
+            <w:pPr>
+              <w:rPr>
+                <w:rFonts w:cstheme="minorHAnsi"/>
+                <w:sz w:val="16"/>
+                <w:szCs w:val="16"/>
+              </w:rPr>
+            </w:pPr>
+            <w:r>
+              <w:rPr>
+                <w:rFonts w:cstheme="minorHAnsi"/>
+                <w:sz w:val="16"/>
+                <w:szCs w:val="16"/>
+              </w:rPr>
+              <w:t>Datos del alumno mostrados</w:t>
+            </w:r>
+          </w:p>
+        </w:tc>
+        <w:tc>
+          <w:tcPr>
+            <w:tcW w:w="1277" w:type="dxa"/>
+          </w:tcPr>
+          <w:p>
+            <w:pPr>
+              <w:rPr>
+                <w:rFonts w:cstheme="minorHAnsi"/>
+                <w:b/>
+                <w:sz w:val="16"/>
+                <w:szCs w:val="16"/>
+              </w:rPr>
+            </w:pPr>
+          </w:p>
+        </w:tc>
+        <w:tc>
+          <w:tcPr>
+            <w:tcW w:w="955" w:type="dxa"/>
+          </w:tcPr>
+          <w:p>
+            <w:pPr>
+              <w:rPr>
+                <w:rFonts w:cstheme="minorHAnsi"/>
+                <w:b/>
+                <w:sz w:val="16"/>
+                <w:szCs w:val="16"/>
+              </w:rPr>
+            </w:pPr>
+            <w:r>
+              <w:rPr>
+                <w:rFonts w:cstheme="minorHAnsi"/>
+                <w:bCs/>
+                <w:sz w:val="16"/>
+                <w:szCs w:val="16"/>
+              </w:rPr>
+              <w:t>OK/Fallo</w:t>
+            </w:r>
+          </w:p>
+        </w:tc>
+      </w:tr>
+      <w:tr>
+        <w:tc>
+          <w:tcPr>
+            <w:tcW w:w="3397" w:type="dxa"/>
+          </w:tcPr>
+          <w:p>
+            <w:pPr>
+              <w:rPr>
+                <w:rFonts w:cstheme="minorHAnsi"/>
+                <w:sz w:val="16"/>
+                <w:szCs w:val="16"/>
+              </w:rPr>
+            </w:pPr>
+            <w:r>
+              <w:rPr>
+                <w:rFonts w:cstheme="minorHAnsi"/>
+                <w:sz w:val="16"/>
+                <w:szCs w:val="16"/>
+              </w:rPr>
+              <w:t>Buscar alumno en listado inexistente</w:t>
+            </w:r>
+          </w:p>
+        </w:tc>
+        <w:tc>
+          <w:tcPr>
+            <w:tcW w:w="2127" w:type="dxa"/>
+          </w:tcPr>
+          <w:p>
+            <w:pPr>
+              <w:rPr>
+                <w:rFonts w:cstheme="minorHAnsi"/>
+                <w:sz w:val="16"/>
+                <w:szCs w:val="16"/>
+              </w:rPr>
+            </w:pPr>
+            <w:r>
+              <w:rPr>
+                <w:rFonts w:cstheme="minorHAnsi"/>
+                <w:sz w:val="16"/>
+                <w:szCs w:val="16"/>
+              </w:rPr>
+              <w:t>NIE incorrecto</w:t>
+            </w:r>
+          </w:p>
+        </w:tc>
+        <w:tc>
+          <w:tcPr>
+            <w:tcW w:w="2268" w:type="dxa"/>
+          </w:tcPr>
+          <w:p>
+            <w:pPr>
+              <w:rPr>
+                <w:rFonts w:cstheme="minorHAnsi"/>
+                <w:sz w:val="16"/>
+                <w:szCs w:val="16"/>
+              </w:rPr>
+            </w:pPr>
+            <w:r>
+              <w:rPr>
+                <w:rFonts w:cstheme="minorHAnsi"/>
+                <w:sz w:val="16"/>
+                <w:szCs w:val="16"/>
+              </w:rPr>
+              <w:t>Error controlado</w:t>
+            </w:r>
+          </w:p>
+        </w:tc>
+        <w:tc>
+          <w:tcPr>
+            <w:tcW w:w="1277" w:type="dxa"/>
+          </w:tcPr>
+          <w:p>
+            <w:pPr>
+              <w:rPr>
+                <w:rFonts w:cstheme="minorHAnsi"/>
+                <w:b/>
+                <w:sz w:val="16"/>
+                <w:szCs w:val="16"/>
+              </w:rPr>
+            </w:pPr>
+          </w:p>
+        </w:tc>
+        <w:tc>
+          <w:tcPr>
+            <w:tcW w:w="955" w:type="dxa"/>
+          </w:tcPr>
+          <w:p>
+            <w:pPr>
+              <w:rPr>
+                <w:rFonts w:cstheme="minorHAnsi"/>
+                <w:b/>
+                <w:sz w:val="16"/>
+                <w:szCs w:val="16"/>
+              </w:rPr>
+            </w:pPr>
+            <w:r>
+              <w:rPr>
+                <w:rFonts w:cstheme="minorHAnsi"/>
+                <w:bCs/>
+                <w:sz w:val="16"/>
+                <w:szCs w:val="16"/>
+              </w:rPr>
+              <w:t>OK/Fallo</w:t>
+            </w:r>
+          </w:p>
+        </w:tc>
+      </w:tr>
+      <w:tr>
+        <w:tc>
+          <w:tcPr>
+            <w:tcW w:w="3397" w:type="dxa"/>
+          </w:tcPr>
+          <w:p>
+            <w:pPr>
+              <w:rPr>
+                <w:rFonts w:cstheme="minorHAnsi"/>
+                <w:sz w:val="16"/>
+                <w:szCs w:val="16"/>
+              </w:rPr>
+            </w:pPr>
+            <w:r>
+              <w:rPr>
+                <w:rFonts w:cstheme="minorHAnsi"/>
+                <w:sz w:val="16"/>
+                <w:szCs w:val="16"/>
+              </w:rPr>
+              <w:t>Ver listado de libros con datos</w:t>
+            </w:r>
+          </w:p>
+        </w:tc>
+        <w:tc>
+          <w:tcPr>
+            <w:tcW w:w="2127" w:type="dxa"/>
+          </w:tcPr>
+          <w:p>
+            <w:pPr>
+              <w:rPr>
+                <w:rFonts w:cstheme="minorHAnsi"/>
+                <w:sz w:val="16"/>
+                <w:szCs w:val="16"/>
+              </w:rPr>
+            </w:pPr>
+            <w:r>
+              <w:rPr>
+                <w:rFonts w:cstheme="minorHAnsi"/>
+                <w:sz w:val="16"/>
+                <w:szCs w:val="16"/>
+              </w:rPr>
+              <w:t>BD con libros</w:t>
+            </w:r>
+          </w:p>
+        </w:tc>
+        <w:tc>
+          <w:tcPr>
+            <w:tcW w:w="2268" w:type="dxa"/>
+          </w:tcPr>
+          <w:p>
+            <w:pPr>
+              <w:rPr>
+                <w:rFonts w:cstheme="minorHAnsi"/>
+                <w:sz w:val="16"/>
+                <w:szCs w:val="16"/>
+              </w:rPr>
+            </w:pPr>
+            <w:r>
+              <w:rPr>
+                <w:rFonts w:cstheme="minorHAnsi"/>
+                <w:sz w:val="16"/>
+                <w:szCs w:val="16"/>
+              </w:rPr>
+              <w:t>Lista de libros mostrada</w:t>
+            </w:r>
+          </w:p>
+        </w:tc>
+        <w:tc>
+          <w:tcPr>
+            <w:tcW w:w="1277" w:type="dxa"/>
+          </w:tcPr>
+          <w:p>
+            <w:pPr>
+              <w:rPr>
+                <w:rFonts w:cstheme="minorHAnsi"/>
+                <w:b/>
+                <w:sz w:val="16"/>
+                <w:szCs w:val="16"/>
+              </w:rPr>
+            </w:pPr>
+          </w:p>
+        </w:tc>
+        <w:tc>
+          <w:tcPr>
+            <w:tcW w:w="955" w:type="dxa"/>
+          </w:tcPr>
+          <w:p>
+            <w:pPr>
+              <w:rPr>
+                <w:rFonts w:cstheme="minorHAnsi"/>
+                <w:b/>
+                <w:sz w:val="16"/>
+                <w:szCs w:val="16"/>
+              </w:rPr>
+            </w:pPr>
+            <w:r>
+              <w:rPr>
+                <w:rFonts w:cstheme="minorHAnsi"/>
+                <w:bCs/>
+                <w:sz w:val="16"/>
+                <w:szCs w:val="16"/>
+              </w:rPr>
+              <w:t>OK/Fallo</w:t>
+            </w:r>
+          </w:p>
+        </w:tc>
+      </w:tr>
+      <w:tr>
+        <w:tc>
+          <w:tcPr>
+            <w:tcW w:w="3397" w:type="dxa"/>
+          </w:tcPr>
+          <w:p>
+            <w:pPr>
+              <w:rPr>
+                <w:rFonts w:cstheme="minorHAnsi"/>
+                <w:sz w:val="16"/>
+                <w:szCs w:val="16"/>
+              </w:rPr>
+            </w:pPr>
+            <w:r>
+              <w:rPr>
+                <w:rFonts w:cstheme="minorHAnsi"/>
+                <w:sz w:val="16"/>
+                <w:szCs w:val="16"/>
+              </w:rPr>
+              <w:t>Ver listado de libros con BD vacía</w:t>
+            </w:r>
+          </w:p>
+        </w:tc>
+        <w:tc>
+          <w:tcPr>
+            <w:tcW w:w="2127" w:type="dxa"/>
+          </w:tcPr>
+          <w:p>
+            <w:pPr>
+              <w:rPr>
+                <w:rFonts w:cstheme="minorHAnsi"/>
+                <w:sz w:val="16"/>
+                <w:szCs w:val="16"/>
+              </w:rPr>
+            </w:pPr>
+            <w:r>
+              <w:rPr>
+                <w:rFonts w:cstheme="minorHAnsi"/>
+                <w:sz w:val="16"/>
+                <w:szCs w:val="16"/>
+              </w:rPr>
+              <w:t>BD vacía</w:t>
+            </w:r>
+          </w:p>
+        </w:tc>
+        <w:tc>
+          <w:tcPr>
+            <w:tcW w:w="2268" w:type="dxa"/>
+          </w:tcPr>
+          <w:p>
+            <w:pPr>
+              <w:rPr>
+                <w:rFonts w:cstheme="minorHAnsi"/>
+                <w:sz w:val="16"/>
+                <w:szCs w:val="16"/>
+              </w:rPr>
+            </w:pPr>
+            <w:r>
+              <w:rPr>
+                <w:rFonts w:cstheme="minorHAnsi"/>
+                <w:sz w:val="16"/>
+                <w:szCs w:val="16"/>
+              </w:rPr>
+              <w:t>Error controlado</w:t>
+            </w:r>
+          </w:p>
+        </w:tc>
+        <w:tc>
+          <w:tcPr>
+            <w:tcW w:w="1277" w:type="dxa"/>
+          </w:tcPr>
+          <w:p>
+            <w:pPr>
+              <w:rPr>
+                <w:rFonts w:cstheme="minorHAnsi"/>
+                <w:b/>
+                <w:sz w:val="16"/>
+                <w:szCs w:val="16"/>
+              </w:rPr>
+            </w:pPr>
+          </w:p>
+        </w:tc>
+        <w:tc>
+          <w:tcPr>
+            <w:tcW w:w="955" w:type="dxa"/>
+          </w:tcPr>
+          <w:p>
+            <w:pPr>
+              <w:rPr>
+                <w:rFonts w:cstheme="minorHAnsi"/>
+                <w:b/>
+                <w:sz w:val="16"/>
+                <w:szCs w:val="16"/>
+              </w:rPr>
+            </w:pPr>
+            <w:r>
+              <w:rPr>
+                <w:rFonts w:cstheme="minorHAnsi"/>
+                <w:bCs/>
+                <w:sz w:val="16"/>
+                <w:szCs w:val="16"/>
+              </w:rPr>
+              <w:t>OK/Fallo</w:t>
+            </w:r>
+          </w:p>
+        </w:tc>
+      </w:tr>
+      <w:tr>
+        <w:tc>
+          <w:tcPr>
+            <w:tcW w:w="3397" w:type="dxa"/>
+          </w:tcPr>
+          <w:p>
+            <w:pPr>
+              <w:rPr>
+                <w:rFonts w:cstheme="minorHAnsi"/>
+                <w:sz w:val="16"/>
+                <w:szCs w:val="16"/>
+              </w:rPr>
+            </w:pPr>
+            <w:r>
+              <w:rPr>
+                <w:rFonts w:cstheme="minorHAnsi"/>
+                <w:sz w:val="16"/>
+                <w:szCs w:val="16"/>
+              </w:rPr>
+              <w:t>Ver listado de préstamos con datos</w:t>
+            </w:r>
+          </w:p>
+        </w:tc>
+        <w:tc>
+          <w:tcPr>
+            <w:tcW w:w="2127" w:type="dxa"/>
+          </w:tcPr>
+          <w:p>
+            <w:pPr>
+              <w:rPr>
+                <w:rFonts w:cstheme="minorHAnsi"/>
+                <w:sz w:val="16"/>
+                <w:szCs w:val="16"/>
+              </w:rPr>
+            </w:pPr>
+            <w:r>
+              <w:rPr>
+                <w:rFonts w:cstheme="minorHAnsi"/>
+                <w:sz w:val="16"/>
+                <w:szCs w:val="16"/>
+              </w:rPr>
+              <w:t>BD con préstamo</w:t>
+            </w:r>
+          </w:p>
+        </w:tc>
+        <w:tc>
+          <w:tcPr>
+            <w:tcW w:w="2268" w:type="dxa"/>
+          </w:tcPr>
+          <w:p>
+            <w:pPr>
+              <w:rPr>
+                <w:rFonts w:cstheme="minorHAnsi"/>
+                <w:sz w:val="16"/>
+                <w:szCs w:val="16"/>
+              </w:rPr>
+            </w:pPr>
+            <w:r>
+              <w:rPr>
+                <w:rFonts w:cstheme="minorHAnsi"/>
+                <w:sz w:val="16"/>
+                <w:szCs w:val="16"/>
+              </w:rPr>
+              <w:t>Lista de préstamos mostrada</w:t>
+            </w:r>
+          </w:p>
+        </w:tc>
+        <w:tc>
+          <w:tcPr>
+            <w:tcW w:w="1277" w:type="dxa"/>
+          </w:tcPr>
+          <w:p>
+            <w:pPr>
+              <w:rPr>
+                <w:rFonts w:cstheme="minorHAnsi"/>
+                <w:b/>
+                <w:sz w:val="16"/>
+                <w:szCs w:val="16"/>
+              </w:rPr>
+            </w:pPr>
+          </w:p>
+        </w:tc>
+        <w:tc>
+          <w:tcPr>
+            <w:tcW w:w="955" w:type="dxa"/>
+          </w:tcPr>
+          <w:p>
+            <w:pPr>
+              <w:rPr>
+                <w:rFonts w:cstheme="minorHAnsi"/>
+                <w:bCs/>
+                <w:sz w:val="16"/>
+                <w:szCs w:val="16"/>
+              </w:rPr>
+            </w:pPr>
+            <w:r>
+              <w:rPr>
+                <w:rFonts w:cstheme="minorHAnsi"/>
+                <w:bCs/>
+                <w:sz w:val="16"/>
+                <w:szCs w:val="16"/>
+              </w:rPr>
+              <w:t>OK/Fallo</w:t>
+            </w:r>
+          </w:p>
+        </w:tc>
+      </w:tr>
+      <w:tr>
+        <w:tc>
+          <w:tcPr>
+            <w:tcW w:w="3397" w:type="dxa"/>
+          </w:tcPr>
+          <w:p>
+            <w:pPr>
+              <w:rPr>
+                <w:rFonts w:cstheme="minorHAnsi"/>
+                <w:sz w:val="16"/>
+                <w:szCs w:val="16"/>
+              </w:rPr>
+            </w:pPr>
+            <w:r>
+              <w:rPr>
+                <w:rFonts w:cstheme="minorHAnsi"/>
+                <w:sz w:val="16"/>
+                <w:szCs w:val="16"/>
+              </w:rPr>
+              <w:t>Ver listado de préstamos con BD vacía</w:t>
+            </w:r>
+          </w:p>
+        </w:tc>
+        <w:tc>
+          <w:tcPr>
+            <w:tcW w:w="2127" w:type="dxa"/>
+          </w:tcPr>
+          <w:p>
+            <w:pPr>
+              <w:rPr>
+                <w:rFonts w:cstheme="minorHAnsi"/>
+                <w:sz w:val="16"/>
+                <w:szCs w:val="16"/>
+              </w:rPr>
+            </w:pPr>
+            <w:r>
+              <w:rPr>
+                <w:rFonts w:cstheme="minorHAnsi"/>
+                <w:sz w:val="16"/>
+                <w:szCs w:val="16"/>
+              </w:rPr>
+              <w:t>BD vacía</w:t>
+            </w:r>
+          </w:p>
+        </w:tc>
+        <w:tc>
+          <w:tcPr>
+            <w:tcW w:w="2268" w:type="dxa"/>
+          </w:tcPr>
+          <w:p>
+            <w:pPr>
+              <w:rPr>
+                <w:rFonts w:cstheme="minorHAnsi"/>
+                <w:sz w:val="16"/>
+                <w:szCs w:val="16"/>
+              </w:rPr>
+            </w:pPr>
+            <w:r>
+              <w:rPr>
+                <w:rFonts w:cstheme="minorHAnsi"/>
+                <w:sz w:val="16"/>
+                <w:szCs w:val="16"/>
+              </w:rPr>
+              <w:t>Error controlado</w:t>
+            </w:r>
+          </w:p>
+        </w:tc>
+        <w:tc>
+          <w:tcPr>
+            <w:tcW w:w="1277" w:type="dxa"/>
+          </w:tcPr>
+          <w:p>
+            <w:pPr>
+              <w:rPr>
+                <w:rFonts w:cstheme="minorHAnsi"/>
+                <w:b/>
+                <w:sz w:val="16"/>
+                <w:szCs w:val="16"/>
+              </w:rPr>
+            </w:pPr>
+          </w:p>
+        </w:tc>
+        <w:tc>
+          <w:tcPr>
+            <w:tcW w:w="955" w:type="dxa"/>
+          </w:tcPr>
+          <w:p>
+            <w:pPr>
+              <w:rPr>
+                <w:rFonts w:cstheme="minorHAnsi"/>
+                <w:bCs/>
+                <w:sz w:val="16"/>
+                <w:szCs w:val="16"/>
+              </w:rPr>
+            </w:pPr>
+            <w:r>
+              <w:rPr>
+                <w:rFonts w:cstheme="minorHAnsi"/>
+                <w:bCs/>
+                <w:sz w:val="16"/>
+                <w:szCs w:val="16"/>
+              </w:rPr>
+              <w:t>OK/Fallo</w:t>
+            </w:r>
+          </w:p>
+        </w:tc>
+      </w:tr>
+      <w:tr>
+        <w:tc>
+          <w:tcPr>
+            <w:tcW w:w="3397" w:type="dxa"/>
+          </w:tcPr>
+          <w:p>
+            <w:pPr>
+              <w:rPr>
+                <w:rFonts w:cstheme="minorHAnsi"/>
+                <w:sz w:val="16"/>
+                <w:szCs w:val="16"/>
+              </w:rPr>
+            </w:pPr>
+            <w:r>
+              <w:rPr>
+                <w:rFonts w:cstheme="minorHAnsi"/>
+                <w:sz w:val="16"/>
+                <w:szCs w:val="16"/>
+              </w:rPr>
+              <w:t>Ver listado de préstamos por alumno</w:t>
+            </w:r>
+          </w:p>
+        </w:tc>
+        <w:tc>
+          <w:tcPr>
+            <w:tcW w:w="2127" w:type="dxa"/>
+          </w:tcPr>
+          <w:p>
+            <w:pPr>
+              <w:rPr>
+                <w:rFonts w:cstheme="minorHAnsi"/>
+                <w:sz w:val="16"/>
+                <w:szCs w:val="16"/>
+              </w:rPr>
+            </w:pPr>
+            <w:r>
+              <w:rPr>
+                <w:rFonts w:cstheme="minorHAnsi"/>
+                <w:sz w:val="16"/>
+                <w:szCs w:val="16"/>
+              </w:rPr>
+              <w:t>NIE correcto</w:t>
+            </w:r>
+          </w:p>
+        </w:tc>
+        <w:tc>
+          <w:tcPr>
+            <w:tcW w:w="2268" w:type="dxa"/>
+          </w:tcPr>
+          <w:p>
+            <w:pPr>
+              <w:rPr>
+                <w:rFonts w:cstheme="minorHAnsi"/>
+                <w:sz w:val="16"/>
+                <w:szCs w:val="16"/>
+              </w:rPr>
+            </w:pPr>
+            <w:r>
+              <w:rPr>
+                <w:rFonts w:cstheme="minorHAnsi"/>
+                <w:sz w:val="16"/>
+                <w:szCs w:val="16"/>
+              </w:rPr>
+              <w:t>Préstamos del alumno mostrados</w:t>
+            </w:r>
+          </w:p>
+        </w:tc>
+        <w:tc>
+          <w:tcPr>
+            <w:tcW w:w="1277" w:type="dxa"/>
+          </w:tcPr>
+          <w:p>
+            <w:pPr>
+              <w:rPr>
+                <w:rFonts w:cstheme="minorHAnsi"/>
+                <w:b/>
+                <w:sz w:val="16"/>
+                <w:szCs w:val="16"/>
+              </w:rPr>
+            </w:pPr>
+          </w:p>
+        </w:tc>
+        <w:tc>
+          <w:tcPr>
+            <w:tcW w:w="955" w:type="dxa"/>
+          </w:tcPr>
+          <w:p>
+            <w:pPr>
+              <w:rPr>
+                <w:rFonts w:cstheme="minorHAnsi"/>
+                <w:bCs/>
+                <w:sz w:val="16"/>
+                <w:szCs w:val="16"/>
+              </w:rPr>
+            </w:pPr>
+            <w:r>
+              <w:rPr>
+                <w:rFonts w:cstheme="minorHAnsi"/>
+                <w:bCs/>
+                <w:sz w:val="16"/>
+                <w:szCs w:val="16"/>
+              </w:rPr>
+              <w:t>OK/Fallo</w:t>
+            </w:r>
+          </w:p>
+        </w:tc>
+      </w:tr>
+      <w:tr>
+        <w:tc>
+          <w:tcPr>
+            <w:tcW w:w="3397" w:type="dxa"/>
+          </w:tcPr>
+          <w:p>
+            <w:pPr>
+              <w:rPr>
+                <w:rFonts w:cstheme="minorHAnsi"/>
+                <w:sz w:val="16"/>
+                <w:szCs w:val="16"/>
+              </w:rPr>
+            </w:pPr>
+            <w:r>
+              <w:rPr>
+                <w:rFonts w:cstheme="minorHAnsi"/>
+                <w:sz w:val="16"/>
+                <w:szCs w:val="16"/>
+              </w:rPr>
+              <w:t>Ver listado de préstamos por curso</w:t>
+            </w:r>
+          </w:p>
+        </w:tc>
+        <w:tc>
+          <w:tcPr>
+            <w:tcW w:w="2127" w:type="dxa"/>
+          </w:tcPr>
+          <w:p>
+            <w:pPr>
+              <w:rPr>
+                <w:rFonts w:cstheme="minorHAnsi"/>
+                <w:sz w:val="16"/>
+                <w:szCs w:val="16"/>
+              </w:rPr>
+            </w:pPr>
+            <w:r>
+              <w:rPr>
+                <w:rFonts w:cstheme="minorHAnsi"/>
+                <w:sz w:val="16"/>
+                <w:szCs w:val="16"/>
+              </w:rPr>
+              <w:t>Curso correcto</w:t>
+            </w:r>
+          </w:p>
+        </w:tc>
+        <w:tc>
+          <w:tcPr>
+            <w:tcW w:w="2268" w:type="dxa"/>
+          </w:tcPr>
+          <w:p>
+            <w:pPr>
+              <w:rPr>
+                <w:rFonts w:cstheme="minorHAnsi"/>
+                <w:sz w:val="16"/>
+                <w:szCs w:val="16"/>
+              </w:rPr>
+            </w:pPr>
+            <w:r>
+              <w:rPr>
+                <w:rFonts w:cstheme="minorHAnsi"/>
+                <w:sz w:val="16"/>
+                <w:szCs w:val="16"/>
+              </w:rPr>
+              <w:t>Préstamos del curso mostrados</w:t>
+            </w:r>
+          </w:p>
+        </w:tc>
+        <w:tc>
+          <w:tcPr>
+            <w:tcW w:w="1277" w:type="dxa"/>
+          </w:tcPr>
+          <w:p>
+            <w:pPr>
+              <w:rPr>
+                <w:rFonts w:cstheme="minorHAnsi"/>
+                <w:b/>
+                <w:sz w:val="16"/>
+                <w:szCs w:val="16"/>
+              </w:rPr>
+            </w:pPr>
+          </w:p>
+        </w:tc>
+        <w:tc>
+          <w:tcPr>
+            <w:tcW w:w="955" w:type="dxa"/>
+          </w:tcPr>
+          <w:p>
+            <w:pPr>
+              <w:rPr>
+                <w:rFonts w:cstheme="minorHAnsi"/>
+                <w:bCs/>
+                <w:sz w:val="16"/>
+                <w:szCs w:val="16"/>
+              </w:rPr>
+            </w:pPr>
+            <w:r>
+              <w:rPr>
+                <w:rFonts w:cstheme="minorHAnsi"/>
+                <w:bCs/>
+                <w:sz w:val="16"/>
+                <w:szCs w:val="16"/>
+              </w:rPr>
+              <w:t>OK/Fallo</w:t>
+            </w:r>
+          </w:p>
+        </w:tc>
+      </w:tr>
+      <w:tr>
+        <w:tc>
+          <w:tcPr>
+            <w:tcW w:w="3397" w:type="dxa"/>
+          </w:tcPr>
+          <w:p>
+            <w:pPr>
+              <w:rPr>
+                <w:rFonts w:cstheme="minorHAnsi"/>
+                <w:sz w:val="16"/>
+                <w:szCs w:val="16"/>
+              </w:rPr>
+            </w:pPr>
+            <w:r>
+              <w:rPr>
+                <w:rFonts w:cstheme="minorHAnsi"/>
+                <w:sz w:val="16"/>
+                <w:szCs w:val="16"/>
+              </w:rPr>
+              <w:t>Ver listado de préstamos por estado</w:t>
+            </w:r>
+          </w:p>
+        </w:tc>
+        <w:tc>
+          <w:tcPr>
+            <w:tcW w:w="2127" w:type="dxa"/>
+          </w:tcPr>
+          <w:p>
+            <w:pPr>
+              <w:rPr>
+                <w:rFonts w:cstheme="minorHAnsi"/>
+                <w:sz w:val="16"/>
+                <w:szCs w:val="16"/>
+              </w:rPr>
+            </w:pPr>
+            <w:r>
+              <w:rPr>
+                <w:rFonts w:cstheme="minorHAnsi"/>
+                <w:sz w:val="16"/>
+                <w:szCs w:val="16"/>
+              </w:rPr>
+              <w:t>Estado: P/D</w:t>
+            </w:r>
+          </w:p>
+        </w:tc>
+        <w:tc>
+          <w:tcPr>
+            <w:tcW w:w="2268" w:type="dxa"/>
+          </w:tcPr>
+          <w:p>
+            <w:pPr>
+              <w:rPr>
+                <w:rFonts w:cstheme="minorHAnsi"/>
+                <w:sz w:val="16"/>
+                <w:szCs w:val="16"/>
+              </w:rPr>
+            </w:pPr>
+            <w:r>
+              <w:rPr>
+                <w:rFonts w:cstheme="minorHAnsi"/>
+                <w:sz w:val="16"/>
+                <w:szCs w:val="16"/>
+              </w:rPr>
+              <w:t>Préstamos filtrados mostrados</w:t>
+            </w:r>
+          </w:p>
+        </w:tc>
+        <w:tc>
+          <w:tcPr>
+            <w:tcW w:w="1277" w:type="dxa"/>
+          </w:tcPr>
+          <w:p>
+            <w:pPr>
+              <w:rPr>
+                <w:rFonts w:cstheme="minorHAnsi"/>
+                <w:b/>
+                <w:sz w:val="16"/>
+                <w:szCs w:val="16"/>
+              </w:rPr>
+            </w:pPr>
+          </w:p>
+        </w:tc>
+        <w:tc>
+          <w:tcPr>
+            <w:tcW w:w="955" w:type="dxa"/>
+          </w:tcPr>
+          <w:p>
+            <w:pPr>
+              <w:rPr>
+                <w:rFonts w:cstheme="minorHAnsi"/>
+                <w:bCs/>
+                <w:sz w:val="16"/>
+                <w:szCs w:val="16"/>
+              </w:rPr>
+            </w:pPr>
+            <w:r>
+              <w:rPr>
+                <w:rFonts w:cstheme="minorHAnsi"/>
+                <w:bCs/>
+                <w:sz w:val="16"/>
+                <w:szCs w:val="16"/>
+              </w:rPr>
+              <w:t>OK/Fallo</w:t>
+            </w:r>
+          </w:p>
+        </w:tc>
+      </w:tr>
+    </w:tbl>
+    <w:p/>
+    <w:tbl>
+      <w:tblPr>
+        <w:tblStyle w:val="Tablaconcuadrcula"/>
+        <w:tblW w:w="0" w:type="auto"/>
+        <w:tblLook w:val="04A0" w:firstRow="1" w:lastRow="0" w:firstColumn="1" w:lastColumn="0" w:noHBand="0" w:noVBand="1"/>
+      </w:tblPr>
+      <w:tblGrid>
+        <w:gridCol w:w="3397"/>
+        <w:gridCol w:w="2127"/>
+        <w:gridCol w:w="2268"/>
+        <w:gridCol w:w="1277"/>
+        <w:gridCol w:w="955"/>
+      </w:tblGrid>
+      <w:tr>
+        <w:tc>
+          <w:tcPr>
+            <w:tcW w:w="3397" w:type="dxa"/>
+          </w:tcPr>
+          <w:p>
+            <w:pPr>
+              <w:rPr>
+                <w:rFonts w:cstheme="minorHAnsi"/>
+                <w:b/>
+                <w:sz w:val="16"/>
+                <w:szCs w:val="16"/>
+              </w:rPr>
+            </w:pPr>
+            <w:r>
+              <w:rPr>
+                <w:rFonts w:cstheme="minorHAnsi"/>
+                <w:b/>
+                <w:sz w:val="16"/>
+                <w:szCs w:val="16"/>
+              </w:rPr>
+              <w:t>Descripción</w:t>
+            </w:r>
+          </w:p>
+        </w:tc>
+        <w:tc>
+          <w:tcPr>
+            <w:tcW w:w="2127" w:type="dxa"/>
+          </w:tcPr>
+          <w:p>
+            <w:pPr>
+              <w:rPr>
+                <w:rFonts w:cstheme="minorHAnsi"/>
+                <w:b/>
+                <w:sz w:val="16"/>
+                <w:szCs w:val="16"/>
+              </w:rPr>
+            </w:pPr>
+            <w:r>
+              <w:rPr>
+                <w:rFonts w:cstheme="minorHAnsi"/>
+                <w:b/>
+                <w:sz w:val="16"/>
+                <w:szCs w:val="16"/>
+              </w:rPr>
+              <w:t>Parámetro</w:t>
+            </w:r>
+            <w:r>
+              <w:rPr>
+                <w:rFonts w:cstheme="minorHAnsi"/>
+                <w:b/>
+                <w:sz w:val="16"/>
+                <w:szCs w:val="16"/>
+              </w:rPr>
+              <w:t>s</w:t>
+            </w:r>
+          </w:p>
+        </w:tc>
+        <w:tc>
+          <w:tcPr>
+            <w:tcW w:w="2268" w:type="dxa"/>
+          </w:tcPr>
+          <w:p>
+            <w:pPr>
+              <w:rPr>
+                <w:rFonts w:cstheme="minorHAnsi"/>
+                <w:b/>
+                <w:sz w:val="16"/>
+                <w:szCs w:val="16"/>
+              </w:rPr>
+            </w:pPr>
+            <w:r>
+              <w:rPr>
+                <w:rFonts w:cstheme="minorHAnsi"/>
+                <w:b/>
+                <w:sz w:val="16"/>
+                <w:szCs w:val="16"/>
+              </w:rPr>
+              <w:t>E</w:t>
+            </w:r>
+            <w:r>
+              <w:rPr>
+                <w:rFonts w:cstheme="minorHAnsi"/>
+                <w:b/>
+                <w:sz w:val="16"/>
+                <w:szCs w:val="16"/>
+              </w:rPr>
+              <w:t>sperado</w:t>
+            </w:r>
+          </w:p>
+        </w:tc>
+        <w:tc>
+          <w:tcPr>
+            <w:tcW w:w="1277" w:type="dxa"/>
+          </w:tcPr>
+          <w:p>
+            <w:pPr>
+              <w:rPr>
+                <w:rFonts w:cstheme="minorHAnsi"/>
+                <w:b/>
+                <w:sz w:val="16"/>
+                <w:szCs w:val="16"/>
+              </w:rPr>
+            </w:pPr>
+            <w:r>
+              <w:rPr>
+                <w:rFonts w:cstheme="minorHAnsi"/>
+                <w:b/>
+                <w:sz w:val="16"/>
+                <w:szCs w:val="16"/>
+              </w:rPr>
+              <w:t>O</w:t>
+            </w:r>
+            <w:r>
+              <w:rPr>
+                <w:rFonts w:cstheme="minorHAnsi"/>
+                <w:b/>
+                <w:sz w:val="16"/>
+                <w:szCs w:val="16"/>
+              </w:rPr>
+              <w:t>btenido</w:t>
+            </w:r>
+          </w:p>
+        </w:tc>
+        <w:tc>
+          <w:tcPr>
+            <w:tcW w:w="955" w:type="dxa"/>
+          </w:tcPr>
+          <w:p>
+            <w:pPr>
+              <w:rPr>
+                <w:rFonts w:cstheme="minorHAnsi"/>
+                <w:b/>
+                <w:sz w:val="16"/>
+                <w:szCs w:val="16"/>
+              </w:rPr>
+            </w:pPr>
+            <w:r>
+              <w:rPr>
+                <w:rFonts w:cstheme="minorHAnsi"/>
+                <w:b/>
+                <w:sz w:val="16"/>
+                <w:szCs w:val="16"/>
+              </w:rPr>
+              <w:t>Resultado</w:t>
+            </w:r>
+          </w:p>
+        </w:tc>
+      </w:tr>
+      <w:tr>
+        <w:tc>
+          <w:tcPr>
+            <w:tcW w:w="10024" w:type="dxa"/>
+            <w:gridSpan w:val="5"/>
+            <w:shd w:val="clear" w:color="auto" w:fill="F2F2F2" w:themeFill="background1" w:themeFillShade="F2"/>
+          </w:tcPr>
+          <w:p>
+            <w:pPr>
+              <w:rPr>
+                <w:rFonts w:cstheme="minorHAnsi"/>
+                <w:b/>
+                <w:sz w:val="16"/>
+                <w:szCs w:val="16"/>
+              </w:rPr>
+            </w:pPr>
+            <w:r>
+              <w:rPr>
+                <w:rFonts w:cstheme="minorHAnsi"/>
+                <w:sz w:val="16"/>
+                <w:szCs w:val="16"/>
+                <w:u w:val="single"/>
+              </w:rPr>
+              <w:t>Exportación de datos</w:t>
+            </w:r>
+          </w:p>
+        </w:tc>
+      </w:tr>
+      <w:tr>
+        <w:tc>
+          <w:tcPr>
+            <w:tcW w:w="3397" w:type="dxa"/>
+          </w:tcPr>
+          <w:p>
+            <w:pPr>
+              <w:rPr>
+                <w:rFonts w:cstheme="minorHAnsi"/>
+                <w:sz w:val="16"/>
+                <w:szCs w:val="16"/>
+              </w:rPr>
+            </w:pPr>
+            <w:r>
+              <w:rPr>
+                <w:rFonts w:cstheme="minorHAnsi"/>
+                <w:sz w:val="16"/>
+                <w:szCs w:val="16"/>
+              </w:rPr>
+              <w:t>Descripción  de la prueba</w:t>
+            </w:r>
+          </w:p>
+        </w:tc>
+        <w:tc>
+          <w:tcPr>
+            <w:tcW w:w="2127" w:type="dxa"/>
+          </w:tcPr>
+          <w:p>
+            <w:pPr>
+              <w:rPr>
+                <w:rFonts w:cstheme="minorHAnsi"/>
+                <w:bCs/>
+                <w:sz w:val="16"/>
+                <w:szCs w:val="16"/>
+              </w:rPr>
+            </w:pPr>
+            <w:r>
+              <w:rPr>
+                <w:rFonts w:cstheme="minorHAnsi"/>
+                <w:bCs/>
+                <w:sz w:val="16"/>
+                <w:szCs w:val="16"/>
+              </w:rPr>
+              <w:t>Parámetros</w:t>
+            </w:r>
+          </w:p>
+        </w:tc>
+        <w:tc>
+          <w:tcPr>
+            <w:tcW w:w="2268" w:type="dxa"/>
+          </w:tcPr>
+          <w:p>
+            <w:pPr>
+              <w:rPr>
+                <w:rFonts w:cstheme="minorHAnsi"/>
+                <w:sz w:val="16"/>
+                <w:szCs w:val="16"/>
+              </w:rPr>
+            </w:pPr>
+            <w:r>
+              <w:rPr>
+                <w:rFonts w:cstheme="minorHAnsi"/>
+                <w:sz w:val="16"/>
+                <w:szCs w:val="16"/>
+              </w:rPr>
+              <w:t>Valor esperado</w:t>
+            </w:r>
+          </w:p>
+        </w:tc>
+        <w:tc>
+          <w:tcPr>
+            <w:tcW w:w="1277" w:type="dxa"/>
+          </w:tcPr>
+          <w:p>
+            <w:pPr>
+              <w:rPr>
+                <w:rFonts w:cstheme="minorHAnsi"/>
+                <w:bCs/>
+                <w:sz w:val="16"/>
+                <w:szCs w:val="16"/>
+              </w:rPr>
+            </w:pPr>
+            <w:r>
+              <w:rPr>
+                <w:rFonts w:cstheme="minorHAnsi"/>
+                <w:bCs/>
+                <w:sz w:val="16"/>
+                <w:szCs w:val="16"/>
+              </w:rPr>
+              <w:t>Valor obtenido</w:t>
+            </w:r>
+          </w:p>
+        </w:tc>
+        <w:tc>
+          <w:tcPr>
+            <w:tcW w:w="955" w:type="dxa"/>
+          </w:tcPr>
+          <w:p>
+            <w:pPr>
+              <w:rPr>
+                <w:rFonts w:cstheme="minorHAnsi"/>
+                <w:bCs/>
+                <w:sz w:val="16"/>
+                <w:szCs w:val="16"/>
+              </w:rPr>
+            </w:pPr>
+            <w:r>
+              <w:rPr>
+                <w:rFonts w:cstheme="minorHAnsi"/>
+                <w:bCs/>
+                <w:sz w:val="16"/>
+                <w:szCs w:val="16"/>
+              </w:rPr>
+              <w:t>OK/Fallo</w:t>
+            </w:r>
+          </w:p>
+        </w:tc>
+      </w:tr>
+      <w:tr>
+        <w:tc>
+          <w:tcPr>
+            <w:tcW w:w="3397" w:type="dxa"/>
+          </w:tcPr>
+          <w:p>
+            <w:pPr>
+              <w:rPr>
+                <w:rFonts w:cstheme="minorHAnsi"/>
+                <w:sz w:val="16"/>
+                <w:szCs w:val="16"/>
+              </w:rPr>
+            </w:pPr>
+            <w:r>
+              <w:rPr>
+                <w:rFonts w:cstheme="minorHAnsi"/>
+                <w:sz w:val="16"/>
+                <w:szCs w:val="16"/>
+              </w:rPr>
+              <w:t>Exportar todos los datos en JSON</w:t>
+            </w:r>
+          </w:p>
+        </w:tc>
+        <w:tc>
+          <w:tcPr>
+            <w:tcW w:w="2127" w:type="dxa"/>
+          </w:tcPr>
+          <w:p>
+            <w:pPr>
+              <w:rPr>
+                <w:rFonts w:cstheme="minorHAnsi"/>
+                <w:sz w:val="16"/>
+                <w:szCs w:val="16"/>
+              </w:rPr>
+            </w:pPr>
+            <w:r>
+              <w:rPr>
+                <w:rFonts w:cstheme="minorHAnsi"/>
+                <w:sz w:val="16"/>
+                <w:szCs w:val="16"/>
+              </w:rPr>
+              <w:t>Formato: JSON</w:t>
+            </w:r>
+          </w:p>
+        </w:tc>
+        <w:tc>
+          <w:tcPr>
+            <w:tcW w:w="2268" w:type="dxa"/>
+          </w:tcPr>
+          <w:p>
+            <w:pPr>
+              <w:rPr>
+                <w:rFonts w:cstheme="minorHAnsi"/>
+                <w:sz w:val="16"/>
+                <w:szCs w:val="16"/>
+              </w:rPr>
+            </w:pPr>
+            <w:r>
+              <w:rPr>
+                <w:rFonts w:cstheme="minorHAnsi"/>
+                <w:sz w:val="16"/>
+                <w:szCs w:val="16"/>
+              </w:rPr>
+              <w:t>Fichero JSON generado correctamente</w:t>
+            </w:r>
+          </w:p>
+        </w:tc>
+        <w:tc>
+          <w:tcPr>
+            <w:tcW w:w="1277" w:type="dxa"/>
+          </w:tcPr>
+          <w:p>
+            <w:pPr>
+              <w:rPr>
+                <w:rFonts w:cstheme="minorHAnsi"/>
+                <w:b/>
+                <w:sz w:val="16"/>
+                <w:szCs w:val="16"/>
+              </w:rPr>
+            </w:pPr>
+          </w:p>
+        </w:tc>
+        <w:tc>
+          <w:tcPr>
+            <w:tcW w:w="955" w:type="dxa"/>
+          </w:tcPr>
+          <w:p>
+            <w:pPr>
+              <w:rPr>
+                <w:rFonts w:cstheme="minorHAnsi"/>
+                <w:b/>
+                <w:sz w:val="16"/>
+                <w:szCs w:val="16"/>
+              </w:rPr>
+            </w:pPr>
+            <w:r>
+              <w:rPr>
+                <w:rFonts w:cstheme="minorHAnsi"/>
+                <w:bCs/>
+                <w:sz w:val="16"/>
+                <w:szCs w:val="16"/>
+              </w:rPr>
+              <w:t>OK/Fallo</w:t>
+            </w:r>
+          </w:p>
+        </w:tc>
+      </w:tr>
+      <w:tr>
+        <w:tc>
+          <w:tcPr>
+            <w:tcW w:w="3397" w:type="dxa"/>
+          </w:tcPr>
+          <w:p>
+            <w:pPr>
+              <w:rPr>
+                <w:rFonts w:cstheme="minorHAnsi"/>
+                <w:sz w:val="16"/>
+                <w:szCs w:val="16"/>
+              </w:rPr>
+            </w:pPr>
+            <w:r>
+              <w:rPr>
+                <w:rFonts w:cstheme="minorHAnsi"/>
+                <w:sz w:val="16"/>
+                <w:szCs w:val="16"/>
+              </w:rPr>
+              <w:t xml:space="preserve">Exportar todos los datos en </w:t>
+            </w:r>
+            <w:r>
+              <w:rPr>
+                <w:rFonts w:cstheme="minorHAnsi"/>
+                <w:sz w:val="16"/>
+                <w:szCs w:val="16"/>
+              </w:rPr>
+              <w:t>CSV</w:t>
+            </w:r>
+          </w:p>
+        </w:tc>
+        <w:tc>
+          <w:tcPr>
+            <w:tcW w:w="2127" w:type="dxa"/>
+          </w:tcPr>
+          <w:p>
+            <w:pPr>
+              <w:rPr>
+                <w:rFonts w:cstheme="minorHAnsi"/>
+                <w:sz w:val="16"/>
+                <w:szCs w:val="16"/>
+              </w:rPr>
+            </w:pPr>
+            <w:r>
+              <w:rPr>
+                <w:rFonts w:cstheme="minorHAnsi"/>
+                <w:sz w:val="16"/>
+                <w:szCs w:val="16"/>
+              </w:rPr>
+              <w:t xml:space="preserve">Formato: </w:t>
+            </w:r>
+            <w:r>
+              <w:rPr>
+                <w:rFonts w:cstheme="minorHAnsi"/>
+                <w:sz w:val="16"/>
+                <w:szCs w:val="16"/>
+              </w:rPr>
+              <w:t>CSV</w:t>
+            </w:r>
+          </w:p>
+        </w:tc>
+        <w:tc>
+          <w:tcPr>
+            <w:tcW w:w="2268" w:type="dxa"/>
+          </w:tcPr>
+          <w:p>
+            <w:pPr>
+              <w:rPr>
+                <w:rFonts w:cstheme="minorHAnsi"/>
+                <w:sz w:val="16"/>
+                <w:szCs w:val="16"/>
+              </w:rPr>
+            </w:pPr>
+            <w:r>
+              <w:rPr>
+                <w:rFonts w:cstheme="minorHAnsi"/>
+                <w:sz w:val="16"/>
+                <w:szCs w:val="16"/>
+              </w:rPr>
+              <w:t xml:space="preserve">Fichero </w:t>
+            </w:r>
+            <w:r>
+              <w:rPr>
+                <w:rFonts w:cstheme="minorHAnsi"/>
+                <w:sz w:val="16"/>
+                <w:szCs w:val="16"/>
+              </w:rPr>
+              <w:t>CSV</w:t>
+            </w:r>
+            <w:r>
+              <w:rPr>
+                <w:rFonts w:cstheme="minorHAnsi"/>
+                <w:sz w:val="16"/>
+                <w:szCs w:val="16"/>
+              </w:rPr>
+              <w:t xml:space="preserve"> generado correctamente</w:t>
+            </w:r>
+          </w:p>
+        </w:tc>
+        <w:tc>
+          <w:tcPr>
+            <w:tcW w:w="1277" w:type="dxa"/>
+          </w:tcPr>
+          <w:p>
+            <w:pPr>
+              <w:rPr>
+                <w:rFonts w:cstheme="minorHAnsi"/>
+                <w:b/>
+                <w:sz w:val="16"/>
+                <w:szCs w:val="16"/>
+              </w:rPr>
+            </w:pPr>
+          </w:p>
+        </w:tc>
+        <w:tc>
+          <w:tcPr>
+            <w:tcW w:w="955" w:type="dxa"/>
+          </w:tcPr>
+          <w:p>
+            <w:pPr>
+              <w:rPr>
+                <w:rFonts w:cstheme="minorHAnsi"/>
+                <w:b/>
+                <w:sz w:val="16"/>
+                <w:szCs w:val="16"/>
+              </w:rPr>
+            </w:pPr>
+            <w:r>
+              <w:rPr>
+                <w:rFonts w:cstheme="minorHAnsi"/>
+                <w:bCs/>
+                <w:sz w:val="16"/>
+                <w:szCs w:val="16"/>
+              </w:rPr>
+              <w:t>OK/Fallo</w:t>
+            </w:r>
+          </w:p>
+        </w:tc>
+      </w:tr>
+      <w:tr>
+        <w:tc>
+          <w:tcPr>
+            <w:tcW w:w="3397" w:type="dxa"/>
+          </w:tcPr>
+          <w:p>
+            <w:pPr>
+              <w:rPr>
+                <w:rFonts w:cstheme="minorHAnsi"/>
+                <w:sz w:val="16"/>
+                <w:szCs w:val="16"/>
+              </w:rPr>
+            </w:pPr>
+            <w:r>
+              <w:rPr>
+                <w:rFonts w:cstheme="minorHAnsi"/>
+                <w:sz w:val="16"/>
+                <w:szCs w:val="16"/>
+              </w:rPr>
+              <w:t xml:space="preserve">Exportar todos los datos en </w:t>
+            </w:r>
+            <w:r>
+              <w:rPr>
+                <w:rFonts w:cstheme="minorHAnsi"/>
+                <w:sz w:val="16"/>
+                <w:szCs w:val="16"/>
+              </w:rPr>
+              <w:t>SQL</w:t>
+            </w:r>
+          </w:p>
+        </w:tc>
+        <w:tc>
+          <w:tcPr>
+            <w:tcW w:w="2127" w:type="dxa"/>
+          </w:tcPr>
+          <w:p>
+            <w:pPr>
+              <w:rPr>
+                <w:rFonts w:cstheme="minorHAnsi"/>
+                <w:sz w:val="16"/>
+                <w:szCs w:val="16"/>
+              </w:rPr>
+            </w:pPr>
+            <w:r>
+              <w:rPr>
+                <w:rFonts w:cstheme="minorHAnsi"/>
+                <w:sz w:val="16"/>
+                <w:szCs w:val="16"/>
+              </w:rPr>
+              <w:t xml:space="preserve">Formato: </w:t>
+            </w:r>
+            <w:r>
+              <w:rPr>
+                <w:rFonts w:cstheme="minorHAnsi"/>
+                <w:sz w:val="16"/>
+                <w:szCs w:val="16"/>
+              </w:rPr>
+              <w:t>SQL</w:t>
+            </w:r>
+          </w:p>
+        </w:tc>
+        <w:tc>
+          <w:tcPr>
+            <w:tcW w:w="2268" w:type="dxa"/>
+          </w:tcPr>
+          <w:p>
+            <w:pPr>
+              <w:rPr>
+                <w:rFonts w:cstheme="minorHAnsi"/>
+                <w:sz w:val="16"/>
+                <w:szCs w:val="16"/>
+              </w:rPr>
+            </w:pPr>
+            <w:r>
+              <w:rPr>
+                <w:rFonts w:cstheme="minorHAnsi"/>
+                <w:sz w:val="16"/>
+                <w:szCs w:val="16"/>
+              </w:rPr>
+              <w:t xml:space="preserve">Fichero </w:t>
+            </w:r>
+            <w:r>
+              <w:rPr>
+                <w:rFonts w:cstheme="minorHAnsi"/>
+                <w:sz w:val="16"/>
+                <w:szCs w:val="16"/>
+              </w:rPr>
+              <w:t>SQL</w:t>
+            </w:r>
+            <w:r>
+              <w:rPr>
+                <w:rFonts w:cstheme="minorHAnsi"/>
+                <w:sz w:val="16"/>
+                <w:szCs w:val="16"/>
+              </w:rPr>
+              <w:t xml:space="preserve"> generado correctamente</w:t>
+            </w:r>
+          </w:p>
+        </w:tc>
+        <w:tc>
+          <w:tcPr>
+            <w:tcW w:w="1277" w:type="dxa"/>
+          </w:tcPr>
+          <w:p>
+            <w:pPr>
+              <w:rPr>
+                <w:rFonts w:cstheme="minorHAnsi"/>
+                <w:b/>
+                <w:sz w:val="16"/>
+                <w:szCs w:val="16"/>
+              </w:rPr>
+            </w:pPr>
+          </w:p>
+        </w:tc>
+        <w:tc>
+          <w:tcPr>
+            <w:tcW w:w="955" w:type="dxa"/>
+          </w:tcPr>
+          <w:p>
+            <w:pPr>
+              <w:rPr>
+                <w:rFonts w:cstheme="minorHAnsi"/>
+                <w:b/>
+                <w:sz w:val="16"/>
+                <w:szCs w:val="16"/>
+              </w:rPr>
+            </w:pPr>
+            <w:r>
+              <w:rPr>
+                <w:rFonts w:cstheme="minorHAnsi"/>
+                <w:bCs/>
+                <w:sz w:val="16"/>
+                <w:szCs w:val="16"/>
+              </w:rPr>
+              <w:t>OK/Fallo</w:t>
+            </w:r>
+          </w:p>
+        </w:tc>
+      </w:tr>
+      <w:tr>
+        <w:tc>
+          <w:tcPr>
+            <w:tcW w:w="3397" w:type="dxa"/>
+          </w:tcPr>
+          <w:p>
+            <w:pPr>
+              <w:rPr>
+                <w:rFonts w:cstheme="minorHAnsi"/>
+                <w:sz w:val="16"/>
+                <w:szCs w:val="16"/>
+              </w:rPr>
+            </w:pPr>
+            <w:r>
+              <w:rPr>
+                <w:rFonts w:cstheme="minorHAnsi"/>
+                <w:sz w:val="16"/>
+                <w:szCs w:val="16"/>
+              </w:rPr>
+              <w:t>Exportar datos seleccionados en JSON</w:t>
+            </w:r>
+          </w:p>
+        </w:tc>
+        <w:tc>
+          <w:tcPr>
+            <w:tcW w:w="2127" w:type="dxa"/>
+          </w:tcPr>
+          <w:p>
+            <w:pPr>
+              <w:rPr>
+                <w:rFonts w:cstheme="minorHAnsi"/>
+                <w:sz w:val="16"/>
+                <w:szCs w:val="16"/>
+              </w:rPr>
+            </w:pPr>
+            <w:r>
+              <w:rPr>
+                <w:rFonts w:cstheme="minorHAnsi"/>
+                <w:sz w:val="16"/>
+                <w:szCs w:val="16"/>
+              </w:rPr>
+              <w:t>Tablas seleccionadas, Formato: JSON</w:t>
+            </w:r>
+          </w:p>
+        </w:tc>
+        <w:tc>
+          <w:tcPr>
+            <w:tcW w:w="2268" w:type="dxa"/>
+          </w:tcPr>
+          <w:p>
+            <w:pPr>
+              <w:rPr>
+                <w:rFonts w:cstheme="minorHAnsi"/>
+                <w:sz w:val="16"/>
+                <w:szCs w:val="16"/>
+              </w:rPr>
+            </w:pPr>
+            <w:r>
+              <w:rPr>
+                <w:rFonts w:cstheme="minorHAnsi"/>
+                <w:sz w:val="16"/>
+                <w:szCs w:val="16"/>
+              </w:rPr>
+              <w:t>Fichero JSON generado correctamente</w:t>
+            </w:r>
+          </w:p>
+        </w:tc>
+        <w:tc>
+          <w:tcPr>
+            <w:tcW w:w="1277" w:type="dxa"/>
+          </w:tcPr>
+          <w:p>
+            <w:pPr>
+              <w:rPr>
+                <w:rFonts w:cstheme="minorHAnsi"/>
+                <w:b/>
+                <w:sz w:val="16"/>
+                <w:szCs w:val="16"/>
+              </w:rPr>
+            </w:pPr>
+          </w:p>
+        </w:tc>
+        <w:tc>
+          <w:tcPr>
+            <w:tcW w:w="955" w:type="dxa"/>
+          </w:tcPr>
+          <w:p>
+            <w:pPr>
+              <w:rPr>
+                <w:rFonts w:cstheme="minorHAnsi"/>
+                <w:b/>
+                <w:sz w:val="16"/>
+                <w:szCs w:val="16"/>
+              </w:rPr>
+            </w:pPr>
+            <w:r>
+              <w:rPr>
+                <w:rFonts w:cstheme="minorHAnsi"/>
+                <w:bCs/>
+                <w:sz w:val="16"/>
+                <w:szCs w:val="16"/>
+              </w:rPr>
+              <w:t>OK/Fallo</w:t>
+            </w:r>
+          </w:p>
+        </w:tc>
+      </w:tr>
+      <w:tr>
+        <w:tc>
+          <w:tcPr>
+            <w:tcW w:w="3397" w:type="dxa"/>
+          </w:tcPr>
+          <w:p>
+            <w:pPr>
+              <w:rPr>
+                <w:rFonts w:cstheme="minorHAnsi"/>
+                <w:sz w:val="16"/>
+                <w:szCs w:val="16"/>
+              </w:rPr>
+            </w:pPr>
+            <w:r>
+              <w:rPr>
+                <w:rFonts w:cstheme="minorHAnsi"/>
+                <w:sz w:val="16"/>
+                <w:szCs w:val="16"/>
+              </w:rPr>
+              <w:t xml:space="preserve">Exportar datos seleccionados en </w:t>
+            </w:r>
+            <w:r>
+              <w:rPr>
+                <w:rFonts w:cstheme="minorHAnsi"/>
+                <w:sz w:val="16"/>
+                <w:szCs w:val="16"/>
+              </w:rPr>
+              <w:t>CSV</w:t>
+            </w:r>
+          </w:p>
+        </w:tc>
+        <w:tc>
+          <w:tcPr>
+            <w:tcW w:w="2127" w:type="dxa"/>
+          </w:tcPr>
+          <w:p>
+            <w:pPr>
+              <w:rPr>
+                <w:rFonts w:cstheme="minorHAnsi"/>
+                <w:sz w:val="16"/>
+                <w:szCs w:val="16"/>
+              </w:rPr>
+            </w:pPr>
+            <w:r>
+              <w:rPr>
+                <w:rFonts w:cstheme="minorHAnsi"/>
+                <w:sz w:val="16"/>
+                <w:szCs w:val="16"/>
+              </w:rPr>
+              <w:t xml:space="preserve">Tablas seleccionadas, Formato: </w:t>
+            </w:r>
+            <w:r>
+              <w:rPr>
+                <w:rFonts w:cstheme="minorHAnsi"/>
+                <w:sz w:val="16"/>
+                <w:szCs w:val="16"/>
+              </w:rPr>
+              <w:t>CSV</w:t>
+            </w:r>
+          </w:p>
+        </w:tc>
+        <w:tc>
+          <w:tcPr>
+            <w:tcW w:w="2268" w:type="dxa"/>
+          </w:tcPr>
+          <w:p>
+            <w:pPr>
+              <w:rPr>
+                <w:rFonts w:cstheme="minorHAnsi"/>
+                <w:sz w:val="16"/>
+                <w:szCs w:val="16"/>
+              </w:rPr>
+            </w:pPr>
+            <w:r>
+              <w:rPr>
+                <w:rFonts w:cstheme="minorHAnsi"/>
+                <w:sz w:val="16"/>
+                <w:szCs w:val="16"/>
+              </w:rPr>
+              <w:t xml:space="preserve">Fichero </w:t>
+            </w:r>
+            <w:r>
+              <w:rPr>
+                <w:rFonts w:cstheme="minorHAnsi"/>
+                <w:sz w:val="16"/>
+                <w:szCs w:val="16"/>
+              </w:rPr>
+              <w:t>C</w:t>
+            </w:r>
+            <w:r>
+              <w:rPr>
+                <w:rFonts w:cstheme="minorHAnsi"/>
+                <w:sz w:val="16"/>
+                <w:szCs w:val="16"/>
+              </w:rPr>
+              <w:t>S</w:t>
+            </w:r>
+            <w:r>
+              <w:rPr>
+                <w:rFonts w:cstheme="minorHAnsi"/>
+                <w:sz w:val="16"/>
+                <w:szCs w:val="16"/>
+              </w:rPr>
+              <w:t>V</w:t>
+            </w:r>
+            <w:r>
+              <w:rPr>
+                <w:rFonts w:cstheme="minorHAnsi"/>
+                <w:sz w:val="16"/>
+                <w:szCs w:val="16"/>
+              </w:rPr>
+              <w:t xml:space="preserve"> generado correctamente</w:t>
+            </w:r>
+          </w:p>
+        </w:tc>
+        <w:tc>
+          <w:tcPr>
+            <w:tcW w:w="1277" w:type="dxa"/>
+          </w:tcPr>
+          <w:p>
+            <w:pPr>
+              <w:rPr>
+                <w:rFonts w:cstheme="minorHAnsi"/>
+                <w:b/>
+                <w:sz w:val="16"/>
+                <w:szCs w:val="16"/>
+              </w:rPr>
+            </w:pPr>
+          </w:p>
+        </w:tc>
+        <w:tc>
+          <w:tcPr>
+            <w:tcW w:w="955" w:type="dxa"/>
+          </w:tcPr>
+          <w:p>
+            <w:pPr>
+              <w:rPr>
+                <w:rFonts w:cstheme="minorHAnsi"/>
+                <w:b/>
+                <w:sz w:val="16"/>
+                <w:szCs w:val="16"/>
+              </w:rPr>
+            </w:pPr>
+            <w:r>
+              <w:rPr>
+                <w:rFonts w:cstheme="minorHAnsi"/>
+                <w:bCs/>
+                <w:sz w:val="16"/>
+                <w:szCs w:val="16"/>
+              </w:rPr>
+              <w:t>OK/Fallo</w:t>
+            </w:r>
+          </w:p>
+        </w:tc>
+      </w:tr>
+      <w:tr>
+        <w:tc>
+          <w:tcPr>
+            <w:tcW w:w="3397" w:type="dxa"/>
+          </w:tcPr>
+          <w:p>
+            <w:pPr>
+              <w:rPr>
+                <w:rFonts w:cstheme="minorHAnsi"/>
+                <w:sz w:val="16"/>
+                <w:szCs w:val="16"/>
+              </w:rPr>
+            </w:pPr>
+            <w:r>
+              <w:rPr>
+                <w:rFonts w:cstheme="minorHAnsi"/>
+                <w:sz w:val="16"/>
+                <w:szCs w:val="16"/>
+              </w:rPr>
+              <w:t>Exportar datos seleccionados en S</w:t>
+            </w:r>
+            <w:r>
+              <w:rPr>
+                <w:rFonts w:cstheme="minorHAnsi"/>
+                <w:sz w:val="16"/>
+                <w:szCs w:val="16"/>
+              </w:rPr>
+              <w:t>QL</w:t>
+            </w:r>
+          </w:p>
+        </w:tc>
+        <w:tc>
+          <w:tcPr>
+            <w:tcW w:w="2127" w:type="dxa"/>
+          </w:tcPr>
+          <w:p>
+            <w:pPr>
+              <w:rPr>
+                <w:rFonts w:cstheme="minorHAnsi"/>
+                <w:sz w:val="16"/>
+                <w:szCs w:val="16"/>
+              </w:rPr>
+            </w:pPr>
+            <w:r>
+              <w:rPr>
+                <w:rFonts w:cstheme="minorHAnsi"/>
+                <w:sz w:val="16"/>
+                <w:szCs w:val="16"/>
+              </w:rPr>
+              <w:t xml:space="preserve">Tablas seleccionadas, Formato: </w:t>
+            </w:r>
+            <w:r>
+              <w:rPr>
+                <w:rFonts w:cstheme="minorHAnsi"/>
+                <w:sz w:val="16"/>
+                <w:szCs w:val="16"/>
+              </w:rPr>
+              <w:t>SQL-92</w:t>
+            </w:r>
+          </w:p>
+        </w:tc>
+        <w:tc>
+          <w:tcPr>
+            <w:tcW w:w="2268" w:type="dxa"/>
+          </w:tcPr>
+          <w:p>
+            <w:pPr>
+              <w:rPr>
+                <w:rFonts w:cstheme="minorHAnsi"/>
+                <w:sz w:val="16"/>
+                <w:szCs w:val="16"/>
+              </w:rPr>
+            </w:pPr>
+            <w:r>
+              <w:rPr>
+                <w:rFonts w:cstheme="minorHAnsi"/>
+                <w:sz w:val="16"/>
+                <w:szCs w:val="16"/>
+              </w:rPr>
+              <w:t>Fichero S</w:t>
+            </w:r>
+            <w:r>
+              <w:rPr>
+                <w:rFonts w:cstheme="minorHAnsi"/>
+                <w:sz w:val="16"/>
+                <w:szCs w:val="16"/>
+              </w:rPr>
+              <w:t>QL</w:t>
+            </w:r>
+            <w:r>
+              <w:rPr>
+                <w:rFonts w:cstheme="minorHAnsi"/>
+                <w:sz w:val="16"/>
+                <w:szCs w:val="16"/>
+              </w:rPr>
+              <w:t xml:space="preserve"> generado correctamente</w:t>
+            </w:r>
+          </w:p>
+        </w:tc>
+        <w:tc>
+          <w:tcPr>
+            <w:tcW w:w="1277" w:type="dxa"/>
+          </w:tcPr>
+          <w:p>
+            <w:pPr>
+              <w:rPr>
+                <w:rFonts w:cstheme="minorHAnsi"/>
+                <w:b/>
+                <w:sz w:val="16"/>
+                <w:szCs w:val="16"/>
+              </w:rPr>
+            </w:pPr>
+          </w:p>
+        </w:tc>
+        <w:tc>
+          <w:tcPr>
+            <w:tcW w:w="955" w:type="dxa"/>
+          </w:tcPr>
+          <w:p>
+            <w:pPr>
+              <w:rPr>
+                <w:rFonts w:cstheme="minorHAnsi"/>
+                <w:b/>
+                <w:sz w:val="16"/>
+                <w:szCs w:val="16"/>
+              </w:rPr>
+            </w:pPr>
+            <w:r>
+              <w:rPr>
+                <w:rFonts w:cstheme="minorHAnsi"/>
+                <w:bCs/>
+                <w:sz w:val="16"/>
+                <w:szCs w:val="16"/>
+              </w:rPr>
+              <w:t>OK/Fallo</w:t>
+            </w:r>
+          </w:p>
+        </w:tc>
+      </w:tr>
+      <w:tr>
+        <w:tc>
+          <w:tcPr>
+            <w:tcW w:w="3397" w:type="dxa"/>
+          </w:tcPr>
+          <w:p>
+            <w:pPr>
+              <w:rPr>
+                <w:rFonts w:cstheme="minorHAnsi"/>
+                <w:sz w:val="16"/>
+                <w:szCs w:val="16"/>
+              </w:rPr>
+            </w:pPr>
+            <w:r>
+              <w:rPr>
+                <w:rFonts w:cstheme="minorHAnsi"/>
+                <w:sz w:val="16"/>
+                <w:szCs w:val="16"/>
+              </w:rPr>
+              <w:t>Exportar con BD vacía</w:t>
+            </w:r>
+          </w:p>
+        </w:tc>
+        <w:tc>
+          <w:tcPr>
+            <w:tcW w:w="2127" w:type="dxa"/>
+          </w:tcPr>
+          <w:p>
+            <w:pPr>
+              <w:rPr>
+                <w:rFonts w:cstheme="minorHAnsi"/>
+                <w:sz w:val="16"/>
+                <w:szCs w:val="16"/>
+              </w:rPr>
+            </w:pPr>
+            <w:r>
+              <w:rPr>
+                <w:rFonts w:cstheme="minorHAnsi"/>
+                <w:sz w:val="16"/>
+                <w:szCs w:val="16"/>
+              </w:rPr>
+              <w:t>BD vacía</w:t>
+            </w:r>
+          </w:p>
+        </w:tc>
+        <w:tc>
+          <w:tcPr>
+            <w:tcW w:w="2268" w:type="dxa"/>
+          </w:tcPr>
+          <w:p>
+            <w:pPr>
+              <w:rPr>
+                <w:rFonts w:cstheme="minorHAnsi"/>
+                <w:sz w:val="16"/>
+                <w:szCs w:val="16"/>
+              </w:rPr>
+            </w:pPr>
+            <w:r>
+              <w:rPr>
+                <w:rFonts w:cstheme="minorHAnsi"/>
+                <w:sz w:val="16"/>
+                <w:szCs w:val="16"/>
+              </w:rPr>
+              <w:t>Error controlado</w:t>
+            </w:r>
+          </w:p>
+        </w:tc>
+        <w:tc>
+          <w:tcPr>
+            <w:tcW w:w="1277" w:type="dxa"/>
+          </w:tcPr>
+          <w:p>
+            <w:pPr>
+              <w:rPr>
+                <w:rFonts w:cstheme="minorHAnsi"/>
+                <w:b/>
+                <w:sz w:val="16"/>
+                <w:szCs w:val="16"/>
+              </w:rPr>
+            </w:pPr>
+          </w:p>
+        </w:tc>
+        <w:tc>
+          <w:tcPr>
+            <w:tcW w:w="955" w:type="dxa"/>
+          </w:tcPr>
+          <w:p>
+            <w:pPr>
+              <w:rPr>
+                <w:rFonts w:cstheme="minorHAnsi"/>
+                <w:bCs/>
+                <w:sz w:val="16"/>
+                <w:szCs w:val="16"/>
+              </w:rPr>
+            </w:pPr>
+            <w:r>
+              <w:rPr>
+                <w:rFonts w:cstheme="minorHAnsi"/>
+                <w:bCs/>
+                <w:sz w:val="16"/>
+                <w:szCs w:val="16"/>
+              </w:rPr>
+              <w:t>OK/Fallo</w:t>
+            </w:r>
+          </w:p>
+        </w:tc>
+      </w:tr>
+      <w:tr>
+        <w:tc>
+          <w:tcPr>
+            <w:tcW w:w="3397" w:type="dxa"/>
+          </w:tcPr>
+          <w:p>
+            <w:pPr>
+              <w:rPr>
+                <w:rFonts w:cstheme="minorHAnsi"/>
+                <w:sz w:val="16"/>
+                <w:szCs w:val="16"/>
+              </w:rPr>
+            </w:pPr>
+            <w:r>
+              <w:rPr>
+                <w:rFonts w:cstheme="minorHAnsi"/>
+                <w:sz w:val="16"/>
+                <w:szCs w:val="16"/>
+              </w:rPr>
+              <w:t>Exportar sin seleccionar tablas</w:t>
+            </w:r>
+          </w:p>
+        </w:tc>
+        <w:tc>
+          <w:tcPr>
+            <w:tcW w:w="2127" w:type="dxa"/>
+          </w:tcPr>
+          <w:p>
+            <w:pPr>
+              <w:rPr>
+                <w:rFonts w:cstheme="minorHAnsi"/>
+                <w:sz w:val="16"/>
+                <w:szCs w:val="16"/>
+              </w:rPr>
+            </w:pPr>
+            <w:r>
+              <w:rPr>
+                <w:rFonts w:cstheme="minorHAnsi"/>
+                <w:sz w:val="16"/>
+                <w:szCs w:val="16"/>
+              </w:rPr>
+              <w:t>Sin tablas seleccionadas</w:t>
+            </w:r>
+          </w:p>
+        </w:tc>
+        <w:tc>
+          <w:tcPr>
+            <w:tcW w:w="2268" w:type="dxa"/>
+          </w:tcPr>
+          <w:p>
+            <w:pPr>
+              <w:rPr>
+                <w:rFonts w:cstheme="minorHAnsi"/>
+                <w:sz w:val="16"/>
+                <w:szCs w:val="16"/>
+              </w:rPr>
+            </w:pPr>
+            <w:r>
+              <w:rPr>
+                <w:rFonts w:cstheme="minorHAnsi"/>
+                <w:sz w:val="16"/>
+                <w:szCs w:val="16"/>
+              </w:rPr>
+              <w:t>Error controlado</w:t>
+            </w:r>
+          </w:p>
+        </w:tc>
+        <w:tc>
+          <w:tcPr>
+            <w:tcW w:w="1277" w:type="dxa"/>
+          </w:tcPr>
+          <w:p>
+            <w:pPr>
+              <w:rPr>
+                <w:rFonts w:cstheme="minorHAnsi"/>
+                <w:b/>
+                <w:sz w:val="16"/>
+                <w:szCs w:val="16"/>
+              </w:rPr>
+            </w:pPr>
+          </w:p>
+        </w:tc>
+        <w:tc>
+          <w:tcPr>
+            <w:tcW w:w="955" w:type="dxa"/>
+          </w:tcPr>
+          <w:p>
+            <w:pPr>
+              <w:rPr>
+                <w:rFonts w:cstheme="minorHAnsi"/>
+                <w:bCs/>
+                <w:sz w:val="16"/>
+                <w:szCs w:val="16"/>
+              </w:rPr>
+            </w:pPr>
+            <w:r>
+              <w:rPr>
+                <w:rFonts w:cstheme="minorHAnsi"/>
+                <w:bCs/>
+                <w:sz w:val="16"/>
+                <w:szCs w:val="16"/>
+              </w:rPr>
+              <w:t>OK/Fallo</w:t>
+            </w:r>
+          </w:p>
+        </w:tc>
+      </w:tr>
+      <w:tr>
+        <w:tc>
+          <w:tcPr>
+            <w:tcW w:w="3397" w:type="dxa"/>
+          </w:tcPr>
+          <w:p>
+            <w:pPr>
+              <w:rPr>
+                <w:rFonts w:cstheme="minorHAnsi"/>
+                <w:sz w:val="16"/>
+                <w:szCs w:val="16"/>
+              </w:rPr>
+            </w:pPr>
+            <w:r>
+              <w:rPr>
+                <w:rFonts w:cstheme="minorHAnsi"/>
+                <w:sz w:val="16"/>
+                <w:szCs w:val="16"/>
+              </w:rPr>
+              <w:t>Exportar sin seleccionar formato</w:t>
+            </w:r>
+          </w:p>
+        </w:tc>
+        <w:tc>
+          <w:tcPr>
+            <w:tcW w:w="2127" w:type="dxa"/>
+          </w:tcPr>
+          <w:p>
+            <w:pPr>
+              <w:rPr>
+                <w:rFonts w:cstheme="minorHAnsi"/>
+                <w:sz w:val="16"/>
+                <w:szCs w:val="16"/>
+              </w:rPr>
+            </w:pPr>
+            <w:r>
+              <w:rPr>
+                <w:rFonts w:cstheme="minorHAnsi"/>
+                <w:sz w:val="16"/>
+                <w:szCs w:val="16"/>
+              </w:rPr>
+              <w:t>Sin formato seleccionado</w:t>
+            </w:r>
+          </w:p>
+        </w:tc>
+        <w:tc>
+          <w:tcPr>
+            <w:tcW w:w="2268" w:type="dxa"/>
+          </w:tcPr>
+          <w:p>
+            <w:pPr>
+              <w:rPr>
+                <w:rFonts w:cstheme="minorHAnsi"/>
+                <w:sz w:val="16"/>
+                <w:szCs w:val="16"/>
+              </w:rPr>
+            </w:pPr>
+            <w:r>
+              <w:rPr>
+                <w:rFonts w:cstheme="minorHAnsi"/>
+                <w:sz w:val="16"/>
+                <w:szCs w:val="16"/>
+              </w:rPr>
+              <w:t>Error controlado</w:t>
+            </w:r>
+          </w:p>
+        </w:tc>
+        <w:tc>
+          <w:tcPr>
+            <w:tcW w:w="1277" w:type="dxa"/>
+          </w:tcPr>
+          <w:p>
+            <w:pPr>
+              <w:rPr>
+                <w:rFonts w:cstheme="minorHAnsi"/>
+                <w:b/>
+                <w:sz w:val="16"/>
+                <w:szCs w:val="16"/>
+              </w:rPr>
+            </w:pPr>
+          </w:p>
+        </w:tc>
+        <w:tc>
+          <w:tcPr>
+            <w:tcW w:w="955" w:type="dxa"/>
+          </w:tcPr>
+          <w:p>
+            <w:pPr>
+              <w:rPr>
+                <w:rFonts w:cstheme="minorHAnsi"/>
+                <w:bCs/>
+                <w:sz w:val="16"/>
+                <w:szCs w:val="16"/>
+              </w:rPr>
+            </w:pPr>
+            <w:r>
+              <w:rPr>
+                <w:rFonts w:cstheme="minorHAnsi"/>
+                <w:bCs/>
+                <w:sz w:val="16"/>
+                <w:szCs w:val="16"/>
+              </w:rPr>
+              <w:t>OK/Fallo</w:t>
+            </w:r>
+          </w:p>
+        </w:tc>
+      </w:tr>
+      <w:tr>
+        <w:tc>
+          <w:tcPr>
+            <w:tcW w:w="3397" w:type="dxa"/>
+          </w:tcPr>
+          <w:p>
+            <w:pPr>
+              <w:rPr>
+                <w:rFonts w:cstheme="minorHAnsi"/>
+                <w:sz w:val="16"/>
+                <w:szCs w:val="16"/>
+              </w:rPr>
+            </w:pPr>
+            <w:r>
+              <w:rPr>
+                <w:rFonts w:cstheme="minorHAnsi"/>
+                <w:sz w:val="16"/>
+                <w:szCs w:val="16"/>
+              </w:rPr>
+              <w:t>Verificar integridad fichero JSON</w:t>
+            </w:r>
+          </w:p>
+        </w:tc>
+        <w:tc>
+          <w:tcPr>
+            <w:tcW w:w="2127" w:type="dxa"/>
+          </w:tcPr>
+          <w:p>
+            <w:pPr>
+              <w:rPr>
+                <w:rFonts w:cstheme="minorHAnsi"/>
+                <w:sz w:val="16"/>
+                <w:szCs w:val="16"/>
+              </w:rPr>
+            </w:pPr>
+            <w:r>
+              <w:rPr>
+                <w:rFonts w:cstheme="minorHAnsi"/>
+                <w:sz w:val="16"/>
+                <w:szCs w:val="16"/>
+              </w:rPr>
+              <w:t>Fichero JSON generado</w:t>
+            </w:r>
+          </w:p>
+        </w:tc>
+        <w:tc>
+          <w:tcPr>
+            <w:tcW w:w="2268" w:type="dxa"/>
+          </w:tcPr>
+          <w:p>
+            <w:pPr>
+              <w:rPr>
+                <w:rFonts w:cstheme="minorHAnsi"/>
+                <w:sz w:val="16"/>
+                <w:szCs w:val="16"/>
+              </w:rPr>
+            </w:pPr>
+            <w:r>
+              <w:rPr>
+                <w:rFonts w:cstheme="minorHAnsi"/>
+                <w:sz w:val="16"/>
+                <w:szCs w:val="16"/>
+              </w:rPr>
+              <w:t>Fichero JSON válido y completo</w:t>
+            </w:r>
+          </w:p>
+        </w:tc>
+        <w:tc>
+          <w:tcPr>
+            <w:tcW w:w="1277" w:type="dxa"/>
+          </w:tcPr>
+          <w:p>
+            <w:pPr>
+              <w:rPr>
+                <w:rFonts w:cstheme="minorHAnsi"/>
+                <w:b/>
+                <w:sz w:val="16"/>
+                <w:szCs w:val="16"/>
+              </w:rPr>
+            </w:pPr>
+          </w:p>
+        </w:tc>
+        <w:tc>
+          <w:tcPr>
+            <w:tcW w:w="955" w:type="dxa"/>
+          </w:tcPr>
+          <w:p>
+            <w:pPr>
+              <w:rPr>
+                <w:rFonts w:cstheme="minorHAnsi"/>
+                <w:bCs/>
+                <w:sz w:val="16"/>
+                <w:szCs w:val="16"/>
+              </w:rPr>
+            </w:pPr>
+            <w:r>
+              <w:rPr>
+                <w:rFonts w:cstheme="minorHAnsi"/>
+                <w:bCs/>
+                <w:sz w:val="16"/>
+                <w:szCs w:val="16"/>
+              </w:rPr>
+              <w:t>OK/Fallo</w:t>
+            </w:r>
+          </w:p>
+        </w:tc>
+      </w:tr>
+      <w:tr>
+        <w:tc>
+          <w:tcPr>
+            <w:tcW w:w="3397" w:type="dxa"/>
+          </w:tcPr>
+          <w:p>
+            <w:pPr>
+              <w:rPr>
+                <w:rFonts w:cstheme="minorHAnsi"/>
+                <w:sz w:val="16"/>
+                <w:szCs w:val="16"/>
+              </w:rPr>
+            </w:pPr>
+            <w:r>
+              <w:rPr>
+                <w:rFonts w:cstheme="minorHAnsi"/>
+                <w:sz w:val="16"/>
+                <w:szCs w:val="16"/>
+              </w:rPr>
+              <w:t xml:space="preserve">Verificar integridad fichero </w:t>
+            </w:r>
+            <w:r>
+              <w:rPr>
+                <w:rFonts w:cstheme="minorHAnsi"/>
+                <w:sz w:val="16"/>
+                <w:szCs w:val="16"/>
+              </w:rPr>
+              <w:t>CSV</w:t>
+            </w:r>
+          </w:p>
+        </w:tc>
+        <w:tc>
+          <w:tcPr>
+            <w:tcW w:w="2127" w:type="dxa"/>
+          </w:tcPr>
+          <w:p>
+            <w:pPr>
+              <w:rPr>
+                <w:rFonts w:cstheme="minorHAnsi"/>
+                <w:sz w:val="16"/>
+                <w:szCs w:val="16"/>
+              </w:rPr>
+            </w:pPr>
+            <w:r>
+              <w:rPr>
+                <w:rFonts w:cstheme="minorHAnsi"/>
+                <w:sz w:val="16"/>
+                <w:szCs w:val="16"/>
+              </w:rPr>
+              <w:t xml:space="preserve">Fichero </w:t>
+            </w:r>
+            <w:r>
+              <w:rPr>
+                <w:rFonts w:cstheme="minorHAnsi"/>
+                <w:sz w:val="16"/>
+                <w:szCs w:val="16"/>
+              </w:rPr>
+              <w:t>C</w:t>
+            </w:r>
+            <w:r>
+              <w:rPr>
+                <w:rFonts w:cstheme="minorHAnsi"/>
+                <w:sz w:val="16"/>
+                <w:szCs w:val="16"/>
+              </w:rPr>
+              <w:t>S</w:t>
+            </w:r>
+            <w:r>
+              <w:rPr>
+                <w:rFonts w:cstheme="minorHAnsi"/>
+                <w:sz w:val="16"/>
+                <w:szCs w:val="16"/>
+              </w:rPr>
+              <w:t>V</w:t>
+            </w:r>
+            <w:r>
+              <w:rPr>
+                <w:rFonts w:cstheme="minorHAnsi"/>
+                <w:sz w:val="16"/>
+                <w:szCs w:val="16"/>
+              </w:rPr>
+              <w:t xml:space="preserve"> generado</w:t>
+            </w:r>
+          </w:p>
+        </w:tc>
+        <w:tc>
+          <w:tcPr>
+            <w:tcW w:w="2268" w:type="dxa"/>
+          </w:tcPr>
+          <w:p>
+            <w:pPr>
+              <w:rPr>
+                <w:rFonts w:cstheme="minorHAnsi"/>
+                <w:sz w:val="16"/>
+                <w:szCs w:val="16"/>
+              </w:rPr>
+            </w:pPr>
+            <w:r>
+              <w:rPr>
+                <w:rFonts w:cstheme="minorHAnsi"/>
+                <w:sz w:val="16"/>
+                <w:szCs w:val="16"/>
+              </w:rPr>
+              <w:t xml:space="preserve">Fichero </w:t>
+            </w:r>
+            <w:r>
+              <w:rPr>
+                <w:rFonts w:cstheme="minorHAnsi"/>
+                <w:sz w:val="16"/>
+                <w:szCs w:val="16"/>
+              </w:rPr>
+              <w:t>C</w:t>
+            </w:r>
+            <w:r>
+              <w:rPr>
+                <w:rFonts w:cstheme="minorHAnsi"/>
+                <w:sz w:val="16"/>
+                <w:szCs w:val="16"/>
+              </w:rPr>
+              <w:t>S</w:t>
+            </w:r>
+            <w:r>
+              <w:rPr>
+                <w:rFonts w:cstheme="minorHAnsi"/>
+                <w:sz w:val="16"/>
+                <w:szCs w:val="16"/>
+              </w:rPr>
+              <w:t>V</w:t>
+            </w:r>
+            <w:r>
+              <w:rPr>
+                <w:rFonts w:cstheme="minorHAnsi"/>
+                <w:sz w:val="16"/>
+                <w:szCs w:val="16"/>
+              </w:rPr>
+              <w:t xml:space="preserve"> válido y completo</w:t>
+            </w:r>
+          </w:p>
+        </w:tc>
+        <w:tc>
+          <w:tcPr>
+            <w:tcW w:w="1277" w:type="dxa"/>
+          </w:tcPr>
+          <w:p>
+            <w:pPr>
+              <w:rPr>
+                <w:rFonts w:cstheme="minorHAnsi"/>
+                <w:b/>
+                <w:sz w:val="16"/>
+                <w:szCs w:val="16"/>
+              </w:rPr>
+            </w:pPr>
+          </w:p>
+        </w:tc>
+        <w:tc>
+          <w:tcPr>
+            <w:tcW w:w="955" w:type="dxa"/>
+          </w:tcPr>
+          <w:p>
+            <w:pPr>
+              <w:rPr>
+                <w:rFonts w:cstheme="minorHAnsi"/>
+                <w:bCs/>
+                <w:sz w:val="16"/>
+                <w:szCs w:val="16"/>
+              </w:rPr>
+            </w:pPr>
+            <w:r>
+              <w:rPr>
+                <w:rFonts w:cstheme="minorHAnsi"/>
+                <w:bCs/>
+                <w:sz w:val="16"/>
+                <w:szCs w:val="16"/>
+              </w:rPr>
+              <w:t>OK/Fallo</w:t>
+            </w:r>
+          </w:p>
+        </w:tc>
+      </w:tr>
+      <w:tr>
+        <w:tc>
+          <w:tcPr>
+            <w:tcW w:w="3397" w:type="dxa"/>
+          </w:tcPr>
+          <w:p>
+            <w:pPr>
+              <w:rPr>
+                <w:rFonts w:cstheme="minorHAnsi"/>
+                <w:sz w:val="16"/>
+                <w:szCs w:val="16"/>
+              </w:rPr>
+            </w:pPr>
+            <w:r>
+              <w:rPr>
+                <w:rFonts w:cstheme="minorHAnsi"/>
+                <w:sz w:val="16"/>
+                <w:szCs w:val="16"/>
+              </w:rPr>
+              <w:t>Verificar integridad fichero S</w:t>
+            </w:r>
+            <w:r>
+              <w:rPr>
+                <w:rFonts w:cstheme="minorHAnsi"/>
+                <w:sz w:val="16"/>
+                <w:szCs w:val="16"/>
+              </w:rPr>
+              <w:t>QL</w:t>
+            </w:r>
+          </w:p>
+        </w:tc>
+        <w:tc>
+          <w:tcPr>
+            <w:tcW w:w="2127" w:type="dxa"/>
+          </w:tcPr>
+          <w:p>
+            <w:pPr>
+              <w:rPr>
+                <w:rFonts w:cstheme="minorHAnsi"/>
+                <w:sz w:val="16"/>
+                <w:szCs w:val="16"/>
+              </w:rPr>
+            </w:pPr>
+            <w:r>
+              <w:rPr>
+                <w:rFonts w:cstheme="minorHAnsi"/>
+                <w:sz w:val="16"/>
+                <w:szCs w:val="16"/>
+              </w:rPr>
+              <w:t>Fichero S</w:t>
+            </w:r>
+            <w:r>
+              <w:rPr>
+                <w:rFonts w:cstheme="minorHAnsi"/>
+                <w:sz w:val="16"/>
+                <w:szCs w:val="16"/>
+              </w:rPr>
+              <w:t>QL</w:t>
+            </w:r>
+            <w:r>
+              <w:rPr>
+                <w:rFonts w:cstheme="minorHAnsi"/>
+                <w:sz w:val="16"/>
+                <w:szCs w:val="16"/>
+              </w:rPr>
+              <w:t xml:space="preserve"> generado</w:t>
+            </w:r>
+          </w:p>
+        </w:tc>
+        <w:tc>
+          <w:tcPr>
+            <w:tcW w:w="2268" w:type="dxa"/>
+          </w:tcPr>
+          <w:p>
+            <w:pPr>
+              <w:rPr>
+                <w:rFonts w:cstheme="minorHAnsi"/>
+                <w:sz w:val="16"/>
+                <w:szCs w:val="16"/>
+              </w:rPr>
+            </w:pPr>
+            <w:r>
+              <w:rPr>
+                <w:rFonts w:cstheme="minorHAnsi"/>
+                <w:sz w:val="16"/>
+                <w:szCs w:val="16"/>
+              </w:rPr>
+              <w:t>Fichero S</w:t>
+            </w:r>
+            <w:r>
+              <w:rPr>
+                <w:rFonts w:cstheme="minorHAnsi"/>
+                <w:sz w:val="16"/>
+                <w:szCs w:val="16"/>
+              </w:rPr>
+              <w:t>QL</w:t>
+            </w:r>
+            <w:r>
+              <w:rPr>
+                <w:rFonts w:cstheme="minorHAnsi"/>
+                <w:sz w:val="16"/>
+                <w:szCs w:val="16"/>
+              </w:rPr>
+              <w:t xml:space="preserve"> válido y completo</w:t>
+            </w:r>
+          </w:p>
+        </w:tc>
+        <w:tc>
+          <w:tcPr>
+            <w:tcW w:w="1277" w:type="dxa"/>
+          </w:tcPr>
+          <w:p>
+            <w:pPr>
+              <w:rPr>
+                <w:rFonts w:cstheme="minorHAnsi"/>
+                <w:b/>
+                <w:sz w:val="16"/>
+                <w:szCs w:val="16"/>
+              </w:rPr>
+            </w:pPr>
+          </w:p>
+        </w:tc>
+        <w:tc>
+          <w:tcPr>
+            <w:tcW w:w="955" w:type="dxa"/>
+          </w:tcPr>
+          <w:p>
+            <w:pPr>
+              <w:rPr>
+                <w:rFonts w:cstheme="minorHAnsi"/>
+                <w:bCs/>
+                <w:sz w:val="16"/>
+                <w:szCs w:val="16"/>
+              </w:rPr>
+            </w:pPr>
+            <w:r>
+              <w:rPr>
+                <w:rFonts w:cstheme="minorHAnsi"/>
+                <w:bCs/>
+                <w:sz w:val="16"/>
+                <w:szCs w:val="16"/>
+              </w:rPr>
+              <w:t>OK/Fallo</w:t>
+            </w:r>
+          </w:p>
+        </w:tc>
+      </w:tr>
+    </w:tbl>
+    <w:p/>
+    <w:p/>
+    <w:p/>
+    <w:p/>
+    <w:p/>
+    <w:p>
+      <w:bookmarkStart w:id="145" w:name="_GoBack"/>
+      <w:bookmarkEnd w:id="145"/>
+    </w:p>
     <w:p>
       <w:pPr>
         <w:pStyle w:val="Ttulo2"/>
@@ -32989,6 +35685,7 @@
       <w:bookmarkStart w:id="146" w:name="_Toc170148370"/>
       <w:bookmarkStart w:id="147" w:name="_Toc170148684"/>
       <w:r>
+        <w:lastRenderedPageBreak/>
         <w:t>Evaluación y solución de incidencias</w:t>
       </w:r>
       <w:bookmarkEnd w:id="144"/>
@@ -41694,7 +44391,7 @@
         <w:noProof/>
         <w:color w:val="024F75" w:themeColor="accent1"/>
       </w:rPr>
-      <w:t>47</w:t>
+      <w:t>40</w:t>
     </w:r>
     <w:r>
       <w:rPr>
@@ -41816,7 +44513,7 @@
             </wp:anchor>
           </w:drawing>
         </mc:Choice>
-        <mc:Fallback xmlns:w16sdtdh="http://schemas.microsoft.com/office/word/2020/wordml/sdtdatahash" xmlns:w16="http://schemas.microsoft.com/office/word/2018/wordml" xmlns:w16cid="http://schemas.microsoft.com/office/word/2016/wordml/cid" xmlns:w16cex="http://schemas.microsoft.com/office/word/2018/wordml/cex" xmlns:oel="http://schemas.microsoft.com/office/2019/extlst" xmlns:am3d="http://schemas.microsoft.com/office/drawing/2017/model3d" xmlns:aink="http://schemas.microsoft.com/office/drawing/2016/ink" xmlns:cx8="http://schemas.microsoft.com/office/drawing/2016/5/14/chartex" xmlns:cx7="http://schemas.microsoft.com/office/drawing/2016/5/13/chartex" xmlns:cx6="http://schemas.microsoft.com/office/drawing/2016/5/12/chartex" xmlns:cx5="http://schemas.microsoft.com/office/drawing/2016/5/11/chartex" xmlns:cx4="http://schemas.microsoft.com/office/drawing/2016/5/10/chartex" xmlns:cx3="http://schemas.microsoft.com/office/drawing/2016/5/9/chartex" xmlns:cx2="http://schemas.microsoft.com/office/drawing/2015/10/21/chartex" xmlns:cx1="http://schemas.microsoft.com/office/drawing/2015/9/8/chartex">
+        <mc:Fallback xmlns:cx1="http://schemas.microsoft.com/office/drawing/2015/9/8/chartex" xmlns:cx2="http://schemas.microsoft.com/office/drawing/2015/10/21/chartex" xmlns:cx3="http://schemas.microsoft.com/office/drawing/2016/5/9/chartex" xmlns:cx4="http://schemas.microsoft.com/office/drawing/2016/5/10/chartex" xmlns:cx5="http://schemas.microsoft.com/office/drawing/2016/5/11/chartex" xmlns:cx6="http://schemas.microsoft.com/office/drawing/2016/5/12/chartex" xmlns:cx7="http://schemas.microsoft.com/office/drawing/2016/5/13/chartex" xmlns:cx8="http://schemas.microsoft.com/office/drawing/2016/5/14/chartex" xmlns:aink="http://schemas.microsoft.com/office/drawing/2016/ink" xmlns:am3d="http://schemas.microsoft.com/office/drawing/2017/model3d" xmlns:oel="http://schemas.microsoft.com/office/2019/extlst" xmlns:w16cex="http://schemas.microsoft.com/office/word/2018/wordml/cex" xmlns:w16cid="http://schemas.microsoft.com/office/word/2016/wordml/cid" xmlns:w16="http://schemas.microsoft.com/office/word/2018/wordml" xmlns:w16sdtdh="http://schemas.microsoft.com/office/word/2020/wordml/sdtdatahash">
           <w:pict>
             <v:line w14:anchorId="497A84A7" id="Conector recto 88" o:spid="_x0000_s1026" style="position:absolute;z-index:251659264;visibility:visible;mso-wrap-style:square;mso-height-percent:0;mso-wrap-distance-left:9pt;mso-wrap-distance-top:0;mso-wrap-distance-right:9pt;mso-wrap-distance-bottom:0;mso-position-horizontal:absolute;mso-position-horizontal-relative:text;mso-position-vertical:absolute;mso-position-vertical-relative:text;mso-height-percent:0;mso-height-relative:margin" from="2.1pt,19.7pt" to="504.75pt,19.7pt" o:gfxdata="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" strokecolor="#34aba2 [3209]" strokeweight="2.25pt"/>
           </w:pict>
@@ -45332,6 +48029,7 @@
     <w:rsid w:val="00C85D97"/>
     <w:rsid w:val="00C9431D"/>
     <w:rsid w:val="00CE3A99"/>
+    <w:rsid w:val="00D04513"/>
     <w:rsid w:val="00D40097"/>
     <w:rsid w:val="00D613BA"/>
     <w:rsid w:val="00E03F4D"/>
@@ -46147,7 +48845,7 @@
 </file>
 
 <file path=customXml/itemProps2.xml><?xml version="1.0" encoding="utf-8"?>
-<ds:datastoreItem xmlns:ds="http://schemas.openxmlformats.org/officeDocument/2006/customXml" ds:itemID="{0A28629C-B176-475D-9E90-E7CDF7CD213A}">
+<ds:datastoreItem xmlns:ds="http://schemas.openxmlformats.org/officeDocument/2006/customXml" ds:itemID="{83030C91-403E-40DE-89C3-65D20A0058E6}">
   <ds:schemaRefs>
     <ds:schemaRef ds:uri="http://schemas.openxmlformats.org/officeDocument/2006/bibliography"/>
   </ds:schemaRefs>

--- a/Documentacion/UT_7_2024_2025.docx
+++ b/Documentacion/UT_7_2024_2025.docx
@@ -306,7 +306,7 @@
                     </wp:inline>
                   </w:drawing>
                 </mc:Choice>
-                <mc:Fallback xmlns:cx1="http://schemas.microsoft.com/office/drawing/2015/9/8/chartex" xmlns:cx2="http://schemas.microsoft.com/office/drawing/2015/10/21/chartex" xmlns:cx3="http://schemas.microsoft.com/office/drawing/2016/5/9/chartex" xmlns:cx4="http://schemas.microsoft.com/office/drawing/2016/5/10/chartex" xmlns:cx5="http://schemas.microsoft.com/office/drawing/2016/5/11/chartex" xmlns:cx6="http://schemas.microsoft.com/office/drawing/2016/5/12/chartex" xmlns:cx7="http://schemas.microsoft.com/office/drawing/2016/5/13/chartex" xmlns:cx8="http://schemas.microsoft.com/office/drawing/2016/5/14/chartex" xmlns:aink="http://schemas.microsoft.com/office/drawing/2016/ink" xmlns:am3d="http://schemas.microsoft.com/office/drawing/2017/model3d" xmlns:oel="http://schemas.microsoft.com/office/2019/extlst" xmlns:w16cex="http://schemas.microsoft.com/office/word/2018/wordml/cex" xmlns:w16cid="http://schemas.microsoft.com/office/word/2016/wordml/cid" xmlns:w16="http://schemas.microsoft.com/office/word/2018/wordml" xmlns:w16sdtdh="http://schemas.microsoft.com/office/word/2020/wordml/sdtdatahash">
+                <mc:Fallback xmlns:w16sdtdh="http://schemas.microsoft.com/office/word/2020/wordml/sdtdatahash" xmlns:w16="http://schemas.microsoft.com/office/word/2018/wordml" xmlns:w16cid="http://schemas.microsoft.com/office/word/2016/wordml/cid" xmlns:w16cex="http://schemas.microsoft.com/office/word/2018/wordml/cex" xmlns:oel="http://schemas.microsoft.com/office/2019/extlst" xmlns:am3d="http://schemas.microsoft.com/office/drawing/2017/model3d" xmlns:aink="http://schemas.microsoft.com/office/drawing/2016/ink" xmlns:cx8="http://schemas.microsoft.com/office/drawing/2016/5/14/chartex" xmlns:cx7="http://schemas.microsoft.com/office/drawing/2016/5/13/chartex" xmlns:cx6="http://schemas.microsoft.com/office/drawing/2016/5/12/chartex" xmlns:cx5="http://schemas.microsoft.com/office/drawing/2016/5/11/chartex" xmlns:cx4="http://schemas.microsoft.com/office/drawing/2016/5/10/chartex" xmlns:cx3="http://schemas.microsoft.com/office/drawing/2016/5/9/chartex" xmlns:cx2="http://schemas.microsoft.com/office/drawing/2015/10/21/chartex" xmlns:cx1="http://schemas.microsoft.com/office/drawing/2015/9/8/chartex">
                   <w:pict>
                     <v:line w14:anchorId="159F9B0C" id="Conector recto 6" o:spid="_x0000_s1026" alt="divisor de texto" style="visibility:visible;mso-wrap-style:square;mso-left-percent:-10001;mso-top-percent:-10001;mso-position-horizontal:absolute;mso-position-horizontal-relative:char;mso-position-vertical:absolute;mso-position-vertical-relative:line;mso-left-percent:-10001;mso-top-percent:-10001" from="0,0" to="117.65pt,0" o:gfxdata="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" strokecolor="#082a75 [3215]" strokeweight="3pt">
                       <w10:anchorlock/>
@@ -547,7 +547,7 @@
               </wp:anchor>
             </w:drawing>
           </mc:Choice>
-          <mc:Fallback xmlns:cx1="http://schemas.microsoft.com/office/drawing/2015/9/8/chartex" xmlns:cx2="http://schemas.microsoft.com/office/drawing/2015/10/21/chartex" xmlns:cx3="http://schemas.microsoft.com/office/drawing/2016/5/9/chartex" xmlns:cx4="http://schemas.microsoft.com/office/drawing/2016/5/10/chartex" xmlns:cx5="http://schemas.microsoft.com/office/drawing/2016/5/11/chartex" xmlns:cx6="http://schemas.microsoft.com/office/drawing/2016/5/12/chartex" xmlns:cx7="http://schemas.microsoft.com/office/drawing/2016/5/13/chartex" xmlns:cx8="http://schemas.microsoft.com/office/drawing/2016/5/14/chartex" xmlns:aink="http://schemas.microsoft.com/office/drawing/2016/ink" xmlns:am3d="http://schemas.microsoft.com/office/drawing/2017/model3d" xmlns:oel="http://schemas.microsoft.com/office/2019/extlst" xmlns:w16cex="http://schemas.microsoft.com/office/word/2018/wordml/cex" xmlns:w16cid="http://schemas.microsoft.com/office/word/2016/wordml/cid" xmlns:w16="http://schemas.microsoft.com/office/word/2018/wordml" xmlns:w16sdtdh="http://schemas.microsoft.com/office/word/2020/wordml/sdtdatahash">
+          <mc:Fallback xmlns:w16sdtdh="http://schemas.microsoft.com/office/word/2020/wordml/sdtdatahash" xmlns:w16="http://schemas.microsoft.com/office/word/2018/wordml" xmlns:w16cid="http://schemas.microsoft.com/office/word/2016/wordml/cid" xmlns:w16cex="http://schemas.microsoft.com/office/word/2018/wordml/cex" xmlns:oel="http://schemas.microsoft.com/office/2019/extlst" xmlns:am3d="http://schemas.microsoft.com/office/drawing/2017/model3d" xmlns:aink="http://schemas.microsoft.com/office/drawing/2016/ink" xmlns:cx8="http://schemas.microsoft.com/office/drawing/2016/5/14/chartex" xmlns:cx7="http://schemas.microsoft.com/office/drawing/2016/5/13/chartex" xmlns:cx6="http://schemas.microsoft.com/office/drawing/2016/5/12/chartex" xmlns:cx5="http://schemas.microsoft.com/office/drawing/2016/5/11/chartex" xmlns:cx4="http://schemas.microsoft.com/office/drawing/2016/5/10/chartex" xmlns:cx3="http://schemas.microsoft.com/office/drawing/2016/5/9/chartex" xmlns:cx2="http://schemas.microsoft.com/office/drawing/2015/10/21/chartex" xmlns:cx1="http://schemas.microsoft.com/office/drawing/2015/9/8/chartex">
             <w:pict>
               <v:rect w14:anchorId="569A6C51" id="Rectángulo 3" o:spid="_x0000_s1026" alt="rectángulo blanco para texto en portada" style="position:absolute;margin-left:-16.05pt;margin-top:78pt;width:310.15pt;height:447pt;z-index:-251654144;visibility:visible;mso-wrap-style:square;mso-width-percent:0;mso-height-percent:0;mso-wrap-distance-left:9pt;mso-wrap-distance-top:0;mso-wrap-distance-right:9pt;mso-wrap-distance-bottom:0;mso-position-horizontal:absolute;mso-position-horizontal-relative:text;mso-position-vertical:absolute;mso-position-vertical-relative:page;mso-width-percent:0;mso-height-percent:0;mso-width-relative:margin;mso-height-relative:margin;v-text-anchor:middle" o:gfxdata="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" fillcolor="white [3212]" stroked="f" strokeweight="2pt">
                 <w10:wrap anchory="page"/>
@@ -627,7 +627,7 @@
               </wp:anchor>
             </w:drawing>
           </mc:Choice>
-          <mc:Fallback xmlns:cx1="http://schemas.microsoft.com/office/drawing/2015/9/8/chartex" xmlns:cx2="http://schemas.microsoft.com/office/drawing/2015/10/21/chartex" xmlns:cx3="http://schemas.microsoft.com/office/drawing/2016/5/9/chartex" xmlns:cx4="http://schemas.microsoft.com/office/drawing/2016/5/10/chartex" xmlns:cx5="http://schemas.microsoft.com/office/drawing/2016/5/11/chartex" xmlns:cx6="http://schemas.microsoft.com/office/drawing/2016/5/12/chartex" xmlns:cx7="http://schemas.microsoft.com/office/drawing/2016/5/13/chartex" xmlns:cx8="http://schemas.microsoft.com/office/drawing/2016/5/14/chartex" xmlns:aink="http://schemas.microsoft.com/office/drawing/2016/ink" xmlns:am3d="http://schemas.microsoft.com/office/drawing/2017/model3d" xmlns:oel="http://schemas.microsoft.com/office/2019/extlst" xmlns:w16cex="http://schemas.microsoft.com/office/word/2018/wordml/cex" xmlns:w16cid="http://schemas.microsoft.com/office/word/2016/wordml/cid" xmlns:w16="http://schemas.microsoft.com/office/word/2018/wordml" xmlns:w16sdtdh="http://schemas.microsoft.com/office/word/2020/wordml/sdtdatahash">
+          <mc:Fallback xmlns:w16sdtdh="http://schemas.microsoft.com/office/word/2020/wordml/sdtdatahash" xmlns:w16="http://schemas.microsoft.com/office/word/2018/wordml" xmlns:w16cid="http://schemas.microsoft.com/office/word/2016/wordml/cid" xmlns:w16cex="http://schemas.microsoft.com/office/word/2018/wordml/cex" xmlns:oel="http://schemas.microsoft.com/office/2019/extlst" xmlns:am3d="http://schemas.microsoft.com/office/drawing/2017/model3d" xmlns:aink="http://schemas.microsoft.com/office/drawing/2016/ink" xmlns:cx8="http://schemas.microsoft.com/office/drawing/2016/5/14/chartex" xmlns:cx7="http://schemas.microsoft.com/office/drawing/2016/5/13/chartex" xmlns:cx6="http://schemas.microsoft.com/office/drawing/2016/5/12/chartex" xmlns:cx5="http://schemas.microsoft.com/office/drawing/2016/5/11/chartex" xmlns:cx4="http://schemas.microsoft.com/office/drawing/2016/5/10/chartex" xmlns:cx3="http://schemas.microsoft.com/office/drawing/2016/5/9/chartex" xmlns:cx2="http://schemas.microsoft.com/office/drawing/2015/10/21/chartex" xmlns:cx1="http://schemas.microsoft.com/office/drawing/2015/9/8/chartex">
             <w:pict>
               <v:rect w14:anchorId="2FF08AF8" id="Rectángulo 2" o:spid="_x0000_s1026" alt="rectángulo de color" style="position:absolute;margin-left:-58.8pt;margin-top:1.5pt;width:611.1pt;height:840pt;z-index:-251659265;visibility:visible;mso-wrap-style:square;mso-height-percent:0;mso-wrap-distance-left:9pt;mso-wrap-distance-top:0;mso-wrap-distance-right:9pt;mso-wrap-distance-bottom:0;mso-position-horizontal:absolute;mso-position-horizontal-relative:text;mso-position-vertical:absolute;mso-position-vertical-relative:page;mso-height-percent:0;mso-height-relative:margin;v-text-anchor:middle" o:gfxdata="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" fillcolor="#34aba2 [3206]" stroked="f" strokeweight="2pt">
                 <w10:wrap anchory="page"/>
@@ -5826,9 +5826,9 @@
       </w:r>
     </w:p>
     <w:p/>
-    <w:bookmarkStart w:id="6" w:name="_Toc170148316" w:displacedByCustomXml="next"/>
+    <w:bookmarkStart w:id="6" w:name="_Toc170148631" w:displacedByCustomXml="next"/>
     <w:bookmarkStart w:id="7" w:name="_Toc49341785" w:displacedByCustomXml="next"/>
-    <w:bookmarkStart w:id="8" w:name="_Toc170148631" w:displacedByCustomXml="next"/>
+    <w:bookmarkStart w:id="8" w:name="_Toc170148316" w:displacedByCustomXml="next"/>
     <w:sdt>
       <w:sdtPr>
         <w:rPr>
@@ -7435,7 +7435,7 @@
                 <v:path o:extrusionok="f" gradientshapeok="t" o:connecttype="rect"/>
                 <o:lock v:ext="edit" aspectratio="t"/>
               </v:shapetype>
-              <v:shape id="_x0000_i1025" type="#_x0000_t75" style="width:465.4pt;height:205.05pt">
+              <v:shape id="_x0000_i1025" type="#_x0000_t75" style="width:465pt;height:204.75pt">
                 <v:imagedata r:id="rId13" o:title="SecuencaciónFasesProyecto"/>
               </v:shape>
             </w:pict>
@@ -7462,7 +7462,7 @@
           </w:pPr>
           <w:r>
             <w:pict w14:anchorId="5636CC0F">
-              <v:shape id="_x0000_i1026" type="#_x0000_t75" style="width:383.6pt;height:241.9pt">
+              <v:shape id="_x0000_i1026" type="#_x0000_t75" style="width:384pt;height:241.5pt">
                 <v:imagedata r:id="rId14" o:title="PlanificaciónRecursosProyectos"/>
               </v:shape>
             </w:pict>
@@ -11986,7 +11986,7 @@
       </w:pPr>
       <w:r>
         <w:pict w14:anchorId="119133E6">
-          <v:shape id="_x0000_i1027" type="#_x0000_t75" style="width:252.85pt;height:468.85pt">
+          <v:shape id="_x0000_i1027" type="#_x0000_t75" style="width:252.75pt;height:468.75pt">
             <v:imagedata r:id="rId22" o:title="DA_Login"/>
           </v:shape>
         </w:pict>
@@ -12081,7 +12081,7 @@
     <w:p>
       <w:r>
         <w:pict w14:anchorId="3BC76BB7">
-          <v:shape id="_x0000_i1028" type="#_x0000_t75" style="width:2in;height:523.6pt">
+          <v:shape id="_x0000_i1028" type="#_x0000_t75" style="width:2in;height:523.5pt">
             <v:imagedata r:id="rId24" o:title="DA_VaciarBBDD"/>
           </v:shape>
         </w:pict>
@@ -12094,7 +12094,7 @@
       </w:r>
       <w:r>
         <w:pict w14:anchorId="6C7C2997">
-          <v:shape id="_x0000_i1029" type="#_x0000_t75" style="width:145.15pt;height:430.25pt">
+          <v:shape id="_x0000_i1029" type="#_x0000_t75" style="width:144.75pt;height:430.5pt">
             <v:imagedata r:id="rId25" o:title="DA_GestiónErrores"/>
           </v:shape>
         </w:pict>
@@ -34254,15 +34254,7 @@
                 <w:sz w:val="16"/>
                 <w:szCs w:val="16"/>
               </w:rPr>
-              <w:t xml:space="preserve">Exportar todos los datos en </w:t>
-            </w:r>
-            <w:r>
-              <w:rPr>
-                <w:rFonts w:cstheme="minorHAnsi"/>
-                <w:sz w:val="16"/>
-                <w:szCs w:val="16"/>
-              </w:rPr>
-              <w:t>CSV</w:t>
+              <w:t>Exportar todos los datos en CSV</w:t>
             </w:r>
           </w:p>
         </w:tc>
@@ -34284,15 +34276,7 @@
                 <w:sz w:val="16"/>
                 <w:szCs w:val="16"/>
               </w:rPr>
-              <w:t xml:space="preserve">Formato: </w:t>
-            </w:r>
-            <w:r>
-              <w:rPr>
-                <w:rFonts w:cstheme="minorHAnsi"/>
-                <w:sz w:val="16"/>
-                <w:szCs w:val="16"/>
-              </w:rPr>
-              <w:t>CSV</w:t>
+              <w:t>Formato: CSV</w:t>
             </w:r>
           </w:p>
         </w:tc>
@@ -34314,23 +34298,7 @@
                 <w:sz w:val="16"/>
                 <w:szCs w:val="16"/>
               </w:rPr>
-              <w:t xml:space="preserve">Fichero </w:t>
-            </w:r>
-            <w:r>
-              <w:rPr>
-                <w:rFonts w:cstheme="minorHAnsi"/>
-                <w:sz w:val="16"/>
-                <w:szCs w:val="16"/>
-              </w:rPr>
-              <w:t>CSV</w:t>
-            </w:r>
-            <w:r>
-              <w:rPr>
-                <w:rFonts w:cstheme="minorHAnsi"/>
-                <w:sz w:val="16"/>
-                <w:szCs w:val="16"/>
-              </w:rPr>
-              <w:t xml:space="preserve"> generado correctamente</w:t>
+              <w:t>Fichero CSV generado correctamente</w:t>
             </w:r>
           </w:p>
         </w:tc>
@@ -34393,15 +34361,7 @@
                 <w:sz w:val="16"/>
                 <w:szCs w:val="16"/>
               </w:rPr>
-              <w:t xml:space="preserve">Exportar todos los datos en </w:t>
-            </w:r>
-            <w:r>
-              <w:rPr>
-                <w:rFonts w:cstheme="minorHAnsi"/>
-                <w:sz w:val="16"/>
-                <w:szCs w:val="16"/>
-              </w:rPr>
-              <w:t>SQL</w:t>
+              <w:t>Exportar todos los datos en SQL</w:t>
             </w:r>
           </w:p>
         </w:tc>
@@ -34423,15 +34383,7 @@
                 <w:sz w:val="16"/>
                 <w:szCs w:val="16"/>
               </w:rPr>
-              <w:t xml:space="preserve">Formato: </w:t>
-            </w:r>
-            <w:r>
-              <w:rPr>
-                <w:rFonts w:cstheme="minorHAnsi"/>
-                <w:sz w:val="16"/>
-                <w:szCs w:val="16"/>
-              </w:rPr>
-              <w:t>SQL</w:t>
+              <w:t>Formato: SQL</w:t>
             </w:r>
           </w:p>
         </w:tc>
@@ -34453,23 +34405,7 @@
                 <w:sz w:val="16"/>
                 <w:szCs w:val="16"/>
               </w:rPr>
-              <w:t xml:space="preserve">Fichero </w:t>
-            </w:r>
-            <w:r>
-              <w:rPr>
-                <w:rFonts w:cstheme="minorHAnsi"/>
-                <w:sz w:val="16"/>
-                <w:szCs w:val="16"/>
-              </w:rPr>
-              <w:t>SQL</w:t>
-            </w:r>
-            <w:r>
-              <w:rPr>
-                <w:rFonts w:cstheme="minorHAnsi"/>
-                <w:sz w:val="16"/>
-                <w:szCs w:val="16"/>
-              </w:rPr>
-              <w:t xml:space="preserve"> generado correctamente</w:t>
+              <w:t>Fichero SQL generado correctamente</w:t>
             </w:r>
           </w:p>
         </w:tc>
@@ -34639,15 +34575,7 @@
                 <w:sz w:val="16"/>
                 <w:szCs w:val="16"/>
               </w:rPr>
-              <w:t xml:space="preserve">Exportar datos seleccionados en </w:t>
-            </w:r>
-            <w:r>
-              <w:rPr>
-                <w:rFonts w:cstheme="minorHAnsi"/>
-                <w:sz w:val="16"/>
-                <w:szCs w:val="16"/>
-              </w:rPr>
-              <w:t>CSV</w:t>
+              <w:t>Exportar datos seleccionados en CSV</w:t>
             </w:r>
           </w:p>
         </w:tc>
@@ -34669,15 +34597,7 @@
                 <w:sz w:val="16"/>
                 <w:szCs w:val="16"/>
               </w:rPr>
-              <w:t xml:space="preserve">Tablas seleccionadas, Formato: </w:t>
-            </w:r>
-            <w:r>
-              <w:rPr>
-                <w:rFonts w:cstheme="minorHAnsi"/>
-                <w:sz w:val="16"/>
-                <w:szCs w:val="16"/>
-              </w:rPr>
-              <w:t>CSV</w:t>
+              <w:t>Tablas seleccionadas, Formato: CSV</w:t>
             </w:r>
           </w:p>
         </w:tc>
@@ -34699,39 +34619,7 @@
                 <w:sz w:val="16"/>
                 <w:szCs w:val="16"/>
               </w:rPr>
-              <w:t xml:space="preserve">Fichero </w:t>
-            </w:r>
-            <w:r>
-              <w:rPr>
-                <w:rFonts w:cstheme="minorHAnsi"/>
-                <w:sz w:val="16"/>
-                <w:szCs w:val="16"/>
-              </w:rPr>
-              <w:t>C</w:t>
-            </w:r>
-            <w:r>
-              <w:rPr>
-                <w:rFonts w:cstheme="minorHAnsi"/>
-                <w:sz w:val="16"/>
-                <w:szCs w:val="16"/>
-              </w:rPr>
-              <w:t>S</w:t>
-            </w:r>
-            <w:r>
-              <w:rPr>
-                <w:rFonts w:cstheme="minorHAnsi"/>
-                <w:sz w:val="16"/>
-                <w:szCs w:val="16"/>
-              </w:rPr>
-              <w:t>V</w:t>
-            </w:r>
-            <w:r>
-              <w:rPr>
-                <w:rFonts w:cstheme="minorHAnsi"/>
-                <w:sz w:val="16"/>
-                <w:szCs w:val="16"/>
-              </w:rPr>
-              <w:t xml:space="preserve"> generado correctamente</w:t>
+              <w:t>Fichero CSV generado correctamente</w:t>
             </w:r>
           </w:p>
         </w:tc>
@@ -34794,15 +34682,7 @@
                 <w:sz w:val="16"/>
                 <w:szCs w:val="16"/>
               </w:rPr>
-              <w:t>Exportar datos seleccionados en S</w:t>
-            </w:r>
-            <w:r>
-              <w:rPr>
-                <w:rFonts w:cstheme="minorHAnsi"/>
-                <w:sz w:val="16"/>
-                <w:szCs w:val="16"/>
-              </w:rPr>
-              <w:t>QL</w:t>
+              <w:t>Exportar datos seleccionados en SQL</w:t>
             </w:r>
           </w:p>
         </w:tc>
@@ -34824,15 +34704,7 @@
                 <w:sz w:val="16"/>
                 <w:szCs w:val="16"/>
               </w:rPr>
-              <w:t xml:space="preserve">Tablas seleccionadas, Formato: </w:t>
-            </w:r>
-            <w:r>
-              <w:rPr>
-                <w:rFonts w:cstheme="minorHAnsi"/>
-                <w:sz w:val="16"/>
-                <w:szCs w:val="16"/>
-              </w:rPr>
-              <w:t>SQL-92</w:t>
+              <w:t>Tablas seleccionadas, Formato: SQL-92</w:t>
             </w:r>
           </w:p>
         </w:tc>
@@ -34854,23 +34726,7 @@
                 <w:sz w:val="16"/>
                 <w:szCs w:val="16"/>
               </w:rPr>
-              <w:t>Fichero S</w:t>
-            </w:r>
-            <w:r>
-              <w:rPr>
-                <w:rFonts w:cstheme="minorHAnsi"/>
-                <w:sz w:val="16"/>
-                <w:szCs w:val="16"/>
-              </w:rPr>
-              <w:t>QL</w:t>
-            </w:r>
-            <w:r>
-              <w:rPr>
-                <w:rFonts w:cstheme="minorHAnsi"/>
-                <w:sz w:val="16"/>
-                <w:szCs w:val="16"/>
-              </w:rPr>
-              <w:t xml:space="preserve"> generado correctamente</w:t>
+              <w:t>Fichero SQL generado correctamente</w:t>
             </w:r>
           </w:p>
         </w:tc>
@@ -35361,15 +35217,7 @@
                 <w:sz w:val="16"/>
                 <w:szCs w:val="16"/>
               </w:rPr>
-              <w:t xml:space="preserve">Verificar integridad fichero </w:t>
-            </w:r>
-            <w:r>
-              <w:rPr>
-                <w:rFonts w:cstheme="minorHAnsi"/>
-                <w:sz w:val="16"/>
-                <w:szCs w:val="16"/>
-              </w:rPr>
-              <w:t>CSV</w:t>
+              <w:t>Verificar integridad fichero CSV</w:t>
             </w:r>
           </w:p>
         </w:tc>
@@ -35391,39 +35239,7 @@
                 <w:sz w:val="16"/>
                 <w:szCs w:val="16"/>
               </w:rPr>
-              <w:t xml:space="preserve">Fichero </w:t>
-            </w:r>
-            <w:r>
-              <w:rPr>
-                <w:rFonts w:cstheme="minorHAnsi"/>
-                <w:sz w:val="16"/>
-                <w:szCs w:val="16"/>
-              </w:rPr>
-              <w:t>C</w:t>
-            </w:r>
-            <w:r>
-              <w:rPr>
-                <w:rFonts w:cstheme="minorHAnsi"/>
-                <w:sz w:val="16"/>
-                <w:szCs w:val="16"/>
-              </w:rPr>
-              <w:t>S</w:t>
-            </w:r>
-            <w:r>
-              <w:rPr>
-                <w:rFonts w:cstheme="minorHAnsi"/>
-                <w:sz w:val="16"/>
-                <w:szCs w:val="16"/>
-              </w:rPr>
-              <w:t>V</w:t>
-            </w:r>
-            <w:r>
-              <w:rPr>
-                <w:rFonts w:cstheme="minorHAnsi"/>
-                <w:sz w:val="16"/>
-                <w:szCs w:val="16"/>
-              </w:rPr>
-              <w:t xml:space="preserve"> generado</w:t>
+              <w:t>Fichero CSV generado</w:t>
             </w:r>
           </w:p>
         </w:tc>
@@ -35445,39 +35261,7 @@
                 <w:sz w:val="16"/>
                 <w:szCs w:val="16"/>
               </w:rPr>
-              <w:t xml:space="preserve">Fichero </w:t>
-            </w:r>
-            <w:r>
-              <w:rPr>
-                <w:rFonts w:cstheme="minorHAnsi"/>
-                <w:sz w:val="16"/>
-                <w:szCs w:val="16"/>
-              </w:rPr>
-              <w:t>C</w:t>
-            </w:r>
-            <w:r>
-              <w:rPr>
-                <w:rFonts w:cstheme="minorHAnsi"/>
-                <w:sz w:val="16"/>
-                <w:szCs w:val="16"/>
-              </w:rPr>
-              <w:t>S</w:t>
-            </w:r>
-            <w:r>
-              <w:rPr>
-                <w:rFonts w:cstheme="minorHAnsi"/>
-                <w:sz w:val="16"/>
-                <w:szCs w:val="16"/>
-              </w:rPr>
-              <w:t>V</w:t>
-            </w:r>
-            <w:r>
-              <w:rPr>
-                <w:rFonts w:cstheme="minorHAnsi"/>
-                <w:sz w:val="16"/>
-                <w:szCs w:val="16"/>
-              </w:rPr>
-              <w:t xml:space="preserve"> válido y completo</w:t>
+              <w:t>Fichero CSV válido y completo</w:t>
             </w:r>
           </w:p>
         </w:tc>
@@ -35540,15 +35324,7 @@
                 <w:sz w:val="16"/>
                 <w:szCs w:val="16"/>
               </w:rPr>
-              <w:t>Verificar integridad fichero S</w:t>
-            </w:r>
-            <w:r>
-              <w:rPr>
-                <w:rFonts w:cstheme="minorHAnsi"/>
-                <w:sz w:val="16"/>
-                <w:szCs w:val="16"/>
-              </w:rPr>
-              <w:t>QL</w:t>
+              <w:t>Verificar integridad fichero SQL</w:t>
             </w:r>
           </w:p>
         </w:tc>
@@ -35570,23 +35346,7 @@
                 <w:sz w:val="16"/>
                 <w:szCs w:val="16"/>
               </w:rPr>
-              <w:t>Fichero S</w:t>
-            </w:r>
-            <w:r>
-              <w:rPr>
-                <w:rFonts w:cstheme="minorHAnsi"/>
-                <w:sz w:val="16"/>
-                <w:szCs w:val="16"/>
-              </w:rPr>
-              <w:t>QL</w:t>
-            </w:r>
-            <w:r>
-              <w:rPr>
-                <w:rFonts w:cstheme="minorHAnsi"/>
-                <w:sz w:val="16"/>
-                <w:szCs w:val="16"/>
-              </w:rPr>
-              <w:t xml:space="preserve"> generado</w:t>
+              <w:t>Fichero SQL generado</w:t>
             </w:r>
           </w:p>
         </w:tc>
@@ -35608,23 +35368,7 @@
                 <w:sz w:val="16"/>
                 <w:szCs w:val="16"/>
               </w:rPr>
-              <w:t>Fichero S</w:t>
-            </w:r>
-            <w:r>
-              <w:rPr>
-                <w:rFonts w:cstheme="minorHAnsi"/>
-                <w:sz w:val="16"/>
-                <w:szCs w:val="16"/>
-              </w:rPr>
-              <w:t>QL</w:t>
-            </w:r>
-            <w:r>
-              <w:rPr>
-                <w:rFonts w:cstheme="minorHAnsi"/>
-                <w:sz w:val="16"/>
-                <w:szCs w:val="16"/>
-              </w:rPr>
-              <w:t xml:space="preserve"> válido y completo</w:t>
+              <w:t>Fichero SQL válido y completo</w:t>
             </w:r>
           </w:p>
         </w:tc>
@@ -35674,88 +35418,473 @@
     <w:p/>
     <w:p/>
     <w:p/>
+    <w:p/>
     <w:p>
-      <w:bookmarkStart w:id="145" w:name="_GoBack"/>
+      <w:pPr>
+        <w:pStyle w:val="Ttulo2"/>
+      </w:pPr>
+      <w:bookmarkStart w:id="145" w:name="_Toc170148370"/>
+      <w:bookmarkStart w:id="146" w:name="_Toc170148684"/>
+      <w:r>
+        <w:lastRenderedPageBreak/>
+        <w:t>Evaluación y solución de incidencias</w:t>
+      </w:r>
+      <w:bookmarkEnd w:id="144"/>
       <w:bookmarkEnd w:id="145"/>
+      <w:bookmarkEnd w:id="146"/>
     </w:p>
     <w:p>
       <w:pPr>
-        <w:pStyle w:val="Ttulo2"/>
-      </w:pPr>
-      <w:bookmarkStart w:id="146" w:name="_Toc170148370"/>
-      <w:bookmarkStart w:id="147" w:name="_Toc170148684"/>
-      <w:r>
-        <w:lastRenderedPageBreak/>
-        <w:t>Evaluación y solución de incidencias</w:t>
-      </w:r>
-      <w:bookmarkEnd w:id="144"/>
-      <w:bookmarkEnd w:id="146"/>
-      <w:bookmarkEnd w:id="147"/>
+        <w:ind w:left="720"/>
+        <w:jc w:val="left"/>
+      </w:pPr>
+      <w:r>
+        <w:t>Cuando se detecte algún fallo en la batería de pruebas se procederá de la siguiente manera:</w:t>
+      </w:r>
     </w:p>
     <w:p>
       <w:pPr>
-        <w:rPr>
-          <w:color w:val="FF0000"/>
-        </w:rPr>
-      </w:pPr>
-      <w:r>
-        <w:rPr>
-          <w:color w:val="FF0000"/>
-        </w:rPr>
-        <w:t>Rellenar</w:t>
+        <w:ind w:left="720"/>
+        <w:jc w:val="left"/>
+      </w:pPr>
+    </w:p>
+    <w:p>
+      <w:pPr>
+        <w:pStyle w:val="Prrafodelista"/>
+        <w:numPr>
+          <w:ilvl w:val="0"/>
+          <w:numId w:val="15"/>
+        </w:numPr>
+        <w:jc w:val="left"/>
+      </w:pPr>
+      <w:r>
+        <w:t>Identificación: si identifica el error encontrado y se escribe en la columna “obtenido” de la tabla batería de pruebas y marcando el resultado como “Fallo”.</w:t>
+      </w:r>
+    </w:p>
+    <w:p>
+      <w:pPr>
+        <w:pStyle w:val="Prrafodelista"/>
+        <w:numPr>
+          <w:ilvl w:val="0"/>
+          <w:numId w:val="15"/>
+        </w:numPr>
+        <w:jc w:val="left"/>
+      </w:pPr>
+      <w:r>
+        <w:t>Clasificación: los errores se clasificarán de la siguiente manera:</w:t>
+      </w:r>
+    </w:p>
+    <w:p>
+      <w:pPr>
+        <w:pStyle w:val="Prrafodelista"/>
+        <w:numPr>
+          <w:ilvl w:val="1"/>
+          <w:numId w:val="15"/>
+        </w:numPr>
+        <w:jc w:val="left"/>
+      </w:pPr>
+      <w:r>
+        <w:t>Crítico</w:t>
+      </w:r>
+      <w:r>
+        <w:t xml:space="preserve">: la aplicación no funciona, tiene que resolverse de inmediato.  </w:t>
+      </w:r>
+    </w:p>
+    <w:p>
+      <w:pPr>
+        <w:pStyle w:val="Prrafodelista"/>
+        <w:numPr>
+          <w:ilvl w:val="1"/>
+          <w:numId w:val="15"/>
+        </w:numPr>
+        <w:jc w:val="left"/>
+      </w:pPr>
+      <w:r>
+        <w:t xml:space="preserve">Grave: una funcionalidad no funciona. </w:t>
+      </w:r>
+    </w:p>
+    <w:p>
+      <w:pPr>
+        <w:pStyle w:val="Prrafodelista"/>
+        <w:numPr>
+          <w:ilvl w:val="1"/>
+          <w:numId w:val="15"/>
+        </w:numPr>
+        <w:jc w:val="left"/>
+      </w:pPr>
+      <w:r>
+        <w:t xml:space="preserve">Leve: pequeño error que no afecta al funcionamiento general. </w:t>
+      </w:r>
+    </w:p>
+    <w:p>
+      <w:pPr>
+        <w:pStyle w:val="Prrafodelista"/>
+        <w:numPr>
+          <w:ilvl w:val="0"/>
+          <w:numId w:val="15"/>
+        </w:numPr>
+        <w:jc w:val="left"/>
+      </w:pPr>
+      <w:r>
+        <w:t xml:space="preserve">Solución: se corrige los errores </w:t>
+      </w:r>
+      <w:r>
+        <w:t xml:space="preserve">y se vuelve ejecutar la prueba hasta obtener el resultado que se espera. </w:t>
+      </w:r>
+    </w:p>
+    <w:p>
+      <w:pPr>
+        <w:pStyle w:val="Prrafodelista"/>
+        <w:numPr>
+          <w:ilvl w:val="0"/>
+          <w:numId w:val="15"/>
+        </w:numPr>
+        <w:jc w:val="left"/>
+      </w:pPr>
+      <w:r>
+        <w:t xml:space="preserve">Verificación: </w:t>
+      </w:r>
+      <w:r>
+        <w:t xml:space="preserve">una vez que está corregido se marcará como “OK” en la tabla de batería de pruebas.  </w:t>
+      </w:r>
+    </w:p>
+    <w:p/>
+    <w:p/>
+    <w:p/>
+    <w:p/>
+    <w:p/>
+    <w:p/>
+    <w:p/>
+    <w:p/>
+    <w:p/>
+    <w:p/>
+    <w:p/>
+    <w:p/>
+    <w:p/>
+    <w:p/>
+    <w:p/>
+    <w:p/>
+    <w:p/>
+    <w:p/>
+    <w:p/>
+    <w:p/>
+    <w:p/>
+    <w:p/>
+    <w:p/>
+    <w:p/>
+    <w:p/>
+    <w:p/>
+    <w:p/>
+    <w:p>
+      <w:pPr>
+        <w:pStyle w:val="Ttulo2"/>
+      </w:pPr>
+      <w:bookmarkStart w:id="147" w:name="_Toc49341861"/>
+      <w:bookmarkStart w:id="148" w:name="_Toc170148371"/>
+      <w:bookmarkStart w:id="149" w:name="_Toc170148685"/>
+      <w:r>
+        <w:lastRenderedPageBreak/>
+        <w:t>Evaluación y seguimiento del</w:t>
+      </w:r>
+      <w:r>
+        <w:t xml:space="preserve"> proyecto</w:t>
+      </w:r>
+      <w:bookmarkEnd w:id="147"/>
+      <w:bookmarkEnd w:id="148"/>
+      <w:bookmarkEnd w:id="149"/>
+    </w:p>
+    <w:p>
+      <w:pPr>
+        <w:ind w:left="720"/>
+      </w:pPr>
+      <w:r>
+        <w:t>El seguimiento se ha realizado siguiendo las fases definidas en la planificación inicial:</w:t>
+      </w:r>
+    </w:p>
+    <w:p>
+      <w:pPr>
+        <w:ind w:left="720"/>
+      </w:pPr>
+    </w:p>
+    <w:p>
+      <w:pPr>
+        <w:pStyle w:val="Prrafodelista"/>
+        <w:numPr>
+          <w:ilvl w:val="0"/>
+          <w:numId w:val="16"/>
+        </w:numPr>
+      </w:pPr>
+      <w:r>
+        <w:t xml:space="preserve">Análisis inicial: </w:t>
+      </w:r>
+    </w:p>
+    <w:p>
+      <w:pPr>
+        <w:pStyle w:val="Prrafodelista"/>
+        <w:numPr>
+          <w:ilvl w:val="0"/>
+          <w:numId w:val="17"/>
+        </w:numPr>
+      </w:pPr>
+      <w:r>
+        <w:t xml:space="preserve">Duración: 5 días. </w:t>
+      </w:r>
+    </w:p>
+    <w:p>
+      <w:pPr>
+        <w:pStyle w:val="Prrafodelista"/>
+        <w:numPr>
+          <w:ilvl w:val="0"/>
+          <w:numId w:val="17"/>
+        </w:numPr>
+      </w:pPr>
+      <w:r>
+        <w:t xml:space="preserve">El docente responsable proporcionó el documento de base con las necesidades del centro y los requisitos funcionales. </w:t>
+      </w:r>
+    </w:p>
+    <w:p>
+      <w:pPr>
+        <w:pStyle w:val="Prrafodelista"/>
+        <w:numPr>
+          <w:ilvl w:val="0"/>
+          <w:numId w:val="17"/>
+        </w:numPr>
+      </w:pPr>
+      <w:r>
+        <w:t>Resultado: completado.</w:t>
+      </w:r>
+    </w:p>
+    <w:p>
+      <w:pPr>
+        <w:pStyle w:val="Prrafodelista"/>
+        <w:ind w:left="2520"/>
+      </w:pPr>
+    </w:p>
+    <w:p>
+      <w:pPr>
+        <w:pStyle w:val="Prrafodelista"/>
+        <w:numPr>
+          <w:ilvl w:val="0"/>
+          <w:numId w:val="16"/>
+        </w:numPr>
+      </w:pPr>
+      <w:r>
+        <w:t xml:space="preserve">Análisis: </w:t>
+      </w:r>
+    </w:p>
+    <w:p>
+      <w:pPr>
+        <w:pStyle w:val="Prrafodelista"/>
+        <w:numPr>
+          <w:ilvl w:val="0"/>
+          <w:numId w:val="18"/>
+        </w:numPr>
+      </w:pPr>
+      <w:r>
+        <w:t xml:space="preserve">Duración: dos semanas. </w:t>
+      </w:r>
+    </w:p>
+    <w:p>
+      <w:pPr>
+        <w:pStyle w:val="Prrafodelista"/>
+        <w:numPr>
+          <w:ilvl w:val="0"/>
+          <w:numId w:val="18"/>
+        </w:numPr>
+      </w:pPr>
+      <w:r>
+        <w:t>Se creó la estructura inicial de proyecto y se estudió el documento proporcionado por el docente.</w:t>
+      </w:r>
+    </w:p>
+    <w:p>
+      <w:pPr>
+        <w:pStyle w:val="Prrafodelista"/>
+        <w:numPr>
+          <w:ilvl w:val="0"/>
+          <w:numId w:val="18"/>
+        </w:numPr>
+      </w:pPr>
+      <w:r>
+        <w:t>Resultado: completado.</w:t>
+      </w:r>
+    </w:p>
+    <w:p>
+      <w:pPr>
+        <w:pStyle w:val="Prrafodelista"/>
+        <w:ind w:left="2520"/>
+      </w:pPr>
+    </w:p>
+    <w:p>
+      <w:pPr>
+        <w:pStyle w:val="Prrafodelista"/>
+        <w:numPr>
+          <w:ilvl w:val="0"/>
+          <w:numId w:val="16"/>
+        </w:numPr>
+      </w:pPr>
+      <w:r>
+        <w:t>Diseño:</w:t>
+      </w:r>
+    </w:p>
+    <w:p>
+      <w:pPr>
+        <w:pStyle w:val="Prrafodelista"/>
+        <w:numPr>
+          <w:ilvl w:val="0"/>
+          <w:numId w:val="19"/>
+        </w:numPr>
+      </w:pPr>
+      <w:r>
+        <w:t>Duración: una semana</w:t>
+      </w:r>
+    </w:p>
+    <w:p>
+      <w:pPr>
+        <w:pStyle w:val="Prrafodelista"/>
+        <w:numPr>
+          <w:ilvl w:val="0"/>
+          <w:numId w:val="19"/>
+        </w:numPr>
+      </w:pPr>
+      <w:r>
+        <w:t xml:space="preserve">Se implementó la base de datos y se completó la documentación. </w:t>
+      </w:r>
+    </w:p>
+    <w:p>
+      <w:pPr>
+        <w:pStyle w:val="Prrafodelista"/>
+        <w:numPr>
+          <w:ilvl w:val="0"/>
+          <w:numId w:val="19"/>
+        </w:numPr>
+      </w:pPr>
+      <w:r>
+        <w:t xml:space="preserve">Resultado: completado. </w:t>
+      </w:r>
+    </w:p>
+    <w:p>
+      <w:pPr>
+        <w:pStyle w:val="Prrafodelista"/>
+        <w:ind w:left="2520"/>
+      </w:pPr>
+    </w:p>
+    <w:p>
+      <w:pPr>
+        <w:pStyle w:val="Prrafodelista"/>
+        <w:numPr>
+          <w:ilvl w:val="0"/>
+          <w:numId w:val="16"/>
+        </w:numPr>
+      </w:pPr>
+      <w:r>
+        <w:t>Desarrollo:</w:t>
+      </w:r>
+    </w:p>
+    <w:p>
+      <w:pPr>
+        <w:pStyle w:val="Prrafodelista"/>
+        <w:numPr>
+          <w:ilvl w:val="0"/>
+          <w:numId w:val="20"/>
+        </w:numPr>
+      </w:pPr>
+      <w:r>
+        <w:t>Duración: cuatro semanas</w:t>
+      </w:r>
+    </w:p>
+    <w:p>
+      <w:pPr>
+        <w:pStyle w:val="Prrafodelista"/>
+        <w:numPr>
+          <w:ilvl w:val="0"/>
+          <w:numId w:val="20"/>
+        </w:numPr>
+      </w:pPr>
+      <w:r>
+        <w:t xml:space="preserve">Implementación de la aplicación en Python con POO y conexión </w:t>
+      </w:r>
+      <w:r>
+        <w:t xml:space="preserve">con </w:t>
+      </w:r>
+      <w:proofErr w:type="spellStart"/>
+      <w:r>
+        <w:t>MySQL</w:t>
+      </w:r>
+      <w:proofErr w:type="spellEnd"/>
+    </w:p>
+    <w:p>
+      <w:pPr>
+        <w:pStyle w:val="Prrafodelista"/>
+        <w:numPr>
+          <w:ilvl w:val="0"/>
+          <w:numId w:val="20"/>
+        </w:numPr>
+      </w:pPr>
+      <w:r>
+        <w:t>Resultado: completado</w:t>
+      </w:r>
+    </w:p>
+    <w:p>
+      <w:pPr>
+        <w:pStyle w:val="Prrafodelista"/>
+        <w:ind w:left="2520"/>
+      </w:pPr>
+    </w:p>
+    <w:p>
+      <w:pPr>
+        <w:pStyle w:val="Prrafodelista"/>
+        <w:numPr>
+          <w:ilvl w:val="0"/>
+          <w:numId w:val="16"/>
+        </w:numPr>
+      </w:pPr>
+      <w:r>
+        <w:t>Implantación.</w:t>
+      </w:r>
+    </w:p>
+    <w:p>
+      <w:pPr>
+        <w:pStyle w:val="Prrafodelista"/>
+        <w:numPr>
+          <w:ilvl w:val="0"/>
+          <w:numId w:val="22"/>
+        </w:numPr>
+      </w:pPr>
+      <w:r>
+        <w:t xml:space="preserve">Duración: tres semanas </w:t>
+      </w:r>
+    </w:p>
+    <w:p>
+      <w:pPr>
+        <w:pStyle w:val="Prrafodelista"/>
+        <w:numPr>
+          <w:ilvl w:val="0"/>
+          <w:numId w:val="22"/>
+        </w:numPr>
+      </w:pPr>
+      <w:r>
+        <w:t xml:space="preserve">Instalación y puesta en marcha en el instituto. </w:t>
+      </w:r>
+    </w:p>
+    <w:p>
+      <w:pPr>
+        <w:pStyle w:val="Prrafodelista"/>
+        <w:numPr>
+          <w:ilvl w:val="0"/>
+          <w:numId w:val="22"/>
+        </w:numPr>
+      </w:pPr>
+      <w:r>
+        <w:t xml:space="preserve">Resultado: pendiente. </w:t>
       </w:r>
     </w:p>
     <w:p/>
     <w:p>
       <w:pPr>
-        <w:pStyle w:val="Ttulo2"/>
-      </w:pPr>
-      <w:bookmarkStart w:id="148" w:name="_Toc49341861"/>
-      <w:bookmarkStart w:id="149" w:name="_Toc170148371"/>
-      <w:bookmarkStart w:id="150" w:name="_Toc170148685"/>
-      <w:r>
-        <w:t>Evaluación y seguimiento del</w:t>
-      </w:r>
-      <w:r>
-        <w:t xml:space="preserve"> proyecto</w:t>
-      </w:r>
-      <w:bookmarkEnd w:id="148"/>
-      <w:bookmarkEnd w:id="149"/>
-      <w:bookmarkEnd w:id="150"/>
-    </w:p>
-    <w:p>
-      <w:pPr>
-        <w:rPr>
-          <w:color w:val="FF0000"/>
-        </w:rPr>
-      </w:pPr>
-      <w:r>
-        <w:rPr>
-          <w:color w:val="FF0000"/>
-        </w:rPr>
-        <w:t>Rellenar</w:t>
-      </w:r>
+        <w:jc w:val="center"/>
+      </w:pPr>
     </w:p>
     <w:p/>
-    <w:p/>
-    <w:p>
-      <w:pPr>
-        <w:jc w:val="center"/>
-      </w:pPr>
-    </w:p>
-    <w:p/>
-    <w:p>
-      <w:pPr>
-        <w:autoSpaceDE w:val="0"/>
-        <w:autoSpaceDN w:val="0"/>
-        <w:adjustRightInd w:val="0"/>
-        <w:spacing w:line="240" w:lineRule="auto"/>
-        <w:jc w:val="left"/>
-        <w:rPr>
-          <w:rFonts w:ascii="Calibri" w:eastAsiaTheme="minorHAnsi" w:hAnsi="Calibri" w:cs="Calibri"/>
-        </w:rPr>
-      </w:pPr>
-    </w:p>
     <w:p>
       <w:pPr>
         <w:spacing w:after="200"/>
@@ -35768,50 +35897,30 @@
           <w:szCs w:val="144"/>
         </w:rPr>
       </w:pPr>
+      <w:bookmarkStart w:id="150" w:name="_Toc49341863"/>
     </w:p>
     <w:p>
       <w:pPr>
-        <w:spacing w:after="200"/>
-        <w:jc w:val="left"/>
-        <w:rPr>
-          <w:rFonts w:asciiTheme="majorHAnsi" w:eastAsiaTheme="majorEastAsia" w:hAnsiTheme="majorHAnsi" w:cstheme="majorBidi"/>
-          <w:color w:val="061F57" w:themeColor="text2" w:themeShade="BF"/>
-          <w:kern w:val="28"/>
+        <w:pStyle w:val="Ttulo1"/>
+        <w:jc w:val="center"/>
+        <w:rPr>
           <w:sz w:val="144"/>
           <w:szCs w:val="144"/>
         </w:rPr>
       </w:pPr>
-      <w:bookmarkStart w:id="151" w:name="_Toc49341863"/>
+      <w:bookmarkStart w:id="151" w:name="_Toc170148373"/>
+      <w:bookmarkStart w:id="152" w:name="_Toc170148686"/>
       <w:r>
         <w:rPr>
           <w:sz w:val="144"/>
           <w:szCs w:val="144"/>
         </w:rPr>
-        <w:br w:type="page"/>
-      </w:r>
-    </w:p>
-    <w:p>
-      <w:pPr>
-        <w:pStyle w:val="Ttulo1"/>
-        <w:jc w:val="center"/>
-        <w:rPr>
-          <w:sz w:val="144"/>
-          <w:szCs w:val="144"/>
-        </w:rPr>
-      </w:pPr>
-      <w:bookmarkStart w:id="152" w:name="_Toc170148373"/>
-      <w:bookmarkStart w:id="153" w:name="_Toc170148686"/>
-      <w:r>
-        <w:rPr>
-          <w:sz w:val="144"/>
-          <w:szCs w:val="144"/>
-        </w:rPr>
         <w:lastRenderedPageBreak/>
         <w:t>Implantación del Proyecto</w:t>
       </w:r>
+      <w:bookmarkEnd w:id="150"/>
       <w:bookmarkEnd w:id="151"/>
       <w:bookmarkEnd w:id="152"/>
-      <w:bookmarkEnd w:id="153"/>
     </w:p>
     <w:p>
       <w:pPr>
@@ -35832,16 +35941,16 @@
       <w:pPr>
         <w:pStyle w:val="Ttulo2"/>
       </w:pPr>
-      <w:bookmarkStart w:id="154" w:name="_Toc49341864"/>
-      <w:bookmarkStart w:id="155" w:name="_Toc170148374"/>
-      <w:bookmarkStart w:id="156" w:name="_Toc170148687"/>
+      <w:bookmarkStart w:id="153" w:name="_Toc49341864"/>
+      <w:bookmarkStart w:id="154" w:name="_Toc170148374"/>
+      <w:bookmarkStart w:id="155" w:name="_Toc170148687"/>
       <w:r>
         <w:lastRenderedPageBreak/>
         <w:t>Plan de implantación</w:t>
       </w:r>
+      <w:bookmarkEnd w:id="153"/>
       <w:bookmarkEnd w:id="154"/>
       <w:bookmarkEnd w:id="155"/>
-      <w:bookmarkEnd w:id="156"/>
     </w:p>
     <w:p>
       <w:pPr>
@@ -35993,6 +36102,8 @@
       <w:r>
         <w:t xml:space="preserve"> día</w:t>
       </w:r>
+      <w:bookmarkStart w:id="156" w:name="_GoBack"/>
+      <w:bookmarkEnd w:id="156"/>
       <w:r>
         <w:tab/>
       </w:r>
@@ -44391,7 +44502,7 @@
         <w:noProof/>
         <w:color w:val="024F75" w:themeColor="accent1"/>
       </w:rPr>
-      <w:t>40</w:t>
+      <w:t>49</w:t>
     </w:r>
     <w:r>
       <w:rPr>
@@ -44513,7 +44624,7 @@
             </wp:anchor>
           </w:drawing>
         </mc:Choice>
-        <mc:Fallback xmlns:cx1="http://schemas.microsoft.com/office/drawing/2015/9/8/chartex" xmlns:cx2="http://schemas.microsoft.com/office/drawing/2015/10/21/chartex" xmlns:cx3="http://schemas.microsoft.com/office/drawing/2016/5/9/chartex" xmlns:cx4="http://schemas.microsoft.com/office/drawing/2016/5/10/chartex" xmlns:cx5="http://schemas.microsoft.com/office/drawing/2016/5/11/chartex" xmlns:cx6="http://schemas.microsoft.com/office/drawing/2016/5/12/chartex" xmlns:cx7="http://schemas.microsoft.com/office/drawing/2016/5/13/chartex" xmlns:cx8="http://schemas.microsoft.com/office/drawing/2016/5/14/chartex" xmlns:aink="http://schemas.microsoft.com/office/drawing/2016/ink" xmlns:am3d="http://schemas.microsoft.com/office/drawing/2017/model3d" xmlns:oel="http://schemas.microsoft.com/office/2019/extlst" xmlns:w16cex="http://schemas.microsoft.com/office/word/2018/wordml/cex" xmlns:w16cid="http://schemas.microsoft.com/office/word/2016/wordml/cid" xmlns:w16="http://schemas.microsoft.com/office/word/2018/wordml" xmlns:w16sdtdh="http://schemas.microsoft.com/office/word/2020/wordml/sdtdatahash">
+        <mc:Fallback xmlns:w16sdtdh="http://schemas.microsoft.com/office/word/2020/wordml/sdtdatahash" xmlns:w16="http://schemas.microsoft.com/office/word/2018/wordml" xmlns:w16cid="http://schemas.microsoft.com/office/word/2016/wordml/cid" xmlns:w16cex="http://schemas.microsoft.com/office/word/2018/wordml/cex" xmlns:oel="http://schemas.microsoft.com/office/2019/extlst" xmlns:am3d="http://schemas.microsoft.com/office/drawing/2017/model3d" xmlns:aink="http://schemas.microsoft.com/office/drawing/2016/ink" xmlns:cx8="http://schemas.microsoft.com/office/drawing/2016/5/14/chartex" xmlns:cx7="http://schemas.microsoft.com/office/drawing/2016/5/13/chartex" xmlns:cx6="http://schemas.microsoft.com/office/drawing/2016/5/12/chartex" xmlns:cx5="http://schemas.microsoft.com/office/drawing/2016/5/11/chartex" xmlns:cx4="http://schemas.microsoft.com/office/drawing/2016/5/10/chartex" xmlns:cx3="http://schemas.microsoft.com/office/drawing/2016/5/9/chartex" xmlns:cx2="http://schemas.microsoft.com/office/drawing/2015/10/21/chartex" xmlns:cx1="http://schemas.microsoft.com/office/drawing/2015/9/8/chartex">
           <w:pict>
             <v:line w14:anchorId="497A84A7" id="Conector recto 88" o:spid="_x0000_s1026" style="position:absolute;z-index:251659264;visibility:visible;mso-wrap-style:square;mso-height-percent:0;mso-wrap-distance-left:9pt;mso-wrap-distance-top:0;mso-wrap-distance-right:9pt;mso-wrap-distance-bottom:0;mso-position-horizontal:absolute;mso-position-horizontal-relative:text;mso-position-vertical:absolute;mso-position-vertical-relative:text;mso-height-percent:0;mso-height-relative:margin" from="2.1pt,19.7pt" to="504.75pt,19.7pt" o:gfxdata="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" strokecolor="#34aba2 [3209]" strokeweight="2.25pt"/>
           </w:pict>
@@ -44616,102 +44727,16 @@
     </w:lvl>
   </w:abstractNum>
   <w:abstractNum w:abstractNumId="1" w15:restartNumberingAfterBreak="0">
-    <w:nsid w:val="0FB075BD"/>
+    <w:nsid w:val="092A3C3E"/>
     <w:multiLevelType w:val="hybridMultilevel"/>
-    <w:tmpl w:val="31DE7E7C"/>
-    <w:lvl w:ilvl="0" w:tplc="0C0A000F">
-      <w:start w:val="1"/>
-      <w:numFmt w:val="decimal"/>
-      <w:lvlText w:val="%1."/>
-      <w:lvlJc w:val="left"/>
-      <w:pPr>
-        <w:ind w:left="720" w:hanging="360"/>
-      </w:pPr>
-    </w:lvl>
-    <w:lvl w:ilvl="1" w:tplc="0C0A0019" w:tentative="1">
-      <w:start w:val="1"/>
-      <w:numFmt w:val="lowerLetter"/>
-      <w:lvlText w:val="%2."/>
-      <w:lvlJc w:val="left"/>
-      <w:pPr>
-        <w:ind w:left="1440" w:hanging="360"/>
-      </w:pPr>
-    </w:lvl>
-    <w:lvl w:ilvl="2" w:tplc="0C0A001B" w:tentative="1">
-      <w:start w:val="1"/>
-      <w:numFmt w:val="lowerRoman"/>
-      <w:lvlText w:val="%3."/>
-      <w:lvlJc w:val="right"/>
-      <w:pPr>
-        <w:ind w:left="2160" w:hanging="180"/>
-      </w:pPr>
-    </w:lvl>
-    <w:lvl w:ilvl="3" w:tplc="0C0A000F" w:tentative="1">
-      <w:start w:val="1"/>
-      <w:numFmt w:val="decimal"/>
-      <w:lvlText w:val="%4."/>
-      <w:lvlJc w:val="left"/>
-      <w:pPr>
-        <w:ind w:left="2880" w:hanging="360"/>
-      </w:pPr>
-    </w:lvl>
-    <w:lvl w:ilvl="4" w:tplc="0C0A0019" w:tentative="1">
-      <w:start w:val="1"/>
-      <w:numFmt w:val="lowerLetter"/>
-      <w:lvlText w:val="%5."/>
-      <w:lvlJc w:val="left"/>
-      <w:pPr>
-        <w:ind w:left="3600" w:hanging="360"/>
-      </w:pPr>
-    </w:lvl>
-    <w:lvl w:ilvl="5" w:tplc="0C0A001B" w:tentative="1">
-      <w:start w:val="1"/>
-      <w:numFmt w:val="lowerRoman"/>
-      <w:lvlText w:val="%6."/>
-      <w:lvlJc w:val="right"/>
-      <w:pPr>
-        <w:ind w:left="4320" w:hanging="180"/>
-      </w:pPr>
-    </w:lvl>
-    <w:lvl w:ilvl="6" w:tplc="0C0A000F" w:tentative="1">
-      <w:start w:val="1"/>
-      <w:numFmt w:val="decimal"/>
-      <w:lvlText w:val="%7."/>
-      <w:lvlJc w:val="left"/>
-      <w:pPr>
-        <w:ind w:left="5040" w:hanging="360"/>
-      </w:pPr>
-    </w:lvl>
-    <w:lvl w:ilvl="7" w:tplc="0C0A0019" w:tentative="1">
-      <w:start w:val="1"/>
-      <w:numFmt w:val="lowerLetter"/>
-      <w:lvlText w:val="%8."/>
-      <w:lvlJc w:val="left"/>
-      <w:pPr>
-        <w:ind w:left="5760" w:hanging="360"/>
-      </w:pPr>
-    </w:lvl>
-    <w:lvl w:ilvl="8" w:tplc="0C0A001B" w:tentative="1">
-      <w:start w:val="1"/>
-      <w:numFmt w:val="lowerRoman"/>
-      <w:lvlText w:val="%9."/>
-      <w:lvlJc w:val="right"/>
-      <w:pPr>
-        <w:ind w:left="6480" w:hanging="180"/>
-      </w:pPr>
-    </w:lvl>
-  </w:abstractNum>
-  <w:abstractNum w:abstractNumId="2" w15:restartNumberingAfterBreak="0">
-    <w:nsid w:val="1BC0572C"/>
-    <w:multiLevelType w:val="hybridMultilevel"/>
-    <w:tmpl w:val="8580F39E"/>
+    <w:tmpl w:val="88F6CDBE"/>
     <w:lvl w:ilvl="0" w:tplc="0C0A0001">
       <w:start w:val="1"/>
       <w:numFmt w:val="bullet"/>
       <w:lvlText w:val=""/>
       <w:lvlJc w:val="left"/>
       <w:pPr>
-        <w:ind w:left="1080" w:hanging="360"/>
+        <w:ind w:left="2520" w:hanging="360"/>
       </w:pPr>
       <w:rPr>
         <w:rFonts w:ascii="Symbol" w:hAnsi="Symbol" w:hint="default"/>
@@ -44723,7 +44748,7 @@
       <w:lvlText w:val="o"/>
       <w:lvlJc w:val="left"/>
       <w:pPr>
-        <w:ind w:left="1800" w:hanging="360"/>
+        <w:ind w:left="3240" w:hanging="360"/>
       </w:pPr>
       <w:rPr>
         <w:rFonts w:ascii="Courier New" w:hAnsi="Courier New" w:cs="Courier New" w:hint="default"/>
@@ -44735,7 +44760,7 @@
       <w:lvlText w:val=""/>
       <w:lvlJc w:val="left"/>
       <w:pPr>
-        <w:ind w:left="2520" w:hanging="360"/>
+        <w:ind w:left="3960" w:hanging="360"/>
       </w:pPr>
       <w:rPr>
         <w:rFonts w:ascii="Wingdings" w:hAnsi="Wingdings" w:hint="default"/>
@@ -44747,7 +44772,7 @@
       <w:lvlText w:val=""/>
       <w:lvlJc w:val="left"/>
       <w:pPr>
-        <w:ind w:left="3240" w:hanging="360"/>
+        <w:ind w:left="4680" w:hanging="360"/>
       </w:pPr>
       <w:rPr>
         <w:rFonts w:ascii="Symbol" w:hAnsi="Symbol" w:hint="default"/>
@@ -44759,7 +44784,7 @@
       <w:lvlText w:val="o"/>
       <w:lvlJc w:val="left"/>
       <w:pPr>
-        <w:ind w:left="3960" w:hanging="360"/>
+        <w:ind w:left="5400" w:hanging="360"/>
       </w:pPr>
       <w:rPr>
         <w:rFonts w:ascii="Courier New" w:hAnsi="Courier New" w:cs="Courier New" w:hint="default"/>
@@ -44771,7 +44796,7 @@
       <w:lvlText w:val=""/>
       <w:lvlJc w:val="left"/>
       <w:pPr>
-        <w:ind w:left="4680" w:hanging="360"/>
+        <w:ind w:left="6120" w:hanging="360"/>
       </w:pPr>
       <w:rPr>
         <w:rFonts w:ascii="Wingdings" w:hAnsi="Wingdings" w:hint="default"/>
@@ -44783,7 +44808,7 @@
       <w:lvlText w:val=""/>
       <w:lvlJc w:val="left"/>
       <w:pPr>
-        <w:ind w:left="5400" w:hanging="360"/>
+        <w:ind w:left="6840" w:hanging="360"/>
       </w:pPr>
       <w:rPr>
         <w:rFonts w:ascii="Symbol" w:hAnsi="Symbol" w:hint="default"/>
@@ -44795,7 +44820,7 @@
       <w:lvlText w:val="o"/>
       <w:lvlJc w:val="left"/>
       <w:pPr>
-        <w:ind w:left="6120" w:hanging="360"/>
+        <w:ind w:left="7560" w:hanging="360"/>
       </w:pPr>
       <w:rPr>
         <w:rFonts w:ascii="Courier New" w:hAnsi="Courier New" w:cs="Courier New" w:hint="default"/>
@@ -44807,17 +44832,192 @@
       <w:lvlText w:val=""/>
       <w:lvlJc w:val="left"/>
       <w:pPr>
-        <w:ind w:left="6840" w:hanging="360"/>
+        <w:ind w:left="8280" w:hanging="360"/>
       </w:pPr>
       <w:rPr>
         <w:rFonts w:ascii="Wingdings" w:hAnsi="Wingdings" w:hint="default"/>
       </w:rPr>
     </w:lvl>
   </w:abstractNum>
+  <w:abstractNum w:abstractNumId="2" w15:restartNumberingAfterBreak="0">
+    <w:nsid w:val="0B530E0C"/>
+    <w:multiLevelType w:val="hybridMultilevel"/>
+    <w:tmpl w:val="ADB8013C"/>
+    <w:lvl w:ilvl="0" w:tplc="628AE638">
+      <w:start w:val="1"/>
+      <w:numFmt w:val="decimal"/>
+      <w:lvlText w:val="%1."/>
+      <w:lvlJc w:val="left"/>
+      <w:pPr>
+        <w:ind w:left="1800" w:hanging="360"/>
+      </w:pPr>
+      <w:rPr>
+        <w:rFonts w:hint="default"/>
+      </w:rPr>
+    </w:lvl>
+    <w:lvl w:ilvl="1" w:tplc="0C0A0019" w:tentative="1">
+      <w:start w:val="1"/>
+      <w:numFmt w:val="lowerLetter"/>
+      <w:lvlText w:val="%2."/>
+      <w:lvlJc w:val="left"/>
+      <w:pPr>
+        <w:ind w:left="2520" w:hanging="360"/>
+      </w:pPr>
+    </w:lvl>
+    <w:lvl w:ilvl="2" w:tplc="0C0A001B" w:tentative="1">
+      <w:start w:val="1"/>
+      <w:numFmt w:val="lowerRoman"/>
+      <w:lvlText w:val="%3."/>
+      <w:lvlJc w:val="right"/>
+      <w:pPr>
+        <w:ind w:left="3240" w:hanging="180"/>
+      </w:pPr>
+    </w:lvl>
+    <w:lvl w:ilvl="3" w:tplc="0C0A000F" w:tentative="1">
+      <w:start w:val="1"/>
+      <w:numFmt w:val="decimal"/>
+      <w:lvlText w:val="%4."/>
+      <w:lvlJc w:val="left"/>
+      <w:pPr>
+        <w:ind w:left="3960" w:hanging="360"/>
+      </w:pPr>
+    </w:lvl>
+    <w:lvl w:ilvl="4" w:tplc="0C0A0019" w:tentative="1">
+      <w:start w:val="1"/>
+      <w:numFmt w:val="lowerLetter"/>
+      <w:lvlText w:val="%5."/>
+      <w:lvlJc w:val="left"/>
+      <w:pPr>
+        <w:ind w:left="4680" w:hanging="360"/>
+      </w:pPr>
+    </w:lvl>
+    <w:lvl w:ilvl="5" w:tplc="0C0A001B" w:tentative="1">
+      <w:start w:val="1"/>
+      <w:numFmt w:val="lowerRoman"/>
+      <w:lvlText w:val="%6."/>
+      <w:lvlJc w:val="right"/>
+      <w:pPr>
+        <w:ind w:left="5400" w:hanging="180"/>
+      </w:pPr>
+    </w:lvl>
+    <w:lvl w:ilvl="6" w:tplc="0C0A000F" w:tentative="1">
+      <w:start w:val="1"/>
+      <w:numFmt w:val="decimal"/>
+      <w:lvlText w:val="%7."/>
+      <w:lvlJc w:val="left"/>
+      <w:pPr>
+        <w:ind w:left="6120" w:hanging="360"/>
+      </w:pPr>
+    </w:lvl>
+    <w:lvl w:ilvl="7" w:tplc="0C0A0019" w:tentative="1">
+      <w:start w:val="1"/>
+      <w:numFmt w:val="lowerLetter"/>
+      <w:lvlText w:val="%8."/>
+      <w:lvlJc w:val="left"/>
+      <w:pPr>
+        <w:ind w:left="6840" w:hanging="360"/>
+      </w:pPr>
+    </w:lvl>
+    <w:lvl w:ilvl="8" w:tplc="0C0A001B" w:tentative="1">
+      <w:start w:val="1"/>
+      <w:numFmt w:val="lowerRoman"/>
+      <w:lvlText w:val="%9."/>
+      <w:lvlJc w:val="right"/>
+      <w:pPr>
+        <w:ind w:left="7560" w:hanging="180"/>
+      </w:pPr>
+    </w:lvl>
+  </w:abstractNum>
   <w:abstractNum w:abstractNumId="3" w15:restartNumberingAfterBreak="0">
-    <w:nsid w:val="30031545"/>
+    <w:nsid w:val="0FB075BD"/>
     <w:multiLevelType w:val="hybridMultilevel"/>
-    <w:tmpl w:val="3A9E44FA"/>
+    <w:tmpl w:val="31DE7E7C"/>
+    <w:lvl w:ilvl="0" w:tplc="0C0A000F">
+      <w:start w:val="1"/>
+      <w:numFmt w:val="decimal"/>
+      <w:lvlText w:val="%1."/>
+      <w:lvlJc w:val="left"/>
+      <w:pPr>
+        <w:ind w:left="720" w:hanging="360"/>
+      </w:pPr>
+    </w:lvl>
+    <w:lvl w:ilvl="1" w:tplc="0C0A0019" w:tentative="1">
+      <w:start w:val="1"/>
+      <w:numFmt w:val="lowerLetter"/>
+      <w:lvlText w:val="%2."/>
+      <w:lvlJc w:val="left"/>
+      <w:pPr>
+        <w:ind w:left="1440" w:hanging="360"/>
+      </w:pPr>
+    </w:lvl>
+    <w:lvl w:ilvl="2" w:tplc="0C0A001B" w:tentative="1">
+      <w:start w:val="1"/>
+      <w:numFmt w:val="lowerRoman"/>
+      <w:lvlText w:val="%3."/>
+      <w:lvlJc w:val="right"/>
+      <w:pPr>
+        <w:ind w:left="2160" w:hanging="180"/>
+      </w:pPr>
+    </w:lvl>
+    <w:lvl w:ilvl="3" w:tplc="0C0A000F" w:tentative="1">
+      <w:start w:val="1"/>
+      <w:numFmt w:val="decimal"/>
+      <w:lvlText w:val="%4."/>
+      <w:lvlJc w:val="left"/>
+      <w:pPr>
+        <w:ind w:left="2880" w:hanging="360"/>
+      </w:pPr>
+    </w:lvl>
+    <w:lvl w:ilvl="4" w:tplc="0C0A0019" w:tentative="1">
+      <w:start w:val="1"/>
+      <w:numFmt w:val="lowerLetter"/>
+      <w:lvlText w:val="%5."/>
+      <w:lvlJc w:val="left"/>
+      <w:pPr>
+        <w:ind w:left="3600" w:hanging="360"/>
+      </w:pPr>
+    </w:lvl>
+    <w:lvl w:ilvl="5" w:tplc="0C0A001B" w:tentative="1">
+      <w:start w:val="1"/>
+      <w:numFmt w:val="lowerRoman"/>
+      <w:lvlText w:val="%6."/>
+      <w:lvlJc w:val="right"/>
+      <w:pPr>
+        <w:ind w:left="4320" w:hanging="180"/>
+      </w:pPr>
+    </w:lvl>
+    <w:lvl w:ilvl="6" w:tplc="0C0A000F" w:tentative="1">
+      <w:start w:val="1"/>
+      <w:numFmt w:val="decimal"/>
+      <w:lvlText w:val="%7."/>
+      <w:lvlJc w:val="left"/>
+      <w:pPr>
+        <w:ind w:left="5040" w:hanging="360"/>
+      </w:pPr>
+    </w:lvl>
+    <w:lvl w:ilvl="7" w:tplc="0C0A0019" w:tentative="1">
+      <w:start w:val="1"/>
+      <w:numFmt w:val="lowerLetter"/>
+      <w:lvlText w:val="%8."/>
+      <w:lvlJc w:val="left"/>
+      <w:pPr>
+        <w:ind w:left="5760" w:hanging="360"/>
+      </w:pPr>
+    </w:lvl>
+    <w:lvl w:ilvl="8" w:tplc="0C0A001B" w:tentative="1">
+      <w:start w:val="1"/>
+      <w:numFmt w:val="lowerRoman"/>
+      <w:lvlText w:val="%9."/>
+      <w:lvlJc w:val="right"/>
+      <w:pPr>
+        <w:ind w:left="6480" w:hanging="180"/>
+      </w:pPr>
+    </w:lvl>
+  </w:abstractNum>
+  <w:abstractNum w:abstractNumId="4" w15:restartNumberingAfterBreak="0">
+    <w:nsid w:val="1BC0572C"/>
+    <w:multiLevelType w:val="hybridMultilevel"/>
+    <w:tmpl w:val="8580F39E"/>
     <w:lvl w:ilvl="0" w:tplc="0C0A0001">
       <w:start w:val="1"/>
       <w:numFmt w:val="bullet"/>
@@ -44927,7 +45127,233 @@
       </w:rPr>
     </w:lvl>
   </w:abstractNum>
-  <w:abstractNum w:abstractNumId="4" w15:restartNumberingAfterBreak="0">
+  <w:abstractNum w:abstractNumId="5" w15:restartNumberingAfterBreak="0">
+    <w:nsid w:val="266F1D46"/>
+    <w:multiLevelType w:val="hybridMultilevel"/>
+    <w:tmpl w:val="86D651EE"/>
+    <w:lvl w:ilvl="0" w:tplc="0C0A0001">
+      <w:start w:val="1"/>
+      <w:numFmt w:val="bullet"/>
+      <w:lvlText w:val=""/>
+      <w:lvlJc w:val="left"/>
+      <w:pPr>
+        <w:ind w:left="2520" w:hanging="360"/>
+      </w:pPr>
+      <w:rPr>
+        <w:rFonts w:ascii="Symbol" w:hAnsi="Symbol" w:hint="default"/>
+      </w:rPr>
+    </w:lvl>
+    <w:lvl w:ilvl="1" w:tplc="0C0A0003" w:tentative="1">
+      <w:start w:val="1"/>
+      <w:numFmt w:val="bullet"/>
+      <w:lvlText w:val="o"/>
+      <w:lvlJc w:val="left"/>
+      <w:pPr>
+        <w:ind w:left="3240" w:hanging="360"/>
+      </w:pPr>
+      <w:rPr>
+        <w:rFonts w:ascii="Courier New" w:hAnsi="Courier New" w:cs="Courier New" w:hint="default"/>
+      </w:rPr>
+    </w:lvl>
+    <w:lvl w:ilvl="2" w:tplc="0C0A0005" w:tentative="1">
+      <w:start w:val="1"/>
+      <w:numFmt w:val="bullet"/>
+      <w:lvlText w:val=""/>
+      <w:lvlJc w:val="left"/>
+      <w:pPr>
+        <w:ind w:left="3960" w:hanging="360"/>
+      </w:pPr>
+      <w:rPr>
+        <w:rFonts w:ascii="Wingdings" w:hAnsi="Wingdings" w:hint="default"/>
+      </w:rPr>
+    </w:lvl>
+    <w:lvl w:ilvl="3" w:tplc="0C0A0001" w:tentative="1">
+      <w:start w:val="1"/>
+      <w:numFmt w:val="bullet"/>
+      <w:lvlText w:val=""/>
+      <w:lvlJc w:val="left"/>
+      <w:pPr>
+        <w:ind w:left="4680" w:hanging="360"/>
+      </w:pPr>
+      <w:rPr>
+        <w:rFonts w:ascii="Symbol" w:hAnsi="Symbol" w:hint="default"/>
+      </w:rPr>
+    </w:lvl>
+    <w:lvl w:ilvl="4" w:tplc="0C0A0003" w:tentative="1">
+      <w:start w:val="1"/>
+      <w:numFmt w:val="bullet"/>
+      <w:lvlText w:val="o"/>
+      <w:lvlJc w:val="left"/>
+      <w:pPr>
+        <w:ind w:left="5400" w:hanging="360"/>
+      </w:pPr>
+      <w:rPr>
+        <w:rFonts w:ascii="Courier New" w:hAnsi="Courier New" w:cs="Courier New" w:hint="default"/>
+      </w:rPr>
+    </w:lvl>
+    <w:lvl w:ilvl="5" w:tplc="0C0A0005" w:tentative="1">
+      <w:start w:val="1"/>
+      <w:numFmt w:val="bullet"/>
+      <w:lvlText w:val=""/>
+      <w:lvlJc w:val="left"/>
+      <w:pPr>
+        <w:ind w:left="6120" w:hanging="360"/>
+      </w:pPr>
+      <w:rPr>
+        <w:rFonts w:ascii="Wingdings" w:hAnsi="Wingdings" w:hint="default"/>
+      </w:rPr>
+    </w:lvl>
+    <w:lvl w:ilvl="6" w:tplc="0C0A0001" w:tentative="1">
+      <w:start w:val="1"/>
+      <w:numFmt w:val="bullet"/>
+      <w:lvlText w:val=""/>
+      <w:lvlJc w:val="left"/>
+      <w:pPr>
+        <w:ind w:left="6840" w:hanging="360"/>
+      </w:pPr>
+      <w:rPr>
+        <w:rFonts w:ascii="Symbol" w:hAnsi="Symbol" w:hint="default"/>
+      </w:rPr>
+    </w:lvl>
+    <w:lvl w:ilvl="7" w:tplc="0C0A0003" w:tentative="1">
+      <w:start w:val="1"/>
+      <w:numFmt w:val="bullet"/>
+      <w:lvlText w:val="o"/>
+      <w:lvlJc w:val="left"/>
+      <w:pPr>
+        <w:ind w:left="7560" w:hanging="360"/>
+      </w:pPr>
+      <w:rPr>
+        <w:rFonts w:ascii="Courier New" w:hAnsi="Courier New" w:cs="Courier New" w:hint="default"/>
+      </w:rPr>
+    </w:lvl>
+    <w:lvl w:ilvl="8" w:tplc="0C0A0005" w:tentative="1">
+      <w:start w:val="1"/>
+      <w:numFmt w:val="bullet"/>
+      <w:lvlText w:val=""/>
+      <w:lvlJc w:val="left"/>
+      <w:pPr>
+        <w:ind w:left="8280" w:hanging="360"/>
+      </w:pPr>
+      <w:rPr>
+        <w:rFonts w:ascii="Wingdings" w:hAnsi="Wingdings" w:hint="default"/>
+      </w:rPr>
+    </w:lvl>
+  </w:abstractNum>
+  <w:abstractNum w:abstractNumId="6" w15:restartNumberingAfterBreak="0">
+    <w:nsid w:val="30031545"/>
+    <w:multiLevelType w:val="hybridMultilevel"/>
+    <w:tmpl w:val="3A9E44FA"/>
+    <w:lvl w:ilvl="0" w:tplc="0C0A0001">
+      <w:start w:val="1"/>
+      <w:numFmt w:val="bullet"/>
+      <w:lvlText w:val=""/>
+      <w:lvlJc w:val="left"/>
+      <w:pPr>
+        <w:ind w:left="1080" w:hanging="360"/>
+      </w:pPr>
+      <w:rPr>
+        <w:rFonts w:ascii="Symbol" w:hAnsi="Symbol" w:hint="default"/>
+      </w:rPr>
+    </w:lvl>
+    <w:lvl w:ilvl="1" w:tplc="0C0A0003" w:tentative="1">
+      <w:start w:val="1"/>
+      <w:numFmt w:val="bullet"/>
+      <w:lvlText w:val="o"/>
+      <w:lvlJc w:val="left"/>
+      <w:pPr>
+        <w:ind w:left="1800" w:hanging="360"/>
+      </w:pPr>
+      <w:rPr>
+        <w:rFonts w:ascii="Courier New" w:hAnsi="Courier New" w:cs="Courier New" w:hint="default"/>
+      </w:rPr>
+    </w:lvl>
+    <w:lvl w:ilvl="2" w:tplc="0C0A0005" w:tentative="1">
+      <w:start w:val="1"/>
+      <w:numFmt w:val="bullet"/>
+      <w:lvlText w:val=""/>
+      <w:lvlJc w:val="left"/>
+      <w:pPr>
+        <w:ind w:left="2520" w:hanging="360"/>
+      </w:pPr>
+      <w:rPr>
+        <w:rFonts w:ascii="Wingdings" w:hAnsi="Wingdings" w:hint="default"/>
+      </w:rPr>
+    </w:lvl>
+    <w:lvl w:ilvl="3" w:tplc="0C0A0001" w:tentative="1">
+      <w:start w:val="1"/>
+      <w:numFmt w:val="bullet"/>
+      <w:lvlText w:val=""/>
+      <w:lvlJc w:val="left"/>
+      <w:pPr>
+        <w:ind w:left="3240" w:hanging="360"/>
+      </w:pPr>
+      <w:rPr>
+        <w:rFonts w:ascii="Symbol" w:hAnsi="Symbol" w:hint="default"/>
+      </w:rPr>
+    </w:lvl>
+    <w:lvl w:ilvl="4" w:tplc="0C0A0003" w:tentative="1">
+      <w:start w:val="1"/>
+      <w:numFmt w:val="bullet"/>
+      <w:lvlText w:val="o"/>
+      <w:lvlJc w:val="left"/>
+      <w:pPr>
+        <w:ind w:left="3960" w:hanging="360"/>
+      </w:pPr>
+      <w:rPr>
+        <w:rFonts w:ascii="Courier New" w:hAnsi="Courier New" w:cs="Courier New" w:hint="default"/>
+      </w:rPr>
+    </w:lvl>
+    <w:lvl w:ilvl="5" w:tplc="0C0A0005" w:tentative="1">
+      <w:start w:val="1"/>
+      <w:numFmt w:val="bullet"/>
+      <w:lvlText w:val=""/>
+      <w:lvlJc w:val="left"/>
+      <w:pPr>
+        <w:ind w:left="4680" w:hanging="360"/>
+      </w:pPr>
+      <w:rPr>
+        <w:rFonts w:ascii="Wingdings" w:hAnsi="Wingdings" w:hint="default"/>
+      </w:rPr>
+    </w:lvl>
+    <w:lvl w:ilvl="6" w:tplc="0C0A0001" w:tentative="1">
+      <w:start w:val="1"/>
+      <w:numFmt w:val="bullet"/>
+      <w:lvlText w:val=""/>
+      <w:lvlJc w:val="left"/>
+      <w:pPr>
+        <w:ind w:left="5400" w:hanging="360"/>
+      </w:pPr>
+      <w:rPr>
+        <w:rFonts w:ascii="Symbol" w:hAnsi="Symbol" w:hint="default"/>
+      </w:rPr>
+    </w:lvl>
+    <w:lvl w:ilvl="7" w:tplc="0C0A0003" w:tentative="1">
+      <w:start w:val="1"/>
+      <w:numFmt w:val="bullet"/>
+      <w:lvlText w:val="o"/>
+      <w:lvlJc w:val="left"/>
+      <w:pPr>
+        <w:ind w:left="6120" w:hanging="360"/>
+      </w:pPr>
+      <w:rPr>
+        <w:rFonts w:ascii="Courier New" w:hAnsi="Courier New" w:cs="Courier New" w:hint="default"/>
+      </w:rPr>
+    </w:lvl>
+    <w:lvl w:ilvl="8" w:tplc="0C0A0005" w:tentative="1">
+      <w:start w:val="1"/>
+      <w:numFmt w:val="bullet"/>
+      <w:lvlText w:val=""/>
+      <w:lvlJc w:val="left"/>
+      <w:pPr>
+        <w:ind w:left="6840" w:hanging="360"/>
+      </w:pPr>
+      <w:rPr>
+        <w:rFonts w:ascii="Wingdings" w:hAnsi="Wingdings" w:hint="default"/>
+      </w:rPr>
+    </w:lvl>
+  </w:abstractNum>
+  <w:abstractNum w:abstractNumId="7" w15:restartNumberingAfterBreak="0">
     <w:nsid w:val="408734B4"/>
     <w:multiLevelType w:val="hybridMultilevel"/>
     <w:tmpl w:val="2D56C700"/>
@@ -45040,7 +45466,7 @@
       </w:rPr>
     </w:lvl>
   </w:abstractNum>
-  <w:abstractNum w:abstractNumId="5" w15:restartNumberingAfterBreak="0">
+  <w:abstractNum w:abstractNumId="8" w15:restartNumberingAfterBreak="0">
     <w:nsid w:val="415F2157"/>
     <w:multiLevelType w:val="hybridMultilevel"/>
     <w:tmpl w:val="8C52AE3E"/>
@@ -45153,7 +45579,7 @@
       </w:rPr>
     </w:lvl>
   </w:abstractNum>
-  <w:abstractNum w:abstractNumId="6" w15:restartNumberingAfterBreak="0">
+  <w:abstractNum w:abstractNumId="9" w15:restartNumberingAfterBreak="0">
     <w:nsid w:val="46D2207E"/>
     <w:multiLevelType w:val="hybridMultilevel"/>
     <w:tmpl w:val="7F6A73AA"/>
@@ -45266,7 +45692,7 @@
       </w:rPr>
     </w:lvl>
   </w:abstractNum>
-  <w:abstractNum w:abstractNumId="7" w15:restartNumberingAfterBreak="0">
+  <w:abstractNum w:abstractNumId="10" w15:restartNumberingAfterBreak="0">
     <w:nsid w:val="49174A88"/>
     <w:multiLevelType w:val="hybridMultilevel"/>
     <w:tmpl w:val="A3DEF222"/>
@@ -45379,7 +45805,7 @@
       </w:rPr>
     </w:lvl>
   </w:abstractNum>
-  <w:abstractNum w:abstractNumId="8" w15:restartNumberingAfterBreak="0">
+  <w:abstractNum w:abstractNumId="11" w15:restartNumberingAfterBreak="0">
     <w:nsid w:val="4C27462A"/>
     <w:multiLevelType w:val="hybridMultilevel"/>
     <w:tmpl w:val="D5AE26E6"/>
@@ -45492,7 +45918,7 @@
       </w:rPr>
     </w:lvl>
   </w:abstractNum>
-  <w:abstractNum w:abstractNumId="9" w15:restartNumberingAfterBreak="0">
+  <w:abstractNum w:abstractNumId="12" w15:restartNumberingAfterBreak="0">
     <w:nsid w:val="54E76D80"/>
     <w:multiLevelType w:val="hybridMultilevel"/>
     <w:tmpl w:val="4CAAA5CC"/>
@@ -45605,7 +46031,7 @@
       </w:rPr>
     </w:lvl>
   </w:abstractNum>
-  <w:abstractNum w:abstractNumId="10" w15:restartNumberingAfterBreak="0">
+  <w:abstractNum w:abstractNumId="13" w15:restartNumberingAfterBreak="0">
     <w:nsid w:val="56DC0F4F"/>
     <w:multiLevelType w:val="hybridMultilevel"/>
     <w:tmpl w:val="DBDE6AE6"/>
@@ -45718,7 +46144,7 @@
       </w:rPr>
     </w:lvl>
   </w:abstractNum>
-  <w:abstractNum w:abstractNumId="11" w15:restartNumberingAfterBreak="0">
+  <w:abstractNum w:abstractNumId="14" w15:restartNumberingAfterBreak="0">
     <w:nsid w:val="584108BF"/>
     <w:multiLevelType w:val="hybridMultilevel"/>
     <w:tmpl w:val="720A6B12"/>
@@ -45831,17 +46257,17 @@
       </w:rPr>
     </w:lvl>
   </w:abstractNum>
-  <w:abstractNum w:abstractNumId="12" w15:restartNumberingAfterBreak="0">
-    <w:nsid w:val="780E04D7"/>
+  <w:abstractNum w:abstractNumId="15" w15:restartNumberingAfterBreak="0">
+    <w:nsid w:val="60056615"/>
     <w:multiLevelType w:val="hybridMultilevel"/>
-    <w:tmpl w:val="AAA02FD2"/>
+    <w:tmpl w:val="1DA212B2"/>
     <w:lvl w:ilvl="0" w:tplc="0C0A0001">
       <w:start w:val="1"/>
       <w:numFmt w:val="bullet"/>
       <w:lvlText w:val=""/>
       <w:lvlJc w:val="left"/>
       <w:pPr>
-        <w:ind w:left="720" w:hanging="360"/>
+        <w:ind w:left="2520" w:hanging="360"/>
       </w:pPr>
       <w:rPr>
         <w:rFonts w:ascii="Symbol" w:hAnsi="Symbol" w:hint="default"/>
@@ -45853,7 +46279,7 @@
       <w:lvlText w:val="o"/>
       <w:lvlJc w:val="left"/>
       <w:pPr>
-        <w:ind w:left="1440" w:hanging="360"/>
+        <w:ind w:left="3240" w:hanging="360"/>
       </w:pPr>
       <w:rPr>
         <w:rFonts w:ascii="Courier New" w:hAnsi="Courier New" w:cs="Courier New" w:hint="default"/>
@@ -45865,7 +46291,7 @@
       <w:lvlText w:val=""/>
       <w:lvlJc w:val="left"/>
       <w:pPr>
-        <w:ind w:left="2160" w:hanging="360"/>
+        <w:ind w:left="3960" w:hanging="360"/>
       </w:pPr>
       <w:rPr>
         <w:rFonts w:ascii="Wingdings" w:hAnsi="Wingdings" w:hint="default"/>
@@ -45877,7 +46303,7 @@
       <w:lvlText w:val=""/>
       <w:lvlJc w:val="left"/>
       <w:pPr>
-        <w:ind w:left="2880" w:hanging="360"/>
+        <w:ind w:left="4680" w:hanging="360"/>
       </w:pPr>
       <w:rPr>
         <w:rFonts w:ascii="Symbol" w:hAnsi="Symbol" w:hint="default"/>
@@ -45889,7 +46315,7 @@
       <w:lvlText w:val="o"/>
       <w:lvlJc w:val="left"/>
       <w:pPr>
-        <w:ind w:left="3600" w:hanging="360"/>
+        <w:ind w:left="5400" w:hanging="360"/>
       </w:pPr>
       <w:rPr>
         <w:rFonts w:ascii="Courier New" w:hAnsi="Courier New" w:cs="Courier New" w:hint="default"/>
@@ -45901,7 +46327,7 @@
       <w:lvlText w:val=""/>
       <w:lvlJc w:val="left"/>
       <w:pPr>
-        <w:ind w:left="4320" w:hanging="360"/>
+        <w:ind w:left="6120" w:hanging="360"/>
       </w:pPr>
       <w:rPr>
         <w:rFonts w:ascii="Wingdings" w:hAnsi="Wingdings" w:hint="default"/>
@@ -45913,7 +46339,7 @@
       <w:lvlText w:val=""/>
       <w:lvlJc w:val="left"/>
       <w:pPr>
-        <w:ind w:left="5040" w:hanging="360"/>
+        <w:ind w:left="6840" w:hanging="360"/>
       </w:pPr>
       <w:rPr>
         <w:rFonts w:ascii="Symbol" w:hAnsi="Symbol" w:hint="default"/>
@@ -45925,7 +46351,7 @@
       <w:lvlText w:val="o"/>
       <w:lvlJc w:val="left"/>
       <w:pPr>
-        <w:ind w:left="5760" w:hanging="360"/>
+        <w:ind w:left="7560" w:hanging="360"/>
       </w:pPr>
       <w:rPr>
         <w:rFonts w:ascii="Courier New" w:hAnsi="Courier New" w:cs="Courier New" w:hint="default"/>
@@ -45937,24 +46363,24 @@
       <w:lvlText w:val=""/>
       <w:lvlJc w:val="left"/>
       <w:pPr>
-        <w:ind w:left="6480" w:hanging="360"/>
+        <w:ind w:left="8280" w:hanging="360"/>
       </w:pPr>
       <w:rPr>
         <w:rFonts w:ascii="Wingdings" w:hAnsi="Wingdings" w:hint="default"/>
       </w:rPr>
     </w:lvl>
   </w:abstractNum>
-  <w:abstractNum w:abstractNumId="13" w15:restartNumberingAfterBreak="0">
-    <w:nsid w:val="79306B18"/>
+  <w:abstractNum w:abstractNumId="16" w15:restartNumberingAfterBreak="0">
+    <w:nsid w:val="63C01A14"/>
     <w:multiLevelType w:val="hybridMultilevel"/>
-    <w:tmpl w:val="B02AD490"/>
+    <w:tmpl w:val="664020B8"/>
     <w:lvl w:ilvl="0" w:tplc="0C0A0001">
       <w:start w:val="1"/>
       <w:numFmt w:val="bullet"/>
       <w:lvlText w:val=""/>
       <w:lvlJc w:val="left"/>
       <w:pPr>
-        <w:ind w:left="1080" w:hanging="360"/>
+        <w:ind w:left="2520" w:hanging="360"/>
       </w:pPr>
       <w:rPr>
         <w:rFonts w:ascii="Symbol" w:hAnsi="Symbol" w:hint="default"/>
@@ -45966,7 +46392,7 @@
       <w:lvlText w:val="o"/>
       <w:lvlJc w:val="left"/>
       <w:pPr>
-        <w:ind w:left="1800" w:hanging="360"/>
+        <w:ind w:left="3240" w:hanging="360"/>
       </w:pPr>
       <w:rPr>
         <w:rFonts w:ascii="Courier New" w:hAnsi="Courier New" w:cs="Courier New" w:hint="default"/>
@@ -45978,7 +46404,7 @@
       <w:lvlText w:val=""/>
       <w:lvlJc w:val="left"/>
       <w:pPr>
-        <w:ind w:left="2520" w:hanging="360"/>
+        <w:ind w:left="3960" w:hanging="360"/>
       </w:pPr>
       <w:rPr>
         <w:rFonts w:ascii="Wingdings" w:hAnsi="Wingdings" w:hint="default"/>
@@ -45990,7 +46416,7 @@
       <w:lvlText w:val=""/>
       <w:lvlJc w:val="left"/>
       <w:pPr>
-        <w:ind w:left="3240" w:hanging="360"/>
+        <w:ind w:left="4680" w:hanging="360"/>
       </w:pPr>
       <w:rPr>
         <w:rFonts w:ascii="Symbol" w:hAnsi="Symbol" w:hint="default"/>
@@ -46002,7 +46428,7 @@
       <w:lvlText w:val="o"/>
       <w:lvlJc w:val="left"/>
       <w:pPr>
-        <w:ind w:left="3960" w:hanging="360"/>
+        <w:ind w:left="5400" w:hanging="360"/>
       </w:pPr>
       <w:rPr>
         <w:rFonts w:ascii="Courier New" w:hAnsi="Courier New" w:cs="Courier New" w:hint="default"/>
@@ -46014,7 +46440,7 @@
       <w:lvlText w:val=""/>
       <w:lvlJc w:val="left"/>
       <w:pPr>
-        <w:ind w:left="4680" w:hanging="360"/>
+        <w:ind w:left="6120" w:hanging="360"/>
       </w:pPr>
       <w:rPr>
         <w:rFonts w:ascii="Wingdings" w:hAnsi="Wingdings" w:hint="default"/>
@@ -46026,7 +46452,7 @@
       <w:lvlText w:val=""/>
       <w:lvlJc w:val="left"/>
       <w:pPr>
-        <w:ind w:left="5400" w:hanging="360"/>
+        <w:ind w:left="6840" w:hanging="360"/>
       </w:pPr>
       <w:rPr>
         <w:rFonts w:ascii="Symbol" w:hAnsi="Symbol" w:hint="default"/>
@@ -46038,7 +46464,7 @@
       <w:lvlText w:val="o"/>
       <w:lvlJc w:val="left"/>
       <w:pPr>
-        <w:ind w:left="6120" w:hanging="360"/>
+        <w:ind w:left="7560" w:hanging="360"/>
       </w:pPr>
       <w:rPr>
         <w:rFonts w:ascii="Courier New" w:hAnsi="Courier New" w:cs="Courier New" w:hint="default"/>
@@ -46050,6 +46476,547 @@
       <w:lvlText w:val=""/>
       <w:lvlJc w:val="left"/>
       <w:pPr>
+        <w:ind w:left="8280" w:hanging="360"/>
+      </w:pPr>
+      <w:rPr>
+        <w:rFonts w:ascii="Wingdings" w:hAnsi="Wingdings" w:hint="default"/>
+      </w:rPr>
+    </w:lvl>
+  </w:abstractNum>
+  <w:abstractNum w:abstractNumId="17" w15:restartNumberingAfterBreak="0">
+    <w:nsid w:val="6C750F61"/>
+    <w:multiLevelType w:val="hybridMultilevel"/>
+    <w:tmpl w:val="66AC513E"/>
+    <w:lvl w:ilvl="0" w:tplc="76AC05B6">
+      <w:start w:val="1"/>
+      <w:numFmt w:val="decimal"/>
+      <w:lvlText w:val="%1."/>
+      <w:lvlJc w:val="left"/>
+      <w:pPr>
+        <w:ind w:left="1800" w:hanging="360"/>
+      </w:pPr>
+      <w:rPr>
+        <w:rFonts w:hint="default"/>
+      </w:rPr>
+    </w:lvl>
+    <w:lvl w:ilvl="1" w:tplc="0C0A0019">
+      <w:start w:val="1"/>
+      <w:numFmt w:val="lowerLetter"/>
+      <w:lvlText w:val="%2."/>
+      <w:lvlJc w:val="left"/>
+      <w:pPr>
+        <w:ind w:left="2520" w:hanging="360"/>
+      </w:pPr>
+    </w:lvl>
+    <w:lvl w:ilvl="2" w:tplc="0C0A001B" w:tentative="1">
+      <w:start w:val="1"/>
+      <w:numFmt w:val="lowerRoman"/>
+      <w:lvlText w:val="%3."/>
+      <w:lvlJc w:val="right"/>
+      <w:pPr>
+        <w:ind w:left="3240" w:hanging="180"/>
+      </w:pPr>
+    </w:lvl>
+    <w:lvl w:ilvl="3" w:tplc="0C0A000F" w:tentative="1">
+      <w:start w:val="1"/>
+      <w:numFmt w:val="decimal"/>
+      <w:lvlText w:val="%4."/>
+      <w:lvlJc w:val="left"/>
+      <w:pPr>
+        <w:ind w:left="3960" w:hanging="360"/>
+      </w:pPr>
+    </w:lvl>
+    <w:lvl w:ilvl="4" w:tplc="0C0A0019" w:tentative="1">
+      <w:start w:val="1"/>
+      <w:numFmt w:val="lowerLetter"/>
+      <w:lvlText w:val="%5."/>
+      <w:lvlJc w:val="left"/>
+      <w:pPr>
+        <w:ind w:left="4680" w:hanging="360"/>
+      </w:pPr>
+    </w:lvl>
+    <w:lvl w:ilvl="5" w:tplc="0C0A001B" w:tentative="1">
+      <w:start w:val="1"/>
+      <w:numFmt w:val="lowerRoman"/>
+      <w:lvlText w:val="%6."/>
+      <w:lvlJc w:val="right"/>
+      <w:pPr>
+        <w:ind w:left="5400" w:hanging="180"/>
+      </w:pPr>
+    </w:lvl>
+    <w:lvl w:ilvl="6" w:tplc="0C0A000F" w:tentative="1">
+      <w:start w:val="1"/>
+      <w:numFmt w:val="decimal"/>
+      <w:lvlText w:val="%7."/>
+      <w:lvlJc w:val="left"/>
+      <w:pPr>
+        <w:ind w:left="6120" w:hanging="360"/>
+      </w:pPr>
+    </w:lvl>
+    <w:lvl w:ilvl="7" w:tplc="0C0A0019" w:tentative="1">
+      <w:start w:val="1"/>
+      <w:numFmt w:val="lowerLetter"/>
+      <w:lvlText w:val="%8."/>
+      <w:lvlJc w:val="left"/>
+      <w:pPr>
+        <w:ind w:left="6840" w:hanging="360"/>
+      </w:pPr>
+    </w:lvl>
+    <w:lvl w:ilvl="8" w:tplc="0C0A001B" w:tentative="1">
+      <w:start w:val="1"/>
+      <w:numFmt w:val="lowerRoman"/>
+      <w:lvlText w:val="%9."/>
+      <w:lvlJc w:val="right"/>
+      <w:pPr>
+        <w:ind w:left="7560" w:hanging="180"/>
+      </w:pPr>
+    </w:lvl>
+  </w:abstractNum>
+  <w:abstractNum w:abstractNumId="18" w15:restartNumberingAfterBreak="0">
+    <w:nsid w:val="71A93B23"/>
+    <w:multiLevelType w:val="hybridMultilevel"/>
+    <w:tmpl w:val="F6AA92EA"/>
+    <w:lvl w:ilvl="0" w:tplc="0C0A0001">
+      <w:start w:val="1"/>
+      <w:numFmt w:val="bullet"/>
+      <w:lvlText w:val=""/>
+      <w:lvlJc w:val="left"/>
+      <w:pPr>
+        <w:ind w:left="2520" w:hanging="360"/>
+      </w:pPr>
+      <w:rPr>
+        <w:rFonts w:ascii="Symbol" w:hAnsi="Symbol" w:hint="default"/>
+      </w:rPr>
+    </w:lvl>
+    <w:lvl w:ilvl="1" w:tplc="0C0A0003" w:tentative="1">
+      <w:start w:val="1"/>
+      <w:numFmt w:val="bullet"/>
+      <w:lvlText w:val="o"/>
+      <w:lvlJc w:val="left"/>
+      <w:pPr>
+        <w:ind w:left="3240" w:hanging="360"/>
+      </w:pPr>
+      <w:rPr>
+        <w:rFonts w:ascii="Courier New" w:hAnsi="Courier New" w:cs="Courier New" w:hint="default"/>
+      </w:rPr>
+    </w:lvl>
+    <w:lvl w:ilvl="2" w:tplc="0C0A0005" w:tentative="1">
+      <w:start w:val="1"/>
+      <w:numFmt w:val="bullet"/>
+      <w:lvlText w:val=""/>
+      <w:lvlJc w:val="left"/>
+      <w:pPr>
+        <w:ind w:left="3960" w:hanging="360"/>
+      </w:pPr>
+      <w:rPr>
+        <w:rFonts w:ascii="Wingdings" w:hAnsi="Wingdings" w:hint="default"/>
+      </w:rPr>
+    </w:lvl>
+    <w:lvl w:ilvl="3" w:tplc="0C0A0001" w:tentative="1">
+      <w:start w:val="1"/>
+      <w:numFmt w:val="bullet"/>
+      <w:lvlText w:val=""/>
+      <w:lvlJc w:val="left"/>
+      <w:pPr>
+        <w:ind w:left="4680" w:hanging="360"/>
+      </w:pPr>
+      <w:rPr>
+        <w:rFonts w:ascii="Symbol" w:hAnsi="Symbol" w:hint="default"/>
+      </w:rPr>
+    </w:lvl>
+    <w:lvl w:ilvl="4" w:tplc="0C0A0003" w:tentative="1">
+      <w:start w:val="1"/>
+      <w:numFmt w:val="bullet"/>
+      <w:lvlText w:val="o"/>
+      <w:lvlJc w:val="left"/>
+      <w:pPr>
+        <w:ind w:left="5400" w:hanging="360"/>
+      </w:pPr>
+      <w:rPr>
+        <w:rFonts w:ascii="Courier New" w:hAnsi="Courier New" w:cs="Courier New" w:hint="default"/>
+      </w:rPr>
+    </w:lvl>
+    <w:lvl w:ilvl="5" w:tplc="0C0A0005" w:tentative="1">
+      <w:start w:val="1"/>
+      <w:numFmt w:val="bullet"/>
+      <w:lvlText w:val=""/>
+      <w:lvlJc w:val="left"/>
+      <w:pPr>
+        <w:ind w:left="6120" w:hanging="360"/>
+      </w:pPr>
+      <w:rPr>
+        <w:rFonts w:ascii="Wingdings" w:hAnsi="Wingdings" w:hint="default"/>
+      </w:rPr>
+    </w:lvl>
+    <w:lvl w:ilvl="6" w:tplc="0C0A0001" w:tentative="1">
+      <w:start w:val="1"/>
+      <w:numFmt w:val="bullet"/>
+      <w:lvlText w:val=""/>
+      <w:lvlJc w:val="left"/>
+      <w:pPr>
+        <w:ind w:left="6840" w:hanging="360"/>
+      </w:pPr>
+      <w:rPr>
+        <w:rFonts w:ascii="Symbol" w:hAnsi="Symbol" w:hint="default"/>
+      </w:rPr>
+    </w:lvl>
+    <w:lvl w:ilvl="7" w:tplc="0C0A0003" w:tentative="1">
+      <w:start w:val="1"/>
+      <w:numFmt w:val="bullet"/>
+      <w:lvlText w:val="o"/>
+      <w:lvlJc w:val="left"/>
+      <w:pPr>
+        <w:ind w:left="7560" w:hanging="360"/>
+      </w:pPr>
+      <w:rPr>
+        <w:rFonts w:ascii="Courier New" w:hAnsi="Courier New" w:cs="Courier New" w:hint="default"/>
+      </w:rPr>
+    </w:lvl>
+    <w:lvl w:ilvl="8" w:tplc="0C0A0005" w:tentative="1">
+      <w:start w:val="1"/>
+      <w:numFmt w:val="bullet"/>
+      <w:lvlText w:val=""/>
+      <w:lvlJc w:val="left"/>
+      <w:pPr>
+        <w:ind w:left="8280" w:hanging="360"/>
+      </w:pPr>
+      <w:rPr>
+        <w:rFonts w:ascii="Wingdings" w:hAnsi="Wingdings" w:hint="default"/>
+      </w:rPr>
+    </w:lvl>
+  </w:abstractNum>
+  <w:abstractNum w:abstractNumId="19" w15:restartNumberingAfterBreak="0">
+    <w:nsid w:val="755472A8"/>
+    <w:multiLevelType w:val="hybridMultilevel"/>
+    <w:tmpl w:val="BFEEAE78"/>
+    <w:lvl w:ilvl="0" w:tplc="0C0A0001">
+      <w:start w:val="1"/>
+      <w:numFmt w:val="bullet"/>
+      <w:lvlText w:val=""/>
+      <w:lvlJc w:val="left"/>
+      <w:pPr>
+        <w:ind w:left="1080" w:hanging="360"/>
+      </w:pPr>
+      <w:rPr>
+        <w:rFonts w:ascii="Symbol" w:hAnsi="Symbol" w:hint="default"/>
+      </w:rPr>
+    </w:lvl>
+    <w:lvl w:ilvl="1" w:tplc="0C0A0003" w:tentative="1">
+      <w:start w:val="1"/>
+      <w:numFmt w:val="bullet"/>
+      <w:lvlText w:val="o"/>
+      <w:lvlJc w:val="left"/>
+      <w:pPr>
+        <w:ind w:left="1800" w:hanging="360"/>
+      </w:pPr>
+      <w:rPr>
+        <w:rFonts w:ascii="Courier New" w:hAnsi="Courier New" w:cs="Courier New" w:hint="default"/>
+      </w:rPr>
+    </w:lvl>
+    <w:lvl w:ilvl="2" w:tplc="0C0A0005" w:tentative="1">
+      <w:start w:val="1"/>
+      <w:numFmt w:val="bullet"/>
+      <w:lvlText w:val=""/>
+      <w:lvlJc w:val="left"/>
+      <w:pPr>
+        <w:ind w:left="2520" w:hanging="360"/>
+      </w:pPr>
+      <w:rPr>
+        <w:rFonts w:ascii="Wingdings" w:hAnsi="Wingdings" w:hint="default"/>
+      </w:rPr>
+    </w:lvl>
+    <w:lvl w:ilvl="3" w:tplc="0C0A0001" w:tentative="1">
+      <w:start w:val="1"/>
+      <w:numFmt w:val="bullet"/>
+      <w:lvlText w:val=""/>
+      <w:lvlJc w:val="left"/>
+      <w:pPr>
+        <w:ind w:left="3240" w:hanging="360"/>
+      </w:pPr>
+      <w:rPr>
+        <w:rFonts w:ascii="Symbol" w:hAnsi="Symbol" w:hint="default"/>
+      </w:rPr>
+    </w:lvl>
+    <w:lvl w:ilvl="4" w:tplc="0C0A0003" w:tentative="1">
+      <w:start w:val="1"/>
+      <w:numFmt w:val="bullet"/>
+      <w:lvlText w:val="o"/>
+      <w:lvlJc w:val="left"/>
+      <w:pPr>
+        <w:ind w:left="3960" w:hanging="360"/>
+      </w:pPr>
+      <w:rPr>
+        <w:rFonts w:ascii="Courier New" w:hAnsi="Courier New" w:cs="Courier New" w:hint="default"/>
+      </w:rPr>
+    </w:lvl>
+    <w:lvl w:ilvl="5" w:tplc="0C0A0005" w:tentative="1">
+      <w:start w:val="1"/>
+      <w:numFmt w:val="bullet"/>
+      <w:lvlText w:val=""/>
+      <w:lvlJc w:val="left"/>
+      <w:pPr>
+        <w:ind w:left="4680" w:hanging="360"/>
+      </w:pPr>
+      <w:rPr>
+        <w:rFonts w:ascii="Wingdings" w:hAnsi="Wingdings" w:hint="default"/>
+      </w:rPr>
+    </w:lvl>
+    <w:lvl w:ilvl="6" w:tplc="0C0A0001" w:tentative="1">
+      <w:start w:val="1"/>
+      <w:numFmt w:val="bullet"/>
+      <w:lvlText w:val=""/>
+      <w:lvlJc w:val="left"/>
+      <w:pPr>
+        <w:ind w:left="5400" w:hanging="360"/>
+      </w:pPr>
+      <w:rPr>
+        <w:rFonts w:ascii="Symbol" w:hAnsi="Symbol" w:hint="default"/>
+      </w:rPr>
+    </w:lvl>
+    <w:lvl w:ilvl="7" w:tplc="0C0A0003" w:tentative="1">
+      <w:start w:val="1"/>
+      <w:numFmt w:val="bullet"/>
+      <w:lvlText w:val="o"/>
+      <w:lvlJc w:val="left"/>
+      <w:pPr>
+        <w:ind w:left="6120" w:hanging="360"/>
+      </w:pPr>
+      <w:rPr>
+        <w:rFonts w:ascii="Courier New" w:hAnsi="Courier New" w:cs="Courier New" w:hint="default"/>
+      </w:rPr>
+    </w:lvl>
+    <w:lvl w:ilvl="8" w:tplc="0C0A0005" w:tentative="1">
+      <w:start w:val="1"/>
+      <w:numFmt w:val="bullet"/>
+      <w:lvlText w:val=""/>
+      <w:lvlJc w:val="left"/>
+      <w:pPr>
+        <w:ind w:left="6840" w:hanging="360"/>
+      </w:pPr>
+      <w:rPr>
+        <w:rFonts w:ascii="Wingdings" w:hAnsi="Wingdings" w:hint="default"/>
+      </w:rPr>
+    </w:lvl>
+  </w:abstractNum>
+  <w:abstractNum w:abstractNumId="20" w15:restartNumberingAfterBreak="0">
+    <w:nsid w:val="780E04D7"/>
+    <w:multiLevelType w:val="hybridMultilevel"/>
+    <w:tmpl w:val="AAA02FD2"/>
+    <w:lvl w:ilvl="0" w:tplc="0C0A0001">
+      <w:start w:val="1"/>
+      <w:numFmt w:val="bullet"/>
+      <w:lvlText w:val=""/>
+      <w:lvlJc w:val="left"/>
+      <w:pPr>
+        <w:ind w:left="720" w:hanging="360"/>
+      </w:pPr>
+      <w:rPr>
+        <w:rFonts w:ascii="Symbol" w:hAnsi="Symbol" w:hint="default"/>
+      </w:rPr>
+    </w:lvl>
+    <w:lvl w:ilvl="1" w:tplc="0C0A0003" w:tentative="1">
+      <w:start w:val="1"/>
+      <w:numFmt w:val="bullet"/>
+      <w:lvlText w:val="o"/>
+      <w:lvlJc w:val="left"/>
+      <w:pPr>
+        <w:ind w:left="1440" w:hanging="360"/>
+      </w:pPr>
+      <w:rPr>
+        <w:rFonts w:ascii="Courier New" w:hAnsi="Courier New" w:cs="Courier New" w:hint="default"/>
+      </w:rPr>
+    </w:lvl>
+    <w:lvl w:ilvl="2" w:tplc="0C0A0005" w:tentative="1">
+      <w:start w:val="1"/>
+      <w:numFmt w:val="bullet"/>
+      <w:lvlText w:val=""/>
+      <w:lvlJc w:val="left"/>
+      <w:pPr>
+        <w:ind w:left="2160" w:hanging="360"/>
+      </w:pPr>
+      <w:rPr>
+        <w:rFonts w:ascii="Wingdings" w:hAnsi="Wingdings" w:hint="default"/>
+      </w:rPr>
+    </w:lvl>
+    <w:lvl w:ilvl="3" w:tplc="0C0A0001" w:tentative="1">
+      <w:start w:val="1"/>
+      <w:numFmt w:val="bullet"/>
+      <w:lvlText w:val=""/>
+      <w:lvlJc w:val="left"/>
+      <w:pPr>
+        <w:ind w:left="2880" w:hanging="360"/>
+      </w:pPr>
+      <w:rPr>
+        <w:rFonts w:ascii="Symbol" w:hAnsi="Symbol" w:hint="default"/>
+      </w:rPr>
+    </w:lvl>
+    <w:lvl w:ilvl="4" w:tplc="0C0A0003" w:tentative="1">
+      <w:start w:val="1"/>
+      <w:numFmt w:val="bullet"/>
+      <w:lvlText w:val="o"/>
+      <w:lvlJc w:val="left"/>
+      <w:pPr>
+        <w:ind w:left="3600" w:hanging="360"/>
+      </w:pPr>
+      <w:rPr>
+        <w:rFonts w:ascii="Courier New" w:hAnsi="Courier New" w:cs="Courier New" w:hint="default"/>
+      </w:rPr>
+    </w:lvl>
+    <w:lvl w:ilvl="5" w:tplc="0C0A0005" w:tentative="1">
+      <w:start w:val="1"/>
+      <w:numFmt w:val="bullet"/>
+      <w:lvlText w:val=""/>
+      <w:lvlJc w:val="left"/>
+      <w:pPr>
+        <w:ind w:left="4320" w:hanging="360"/>
+      </w:pPr>
+      <w:rPr>
+        <w:rFonts w:ascii="Wingdings" w:hAnsi="Wingdings" w:hint="default"/>
+      </w:rPr>
+    </w:lvl>
+    <w:lvl w:ilvl="6" w:tplc="0C0A0001" w:tentative="1">
+      <w:start w:val="1"/>
+      <w:numFmt w:val="bullet"/>
+      <w:lvlText w:val=""/>
+      <w:lvlJc w:val="left"/>
+      <w:pPr>
+        <w:ind w:left="5040" w:hanging="360"/>
+      </w:pPr>
+      <w:rPr>
+        <w:rFonts w:ascii="Symbol" w:hAnsi="Symbol" w:hint="default"/>
+      </w:rPr>
+    </w:lvl>
+    <w:lvl w:ilvl="7" w:tplc="0C0A0003" w:tentative="1">
+      <w:start w:val="1"/>
+      <w:numFmt w:val="bullet"/>
+      <w:lvlText w:val="o"/>
+      <w:lvlJc w:val="left"/>
+      <w:pPr>
+        <w:ind w:left="5760" w:hanging="360"/>
+      </w:pPr>
+      <w:rPr>
+        <w:rFonts w:ascii="Courier New" w:hAnsi="Courier New" w:cs="Courier New" w:hint="default"/>
+      </w:rPr>
+    </w:lvl>
+    <w:lvl w:ilvl="8" w:tplc="0C0A0005" w:tentative="1">
+      <w:start w:val="1"/>
+      <w:numFmt w:val="bullet"/>
+      <w:lvlText w:val=""/>
+      <w:lvlJc w:val="left"/>
+      <w:pPr>
+        <w:ind w:left="6480" w:hanging="360"/>
+      </w:pPr>
+      <w:rPr>
+        <w:rFonts w:ascii="Wingdings" w:hAnsi="Wingdings" w:hint="default"/>
+      </w:rPr>
+    </w:lvl>
+  </w:abstractNum>
+  <w:abstractNum w:abstractNumId="21" w15:restartNumberingAfterBreak="0">
+    <w:nsid w:val="79306B18"/>
+    <w:multiLevelType w:val="hybridMultilevel"/>
+    <w:tmpl w:val="B02AD490"/>
+    <w:lvl w:ilvl="0" w:tplc="0C0A0001">
+      <w:start w:val="1"/>
+      <w:numFmt w:val="bullet"/>
+      <w:lvlText w:val=""/>
+      <w:lvlJc w:val="left"/>
+      <w:pPr>
+        <w:ind w:left="1080" w:hanging="360"/>
+      </w:pPr>
+      <w:rPr>
+        <w:rFonts w:ascii="Symbol" w:hAnsi="Symbol" w:hint="default"/>
+      </w:rPr>
+    </w:lvl>
+    <w:lvl w:ilvl="1" w:tplc="0C0A0003" w:tentative="1">
+      <w:start w:val="1"/>
+      <w:numFmt w:val="bullet"/>
+      <w:lvlText w:val="o"/>
+      <w:lvlJc w:val="left"/>
+      <w:pPr>
+        <w:ind w:left="1800" w:hanging="360"/>
+      </w:pPr>
+      <w:rPr>
+        <w:rFonts w:ascii="Courier New" w:hAnsi="Courier New" w:cs="Courier New" w:hint="default"/>
+      </w:rPr>
+    </w:lvl>
+    <w:lvl w:ilvl="2" w:tplc="0C0A0005" w:tentative="1">
+      <w:start w:val="1"/>
+      <w:numFmt w:val="bullet"/>
+      <w:lvlText w:val=""/>
+      <w:lvlJc w:val="left"/>
+      <w:pPr>
+        <w:ind w:left="2520" w:hanging="360"/>
+      </w:pPr>
+      <w:rPr>
+        <w:rFonts w:ascii="Wingdings" w:hAnsi="Wingdings" w:hint="default"/>
+      </w:rPr>
+    </w:lvl>
+    <w:lvl w:ilvl="3" w:tplc="0C0A0001" w:tentative="1">
+      <w:start w:val="1"/>
+      <w:numFmt w:val="bullet"/>
+      <w:lvlText w:val=""/>
+      <w:lvlJc w:val="left"/>
+      <w:pPr>
+        <w:ind w:left="3240" w:hanging="360"/>
+      </w:pPr>
+      <w:rPr>
+        <w:rFonts w:ascii="Symbol" w:hAnsi="Symbol" w:hint="default"/>
+      </w:rPr>
+    </w:lvl>
+    <w:lvl w:ilvl="4" w:tplc="0C0A0003" w:tentative="1">
+      <w:start w:val="1"/>
+      <w:numFmt w:val="bullet"/>
+      <w:lvlText w:val="o"/>
+      <w:lvlJc w:val="left"/>
+      <w:pPr>
+        <w:ind w:left="3960" w:hanging="360"/>
+      </w:pPr>
+      <w:rPr>
+        <w:rFonts w:ascii="Courier New" w:hAnsi="Courier New" w:cs="Courier New" w:hint="default"/>
+      </w:rPr>
+    </w:lvl>
+    <w:lvl w:ilvl="5" w:tplc="0C0A0005" w:tentative="1">
+      <w:start w:val="1"/>
+      <w:numFmt w:val="bullet"/>
+      <w:lvlText w:val=""/>
+      <w:lvlJc w:val="left"/>
+      <w:pPr>
+        <w:ind w:left="4680" w:hanging="360"/>
+      </w:pPr>
+      <w:rPr>
+        <w:rFonts w:ascii="Wingdings" w:hAnsi="Wingdings" w:hint="default"/>
+      </w:rPr>
+    </w:lvl>
+    <w:lvl w:ilvl="6" w:tplc="0C0A0001" w:tentative="1">
+      <w:start w:val="1"/>
+      <w:numFmt w:val="bullet"/>
+      <w:lvlText w:val=""/>
+      <w:lvlJc w:val="left"/>
+      <w:pPr>
+        <w:ind w:left="5400" w:hanging="360"/>
+      </w:pPr>
+      <w:rPr>
+        <w:rFonts w:ascii="Symbol" w:hAnsi="Symbol" w:hint="default"/>
+      </w:rPr>
+    </w:lvl>
+    <w:lvl w:ilvl="7" w:tplc="0C0A0003" w:tentative="1">
+      <w:start w:val="1"/>
+      <w:numFmt w:val="bullet"/>
+      <w:lvlText w:val="o"/>
+      <w:lvlJc w:val="left"/>
+      <w:pPr>
+        <w:ind w:left="6120" w:hanging="360"/>
+      </w:pPr>
+      <w:rPr>
+        <w:rFonts w:ascii="Courier New" w:hAnsi="Courier New" w:cs="Courier New" w:hint="default"/>
+      </w:rPr>
+    </w:lvl>
+    <w:lvl w:ilvl="8" w:tplc="0C0A0005" w:tentative="1">
+      <w:start w:val="1"/>
+      <w:numFmt w:val="bullet"/>
+      <w:lvlText w:val=""/>
+      <w:lvlJc w:val="left"/>
+      <w:pPr>
         <w:ind w:left="6840" w:hanging="360"/>
       </w:pPr>
       <w:rPr>
@@ -46058,46 +47025,70 @@
     </w:lvl>
   </w:abstractNum>
   <w:num w:numId="1">
+    <w:abstractNumId w:val="20"/>
+  </w:num>
+  <w:num w:numId="2">
     <w:abstractNumId w:val="12"/>
   </w:num>
-  <w:num w:numId="2">
+  <w:num w:numId="3">
+    <w:abstractNumId w:val="3"/>
+  </w:num>
+  <w:num w:numId="4">
+    <w:abstractNumId w:val="10"/>
+  </w:num>
+  <w:num w:numId="5">
+    <w:abstractNumId w:val="8"/>
+  </w:num>
+  <w:num w:numId="6">
+    <w:abstractNumId w:val="4"/>
+  </w:num>
+  <w:num w:numId="7">
+    <w:abstractNumId w:val="14"/>
+  </w:num>
+  <w:num w:numId="8">
+    <w:abstractNumId w:val="6"/>
+  </w:num>
+  <w:num w:numId="9">
     <w:abstractNumId w:val="9"/>
   </w:num>
-  <w:num w:numId="3">
-    <w:abstractNumId w:val="1"/>
+  <w:num w:numId="10">
+    <w:abstractNumId w:val="13"/>
   </w:num>
-  <w:num w:numId="4">
-    <w:abstractNumId w:val="7"/>
-  </w:num>
-  <w:num w:numId="5">
-    <w:abstractNumId w:val="5"/>
-  </w:num>
-  <w:num w:numId="6">
-    <w:abstractNumId w:val="2"/>
-  </w:num>
-  <w:num w:numId="7">
+  <w:num w:numId="11">
     <w:abstractNumId w:val="11"/>
   </w:num>
-  <w:num w:numId="8">
-    <w:abstractNumId w:val="3"/>
-  </w:num>
-  <w:num w:numId="9">
-    <w:abstractNumId w:val="6"/>
-  </w:num>
-  <w:num w:numId="10">
-    <w:abstractNumId w:val="10"/>
-  </w:num>
-  <w:num w:numId="11">
-    <w:abstractNumId w:val="8"/>
-  </w:num>
   <w:num w:numId="12">
-    <w:abstractNumId w:val="13"/>
+    <w:abstractNumId w:val="21"/>
   </w:num>
   <w:num w:numId="13">
     <w:abstractNumId w:val="0"/>
   </w:num>
   <w:num w:numId="14">
-    <w:abstractNumId w:val="4"/>
+    <w:abstractNumId w:val="7"/>
+  </w:num>
+  <w:num w:numId="15">
+    <w:abstractNumId w:val="17"/>
+  </w:num>
+  <w:num w:numId="16">
+    <w:abstractNumId w:val="2"/>
+  </w:num>
+  <w:num w:numId="17">
+    <w:abstractNumId w:val="18"/>
+  </w:num>
+  <w:num w:numId="18">
+    <w:abstractNumId w:val="5"/>
+  </w:num>
+  <w:num w:numId="19">
+    <w:abstractNumId w:val="15"/>
+  </w:num>
+  <w:num w:numId="20">
+    <w:abstractNumId w:val="1"/>
+  </w:num>
+  <w:num w:numId="21">
+    <w:abstractNumId w:val="19"/>
+  </w:num>
+  <w:num w:numId="22">
+    <w:abstractNumId w:val="16"/>
   </w:num>
   <w:numIdMacAtCleanup w:val="9"/>
 </w:numbering>
@@ -47992,6 +48983,7 @@
     <w:rsid w:val="00684424"/>
     <w:rsid w:val="006A6D69"/>
     <w:rsid w:val="00734B22"/>
+    <w:rsid w:val="007571C9"/>
     <w:rsid w:val="00760466"/>
     <w:rsid w:val="0078114E"/>
     <w:rsid w:val="00783082"/>
@@ -48845,7 +49837,7 @@
 </file>
 
 <file path=customXml/itemProps2.xml><?xml version="1.0" encoding="utf-8"?>
-<ds:datastoreItem xmlns:ds="http://schemas.openxmlformats.org/officeDocument/2006/customXml" ds:itemID="{83030C91-403E-40DE-89C3-65D20A0058E6}">
+<ds:datastoreItem xmlns:ds="http://schemas.openxmlformats.org/officeDocument/2006/customXml" ds:itemID="{74BE525B-0704-4230-9878-AE555396D811}">
   <ds:schemaRefs>
     <ds:schemaRef ds:uri="http://schemas.openxmlformats.org/officeDocument/2006/bibliography"/>
   </ds:schemaRefs>

--- a/Documentacion/UT_7_2024_2025.docx
+++ b/Documentacion/UT_7_2024_2025.docx
@@ -178,6 +178,7 @@
               </w:placeholder>
               <w15:appearance w15:val="hidden"/>
             </w:sdtPr>
+            <w:sdtEndPr/>
             <w:sdtContent>
               <w:p>
                 <w:pPr>
@@ -393,6 +394,7 @@
                 <w15:appearance w15:val="hidden"/>
                 <w:text w:multiLine="1"/>
               </w:sdtPr>
+              <w:sdtEndPr/>
               <w:sdtContent>
                 <w:r>
                   <w:rPr>
@@ -732,6 +734,7 @@
           <w:docPartUnique/>
         </w:docPartObj>
       </w:sdtPr>
+      <w:sdtEndPr/>
       <w:sdtContent>
         <w:p>
           <w:pPr>
@@ -6168,6 +6171,7 @@
         </w:placeholder>
         <w15:appearance w15:val="hidden"/>
       </w:sdtPr>
+      <w:sdtEndPr/>
       <w:sdtContent>
         <w:p>
           <w:pPr>
@@ -6620,6 +6624,7 @@
         </w:placeholder>
         <w15:appearance w15:val="hidden"/>
       </w:sdtPr>
+      <w:sdtEndPr/>
       <w:sdtContent>
         <w:p/>
         <w:p>
@@ -7435,7 +7440,7 @@
                 <v:path o:extrusionok="f" gradientshapeok="t" o:connecttype="rect"/>
                 <o:lock v:ext="edit" aspectratio="t"/>
               </v:shapetype>
-              <v:shape id="_x0000_i1025" type="#_x0000_t75" style="width:465pt;height:204.75pt">
+              <v:shape id="_x0000_i1025" type="#_x0000_t75" style="width:464.4pt;height:205.2pt">
                 <v:imagedata r:id="rId13" o:title="SecuencaciónFasesProyecto"/>
               </v:shape>
             </w:pict>
@@ -7462,7 +7467,7 @@
           </w:pPr>
           <w:r>
             <w:pict w14:anchorId="5636CC0F">
-              <v:shape id="_x0000_i1026" type="#_x0000_t75" style="width:384pt;height:241.5pt">
+              <v:shape id="_x0000_i1026" type="#_x0000_t75" style="width:384pt;height:241.2pt">
                 <v:imagedata r:id="rId14" o:title="PlanificaciónRecursosProyectos"/>
               </v:shape>
             </w:pict>
@@ -11986,7 +11991,7 @@
       </w:pPr>
       <w:r>
         <w:pict w14:anchorId="119133E6">
-          <v:shape id="_x0000_i1027" type="#_x0000_t75" style="width:252.75pt;height:468.75pt">
+          <v:shape id="_x0000_i1027" type="#_x0000_t75" style="width:253.2pt;height:469.2pt">
             <v:imagedata r:id="rId22" o:title="DA_Login"/>
           </v:shape>
         </w:pict>
@@ -12081,7 +12086,7 @@
     <w:p>
       <w:r>
         <w:pict w14:anchorId="3BC76BB7">
-          <v:shape id="_x0000_i1028" type="#_x0000_t75" style="width:2in;height:523.5pt">
+          <v:shape id="_x0000_i1028" type="#_x0000_t75" style="width:2in;height:523.2pt">
             <v:imagedata r:id="rId24" o:title="DA_VaciarBBDD"/>
           </v:shape>
         </w:pict>
@@ -12094,7 +12099,7 @@
       </w:r>
       <w:r>
         <w:pict w14:anchorId="6C7C2997">
-          <v:shape id="_x0000_i1029" type="#_x0000_t75" style="width:144.75pt;height:430.5pt">
+          <v:shape id="_x0000_i1029" type="#_x0000_t75" style="width:145.2pt;height:430.8pt">
             <v:imagedata r:id="rId25" o:title="DA_GestiónErrores"/>
           </v:shape>
         </w:pict>
@@ -35801,16 +35806,16 @@
         </w:numPr>
       </w:pPr>
       <w:r>
-        <w:t xml:space="preserve">Implementación de la aplicación en Python con POO y conexión </w:t>
-      </w:r>
-      <w:r>
-        <w:t xml:space="preserve">con </w:t>
+        <w:t xml:space="preserve">Implementación de la aplicación en Python con POO y conexión a la base de datos </w:t>
       </w:r>
       <w:proofErr w:type="spellStart"/>
       <w:r>
         <w:t>MySQL</w:t>
       </w:r>
       <w:proofErr w:type="spellEnd"/>
+      <w:r>
+        <w:t xml:space="preserve"> alojada en XAMPP. </w:t>
+      </w:r>
     </w:p>
     <w:p>
       <w:pPr>
@@ -35953,287 +35958,543 @@
       <w:bookmarkEnd w:id="155"/>
     </w:p>
     <w:p>
-      <w:pPr>
-        <w:rPr>
-          <w:color w:val="FF0000"/>
-        </w:rPr>
-      </w:pPr>
-      <w:r>
-        <w:rPr>
-          <w:color w:val="FF0000"/>
-        </w:rPr>
-        <w:t>Rellenar: Esto es un ejemplo NO USAR, hacer el nuestro propio en función de mi proyecto</w:t>
+      <w:r>
+        <w:t>En cuanto a la implantación del software, tendremos en cuenta que se minimizarán las molestias que se puedan realizar al personal existente, por lo que la migración se realizará de noche, estando disponible al día siguiente en el que se realizarán pruebas con el personal y una vez la formación del mismo haya sido terminada. A continuación, el plan de instalació</w:t>
+      </w:r>
+      <w:r>
+        <w:t>n</w:t>
+      </w:r>
+      <w:r>
+        <w:t xml:space="preserve"> para</w:t>
+      </w:r>
+      <w:r>
+        <w:t xml:space="preserve"> el sistema es el siguiente:</w:t>
       </w:r>
     </w:p>
     <w:p/>
     <w:p>
-      <w:r>
-        <w:tab/>
-        <w:t>En cuanto a la implantación del software, tendremos en cuenta que se minimizarán las molestias que se puedan realizar al personal existente, por lo que la migración se realizará de noche, estando disponible al día siguiente en el que se realizarán pruebas con el personal y una vez la formación del mismo haya sido terminada. A continuación, el plan de instalació</w:t>
-      </w:r>
-      <w:r>
-        <w:t>n</w:t>
-      </w:r>
-      <w:r>
-        <w:t xml:space="preserve"> para</w:t>
-      </w:r>
-      <w:r>
-        <w:t xml:space="preserve"> el sistema.</w:t>
-      </w:r>
-    </w:p>
-    <w:p/>
-    <w:p>
-      <w:pPr>
-        <w:tabs>
-          <w:tab w:val="left" w:pos="284"/>
-          <w:tab w:val="left" w:pos="2268"/>
-          <w:tab w:val="left" w:pos="4820"/>
-          <w:tab w:val="left" w:pos="7230"/>
-        </w:tabs>
+      <w:pPr>
+        <w:pStyle w:val="Prrafodelista"/>
+        <w:numPr>
+          <w:ilvl w:val="0"/>
+          <w:numId w:val="23"/>
+        </w:numPr>
+      </w:pPr>
+      <w:r>
         <w:rPr>
           <w:b/>
         </w:rPr>
-      </w:pPr>
-      <w:r>
-        <w:rPr>
-          <w:b/>
-        </w:rPr>
-        <w:tab/>
-        <w:t>Instalación</w:t>
-      </w:r>
-      <w:r>
-        <w:rPr>
-          <w:b/>
-        </w:rPr>
-        <w:tab/>
-        <w:t>Configuración</w:t>
-      </w:r>
-      <w:r>
-        <w:rPr>
-          <w:b/>
-        </w:rPr>
-        <w:tab/>
-        <w:t>Pruebas</w:t>
-      </w:r>
-      <w:r>
-        <w:rPr>
-          <w:b/>
-        </w:rPr>
-        <w:tab/>
-      </w:r>
-      <w:r>
-        <w:rPr>
-          <w:b/>
-        </w:rPr>
-        <w:t>Migración</w:t>
+        <w:t>Instalación (3 días):</w:t>
       </w:r>
     </w:p>
     <w:p>
       <w:pPr>
-        <w:tabs>
-          <w:tab w:val="left" w:pos="284"/>
-          <w:tab w:val="left" w:pos="2268"/>
-          <w:tab w:val="left" w:pos="4820"/>
-          <w:tab w:val="left" w:pos="7230"/>
-        </w:tabs>
-        <w:rPr>
-          <w:b/>
-        </w:rPr>
-      </w:pPr>
-      <w:r>
-        <w:rPr>
-          <w:b/>
-        </w:rPr>
-        <w:tab/>
-        <w:t>Software</w:t>
-      </w:r>
-      <w:r>
-        <w:rPr>
-          <w:b/>
-        </w:rPr>
-        <w:tab/>
-      </w:r>
-      <w:proofErr w:type="spellStart"/>
-      <w:r>
-        <w:rPr>
-          <w:b/>
-        </w:rPr>
-        <w:t>Software</w:t>
-      </w:r>
-      <w:proofErr w:type="spellEnd"/>
-      <w:r>
-        <w:rPr>
-          <w:b/>
-        </w:rPr>
-        <w:tab/>
-        <w:t>Formación</w:t>
+        <w:pStyle w:val="Prrafodelista"/>
+        <w:numPr>
+          <w:ilvl w:val="1"/>
+          <w:numId w:val="23"/>
+        </w:numPr>
+        <w:rPr>
+          <w:rFonts w:cstheme="minorHAnsi"/>
+        </w:rPr>
+      </w:pPr>
+      <w:r>
+        <w:rPr>
+          <w:rFonts w:eastAsia="Times New Roman" w:cstheme="minorHAnsi"/>
+          <w:lang w:eastAsia="es-ES"/>
+        </w:rPr>
+        <w:t xml:space="preserve">Instalar XAMPP en el ordenador del instituto </w:t>
       </w:r>
     </w:p>
     <w:p>
       <w:pPr>
-        <w:tabs>
-          <w:tab w:val="left" w:pos="284"/>
-          <w:tab w:val="left" w:pos="2268"/>
-          <w:tab w:val="left" w:pos="4820"/>
-          <w:tab w:val="left" w:pos="7230"/>
-        </w:tabs>
-      </w:pPr>
-      <w:r>
-        <w:tab/>
-      </w:r>
-      <w:r>
-        <w:t>2</w:t>
-      </w:r>
-      <w:r>
-        <w:t>2</w:t>
-      </w:r>
-      <w:r>
-        <w:t xml:space="preserve"> día</w:t>
-      </w:r>
-      <w:r>
-        <w:tab/>
-      </w:r>
-      <w:r>
-        <w:t>3</w:t>
-      </w:r>
-      <w:r>
-        <w:t>3</w:t>
-      </w:r>
-      <w:r>
-        <w:t xml:space="preserve"> día</w:t>
-      </w:r>
-      <w:bookmarkStart w:id="156" w:name="_GoBack"/>
-      <w:bookmarkEnd w:id="156"/>
-      <w:r>
-        <w:tab/>
-      </w:r>
-      <w:r>
-        <w:t>5</w:t>
-      </w:r>
-      <w:r>
-        <w:t>5</w:t>
-      </w:r>
-      <w:r>
-        <w:t xml:space="preserve"> días</w:t>
-      </w:r>
-      <w:r>
-        <w:tab/>
-      </w:r>
-      <w:r>
-        <w:t>5</w:t>
-      </w:r>
-      <w:r>
-        <w:t>5</w:t>
-      </w:r>
-      <w:r>
-        <w:t xml:space="preserve"> días</w:t>
+        <w:pStyle w:val="Prrafodelista"/>
+        <w:numPr>
+          <w:ilvl w:val="1"/>
+          <w:numId w:val="23"/>
+        </w:numPr>
+        <w:rPr>
+          <w:rFonts w:cstheme="minorHAnsi"/>
+        </w:rPr>
+      </w:pPr>
+      <w:r>
+        <w:rPr>
+          <w:rFonts w:eastAsia="Times New Roman" w:cstheme="minorHAnsi"/>
+          <w:lang w:eastAsia="es-ES"/>
+        </w:rPr>
+        <w:t xml:space="preserve">Crear la base de datos </w:t>
+      </w:r>
+      <w:proofErr w:type="spellStart"/>
+      <w:r>
+        <w:rPr>
+          <w:rFonts w:eastAsia="Times New Roman" w:cstheme="minorHAnsi"/>
+          <w:lang w:eastAsia="es-ES"/>
+        </w:rPr>
+        <w:t>gestion_prestamos_libros</w:t>
+      </w:r>
+      <w:proofErr w:type="spellEnd"/>
+      <w:r>
+        <w:rPr>
+          <w:rFonts w:eastAsia="Times New Roman" w:cstheme="minorHAnsi"/>
+          <w:lang w:eastAsia="es-ES"/>
+        </w:rPr>
+        <w:t xml:space="preserve"> </w:t>
       </w:r>
     </w:p>
     <w:p>
       <w:pPr>
-        <w:tabs>
-          <w:tab w:val="left" w:pos="284"/>
-          <w:tab w:val="left" w:pos="2268"/>
-          <w:tab w:val="left" w:pos="4820"/>
-          <w:tab w:val="left" w:pos="7230"/>
-        </w:tabs>
-      </w:pPr>
-      <w:r>
-        <w:tab/>
-      </w:r>
-      <w:r>
-        <w:t>m</w:t>
-      </w:r>
-      <w:r>
-        <w:t>añana</w:t>
-      </w:r>
-      <w:r>
-        <w:tab/>
-      </w:r>
-      <w:proofErr w:type="spellStart"/>
-      <w:r>
-        <w:t>mañana</w:t>
-      </w:r>
-      <w:proofErr w:type="spellEnd"/>
-      <w:r>
-        <w:tab/>
-      </w:r>
-      <w:proofErr w:type="spellStart"/>
-      <w:r>
-        <w:t>mañana</w:t>
-      </w:r>
-      <w:proofErr w:type="spellEnd"/>
-      <w:r>
-        <w:tab/>
-        <w:t xml:space="preserve">noche </w:t>
-      </w:r>
-      <w:r>
-        <w:t>–</w:t>
-      </w:r>
-      <w:r>
-        <w:t xml:space="preserve"> mañana</w:t>
+        <w:pStyle w:val="Prrafodelista"/>
+        <w:numPr>
+          <w:ilvl w:val="1"/>
+          <w:numId w:val="23"/>
+        </w:numPr>
+        <w:rPr>
+          <w:rFonts w:cstheme="minorHAnsi"/>
+        </w:rPr>
+      </w:pPr>
+      <w:r>
+        <w:rPr>
+          <w:rFonts w:eastAsia="Times New Roman" w:cstheme="minorHAnsi"/>
+          <w:lang w:eastAsia="es-ES"/>
+        </w:rPr>
+        <w:t>Ejecutar el SQL de creación de tablas</w:t>
       </w:r>
     </w:p>
     <w:p>
       <w:pPr>
-        <w:tabs>
-          <w:tab w:val="left" w:pos="284"/>
-          <w:tab w:val="left" w:pos="2268"/>
-          <w:tab w:val="left" w:pos="4820"/>
-          <w:tab w:val="left" w:pos="7230"/>
-        </w:tabs>
-      </w:pPr>
-      <w:r>
-        <w:tab/>
-      </w:r>
-      <w:r>
-        <w:tab/>
-        <w:t>Pruebas de sistema</w:t>
-      </w:r>
-      <w:r>
-        <w:tab/>
-        <w:t>Pruebas de usuario</w:t>
-      </w:r>
-      <w:r>
-        <w:tab/>
-        <w:t>Pruebas de funcionamiento</w:t>
-      </w:r>
+        <w:pStyle w:val="Prrafodelista"/>
+        <w:ind w:left="1440"/>
+      </w:pPr>
     </w:p>
     <w:p>
       <w:pPr>
-        <w:tabs>
-          <w:tab w:val="left" w:pos="284"/>
-          <w:tab w:val="left" w:pos="2268"/>
-          <w:tab w:val="left" w:pos="4820"/>
-          <w:tab w:val="left" w:pos="7230"/>
-        </w:tabs>
-      </w:pPr>
-      <w:r>
-        <w:tab/>
-      </w:r>
-      <w:r>
-        <w:tab/>
-        <w:t>Instalador</w:t>
-      </w:r>
-      <w:r>
-        <w:tab/>
+        <w:pStyle w:val="Prrafodelista"/>
+        <w:numPr>
+          <w:ilvl w:val="0"/>
+          <w:numId w:val="23"/>
+        </w:numPr>
+      </w:pPr>
+      <w:r>
+        <w:rPr>
+          <w:b/>
+        </w:rPr>
+        <w:t>Configuración (4 días):</w:t>
+      </w:r>
+    </w:p>
+    <w:p>
+      <w:pPr>
+        <w:pStyle w:val="Prrafodelista"/>
+        <w:numPr>
+          <w:ilvl w:val="1"/>
+          <w:numId w:val="23"/>
+        </w:numPr>
+        <w:spacing w:line="240" w:lineRule="auto"/>
+        <w:jc w:val="left"/>
+        <w:rPr>
+          <w:rFonts w:eastAsia="Times New Roman" w:cstheme="minorHAnsi"/>
+          <w:lang w:eastAsia="es-ES"/>
+        </w:rPr>
+      </w:pPr>
+      <w:r>
+        <w:rPr>
+          <w:rFonts w:eastAsia="Times New Roman" w:cstheme="minorHAnsi"/>
+          <w:lang w:eastAsia="es-ES"/>
+        </w:rPr>
+        <w:t xml:space="preserve"> Instalar Python 3.13 marcando la opción </w:t>
+      </w:r>
+      <w:r>
+        <w:rPr>
+          <w:rFonts w:eastAsia="Times New Roman" w:cstheme="minorHAnsi"/>
+          <w:b/>
+          <w:bCs/>
+          <w:lang w:eastAsia="es-ES"/>
+        </w:rPr>
+        <w:t>"</w:t>
       </w:r>
       <w:proofErr w:type="spellStart"/>
       <w:r>
-        <w:t>Instalador</w:t>
+        <w:rPr>
+          <w:rFonts w:eastAsia="Times New Roman" w:cstheme="minorHAnsi"/>
+          <w:b/>
+          <w:bCs/>
+          <w:lang w:eastAsia="es-ES"/>
+        </w:rPr>
+        <w:t>Add</w:t>
       </w:r>
       <w:proofErr w:type="spellEnd"/>
       <w:r>
-        <w:tab/>
-        <w:t>Usuario</w:t>
-      </w:r>
-      <w:r>
-        <w:tab/>
-      </w:r>
-      <w:r>
-        <w:tab/>
-      </w:r>
-      <w:r>
+        <w:rPr>
+          <w:rFonts w:eastAsia="Times New Roman" w:cstheme="minorHAnsi"/>
+          <w:b/>
+          <w:bCs/>
+          <w:lang w:eastAsia="es-ES"/>
+        </w:rPr>
+        <w:t xml:space="preserve"> Python to PATH"</w:t>
+      </w:r>
+      <w:r>
+        <w:rPr>
+          <w:rFonts w:eastAsia="Times New Roman" w:cstheme="minorHAnsi"/>
+          <w:lang w:eastAsia="es-ES"/>
+        </w:rPr>
+        <w:t xml:space="preserve"> </w:t>
+      </w:r>
+    </w:p>
+    <w:p>
+      <w:pPr>
+        <w:pStyle w:val="Prrafodelista"/>
+        <w:numPr>
+          <w:ilvl w:val="1"/>
+          <w:numId w:val="23"/>
+        </w:numPr>
+        <w:spacing w:line="240" w:lineRule="auto"/>
+        <w:jc w:val="left"/>
+        <w:rPr>
+          <w:rFonts w:eastAsia="Times New Roman" w:cstheme="minorHAnsi"/>
+          <w:lang w:eastAsia="es-ES"/>
+        </w:rPr>
+      </w:pPr>
+      <w:r>
+        <w:rPr>
+          <w:rFonts w:eastAsia="Times New Roman" w:cstheme="minorHAnsi"/>
+          <w:lang w:eastAsia="es-ES"/>
+        </w:rPr>
+        <w:t xml:space="preserve"> Instalar la librería </w:t>
+      </w:r>
+      <w:proofErr w:type="spellStart"/>
+      <w:r>
+        <w:rPr>
+          <w:rFonts w:eastAsia="Times New Roman" w:cstheme="minorHAnsi"/>
+          <w:lang w:eastAsia="es-ES"/>
+        </w:rPr>
+        <w:t>mysql-connector-python</w:t>
+      </w:r>
+      <w:proofErr w:type="spellEnd"/>
+      <w:r>
+        <w:rPr>
+          <w:rFonts w:eastAsia="Times New Roman" w:cstheme="minorHAnsi"/>
+          <w:lang w:eastAsia="es-ES"/>
+        </w:rPr>
+        <w:t xml:space="preserve"> </w:t>
+      </w:r>
+    </w:p>
+    <w:p>
+      <w:pPr>
+        <w:pStyle w:val="Prrafodelista"/>
+        <w:numPr>
+          <w:ilvl w:val="1"/>
+          <w:numId w:val="23"/>
+        </w:numPr>
+        <w:spacing w:line="240" w:lineRule="auto"/>
+        <w:jc w:val="left"/>
+        <w:rPr>
+          <w:rFonts w:eastAsia="Times New Roman" w:cstheme="minorHAnsi"/>
+          <w:lang w:eastAsia="es-ES"/>
+        </w:rPr>
+      </w:pPr>
+      <w:r>
+        <w:rPr>
+          <w:rFonts w:eastAsia="Times New Roman" w:cstheme="minorHAnsi"/>
+          <w:lang w:eastAsia="es-ES"/>
+        </w:rPr>
+        <w:t xml:space="preserve">Copiar la aplicación en el ordenador del instituto </w:t>
+      </w:r>
+    </w:p>
+    <w:p>
+      <w:pPr>
+        <w:pStyle w:val="Prrafodelista"/>
+        <w:numPr>
+          <w:ilvl w:val="1"/>
+          <w:numId w:val="23"/>
+        </w:numPr>
+        <w:spacing w:line="240" w:lineRule="auto"/>
+        <w:jc w:val="left"/>
+        <w:rPr>
+          <w:rFonts w:eastAsia="Times New Roman" w:cstheme="minorHAnsi"/>
+          <w:lang w:eastAsia="es-ES"/>
+        </w:rPr>
+      </w:pPr>
+      <w:r>
+        <w:rPr>
+          <w:rFonts w:eastAsia="Times New Roman" w:cstheme="minorHAnsi"/>
+          <w:lang w:eastAsia="es-ES"/>
+        </w:rPr>
+        <w:t>Configurar el fichero configuración_base_datos.py con los datos de conexión</w:t>
+      </w:r>
+    </w:p>
+    <w:p>
+      <w:pPr>
+        <w:pStyle w:val="Prrafodelista"/>
+        <w:spacing w:line="240" w:lineRule="auto"/>
+        <w:ind w:left="1440"/>
+        <w:jc w:val="left"/>
+        <w:rPr>
+          <w:rFonts w:ascii="Times New Roman" w:eastAsia="Times New Roman" w:hAnsi="Times New Roman" w:cs="Times New Roman"/>
+          <w:lang w:eastAsia="es-ES"/>
+        </w:rPr>
+      </w:pPr>
+    </w:p>
+    <w:p>
+      <w:pPr>
+        <w:pStyle w:val="Prrafodelista"/>
+        <w:numPr>
+          <w:ilvl w:val="0"/>
+          <w:numId w:val="23"/>
+        </w:numPr>
+      </w:pPr>
+      <w:r>
+        <w:rPr>
+          <w:b/>
+        </w:rPr>
+        <w:t>Pruebas (1 semana):</w:t>
+      </w:r>
+    </w:p>
+    <w:p>
+      <w:pPr>
+        <w:pStyle w:val="Prrafodelista"/>
+        <w:numPr>
+          <w:ilvl w:val="1"/>
+          <w:numId w:val="23"/>
+        </w:numPr>
+        <w:rPr>
+          <w:rFonts w:cstheme="minorHAnsi"/>
+        </w:rPr>
+      </w:pPr>
+      <w:r>
+        <w:rPr>
+          <w:rFonts w:eastAsia="Times New Roman" w:cstheme="minorHAnsi"/>
+          <w:lang w:eastAsia="es-ES"/>
+        </w:rPr>
+        <w:t xml:space="preserve">Verificar la conexión a la base de datos </w:t>
+      </w:r>
+    </w:p>
+    <w:p>
+      <w:pPr>
+        <w:pStyle w:val="Prrafodelista"/>
+        <w:numPr>
+          <w:ilvl w:val="1"/>
+          <w:numId w:val="23"/>
+        </w:numPr>
+        <w:rPr>
+          <w:rFonts w:cstheme="minorHAnsi"/>
+        </w:rPr>
+      </w:pPr>
+      <w:r>
+        <w:rPr>
+          <w:rFonts w:eastAsia="Times New Roman" w:cstheme="minorHAnsi"/>
+          <w:lang w:eastAsia="es-ES"/>
+        </w:rPr>
+        <w:t xml:space="preserve">Ejecutar la batería de pruebas </w:t>
+      </w:r>
+    </w:p>
+    <w:p>
+      <w:pPr>
+        <w:pStyle w:val="Prrafodelista"/>
+        <w:numPr>
+          <w:ilvl w:val="1"/>
+          <w:numId w:val="23"/>
+        </w:numPr>
+        <w:rPr>
+          <w:rFonts w:cstheme="minorHAnsi"/>
+        </w:rPr>
+      </w:pPr>
+      <w:r>
+        <w:rPr>
+          <w:rFonts w:eastAsia="Times New Roman" w:cstheme="minorHAnsi"/>
+          <w:lang w:eastAsia="es-ES"/>
+        </w:rPr>
+        <w:t>Corregir posibles incidencias</w:t>
+      </w:r>
+    </w:p>
+    <w:p>
+      <w:pPr>
+        <w:pStyle w:val="Prrafodelista"/>
+      </w:pPr>
+    </w:p>
+    <w:p>
+      <w:pPr>
+        <w:pStyle w:val="Prrafodelista"/>
+        <w:numPr>
+          <w:ilvl w:val="0"/>
+          <w:numId w:val="23"/>
+        </w:numPr>
+      </w:pPr>
+      <w:r>
+        <w:rPr>
+          <w:b/>
+        </w:rPr>
+        <w:t>Formación (3 días):</w:t>
+      </w:r>
+    </w:p>
+    <w:p>
+      <w:pPr>
+        <w:pStyle w:val="Prrafodelista"/>
+        <w:numPr>
+          <w:ilvl w:val="1"/>
+          <w:numId w:val="23"/>
+        </w:numPr>
+        <w:spacing w:line="240" w:lineRule="auto"/>
+        <w:jc w:val="left"/>
+        <w:rPr>
+          <w:rFonts w:eastAsia="Times New Roman" w:cstheme="minorHAnsi"/>
+          <w:lang w:eastAsia="es-ES"/>
+        </w:rPr>
+      </w:pPr>
+      <w:r>
+        <w:rPr>
+          <w:rFonts w:eastAsia="Times New Roman" w:cstheme="minorHAnsi"/>
+          <w:lang w:eastAsia="es-ES"/>
+        </w:rPr>
+        <w:t xml:space="preserve">Explicar al personal de secretaría el funcionamiento de la aplicación </w:t>
+      </w:r>
+    </w:p>
+    <w:p>
+      <w:pPr>
+        <w:pStyle w:val="Prrafodelista"/>
+        <w:numPr>
+          <w:ilvl w:val="1"/>
+          <w:numId w:val="23"/>
+        </w:numPr>
+        <w:spacing w:line="240" w:lineRule="auto"/>
+        <w:jc w:val="left"/>
+        <w:rPr>
+          <w:rFonts w:eastAsia="Times New Roman" w:cstheme="minorHAnsi"/>
+          <w:lang w:eastAsia="es-ES"/>
+        </w:rPr>
+      </w:pPr>
+      <w:r>
+        <w:rPr>
+          <w:rFonts w:eastAsia="Times New Roman" w:cstheme="minorHAnsi"/>
+          <w:lang w:eastAsia="es-ES"/>
+        </w:rPr>
+        <w:t>Entregar el manual de usuario</w:t>
+      </w:r>
+    </w:p>
+    <w:p>
+      <w:pPr>
+        <w:pStyle w:val="Prrafodelista"/>
+        <w:spacing w:line="240" w:lineRule="auto"/>
+        <w:ind w:left="1440"/>
+        <w:jc w:val="left"/>
+        <w:rPr>
+          <w:rFonts w:eastAsia="Times New Roman" w:cstheme="minorHAnsi"/>
+          <w:lang w:eastAsia="es-ES"/>
+        </w:rPr>
+      </w:pPr>
+    </w:p>
+    <w:p>
+      <w:pPr>
+        <w:pStyle w:val="Prrafodelista"/>
+        <w:numPr>
+          <w:ilvl w:val="0"/>
+          <w:numId w:val="23"/>
+        </w:numPr>
+        <w:spacing w:line="240" w:lineRule="auto"/>
+        <w:jc w:val="left"/>
+        <w:rPr>
+          <w:rFonts w:eastAsia="Times New Roman" w:cstheme="minorHAnsi"/>
+          <w:lang w:eastAsia="es-ES"/>
+        </w:rPr>
+      </w:pPr>
+      <w:r>
+        <w:rPr>
+          <w:rFonts w:eastAsia="Times New Roman" w:cstheme="minorHAnsi"/>
+          <w:b/>
+          <w:lang w:eastAsia="es-ES"/>
+        </w:rPr>
+        <w:t>Migración (4 días):</w:t>
+      </w:r>
+    </w:p>
+    <w:p>
+      <w:pPr>
+        <w:pStyle w:val="Prrafodelista"/>
+        <w:numPr>
+          <w:ilvl w:val="1"/>
+          <w:numId w:val="23"/>
+        </w:numPr>
+        <w:spacing w:line="240" w:lineRule="auto"/>
+        <w:jc w:val="left"/>
+        <w:rPr>
+          <w:rFonts w:eastAsia="Times New Roman" w:cstheme="minorHAnsi"/>
+          <w:lang w:eastAsia="es-ES"/>
+        </w:rPr>
+      </w:pPr>
+      <w:r>
+        <w:rPr>
+          <w:rFonts w:eastAsia="Times New Roman" w:cstheme="minorHAnsi"/>
+          <w:lang w:eastAsia="es-ES"/>
+        </w:rPr>
+        <w:t xml:space="preserve">Exportar los datos del sistema actual en Excel </w:t>
+      </w:r>
+    </w:p>
+    <w:p>
+      <w:pPr>
+        <w:pStyle w:val="Prrafodelista"/>
+        <w:numPr>
+          <w:ilvl w:val="1"/>
+          <w:numId w:val="23"/>
+        </w:numPr>
+        <w:spacing w:line="240" w:lineRule="auto"/>
+        <w:jc w:val="left"/>
+        <w:rPr>
+          <w:rFonts w:eastAsia="Times New Roman" w:cstheme="minorHAnsi"/>
+          <w:lang w:eastAsia="es-ES"/>
+        </w:rPr>
+      </w:pPr>
+      <w:r>
+        <w:rPr>
+          <w:rFonts w:eastAsia="Times New Roman" w:cstheme="minorHAnsi"/>
+          <w:lang w:eastAsia="es-ES"/>
+        </w:rPr>
+        <w:t xml:space="preserve">Adaptar los datos al formato CSV compatible con la aplicación </w:t>
+      </w:r>
+    </w:p>
+    <w:p>
+      <w:pPr>
+        <w:pStyle w:val="Prrafodelista"/>
+        <w:numPr>
+          <w:ilvl w:val="1"/>
+          <w:numId w:val="23"/>
+        </w:numPr>
+        <w:spacing w:line="240" w:lineRule="auto"/>
+        <w:jc w:val="left"/>
+        <w:rPr>
+          <w:rFonts w:eastAsia="Times New Roman" w:cstheme="minorHAnsi"/>
+          <w:lang w:eastAsia="es-ES"/>
+        </w:rPr>
+      </w:pPr>
+      <w:r>
+        <w:rPr>
+          <w:rFonts w:eastAsia="Times New Roman" w:cstheme="minorHAnsi"/>
+          <w:lang w:eastAsia="es-ES"/>
+        </w:rPr>
+        <w:t xml:space="preserve">Cargar los datos en la nueva base de datos </w:t>
+      </w:r>
+    </w:p>
+    <w:p>
+      <w:pPr>
+        <w:pStyle w:val="Prrafodelista"/>
+        <w:numPr>
+          <w:ilvl w:val="1"/>
+          <w:numId w:val="23"/>
+        </w:numPr>
+        <w:spacing w:line="240" w:lineRule="auto"/>
+        <w:jc w:val="left"/>
+        <w:rPr>
+          <w:rFonts w:eastAsia="Times New Roman" w:cstheme="minorHAnsi"/>
+          <w:lang w:eastAsia="es-ES"/>
+        </w:rPr>
+      </w:pPr>
+      <w:r>
+        <w:rPr>
+          <w:rFonts w:eastAsia="Times New Roman" w:cstheme="minorHAnsi"/>
+          <w:lang w:eastAsia="es-ES"/>
+        </w:rPr>
+        <w:t>Verificar que todos los datos se han migrado correctamente</w:t>
+      </w:r>
+      <w:r>
+        <w:rPr>
+          <w:rFonts w:cstheme="minorHAnsi"/>
+        </w:rPr>
         <w:tab/>
       </w:r>
     </w:p>
@@ -36249,12 +36510,105 @@
     </w:p>
     <w:p>
       <w:pPr>
+        <w:tabs>
+          <w:tab w:val="left" w:pos="567"/>
+          <w:tab w:val="left" w:pos="2835"/>
+          <w:tab w:val="left" w:pos="5670"/>
+          <w:tab w:val="left" w:pos="7938"/>
+        </w:tabs>
+      </w:pPr>
+    </w:p>
+    <w:p>
+      <w:pPr>
+        <w:tabs>
+          <w:tab w:val="left" w:pos="567"/>
+          <w:tab w:val="left" w:pos="2835"/>
+          <w:tab w:val="left" w:pos="5670"/>
+          <w:tab w:val="left" w:pos="7938"/>
+        </w:tabs>
+      </w:pPr>
+    </w:p>
+    <w:p>
+      <w:pPr>
+        <w:tabs>
+          <w:tab w:val="left" w:pos="567"/>
+          <w:tab w:val="left" w:pos="2835"/>
+          <w:tab w:val="left" w:pos="5670"/>
+          <w:tab w:val="left" w:pos="7938"/>
+        </w:tabs>
+      </w:pPr>
+    </w:p>
+    <w:p>
+      <w:pPr>
+        <w:tabs>
+          <w:tab w:val="left" w:pos="567"/>
+          <w:tab w:val="left" w:pos="2835"/>
+          <w:tab w:val="left" w:pos="5670"/>
+          <w:tab w:val="left" w:pos="7938"/>
+        </w:tabs>
+      </w:pPr>
+    </w:p>
+    <w:p>
+      <w:pPr>
+        <w:tabs>
+          <w:tab w:val="left" w:pos="567"/>
+          <w:tab w:val="left" w:pos="2835"/>
+          <w:tab w:val="left" w:pos="5670"/>
+          <w:tab w:val="left" w:pos="7938"/>
+        </w:tabs>
+      </w:pPr>
+    </w:p>
+    <w:p>
+      <w:pPr>
+        <w:tabs>
+          <w:tab w:val="left" w:pos="567"/>
+          <w:tab w:val="left" w:pos="2835"/>
+          <w:tab w:val="left" w:pos="5670"/>
+          <w:tab w:val="left" w:pos="7938"/>
+        </w:tabs>
+      </w:pPr>
+      <w:bookmarkStart w:id="156" w:name="_GoBack"/>
+      <w:bookmarkEnd w:id="156"/>
+    </w:p>
+    <w:p>
+      <w:pPr>
+        <w:tabs>
+          <w:tab w:val="left" w:pos="567"/>
+          <w:tab w:val="left" w:pos="2835"/>
+          <w:tab w:val="left" w:pos="5670"/>
+          <w:tab w:val="left" w:pos="7938"/>
+        </w:tabs>
+      </w:pPr>
+    </w:p>
+    <w:p>
+      <w:pPr>
+        <w:tabs>
+          <w:tab w:val="left" w:pos="567"/>
+          <w:tab w:val="left" w:pos="2835"/>
+          <w:tab w:val="left" w:pos="5670"/>
+          <w:tab w:val="left" w:pos="7938"/>
+        </w:tabs>
+      </w:pPr>
+    </w:p>
+    <w:p>
+      <w:pPr>
+        <w:tabs>
+          <w:tab w:val="left" w:pos="567"/>
+          <w:tab w:val="left" w:pos="2835"/>
+          <w:tab w:val="left" w:pos="5670"/>
+          <w:tab w:val="left" w:pos="7938"/>
+        </w:tabs>
+      </w:pPr>
+    </w:p>
+    <w:p>
+      <w:pPr>
         <w:pStyle w:val="Ttulo2"/>
       </w:pPr>
       <w:bookmarkStart w:id="157" w:name="_Toc49341865"/>
       <w:bookmarkStart w:id="158" w:name="_Toc170148375"/>
       <w:bookmarkStart w:id="159" w:name="_Toc170148688"/>
       <w:r>
+        <w:lastRenderedPageBreak/>
         <w:t>Manual de instalación</w:t>
       </w:r>
       <w:bookmarkEnd w:id="157"/>
@@ -36264,18 +36618,824 @@
     <w:p>
       <w:pPr>
         <w:pStyle w:val="Ttulo3"/>
-      </w:pPr>
-      <w:bookmarkStart w:id="160" w:name="_Toc37610656"/>
-      <w:bookmarkStart w:id="161" w:name="_Toc49341866"/>
-      <w:bookmarkStart w:id="162" w:name="_Toc170148376"/>
-      <w:bookmarkStart w:id="163" w:name="_Toc170148689"/>
-      <w:r>
-        <w:t>Instalación de la aplicación</w:t>
+        <w:numPr>
+          <w:ilvl w:val="0"/>
+          <w:numId w:val="25"/>
+        </w:numPr>
+        <w:rPr>
+          <w:rFonts w:asciiTheme="minorHAnsi" w:hAnsiTheme="minorHAnsi" w:cstheme="minorHAnsi"/>
+          <w:color w:val="auto"/>
+        </w:rPr>
+      </w:pPr>
+      <w:r>
+        <w:rPr>
+          <w:rFonts w:asciiTheme="minorHAnsi" w:hAnsiTheme="minorHAnsi" w:cstheme="minorHAnsi"/>
+          <w:color w:val="auto"/>
+        </w:rPr>
+        <w:t>Requisitos previos:</w:t>
+      </w:r>
+    </w:p>
+    <w:p>
+      <w:pPr>
+        <w:pStyle w:val="Prrafodelista"/>
+        <w:numPr>
+          <w:ilvl w:val="1"/>
+          <w:numId w:val="25"/>
+        </w:numPr>
+      </w:pPr>
+      <w:r>
+        <w:t>Ordenador con Windows 10/11</w:t>
+      </w:r>
+    </w:p>
+    <w:p>
+      <w:pPr>
+        <w:pStyle w:val="Prrafodelista"/>
+        <w:numPr>
+          <w:ilvl w:val="1"/>
+          <w:numId w:val="25"/>
+        </w:numPr>
+      </w:pPr>
+      <w:r>
+        <w:t>Conexión a internet para las descargas</w:t>
+      </w:r>
+    </w:p>
+    <w:p>
+      <w:pPr>
+        <w:pStyle w:val="Prrafodelista"/>
+        <w:ind w:left="1440"/>
+      </w:pPr>
+    </w:p>
+    <w:p>
+      <w:pPr>
+        <w:pStyle w:val="Prrafodelista"/>
+        <w:numPr>
+          <w:ilvl w:val="0"/>
+          <w:numId w:val="25"/>
+        </w:numPr>
+        <w:rPr>
+          <w:b/>
+        </w:rPr>
+      </w:pPr>
+      <w:r>
+        <w:rPr>
+          <w:b/>
+        </w:rPr>
+        <w:t>Paso 1 – instalar XAMPP:</w:t>
+      </w:r>
+    </w:p>
+    <w:p>
+      <w:pPr>
+        <w:pStyle w:val="Prrafodelista"/>
+        <w:numPr>
+          <w:ilvl w:val="1"/>
+          <w:numId w:val="25"/>
+        </w:numPr>
+      </w:pPr>
+      <w:r>
+        <w:t xml:space="preserve">Descargar XAMPP </w:t>
+      </w:r>
+      <w:r>
+        <w:t xml:space="preserve">desde </w:t>
+      </w:r>
+      <w:hyperlink r:id="rId36" w:history="1">
+        <w:r>
+          <w:rPr>
+            <w:rStyle w:val="Hipervnculo"/>
+          </w:rPr>
+          <w:t>https://www.apachefriends.org</w:t>
+        </w:r>
+      </w:hyperlink>
+    </w:p>
+    <w:p>
+      <w:pPr>
+        <w:pStyle w:val="Prrafodelista"/>
+        <w:numPr>
+          <w:ilvl w:val="1"/>
+          <w:numId w:val="25"/>
+        </w:numPr>
+      </w:pPr>
+      <w:r>
+        <w:t xml:space="preserve">Ejecutar el instalador. </w:t>
+      </w:r>
+    </w:p>
+    <w:p>
+      <w:pPr>
+        <w:pStyle w:val="Prrafodelista"/>
+        <w:numPr>
+          <w:ilvl w:val="1"/>
+          <w:numId w:val="25"/>
+        </w:numPr>
+      </w:pPr>
+      <w:r>
+        <w:t xml:space="preserve">Seleccionar los componentes Apache y </w:t>
+      </w:r>
+      <w:proofErr w:type="spellStart"/>
+      <w:r>
+        <w:t>MySQL</w:t>
+      </w:r>
+      <w:proofErr w:type="spellEnd"/>
+      <w:r>
+        <w:t xml:space="preserve">. </w:t>
+      </w:r>
+    </w:p>
+    <w:p>
+      <w:pPr>
+        <w:pStyle w:val="Prrafodelista"/>
+        <w:numPr>
+          <w:ilvl w:val="1"/>
+          <w:numId w:val="25"/>
+        </w:numPr>
+      </w:pPr>
+      <w:r>
+        <w:t xml:space="preserve">Completar la instalación. </w:t>
+      </w:r>
+    </w:p>
+    <w:p>
+      <w:pPr>
+        <w:pStyle w:val="Prrafodelista"/>
+        <w:numPr>
+          <w:ilvl w:val="1"/>
+          <w:numId w:val="25"/>
+        </w:numPr>
+      </w:pPr>
+      <w:r>
+        <w:t>Abrir el panel de control de XAMPP</w:t>
+      </w:r>
+    </w:p>
+    <w:p>
+      <w:pPr>
+        <w:pStyle w:val="Prrafodelista"/>
+        <w:numPr>
+          <w:ilvl w:val="1"/>
+          <w:numId w:val="25"/>
+        </w:numPr>
+      </w:pPr>
+      <w:r>
+        <w:t xml:space="preserve">Iniciar Apache y </w:t>
+      </w:r>
+      <w:proofErr w:type="spellStart"/>
+      <w:r>
+        <w:t>MySQL</w:t>
+      </w:r>
+      <w:proofErr w:type="spellEnd"/>
+      <w:r>
+        <w:t>.</w:t>
+      </w:r>
+    </w:p>
+    <w:p>
+      <w:pPr>
+        <w:pStyle w:val="Prrafodelista"/>
+        <w:ind w:left="1440"/>
+        <w:rPr>
+          <w:b/>
+        </w:rPr>
+      </w:pPr>
+    </w:p>
+    <w:p>
+      <w:pPr>
+        <w:pStyle w:val="Prrafodelista"/>
+        <w:numPr>
+          <w:ilvl w:val="0"/>
+          <w:numId w:val="25"/>
+        </w:numPr>
+        <w:rPr>
+          <w:b/>
+        </w:rPr>
+      </w:pPr>
+      <w:r>
+        <w:rPr>
+          <w:b/>
+        </w:rPr>
+        <w:t>Paso 2 – crear la base de datos:</w:t>
+      </w:r>
+    </w:p>
+    <w:p>
+      <w:pPr>
+        <w:pStyle w:val="Prrafodelista"/>
+        <w:numPr>
+          <w:ilvl w:val="1"/>
+          <w:numId w:val="25"/>
+        </w:numPr>
+      </w:pPr>
+      <w:r>
+        <w:t xml:space="preserve">Abrir el </w:t>
+      </w:r>
+      <w:r>
+        <w:t xml:space="preserve">navegador y acceder a </w:t>
+      </w:r>
+      <w:hyperlink r:id="rId37" w:history="1">
+        <w:r>
+          <w:rPr>
+            <w:rStyle w:val="Hipervnculo"/>
+          </w:rPr>
+          <w:t>http://localhost/phpmyadmin</w:t>
+        </w:r>
+      </w:hyperlink>
+    </w:p>
+    <w:p>
+      <w:pPr>
+        <w:pStyle w:val="Prrafodelista"/>
+        <w:numPr>
+          <w:ilvl w:val="1"/>
+          <w:numId w:val="25"/>
+        </w:numPr>
+      </w:pPr>
+      <w:r>
+        <w:t xml:space="preserve">Crear una base de datos llamada </w:t>
+      </w:r>
+      <w:proofErr w:type="spellStart"/>
+      <w:r>
+        <w:t>gestion_prestamos_libros</w:t>
+      </w:r>
+      <w:proofErr w:type="spellEnd"/>
+    </w:p>
+    <w:p>
+      <w:pPr>
+        <w:pStyle w:val="Prrafodelista"/>
+        <w:numPr>
+          <w:ilvl w:val="1"/>
+          <w:numId w:val="25"/>
+        </w:numPr>
+      </w:pPr>
+      <w:r>
+        <w:t>Seleccionar cotejamiento utf8_spanish2_ci</w:t>
+      </w:r>
+    </w:p>
+    <w:p>
+      <w:pPr>
+        <w:pStyle w:val="Prrafodelista"/>
+        <w:numPr>
+          <w:ilvl w:val="1"/>
+          <w:numId w:val="25"/>
+        </w:numPr>
+      </w:pPr>
+      <w:r>
+        <w:t>Ejecutar el fichero SQL de creación de tablas.</w:t>
+      </w:r>
+    </w:p>
+    <w:p>
+      <w:pPr>
+        <w:pStyle w:val="Prrafodelista"/>
+        <w:ind w:left="1440"/>
+      </w:pPr>
+      <w:r>
+        <w:t xml:space="preserve">  </w:t>
+      </w:r>
+    </w:p>
+    <w:p>
+      <w:pPr>
+        <w:pStyle w:val="Prrafodelista"/>
+        <w:numPr>
+          <w:ilvl w:val="0"/>
+          <w:numId w:val="25"/>
+        </w:numPr>
+        <w:rPr>
+          <w:b/>
+        </w:rPr>
+      </w:pPr>
+      <w:r>
+        <w:rPr>
+          <w:b/>
+        </w:rPr>
+        <w:t>Paso 3 – Instalar Python:</w:t>
+      </w:r>
+    </w:p>
+    <w:p>
+      <w:pPr>
+        <w:pStyle w:val="Prrafodelista"/>
+        <w:numPr>
+          <w:ilvl w:val="1"/>
+          <w:numId w:val="25"/>
+        </w:numPr>
+      </w:pPr>
+      <w:r>
+        <w:t xml:space="preserve">Descargar Python 3.13 desde </w:t>
+      </w:r>
+      <w:hyperlink r:id="rId38" w:history="1">
+        <w:r>
+          <w:rPr>
+            <w:rStyle w:val="Hipervnculo"/>
+          </w:rPr>
+          <w:t>https://www.python.org/downloads</w:t>
+        </w:r>
+      </w:hyperlink>
+    </w:p>
+    <w:p>
+      <w:pPr>
+        <w:pStyle w:val="Prrafodelista"/>
+        <w:numPr>
+          <w:ilvl w:val="1"/>
+          <w:numId w:val="25"/>
+        </w:numPr>
+      </w:pPr>
+      <w:r>
+        <w:t xml:space="preserve">Ejecutar el instalador. </w:t>
+      </w:r>
+    </w:p>
+    <w:p>
+      <w:pPr>
+        <w:pStyle w:val="Prrafodelista"/>
+        <w:numPr>
+          <w:ilvl w:val="1"/>
+          <w:numId w:val="25"/>
+        </w:numPr>
+      </w:pPr>
+      <w:r>
+        <w:t xml:space="preserve">Completar la instalación. </w:t>
+      </w:r>
+    </w:p>
+    <w:p>
+      <w:pPr>
+        <w:pStyle w:val="Prrafodelista"/>
+        <w:numPr>
+          <w:ilvl w:val="1"/>
+          <w:numId w:val="25"/>
+        </w:numPr>
+      </w:pPr>
+      <w:r>
+        <w:t>Verificar la instalación abriendo CMD y escribiendo: Python –</w:t>
+      </w:r>
+      <w:proofErr w:type="spellStart"/>
+      <w:r>
+        <w:t>version</w:t>
+      </w:r>
+      <w:proofErr w:type="spellEnd"/>
+    </w:p>
+    <w:p>
+      <w:pPr>
+        <w:pStyle w:val="Prrafodelista"/>
+        <w:ind w:left="1440"/>
+        <w:rPr>
+          <w:b/>
+        </w:rPr>
+      </w:pPr>
+    </w:p>
+    <w:p>
+      <w:pPr>
+        <w:pStyle w:val="Prrafodelista"/>
+        <w:numPr>
+          <w:ilvl w:val="0"/>
+          <w:numId w:val="25"/>
+        </w:numPr>
+        <w:rPr>
+          <w:b/>
+        </w:rPr>
+      </w:pPr>
+      <w:r>
+        <w:rPr>
+          <w:b/>
+        </w:rPr>
+        <w:t>Paso 4 – instalar librerías:</w:t>
+      </w:r>
+    </w:p>
+    <w:p>
+      <w:pPr>
+        <w:pStyle w:val="Prrafodelista"/>
+        <w:numPr>
+          <w:ilvl w:val="1"/>
+          <w:numId w:val="25"/>
+        </w:numPr>
+      </w:pPr>
+      <w:r>
+        <w:t>Abrir CMD.</w:t>
+      </w:r>
+    </w:p>
+    <w:p>
+      <w:pPr>
+        <w:pStyle w:val="Prrafodelista"/>
+        <w:numPr>
+          <w:ilvl w:val="1"/>
+          <w:numId w:val="25"/>
+        </w:numPr>
+      </w:pPr>
+      <w:r>
+        <w:t xml:space="preserve">Ejecutar el siguiente comando: </w:t>
+      </w:r>
+      <w:proofErr w:type="spellStart"/>
+      <w:r>
+        <w:t>pp</w:t>
+      </w:r>
+      <w:proofErr w:type="spellEnd"/>
+      <w:r>
+        <w:t xml:space="preserve"> </w:t>
+      </w:r>
+      <w:proofErr w:type="spellStart"/>
+      <w:r>
+        <w:t>install</w:t>
+      </w:r>
+      <w:proofErr w:type="spellEnd"/>
+      <w:r>
+        <w:t xml:space="preserve"> –r requirements.txt</w:t>
+      </w:r>
+    </w:p>
+    <w:p>
+      <w:pPr>
+        <w:pStyle w:val="Prrafodelista"/>
+        <w:ind w:left="1440"/>
+        <w:rPr>
+          <w:b/>
+        </w:rPr>
+      </w:pPr>
+    </w:p>
+    <w:p>
+      <w:pPr>
+        <w:pStyle w:val="Prrafodelista"/>
+        <w:numPr>
+          <w:ilvl w:val="0"/>
+          <w:numId w:val="25"/>
+        </w:numPr>
+        <w:rPr>
+          <w:b/>
+        </w:rPr>
+      </w:pPr>
+      <w:r>
+        <w:rPr>
+          <w:b/>
+        </w:rPr>
+        <w:t>Paso 5 – Configurar la aplicación:</w:t>
+      </w:r>
+    </w:p>
+    <w:p>
+      <w:pPr>
+        <w:pStyle w:val="Prrafodelista"/>
+        <w:numPr>
+          <w:ilvl w:val="1"/>
+          <w:numId w:val="25"/>
+        </w:numPr>
+        <w:rPr>
+          <w:b/>
+        </w:rPr>
+      </w:pPr>
+      <w:r>
+        <w:t xml:space="preserve">Abrir el fichero </w:t>
+      </w:r>
+      <w:r>
+        <w:rPr>
+          <w:rFonts w:eastAsia="Times New Roman" w:cstheme="minorHAnsi"/>
+          <w:lang w:eastAsia="es-ES"/>
+        </w:rPr>
+        <w:t>configuración_base_datos.py</w:t>
+      </w:r>
+    </w:p>
+    <w:p>
+      <w:pPr>
+        <w:pStyle w:val="Prrafodelista"/>
+        <w:numPr>
+          <w:ilvl w:val="1"/>
+          <w:numId w:val="25"/>
+        </w:numPr>
+      </w:pPr>
+      <w:r>
+        <w:t>Verificar que los datos de conexión son correctos:</w:t>
+      </w:r>
+    </w:p>
+    <w:p>
+      <w:pPr>
+        <w:pStyle w:val="Prrafodelista"/>
+        <w:ind w:left="2160"/>
+        <w:rPr>
+          <w:b/>
+        </w:rPr>
+      </w:pPr>
+      <w:proofErr w:type="spellStart"/>
+      <w:r>
+        <w:t>Configuracion</w:t>
+      </w:r>
+      <w:proofErr w:type="spellEnd"/>
+      <w:r>
+        <w:rPr>
+          <w:b/>
+        </w:rPr>
+        <w:t xml:space="preserve"> = {</w:t>
+      </w:r>
+    </w:p>
+    <w:p>
+      <w:pPr>
+        <w:pStyle w:val="Prrafodelista"/>
+        <w:ind w:left="2160"/>
+      </w:pPr>
+      <w:r>
+        <w:rPr>
+          <w:b/>
+        </w:rPr>
+        <w:tab/>
+      </w:r>
+      <w:r>
+        <w:rPr>
+          <w:rStyle w:val="token"/>
+        </w:rPr>
+        <w:t>'host':</w:t>
+      </w:r>
+      <w:r>
+        <w:t xml:space="preserve"> </w:t>
+      </w:r>
+      <w:r>
+        <w:rPr>
+          <w:rStyle w:val="token"/>
+        </w:rPr>
+        <w:t>'</w:t>
+      </w:r>
+      <w:proofErr w:type="spellStart"/>
+      <w:r>
+        <w:rPr>
+          <w:rStyle w:val="token"/>
+        </w:rPr>
+        <w:t>localhost</w:t>
+      </w:r>
+      <w:proofErr w:type="spellEnd"/>
+      <w:r>
+        <w:rPr>
+          <w:rStyle w:val="token"/>
+        </w:rPr>
+        <w:t>',</w:t>
+      </w:r>
+      <w:r>
+        <w:t xml:space="preserve"> </w:t>
+      </w:r>
+    </w:p>
+    <w:p>
+      <w:pPr>
+        <w:pStyle w:val="Prrafodelista"/>
+        <w:ind w:left="2160" w:firstLine="720"/>
+      </w:pPr>
+      <w:r>
+        <w:rPr>
+          <w:rStyle w:val="token"/>
+        </w:rPr>
+        <w:t>'</w:t>
+      </w:r>
+      <w:proofErr w:type="spellStart"/>
+      <w:r>
+        <w:rPr>
+          <w:rStyle w:val="token"/>
+        </w:rPr>
+        <w:t>user</w:t>
+      </w:r>
+      <w:proofErr w:type="spellEnd"/>
+      <w:r>
+        <w:rPr>
+          <w:rStyle w:val="token"/>
+        </w:rPr>
+        <w:t>':</w:t>
+      </w:r>
+      <w:r>
+        <w:t xml:space="preserve"> </w:t>
+      </w:r>
+      <w:r>
+        <w:rPr>
+          <w:rStyle w:val="token"/>
+        </w:rPr>
+        <w:t>'</w:t>
+      </w:r>
+      <w:proofErr w:type="spellStart"/>
+      <w:r>
+        <w:rPr>
+          <w:rStyle w:val="token"/>
+        </w:rPr>
+        <w:t>root</w:t>
+      </w:r>
+      <w:proofErr w:type="spellEnd"/>
+      <w:r>
+        <w:rPr>
+          <w:rStyle w:val="token"/>
+        </w:rPr>
+        <w:t>',</w:t>
+      </w:r>
+      <w:r>
+        <w:t xml:space="preserve"> </w:t>
+      </w:r>
+    </w:p>
+    <w:p>
+      <w:pPr>
+        <w:pStyle w:val="Prrafodelista"/>
+        <w:ind w:left="2160" w:firstLine="720"/>
+      </w:pPr>
+      <w:r>
+        <w:rPr>
+          <w:rStyle w:val="token"/>
+        </w:rPr>
+        <w:t>'</w:t>
+      </w:r>
+      <w:proofErr w:type="spellStart"/>
+      <w:r>
+        <w:rPr>
+          <w:rStyle w:val="token"/>
+        </w:rPr>
+        <w:t>password</w:t>
+      </w:r>
+      <w:proofErr w:type="spellEnd"/>
+      <w:r>
+        <w:rPr>
+          <w:rStyle w:val="token"/>
+        </w:rPr>
+        <w:t>':</w:t>
+      </w:r>
+      <w:r>
+        <w:t xml:space="preserve"> </w:t>
+      </w:r>
+      <w:r>
+        <w:rPr>
+          <w:rStyle w:val="token"/>
+        </w:rPr>
+        <w:t>'',</w:t>
+      </w:r>
+      <w:r>
+        <w:t xml:space="preserve"> </w:t>
+      </w:r>
+    </w:p>
+    <w:p>
+      <w:pPr>
+        <w:pStyle w:val="Prrafodelista"/>
+        <w:ind w:left="2160" w:firstLine="720"/>
+        <w:rPr>
+          <w:b/>
+        </w:rPr>
+      </w:pPr>
+      <w:r>
+        <w:rPr>
+          <w:rStyle w:val="token"/>
+        </w:rPr>
+        <w:t>'</w:t>
+      </w:r>
+      <w:proofErr w:type="spellStart"/>
+      <w:r>
+        <w:rPr>
+          <w:rStyle w:val="token"/>
+        </w:rPr>
+        <w:t>database</w:t>
+      </w:r>
+      <w:proofErr w:type="spellEnd"/>
+      <w:r>
+        <w:rPr>
+          <w:rStyle w:val="token"/>
+        </w:rPr>
+        <w:t>':</w:t>
+      </w:r>
+      <w:r>
+        <w:t xml:space="preserve"> </w:t>
+      </w:r>
+      <w:r>
+        <w:rPr>
+          <w:rStyle w:val="token"/>
+        </w:rPr>
+        <w:t>'</w:t>
+      </w:r>
+      <w:proofErr w:type="spellStart"/>
+      <w:r>
+        <w:rPr>
+          <w:rStyle w:val="token"/>
+        </w:rPr>
+        <w:t>gestion_prestamos_libros</w:t>
+      </w:r>
+      <w:proofErr w:type="spellEnd"/>
+      <w:r>
+        <w:rPr>
+          <w:rStyle w:val="token"/>
+        </w:rPr>
+        <w:t>'</w:t>
+      </w:r>
+    </w:p>
+    <w:p>
+      <w:pPr>
+        <w:pStyle w:val="Prrafodelista"/>
+        <w:ind w:left="2160"/>
+        <w:rPr>
+          <w:b/>
+        </w:rPr>
+      </w:pPr>
+      <w:r>
+        <w:rPr>
+          <w:b/>
+        </w:rPr>
+        <w:t xml:space="preserve">} </w:t>
+      </w:r>
+    </w:p>
+    <w:p>
+      <w:pPr>
+        <w:pStyle w:val="Prrafodelista"/>
+        <w:ind w:left="2160"/>
+        <w:rPr>
+          <w:b/>
+        </w:rPr>
+      </w:pPr>
+    </w:p>
+    <w:p>
+      <w:pPr>
+        <w:pStyle w:val="Prrafodelista"/>
+        <w:ind w:left="2160"/>
+        <w:rPr>
+          <w:b/>
+        </w:rPr>
+      </w:pPr>
+    </w:p>
+    <w:p>
+      <w:pPr>
+        <w:pStyle w:val="Prrafodelista"/>
+        <w:ind w:left="2160"/>
+        <w:rPr>
+          <w:b/>
+        </w:rPr>
+      </w:pPr>
+    </w:p>
+    <w:p>
+      <w:pPr>
+        <w:pStyle w:val="Prrafodelista"/>
+        <w:ind w:left="2160"/>
+        <w:rPr>
+          <w:b/>
+        </w:rPr>
+      </w:pPr>
+    </w:p>
+    <w:p>
+      <w:pPr>
+        <w:pStyle w:val="Prrafodelista"/>
+        <w:numPr>
+          <w:ilvl w:val="0"/>
+          <w:numId w:val="25"/>
+        </w:numPr>
+        <w:rPr>
+          <w:b/>
+        </w:rPr>
+      </w:pPr>
+      <w:r>
+        <w:rPr>
+          <w:b/>
+        </w:rPr>
+        <w:lastRenderedPageBreak/>
+        <w:t>Paso 6 – ejecutar la aplicación:</w:t>
+      </w:r>
+    </w:p>
+    <w:p>
+      <w:pPr>
+        <w:pStyle w:val="Prrafodelista"/>
+        <w:numPr>
+          <w:ilvl w:val="1"/>
+          <w:numId w:val="25"/>
+        </w:numPr>
+      </w:pPr>
+      <w:r>
+        <w:t xml:space="preserve">Abrir CMD </w:t>
+      </w:r>
+    </w:p>
+    <w:p>
+      <w:pPr>
+        <w:pStyle w:val="Prrafodelista"/>
+        <w:numPr>
+          <w:ilvl w:val="1"/>
+          <w:numId w:val="25"/>
+        </w:numPr>
+      </w:pPr>
+      <w:r>
+        <w:t xml:space="preserve">Navegar hasta la carpeta de la </w:t>
+      </w:r>
+      <w:proofErr w:type="spellStart"/>
+      <w:r>
+        <w:t>aplicacion</w:t>
+      </w:r>
+      <w:proofErr w:type="spellEnd"/>
+      <w:r>
+        <w:t xml:space="preserve">: cd </w:t>
+      </w:r>
+      <w:proofErr w:type="spellStart"/>
+      <w:r>
+        <w:t>proyectoDeProgramacion</w:t>
+      </w:r>
+      <w:proofErr w:type="spellEnd"/>
+    </w:p>
+    <w:p>
+      <w:pPr>
+        <w:pStyle w:val="Prrafodelista"/>
+        <w:numPr>
+          <w:ilvl w:val="1"/>
+          <w:numId w:val="25"/>
+        </w:numPr>
+      </w:pPr>
+      <w:r>
+        <w:t xml:space="preserve">Ejecutar la aplicación: </w:t>
+      </w:r>
+      <w:proofErr w:type="spellStart"/>
+      <w:r>
+        <w:t>python</w:t>
+      </w:r>
+      <w:proofErr w:type="spellEnd"/>
+      <w:r>
+        <w:t xml:space="preserve"> main.py </w:t>
+      </w:r>
+    </w:p>
+    <w:p/>
+    <w:p>
+      <w:pPr>
+        <w:pStyle w:val="Ttulo2"/>
+      </w:pPr>
+      <w:bookmarkStart w:id="160" w:name="_Toc49341876"/>
+      <w:bookmarkStart w:id="161" w:name="_Toc170148377"/>
+      <w:bookmarkStart w:id="162" w:name="_Toc170148690"/>
+      <w:r>
+        <w:t>Mejoras posibles</w:t>
       </w:r>
       <w:bookmarkEnd w:id="160"/>
       <w:bookmarkEnd w:id="161"/>
       <w:bookmarkEnd w:id="162"/>
-      <w:bookmarkEnd w:id="163"/>
     </w:p>
     <w:p>
       <w:pPr>
@@ -36289,55 +37449,27 @@
         </w:rPr>
         <w:t>Rellenar</w:t>
       </w:r>
+      <w:bookmarkStart w:id="163" w:name="_Toc49341877"/>
+      <w:bookmarkStart w:id="164" w:name="_Toc170148378"/>
     </w:p>
-    <w:p/>
     <w:p>
       <w:pPr>
+        <w:rPr>
+          <w:color w:val="FF0000"/>
+        </w:rPr>
+      </w:pPr>
+    </w:p>
+    <w:p>
+      <w:pPr>
         <w:pStyle w:val="Ttulo2"/>
       </w:pPr>
-      <w:bookmarkStart w:id="164" w:name="_Toc49341876"/>
-      <w:bookmarkStart w:id="165" w:name="_Toc170148377"/>
-      <w:bookmarkStart w:id="166" w:name="_Toc170148690"/>
-      <w:r>
-        <w:t>Mejoras posibles</w:t>
-      </w:r>
+      <w:bookmarkStart w:id="165" w:name="_Toc170148691"/>
+      <w:r>
+        <w:t>Manual de usuario</w:t>
+      </w:r>
+      <w:bookmarkEnd w:id="163"/>
       <w:bookmarkEnd w:id="164"/>
       <w:bookmarkEnd w:id="165"/>
-      <w:bookmarkEnd w:id="166"/>
-    </w:p>
-    <w:p>
-      <w:pPr>
-        <w:rPr>
-          <w:color w:val="FF0000"/>
-        </w:rPr>
-      </w:pPr>
-      <w:r>
-        <w:rPr>
-          <w:color w:val="FF0000"/>
-        </w:rPr>
-        <w:t>Rellenar</w:t>
-      </w:r>
-      <w:bookmarkStart w:id="167" w:name="_Toc49341877"/>
-      <w:bookmarkStart w:id="168" w:name="_Toc170148378"/>
-    </w:p>
-    <w:p>
-      <w:pPr>
-        <w:rPr>
-          <w:color w:val="FF0000"/>
-        </w:rPr>
-      </w:pPr>
-    </w:p>
-    <w:p>
-      <w:pPr>
-        <w:pStyle w:val="Ttulo2"/>
-      </w:pPr>
-      <w:bookmarkStart w:id="169" w:name="_Toc170148691"/>
-      <w:r>
-        <w:t>Manual de usuario</w:t>
-      </w:r>
-      <w:bookmarkEnd w:id="167"/>
-      <w:bookmarkEnd w:id="168"/>
-      <w:bookmarkEnd w:id="169"/>
     </w:p>
     <w:p>
       <w:pPr>
@@ -36362,8 +37494,8 @@
           <w:lang w:bidi="es-ES"/>
         </w:rPr>
       </w:pPr>
-      <w:bookmarkStart w:id="170" w:name="_Toc49341895"/>
-      <w:bookmarkStart w:id="171" w:name="_Toc170148379"/>
+      <w:bookmarkStart w:id="166" w:name="_Toc49341895"/>
+      <w:bookmarkStart w:id="167" w:name="_Toc170148379"/>
       <w:r>
         <w:rPr>
           <w:lang w:bidi="es-ES"/>
@@ -36381,7 +37513,7 @@
           <w:lang w:bidi="es-ES"/>
         </w:rPr>
       </w:pPr>
-      <w:bookmarkStart w:id="172" w:name="_Toc170148692"/>
+      <w:bookmarkStart w:id="168" w:name="_Toc170148692"/>
       <w:r>
         <w:rPr>
           <w:sz w:val="144"/>
@@ -36391,9 +37523,9 @@
         <w:lastRenderedPageBreak/>
         <w:t>Anexos</w:t>
       </w:r>
-      <w:bookmarkEnd w:id="170"/>
-      <w:bookmarkEnd w:id="171"/>
-      <w:bookmarkEnd w:id="172"/>
+      <w:bookmarkEnd w:id="166"/>
+      <w:bookmarkEnd w:id="167"/>
+      <w:bookmarkEnd w:id="168"/>
     </w:p>
     <w:sdt>
       <w:sdtPr>
@@ -36439,9 +37571,9 @@
               <w:b w:val="0"/>
             </w:rPr>
           </w:pPr>
-          <w:bookmarkStart w:id="173" w:name="_Toc49341896"/>
-          <w:bookmarkStart w:id="174" w:name="_Toc170148380"/>
-          <w:bookmarkStart w:id="175" w:name="_Toc170148693"/>
+          <w:bookmarkStart w:id="169" w:name="_Toc49341896"/>
+          <w:bookmarkStart w:id="170" w:name="_Toc170148380"/>
+          <w:bookmarkStart w:id="171" w:name="_Toc170148693"/>
           <w:r>
             <w:rPr>
               <w:b w:val="0"/>
@@ -36455,9 +37587,9 @@
             </w:rPr>
             <w:t>contrato usado</w:t>
           </w:r>
-          <w:bookmarkEnd w:id="173"/>
-          <w:bookmarkEnd w:id="174"/>
-          <w:bookmarkEnd w:id="175"/>
+          <w:bookmarkEnd w:id="169"/>
+          <w:bookmarkEnd w:id="170"/>
+          <w:bookmarkEnd w:id="171"/>
         </w:p>
         <w:p>
           <w:pPr>
@@ -36490,7 +37622,7 @@
                         </pic:cNvPicPr>
                       </pic:nvPicPr>
                       <pic:blipFill>
-                        <a:blip r:embed="rId36" cstate="print">
+                        <a:blip r:embed="rId39" cstate="print">
                           <a:extLst>
                             <a:ext uri="{28A0092B-C50C-407E-A947-70E740481C1C}">
                               <a14:useLocalDpi xmlns:a14="http://schemas.microsoft.com/office/drawing/2010/main" val="0"/>
@@ -36529,8 +37661,8 @@
               <w:b w:val="0"/>
             </w:rPr>
           </w:pPr>
-          <w:bookmarkStart w:id="176" w:name="_Toc170148381"/>
-          <w:bookmarkStart w:id="177" w:name="_Toc170148694"/>
+          <w:bookmarkStart w:id="172" w:name="_Toc170148381"/>
+          <w:bookmarkStart w:id="173" w:name="_Toc170148694"/>
           <w:r>
             <w:rPr>
               <w:b w:val="0"/>
@@ -36552,8 +37684,8 @@
             </w:rPr>
             <w:t xml:space="preserve"> (alumnos)</w:t>
           </w:r>
-          <w:bookmarkEnd w:id="176"/>
-          <w:bookmarkEnd w:id="177"/>
+          <w:bookmarkEnd w:id="172"/>
+          <w:bookmarkEnd w:id="173"/>
         </w:p>
         <w:p>
           <w:pPr>
@@ -36583,7 +37715,7 @@
                         </pic:cNvPicPr>
                       </pic:nvPicPr>
                       <pic:blipFill>
-                        <a:blip r:embed="rId37" cstate="print">
+                        <a:blip r:embed="rId40" cstate="print">
                           <a:extLst>
                             <a:ext uri="{28A0092B-C50C-407E-A947-70E740481C1C}">
                               <a14:useLocalDpi xmlns:a14="http://schemas.microsoft.com/office/drawing/2010/main" val="0"/>
@@ -36790,9 +37922,9 @@
           <w:b w:val="0"/>
         </w:rPr>
       </w:pPr>
-      <w:bookmarkStart w:id="178" w:name="_Toc49341898"/>
-      <w:bookmarkStart w:id="179" w:name="_Toc170148382"/>
-      <w:bookmarkStart w:id="180" w:name="_Toc170148695"/>
+      <w:bookmarkStart w:id="174" w:name="_Toc49341898"/>
+      <w:bookmarkStart w:id="175" w:name="_Toc170148382"/>
+      <w:bookmarkStart w:id="176" w:name="_Toc170148695"/>
       <w:r>
         <w:rPr>
           <w:b w:val="0"/>
@@ -36800,9 +37932,9 @@
         <w:lastRenderedPageBreak/>
         <w:t>Ejemplo de formulario de satisfacción</w:t>
       </w:r>
-      <w:bookmarkEnd w:id="178"/>
-      <w:bookmarkEnd w:id="179"/>
-      <w:bookmarkEnd w:id="180"/>
+      <w:bookmarkEnd w:id="174"/>
+      <w:bookmarkEnd w:id="175"/>
+      <w:bookmarkEnd w:id="176"/>
     </w:p>
     <w:p>
       <w:r>
@@ -39564,8 +40696,8 @@
           <w:b w:val="0"/>
         </w:rPr>
       </w:pPr>
-      <w:bookmarkStart w:id="181" w:name="_Toc170148383"/>
-      <w:bookmarkStart w:id="182" w:name="_Toc170148696"/>
+      <w:bookmarkStart w:id="177" w:name="_Toc170148383"/>
+      <w:bookmarkStart w:id="178" w:name="_Toc170148696"/>
       <w:r>
         <w:rPr>
           <w:b w:val="0"/>
@@ -39573,8 +40705,8 @@
         <w:lastRenderedPageBreak/>
         <w:t>Datos de prueba</w:t>
       </w:r>
-      <w:bookmarkEnd w:id="181"/>
-      <w:bookmarkEnd w:id="182"/>
+      <w:bookmarkEnd w:id="177"/>
+      <w:bookmarkEnd w:id="178"/>
     </w:p>
     <w:p>
       <w:pPr>
@@ -44426,8 +45558,8 @@
     <w:p/>
     <w:p/>
     <w:sectPr>
-      <w:headerReference w:type="default" r:id="rId38"/>
-      <w:footerReference w:type="default" r:id="rId39"/>
+      <w:headerReference w:type="default" r:id="rId41"/>
+      <w:footerReference w:type="default" r:id="rId42"/>
       <w:pgSz w:w="11906" w:h="16838" w:code="9"/>
       <w:pgMar w:top="1291" w:right="936" w:bottom="720" w:left="936" w:header="0" w:footer="289" w:gutter="0"/>
       <w:pgNumType w:start="1"/>
@@ -44502,7 +45634,7 @@
         <w:noProof/>
         <w:color w:val="024F75" w:themeColor="accent1"/>
       </w:rPr>
-      <w:t>49</w:t>
+      <w:t>45</w:t>
     </w:r>
     <w:r>
       <w:rPr>
@@ -45580,6 +46712,120 @@
     </w:lvl>
   </w:abstractNum>
   <w:abstractNum w:abstractNumId="9" w15:restartNumberingAfterBreak="0">
+    <w:nsid w:val="45F80D1A"/>
+    <w:multiLevelType w:val="hybridMultilevel"/>
+    <w:tmpl w:val="4BE60F60"/>
+    <w:lvl w:ilvl="0" w:tplc="BA387144">
+      <w:start w:val="1"/>
+      <w:numFmt w:val="bullet"/>
+      <w:lvlText w:val=""/>
+      <w:lvlJc w:val="left"/>
+      <w:pPr>
+        <w:ind w:left="720" w:hanging="360"/>
+      </w:pPr>
+      <w:rPr>
+        <w:rFonts w:ascii="Symbol" w:hAnsi="Symbol" w:hint="default"/>
+        <w:color w:val="auto"/>
+      </w:rPr>
+    </w:lvl>
+    <w:lvl w:ilvl="1" w:tplc="0C0A0003">
+      <w:start w:val="1"/>
+      <w:numFmt w:val="bullet"/>
+      <w:lvlText w:val="o"/>
+      <w:lvlJc w:val="left"/>
+      <w:pPr>
+        <w:ind w:left="1440" w:hanging="360"/>
+      </w:pPr>
+      <w:rPr>
+        <w:rFonts w:ascii="Courier New" w:hAnsi="Courier New" w:cs="Courier New" w:hint="default"/>
+      </w:rPr>
+    </w:lvl>
+    <w:lvl w:ilvl="2" w:tplc="0C0A0005">
+      <w:start w:val="1"/>
+      <w:numFmt w:val="bullet"/>
+      <w:lvlText w:val=""/>
+      <w:lvlJc w:val="left"/>
+      <w:pPr>
+        <w:ind w:left="2160" w:hanging="360"/>
+      </w:pPr>
+      <w:rPr>
+        <w:rFonts w:ascii="Wingdings" w:hAnsi="Wingdings" w:hint="default"/>
+      </w:rPr>
+    </w:lvl>
+    <w:lvl w:ilvl="3" w:tplc="0C0A0001" w:tentative="1">
+      <w:start w:val="1"/>
+      <w:numFmt w:val="bullet"/>
+      <w:lvlText w:val=""/>
+      <w:lvlJc w:val="left"/>
+      <w:pPr>
+        <w:ind w:left="2880" w:hanging="360"/>
+      </w:pPr>
+      <w:rPr>
+        <w:rFonts w:ascii="Symbol" w:hAnsi="Symbol" w:hint="default"/>
+      </w:rPr>
+    </w:lvl>
+    <w:lvl w:ilvl="4" w:tplc="0C0A0003" w:tentative="1">
+      <w:start w:val="1"/>
+      <w:numFmt w:val="bullet"/>
+      <w:lvlText w:val="o"/>
+      <w:lvlJc w:val="left"/>
+      <w:pPr>
+        <w:ind w:left="3600" w:hanging="360"/>
+      </w:pPr>
+      <w:rPr>
+        <w:rFonts w:ascii="Courier New" w:hAnsi="Courier New" w:cs="Courier New" w:hint="default"/>
+      </w:rPr>
+    </w:lvl>
+    <w:lvl w:ilvl="5" w:tplc="0C0A0005" w:tentative="1">
+      <w:start w:val="1"/>
+      <w:numFmt w:val="bullet"/>
+      <w:lvlText w:val=""/>
+      <w:lvlJc w:val="left"/>
+      <w:pPr>
+        <w:ind w:left="4320" w:hanging="360"/>
+      </w:pPr>
+      <w:rPr>
+        <w:rFonts w:ascii="Wingdings" w:hAnsi="Wingdings" w:hint="default"/>
+      </w:rPr>
+    </w:lvl>
+    <w:lvl w:ilvl="6" w:tplc="0C0A0001" w:tentative="1">
+      <w:start w:val="1"/>
+      <w:numFmt w:val="bullet"/>
+      <w:lvlText w:val=""/>
+      <w:lvlJc w:val="left"/>
+      <w:pPr>
+        <w:ind w:left="5040" w:hanging="360"/>
+      </w:pPr>
+      <w:rPr>
+        <w:rFonts w:ascii="Symbol" w:hAnsi="Symbol" w:hint="default"/>
+      </w:rPr>
+    </w:lvl>
+    <w:lvl w:ilvl="7" w:tplc="0C0A0003" w:tentative="1">
+      <w:start w:val="1"/>
+      <w:numFmt w:val="bullet"/>
+      <w:lvlText w:val="o"/>
+      <w:lvlJc w:val="left"/>
+      <w:pPr>
+        <w:ind w:left="5760" w:hanging="360"/>
+      </w:pPr>
+      <w:rPr>
+        <w:rFonts w:ascii="Courier New" w:hAnsi="Courier New" w:cs="Courier New" w:hint="default"/>
+      </w:rPr>
+    </w:lvl>
+    <w:lvl w:ilvl="8" w:tplc="0C0A0005" w:tentative="1">
+      <w:start w:val="1"/>
+      <w:numFmt w:val="bullet"/>
+      <w:lvlText w:val=""/>
+      <w:lvlJc w:val="left"/>
+      <w:pPr>
+        <w:ind w:left="6480" w:hanging="360"/>
+      </w:pPr>
+      <w:rPr>
+        <w:rFonts w:ascii="Wingdings" w:hAnsi="Wingdings" w:hint="default"/>
+      </w:rPr>
+    </w:lvl>
+  </w:abstractNum>
+  <w:abstractNum w:abstractNumId="10" w15:restartNumberingAfterBreak="0">
     <w:nsid w:val="46D2207E"/>
     <w:multiLevelType w:val="hybridMultilevel"/>
     <w:tmpl w:val="7F6A73AA"/>
@@ -45692,7 +46938,7 @@
       </w:rPr>
     </w:lvl>
   </w:abstractNum>
-  <w:abstractNum w:abstractNumId="10" w15:restartNumberingAfterBreak="0">
+  <w:abstractNum w:abstractNumId="11" w15:restartNumberingAfterBreak="0">
     <w:nsid w:val="49174A88"/>
     <w:multiLevelType w:val="hybridMultilevel"/>
     <w:tmpl w:val="A3DEF222"/>
@@ -45805,7 +47051,120 @@
       </w:rPr>
     </w:lvl>
   </w:abstractNum>
-  <w:abstractNum w:abstractNumId="11" w15:restartNumberingAfterBreak="0">
+  <w:abstractNum w:abstractNumId="12" w15:restartNumberingAfterBreak="0">
+    <w:nsid w:val="493673B4"/>
+    <w:multiLevelType w:val="hybridMultilevel"/>
+    <w:tmpl w:val="1520F2F2"/>
+    <w:lvl w:ilvl="0" w:tplc="0C0A0003">
+      <w:start w:val="1"/>
+      <w:numFmt w:val="bullet"/>
+      <w:lvlText w:val="o"/>
+      <w:lvlJc w:val="left"/>
+      <w:pPr>
+        <w:ind w:left="1080" w:hanging="360"/>
+      </w:pPr>
+      <w:rPr>
+        <w:rFonts w:ascii="Courier New" w:hAnsi="Courier New" w:cs="Courier New" w:hint="default"/>
+      </w:rPr>
+    </w:lvl>
+    <w:lvl w:ilvl="1" w:tplc="0C0A0003" w:tentative="1">
+      <w:start w:val="1"/>
+      <w:numFmt w:val="bullet"/>
+      <w:lvlText w:val="o"/>
+      <w:lvlJc w:val="left"/>
+      <w:pPr>
+        <w:ind w:left="1800" w:hanging="360"/>
+      </w:pPr>
+      <w:rPr>
+        <w:rFonts w:ascii="Courier New" w:hAnsi="Courier New" w:cs="Courier New" w:hint="default"/>
+      </w:rPr>
+    </w:lvl>
+    <w:lvl w:ilvl="2" w:tplc="0C0A0005" w:tentative="1">
+      <w:start w:val="1"/>
+      <w:numFmt w:val="bullet"/>
+      <w:lvlText w:val=""/>
+      <w:lvlJc w:val="left"/>
+      <w:pPr>
+        <w:ind w:left="2520" w:hanging="360"/>
+      </w:pPr>
+      <w:rPr>
+        <w:rFonts w:ascii="Wingdings" w:hAnsi="Wingdings" w:hint="default"/>
+      </w:rPr>
+    </w:lvl>
+    <w:lvl w:ilvl="3" w:tplc="0C0A0001" w:tentative="1">
+      <w:start w:val="1"/>
+      <w:numFmt w:val="bullet"/>
+      <w:lvlText w:val=""/>
+      <w:lvlJc w:val="left"/>
+      <w:pPr>
+        <w:ind w:left="3240" w:hanging="360"/>
+      </w:pPr>
+      <w:rPr>
+        <w:rFonts w:ascii="Symbol" w:hAnsi="Symbol" w:hint="default"/>
+      </w:rPr>
+    </w:lvl>
+    <w:lvl w:ilvl="4" w:tplc="0C0A0003" w:tentative="1">
+      <w:start w:val="1"/>
+      <w:numFmt w:val="bullet"/>
+      <w:lvlText w:val="o"/>
+      <w:lvlJc w:val="left"/>
+      <w:pPr>
+        <w:ind w:left="3960" w:hanging="360"/>
+      </w:pPr>
+      <w:rPr>
+        <w:rFonts w:ascii="Courier New" w:hAnsi="Courier New" w:cs="Courier New" w:hint="default"/>
+      </w:rPr>
+    </w:lvl>
+    <w:lvl w:ilvl="5" w:tplc="0C0A0005" w:tentative="1">
+      <w:start w:val="1"/>
+      <w:numFmt w:val="bullet"/>
+      <w:lvlText w:val=""/>
+      <w:lvlJc w:val="left"/>
+      <w:pPr>
+        <w:ind w:left="4680" w:hanging="360"/>
+      </w:pPr>
+      <w:rPr>
+        <w:rFonts w:ascii="Wingdings" w:hAnsi="Wingdings" w:hint="default"/>
+      </w:rPr>
+    </w:lvl>
+    <w:lvl w:ilvl="6" w:tplc="0C0A0001" w:tentative="1">
+      <w:start w:val="1"/>
+      <w:numFmt w:val="bullet"/>
+      <w:lvlText w:val=""/>
+      <w:lvlJc w:val="left"/>
+      <w:pPr>
+        <w:ind w:left="5400" w:hanging="360"/>
+      </w:pPr>
+      <w:rPr>
+        <w:rFonts w:ascii="Symbol" w:hAnsi="Symbol" w:hint="default"/>
+      </w:rPr>
+    </w:lvl>
+    <w:lvl w:ilvl="7" w:tplc="0C0A0003" w:tentative="1">
+      <w:start w:val="1"/>
+      <w:numFmt w:val="bullet"/>
+      <w:lvlText w:val="o"/>
+      <w:lvlJc w:val="left"/>
+      <w:pPr>
+        <w:ind w:left="6120" w:hanging="360"/>
+      </w:pPr>
+      <w:rPr>
+        <w:rFonts w:ascii="Courier New" w:hAnsi="Courier New" w:cs="Courier New" w:hint="default"/>
+      </w:rPr>
+    </w:lvl>
+    <w:lvl w:ilvl="8" w:tplc="0C0A0005" w:tentative="1">
+      <w:start w:val="1"/>
+      <w:numFmt w:val="bullet"/>
+      <w:lvlText w:val=""/>
+      <w:lvlJc w:val="left"/>
+      <w:pPr>
+        <w:ind w:left="6840" w:hanging="360"/>
+      </w:pPr>
+      <w:rPr>
+        <w:rFonts w:ascii="Wingdings" w:hAnsi="Wingdings" w:hint="default"/>
+      </w:rPr>
+    </w:lvl>
+  </w:abstractNum>
+  <w:abstractNum w:abstractNumId="13" w15:restartNumberingAfterBreak="0">
     <w:nsid w:val="4C27462A"/>
     <w:multiLevelType w:val="hybridMultilevel"/>
     <w:tmpl w:val="D5AE26E6"/>
@@ -45918,7 +47277,7 @@
       </w:rPr>
     </w:lvl>
   </w:abstractNum>
-  <w:abstractNum w:abstractNumId="12" w15:restartNumberingAfterBreak="0">
+  <w:abstractNum w:abstractNumId="14" w15:restartNumberingAfterBreak="0">
     <w:nsid w:val="54E76D80"/>
     <w:multiLevelType w:val="hybridMultilevel"/>
     <w:tmpl w:val="4CAAA5CC"/>
@@ -46031,7 +47390,7 @@
       </w:rPr>
     </w:lvl>
   </w:abstractNum>
-  <w:abstractNum w:abstractNumId="13" w15:restartNumberingAfterBreak="0">
+  <w:abstractNum w:abstractNumId="15" w15:restartNumberingAfterBreak="0">
     <w:nsid w:val="56DC0F4F"/>
     <w:multiLevelType w:val="hybridMultilevel"/>
     <w:tmpl w:val="DBDE6AE6"/>
@@ -46144,7 +47503,7 @@
       </w:rPr>
     </w:lvl>
   </w:abstractNum>
-  <w:abstractNum w:abstractNumId="14" w15:restartNumberingAfterBreak="0">
+  <w:abstractNum w:abstractNumId="16" w15:restartNumberingAfterBreak="0">
     <w:nsid w:val="584108BF"/>
     <w:multiLevelType w:val="hybridMultilevel"/>
     <w:tmpl w:val="720A6B12"/>
@@ -46257,7 +47616,7 @@
       </w:rPr>
     </w:lvl>
   </w:abstractNum>
-  <w:abstractNum w:abstractNumId="15" w15:restartNumberingAfterBreak="0">
+  <w:abstractNum w:abstractNumId="17" w15:restartNumberingAfterBreak="0">
     <w:nsid w:val="60056615"/>
     <w:multiLevelType w:val="hybridMultilevel"/>
     <w:tmpl w:val="1DA212B2"/>
@@ -46370,7 +47729,7 @@
       </w:rPr>
     </w:lvl>
   </w:abstractNum>
-  <w:abstractNum w:abstractNumId="16" w15:restartNumberingAfterBreak="0">
+  <w:abstractNum w:abstractNumId="18" w15:restartNumberingAfterBreak="0">
     <w:nsid w:val="63C01A14"/>
     <w:multiLevelType w:val="hybridMultilevel"/>
     <w:tmpl w:val="664020B8"/>
@@ -46483,7 +47842,120 @@
       </w:rPr>
     </w:lvl>
   </w:abstractNum>
-  <w:abstractNum w:abstractNumId="17" w15:restartNumberingAfterBreak="0">
+  <w:abstractNum w:abstractNumId="19" w15:restartNumberingAfterBreak="0">
+    <w:nsid w:val="6B7B1346"/>
+    <w:multiLevelType w:val="hybridMultilevel"/>
+    <w:tmpl w:val="63EE2276"/>
+    <w:lvl w:ilvl="0" w:tplc="0C0A0001">
+      <w:start w:val="1"/>
+      <w:numFmt w:val="bullet"/>
+      <w:lvlText w:val=""/>
+      <w:lvlJc w:val="left"/>
+      <w:pPr>
+        <w:ind w:left="720" w:hanging="360"/>
+      </w:pPr>
+      <w:rPr>
+        <w:rFonts w:ascii="Symbol" w:hAnsi="Symbol" w:hint="default"/>
+      </w:rPr>
+    </w:lvl>
+    <w:lvl w:ilvl="1" w:tplc="0C0A0003">
+      <w:start w:val="1"/>
+      <w:numFmt w:val="bullet"/>
+      <w:lvlText w:val="o"/>
+      <w:lvlJc w:val="left"/>
+      <w:pPr>
+        <w:ind w:left="1440" w:hanging="360"/>
+      </w:pPr>
+      <w:rPr>
+        <w:rFonts w:ascii="Courier New" w:hAnsi="Courier New" w:cs="Courier New" w:hint="default"/>
+      </w:rPr>
+    </w:lvl>
+    <w:lvl w:ilvl="2" w:tplc="0C0A0005" w:tentative="1">
+      <w:start w:val="1"/>
+      <w:numFmt w:val="bullet"/>
+      <w:lvlText w:val=""/>
+      <w:lvlJc w:val="left"/>
+      <w:pPr>
+        <w:ind w:left="2160" w:hanging="360"/>
+      </w:pPr>
+      <w:rPr>
+        <w:rFonts w:ascii="Wingdings" w:hAnsi="Wingdings" w:hint="default"/>
+      </w:rPr>
+    </w:lvl>
+    <w:lvl w:ilvl="3" w:tplc="0C0A0001" w:tentative="1">
+      <w:start w:val="1"/>
+      <w:numFmt w:val="bullet"/>
+      <w:lvlText w:val=""/>
+      <w:lvlJc w:val="left"/>
+      <w:pPr>
+        <w:ind w:left="2880" w:hanging="360"/>
+      </w:pPr>
+      <w:rPr>
+        <w:rFonts w:ascii="Symbol" w:hAnsi="Symbol" w:hint="default"/>
+      </w:rPr>
+    </w:lvl>
+    <w:lvl w:ilvl="4" w:tplc="0C0A0003" w:tentative="1">
+      <w:start w:val="1"/>
+      <w:numFmt w:val="bullet"/>
+      <w:lvlText w:val="o"/>
+      <w:lvlJc w:val="left"/>
+      <w:pPr>
+        <w:ind w:left="3600" w:hanging="360"/>
+      </w:pPr>
+      <w:rPr>
+        <w:rFonts w:ascii="Courier New" w:hAnsi="Courier New" w:cs="Courier New" w:hint="default"/>
+      </w:rPr>
+    </w:lvl>
+    <w:lvl w:ilvl="5" w:tplc="0C0A0005" w:tentative="1">
+      <w:start w:val="1"/>
+      <w:numFmt w:val="bullet"/>
+      <w:lvlText w:val=""/>
+      <w:lvlJc w:val="left"/>
+      <w:pPr>
+        <w:ind w:left="4320" w:hanging="360"/>
+      </w:pPr>
+      <w:rPr>
+        <w:rFonts w:ascii="Wingdings" w:hAnsi="Wingdings" w:hint="default"/>
+      </w:rPr>
+    </w:lvl>
+    <w:lvl w:ilvl="6" w:tplc="0C0A0001" w:tentative="1">
+      <w:start w:val="1"/>
+      <w:numFmt w:val="bullet"/>
+      <w:lvlText w:val=""/>
+      <w:lvlJc w:val="left"/>
+      <w:pPr>
+        <w:ind w:left="5040" w:hanging="360"/>
+      </w:pPr>
+      <w:rPr>
+        <w:rFonts w:ascii="Symbol" w:hAnsi="Symbol" w:hint="default"/>
+      </w:rPr>
+    </w:lvl>
+    <w:lvl w:ilvl="7" w:tplc="0C0A0003" w:tentative="1">
+      <w:start w:val="1"/>
+      <w:numFmt w:val="bullet"/>
+      <w:lvlText w:val="o"/>
+      <w:lvlJc w:val="left"/>
+      <w:pPr>
+        <w:ind w:left="5760" w:hanging="360"/>
+      </w:pPr>
+      <w:rPr>
+        <w:rFonts w:ascii="Courier New" w:hAnsi="Courier New" w:cs="Courier New" w:hint="default"/>
+      </w:rPr>
+    </w:lvl>
+    <w:lvl w:ilvl="8" w:tplc="0C0A0005" w:tentative="1">
+      <w:start w:val="1"/>
+      <w:numFmt w:val="bullet"/>
+      <w:lvlText w:val=""/>
+      <w:lvlJc w:val="left"/>
+      <w:pPr>
+        <w:ind w:left="6480" w:hanging="360"/>
+      </w:pPr>
+      <w:rPr>
+        <w:rFonts w:ascii="Wingdings" w:hAnsi="Wingdings" w:hint="default"/>
+      </w:rPr>
+    </w:lvl>
+  </w:abstractNum>
+  <w:abstractNum w:abstractNumId="20" w15:restartNumberingAfterBreak="0">
     <w:nsid w:val="6C750F61"/>
     <w:multiLevelType w:val="hybridMultilevel"/>
     <w:tmpl w:val="66AC513E"/>
@@ -46572,7 +48044,7 @@
       </w:pPr>
     </w:lvl>
   </w:abstractNum>
-  <w:abstractNum w:abstractNumId="18" w15:restartNumberingAfterBreak="0">
+  <w:abstractNum w:abstractNumId="21" w15:restartNumberingAfterBreak="0">
     <w:nsid w:val="71A93B23"/>
     <w:multiLevelType w:val="hybridMultilevel"/>
     <w:tmpl w:val="F6AA92EA"/>
@@ -46685,7 +48157,7 @@
       </w:rPr>
     </w:lvl>
   </w:abstractNum>
-  <w:abstractNum w:abstractNumId="19" w15:restartNumberingAfterBreak="0">
+  <w:abstractNum w:abstractNumId="22" w15:restartNumberingAfterBreak="0">
     <w:nsid w:val="755472A8"/>
     <w:multiLevelType w:val="hybridMultilevel"/>
     <w:tmpl w:val="BFEEAE78"/>
@@ -46798,7 +48270,7 @@
       </w:rPr>
     </w:lvl>
   </w:abstractNum>
-  <w:abstractNum w:abstractNumId="20" w15:restartNumberingAfterBreak="0">
+  <w:abstractNum w:abstractNumId="23" w15:restartNumberingAfterBreak="0">
     <w:nsid w:val="780E04D7"/>
     <w:multiLevelType w:val="hybridMultilevel"/>
     <w:tmpl w:val="AAA02FD2"/>
@@ -46911,7 +48383,7 @@
       </w:rPr>
     </w:lvl>
   </w:abstractNum>
-  <w:abstractNum w:abstractNumId="21" w15:restartNumberingAfterBreak="0">
+  <w:abstractNum w:abstractNumId="24" w15:restartNumberingAfterBreak="0">
     <w:nsid w:val="79306B18"/>
     <w:multiLevelType w:val="hybridMultilevel"/>
     <w:tmpl w:val="B02AD490"/>
@@ -47025,16 +48497,16 @@
     </w:lvl>
   </w:abstractNum>
   <w:num w:numId="1">
-    <w:abstractNumId w:val="20"/>
+    <w:abstractNumId w:val="23"/>
   </w:num>
   <w:num w:numId="2">
-    <w:abstractNumId w:val="12"/>
+    <w:abstractNumId w:val="14"/>
   </w:num>
   <w:num w:numId="3">
     <w:abstractNumId w:val="3"/>
   </w:num>
   <w:num w:numId="4">
-    <w:abstractNumId w:val="10"/>
+    <w:abstractNumId w:val="11"/>
   </w:num>
   <w:num w:numId="5">
     <w:abstractNumId w:val="8"/>
@@ -47043,22 +48515,22 @@
     <w:abstractNumId w:val="4"/>
   </w:num>
   <w:num w:numId="7">
-    <w:abstractNumId w:val="14"/>
+    <w:abstractNumId w:val="16"/>
   </w:num>
   <w:num w:numId="8">
     <w:abstractNumId w:val="6"/>
   </w:num>
   <w:num w:numId="9">
-    <w:abstractNumId w:val="9"/>
+    <w:abstractNumId w:val="10"/>
   </w:num>
   <w:num w:numId="10">
+    <w:abstractNumId w:val="15"/>
+  </w:num>
+  <w:num w:numId="11">
     <w:abstractNumId w:val="13"/>
   </w:num>
-  <w:num w:numId="11">
-    <w:abstractNumId w:val="11"/>
-  </w:num>
   <w:num w:numId="12">
-    <w:abstractNumId w:val="21"/>
+    <w:abstractNumId w:val="24"/>
   </w:num>
   <w:num w:numId="13">
     <w:abstractNumId w:val="0"/>
@@ -47067,28 +48539,37 @@
     <w:abstractNumId w:val="7"/>
   </w:num>
   <w:num w:numId="15">
-    <w:abstractNumId w:val="17"/>
+    <w:abstractNumId w:val="20"/>
   </w:num>
   <w:num w:numId="16">
     <w:abstractNumId w:val="2"/>
   </w:num>
   <w:num w:numId="17">
-    <w:abstractNumId w:val="18"/>
+    <w:abstractNumId w:val="21"/>
   </w:num>
   <w:num w:numId="18">
     <w:abstractNumId w:val="5"/>
   </w:num>
   <w:num w:numId="19">
-    <w:abstractNumId w:val="15"/>
+    <w:abstractNumId w:val="17"/>
   </w:num>
   <w:num w:numId="20">
     <w:abstractNumId w:val="1"/>
   </w:num>
   <w:num w:numId="21">
+    <w:abstractNumId w:val="22"/>
+  </w:num>
+  <w:num w:numId="22">
+    <w:abstractNumId w:val="18"/>
+  </w:num>
+  <w:num w:numId="23">
     <w:abstractNumId w:val="19"/>
   </w:num>
-  <w:num w:numId="22">
-    <w:abstractNumId w:val="16"/>
+  <w:num w:numId="24">
+    <w:abstractNumId w:val="12"/>
+  </w:num>
+  <w:num w:numId="25">
+    <w:abstractNumId w:val="9"/>
   </w:num>
   <w:numIdMacAtCleanup w:val="9"/>
 </w:numbering>
@@ -47199,7 +48680,7 @@
     <w:lsdException w:name="Block Text" w:semiHidden="1" w:uiPriority="3" w:unhideWhenUsed="1" w:qFormat="1"/>
     <w:lsdException w:name="Hyperlink" w:semiHidden="1" w:unhideWhenUsed="1"/>
     <w:lsdException w:name="FollowedHyperlink" w:semiHidden="1" w:unhideWhenUsed="1"/>
-    <w:lsdException w:name="Strong" w:semiHidden="1" w:uiPriority="2" w:unhideWhenUsed="1" w:qFormat="1"/>
+    <w:lsdException w:name="Strong" w:semiHidden="1" w:uiPriority="22" w:unhideWhenUsed="1" w:qFormat="1"/>
     <w:lsdException w:name="Emphasis" w:semiHidden="1" w:uiPriority="2" w:unhideWhenUsed="1" w:qFormat="1"/>
     <w:lsdException w:name="Document Map" w:semiHidden="1" w:unhideWhenUsed="1"/>
     <w:lsdException w:name="Plain Text" w:semiHidden="1" w:unhideWhenUsed="1"/>
@@ -48557,6 +50038,35 @@
       <w:shd w:val="clear" w:color="auto" w:fill="E1DFDD"/>
     </w:rPr>
   </w:style>
+  <w:style w:type="character" w:styleId="CdigoHTML">
+    <w:name w:val="HTML Code"/>
+    <w:basedOn w:val="Fuentedeprrafopredeter"/>
+    <w:uiPriority w:val="99"/>
+    <w:semiHidden/>
+    <w:unhideWhenUsed/>
+    <w:rsid w:val="00904A2F"/>
+    <w:rPr>
+      <w:rFonts w:ascii="Courier New" w:eastAsia="Times New Roman" w:hAnsi="Courier New" w:cs="Courier New"/>
+      <w:sz w:val="20"/>
+      <w:szCs w:val="20"/>
+    </w:rPr>
+  </w:style>
+  <w:style w:type="character" w:styleId="Textoennegrita">
+    <w:name w:val="Strong"/>
+    <w:basedOn w:val="Fuentedeprrafopredeter"/>
+    <w:uiPriority w:val="22"/>
+    <w:qFormat/>
+    <w:rsid w:val="00904A2F"/>
+    <w:rPr>
+      <w:b/>
+      <w:bCs/>
+    </w:rPr>
+  </w:style>
+  <w:style w:type="character" w:customStyle="1" w:styleId="token">
+    <w:name w:val="token"/>
+    <w:basedOn w:val="Fuentedeprrafopredeter"/>
+    <w:rsid w:val="0013587D"/>
+  </w:style>
 </w:styles>
 </file>
 
@@ -48944,6 +50454,7 @@
     <w:rsid w:val="001370FA"/>
     <w:rsid w:val="001C78F4"/>
     <w:rsid w:val="00216802"/>
+    <w:rsid w:val="002362B9"/>
     <w:rsid w:val="00236FE3"/>
     <w:rsid w:val="002416C9"/>
     <w:rsid w:val="00250258"/>
@@ -49005,6 +50516,7 @@
     <w:rsid w:val="009D0F67"/>
     <w:rsid w:val="009F7343"/>
     <w:rsid w:val="00A015F9"/>
+    <w:rsid w:val="00A641D3"/>
     <w:rsid w:val="00A71D6A"/>
     <w:rsid w:val="00A94268"/>
     <w:rsid w:val="00AC11EA"/>
@@ -49837,7 +51349,7 @@
 </file>
 
 <file path=customXml/itemProps2.xml><?xml version="1.0" encoding="utf-8"?>
-<ds:datastoreItem xmlns:ds="http://schemas.openxmlformats.org/officeDocument/2006/customXml" ds:itemID="{74BE525B-0704-4230-9878-AE555396D811}">
+<ds:datastoreItem xmlns:ds="http://schemas.openxmlformats.org/officeDocument/2006/customXml" ds:itemID="{C3ABB51E-38BA-42CF-A1CE-A7BA7CEC5885}">
   <ds:schemaRefs>
     <ds:schemaRef ds:uri="http://schemas.openxmlformats.org/officeDocument/2006/bibliography"/>
   </ds:schemaRefs>

--- a/Documentacion/UT_7_2024_2025.docx
+++ b/Documentacion/UT_7_2024_2025.docx
@@ -307,7 +307,7 @@
                     </wp:inline>
                   </w:drawing>
                 </mc:Choice>
-                <mc:Fallback xmlns:cx1="http://schemas.microsoft.com/office/drawing/2015/9/8/chartex" xmlns:cx2="http://schemas.microsoft.com/office/drawing/2015/10/21/chartex" xmlns:cx3="http://schemas.microsoft.com/office/drawing/2016/5/9/chartex" xmlns:cx4="http://schemas.microsoft.com/office/drawing/2016/5/10/chartex" xmlns:cx5="http://schemas.microsoft.com/office/drawing/2016/5/11/chartex" xmlns:cx6="http://schemas.microsoft.com/office/drawing/2016/5/12/chartex" xmlns:cx7="http://schemas.microsoft.com/office/drawing/2016/5/13/chartex" xmlns:cx8="http://schemas.microsoft.com/office/drawing/2016/5/14/chartex" xmlns:aink="http://schemas.microsoft.com/office/drawing/2016/ink" xmlns:am3d="http://schemas.microsoft.com/office/drawing/2017/model3d" xmlns:oel="http://schemas.microsoft.com/office/2019/extlst" xmlns:w16cex="http://schemas.microsoft.com/office/word/2018/wordml/cex" xmlns:w16cid="http://schemas.microsoft.com/office/word/2016/wordml/cid" xmlns:w16="http://schemas.microsoft.com/office/word/2018/wordml" xmlns:w16sdtdh="http://schemas.microsoft.com/office/word/2020/wordml/sdtdatahash">
+                <mc:Fallback xmlns:w16sdtdh="http://schemas.microsoft.com/office/word/2020/wordml/sdtdatahash" xmlns:w16="http://schemas.microsoft.com/office/word/2018/wordml" xmlns:w16cid="http://schemas.microsoft.com/office/word/2016/wordml/cid" xmlns:w16cex="http://schemas.microsoft.com/office/word/2018/wordml/cex" xmlns:oel="http://schemas.microsoft.com/office/2019/extlst" xmlns:am3d="http://schemas.microsoft.com/office/drawing/2017/model3d" xmlns:aink="http://schemas.microsoft.com/office/drawing/2016/ink" xmlns:cx8="http://schemas.microsoft.com/office/drawing/2016/5/14/chartex" xmlns:cx7="http://schemas.microsoft.com/office/drawing/2016/5/13/chartex" xmlns:cx6="http://schemas.microsoft.com/office/drawing/2016/5/12/chartex" xmlns:cx5="http://schemas.microsoft.com/office/drawing/2016/5/11/chartex" xmlns:cx4="http://schemas.microsoft.com/office/drawing/2016/5/10/chartex" xmlns:cx3="http://schemas.microsoft.com/office/drawing/2016/5/9/chartex" xmlns:cx2="http://schemas.microsoft.com/office/drawing/2015/10/21/chartex" xmlns:cx1="http://schemas.microsoft.com/office/drawing/2015/9/8/chartex">
                   <w:pict>
                     <v:line w14:anchorId="159F9B0C" id="Conector recto 6" o:spid="_x0000_s1026" alt="divisor de texto" style="visibility:visible;mso-wrap-style:square;mso-left-percent:-10001;mso-top-percent:-10001;mso-position-horizontal:absolute;mso-position-horizontal-relative:char;mso-position-vertical:absolute;mso-position-vertical-relative:line;mso-left-percent:-10001;mso-top-percent:-10001" from="0,0" to="117.65pt,0" o:gfxdata="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" strokecolor="#082a75 [3215]" strokeweight="3pt">
                       <w10:anchorlock/>
@@ -549,7 +549,7 @@
               </wp:anchor>
             </w:drawing>
           </mc:Choice>
-          <mc:Fallback xmlns:cx1="http://schemas.microsoft.com/office/drawing/2015/9/8/chartex" xmlns:cx2="http://schemas.microsoft.com/office/drawing/2015/10/21/chartex" xmlns:cx3="http://schemas.microsoft.com/office/drawing/2016/5/9/chartex" xmlns:cx4="http://schemas.microsoft.com/office/drawing/2016/5/10/chartex" xmlns:cx5="http://schemas.microsoft.com/office/drawing/2016/5/11/chartex" xmlns:cx6="http://schemas.microsoft.com/office/drawing/2016/5/12/chartex" xmlns:cx7="http://schemas.microsoft.com/office/drawing/2016/5/13/chartex" xmlns:cx8="http://schemas.microsoft.com/office/drawing/2016/5/14/chartex" xmlns:aink="http://schemas.microsoft.com/office/drawing/2016/ink" xmlns:am3d="http://schemas.microsoft.com/office/drawing/2017/model3d" xmlns:oel="http://schemas.microsoft.com/office/2019/extlst" xmlns:w16cex="http://schemas.microsoft.com/office/word/2018/wordml/cex" xmlns:w16cid="http://schemas.microsoft.com/office/word/2016/wordml/cid" xmlns:w16="http://schemas.microsoft.com/office/word/2018/wordml" xmlns:w16sdtdh="http://schemas.microsoft.com/office/word/2020/wordml/sdtdatahash">
+          <mc:Fallback xmlns:w16sdtdh="http://schemas.microsoft.com/office/word/2020/wordml/sdtdatahash" xmlns:w16="http://schemas.microsoft.com/office/word/2018/wordml" xmlns:w16cid="http://schemas.microsoft.com/office/word/2016/wordml/cid" xmlns:w16cex="http://schemas.microsoft.com/office/word/2018/wordml/cex" xmlns:oel="http://schemas.microsoft.com/office/2019/extlst" xmlns:am3d="http://schemas.microsoft.com/office/drawing/2017/model3d" xmlns:aink="http://schemas.microsoft.com/office/drawing/2016/ink" xmlns:cx8="http://schemas.microsoft.com/office/drawing/2016/5/14/chartex" xmlns:cx7="http://schemas.microsoft.com/office/drawing/2016/5/13/chartex" xmlns:cx6="http://schemas.microsoft.com/office/drawing/2016/5/12/chartex" xmlns:cx5="http://schemas.microsoft.com/office/drawing/2016/5/11/chartex" xmlns:cx4="http://schemas.microsoft.com/office/drawing/2016/5/10/chartex" xmlns:cx3="http://schemas.microsoft.com/office/drawing/2016/5/9/chartex" xmlns:cx2="http://schemas.microsoft.com/office/drawing/2015/10/21/chartex" xmlns:cx1="http://schemas.microsoft.com/office/drawing/2015/9/8/chartex">
             <w:pict>
               <v:rect w14:anchorId="569A6C51" id="Rectángulo 3" o:spid="_x0000_s1026" alt="rectángulo blanco para texto en portada" style="position:absolute;margin-left:-16.05pt;margin-top:78pt;width:310.15pt;height:447pt;z-index:-251654144;visibility:visible;mso-wrap-style:square;mso-width-percent:0;mso-height-percent:0;mso-wrap-distance-left:9pt;mso-wrap-distance-top:0;mso-wrap-distance-right:9pt;mso-wrap-distance-bottom:0;mso-position-horizontal:absolute;mso-position-horizontal-relative:text;mso-position-vertical:absolute;mso-position-vertical-relative:page;mso-width-percent:0;mso-height-percent:0;mso-width-relative:margin;mso-height-relative:margin;v-text-anchor:middle" o:gfxdata="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" fillcolor="white [3212]" stroked="f" strokeweight="2pt">
                 <w10:wrap anchory="page"/>
@@ -629,7 +629,7 @@
               </wp:anchor>
             </w:drawing>
           </mc:Choice>
-          <mc:Fallback xmlns:cx1="http://schemas.microsoft.com/office/drawing/2015/9/8/chartex" xmlns:cx2="http://schemas.microsoft.com/office/drawing/2015/10/21/chartex" xmlns:cx3="http://schemas.microsoft.com/office/drawing/2016/5/9/chartex" xmlns:cx4="http://schemas.microsoft.com/office/drawing/2016/5/10/chartex" xmlns:cx5="http://schemas.microsoft.com/office/drawing/2016/5/11/chartex" xmlns:cx6="http://schemas.microsoft.com/office/drawing/2016/5/12/chartex" xmlns:cx7="http://schemas.microsoft.com/office/drawing/2016/5/13/chartex" xmlns:cx8="http://schemas.microsoft.com/office/drawing/2016/5/14/chartex" xmlns:aink="http://schemas.microsoft.com/office/drawing/2016/ink" xmlns:am3d="http://schemas.microsoft.com/office/drawing/2017/model3d" xmlns:oel="http://schemas.microsoft.com/office/2019/extlst" xmlns:w16cex="http://schemas.microsoft.com/office/word/2018/wordml/cex" xmlns:w16cid="http://schemas.microsoft.com/office/word/2016/wordml/cid" xmlns:w16="http://schemas.microsoft.com/office/word/2018/wordml" xmlns:w16sdtdh="http://schemas.microsoft.com/office/word/2020/wordml/sdtdatahash">
+          <mc:Fallback xmlns:w16sdtdh="http://schemas.microsoft.com/office/word/2020/wordml/sdtdatahash" xmlns:w16="http://schemas.microsoft.com/office/word/2018/wordml" xmlns:w16cid="http://schemas.microsoft.com/office/word/2016/wordml/cid" xmlns:w16cex="http://schemas.microsoft.com/office/word/2018/wordml/cex" xmlns:oel="http://schemas.microsoft.com/office/2019/extlst" xmlns:am3d="http://schemas.microsoft.com/office/drawing/2017/model3d" xmlns:aink="http://schemas.microsoft.com/office/drawing/2016/ink" xmlns:cx8="http://schemas.microsoft.com/office/drawing/2016/5/14/chartex" xmlns:cx7="http://schemas.microsoft.com/office/drawing/2016/5/13/chartex" xmlns:cx6="http://schemas.microsoft.com/office/drawing/2016/5/12/chartex" xmlns:cx5="http://schemas.microsoft.com/office/drawing/2016/5/11/chartex" xmlns:cx4="http://schemas.microsoft.com/office/drawing/2016/5/10/chartex" xmlns:cx3="http://schemas.microsoft.com/office/drawing/2016/5/9/chartex" xmlns:cx2="http://schemas.microsoft.com/office/drawing/2015/10/21/chartex" xmlns:cx1="http://schemas.microsoft.com/office/drawing/2015/9/8/chartex">
             <w:pict>
               <v:rect w14:anchorId="2FF08AF8" id="Rectángulo 2" o:spid="_x0000_s1026" alt="rectángulo de color" style="position:absolute;margin-left:-58.8pt;margin-top:1.5pt;width:611.1pt;height:840pt;z-index:-251659265;visibility:visible;mso-wrap-style:square;mso-height-percent:0;mso-wrap-distance-left:9pt;mso-wrap-distance-top:0;mso-wrap-distance-right:9pt;mso-wrap-distance-bottom:0;mso-position-horizontal:absolute;mso-position-horizontal-relative:text;mso-position-vertical:absolute;mso-position-vertical-relative:page;mso-height-percent:0;mso-height-relative:margin;v-text-anchor:middle" o:gfxdata="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" fillcolor="#34aba2 [3206]" stroked="f" strokeweight="2pt">
                 <w10:wrap anchory="page"/>
@@ -5829,9 +5829,9 @@
       </w:r>
     </w:p>
     <w:p/>
-    <w:bookmarkStart w:id="6" w:name="_Toc170148316" w:displacedByCustomXml="next"/>
+    <w:bookmarkStart w:id="6" w:name="_Toc170148631" w:displacedByCustomXml="next"/>
     <w:bookmarkStart w:id="7" w:name="_Toc49341785" w:displacedByCustomXml="next"/>
-    <w:bookmarkStart w:id="8" w:name="_Toc170148631" w:displacedByCustomXml="next"/>
+    <w:bookmarkStart w:id="8" w:name="_Toc170148316" w:displacedByCustomXml="next"/>
     <w:sdt>
       <w:sdtPr>
         <w:rPr>
@@ -6724,12 +6724,14 @@
                 <w:r>
                   <w:t xml:space="preserve">  (</w:t>
                 </w:r>
+                <w:proofErr w:type="spellStart"/>
                 <w:r>
                   <w:t>P</w:t>
                 </w:r>
                 <w:r>
                   <w:t>yCharm</w:t>
                 </w:r>
+                <w:proofErr w:type="spellEnd"/>
                 <w:r>
                   <w:t>)</w:t>
                 </w:r>
@@ -6816,14 +6818,29 @@
                 <w:tcW w:w="7477" w:type="dxa"/>
               </w:tcPr>
               <w:p>
+                <w:proofErr w:type="spellStart"/>
                 <w:r>
-                  <w:t xml:space="preserve">Bootstrap </w:t>
+                  <w:t>Bootstrap</w:t>
                 </w:r>
+                <w:proofErr w:type="spellEnd"/>
+                <w:r>
+                  <w:t xml:space="preserve"> </w:t>
+                </w:r>
+                <w:proofErr w:type="gramStart"/>
                 <w:r>
                   <w:t xml:space="preserve">5.3 </w:t>
                 </w:r>
                 <w:r>
-                  <w:t xml:space="preserve"> jQuery 3.</w:t>
+                  <w:t xml:space="preserve"> </w:t>
+                </w:r>
+                <w:proofErr w:type="spellStart"/>
+                <w:r>
+                  <w:t>jQuery</w:t>
+                </w:r>
+                <w:proofErr w:type="spellEnd"/>
+                <w:proofErr w:type="gramEnd"/>
+                <w:r>
+                  <w:t xml:space="preserve"> 3.</w:t>
                 </w:r>
                 <w:r>
                   <w:t>7</w:t>
@@ -6859,11 +6876,16 @@
                 <w:r>
                   <w:t xml:space="preserve"> con </w:t>
                 </w:r>
+                <w:proofErr w:type="spellStart"/>
                 <w:r>
                   <w:t>My</w:t>
                 </w:r>
                 <w:r>
-                  <w:t xml:space="preserve">SQL </w:t>
+                  <w:t>SQL</w:t>
+                </w:r>
+                <w:proofErr w:type="spellEnd"/>
+                <w:r>
+                  <w:t xml:space="preserve"> </w:t>
                 </w:r>
                 <w:r>
                   <w:t>8.0</w:t>
@@ -6883,8 +6905,13 @@
                 <w:tcW w:w="7477" w:type="dxa"/>
               </w:tcPr>
               <w:p>
+                <w:proofErr w:type="spellStart"/>
                 <w:r>
-                  <w:t>mysql-connector-python 9.6.0</w:t>
+                  <w:t>mysql-connector-python</w:t>
+                </w:r>
+                <w:proofErr w:type="spellEnd"/>
+                <w:r>
+                  <w:t xml:space="preserve"> 9.6.0</w:t>
                 </w:r>
               </w:p>
             </w:tc>
@@ -7235,9 +7262,11 @@
           <w:r>
             <w:t xml:space="preserve"> la compra del software de desarrollo </w:t>
           </w:r>
+          <w:proofErr w:type="spellStart"/>
           <w:r>
             <w:t>PHPStorm</w:t>
           </w:r>
+          <w:proofErr w:type="spellEnd"/>
           <w:r>
             <w:t xml:space="preserve"> con una licencia profesional.</w:t>
           </w:r>
@@ -7320,7 +7349,15 @@
             <w:ind w:firstLine="720"/>
           </w:pPr>
           <w:r>
-            <w:t>La viabilidad legal está más cuestionada, al necesitar almacenar información de los usuarios en servidores públicos. Según la ley actual deberíamos solicitar permiso a la agencia de protección de datos y dar de alta el fichero. Deberíamos implementar las medidas de seguridad exigidas para un nivel básico y los mecanismos de logs necesarios.</w:t>
+            <w:t xml:space="preserve">La viabilidad legal está más cuestionada, al necesitar almacenar información de los usuarios en servidores públicos. Según la ley actual deberíamos solicitar permiso a la agencia de protección de datos y dar de alta el fichero. Deberíamos implementar las medidas de seguridad exigidas para un nivel básico y los mecanismos de </w:t>
+          </w:r>
+          <w:proofErr w:type="spellStart"/>
+          <w:r>
+            <w:t>logs</w:t>
+          </w:r>
+          <w:proofErr w:type="spellEnd"/>
+          <w:r>
+            <w:t xml:space="preserve"> necesarios.</w:t>
           </w:r>
         </w:p>
         <w:p>
@@ -7964,12 +8001,14 @@
                 <w:b/>
               </w:rPr>
             </w:pPr>
+            <w:proofErr w:type="spellStart"/>
             <w:r>
               <w:rPr>
                 <w:b/>
               </w:rPr>
               <w:t>Login</w:t>
             </w:r>
+            <w:proofErr w:type="spellEnd"/>
           </w:p>
         </w:tc>
       </w:tr>
@@ -8406,7 +8445,35 @@
               <w:rPr>
                 <w:b/>
               </w:rPr>
-              <w:t>Cargar la BBDD       subcaso: Gestion de errores</w:t>
+              <w:t xml:space="preserve">Cargar la BBDD       </w:t>
+            </w:r>
+            <w:proofErr w:type="spellStart"/>
+            <w:r>
+              <w:rPr>
+                <w:b/>
+              </w:rPr>
+              <w:t>subcaso</w:t>
+            </w:r>
+            <w:proofErr w:type="spellEnd"/>
+            <w:r>
+              <w:rPr>
+                <w:b/>
+              </w:rPr>
+              <w:t xml:space="preserve">: </w:t>
+            </w:r>
+            <w:proofErr w:type="spellStart"/>
+            <w:r>
+              <w:rPr>
+                <w:b/>
+              </w:rPr>
+              <w:t>Gestion</w:t>
+            </w:r>
+            <w:proofErr w:type="spellEnd"/>
+            <w:r>
+              <w:rPr>
+                <w:b/>
+              </w:rPr>
+              <w:t xml:space="preserve"> de errores</w:t>
             </w:r>
           </w:p>
         </w:tc>
@@ -8547,12 +8614,14 @@
                 <w:b/>
               </w:rPr>
             </w:pPr>
+            <w:proofErr w:type="spellStart"/>
             <w:r>
               <w:rPr>
                 <w:b/>
               </w:rPr>
               <w:t>logout</w:t>
             </w:r>
+            <w:proofErr w:type="spellEnd"/>
           </w:p>
         </w:tc>
       </w:tr>
@@ -8667,12 +8736,14 @@
                 <w:b/>
               </w:rPr>
             </w:pPr>
+            <w:proofErr w:type="spellStart"/>
             <w:r>
               <w:rPr>
                 <w:b/>
               </w:rPr>
               <w:t>Login</w:t>
             </w:r>
+            <w:proofErr w:type="spellEnd"/>
           </w:p>
         </w:tc>
       </w:tr>
@@ -8933,11 +9004,19 @@
               </w:rPr>
               <w:t xml:space="preserve">Filtrar </w:t>
             </w:r>
-            <w:r>
-              <w:rPr>
-                <w:b/>
-              </w:rPr>
-              <w:t xml:space="preserve">subcaso: </w:t>
+            <w:proofErr w:type="spellStart"/>
+            <w:r>
+              <w:rPr>
+                <w:b/>
+              </w:rPr>
+              <w:t>subcaso</w:t>
+            </w:r>
+            <w:proofErr w:type="spellEnd"/>
+            <w:r>
+              <w:rPr>
+                <w:b/>
+              </w:rPr>
+              <w:t xml:space="preserve">: </w:t>
             </w:r>
             <w:r>
               <w:rPr>
@@ -9084,11 +9163,19 @@
               </w:rPr>
               <w:t xml:space="preserve">Filtrar </w:t>
             </w:r>
-            <w:r>
-              <w:rPr>
-                <w:b/>
-              </w:rPr>
-              <w:t xml:space="preserve">subcaso: </w:t>
+            <w:proofErr w:type="spellStart"/>
+            <w:r>
+              <w:rPr>
+                <w:b/>
+              </w:rPr>
+              <w:t>subcaso</w:t>
+            </w:r>
+            <w:proofErr w:type="spellEnd"/>
+            <w:r>
+              <w:rPr>
+                <w:b/>
+              </w:rPr>
+              <w:t xml:space="preserve">: </w:t>
             </w:r>
             <w:r>
               <w:rPr>
@@ -9229,12 +9316,14 @@
                 <w:b/>
               </w:rPr>
             </w:pPr>
+            <w:proofErr w:type="spellStart"/>
             <w:r>
               <w:rPr>
                 <w:b/>
               </w:rPr>
               <w:t>logout</w:t>
             </w:r>
+            <w:proofErr w:type="spellEnd"/>
           </w:p>
         </w:tc>
       </w:tr>
@@ -9349,12 +9438,14 @@
                 <w:b/>
               </w:rPr>
             </w:pPr>
+            <w:proofErr w:type="spellStart"/>
             <w:r>
               <w:rPr>
                 <w:b/>
               </w:rPr>
               <w:t>Login</w:t>
             </w:r>
+            <w:proofErr w:type="spellEnd"/>
           </w:p>
         </w:tc>
       </w:tr>
@@ -9613,7 +9704,21 @@
               <w:rPr>
                 <w:b/>
               </w:rPr>
-              <w:t>Buscar alumno subcaso: asignar libros</w:t>
+              <w:t xml:space="preserve">Buscar alumno </w:t>
+            </w:r>
+            <w:proofErr w:type="spellStart"/>
+            <w:r>
+              <w:rPr>
+                <w:b/>
+              </w:rPr>
+              <w:t>subcaso</w:t>
+            </w:r>
+            <w:proofErr w:type="spellEnd"/>
+            <w:r>
+              <w:rPr>
+                <w:b/>
+              </w:rPr>
+              <w:t>: asignar libros</w:t>
             </w:r>
           </w:p>
         </w:tc>
@@ -9758,7 +9863,21 @@
               <w:rPr>
                 <w:b/>
               </w:rPr>
-              <w:t>Buscar alumno subcaso: cerrar préstamos</w:t>
+              <w:t xml:space="preserve">Buscar alumno </w:t>
+            </w:r>
+            <w:proofErr w:type="spellStart"/>
+            <w:r>
+              <w:rPr>
+                <w:b/>
+              </w:rPr>
+              <w:t>subcaso</w:t>
+            </w:r>
+            <w:proofErr w:type="spellEnd"/>
+            <w:r>
+              <w:rPr>
+                <w:b/>
+              </w:rPr>
+              <w:t>: cerrar préstamos</w:t>
             </w:r>
           </w:p>
         </w:tc>
@@ -9903,7 +10022,21 @@
               <w:rPr>
                 <w:b/>
               </w:rPr>
-              <w:t>Buscar alumno subcaso: firmar contrato</w:t>
+              <w:t xml:space="preserve">Buscar alumno </w:t>
+            </w:r>
+            <w:proofErr w:type="spellStart"/>
+            <w:r>
+              <w:rPr>
+                <w:b/>
+              </w:rPr>
+              <w:t>subcaso</w:t>
+            </w:r>
+            <w:proofErr w:type="spellEnd"/>
+            <w:r>
+              <w:rPr>
+                <w:b/>
+              </w:rPr>
+              <w:t>: firmar contrato</w:t>
             </w:r>
           </w:p>
         </w:tc>
@@ -10044,12 +10177,14 @@
                 <w:b/>
               </w:rPr>
             </w:pPr>
+            <w:proofErr w:type="spellStart"/>
             <w:r>
               <w:rPr>
                 <w:b/>
               </w:rPr>
               <w:t>logout</w:t>
             </w:r>
+            <w:proofErr w:type="spellEnd"/>
           </w:p>
         </w:tc>
       </w:tr>
@@ -10182,12 +10317,14 @@
                 <w:b/>
               </w:rPr>
             </w:pPr>
+            <w:proofErr w:type="spellStart"/>
             <w:r>
               <w:rPr>
                 <w:b/>
               </w:rPr>
               <w:t>Login</w:t>
             </w:r>
+            <w:proofErr w:type="spellEnd"/>
           </w:p>
         </w:tc>
       </w:tr>
@@ -10605,12 +10742,14 @@
                 <w:b/>
               </w:rPr>
             </w:pPr>
+            <w:proofErr w:type="spellStart"/>
             <w:r>
               <w:rPr>
                 <w:b/>
               </w:rPr>
               <w:t>logout</w:t>
             </w:r>
+            <w:proofErr w:type="spellEnd"/>
           </w:p>
         </w:tc>
       </w:tr>
@@ -10725,12 +10864,14 @@
                 <w:b/>
               </w:rPr>
             </w:pPr>
+            <w:proofErr w:type="spellStart"/>
             <w:r>
               <w:rPr>
                 <w:b/>
               </w:rPr>
               <w:t>Login</w:t>
             </w:r>
+            <w:proofErr w:type="spellEnd"/>
           </w:p>
         </w:tc>
       </w:tr>
@@ -10904,7 +11045,21 @@
               <w:rPr>
                 <w:bCs/>
               </w:rPr>
-              <w:t>Se generará un fichero SQL-92 para preservar los datos. Se dará la posibilidad de exportarlos a csv también.</w:t>
+              <w:t xml:space="preserve">Se generará un fichero SQL-92 para preservar los datos. Se dará la posibilidad de exportarlos a </w:t>
+            </w:r>
+            <w:proofErr w:type="spellStart"/>
+            <w:r>
+              <w:rPr>
+                <w:bCs/>
+              </w:rPr>
+              <w:t>csv</w:t>
+            </w:r>
+            <w:proofErr w:type="spellEnd"/>
+            <w:r>
+              <w:rPr>
+                <w:bCs/>
+              </w:rPr>
+              <w:t xml:space="preserve"> también.</w:t>
             </w:r>
           </w:p>
         </w:tc>
@@ -11152,7 +11307,21 @@
               <w:rPr>
                 <w:b/>
               </w:rPr>
-              <w:t>Selección de datos  subcaso: Selección de formato</w:t>
+              <w:t xml:space="preserve">Selección de datos  </w:t>
+            </w:r>
+            <w:proofErr w:type="spellStart"/>
+            <w:r>
+              <w:rPr>
+                <w:b/>
+              </w:rPr>
+              <w:t>subcaso</w:t>
+            </w:r>
+            <w:proofErr w:type="spellEnd"/>
+            <w:r>
+              <w:rPr>
+                <w:b/>
+              </w:rPr>
+              <w:t>: Selección de formato</w:t>
             </w:r>
           </w:p>
         </w:tc>
@@ -11212,7 +11381,35 @@
               <w:rPr>
                 <w:bCs/>
               </w:rPr>
-              <w:t>Se pedirá el formato y sus características para exportar: json, csv, sql-92</w:t>
+              <w:t xml:space="preserve">Se pedirá el formato y sus características para exportar: </w:t>
+            </w:r>
+            <w:proofErr w:type="spellStart"/>
+            <w:r>
+              <w:rPr>
+                <w:bCs/>
+              </w:rPr>
+              <w:t>json</w:t>
+            </w:r>
+            <w:proofErr w:type="spellEnd"/>
+            <w:r>
+              <w:rPr>
+                <w:bCs/>
+              </w:rPr>
+              <w:t xml:space="preserve">, </w:t>
+            </w:r>
+            <w:proofErr w:type="spellStart"/>
+            <w:r>
+              <w:rPr>
+                <w:bCs/>
+              </w:rPr>
+              <w:t>csv</w:t>
+            </w:r>
+            <w:proofErr w:type="spellEnd"/>
+            <w:r>
+              <w:rPr>
+                <w:bCs/>
+              </w:rPr>
+              <w:t>, sql-92</w:t>
             </w:r>
           </w:p>
         </w:tc>
@@ -11303,8 +11500,16 @@
               <w:rPr>
                 <w:b/>
               </w:rPr>
-              <w:t>datos subcaso</w:t>
-            </w:r>
+              <w:t xml:space="preserve">datos </w:t>
+            </w:r>
+            <w:proofErr w:type="spellStart"/>
+            <w:r>
+              <w:rPr>
+                <w:b/>
+              </w:rPr>
+              <w:t>subcaso</w:t>
+            </w:r>
+            <w:proofErr w:type="spellEnd"/>
             <w:r>
               <w:rPr>
                 <w:b/>
@@ -11463,12 +11668,14 @@
                 <w:b/>
               </w:rPr>
             </w:pPr>
+            <w:proofErr w:type="spellStart"/>
             <w:r>
               <w:rPr>
                 <w:b/>
               </w:rPr>
               <w:t>logout</w:t>
             </w:r>
+            <w:proofErr w:type="spellEnd"/>
           </w:p>
         </w:tc>
       </w:tr>
@@ -12482,10 +12689,18 @@
         <w:t xml:space="preserve">Una vez llevada a cabo la normalización, teniendo en </w:t>
       </w:r>
       <w:r>
-        <w:t>cuenta hasta la forma de Boyce-C</w:t>
-      </w:r>
-      <w:r>
-        <w:t>ood, el resultado es el siguiente:</w:t>
+        <w:t xml:space="preserve">cuenta hasta la forma de </w:t>
+      </w:r>
+      <w:proofErr w:type="spellStart"/>
+      <w:r>
+        <w:t>Boyce-C</w:t>
+      </w:r>
+      <w:r>
+        <w:t>ood</w:t>
+      </w:r>
+      <w:proofErr w:type="spellEnd"/>
+      <w:r>
+        <w:t>, el resultado es el siguiente:</w:t>
       </w:r>
     </w:p>
     <w:p>
@@ -12551,15 +12766,38 @@
       <w:r>
         <w:t xml:space="preserve">: </w:t>
       </w:r>
+      <w:proofErr w:type="spellStart"/>
       <w:r>
         <w:rPr>
           <w:u w:val="single"/>
         </w:rPr>
         <w:t>isbn</w:t>
       </w:r>
-      <w:r>
-        <w:t>, titulo, autor, numero_ejemplares, id_materia, id_curso</w:t>
-      </w:r>
+      <w:proofErr w:type="spellEnd"/>
+      <w:r>
+        <w:t xml:space="preserve">, titulo, autor, </w:t>
+      </w:r>
+      <w:proofErr w:type="spellStart"/>
+      <w:r>
+        <w:t>numero_ejemplares</w:t>
+      </w:r>
+      <w:proofErr w:type="spellEnd"/>
+      <w:r>
+        <w:t xml:space="preserve">, </w:t>
+      </w:r>
+      <w:proofErr w:type="spellStart"/>
+      <w:r>
+        <w:t>id_materia</w:t>
+      </w:r>
+      <w:proofErr w:type="spellEnd"/>
+      <w:r>
+        <w:t xml:space="preserve">, </w:t>
+      </w:r>
+      <w:proofErr w:type="spellStart"/>
+      <w:r>
+        <w:t>id_curso</w:t>
+      </w:r>
+      <w:proofErr w:type="spellEnd"/>
     </w:p>
     <w:p>
       <w:pPr>
@@ -12589,6 +12827,7 @@
       <w:pPr>
         <w:ind w:left="567"/>
       </w:pPr>
+      <w:proofErr w:type="spellStart"/>
       <w:r>
         <w:rPr>
           <w:b/>
@@ -12596,17 +12835,72 @@
         </w:rPr>
         <w:t>AlumnosCursosLibros</w:t>
       </w:r>
+      <w:proofErr w:type="spellEnd"/>
       <w:r>
         <w:t xml:space="preserve">: </w:t>
       </w:r>
+      <w:proofErr w:type="spellStart"/>
       <w:r>
         <w:rPr>
           <w:u w:val="single"/>
         </w:rPr>
-        <w:t>isbn, id_alumno, id_curso</w:t>
-      </w:r>
-      <w:r>
-        <w:t>, fecha_entrega, fecha_devolucion, estado (entregado, por_devolver)</w:t>
+        <w:t>isbn</w:t>
+      </w:r>
+      <w:proofErr w:type="spellEnd"/>
+      <w:r>
+        <w:rPr>
+          <w:u w:val="single"/>
+        </w:rPr>
+        <w:t xml:space="preserve">, </w:t>
+      </w:r>
+      <w:proofErr w:type="spellStart"/>
+      <w:r>
+        <w:rPr>
+          <w:u w:val="single"/>
+        </w:rPr>
+        <w:t>id_alumno</w:t>
+      </w:r>
+      <w:proofErr w:type="spellEnd"/>
+      <w:r>
+        <w:rPr>
+          <w:u w:val="single"/>
+        </w:rPr>
+        <w:t xml:space="preserve">, </w:t>
+      </w:r>
+      <w:proofErr w:type="spellStart"/>
+      <w:r>
+        <w:rPr>
+          <w:u w:val="single"/>
+        </w:rPr>
+        <w:t>id_curso</w:t>
+      </w:r>
+      <w:proofErr w:type="spellEnd"/>
+      <w:r>
+        <w:t xml:space="preserve">, </w:t>
+      </w:r>
+      <w:proofErr w:type="spellStart"/>
+      <w:r>
+        <w:t>fecha_entrega</w:t>
+      </w:r>
+      <w:proofErr w:type="spellEnd"/>
+      <w:r>
+        <w:t xml:space="preserve">, </w:t>
+      </w:r>
+      <w:proofErr w:type="spellStart"/>
+      <w:r>
+        <w:t>fecha_devolucion</w:t>
+      </w:r>
+      <w:proofErr w:type="spellEnd"/>
+      <w:r>
+        <w:t xml:space="preserve">, estado (entregado, </w:t>
+      </w:r>
+      <w:proofErr w:type="spellStart"/>
+      <w:r>
+        <w:t>por_devolver</w:t>
+      </w:r>
+      <w:proofErr w:type="spellEnd"/>
+      <w:r>
+        <w:t>)</w:t>
       </w:r>
     </w:p>
     <w:p>
@@ -13855,8 +14149,19 @@
                 <w:sz w:val="16"/>
                 <w:szCs w:val="16"/>
               </w:rPr>
-              <w:t>Letra del niev</w:t>
-            </w:r>
+              <w:t xml:space="preserve">Letra del </w:t>
+            </w:r>
+            <w:proofErr w:type="spellStart"/>
+            <w:r>
+              <w:rPr>
+                <w:rFonts w:cstheme="minorHAnsi"/>
+                <w:b/>
+                <w:sz w:val="16"/>
+                <w:szCs w:val="16"/>
+              </w:rPr>
+              <w:t>niev</w:t>
+            </w:r>
+            <w:proofErr w:type="spellEnd"/>
           </w:p>
         </w:tc>
       </w:tr>
@@ -14292,6 +14597,7 @@
                 <w:szCs w:val="16"/>
               </w:rPr>
             </w:pPr>
+            <w:proofErr w:type="spellStart"/>
             <w:r>
               <w:rPr>
                 <w:rFonts w:cstheme="minorHAnsi"/>
@@ -14301,6 +14607,7 @@
               </w:rPr>
               <w:t>isbn</w:t>
             </w:r>
+            <w:proofErr w:type="spellEnd"/>
           </w:p>
         </w:tc>
         <w:tc>
@@ -14450,8 +14757,19 @@
                 <w:sz w:val="16"/>
                 <w:szCs w:val="16"/>
               </w:rPr>
-              <w:t>Validar formato isbn</w:t>
-            </w:r>
+              <w:t xml:space="preserve">Validar formato </w:t>
+            </w:r>
+            <w:proofErr w:type="spellStart"/>
+            <w:r>
+              <w:rPr>
+                <w:rFonts w:cstheme="minorHAnsi"/>
+                <w:b/>
+                <w:sz w:val="16"/>
+                <w:szCs w:val="16"/>
+              </w:rPr>
+              <w:t>isbn</w:t>
+            </w:r>
+            <w:proofErr w:type="spellEnd"/>
           </w:p>
         </w:tc>
       </w:tr>
@@ -14774,6 +15092,7 @@
                 <w:szCs w:val="16"/>
               </w:rPr>
             </w:pPr>
+            <w:proofErr w:type="spellStart"/>
             <w:r>
               <w:rPr>
                 <w:rFonts w:cstheme="minorHAnsi"/>
@@ -14783,6 +15102,7 @@
               </w:rPr>
               <w:t>numero_ejemplares</w:t>
             </w:r>
+            <w:proofErr w:type="spellEnd"/>
           </w:p>
         </w:tc>
         <w:tc>
@@ -14933,6 +15253,7 @@
                 <w:szCs w:val="16"/>
               </w:rPr>
             </w:pPr>
+            <w:proofErr w:type="spellStart"/>
             <w:r>
               <w:rPr>
                 <w:rFonts w:cstheme="minorHAnsi"/>
@@ -14942,6 +15263,7 @@
               </w:rPr>
               <w:t>id_materia</w:t>
             </w:r>
+            <w:proofErr w:type="spellEnd"/>
           </w:p>
         </w:tc>
         <w:tc>
@@ -15110,6 +15432,7 @@
                 <w:szCs w:val="16"/>
               </w:rPr>
             </w:pPr>
+            <w:proofErr w:type="spellStart"/>
             <w:r>
               <w:rPr>
                 <w:rFonts w:cstheme="minorHAnsi"/>
@@ -15119,6 +15442,7 @@
               </w:rPr>
               <w:t>id_curso</w:t>
             </w:r>
+            <w:proofErr w:type="spellEnd"/>
           </w:p>
         </w:tc>
         <w:tc>
@@ -15572,6 +15896,7 @@
                 <w:szCs w:val="16"/>
               </w:rPr>
             </w:pPr>
+            <w:proofErr w:type="spellStart"/>
             <w:r>
               <w:rPr>
                 <w:rFonts w:cstheme="minorHAnsi"/>
@@ -15581,6 +15906,7 @@
               </w:rPr>
               <w:t>nie</w:t>
             </w:r>
+            <w:proofErr w:type="spellEnd"/>
           </w:p>
         </w:tc>
         <w:tc>
@@ -16235,6 +16561,7 @@
                 <w:szCs w:val="16"/>
               </w:rPr>
             </w:pPr>
+            <w:proofErr w:type="spellStart"/>
             <w:r>
               <w:rPr>
                 <w:rFonts w:cstheme="minorHAnsi"/>
@@ -16244,6 +16571,7 @@
               </w:rPr>
               <w:t>bilingue</w:t>
             </w:r>
+            <w:proofErr w:type="spellEnd"/>
           </w:p>
         </w:tc>
         <w:tc>
@@ -16415,6 +16743,7 @@
                 <w:szCs w:val="16"/>
               </w:rPr>
             </w:pPr>
+            <w:proofErr w:type="spellStart"/>
             <w:r>
               <w:rPr>
                 <w:rFonts w:cstheme="minorHAnsi"/>
@@ -16424,6 +16753,7 @@
               </w:rPr>
               <w:t>alumnoscursoslibros</w:t>
             </w:r>
+            <w:proofErr w:type="spellEnd"/>
           </w:p>
         </w:tc>
       </w:tr>
@@ -16661,6 +16991,7 @@
                 <w:szCs w:val="16"/>
               </w:rPr>
             </w:pPr>
+            <w:proofErr w:type="spellStart"/>
             <w:r>
               <w:rPr>
                 <w:rFonts w:cstheme="minorHAnsi"/>
@@ -16670,6 +17001,7 @@
               </w:rPr>
               <w:t>nie</w:t>
             </w:r>
+            <w:proofErr w:type="spellEnd"/>
           </w:p>
         </w:tc>
         <w:tc>
@@ -17025,6 +17357,7 @@
                 <w:szCs w:val="16"/>
               </w:rPr>
             </w:pPr>
+            <w:proofErr w:type="spellStart"/>
             <w:r>
               <w:rPr>
                 <w:rFonts w:cstheme="minorHAnsi"/>
@@ -17034,6 +17367,7 @@
               </w:rPr>
               <w:t>isbn</w:t>
             </w:r>
+            <w:proofErr w:type="spellEnd"/>
           </w:p>
         </w:tc>
         <w:tc>
@@ -17211,6 +17545,7 @@
                 <w:szCs w:val="16"/>
               </w:rPr>
             </w:pPr>
+            <w:proofErr w:type="spellStart"/>
             <w:r>
               <w:rPr>
                 <w:rFonts w:cstheme="minorHAnsi"/>
@@ -17229,6 +17564,7 @@
               </w:rPr>
               <w:t>echa_entrega</w:t>
             </w:r>
+            <w:proofErr w:type="spellEnd"/>
           </w:p>
         </w:tc>
         <w:tc>
@@ -17379,6 +17715,7 @@
                 <w:szCs w:val="16"/>
               </w:rPr>
             </w:pPr>
+            <w:proofErr w:type="spellStart"/>
             <w:r>
               <w:rPr>
                 <w:rFonts w:cstheme="minorHAnsi"/>
@@ -17415,6 +17752,7 @@
               </w:rPr>
               <w:t>evolución</w:t>
             </w:r>
+            <w:proofErr w:type="spellEnd"/>
           </w:p>
         </w:tc>
         <w:tc>
@@ -17693,6 +18031,7 @@
         </w:tc>
       </w:tr>
     </w:tbl>
+    <w:p/>
     <w:p>
       <w:pPr>
         <w:pStyle w:val="Ttulo2"/>
@@ -17700,42 +18039,6 @@
       <w:bookmarkStart w:id="117" w:name="_Toc49341831"/>
       <w:bookmarkStart w:id="118" w:name="_Toc170148358"/>
       <w:bookmarkStart w:id="119" w:name="_Toc170148673"/>
-    </w:p>
-    <w:p>
-      <w:pPr>
-        <w:pStyle w:val="Ttulo2"/>
-      </w:pPr>
-    </w:p>
-    <w:p>
-      <w:pPr>
-        <w:pStyle w:val="Ttulo2"/>
-      </w:pPr>
-    </w:p>
-    <w:p>
-      <w:pPr>
-        <w:pStyle w:val="Ttulo2"/>
-      </w:pPr>
-    </w:p>
-    <w:p>
-      <w:pPr>
-        <w:pStyle w:val="Ttulo2"/>
-      </w:pPr>
-    </w:p>
-    <w:p>
-      <w:pPr>
-        <w:pStyle w:val="Ttulo2"/>
-      </w:pPr>
-    </w:p>
-    <w:p>
-      <w:pPr>
-        <w:pStyle w:val="Ttulo2"/>
-      </w:pPr>
-    </w:p>
-    <w:p/>
-    <w:p>
-      <w:pPr>
-        <w:pStyle w:val="Ttulo2"/>
-      </w:pPr>
       <w:r>
         <w:lastRenderedPageBreak/>
         <w:t>Estructura de almacenamiento</w:t>
@@ -17744,18 +18047,16 @@
       <w:bookmarkEnd w:id="118"/>
       <w:bookmarkEnd w:id="119"/>
     </w:p>
-    <w:p/>
-    <w:p>
-      <w:bookmarkStart w:id="120" w:name="_GoBack"/>
+    <w:p>
       <w:r>
         <w:rPr>
           <w:noProof/>
           <w:lang w:eastAsia="es-ES"/>
         </w:rPr>
         <w:drawing>
-          <wp:inline distT="0" distB="0" distL="0" distR="0" wp14:anchorId="4DC5DD4E" wp14:editId="0AC151B9">
-            <wp:extent cx="3134162" cy="3610479"/>
-            <wp:effectExtent l="0" t="0" r="0" b="9525"/>
+          <wp:inline distT="0" distB="0" distL="0" distR="0" wp14:anchorId="7FFC1AD2" wp14:editId="2B8860DF">
+            <wp:extent cx="4153480" cy="5430008"/>
+            <wp:effectExtent l="0" t="0" r="0" b="0"/>
             <wp:docPr id="9" name="Imagen 9"/>
             <wp:cNvGraphicFramePr>
               <a:graphicFrameLocks xmlns:a="http://schemas.openxmlformats.org/drawingml/2006/main" noChangeAspect="1"/>
@@ -17764,7 +18065,7 @@
               <a:graphicData uri="http://schemas.openxmlformats.org/drawingml/2006/picture">
                 <pic:pic xmlns:pic="http://schemas.openxmlformats.org/drawingml/2006/picture">
                   <pic:nvPicPr>
-                    <pic:cNvPr id="9" name="6BC6306.tmp"/>
+                    <pic:cNvPr id="9" name="AE070F6.tmp"/>
                     <pic:cNvPicPr/>
                   </pic:nvPicPr>
                   <pic:blipFill>
@@ -17782,7 +18083,7 @@
                   <pic:spPr>
                     <a:xfrm>
                       <a:off x="0" y="0"/>
-                      <a:ext cx="3134162" cy="3610479"/>
+                      <a:ext cx="4153480" cy="5430008"/>
                     </a:xfrm>
                     <a:prstGeom prst="rect">
                       <a:avLst/>
@@ -17794,7 +18095,6 @@
           </wp:inline>
         </w:drawing>
       </w:r>
-      <w:bookmarkEnd w:id="120"/>
     </w:p>
     <w:p/>
     <w:p/>
@@ -17809,14 +18109,6 @@
     <w:p/>
     <w:p/>
     <w:p/>
-    <w:p/>
-    <w:p/>
-    <w:p/>
-    <w:p/>
-    <w:p/>
-    <w:p/>
-    <w:p/>
-    <w:p/>
     <w:p>
       <w:pPr>
         <w:pStyle w:val="Ttulo2"/>
@@ -17824,16 +18116,16 @@
           <w:b w:val="0"/>
         </w:rPr>
       </w:pPr>
-      <w:bookmarkStart w:id="121" w:name="_Toc49341838"/>
-      <w:bookmarkStart w:id="122" w:name="_Toc170148362"/>
-      <w:bookmarkStart w:id="123" w:name="_Toc170148677"/>
+      <w:bookmarkStart w:id="120" w:name="_Toc49341838"/>
+      <w:bookmarkStart w:id="121" w:name="_Toc170148362"/>
+      <w:bookmarkStart w:id="122" w:name="_Toc170148677"/>
       <w:r>
         <w:lastRenderedPageBreak/>
         <w:t>Diseño de la estructura de clases y librerías (diagrama de clases)</w:t>
       </w:r>
+      <w:bookmarkEnd w:id="120"/>
       <w:bookmarkEnd w:id="121"/>
       <w:bookmarkEnd w:id="122"/>
-      <w:bookmarkEnd w:id="123"/>
     </w:p>
     <w:p/>
     <w:p>
@@ -17904,30 +18196,30 @@
       <w:pPr>
         <w:pStyle w:val="Ttulo2"/>
       </w:pPr>
-      <w:bookmarkStart w:id="124" w:name="_Toc49341839"/>
-      <w:bookmarkStart w:id="125" w:name="_Toc170148363"/>
-      <w:bookmarkStart w:id="126" w:name="_Toc170148678"/>
+      <w:bookmarkStart w:id="123" w:name="_Toc49341839"/>
+      <w:bookmarkStart w:id="124" w:name="_Toc170148363"/>
+      <w:bookmarkStart w:id="125" w:name="_Toc170148678"/>
       <w:r>
         <w:lastRenderedPageBreak/>
         <w:t>Diseño de la interfaz gráfica</w:t>
       </w:r>
+      <w:bookmarkEnd w:id="123"/>
       <w:bookmarkEnd w:id="124"/>
       <w:bookmarkEnd w:id="125"/>
+    </w:p>
+    <w:p>
+      <w:pPr>
+        <w:pStyle w:val="Ttulo3"/>
+      </w:pPr>
+      <w:bookmarkStart w:id="126" w:name="_Toc49341840"/>
+      <w:bookmarkStart w:id="127" w:name="_Toc170148364"/>
+      <w:bookmarkStart w:id="128" w:name="_Toc170148679"/>
+      <w:r>
+        <w:t>Diseño de movimiento de ventanas</w:t>
+      </w:r>
       <w:bookmarkEnd w:id="126"/>
-    </w:p>
-    <w:p>
-      <w:pPr>
-        <w:pStyle w:val="Ttulo3"/>
-      </w:pPr>
-      <w:bookmarkStart w:id="127" w:name="_Toc49341840"/>
-      <w:bookmarkStart w:id="128" w:name="_Toc170148364"/>
-      <w:bookmarkStart w:id="129" w:name="_Toc170148679"/>
-      <w:r>
-        <w:t>Diseño de movimiento de ventanas</w:t>
-      </w:r>
       <w:bookmarkEnd w:id="127"/>
       <w:bookmarkEnd w:id="128"/>
-      <w:bookmarkEnd w:id="129"/>
     </w:p>
     <w:p/>
     <w:p>
@@ -17990,9 +18282,9 @@
       <w:pPr>
         <w:pStyle w:val="Ttulo3"/>
       </w:pPr>
-      <w:bookmarkStart w:id="130" w:name="_Toc49341841"/>
-      <w:bookmarkStart w:id="131" w:name="_Toc170148365"/>
-      <w:bookmarkStart w:id="132" w:name="_Toc170148680"/>
+      <w:bookmarkStart w:id="129" w:name="_Toc49341841"/>
+      <w:bookmarkStart w:id="130" w:name="_Toc170148365"/>
+      <w:bookmarkStart w:id="131" w:name="_Toc170148680"/>
     </w:p>
     <w:p>
       <w:pPr>
@@ -18023,9 +18315,9 @@
         <w:lastRenderedPageBreak/>
         <w:t>Diseño de las ventanas</w:t>
       </w:r>
+      <w:bookmarkEnd w:id="129"/>
       <w:bookmarkEnd w:id="130"/>
       <w:bookmarkEnd w:id="131"/>
-      <w:bookmarkEnd w:id="132"/>
     </w:p>
     <w:p>
       <w:pPr>
@@ -18107,9 +18399,9 @@
           <w:szCs w:val="144"/>
         </w:rPr>
       </w:pPr>
-      <w:bookmarkStart w:id="133" w:name="_Toc49341857"/>
-      <w:bookmarkStart w:id="134" w:name="_Toc170148367"/>
-      <w:bookmarkStart w:id="135" w:name="_Toc170148681"/>
+      <w:bookmarkStart w:id="132" w:name="_Toc49341857"/>
+      <w:bookmarkStart w:id="133" w:name="_Toc170148367"/>
+      <w:bookmarkStart w:id="134" w:name="_Toc170148681"/>
     </w:p>
     <w:p>
       <w:pPr>
@@ -18154,9 +18446,9 @@
         </w:rPr>
         <w:t xml:space="preserve"> proyecto</w:t>
       </w:r>
+      <w:bookmarkEnd w:id="132"/>
       <w:bookmarkEnd w:id="133"/>
       <w:bookmarkEnd w:id="134"/>
-      <w:bookmarkEnd w:id="135"/>
     </w:p>
     <w:p>
       <w:pPr>
@@ -18177,51 +18469,78 @@
       <w:pPr>
         <w:pStyle w:val="Ttulo3"/>
       </w:pPr>
-      <w:bookmarkStart w:id="136" w:name="_Toc49341830"/>
-      <w:bookmarkStart w:id="137" w:name="_Toc170148357"/>
-      <w:bookmarkStart w:id="138" w:name="_Toc170148672"/>
-      <w:bookmarkStart w:id="139" w:name="_Toc49341858"/>
-      <w:bookmarkStart w:id="140" w:name="_Toc170148368"/>
-      <w:bookmarkStart w:id="141" w:name="_Toc170148682"/>
+      <w:bookmarkStart w:id="135" w:name="_Toc49341830"/>
+      <w:bookmarkStart w:id="136" w:name="_Toc170148357"/>
+      <w:bookmarkStart w:id="137" w:name="_Toc170148672"/>
+      <w:bookmarkStart w:id="138" w:name="_Toc49341858"/>
+      <w:bookmarkStart w:id="139" w:name="_Toc170148368"/>
+      <w:bookmarkStart w:id="140" w:name="_Toc170148682"/>
+      <w:proofErr w:type="spellStart"/>
       <w:r>
         <w:lastRenderedPageBreak/>
-        <w:t>Sql de creación (MySQL)</w:t>
-      </w:r>
+        <w:t>Sql</w:t>
+      </w:r>
+      <w:proofErr w:type="spellEnd"/>
+      <w:r>
+        <w:t xml:space="preserve"> de creación (</w:t>
+      </w:r>
+      <w:proofErr w:type="spellStart"/>
+      <w:r>
+        <w:t>MySQL</w:t>
+      </w:r>
+      <w:proofErr w:type="spellEnd"/>
+      <w:r>
+        <w:t>)</w:t>
+      </w:r>
+      <w:bookmarkEnd w:id="135"/>
       <w:bookmarkEnd w:id="136"/>
       <w:bookmarkEnd w:id="137"/>
-      <w:bookmarkEnd w:id="138"/>
-    </w:p>
-    <w:p>
-      <w:pPr>
-        <w:rPr>
-          <w:lang w:val="en-GB"/>
-        </w:rPr>
-      </w:pPr>
-    </w:p>
-    <w:p>
-      <w:pPr>
-        <w:rPr>
-          <w:lang w:val="en-GB"/>
-        </w:rPr>
-      </w:pPr>
-      <w:r>
-        <w:rPr>
-          <w:lang w:val="en-GB"/>
-        </w:rPr>
-        <w:t>-- phpMyAdmin SQL Dump</w:t>
-      </w:r>
-    </w:p>
-    <w:p>
-      <w:pPr>
-        <w:rPr>
-          <w:lang w:val="en-GB"/>
-        </w:rPr>
-      </w:pPr>
-      <w:r>
-        <w:rPr>
-          <w:lang w:val="en-GB"/>
-        </w:rPr>
-        <w:t>-- version 5.2.0</w:t>
+    </w:p>
+    <w:p>
+      <w:pPr>
+        <w:rPr>
+          <w:lang w:val="en-GB"/>
+        </w:rPr>
+      </w:pPr>
+    </w:p>
+    <w:p>
+      <w:pPr>
+        <w:rPr>
+          <w:lang w:val="en-GB"/>
+        </w:rPr>
+      </w:pPr>
+      <w:r>
+        <w:rPr>
+          <w:lang w:val="en-GB"/>
+        </w:rPr>
+        <w:t xml:space="preserve">-- </w:t>
+      </w:r>
+      <w:proofErr w:type="spellStart"/>
+      <w:r>
+        <w:rPr>
+          <w:lang w:val="en-GB"/>
+        </w:rPr>
+        <w:t>phpMyAdmin</w:t>
+      </w:r>
+      <w:proofErr w:type="spellEnd"/>
+      <w:r>
+        <w:rPr>
+          <w:lang w:val="en-GB"/>
+        </w:rPr>
+        <w:t xml:space="preserve"> SQL Dump</w:t>
+      </w:r>
+    </w:p>
+    <w:p>
+      <w:pPr>
+        <w:rPr>
+          <w:lang w:val="en-GB"/>
+        </w:rPr>
+      </w:pPr>
+      <w:r>
+        <w:rPr>
+          <w:lang w:val="en-GB"/>
+        </w:rPr>
+        <w:t>-- version 5.2.1</w:t>
       </w:r>
     </w:p>
     <w:p>
@@ -18260,46 +18579,130 @@
         <w:rPr>
           <w:lang w:val="en-GB"/>
         </w:rPr>
-        <w:t>-- Servidor: 127.0.0.1</w:t>
-      </w:r>
-    </w:p>
-    <w:p>
-      <w:pPr>
-        <w:rPr>
-          <w:lang w:val="en-GB"/>
-        </w:rPr>
-      </w:pPr>
-      <w:r>
-        <w:rPr>
-          <w:lang w:val="en-GB"/>
-        </w:rPr>
-        <w:t>-- Tiempo de generación: 24-06-2024 a las 18:56:50</w:t>
-      </w:r>
-    </w:p>
-    <w:p>
-      <w:pPr>
-        <w:rPr>
-          <w:lang w:val="en-GB"/>
-        </w:rPr>
-      </w:pPr>
-      <w:r>
-        <w:rPr>
-          <w:lang w:val="en-GB"/>
-        </w:rPr>
-        <w:t>-- Versión del servidor: 10.4.27-MariaDB</w:t>
-      </w:r>
-    </w:p>
-    <w:p>
-      <w:pPr>
-        <w:rPr>
-          <w:lang w:val="en-GB"/>
-        </w:rPr>
-      </w:pPr>
-      <w:r>
-        <w:rPr>
-          <w:lang w:val="en-GB"/>
-        </w:rPr>
-        <w:t>-- Versión de PHP: 8.2.0</w:t>
+        <w:t xml:space="preserve">-- </w:t>
+      </w:r>
+      <w:proofErr w:type="spellStart"/>
+      <w:r>
+        <w:rPr>
+          <w:lang w:val="en-GB"/>
+        </w:rPr>
+        <w:t>Servidor</w:t>
+      </w:r>
+      <w:proofErr w:type="spellEnd"/>
+      <w:r>
+        <w:rPr>
+          <w:lang w:val="en-GB"/>
+        </w:rPr>
+        <w:t>: 127.0.0.1</w:t>
+      </w:r>
+    </w:p>
+    <w:p>
+      <w:pPr>
+        <w:rPr>
+          <w:lang w:val="en-GB"/>
+        </w:rPr>
+      </w:pPr>
+      <w:r>
+        <w:rPr>
+          <w:lang w:val="en-GB"/>
+        </w:rPr>
+        <w:t xml:space="preserve">-- </w:t>
+      </w:r>
+      <w:proofErr w:type="spellStart"/>
+      <w:r>
+        <w:rPr>
+          <w:lang w:val="en-GB"/>
+        </w:rPr>
+        <w:t>Tiempo</w:t>
+      </w:r>
+      <w:proofErr w:type="spellEnd"/>
+      <w:r>
+        <w:rPr>
+          <w:lang w:val="en-GB"/>
+        </w:rPr>
+        <w:t xml:space="preserve"> de </w:t>
+      </w:r>
+      <w:proofErr w:type="spellStart"/>
+      <w:r>
+        <w:rPr>
+          <w:lang w:val="en-GB"/>
+        </w:rPr>
+        <w:t>generación</w:t>
+      </w:r>
+      <w:proofErr w:type="spellEnd"/>
+      <w:r>
+        <w:rPr>
+          <w:lang w:val="en-GB"/>
+        </w:rPr>
+        <w:t>: 17-05-2026 a las 22:10:48</w:t>
+      </w:r>
+    </w:p>
+    <w:p>
+      <w:pPr>
+        <w:rPr>
+          <w:lang w:val="en-GB"/>
+        </w:rPr>
+      </w:pPr>
+      <w:r>
+        <w:rPr>
+          <w:lang w:val="en-GB"/>
+        </w:rPr>
+        <w:t xml:space="preserve">-- </w:t>
+      </w:r>
+      <w:proofErr w:type="spellStart"/>
+      <w:r>
+        <w:rPr>
+          <w:lang w:val="en-GB"/>
+        </w:rPr>
+        <w:t>Versión</w:t>
+      </w:r>
+      <w:proofErr w:type="spellEnd"/>
+      <w:r>
+        <w:rPr>
+          <w:lang w:val="en-GB"/>
+        </w:rPr>
+        <w:t xml:space="preserve"> del </w:t>
+      </w:r>
+      <w:proofErr w:type="spellStart"/>
+      <w:r>
+        <w:rPr>
+          <w:lang w:val="en-GB"/>
+        </w:rPr>
+        <w:t>servidor</w:t>
+      </w:r>
+      <w:proofErr w:type="spellEnd"/>
+      <w:r>
+        <w:rPr>
+          <w:lang w:val="en-GB"/>
+        </w:rPr>
+        <w:t>: 10.4.32-MariaDB</w:t>
+      </w:r>
+    </w:p>
+    <w:p>
+      <w:pPr>
+        <w:rPr>
+          <w:lang w:val="en-GB"/>
+        </w:rPr>
+      </w:pPr>
+      <w:r>
+        <w:rPr>
+          <w:lang w:val="en-GB"/>
+        </w:rPr>
+        <w:t xml:space="preserve">-- </w:t>
+      </w:r>
+      <w:proofErr w:type="spellStart"/>
+      <w:r>
+        <w:rPr>
+          <w:lang w:val="en-GB"/>
+        </w:rPr>
+        <w:t>Versión</w:t>
+      </w:r>
+      <w:proofErr w:type="spellEnd"/>
+      <w:r>
+        <w:rPr>
+          <w:lang w:val="en-GB"/>
+        </w:rPr>
+        <w:t xml:space="preserve"> de PHP: 8.0.30</w:t>
       </w:r>
     </w:p>
     <w:p>
@@ -18345,7 +18748,21 @@
         <w:rPr>
           <w:lang w:val="en-GB"/>
         </w:rPr>
-        <w:t>SET time_zone = "+00:00";</w:t>
+        <w:t xml:space="preserve">SET </w:t>
+      </w:r>
+      <w:proofErr w:type="spellStart"/>
+      <w:r>
+        <w:rPr>
+          <w:lang w:val="en-GB"/>
+        </w:rPr>
+        <w:t>time_zone</w:t>
+      </w:r>
+      <w:proofErr w:type="spellEnd"/>
+      <w:r>
+        <w:rPr>
+          <w:lang w:val="en-GB"/>
+        </w:rPr>
+        <w:t xml:space="preserve"> = "+00:00";</w:t>
       </w:r>
     </w:p>
     <w:p>
@@ -18420,6 +18837,13 @@
           <w:lang w:val="en-GB"/>
         </w:rPr>
       </w:pPr>
+    </w:p>
+    <w:p>
+      <w:pPr>
+        <w:rPr>
+          <w:lang w:val="en-GB"/>
+        </w:rPr>
+      </w:pPr>
       <w:r>
         <w:rPr>
           <w:lang w:val="en-GB"/>
@@ -18437,7 +18861,35 @@
         <w:rPr>
           <w:lang w:val="en-GB"/>
         </w:rPr>
-        <w:t>-- Base de datos: `bancolibros`</w:t>
+        <w:t xml:space="preserve">-- Base de </w:t>
+      </w:r>
+      <w:proofErr w:type="spellStart"/>
+      <w:r>
+        <w:rPr>
+          <w:lang w:val="en-GB"/>
+        </w:rPr>
+        <w:t>datos</w:t>
+      </w:r>
+      <w:proofErr w:type="spellEnd"/>
+      <w:r>
+        <w:rPr>
+          <w:lang w:val="en-GB"/>
+        </w:rPr>
+        <w:t>: `</w:t>
+      </w:r>
+      <w:proofErr w:type="spellStart"/>
+      <w:r>
+        <w:rPr>
+          <w:lang w:val="en-GB"/>
+        </w:rPr>
+        <w:t>prestamos_libros</w:t>
+      </w:r>
+      <w:proofErr w:type="spellEnd"/>
+      <w:r>
+        <w:rPr>
+          <w:lang w:val="en-GB"/>
+        </w:rPr>
+        <w:t>`</w:t>
       </w:r>
     </w:p>
     <w:p>
@@ -18459,6 +18911,13 @@
           <w:lang w:val="en-GB"/>
         </w:rPr>
       </w:pPr>
+    </w:p>
+    <w:p>
+      <w:pPr>
+        <w:rPr>
+          <w:lang w:val="en-GB"/>
+        </w:rPr>
+      </w:pPr>
       <w:r>
         <w:rPr>
           <w:lang w:val="en-GB"/>
@@ -18472,6 +18931,13 @@
           <w:lang w:val="en-GB"/>
         </w:rPr>
       </w:pPr>
+    </w:p>
+    <w:p>
+      <w:pPr>
+        <w:rPr>
+          <w:lang w:val="en-GB"/>
+        </w:rPr>
+      </w:pPr>
       <w:r>
         <w:rPr>
           <w:lang w:val="en-GB"/>
@@ -18489,7 +18955,63 @@
         <w:rPr>
           <w:lang w:val="en-GB"/>
         </w:rPr>
-        <w:t>-- Estructura de tabla para la tabla `alumnos`</w:t>
+        <w:t xml:space="preserve">-- </w:t>
+      </w:r>
+      <w:proofErr w:type="spellStart"/>
+      <w:r>
+        <w:rPr>
+          <w:lang w:val="en-GB"/>
+        </w:rPr>
+        <w:t>Estructura</w:t>
+      </w:r>
+      <w:proofErr w:type="spellEnd"/>
+      <w:r>
+        <w:rPr>
+          <w:lang w:val="en-GB"/>
+        </w:rPr>
+        <w:t xml:space="preserve"> de </w:t>
+      </w:r>
+      <w:proofErr w:type="spellStart"/>
+      <w:r>
+        <w:rPr>
+          <w:lang w:val="en-GB"/>
+        </w:rPr>
+        <w:t>tabla</w:t>
+      </w:r>
+      <w:proofErr w:type="spellEnd"/>
+      <w:r>
+        <w:rPr>
+          <w:lang w:val="en-GB"/>
+        </w:rPr>
+        <w:t xml:space="preserve"> para la </w:t>
+      </w:r>
+      <w:proofErr w:type="spellStart"/>
+      <w:r>
+        <w:rPr>
+          <w:lang w:val="en-GB"/>
+        </w:rPr>
+        <w:t>tabla</w:t>
+      </w:r>
+      <w:proofErr w:type="spellEnd"/>
+      <w:r>
+        <w:rPr>
+          <w:lang w:val="en-GB"/>
+        </w:rPr>
+        <w:t xml:space="preserve"> `</w:t>
+      </w:r>
+      <w:proofErr w:type="spellStart"/>
+      <w:r>
+        <w:rPr>
+          <w:lang w:val="en-GB"/>
+        </w:rPr>
+        <w:t>alumnos</w:t>
+      </w:r>
+      <w:proofErr w:type="spellEnd"/>
+      <w:r>
+        <w:rPr>
+          <w:lang w:val="en-GB"/>
+        </w:rPr>
+        <w:t>`</w:t>
       </w:r>
     </w:p>
     <w:p>
@@ -18511,90 +19033,308 @@
           <w:lang w:val="en-GB"/>
         </w:rPr>
       </w:pPr>
-      <w:r>
-        <w:rPr>
-          <w:lang w:val="en-GB"/>
-        </w:rPr>
-        <w:t>CREATE TABLE `alumnos` (</w:t>
-      </w:r>
-    </w:p>
-    <w:p>
-      <w:pPr>
-        <w:rPr>
-          <w:lang w:val="en-GB"/>
-        </w:rPr>
-      </w:pPr>
-      <w:r>
-        <w:rPr>
-          <w:lang w:val="en-GB"/>
-        </w:rPr>
-        <w:t xml:space="preserve">  `nie` varchar(10) NOT NULL,</w:t>
-      </w:r>
-    </w:p>
-    <w:p>
-      <w:pPr>
-        <w:rPr>
-          <w:lang w:val="en-GB"/>
-        </w:rPr>
-      </w:pPr>
-      <w:r>
-        <w:rPr>
-          <w:lang w:val="en-GB"/>
-        </w:rPr>
-        <w:t xml:space="preserve">  `nombre` varchar(255) NOT NULL,</w:t>
-      </w:r>
-    </w:p>
-    <w:p>
-      <w:pPr>
-        <w:rPr>
-          <w:lang w:val="en-GB"/>
-        </w:rPr>
-      </w:pPr>
-      <w:r>
-        <w:rPr>
-          <w:lang w:val="en-GB"/>
-        </w:rPr>
-        <w:t xml:space="preserve">  `apellidos` varchar(255) NOT NULL,</w:t>
-      </w:r>
-    </w:p>
-    <w:p>
-      <w:pPr>
-        <w:rPr>
-          <w:lang w:val="en-GB"/>
-        </w:rPr>
-      </w:pPr>
-      <w:r>
-        <w:rPr>
-          <w:lang w:val="en-GB"/>
-        </w:rPr>
-        <w:t xml:space="preserve">  `tramo` varchar(2) NOT NULL DEFAULT '0' COMMENT '0 nada, I tramo I y II Tramo 2',</w:t>
-      </w:r>
-    </w:p>
-    <w:p>
-      <w:pPr>
-        <w:rPr>
-          <w:lang w:val="en-GB"/>
-        </w:rPr>
-      </w:pPr>
-      <w:r>
-        <w:rPr>
-          <w:lang w:val="en-GB"/>
-        </w:rPr>
-        <w:t xml:space="preserve">  `bilingue` tinyint(1) NOT NULL DEFAULT 1 COMMENT '0 True, 1 false'</w:t>
-      </w:r>
-    </w:p>
-    <w:p>
-      <w:pPr>
-        <w:rPr>
-          <w:lang w:val="en-GB"/>
-        </w:rPr>
-      </w:pPr>
-      <w:r>
-        <w:rPr>
-          <w:lang w:val="en-GB"/>
-        </w:rPr>
-        <w:t>) ENGINE=InnoDB DEFAULT CHARSET=utf8 COLLATE=utf8_spanish2_ci;</w:t>
-      </w:r>
+    </w:p>
+    <w:p>
+      <w:pPr>
+        <w:rPr>
+          <w:lang w:val="en-GB"/>
+        </w:rPr>
+      </w:pPr>
+      <w:r>
+        <w:rPr>
+          <w:lang w:val="en-GB"/>
+        </w:rPr>
+        <w:t>CREATE TABLE `</w:t>
+      </w:r>
+      <w:proofErr w:type="spellStart"/>
+      <w:r>
+        <w:rPr>
+          <w:lang w:val="en-GB"/>
+        </w:rPr>
+        <w:t>alumnos</w:t>
+      </w:r>
+      <w:proofErr w:type="spellEnd"/>
+      <w:r>
+        <w:rPr>
+          <w:lang w:val="en-GB"/>
+        </w:rPr>
+        <w:t>` (</w:t>
+      </w:r>
+    </w:p>
+    <w:p>
+      <w:pPr>
+        <w:rPr>
+          <w:lang w:val="en-GB"/>
+        </w:rPr>
+      </w:pPr>
+      <w:r>
+        <w:rPr>
+          <w:lang w:val="en-GB"/>
+        </w:rPr>
+        <w:t xml:space="preserve">  `</w:t>
+      </w:r>
+      <w:proofErr w:type="spellStart"/>
+      <w:r>
+        <w:rPr>
+          <w:lang w:val="en-GB"/>
+        </w:rPr>
+        <w:t>nie</w:t>
+      </w:r>
+      <w:proofErr w:type="spellEnd"/>
+      <w:r>
+        <w:rPr>
+          <w:lang w:val="en-GB"/>
+        </w:rPr>
+        <w:t xml:space="preserve">` </w:t>
+      </w:r>
+      <w:proofErr w:type="gramStart"/>
+      <w:r>
+        <w:rPr>
+          <w:lang w:val="en-GB"/>
+        </w:rPr>
+        <w:t>varchar(</w:t>
+      </w:r>
+      <w:proofErr w:type="gramEnd"/>
+      <w:r>
+        <w:rPr>
+          <w:lang w:val="en-GB"/>
+        </w:rPr>
+        <w:t>10) NOT NULL,</w:t>
+      </w:r>
+    </w:p>
+    <w:p>
+      <w:pPr>
+        <w:rPr>
+          <w:lang w:val="en-GB"/>
+        </w:rPr>
+      </w:pPr>
+      <w:r>
+        <w:rPr>
+          <w:lang w:val="en-GB"/>
+        </w:rPr>
+        <w:t xml:space="preserve">  `</w:t>
+      </w:r>
+      <w:proofErr w:type="spellStart"/>
+      <w:r>
+        <w:rPr>
+          <w:lang w:val="en-GB"/>
+        </w:rPr>
+        <w:t>nombre</w:t>
+      </w:r>
+      <w:proofErr w:type="spellEnd"/>
+      <w:r>
+        <w:rPr>
+          <w:lang w:val="en-GB"/>
+        </w:rPr>
+        <w:t xml:space="preserve">` </w:t>
+      </w:r>
+      <w:proofErr w:type="gramStart"/>
+      <w:r>
+        <w:rPr>
+          <w:lang w:val="en-GB"/>
+        </w:rPr>
+        <w:t>varchar(</w:t>
+      </w:r>
+      <w:proofErr w:type="gramEnd"/>
+      <w:r>
+        <w:rPr>
+          <w:lang w:val="en-GB"/>
+        </w:rPr>
+        <w:t>255) NOT NULL,</w:t>
+      </w:r>
+    </w:p>
+    <w:p>
+      <w:pPr>
+        <w:rPr>
+          <w:lang w:val="en-GB"/>
+        </w:rPr>
+      </w:pPr>
+      <w:r>
+        <w:rPr>
+          <w:lang w:val="en-GB"/>
+        </w:rPr>
+        <w:t xml:space="preserve">  `</w:t>
+      </w:r>
+      <w:proofErr w:type="spellStart"/>
+      <w:r>
+        <w:rPr>
+          <w:lang w:val="en-GB"/>
+        </w:rPr>
+        <w:t>apellidos</w:t>
+      </w:r>
+      <w:proofErr w:type="spellEnd"/>
+      <w:r>
+        <w:rPr>
+          <w:lang w:val="en-GB"/>
+        </w:rPr>
+        <w:t xml:space="preserve">` </w:t>
+      </w:r>
+      <w:proofErr w:type="gramStart"/>
+      <w:r>
+        <w:rPr>
+          <w:lang w:val="en-GB"/>
+        </w:rPr>
+        <w:t>varchar(</w:t>
+      </w:r>
+      <w:proofErr w:type="gramEnd"/>
+      <w:r>
+        <w:rPr>
+          <w:lang w:val="en-GB"/>
+        </w:rPr>
+        <w:t>255) NOT NULL,</w:t>
+      </w:r>
+    </w:p>
+    <w:p>
+      <w:pPr>
+        <w:rPr>
+          <w:lang w:val="en-GB"/>
+        </w:rPr>
+      </w:pPr>
+      <w:r>
+        <w:rPr>
+          <w:lang w:val="en-GB"/>
+        </w:rPr>
+        <w:t xml:space="preserve">  `</w:t>
+      </w:r>
+      <w:proofErr w:type="spellStart"/>
+      <w:r>
+        <w:rPr>
+          <w:lang w:val="en-GB"/>
+        </w:rPr>
+        <w:t>tramo</w:t>
+      </w:r>
+      <w:proofErr w:type="spellEnd"/>
+      <w:r>
+        <w:rPr>
+          <w:lang w:val="en-GB"/>
+        </w:rPr>
+        <w:t xml:space="preserve">` </w:t>
+      </w:r>
+      <w:proofErr w:type="gramStart"/>
+      <w:r>
+        <w:rPr>
+          <w:lang w:val="en-GB"/>
+        </w:rPr>
+        <w:t>varchar(</w:t>
+      </w:r>
+      <w:proofErr w:type="gramEnd"/>
+      <w:r>
+        <w:rPr>
+          <w:lang w:val="en-GB"/>
+        </w:rPr>
+        <w:t xml:space="preserve">2) NOT NULL DEFAULT '0' COMMENT '0 nada, I </w:t>
+      </w:r>
+      <w:proofErr w:type="spellStart"/>
+      <w:r>
+        <w:rPr>
+          <w:lang w:val="en-GB"/>
+        </w:rPr>
+        <w:t>tramo</w:t>
+      </w:r>
+      <w:proofErr w:type="spellEnd"/>
+      <w:r>
+        <w:rPr>
+          <w:lang w:val="en-GB"/>
+        </w:rPr>
+        <w:t xml:space="preserve"> I y II </w:t>
+      </w:r>
+      <w:proofErr w:type="spellStart"/>
+      <w:r>
+        <w:rPr>
+          <w:lang w:val="en-GB"/>
+        </w:rPr>
+        <w:t>Tramo</w:t>
+      </w:r>
+      <w:proofErr w:type="spellEnd"/>
+      <w:r>
+        <w:rPr>
+          <w:lang w:val="en-GB"/>
+        </w:rPr>
+        <w:t xml:space="preserve"> 2',</w:t>
+      </w:r>
+    </w:p>
+    <w:p>
+      <w:pPr>
+        <w:rPr>
+          <w:lang w:val="en-GB"/>
+        </w:rPr>
+      </w:pPr>
+      <w:r>
+        <w:rPr>
+          <w:lang w:val="en-GB"/>
+        </w:rPr>
+        <w:t xml:space="preserve">  `</w:t>
+      </w:r>
+      <w:proofErr w:type="spellStart"/>
+      <w:r>
+        <w:rPr>
+          <w:lang w:val="en-GB"/>
+        </w:rPr>
+        <w:t>bilingue</w:t>
+      </w:r>
+      <w:proofErr w:type="spellEnd"/>
+      <w:r>
+        <w:rPr>
+          <w:lang w:val="en-GB"/>
+        </w:rPr>
+        <w:t xml:space="preserve">` </w:t>
+      </w:r>
+      <w:proofErr w:type="spellStart"/>
+      <w:proofErr w:type="gramStart"/>
+      <w:r>
+        <w:rPr>
+          <w:lang w:val="en-GB"/>
+        </w:rPr>
+        <w:t>tinyint</w:t>
+      </w:r>
+      <w:proofErr w:type="spellEnd"/>
+      <w:r>
+        <w:rPr>
+          <w:lang w:val="en-GB"/>
+        </w:rPr>
+        <w:t>(</w:t>
+      </w:r>
+      <w:proofErr w:type="gramEnd"/>
+      <w:r>
+        <w:rPr>
+          <w:lang w:val="en-GB"/>
+        </w:rPr>
+        <w:t>1) NOT NULL DEFAULT 1 COMMENT '0 True, 1 false'</w:t>
+      </w:r>
+    </w:p>
+    <w:p>
+      <w:pPr>
+        <w:rPr>
+          <w:lang w:val="en-GB"/>
+        </w:rPr>
+      </w:pPr>
+      <w:r>
+        <w:rPr>
+          <w:lang w:val="en-GB"/>
+        </w:rPr>
+        <w:t>) ENGINE=</w:t>
+      </w:r>
+      <w:proofErr w:type="spellStart"/>
+      <w:r>
+        <w:rPr>
+          <w:lang w:val="en-GB"/>
+        </w:rPr>
+        <w:t>InnoDB</w:t>
+      </w:r>
+      <w:proofErr w:type="spellEnd"/>
+      <w:r>
+        <w:rPr>
+          <w:lang w:val="en-GB"/>
+        </w:rPr>
+        <w:t xml:space="preserve"> DEFAULT CHARSET=utf8 COLLATE=utf8_spanish2_ci;</w:t>
+      </w:r>
+    </w:p>
+    <w:p>
+      <w:pPr>
+        <w:rPr>
+          <w:lang w:val="en-GB"/>
+        </w:rPr>
+      </w:pPr>
     </w:p>
     <w:p>
       <w:pPr>
@@ -18615,6 +19355,13 @@
           <w:lang w:val="en-GB"/>
         </w:rPr>
       </w:pPr>
+    </w:p>
+    <w:p>
+      <w:pPr>
+        <w:rPr>
+          <w:lang w:val="en-GB"/>
+        </w:rPr>
+      </w:pPr>
       <w:r>
         <w:rPr>
           <w:lang w:val="en-GB"/>
@@ -18632,14 +19379,1069 @@
         <w:rPr>
           <w:lang w:val="en-GB"/>
         </w:rPr>
-        <w:t>-- Estructura de tabla para la tabla `</w:t>
-      </w:r>
+        <w:t xml:space="preserve">-- </w:t>
+      </w:r>
+      <w:proofErr w:type="spellStart"/>
+      <w:r>
+        <w:rPr>
+          <w:lang w:val="en-GB"/>
+        </w:rPr>
+        <w:t>Estructura</w:t>
+      </w:r>
+      <w:proofErr w:type="spellEnd"/>
+      <w:r>
+        <w:rPr>
+          <w:lang w:val="en-GB"/>
+        </w:rPr>
+        <w:t xml:space="preserve"> de </w:t>
+      </w:r>
+      <w:proofErr w:type="spellStart"/>
+      <w:r>
+        <w:rPr>
+          <w:lang w:val="en-GB"/>
+        </w:rPr>
+        <w:t>tabla</w:t>
+      </w:r>
+      <w:proofErr w:type="spellEnd"/>
+      <w:r>
+        <w:rPr>
+          <w:lang w:val="en-GB"/>
+        </w:rPr>
+        <w:t xml:space="preserve"> para la </w:t>
+      </w:r>
+      <w:proofErr w:type="spellStart"/>
+      <w:r>
+        <w:rPr>
+          <w:lang w:val="en-GB"/>
+        </w:rPr>
+        <w:t>tabla</w:t>
+      </w:r>
+      <w:proofErr w:type="spellEnd"/>
+      <w:r>
+        <w:rPr>
+          <w:lang w:val="en-GB"/>
+        </w:rPr>
+        <w:t xml:space="preserve"> `</w:t>
+      </w:r>
+      <w:proofErr w:type="spellStart"/>
+      <w:r>
+        <w:rPr>
+          <w:lang w:val="en-GB"/>
+        </w:rPr>
+        <w:t>cursos</w:t>
+      </w:r>
+      <w:proofErr w:type="spellEnd"/>
+      <w:r>
+        <w:rPr>
+          <w:lang w:val="en-GB"/>
+        </w:rPr>
+        <w:t>`</w:t>
+      </w:r>
+    </w:p>
+    <w:p>
+      <w:pPr>
+        <w:rPr>
+          <w:lang w:val="en-GB"/>
+        </w:rPr>
+      </w:pPr>
+      <w:r>
+        <w:rPr>
+          <w:lang w:val="en-GB"/>
+        </w:rPr>
+        <w:lastRenderedPageBreak/>
+        <w:t>--</w:t>
+      </w:r>
+    </w:p>
+    <w:p>
+      <w:pPr>
+        <w:rPr>
+          <w:lang w:val="en-GB"/>
+        </w:rPr>
+      </w:pPr>
+    </w:p>
+    <w:p>
+      <w:pPr>
+        <w:rPr>
+          <w:lang w:val="en-GB"/>
+        </w:rPr>
+      </w:pPr>
+      <w:r>
+        <w:rPr>
+          <w:lang w:val="en-GB"/>
+        </w:rPr>
+        <w:t>CREATE TABLE `</w:t>
+      </w:r>
+      <w:proofErr w:type="spellStart"/>
+      <w:r>
+        <w:rPr>
+          <w:lang w:val="en-GB"/>
+        </w:rPr>
+        <w:t>cursos</w:t>
+      </w:r>
+      <w:proofErr w:type="spellEnd"/>
+      <w:r>
+        <w:rPr>
+          <w:lang w:val="en-GB"/>
+        </w:rPr>
+        <w:t>` (</w:t>
+      </w:r>
+    </w:p>
+    <w:p>
+      <w:pPr>
+        <w:rPr>
+          <w:lang w:val="en-GB"/>
+        </w:rPr>
+      </w:pPr>
+      <w:r>
+        <w:rPr>
+          <w:lang w:val="en-GB"/>
+        </w:rPr>
+        <w:t xml:space="preserve">  `</w:t>
+      </w:r>
+      <w:proofErr w:type="spellStart"/>
+      <w:r>
+        <w:rPr>
+          <w:lang w:val="en-GB"/>
+        </w:rPr>
+        <w:t>curso</w:t>
+      </w:r>
+      <w:proofErr w:type="spellEnd"/>
+      <w:r>
+        <w:rPr>
+          <w:lang w:val="en-GB"/>
+        </w:rPr>
+        <w:t xml:space="preserve">` </w:t>
+      </w:r>
+      <w:proofErr w:type="gramStart"/>
+      <w:r>
+        <w:rPr>
+          <w:lang w:val="en-GB"/>
+        </w:rPr>
+        <w:t>varchar(</w:t>
+      </w:r>
+      <w:proofErr w:type="gramEnd"/>
+      <w:r>
+        <w:rPr>
+          <w:lang w:val="en-GB"/>
+        </w:rPr>
+        <w:t>20) NOT NULL,</w:t>
+      </w:r>
+    </w:p>
+    <w:p>
+      <w:pPr>
+        <w:rPr>
+          <w:lang w:val="en-GB"/>
+        </w:rPr>
+      </w:pPr>
+      <w:r>
+        <w:rPr>
+          <w:lang w:val="en-GB"/>
+        </w:rPr>
+        <w:t xml:space="preserve">  `</w:t>
+      </w:r>
+      <w:proofErr w:type="spellStart"/>
+      <w:r>
+        <w:rPr>
+          <w:lang w:val="en-GB"/>
+        </w:rPr>
+        <w:t>nivel</w:t>
+      </w:r>
+      <w:proofErr w:type="spellEnd"/>
+      <w:r>
+        <w:rPr>
+          <w:lang w:val="en-GB"/>
+        </w:rPr>
+        <w:t xml:space="preserve">` </w:t>
+      </w:r>
+      <w:proofErr w:type="gramStart"/>
+      <w:r>
+        <w:rPr>
+          <w:lang w:val="en-GB"/>
+        </w:rPr>
+        <w:t>varchar(</w:t>
+      </w:r>
+      <w:proofErr w:type="gramEnd"/>
+      <w:r>
+        <w:rPr>
+          <w:lang w:val="en-GB"/>
+        </w:rPr>
+        <w:t>20) NOT NULL</w:t>
+      </w:r>
+    </w:p>
+    <w:p>
+      <w:pPr>
+        <w:rPr>
+          <w:lang w:val="en-GB"/>
+        </w:rPr>
+      </w:pPr>
+      <w:r>
+        <w:rPr>
+          <w:lang w:val="en-GB"/>
+        </w:rPr>
+        <w:t>) ENGINE=</w:t>
+      </w:r>
+      <w:proofErr w:type="spellStart"/>
+      <w:r>
+        <w:rPr>
+          <w:lang w:val="en-GB"/>
+        </w:rPr>
+        <w:t>InnoDB</w:t>
+      </w:r>
+      <w:proofErr w:type="spellEnd"/>
+      <w:r>
+        <w:rPr>
+          <w:lang w:val="en-GB"/>
+        </w:rPr>
+        <w:t xml:space="preserve"> DEFAULT CHARSET=utf8 COLLATE=utf8_spanish2_ci;</w:t>
+      </w:r>
+    </w:p>
+    <w:p>
+      <w:pPr>
+        <w:rPr>
+          <w:lang w:val="en-GB"/>
+        </w:rPr>
+      </w:pPr>
+    </w:p>
+    <w:p>
+      <w:pPr>
+        <w:rPr>
+          <w:lang w:val="en-GB"/>
+        </w:rPr>
+      </w:pPr>
+      <w:r>
+        <w:rPr>
+          <w:lang w:val="en-GB"/>
+        </w:rPr>
+        <w:t>-- --------------------------------------------------------</w:t>
+      </w:r>
+    </w:p>
+    <w:p>
+      <w:pPr>
+        <w:rPr>
+          <w:lang w:val="en-GB"/>
+        </w:rPr>
+      </w:pPr>
+    </w:p>
+    <w:p>
+      <w:pPr>
+        <w:rPr>
+          <w:lang w:val="en-GB"/>
+        </w:rPr>
+      </w:pPr>
+      <w:r>
+        <w:rPr>
+          <w:lang w:val="en-GB"/>
+        </w:rPr>
+        <w:t>--</w:t>
+      </w:r>
+    </w:p>
+    <w:p>
+      <w:pPr>
+        <w:rPr>
+          <w:lang w:val="en-GB"/>
+        </w:rPr>
+      </w:pPr>
+      <w:r>
+        <w:rPr>
+          <w:lang w:val="en-GB"/>
+        </w:rPr>
+        <w:t xml:space="preserve">-- </w:t>
+      </w:r>
+      <w:proofErr w:type="spellStart"/>
+      <w:r>
+        <w:rPr>
+          <w:lang w:val="en-GB"/>
+        </w:rPr>
+        <w:t>Estructura</w:t>
+      </w:r>
+      <w:proofErr w:type="spellEnd"/>
+      <w:r>
+        <w:rPr>
+          <w:lang w:val="en-GB"/>
+        </w:rPr>
+        <w:t xml:space="preserve"> de </w:t>
+      </w:r>
+      <w:proofErr w:type="spellStart"/>
+      <w:r>
+        <w:rPr>
+          <w:lang w:val="en-GB"/>
+        </w:rPr>
+        <w:t>tabla</w:t>
+      </w:r>
+      <w:proofErr w:type="spellEnd"/>
+      <w:r>
+        <w:rPr>
+          <w:lang w:val="en-GB"/>
+        </w:rPr>
+        <w:t xml:space="preserve"> para la </w:t>
+      </w:r>
+      <w:proofErr w:type="spellStart"/>
+      <w:r>
+        <w:rPr>
+          <w:lang w:val="en-GB"/>
+        </w:rPr>
+        <w:t>tabla</w:t>
+      </w:r>
+      <w:proofErr w:type="spellEnd"/>
+      <w:r>
+        <w:rPr>
+          <w:lang w:val="en-GB"/>
+        </w:rPr>
+        <w:t xml:space="preserve"> `</w:t>
+      </w:r>
+      <w:proofErr w:type="spellStart"/>
+      <w:r>
+        <w:rPr>
+          <w:lang w:val="en-GB"/>
+        </w:rPr>
+        <w:t>libros</w:t>
+      </w:r>
+      <w:proofErr w:type="spellEnd"/>
+      <w:r>
+        <w:rPr>
+          <w:lang w:val="en-GB"/>
+        </w:rPr>
+        <w:t>`</w:t>
+      </w:r>
+    </w:p>
+    <w:p>
+      <w:pPr>
+        <w:rPr>
+          <w:lang w:val="en-GB"/>
+        </w:rPr>
+      </w:pPr>
+      <w:r>
+        <w:rPr>
+          <w:lang w:val="en-GB"/>
+        </w:rPr>
+        <w:t>--</w:t>
+      </w:r>
+    </w:p>
+    <w:p>
+      <w:pPr>
+        <w:rPr>
+          <w:lang w:val="en-GB"/>
+        </w:rPr>
+      </w:pPr>
+    </w:p>
+    <w:p>
+      <w:pPr>
+        <w:rPr>
+          <w:lang w:val="en-GB"/>
+        </w:rPr>
+      </w:pPr>
+      <w:r>
+        <w:rPr>
+          <w:lang w:val="en-GB"/>
+        </w:rPr>
+        <w:t>CREATE TABLE `</w:t>
+      </w:r>
+      <w:proofErr w:type="spellStart"/>
+      <w:r>
+        <w:rPr>
+          <w:lang w:val="en-GB"/>
+        </w:rPr>
+        <w:t>libros</w:t>
+      </w:r>
+      <w:proofErr w:type="spellEnd"/>
+      <w:r>
+        <w:rPr>
+          <w:lang w:val="en-GB"/>
+        </w:rPr>
+        <w:t>` (</w:t>
+      </w:r>
+    </w:p>
+    <w:p>
+      <w:pPr>
+        <w:rPr>
+          <w:lang w:val="en-GB"/>
+        </w:rPr>
+      </w:pPr>
+      <w:r>
+        <w:rPr>
+          <w:lang w:val="en-GB"/>
+        </w:rPr>
+        <w:t xml:space="preserve">  `</w:t>
+      </w:r>
+      <w:proofErr w:type="spellStart"/>
+      <w:r>
+        <w:rPr>
+          <w:lang w:val="en-GB"/>
+        </w:rPr>
+        <w:t>isbn</w:t>
+      </w:r>
+      <w:proofErr w:type="spellEnd"/>
+      <w:r>
+        <w:rPr>
+          <w:lang w:val="en-GB"/>
+        </w:rPr>
+        <w:t xml:space="preserve">` </w:t>
+      </w:r>
+      <w:proofErr w:type="gramStart"/>
+      <w:r>
+        <w:rPr>
+          <w:lang w:val="en-GB"/>
+        </w:rPr>
+        <w:t>varchar(</w:t>
+      </w:r>
+      <w:proofErr w:type="gramEnd"/>
+      <w:r>
+        <w:rPr>
+          <w:lang w:val="en-GB"/>
+        </w:rPr>
+        <w:t>20) NOT NULL,</w:t>
+      </w:r>
+    </w:p>
+    <w:p>
+      <w:pPr>
+        <w:rPr>
+          <w:lang w:val="en-GB"/>
+        </w:rPr>
+      </w:pPr>
+      <w:r>
+        <w:rPr>
+          <w:lang w:val="en-GB"/>
+        </w:rPr>
+        <w:t xml:space="preserve">  `</w:t>
+      </w:r>
+      <w:proofErr w:type="spellStart"/>
+      <w:r>
+        <w:rPr>
+          <w:lang w:val="en-GB"/>
+        </w:rPr>
+        <w:t>titulo</w:t>
+      </w:r>
+      <w:proofErr w:type="spellEnd"/>
+      <w:r>
+        <w:rPr>
+          <w:lang w:val="en-GB"/>
+        </w:rPr>
+        <w:t xml:space="preserve">` </w:t>
+      </w:r>
+      <w:proofErr w:type="gramStart"/>
+      <w:r>
+        <w:rPr>
+          <w:lang w:val="en-GB"/>
+        </w:rPr>
+        <w:t>varchar(</w:t>
+      </w:r>
+      <w:proofErr w:type="gramEnd"/>
+      <w:r>
+        <w:rPr>
+          <w:lang w:val="en-GB"/>
+        </w:rPr>
+        <w:t>255) NOT NULL,</w:t>
+      </w:r>
+    </w:p>
+    <w:p>
+      <w:pPr>
+        <w:rPr>
+          <w:lang w:val="en-GB"/>
+        </w:rPr>
+      </w:pPr>
+      <w:r>
+        <w:rPr>
+          <w:lang w:val="en-GB"/>
+        </w:rPr>
+        <w:t xml:space="preserve">  `</w:t>
+      </w:r>
+      <w:proofErr w:type="spellStart"/>
+      <w:r>
+        <w:rPr>
+          <w:lang w:val="en-GB"/>
+        </w:rPr>
+        <w:t>autor</w:t>
+      </w:r>
+      <w:proofErr w:type="spellEnd"/>
+      <w:r>
+        <w:rPr>
+          <w:lang w:val="en-GB"/>
+        </w:rPr>
+        <w:t xml:space="preserve">` </w:t>
+      </w:r>
+      <w:proofErr w:type="gramStart"/>
+      <w:r>
+        <w:rPr>
+          <w:lang w:val="en-GB"/>
+        </w:rPr>
+        <w:t>varchar(</w:t>
+      </w:r>
+      <w:proofErr w:type="gramEnd"/>
+      <w:r>
+        <w:rPr>
+          <w:lang w:val="en-GB"/>
+        </w:rPr>
+        <w:t>255) NOT NULL,</w:t>
+      </w:r>
+    </w:p>
+    <w:p>
+      <w:pPr>
+        <w:rPr>
+          <w:lang w:val="en-GB"/>
+        </w:rPr>
+      </w:pPr>
+      <w:r>
+        <w:rPr>
+          <w:lang w:val="en-GB"/>
+        </w:rPr>
+        <w:t xml:space="preserve">  `</w:t>
+      </w:r>
+      <w:proofErr w:type="spellStart"/>
+      <w:r>
+        <w:rPr>
+          <w:lang w:val="en-GB"/>
+        </w:rPr>
+        <w:t>numero_ejemplares</w:t>
+      </w:r>
+      <w:proofErr w:type="spellEnd"/>
+      <w:r>
+        <w:rPr>
+          <w:lang w:val="en-GB"/>
+        </w:rPr>
+        <w:t xml:space="preserve">` </w:t>
+      </w:r>
+      <w:proofErr w:type="spellStart"/>
+      <w:proofErr w:type="gramStart"/>
+      <w:r>
+        <w:rPr>
+          <w:lang w:val="en-GB"/>
+        </w:rPr>
+        <w:t>int</w:t>
+      </w:r>
+      <w:proofErr w:type="spellEnd"/>
+      <w:r>
+        <w:rPr>
+          <w:lang w:val="en-GB"/>
+        </w:rPr>
+        <w:t>(</w:t>
+      </w:r>
+      <w:proofErr w:type="gramEnd"/>
+      <w:r>
+        <w:rPr>
+          <w:lang w:val="en-GB"/>
+        </w:rPr>
+        <w:t>5) NOT NULL,</w:t>
+      </w:r>
+    </w:p>
+    <w:p>
+      <w:pPr>
+        <w:rPr>
+          <w:lang w:val="en-GB"/>
+        </w:rPr>
+      </w:pPr>
+      <w:r>
+        <w:rPr>
+          <w:lang w:val="en-GB"/>
+        </w:rPr>
+        <w:t xml:space="preserve">  `</w:t>
+      </w:r>
+      <w:proofErr w:type="spellStart"/>
+      <w:r>
+        <w:rPr>
+          <w:lang w:val="en-GB"/>
+        </w:rPr>
+        <w:t>id_materia</w:t>
+      </w:r>
+      <w:proofErr w:type="spellEnd"/>
+      <w:r>
+        <w:rPr>
+          <w:lang w:val="en-GB"/>
+        </w:rPr>
+        <w:t xml:space="preserve">` </w:t>
+      </w:r>
+      <w:proofErr w:type="spellStart"/>
+      <w:proofErr w:type="gramStart"/>
+      <w:r>
+        <w:rPr>
+          <w:lang w:val="en-GB"/>
+        </w:rPr>
+        <w:t>int</w:t>
+      </w:r>
+      <w:proofErr w:type="spellEnd"/>
+      <w:r>
+        <w:rPr>
+          <w:lang w:val="en-GB"/>
+        </w:rPr>
+        <w:t>(</w:t>
+      </w:r>
+      <w:proofErr w:type="gramEnd"/>
+      <w:r>
+        <w:rPr>
+          <w:lang w:val="en-GB"/>
+        </w:rPr>
+        <w:t>11) NOT NULL,</w:t>
+      </w:r>
+    </w:p>
+    <w:p>
+      <w:pPr>
+        <w:rPr>
+          <w:lang w:val="en-GB"/>
+        </w:rPr>
+      </w:pPr>
+      <w:r>
+        <w:rPr>
+          <w:lang w:val="en-GB"/>
+        </w:rPr>
+        <w:t xml:space="preserve">  `</w:t>
+      </w:r>
+      <w:proofErr w:type="spellStart"/>
+      <w:r>
+        <w:rPr>
+          <w:lang w:val="en-GB"/>
+        </w:rPr>
+        <w:t>id_curso</w:t>
+      </w:r>
+      <w:proofErr w:type="spellEnd"/>
+      <w:r>
+        <w:rPr>
+          <w:lang w:val="en-GB"/>
+        </w:rPr>
+        <w:t xml:space="preserve">` </w:t>
+      </w:r>
+      <w:proofErr w:type="gramStart"/>
+      <w:r>
+        <w:rPr>
+          <w:lang w:val="en-GB"/>
+        </w:rPr>
+        <w:t>varchar(</w:t>
+      </w:r>
+      <w:proofErr w:type="gramEnd"/>
+      <w:r>
+        <w:rPr>
+          <w:lang w:val="en-GB"/>
+        </w:rPr>
+        <w:t>20) NOT NULL</w:t>
+      </w:r>
+    </w:p>
+    <w:p>
+      <w:pPr>
+        <w:rPr>
+          <w:lang w:val="en-GB"/>
+        </w:rPr>
+      </w:pPr>
+      <w:r>
+        <w:rPr>
+          <w:lang w:val="en-GB"/>
+        </w:rPr>
+        <w:t>) ENGINE=</w:t>
+      </w:r>
+      <w:proofErr w:type="spellStart"/>
+      <w:r>
+        <w:rPr>
+          <w:lang w:val="en-GB"/>
+        </w:rPr>
+        <w:t>InnoDB</w:t>
+      </w:r>
+      <w:proofErr w:type="spellEnd"/>
+      <w:r>
+        <w:rPr>
+          <w:lang w:val="en-GB"/>
+        </w:rPr>
+        <w:t xml:space="preserve"> DEFAULT CHARSET=utf8 COLLATE=utf8_spanish2_ci;</w:t>
+      </w:r>
+    </w:p>
+    <w:p>
+      <w:pPr>
+        <w:rPr>
+          <w:lang w:val="en-GB"/>
+        </w:rPr>
+      </w:pPr>
+    </w:p>
+    <w:p>
+      <w:pPr>
+        <w:rPr>
+          <w:lang w:val="en-GB"/>
+        </w:rPr>
+      </w:pPr>
+      <w:r>
+        <w:rPr>
+          <w:lang w:val="en-GB"/>
+        </w:rPr>
+        <w:t>-- --------------------------------------------------------</w:t>
+      </w:r>
+    </w:p>
+    <w:p>
+      <w:pPr>
+        <w:rPr>
+          <w:lang w:val="en-GB"/>
+        </w:rPr>
+      </w:pPr>
+    </w:p>
+    <w:p>
+      <w:pPr>
+        <w:rPr>
+          <w:lang w:val="en-GB"/>
+        </w:rPr>
+      </w:pPr>
+      <w:r>
+        <w:rPr>
+          <w:lang w:val="en-GB"/>
+        </w:rPr>
+        <w:t>--</w:t>
+      </w:r>
+    </w:p>
+    <w:p>
+      <w:pPr>
+        <w:rPr>
+          <w:lang w:val="en-GB"/>
+        </w:rPr>
+      </w:pPr>
+      <w:r>
+        <w:rPr>
+          <w:lang w:val="en-GB"/>
+        </w:rPr>
+        <w:t xml:space="preserve">-- </w:t>
+      </w:r>
+      <w:proofErr w:type="spellStart"/>
+      <w:r>
+        <w:rPr>
+          <w:lang w:val="en-GB"/>
+        </w:rPr>
+        <w:t>Estructura</w:t>
+      </w:r>
+      <w:proofErr w:type="spellEnd"/>
+      <w:r>
+        <w:rPr>
+          <w:lang w:val="en-GB"/>
+        </w:rPr>
+        <w:t xml:space="preserve"> de </w:t>
+      </w:r>
+      <w:proofErr w:type="spellStart"/>
+      <w:r>
+        <w:rPr>
+          <w:lang w:val="en-GB"/>
+        </w:rPr>
+        <w:t>tabla</w:t>
+      </w:r>
+      <w:proofErr w:type="spellEnd"/>
+      <w:r>
+        <w:rPr>
+          <w:lang w:val="en-GB"/>
+        </w:rPr>
+        <w:t xml:space="preserve"> para la </w:t>
+      </w:r>
+      <w:proofErr w:type="spellStart"/>
+      <w:r>
+        <w:rPr>
+          <w:lang w:val="en-GB"/>
+        </w:rPr>
+        <w:t>tabla</w:t>
+      </w:r>
+      <w:proofErr w:type="spellEnd"/>
+      <w:r>
+        <w:rPr>
+          <w:lang w:val="en-GB"/>
+        </w:rPr>
+        <w:t xml:space="preserve"> `</w:t>
+      </w:r>
+      <w:proofErr w:type="spellStart"/>
+      <w:r>
+        <w:rPr>
+          <w:lang w:val="en-GB"/>
+        </w:rPr>
+        <w:t>materias</w:t>
+      </w:r>
+      <w:proofErr w:type="spellEnd"/>
+      <w:r>
+        <w:rPr>
+          <w:lang w:val="en-GB"/>
+        </w:rPr>
+        <w:t>`</w:t>
+      </w:r>
+    </w:p>
+    <w:p>
+      <w:pPr>
+        <w:rPr>
+          <w:lang w:val="en-GB"/>
+        </w:rPr>
+      </w:pPr>
+      <w:r>
+        <w:rPr>
+          <w:lang w:val="en-GB"/>
+        </w:rPr>
+        <w:t>--</w:t>
+      </w:r>
+    </w:p>
+    <w:p>
+      <w:pPr>
+        <w:rPr>
+          <w:lang w:val="en-GB"/>
+        </w:rPr>
+      </w:pPr>
+    </w:p>
+    <w:p>
+      <w:pPr>
+        <w:rPr>
+          <w:lang w:val="en-GB"/>
+        </w:rPr>
+      </w:pPr>
+      <w:r>
+        <w:rPr>
+          <w:lang w:val="en-GB"/>
+        </w:rPr>
+        <w:t>CREATE TABLE `</w:t>
+      </w:r>
+      <w:proofErr w:type="spellStart"/>
+      <w:r>
+        <w:rPr>
+          <w:lang w:val="en-GB"/>
+        </w:rPr>
+        <w:t>materias</w:t>
+      </w:r>
+      <w:proofErr w:type="spellEnd"/>
+      <w:r>
+        <w:rPr>
+          <w:lang w:val="en-GB"/>
+        </w:rPr>
+        <w:t>` (</w:t>
+      </w:r>
+    </w:p>
+    <w:p>
+      <w:pPr>
+        <w:rPr>
+          <w:lang w:val="en-GB"/>
+        </w:rPr>
+      </w:pPr>
+      <w:r>
+        <w:rPr>
+          <w:lang w:val="en-GB"/>
+        </w:rPr>
+        <w:t xml:space="preserve">  `id` </w:t>
+      </w:r>
+      <w:proofErr w:type="spellStart"/>
+      <w:proofErr w:type="gramStart"/>
+      <w:r>
+        <w:rPr>
+          <w:lang w:val="en-GB"/>
+        </w:rPr>
+        <w:t>int</w:t>
+      </w:r>
+      <w:proofErr w:type="spellEnd"/>
+      <w:r>
+        <w:rPr>
+          <w:lang w:val="en-GB"/>
+        </w:rPr>
+        <w:t>(</w:t>
+      </w:r>
+      <w:proofErr w:type="gramEnd"/>
+      <w:r>
+        <w:rPr>
+          <w:lang w:val="en-GB"/>
+        </w:rPr>
+        <w:t>11) NOT NULL,</w:t>
+      </w:r>
+    </w:p>
+    <w:p>
+      <w:pPr>
+        <w:rPr>
+          <w:lang w:val="en-GB"/>
+        </w:rPr>
+      </w:pPr>
+      <w:r>
+        <w:rPr>
+          <w:lang w:val="en-GB"/>
+        </w:rPr>
+        <w:t xml:space="preserve">  `</w:t>
+      </w:r>
+      <w:proofErr w:type="spellStart"/>
+      <w:r>
+        <w:rPr>
+          <w:lang w:val="en-GB"/>
+        </w:rPr>
+        <w:t>nombre</w:t>
+      </w:r>
+      <w:proofErr w:type="spellEnd"/>
+      <w:r>
+        <w:rPr>
+          <w:lang w:val="en-GB"/>
+        </w:rPr>
+        <w:t xml:space="preserve">` </w:t>
+      </w:r>
+      <w:proofErr w:type="gramStart"/>
+      <w:r>
+        <w:rPr>
+          <w:lang w:val="en-GB"/>
+        </w:rPr>
+        <w:t>varchar(</w:t>
+      </w:r>
+      <w:proofErr w:type="gramEnd"/>
+      <w:r>
+        <w:rPr>
+          <w:lang w:val="en-GB"/>
+        </w:rPr>
+        <w:t>255) NOT NULL,</w:t>
+      </w:r>
+    </w:p>
+    <w:p>
+      <w:pPr>
+        <w:rPr>
+          <w:lang w:val="en-GB"/>
+        </w:rPr>
+      </w:pPr>
+      <w:r>
+        <w:rPr>
+          <w:lang w:val="en-GB"/>
+        </w:rPr>
+        <w:t xml:space="preserve">  `</w:t>
+      </w:r>
+      <w:proofErr w:type="spellStart"/>
+      <w:r>
+        <w:rPr>
+          <w:lang w:val="en-GB"/>
+        </w:rPr>
+        <w:t>departamento</w:t>
+      </w:r>
+      <w:proofErr w:type="spellEnd"/>
+      <w:r>
+        <w:rPr>
+          <w:lang w:val="en-GB"/>
+        </w:rPr>
+        <w:t xml:space="preserve">` </w:t>
+      </w:r>
+      <w:proofErr w:type="gramStart"/>
+      <w:r>
+        <w:rPr>
+          <w:lang w:val="en-GB"/>
+        </w:rPr>
+        <w:t>varchar(</w:t>
+      </w:r>
+      <w:proofErr w:type="gramEnd"/>
+      <w:r>
+        <w:rPr>
+          <w:lang w:val="en-GB"/>
+        </w:rPr>
+        <w:t>255) NOT NULL</w:t>
+      </w:r>
+    </w:p>
+    <w:p>
+      <w:pPr>
+        <w:rPr>
+          <w:lang w:val="en-GB"/>
+        </w:rPr>
+      </w:pPr>
+      <w:r>
+        <w:rPr>
+          <w:lang w:val="en-GB"/>
+        </w:rPr>
+        <w:t>) ENGINE=</w:t>
+      </w:r>
+      <w:proofErr w:type="spellStart"/>
+      <w:r>
+        <w:rPr>
+          <w:lang w:val="en-GB"/>
+        </w:rPr>
+        <w:t>InnoDB</w:t>
+      </w:r>
+      <w:proofErr w:type="spellEnd"/>
+      <w:r>
+        <w:rPr>
+          <w:lang w:val="en-GB"/>
+        </w:rPr>
+        <w:t xml:space="preserve"> DEFAULT CHARSET=utf8 COLLATE=utf8_spanish2_ci;</w:t>
+      </w:r>
+    </w:p>
+    <w:p>
+      <w:pPr>
+        <w:rPr>
+          <w:lang w:val="en-GB"/>
+        </w:rPr>
+      </w:pPr>
+    </w:p>
+    <w:p>
+      <w:pPr>
+        <w:rPr>
+          <w:lang w:val="en-GB"/>
+        </w:rPr>
+      </w:pPr>
+      <w:r>
+        <w:rPr>
+          <w:lang w:val="en-GB"/>
+        </w:rPr>
+        <w:t>-- --------------------------------------------------------</w:t>
+      </w:r>
+    </w:p>
+    <w:p>
+      <w:pPr>
+        <w:rPr>
+          <w:lang w:val="en-GB"/>
+        </w:rPr>
+      </w:pPr>
+    </w:p>
+    <w:p>
+      <w:pPr>
+        <w:rPr>
+          <w:lang w:val="en-GB"/>
+        </w:rPr>
+      </w:pPr>
+      <w:r>
+        <w:rPr>
+          <w:lang w:val="en-GB"/>
+        </w:rPr>
+        <w:t>--</w:t>
+      </w:r>
+    </w:p>
+    <w:p>
+      <w:pPr>
+        <w:rPr>
+          <w:lang w:val="en-GB"/>
+        </w:rPr>
+      </w:pPr>
+      <w:r>
+        <w:rPr>
+          <w:lang w:val="en-GB"/>
+        </w:rPr>
+        <w:t xml:space="preserve">-- </w:t>
+      </w:r>
+      <w:proofErr w:type="spellStart"/>
+      <w:r>
+        <w:rPr>
+          <w:lang w:val="en-GB"/>
+        </w:rPr>
+        <w:t>Estructura</w:t>
+      </w:r>
+      <w:proofErr w:type="spellEnd"/>
+      <w:r>
+        <w:rPr>
+          <w:lang w:val="en-GB"/>
+        </w:rPr>
+        <w:t xml:space="preserve"> de </w:t>
+      </w:r>
+      <w:proofErr w:type="spellStart"/>
+      <w:r>
+        <w:rPr>
+          <w:lang w:val="en-GB"/>
+        </w:rPr>
+        <w:t>tabla</w:t>
+      </w:r>
+      <w:proofErr w:type="spellEnd"/>
+      <w:r>
+        <w:rPr>
+          <w:lang w:val="en-GB"/>
+        </w:rPr>
+        <w:t xml:space="preserve"> para la </w:t>
+      </w:r>
+      <w:proofErr w:type="spellStart"/>
+      <w:r>
+        <w:rPr>
+          <w:lang w:val="en-GB"/>
+        </w:rPr>
+        <w:t>tabla</w:t>
+      </w:r>
+      <w:proofErr w:type="spellEnd"/>
+      <w:r>
+        <w:rPr>
+          <w:lang w:val="en-GB"/>
+        </w:rPr>
+        <w:t xml:space="preserve"> `</w:t>
+      </w:r>
+      <w:proofErr w:type="spellStart"/>
       <w:r>
         <w:rPr>
           <w:lang w:val="en-GB"/>
         </w:rPr>
         <w:t>prestamos</w:t>
       </w:r>
+      <w:proofErr w:type="spellEnd"/>
       <w:r>
         <w:rPr>
           <w:lang w:val="en-GB"/>
@@ -18666,18 +20468,27 @@
           <w:lang w:val="en-GB"/>
         </w:rPr>
       </w:pPr>
+    </w:p>
+    <w:p>
+      <w:pPr>
+        <w:rPr>
+          <w:lang w:val="en-GB"/>
+        </w:rPr>
+      </w:pPr>
       <w:r>
         <w:rPr>
           <w:lang w:val="en-GB"/>
         </w:rPr>
         <w:t>CREATE TABLE `</w:t>
       </w:r>
+      <w:proofErr w:type="spellStart"/>
       <w:r>
         <w:rPr>
           <w:lang w:val="en-GB"/>
         </w:rPr>
         <w:t>prestamos</w:t>
       </w:r>
+      <w:proofErr w:type="spellEnd"/>
       <w:r>
         <w:rPr>
           <w:lang w:val="en-GB"/>
@@ -18695,46 +20506,76 @@
         <w:rPr>
           <w:lang w:val="en-GB"/>
         </w:rPr>
-        <w:t xml:space="preserve">  `nie` varchar(10) NOT NULL,</w:t>
-      </w:r>
-    </w:p>
-    <w:p>
-      <w:pPr>
-        <w:rPr>
-          <w:lang w:val="en-GB"/>
-        </w:rPr>
-      </w:pPr>
-      <w:r>
-        <w:rPr>
-          <w:lang w:val="en-GB"/>
-        </w:rPr>
-        <w:t xml:space="preserve">  `curso` varchar(255) NOT NULL,</w:t>
-      </w:r>
-    </w:p>
-    <w:p>
-      <w:pPr>
-        <w:rPr>
-          <w:lang w:val="en-GB"/>
-        </w:rPr>
-      </w:pPr>
-      <w:r>
-        <w:rPr>
-          <w:lang w:val="en-GB"/>
-        </w:rPr>
-        <w:t xml:space="preserve">  `isbn` varchar(20) NOT NULL,</w:t>
-      </w:r>
-    </w:p>
-    <w:p>
-      <w:pPr>
-        <w:rPr>
-          <w:lang w:val="en-GB"/>
-        </w:rPr>
-      </w:pPr>
-      <w:r>
-        <w:rPr>
-          <w:lang w:val="en-GB"/>
-        </w:rPr>
-        <w:t xml:space="preserve">  `fecha_entrega` date NOT NULL,</w:t>
+        <w:t xml:space="preserve">  `</w:t>
+      </w:r>
+      <w:proofErr w:type="spellStart"/>
+      <w:r>
+        <w:rPr>
+          <w:lang w:val="en-GB"/>
+        </w:rPr>
+        <w:t>nie</w:t>
+      </w:r>
+      <w:proofErr w:type="spellEnd"/>
+      <w:r>
+        <w:rPr>
+          <w:lang w:val="en-GB"/>
+        </w:rPr>
+        <w:t xml:space="preserve">` </w:t>
+      </w:r>
+      <w:proofErr w:type="gramStart"/>
+      <w:r>
+        <w:rPr>
+          <w:lang w:val="en-GB"/>
+        </w:rPr>
+        <w:t>varchar(</w:t>
+      </w:r>
+      <w:proofErr w:type="gramEnd"/>
+      <w:r>
+        <w:rPr>
+          <w:lang w:val="en-GB"/>
+        </w:rPr>
+        <w:t>10) NOT NULL,</w:t>
+      </w:r>
+    </w:p>
+    <w:p>
+      <w:pPr>
+        <w:rPr>
+          <w:lang w:val="en-GB"/>
+        </w:rPr>
+      </w:pPr>
+      <w:r>
+        <w:rPr>
+          <w:lang w:val="en-GB"/>
+        </w:rPr>
+        <w:t xml:space="preserve">  `</w:t>
+      </w:r>
+      <w:proofErr w:type="spellStart"/>
+      <w:r>
+        <w:rPr>
+          <w:lang w:val="en-GB"/>
+        </w:rPr>
+        <w:t>curso</w:t>
+      </w:r>
+      <w:proofErr w:type="spellEnd"/>
+      <w:r>
+        <w:rPr>
+          <w:lang w:val="en-GB"/>
+        </w:rPr>
+        <w:t xml:space="preserve">` </w:t>
+      </w:r>
+      <w:proofErr w:type="gramStart"/>
+      <w:r>
+        <w:rPr>
+          <w:lang w:val="en-GB"/>
+        </w:rPr>
+        <w:t>varchar(</w:t>
+      </w:r>
+      <w:proofErr w:type="gramEnd"/>
+      <w:r>
+        <w:rPr>
+          <w:lang w:val="en-GB"/>
+        </w:rPr>
+        <w:t>255) NOT NULL,</w:t>
       </w:r>
     </w:p>
     <w:p>
@@ -18748,47 +20589,179 @@
           <w:lang w:val="en-GB"/>
         </w:rPr>
         <w:lastRenderedPageBreak/>
-        <w:t xml:space="preserve">  `fecha_devolucion` date NOT NULL,</w:t>
-      </w:r>
-    </w:p>
-    <w:p>
-      <w:pPr>
-        <w:rPr>
-          <w:lang w:val="en-GB"/>
-        </w:rPr>
-      </w:pPr>
-      <w:r>
-        <w:rPr>
-          <w:lang w:val="en-GB"/>
-        </w:rPr>
-        <w:t xml:space="preserve">  `estado` varchar(1) NOT NULL DEFAULT 'P' COMMENT 'P: Prestado, D:Devuelto'</w:t>
-      </w:r>
-    </w:p>
-    <w:p>
-      <w:pPr>
-        <w:rPr>
-          <w:lang w:val="en-GB"/>
-        </w:rPr>
-      </w:pPr>
-      <w:r>
-        <w:rPr>
-          <w:lang w:val="en-GB"/>
-        </w:rPr>
-        <w:t>) ENGINE=InnoDB DEFAULT CHARSET=utf8 COLLATE=utf8_spanish2_ci;</w:t>
-      </w:r>
-    </w:p>
-    <w:p>
-      <w:pPr>
-        <w:rPr>
-          <w:lang w:val="en-GB"/>
-        </w:rPr>
-      </w:pPr>
-      <w:r>
-        <w:rPr>
-          <w:lang w:val="en-GB"/>
-        </w:rPr>
-        <w:t>-- --------------------------------------------------------</w:t>
-      </w:r>
+        <w:t xml:space="preserve">  `</w:t>
+      </w:r>
+      <w:proofErr w:type="spellStart"/>
+      <w:r>
+        <w:rPr>
+          <w:lang w:val="en-GB"/>
+        </w:rPr>
+        <w:t>isbn</w:t>
+      </w:r>
+      <w:proofErr w:type="spellEnd"/>
+      <w:r>
+        <w:rPr>
+          <w:lang w:val="en-GB"/>
+        </w:rPr>
+        <w:t xml:space="preserve">` </w:t>
+      </w:r>
+      <w:proofErr w:type="gramStart"/>
+      <w:r>
+        <w:rPr>
+          <w:lang w:val="en-GB"/>
+        </w:rPr>
+        <w:t>varchar(</w:t>
+      </w:r>
+      <w:proofErr w:type="gramEnd"/>
+      <w:r>
+        <w:rPr>
+          <w:lang w:val="en-GB"/>
+        </w:rPr>
+        <w:t>20) NOT NULL,</w:t>
+      </w:r>
+    </w:p>
+    <w:p>
+      <w:pPr>
+        <w:rPr>
+          <w:lang w:val="en-GB"/>
+        </w:rPr>
+      </w:pPr>
+      <w:r>
+        <w:rPr>
+          <w:lang w:val="en-GB"/>
+        </w:rPr>
+        <w:t xml:space="preserve">  `</w:t>
+      </w:r>
+      <w:proofErr w:type="spellStart"/>
+      <w:r>
+        <w:rPr>
+          <w:lang w:val="en-GB"/>
+        </w:rPr>
+        <w:t>fecha_entrega</w:t>
+      </w:r>
+      <w:proofErr w:type="spellEnd"/>
+      <w:r>
+        <w:rPr>
+          <w:lang w:val="en-GB"/>
+        </w:rPr>
+        <w:t>` date NOT NULL,</w:t>
+      </w:r>
+    </w:p>
+    <w:p>
+      <w:pPr>
+        <w:rPr>
+          <w:lang w:val="en-GB"/>
+        </w:rPr>
+      </w:pPr>
+      <w:r>
+        <w:rPr>
+          <w:lang w:val="en-GB"/>
+        </w:rPr>
+        <w:t xml:space="preserve">  `</w:t>
+      </w:r>
+      <w:proofErr w:type="spellStart"/>
+      <w:r>
+        <w:rPr>
+          <w:lang w:val="en-GB"/>
+        </w:rPr>
+        <w:t>fecha_devolucion</w:t>
+      </w:r>
+      <w:proofErr w:type="spellEnd"/>
+      <w:r>
+        <w:rPr>
+          <w:lang w:val="en-GB"/>
+        </w:rPr>
+        <w:t>` date NOT NULL,</w:t>
+      </w:r>
+    </w:p>
+    <w:p>
+      <w:pPr>
+        <w:rPr>
+          <w:lang w:val="en-GB"/>
+        </w:rPr>
+      </w:pPr>
+      <w:r>
+        <w:rPr>
+          <w:lang w:val="en-GB"/>
+        </w:rPr>
+        <w:t xml:space="preserve">  `</w:t>
+      </w:r>
+      <w:proofErr w:type="spellStart"/>
+      <w:r>
+        <w:rPr>
+          <w:lang w:val="en-GB"/>
+        </w:rPr>
+        <w:t>estado</w:t>
+      </w:r>
+      <w:proofErr w:type="spellEnd"/>
+      <w:r>
+        <w:rPr>
+          <w:lang w:val="en-GB"/>
+        </w:rPr>
+        <w:t xml:space="preserve">` </w:t>
+      </w:r>
+      <w:proofErr w:type="gramStart"/>
+      <w:r>
+        <w:rPr>
+          <w:lang w:val="en-GB"/>
+        </w:rPr>
+        <w:t>varchar(</w:t>
+      </w:r>
+      <w:proofErr w:type="gramEnd"/>
+      <w:r>
+        <w:rPr>
+          <w:lang w:val="en-GB"/>
+        </w:rPr>
+        <w:t xml:space="preserve">1) NOT NULL DEFAULT 'P' COMMENT 'P: </w:t>
+      </w:r>
+      <w:proofErr w:type="spellStart"/>
+      <w:r>
+        <w:rPr>
+          <w:lang w:val="en-GB"/>
+        </w:rPr>
+        <w:t>Prestado</w:t>
+      </w:r>
+      <w:proofErr w:type="spellEnd"/>
+      <w:r>
+        <w:rPr>
+          <w:lang w:val="en-GB"/>
+        </w:rPr>
+        <w:t>, D:Devuelto'</w:t>
+      </w:r>
+    </w:p>
+    <w:p>
+      <w:pPr>
+        <w:rPr>
+          <w:lang w:val="en-GB"/>
+        </w:rPr>
+      </w:pPr>
+      <w:r>
+        <w:rPr>
+          <w:lang w:val="en-GB"/>
+        </w:rPr>
+        <w:t>) ENGINE=</w:t>
+      </w:r>
+      <w:proofErr w:type="spellStart"/>
+      <w:r>
+        <w:rPr>
+          <w:lang w:val="en-GB"/>
+        </w:rPr>
+        <w:t>InnoDB</w:t>
+      </w:r>
+      <w:proofErr w:type="spellEnd"/>
+      <w:r>
+        <w:rPr>
+          <w:lang w:val="en-GB"/>
+        </w:rPr>
+        <w:t xml:space="preserve"> DEFAULT CHARSET=utf8 COLLATE=utf8_spanish2_ci;</w:t>
+      </w:r>
+    </w:p>
+    <w:p>
+      <w:pPr>
+        <w:rPr>
+          <w:lang w:val="en-GB"/>
+        </w:rPr>
+      </w:pPr>
     </w:p>
     <w:p>
       <w:pPr>
@@ -18813,8 +20786,44 @@
         <w:rPr>
           <w:lang w:val="en-GB"/>
         </w:rPr>
-        <w:t>-- Estructura de tabla para la tabla `cursos`</w:t>
-      </w:r>
+        <w:t xml:space="preserve">-- </w:t>
+      </w:r>
+      <w:proofErr w:type="spellStart"/>
+      <w:r>
+        <w:rPr>
+          <w:lang w:val="en-GB"/>
+        </w:rPr>
+        <w:t>Índices</w:t>
+      </w:r>
+      <w:proofErr w:type="spellEnd"/>
+      <w:r>
+        <w:rPr>
+          <w:lang w:val="en-GB"/>
+        </w:rPr>
+        <w:t xml:space="preserve"> para </w:t>
+      </w:r>
+      <w:proofErr w:type="spellStart"/>
+      <w:r>
+        <w:rPr>
+          <w:lang w:val="en-GB"/>
+        </w:rPr>
+        <w:t>tablas</w:t>
+      </w:r>
+      <w:proofErr w:type="spellEnd"/>
+      <w:r>
+        <w:rPr>
+          <w:lang w:val="en-GB"/>
+        </w:rPr>
+        <w:t xml:space="preserve"> </w:t>
+      </w:r>
+      <w:proofErr w:type="spellStart"/>
+      <w:r>
+        <w:rPr>
+          <w:lang w:val="en-GB"/>
+        </w:rPr>
+        <w:t>volcadas</w:t>
+      </w:r>
+      <w:proofErr w:type="spellEnd"/>
     </w:p>
     <w:p>
       <w:pPr>
@@ -18835,64 +20844,6 @@
           <w:lang w:val="en-GB"/>
         </w:rPr>
       </w:pPr>
-      <w:r>
-        <w:rPr>
-          <w:lang w:val="en-GB"/>
-        </w:rPr>
-        <w:t>CREATE TABLE `cursos` (</w:t>
-      </w:r>
-    </w:p>
-    <w:p>
-      <w:pPr>
-        <w:rPr>
-          <w:lang w:val="en-GB"/>
-        </w:rPr>
-      </w:pPr>
-      <w:r>
-        <w:rPr>
-          <w:lang w:val="en-GB"/>
-        </w:rPr>
-        <w:t xml:space="preserve">  `curso` varchar(20) NOT NULL,</w:t>
-      </w:r>
-    </w:p>
-    <w:p>
-      <w:pPr>
-        <w:rPr>
-          <w:lang w:val="en-GB"/>
-        </w:rPr>
-      </w:pPr>
-      <w:r>
-        <w:rPr>
-          <w:lang w:val="en-GB"/>
-        </w:rPr>
-        <w:t xml:space="preserve">  `nivel` varchar(20) NOT NULL</w:t>
-      </w:r>
-    </w:p>
-    <w:p>
-      <w:pPr>
-        <w:rPr>
-          <w:lang w:val="en-GB"/>
-        </w:rPr>
-      </w:pPr>
-      <w:r>
-        <w:rPr>
-          <w:lang w:val="en-GB"/>
-        </w:rPr>
-        <w:t>) ENGINE=InnoDB DEFAULT CHARSET=utf8 COLLATE=utf8_spanish2_ci;</w:t>
-      </w:r>
-    </w:p>
-    <w:p>
-      <w:pPr>
-        <w:rPr>
-          <w:lang w:val="en-GB"/>
-        </w:rPr>
-      </w:pPr>
-      <w:r>
-        <w:rPr>
-          <w:lang w:val="en-GB"/>
-        </w:rPr>
-        <w:t>-- --------------------------------------------------------</w:t>
-      </w:r>
     </w:p>
     <w:p>
       <w:pPr>
@@ -18917,7 +20868,35 @@
         <w:rPr>
           <w:lang w:val="en-GB"/>
         </w:rPr>
-        <w:t>-- Estructura de tabla para la tabla `libros`</w:t>
+        <w:t xml:space="preserve">-- Indices de la </w:t>
+      </w:r>
+      <w:proofErr w:type="spellStart"/>
+      <w:r>
+        <w:rPr>
+          <w:lang w:val="en-GB"/>
+        </w:rPr>
+        <w:t>tabla</w:t>
+      </w:r>
+      <w:proofErr w:type="spellEnd"/>
+      <w:r>
+        <w:rPr>
+          <w:lang w:val="en-GB"/>
+        </w:rPr>
+        <w:t xml:space="preserve"> `</w:t>
+      </w:r>
+      <w:proofErr w:type="spellStart"/>
+      <w:r>
+        <w:rPr>
+          <w:lang w:val="en-GB"/>
+        </w:rPr>
+        <w:t>alumnos</w:t>
+      </w:r>
+      <w:proofErr w:type="spellEnd"/>
+      <w:r>
+        <w:rPr>
+          <w:lang w:val="en-GB"/>
+        </w:rPr>
+        <w:t>`</w:t>
       </w:r>
     </w:p>
     <w:p>
@@ -18943,112 +20922,56 @@
         <w:rPr>
           <w:lang w:val="en-GB"/>
         </w:rPr>
-        <w:t>CREATE TABLE `libros` (</w:t>
-      </w:r>
-    </w:p>
-    <w:p>
-      <w:pPr>
-        <w:rPr>
-          <w:lang w:val="en-GB"/>
-        </w:rPr>
-      </w:pPr>
-      <w:r>
-        <w:rPr>
-          <w:lang w:val="en-GB"/>
-        </w:rPr>
-        <w:t xml:space="preserve">  `isbn` varchar(20) NOT NULL,</w:t>
-      </w:r>
-    </w:p>
-    <w:p>
-      <w:pPr>
-        <w:rPr>
-          <w:lang w:val="en-GB"/>
-        </w:rPr>
-      </w:pPr>
-      <w:r>
-        <w:rPr>
-          <w:lang w:val="en-GB"/>
-        </w:rPr>
-        <w:t xml:space="preserve">  `titulo` varchar(255) NOT NULL,</w:t>
-      </w:r>
-    </w:p>
-    <w:p>
-      <w:pPr>
-        <w:rPr>
-          <w:lang w:val="en-GB"/>
-        </w:rPr>
-      </w:pPr>
-      <w:r>
-        <w:rPr>
-          <w:lang w:val="en-GB"/>
-        </w:rPr>
-        <w:t xml:space="preserve">  `autor` varchar(255) NOT NULL,</w:t>
-      </w:r>
-    </w:p>
-    <w:p>
-      <w:pPr>
-        <w:rPr>
-          <w:lang w:val="en-GB"/>
-        </w:rPr>
-      </w:pPr>
-      <w:r>
-        <w:rPr>
-          <w:lang w:val="en-GB"/>
-        </w:rPr>
-        <w:t xml:space="preserve">  `numero_ejemplares` int(5) NOT NULL,</w:t>
-      </w:r>
-    </w:p>
-    <w:p>
-      <w:pPr>
-        <w:rPr>
-          <w:lang w:val="en-GB"/>
-        </w:rPr>
-      </w:pPr>
-      <w:r>
-        <w:rPr>
-          <w:lang w:val="en-GB"/>
-        </w:rPr>
-        <w:t xml:space="preserve">  `id_materia` int(11) NOT NULL,</w:t>
-      </w:r>
-    </w:p>
-    <w:p>
-      <w:pPr>
-        <w:rPr>
-          <w:lang w:val="en-GB"/>
-        </w:rPr>
-      </w:pPr>
-      <w:r>
-        <w:rPr>
-          <w:lang w:val="en-GB"/>
-        </w:rPr>
-        <w:t xml:space="preserve">  `id_curso` varchar(20) NOT NULL</w:t>
-      </w:r>
-    </w:p>
-    <w:p>
-      <w:pPr>
-        <w:rPr>
-          <w:lang w:val="en-GB"/>
-        </w:rPr>
-      </w:pPr>
-      <w:r>
-        <w:rPr>
-          <w:lang w:val="en-GB"/>
-        </w:rPr>
-        <w:t>) ENGINE=InnoDB DEFAULT CHARSET=utf8 COLLATE=utf8_spanish2_ci;</w:t>
-      </w:r>
-    </w:p>
-    <w:p>
-      <w:pPr>
-        <w:rPr>
-          <w:lang w:val="en-GB"/>
-        </w:rPr>
-      </w:pPr>
-      <w:r>
-        <w:rPr>
-          <w:lang w:val="en-GB"/>
-        </w:rPr>
-        <w:t>-- --------------------------------------------------------</w:t>
-      </w:r>
+        <w:t>ALTER TABLE `</w:t>
+      </w:r>
+      <w:proofErr w:type="spellStart"/>
+      <w:r>
+        <w:rPr>
+          <w:lang w:val="en-GB"/>
+        </w:rPr>
+        <w:t>alumnos</w:t>
+      </w:r>
+      <w:proofErr w:type="spellEnd"/>
+      <w:r>
+        <w:rPr>
+          <w:lang w:val="en-GB"/>
+        </w:rPr>
+        <w:t>`</w:t>
+      </w:r>
+    </w:p>
+    <w:p>
+      <w:pPr>
+        <w:rPr>
+          <w:lang w:val="en-GB"/>
+        </w:rPr>
+      </w:pPr>
+      <w:r>
+        <w:rPr>
+          <w:lang w:val="en-GB"/>
+        </w:rPr>
+        <w:t xml:space="preserve">  ADD PRIMARY KEY (`</w:t>
+      </w:r>
+      <w:proofErr w:type="spellStart"/>
+      <w:r>
+        <w:rPr>
+          <w:lang w:val="en-GB"/>
+        </w:rPr>
+        <w:t>nie</w:t>
+      </w:r>
+      <w:proofErr w:type="spellEnd"/>
+      <w:r>
+        <w:rPr>
+          <w:lang w:val="en-GB"/>
+        </w:rPr>
+        <w:t>`);</w:t>
+      </w:r>
+    </w:p>
+    <w:p>
+      <w:pPr>
+        <w:rPr>
+          <w:lang w:val="en-GB"/>
+        </w:rPr>
+      </w:pPr>
     </w:p>
     <w:p>
       <w:pPr>
@@ -19073,7 +20996,35 @@
         <w:rPr>
           <w:lang w:val="en-GB"/>
         </w:rPr>
-        <w:t>-- Estructura de tabla para la tabla `materias`</w:t>
+        <w:t xml:space="preserve">-- Indices de la </w:t>
+      </w:r>
+      <w:proofErr w:type="spellStart"/>
+      <w:r>
+        <w:rPr>
+          <w:lang w:val="en-GB"/>
+        </w:rPr>
+        <w:t>tabla</w:t>
+      </w:r>
+      <w:proofErr w:type="spellEnd"/>
+      <w:r>
+        <w:rPr>
+          <w:lang w:val="en-GB"/>
+        </w:rPr>
+        <w:t xml:space="preserve"> `</w:t>
+      </w:r>
+      <w:proofErr w:type="spellStart"/>
+      <w:r>
+        <w:rPr>
+          <w:lang w:val="en-GB"/>
+        </w:rPr>
+        <w:t>cursos</w:t>
+      </w:r>
+      <w:proofErr w:type="spellEnd"/>
+      <w:r>
+        <w:rPr>
+          <w:lang w:val="en-GB"/>
+        </w:rPr>
+        <w:t>`</w:t>
       </w:r>
     </w:p>
     <w:p>
@@ -19099,60 +21050,56 @@
         <w:rPr>
           <w:lang w:val="en-GB"/>
         </w:rPr>
-        <w:t>CREATE TABLE `materias` (</w:t>
-      </w:r>
-    </w:p>
-    <w:p>
-      <w:pPr>
-        <w:rPr>
-          <w:lang w:val="en-GB"/>
-        </w:rPr>
-      </w:pPr>
-      <w:r>
-        <w:rPr>
-          <w:lang w:val="en-GB"/>
-        </w:rPr>
-        <w:t xml:space="preserve">  `id` int(11) NOT NULL,</w:t>
-      </w:r>
-    </w:p>
-    <w:p>
-      <w:pPr>
-        <w:rPr>
-          <w:lang w:val="en-GB"/>
-        </w:rPr>
-      </w:pPr>
-      <w:r>
-        <w:rPr>
-          <w:lang w:val="en-GB"/>
-        </w:rPr>
-        <w:t xml:space="preserve">  `nombre` varchar(255) NOT NULL,</w:t>
-      </w:r>
-    </w:p>
-    <w:p>
-      <w:pPr>
-        <w:rPr>
-          <w:lang w:val="en-GB"/>
-        </w:rPr>
-      </w:pPr>
-      <w:r>
-        <w:rPr>
-          <w:lang w:val="en-GB"/>
-        </w:rPr>
-        <w:t xml:space="preserve">  `departamento` varchar(255) NOT NULL</w:t>
-      </w:r>
-    </w:p>
-    <w:p>
-      <w:pPr>
-        <w:rPr>
-          <w:lang w:val="en-GB"/>
-        </w:rPr>
-      </w:pPr>
-      <w:r>
-        <w:rPr>
-          <w:lang w:val="en-GB"/>
-        </w:rPr>
-        <w:t>) ENGINE=InnoDB DEFAULT CHARSET=utf8 COLLATE=utf8_spanish2_ci;</w:t>
-      </w:r>
+        <w:t>ALTER TABLE `</w:t>
+      </w:r>
+      <w:proofErr w:type="spellStart"/>
+      <w:r>
+        <w:rPr>
+          <w:lang w:val="en-GB"/>
+        </w:rPr>
+        <w:t>cursos</w:t>
+      </w:r>
+      <w:proofErr w:type="spellEnd"/>
+      <w:r>
+        <w:rPr>
+          <w:lang w:val="en-GB"/>
+        </w:rPr>
+        <w:t>`</w:t>
+      </w:r>
+    </w:p>
+    <w:p>
+      <w:pPr>
+        <w:rPr>
+          <w:lang w:val="en-GB"/>
+        </w:rPr>
+      </w:pPr>
+      <w:r>
+        <w:rPr>
+          <w:lang w:val="en-GB"/>
+        </w:rPr>
+        <w:t xml:space="preserve">  ADD PRIMARY KEY (`</w:t>
+      </w:r>
+      <w:proofErr w:type="spellStart"/>
+      <w:r>
+        <w:rPr>
+          <w:lang w:val="en-GB"/>
+        </w:rPr>
+        <w:t>curso</w:t>
+      </w:r>
+      <w:proofErr w:type="spellEnd"/>
+      <w:r>
+        <w:rPr>
+          <w:lang w:val="en-GB"/>
+        </w:rPr>
+        <w:t>`);</w:t>
+      </w:r>
+    </w:p>
+    <w:p>
+      <w:pPr>
+        <w:rPr>
+          <w:lang w:val="en-GB"/>
+        </w:rPr>
+      </w:pPr>
     </w:p>
     <w:p>
       <w:pPr>
@@ -19177,7 +21124,35 @@
         <w:rPr>
           <w:lang w:val="en-GB"/>
         </w:rPr>
-        <w:t>-- Índices para tablas volcadas</w:t>
+        <w:t xml:space="preserve">-- Indices de la </w:t>
+      </w:r>
+      <w:proofErr w:type="spellStart"/>
+      <w:r>
+        <w:rPr>
+          <w:lang w:val="en-GB"/>
+        </w:rPr>
+        <w:t>tabla</w:t>
+      </w:r>
+      <w:proofErr w:type="spellEnd"/>
+      <w:r>
+        <w:rPr>
+          <w:lang w:val="en-GB"/>
+        </w:rPr>
+        <w:t xml:space="preserve"> `</w:t>
+      </w:r>
+      <w:proofErr w:type="spellStart"/>
+      <w:r>
+        <w:rPr>
+          <w:lang w:val="en-GB"/>
+        </w:rPr>
+        <w:t>libros</w:t>
+      </w:r>
+      <w:proofErr w:type="spellEnd"/>
+      <w:r>
+        <w:rPr>
+          <w:lang w:val="en-GB"/>
+        </w:rPr>
+        <w:t>`</w:t>
       </w:r>
     </w:p>
     <w:p>
@@ -19203,6 +21178,149 @@
         <w:rPr>
           <w:lang w:val="en-GB"/>
         </w:rPr>
+        <w:t>ALTER TABLE `</w:t>
+      </w:r>
+      <w:proofErr w:type="spellStart"/>
+      <w:r>
+        <w:rPr>
+          <w:lang w:val="en-GB"/>
+        </w:rPr>
+        <w:t>libros</w:t>
+      </w:r>
+      <w:proofErr w:type="spellEnd"/>
+      <w:r>
+        <w:rPr>
+          <w:lang w:val="en-GB"/>
+        </w:rPr>
+        <w:t>`</w:t>
+      </w:r>
+    </w:p>
+    <w:p>
+      <w:pPr>
+        <w:rPr>
+          <w:lang w:val="en-GB"/>
+        </w:rPr>
+      </w:pPr>
+      <w:r>
+        <w:rPr>
+          <w:lang w:val="en-GB"/>
+        </w:rPr>
+        <w:t xml:space="preserve">  ADD PRIMARY KEY (`</w:t>
+      </w:r>
+      <w:proofErr w:type="spellStart"/>
+      <w:r>
+        <w:rPr>
+          <w:lang w:val="en-GB"/>
+        </w:rPr>
+        <w:t>isbn</w:t>
+      </w:r>
+      <w:proofErr w:type="spellEnd"/>
+      <w:r>
+        <w:rPr>
+          <w:lang w:val="en-GB"/>
+        </w:rPr>
+        <w:t>`),</w:t>
+      </w:r>
+    </w:p>
+    <w:p>
+      <w:pPr>
+        <w:rPr>
+          <w:lang w:val="en-GB"/>
+        </w:rPr>
+      </w:pPr>
+      <w:r>
+        <w:rPr>
+          <w:lang w:val="en-GB"/>
+        </w:rPr>
+        <w:t xml:space="preserve">  ADD KEY `</w:t>
+      </w:r>
+      <w:proofErr w:type="spellStart"/>
+      <w:r>
+        <w:rPr>
+          <w:lang w:val="en-GB"/>
+        </w:rPr>
+        <w:t>FK_Materias</w:t>
+      </w:r>
+      <w:proofErr w:type="spellEnd"/>
+      <w:r>
+        <w:rPr>
+          <w:lang w:val="en-GB"/>
+        </w:rPr>
+        <w:t>` (`</w:t>
+      </w:r>
+      <w:proofErr w:type="spellStart"/>
+      <w:r>
+        <w:rPr>
+          <w:lang w:val="en-GB"/>
+        </w:rPr>
+        <w:t>id_materia</w:t>
+      </w:r>
+      <w:proofErr w:type="spellEnd"/>
+      <w:r>
+        <w:rPr>
+          <w:lang w:val="en-GB"/>
+        </w:rPr>
+        <w:t>`),</w:t>
+      </w:r>
+    </w:p>
+    <w:p>
+      <w:pPr>
+        <w:rPr>
+          <w:lang w:val="en-GB"/>
+        </w:rPr>
+      </w:pPr>
+      <w:r>
+        <w:rPr>
+          <w:lang w:val="en-GB"/>
+        </w:rPr>
+        <w:t xml:space="preserve">  ADD KEY `</w:t>
+      </w:r>
+      <w:proofErr w:type="spellStart"/>
+      <w:r>
+        <w:rPr>
+          <w:lang w:val="en-GB"/>
+        </w:rPr>
+        <w:t>FK_Cursos</w:t>
+      </w:r>
+      <w:proofErr w:type="spellEnd"/>
+      <w:r>
+        <w:rPr>
+          <w:lang w:val="en-GB"/>
+        </w:rPr>
+        <w:t>` (`</w:t>
+      </w:r>
+      <w:proofErr w:type="spellStart"/>
+      <w:r>
+        <w:rPr>
+          <w:lang w:val="en-GB"/>
+        </w:rPr>
+        <w:t>id_curso</w:t>
+      </w:r>
+      <w:proofErr w:type="spellEnd"/>
+      <w:r>
+        <w:rPr>
+          <w:lang w:val="en-GB"/>
+        </w:rPr>
+        <w:t>`) USING BTREE;</w:t>
+      </w:r>
+    </w:p>
+    <w:p>
+      <w:pPr>
+        <w:rPr>
+          <w:lang w:val="en-GB"/>
+        </w:rPr>
+      </w:pPr>
+    </w:p>
+    <w:p>
+      <w:pPr>
+        <w:rPr>
+          <w:lang w:val="en-GB"/>
+        </w:rPr>
+      </w:pPr>
+      <w:r>
+        <w:rPr>
+          <w:lang w:val="en-GB"/>
+        </w:rPr>
         <w:t>--</w:t>
       </w:r>
     </w:p>
@@ -19216,7 +21334,35 @@
         <w:rPr>
           <w:lang w:val="en-GB"/>
         </w:rPr>
-        <w:t>-- Indices de la tabla `alumnos`</w:t>
+        <w:t xml:space="preserve">-- Indices de la </w:t>
+      </w:r>
+      <w:proofErr w:type="spellStart"/>
+      <w:r>
+        <w:rPr>
+          <w:lang w:val="en-GB"/>
+        </w:rPr>
+        <w:t>tabla</w:t>
+      </w:r>
+      <w:proofErr w:type="spellEnd"/>
+      <w:r>
+        <w:rPr>
+          <w:lang w:val="en-GB"/>
+        </w:rPr>
+        <w:t xml:space="preserve"> `</w:t>
+      </w:r>
+      <w:proofErr w:type="spellStart"/>
+      <w:r>
+        <w:rPr>
+          <w:lang w:val="en-GB"/>
+        </w:rPr>
+        <w:t>materias</w:t>
+      </w:r>
+      <w:proofErr w:type="spellEnd"/>
+      <w:r>
+        <w:rPr>
+          <w:lang w:val="en-GB"/>
+        </w:rPr>
+        <w:t>`</w:t>
       </w:r>
     </w:p>
     <w:p>
@@ -19242,21 +21388,42 @@
         <w:rPr>
           <w:lang w:val="en-GB"/>
         </w:rPr>
-        <w:t>ALTER TABLE `alumnos`</w:t>
-      </w:r>
-    </w:p>
-    <w:p>
-      <w:pPr>
-        <w:rPr>
-          <w:lang w:val="en-GB"/>
-        </w:rPr>
-      </w:pPr>
-      <w:r>
-        <w:rPr>
-          <w:lang w:val="en-GB"/>
-        </w:rPr>
-        <w:t xml:space="preserve">  ADD PRIMARY KEY (`nie`);</w:t>
-      </w:r>
+        <w:t>ALTER TABLE `</w:t>
+      </w:r>
+      <w:proofErr w:type="spellStart"/>
+      <w:r>
+        <w:rPr>
+          <w:lang w:val="en-GB"/>
+        </w:rPr>
+        <w:t>materias</w:t>
+      </w:r>
+      <w:proofErr w:type="spellEnd"/>
+      <w:r>
+        <w:rPr>
+          <w:lang w:val="en-GB"/>
+        </w:rPr>
+        <w:t>`</w:t>
+      </w:r>
+    </w:p>
+    <w:p>
+      <w:pPr>
+        <w:rPr>
+          <w:lang w:val="en-GB"/>
+        </w:rPr>
+      </w:pPr>
+      <w:r>
+        <w:rPr>
+          <w:lang w:val="en-GB"/>
+        </w:rPr>
+        <w:t xml:space="preserve">  ADD PRIMARY KEY (`id`);</w:t>
+      </w:r>
+    </w:p>
+    <w:p>
+      <w:pPr>
+        <w:rPr>
+          <w:lang w:val="en-GB"/>
+        </w:rPr>
+      </w:pPr>
     </w:p>
     <w:p>
       <w:pPr>
@@ -19281,20 +21448,338 @@
         <w:rPr>
           <w:lang w:val="en-GB"/>
         </w:rPr>
-        <w:t>-- Indices de la tabla `</w:t>
-      </w:r>
+        <w:t xml:space="preserve">-- Indices de la </w:t>
+      </w:r>
+      <w:proofErr w:type="spellStart"/>
+      <w:r>
+        <w:rPr>
+          <w:lang w:val="en-GB"/>
+        </w:rPr>
+        <w:t>tabla</w:t>
+      </w:r>
+      <w:proofErr w:type="spellEnd"/>
+      <w:r>
+        <w:rPr>
+          <w:lang w:val="en-GB"/>
+        </w:rPr>
+        <w:t xml:space="preserve"> `</w:t>
+      </w:r>
+      <w:proofErr w:type="spellStart"/>
       <w:r>
         <w:rPr>
           <w:lang w:val="en-GB"/>
         </w:rPr>
         <w:t>prestamos</w:t>
       </w:r>
+      <w:proofErr w:type="spellEnd"/>
+      <w:r>
+        <w:rPr>
+          <w:lang w:val="en-GB"/>
+        </w:rPr>
+        <w:t>`</w:t>
+      </w:r>
+    </w:p>
+    <w:p>
+      <w:pPr>
+        <w:rPr>
+          <w:lang w:val="en-GB"/>
+        </w:rPr>
+      </w:pPr>
+      <w:r>
+        <w:rPr>
+          <w:lang w:val="en-GB"/>
+        </w:rPr>
+        <w:t>--</w:t>
+      </w:r>
+    </w:p>
+    <w:p>
+      <w:pPr>
+        <w:rPr>
+          <w:lang w:val="en-GB"/>
+        </w:rPr>
+      </w:pPr>
+      <w:r>
+        <w:rPr>
+          <w:lang w:val="en-GB"/>
+        </w:rPr>
+        <w:t>ALTER TABLE `</w:t>
+      </w:r>
+      <w:proofErr w:type="spellStart"/>
+      <w:r>
+        <w:rPr>
+          <w:lang w:val="en-GB"/>
+        </w:rPr>
+        <w:t>prestamos</w:t>
+      </w:r>
+      <w:proofErr w:type="spellEnd"/>
+      <w:r>
+        <w:rPr>
+          <w:lang w:val="en-GB"/>
+        </w:rPr>
+        <w:t>`</w:t>
+      </w:r>
+    </w:p>
+    <w:p>
+      <w:pPr>
+        <w:rPr>
+          <w:lang w:val="en-GB"/>
+        </w:rPr>
+      </w:pPr>
+      <w:r>
+        <w:rPr>
+          <w:lang w:val="en-GB"/>
+        </w:rPr>
+        <w:t xml:space="preserve">  ADD PRIMARY KEY (`</w:t>
+      </w:r>
+      <w:proofErr w:type="spellStart"/>
+      <w:r>
+        <w:rPr>
+          <w:lang w:val="en-GB"/>
+        </w:rPr>
+        <w:t>nie</w:t>
+      </w:r>
+      <w:proofErr w:type="spellEnd"/>
+      <w:proofErr w:type="gramStart"/>
+      <w:r>
+        <w:rPr>
+          <w:lang w:val="en-GB"/>
+        </w:rPr>
+        <w:t>`,`</w:t>
+      </w:r>
+      <w:proofErr w:type="spellStart"/>
+      <w:proofErr w:type="gramEnd"/>
+      <w:r>
+        <w:rPr>
+          <w:lang w:val="en-GB"/>
+        </w:rPr>
+        <w:t>curso</w:t>
+      </w:r>
+      <w:proofErr w:type="spellEnd"/>
+      <w:r>
+        <w:rPr>
+          <w:lang w:val="en-GB"/>
+        </w:rPr>
+        <w:t>`,`</w:t>
+      </w:r>
+      <w:proofErr w:type="spellStart"/>
+      <w:r>
+        <w:rPr>
+          <w:lang w:val="en-GB"/>
+        </w:rPr>
+        <w:t>isbn</w:t>
+      </w:r>
+      <w:proofErr w:type="spellEnd"/>
+      <w:r>
+        <w:rPr>
+          <w:lang w:val="en-GB"/>
+        </w:rPr>
+        <w:t>`),</w:t>
+      </w:r>
+    </w:p>
+    <w:p>
+      <w:pPr>
+        <w:rPr>
+          <w:lang w:val="en-GB"/>
+        </w:rPr>
+      </w:pPr>
+      <w:r>
+        <w:rPr>
+          <w:lang w:val="en-GB"/>
+        </w:rPr>
+        <w:t xml:space="preserve">  ADD KEY `</w:t>
+      </w:r>
+      <w:proofErr w:type="spellStart"/>
+      <w:r>
+        <w:rPr>
+          <w:lang w:val="en-GB"/>
+        </w:rPr>
+        <w:t>isbn</w:t>
+      </w:r>
+      <w:proofErr w:type="spellEnd"/>
+      <w:r>
+        <w:rPr>
+          <w:lang w:val="en-GB"/>
+        </w:rPr>
+        <w:t>` (`</w:t>
+      </w:r>
+      <w:proofErr w:type="spellStart"/>
+      <w:r>
+        <w:rPr>
+          <w:lang w:val="en-GB"/>
+        </w:rPr>
+        <w:t>isbn</w:t>
+      </w:r>
+      <w:proofErr w:type="spellEnd"/>
+      <w:r>
+        <w:rPr>
+          <w:lang w:val="en-GB"/>
+        </w:rPr>
+        <w:t>`),</w:t>
+      </w:r>
+    </w:p>
+    <w:p>
+      <w:pPr>
+        <w:rPr>
+          <w:lang w:val="en-GB"/>
+        </w:rPr>
+      </w:pPr>
+      <w:r>
+        <w:rPr>
+          <w:lang w:val="en-GB"/>
+        </w:rPr>
+        <w:t xml:space="preserve">  ADD KEY `</w:t>
+      </w:r>
+      <w:proofErr w:type="spellStart"/>
+      <w:r>
+        <w:rPr>
+          <w:lang w:val="en-GB"/>
+        </w:rPr>
+        <w:t>curso</w:t>
+      </w:r>
+      <w:proofErr w:type="spellEnd"/>
+      <w:r>
+        <w:rPr>
+          <w:lang w:val="en-GB"/>
+        </w:rPr>
+        <w:t>` (`</w:t>
+      </w:r>
+      <w:proofErr w:type="spellStart"/>
+      <w:r>
+        <w:rPr>
+          <w:lang w:val="en-GB"/>
+        </w:rPr>
+        <w:t>curso</w:t>
+      </w:r>
+      <w:proofErr w:type="spellEnd"/>
+      <w:r>
+        <w:rPr>
+          <w:lang w:val="en-GB"/>
+        </w:rPr>
+        <w:t>`);</w:t>
+      </w:r>
+    </w:p>
+    <w:p>
+      <w:pPr>
+        <w:rPr>
+          <w:lang w:val="en-GB"/>
+        </w:rPr>
+      </w:pPr>
+    </w:p>
+    <w:p>
+      <w:pPr>
+        <w:rPr>
+          <w:lang w:val="en-GB"/>
+        </w:rPr>
+      </w:pPr>
+      <w:r>
+        <w:rPr>
+          <w:lang w:val="en-GB"/>
+        </w:rPr>
+        <w:t>--</w:t>
+      </w:r>
+    </w:p>
+    <w:p>
+      <w:pPr>
+        <w:rPr>
+          <w:lang w:val="en-GB"/>
+        </w:rPr>
+      </w:pPr>
+      <w:r>
+        <w:rPr>
+          <w:lang w:val="en-GB"/>
+        </w:rPr>
+        <w:t xml:space="preserve">-- AUTO_INCREMENT de las </w:t>
+      </w:r>
+      <w:proofErr w:type="spellStart"/>
+      <w:r>
+        <w:rPr>
+          <w:lang w:val="en-GB"/>
+        </w:rPr>
+        <w:t>tablas</w:t>
+      </w:r>
+      <w:proofErr w:type="spellEnd"/>
       <w:r>
         <w:rPr>
           <w:lang w:val="en-GB"/>
         </w:rPr>
         <w:t xml:space="preserve"> </w:t>
       </w:r>
+      <w:proofErr w:type="spellStart"/>
+      <w:r>
+        <w:rPr>
+          <w:lang w:val="en-GB"/>
+        </w:rPr>
+        <w:t>volcadas</w:t>
+      </w:r>
+      <w:proofErr w:type="spellEnd"/>
+    </w:p>
+    <w:p>
+      <w:pPr>
+        <w:rPr>
+          <w:lang w:val="en-GB"/>
+        </w:rPr>
+      </w:pPr>
+      <w:r>
+        <w:rPr>
+          <w:lang w:val="en-GB"/>
+        </w:rPr>
+        <w:t>--</w:t>
+      </w:r>
+    </w:p>
+    <w:p>
+      <w:pPr>
+        <w:rPr>
+          <w:lang w:val="en-GB"/>
+        </w:rPr>
+      </w:pPr>
+    </w:p>
+    <w:p>
+      <w:pPr>
+        <w:rPr>
+          <w:lang w:val="en-GB"/>
+        </w:rPr>
+      </w:pPr>
+      <w:r>
+        <w:rPr>
+          <w:lang w:val="en-GB"/>
+        </w:rPr>
+        <w:t>--</w:t>
+      </w:r>
+    </w:p>
+    <w:p>
+      <w:pPr>
+        <w:rPr>
+          <w:lang w:val="en-GB"/>
+        </w:rPr>
+      </w:pPr>
+      <w:r>
+        <w:rPr>
+          <w:lang w:val="en-GB"/>
+        </w:rPr>
+        <w:t xml:space="preserve">-- AUTO_INCREMENT de la </w:t>
+      </w:r>
+      <w:proofErr w:type="spellStart"/>
+      <w:r>
+        <w:rPr>
+          <w:lang w:val="en-GB"/>
+        </w:rPr>
+        <w:t>tabla</w:t>
+      </w:r>
+      <w:proofErr w:type="spellEnd"/>
+      <w:r>
+        <w:rPr>
+          <w:lang w:val="en-GB"/>
+        </w:rPr>
+        <w:t xml:space="preserve"> `</w:t>
+      </w:r>
+      <w:proofErr w:type="spellStart"/>
+      <w:r>
+        <w:rPr>
+          <w:lang w:val="en-GB"/>
+        </w:rPr>
+        <w:t>materias</w:t>
+      </w:r>
+      <w:proofErr w:type="spellEnd"/>
       <w:r>
         <w:rPr>
           <w:lang w:val="en-GB"/>
@@ -19325,15 +21810,447 @@
         <w:rPr>
           <w:lang w:val="en-GB"/>
         </w:rPr>
-        <w:lastRenderedPageBreak/>
         <w:t>ALTER TABLE `</w:t>
       </w:r>
+      <w:proofErr w:type="spellStart"/>
+      <w:r>
+        <w:rPr>
+          <w:lang w:val="en-GB"/>
+        </w:rPr>
+        <w:t>materias</w:t>
+      </w:r>
+      <w:proofErr w:type="spellEnd"/>
+      <w:r>
+        <w:rPr>
+          <w:lang w:val="en-GB"/>
+        </w:rPr>
+        <w:t>`</w:t>
+      </w:r>
+    </w:p>
+    <w:p>
+      <w:pPr>
+        <w:rPr>
+          <w:lang w:val="en-GB"/>
+        </w:rPr>
+      </w:pPr>
+      <w:r>
+        <w:rPr>
+          <w:lang w:val="en-GB"/>
+        </w:rPr>
+        <w:t xml:space="preserve">  MODIFY `id` </w:t>
+      </w:r>
+      <w:proofErr w:type="spellStart"/>
+      <w:proofErr w:type="gramStart"/>
+      <w:r>
+        <w:rPr>
+          <w:lang w:val="en-GB"/>
+        </w:rPr>
+        <w:t>int</w:t>
+      </w:r>
+      <w:proofErr w:type="spellEnd"/>
+      <w:r>
+        <w:rPr>
+          <w:lang w:val="en-GB"/>
+        </w:rPr>
+        <w:t>(</w:t>
+      </w:r>
+      <w:proofErr w:type="gramEnd"/>
+      <w:r>
+        <w:rPr>
+          <w:lang w:val="en-GB"/>
+        </w:rPr>
+        <w:t>11) NOT NULL AUTO_INCREMENT, AUTO_INCREMENT=6;</w:t>
+      </w:r>
+    </w:p>
+    <w:p>
+      <w:pPr>
+        <w:rPr>
+          <w:lang w:val="en-GB"/>
+        </w:rPr>
+      </w:pPr>
+    </w:p>
+    <w:p>
+      <w:pPr>
+        <w:rPr>
+          <w:lang w:val="en-GB"/>
+        </w:rPr>
+      </w:pPr>
+      <w:r>
+        <w:rPr>
+          <w:lang w:val="en-GB"/>
+        </w:rPr>
+        <w:t>--</w:t>
+      </w:r>
+    </w:p>
+    <w:p>
+      <w:pPr>
+        <w:rPr>
+          <w:lang w:val="en-GB"/>
+        </w:rPr>
+      </w:pPr>
+      <w:r>
+        <w:rPr>
+          <w:lang w:val="en-GB"/>
+        </w:rPr>
+        <w:t xml:space="preserve">-- </w:t>
+      </w:r>
+      <w:proofErr w:type="spellStart"/>
+      <w:r>
+        <w:rPr>
+          <w:lang w:val="en-GB"/>
+        </w:rPr>
+        <w:t>Restricciones</w:t>
+      </w:r>
+      <w:proofErr w:type="spellEnd"/>
+      <w:r>
+        <w:rPr>
+          <w:lang w:val="en-GB"/>
+        </w:rPr>
+        <w:t xml:space="preserve"> para </w:t>
+      </w:r>
+      <w:proofErr w:type="spellStart"/>
+      <w:r>
+        <w:rPr>
+          <w:lang w:val="en-GB"/>
+        </w:rPr>
+        <w:t>tablas</w:t>
+      </w:r>
+      <w:proofErr w:type="spellEnd"/>
+      <w:r>
+        <w:rPr>
+          <w:lang w:val="en-GB"/>
+        </w:rPr>
+        <w:t xml:space="preserve"> </w:t>
+      </w:r>
+      <w:proofErr w:type="spellStart"/>
+      <w:r>
+        <w:rPr>
+          <w:lang w:val="en-GB"/>
+        </w:rPr>
+        <w:t>volcadas</w:t>
+      </w:r>
+      <w:proofErr w:type="spellEnd"/>
+    </w:p>
+    <w:p>
+      <w:pPr>
+        <w:rPr>
+          <w:lang w:val="en-GB"/>
+        </w:rPr>
+      </w:pPr>
+      <w:r>
+        <w:rPr>
+          <w:lang w:val="en-GB"/>
+        </w:rPr>
+        <w:t>--</w:t>
+      </w:r>
+    </w:p>
+    <w:p>
+      <w:pPr>
+        <w:rPr>
+          <w:lang w:val="en-GB"/>
+        </w:rPr>
+      </w:pPr>
+    </w:p>
+    <w:p>
+      <w:pPr>
+        <w:rPr>
+          <w:lang w:val="en-GB"/>
+        </w:rPr>
+      </w:pPr>
+      <w:r>
+        <w:rPr>
+          <w:lang w:val="en-GB"/>
+        </w:rPr>
+        <w:t>--</w:t>
+      </w:r>
+    </w:p>
+    <w:p>
+      <w:pPr>
+        <w:rPr>
+          <w:lang w:val="en-GB"/>
+        </w:rPr>
+      </w:pPr>
+      <w:r>
+        <w:rPr>
+          <w:lang w:val="en-GB"/>
+        </w:rPr>
+        <w:t xml:space="preserve">-- </w:t>
+      </w:r>
+      <w:proofErr w:type="spellStart"/>
+      <w:r>
+        <w:rPr>
+          <w:lang w:val="en-GB"/>
+        </w:rPr>
+        <w:t>Filtros</w:t>
+      </w:r>
+      <w:proofErr w:type="spellEnd"/>
+      <w:r>
+        <w:rPr>
+          <w:lang w:val="en-GB"/>
+        </w:rPr>
+        <w:t xml:space="preserve"> para la </w:t>
+      </w:r>
+      <w:proofErr w:type="spellStart"/>
+      <w:r>
+        <w:rPr>
+          <w:lang w:val="en-GB"/>
+        </w:rPr>
+        <w:t>tabla</w:t>
+      </w:r>
+      <w:proofErr w:type="spellEnd"/>
+      <w:r>
+        <w:rPr>
+          <w:lang w:val="en-GB"/>
+        </w:rPr>
+        <w:t xml:space="preserve"> `</w:t>
+      </w:r>
+      <w:proofErr w:type="spellStart"/>
+      <w:r>
+        <w:rPr>
+          <w:lang w:val="en-GB"/>
+        </w:rPr>
+        <w:t>libros</w:t>
+      </w:r>
+      <w:proofErr w:type="spellEnd"/>
+      <w:r>
+        <w:rPr>
+          <w:lang w:val="en-GB"/>
+        </w:rPr>
+        <w:t>`</w:t>
+      </w:r>
+    </w:p>
+    <w:p>
+      <w:pPr>
+        <w:rPr>
+          <w:lang w:val="en-GB"/>
+        </w:rPr>
+      </w:pPr>
+      <w:r>
+        <w:rPr>
+          <w:lang w:val="en-GB"/>
+        </w:rPr>
+        <w:t>--</w:t>
+      </w:r>
+    </w:p>
+    <w:p>
+      <w:pPr>
+        <w:rPr>
+          <w:lang w:val="en-GB"/>
+        </w:rPr>
+      </w:pPr>
+      <w:r>
+        <w:rPr>
+          <w:lang w:val="en-GB"/>
+        </w:rPr>
+        <w:t>ALTER TABLE `</w:t>
+      </w:r>
+      <w:proofErr w:type="spellStart"/>
+      <w:r>
+        <w:rPr>
+          <w:lang w:val="en-GB"/>
+        </w:rPr>
+        <w:t>libros</w:t>
+      </w:r>
+      <w:proofErr w:type="spellEnd"/>
+      <w:r>
+        <w:rPr>
+          <w:lang w:val="en-GB"/>
+        </w:rPr>
+        <w:t>`</w:t>
+      </w:r>
+    </w:p>
+    <w:p>
+      <w:pPr>
+        <w:rPr>
+          <w:lang w:val="en-GB"/>
+        </w:rPr>
+      </w:pPr>
+      <w:r>
+        <w:rPr>
+          <w:lang w:val="en-GB"/>
+        </w:rPr>
+        <w:t xml:space="preserve">  ADD CONSTRAINT `</w:t>
+      </w:r>
+      <w:proofErr w:type="spellStart"/>
+      <w:r>
+        <w:rPr>
+          <w:lang w:val="en-GB"/>
+        </w:rPr>
+        <w:t>fk_libros_cursos</w:t>
+      </w:r>
+      <w:proofErr w:type="spellEnd"/>
+      <w:r>
+        <w:rPr>
+          <w:lang w:val="en-GB"/>
+        </w:rPr>
+        <w:t>` FOREIGN KEY (`</w:t>
+      </w:r>
+      <w:proofErr w:type="spellStart"/>
+      <w:r>
+        <w:rPr>
+          <w:lang w:val="en-GB"/>
+        </w:rPr>
+        <w:t>id_curso</w:t>
+      </w:r>
+      <w:proofErr w:type="spellEnd"/>
+      <w:r>
+        <w:rPr>
+          <w:lang w:val="en-GB"/>
+        </w:rPr>
+        <w:t>`) REFERENCES `</w:t>
+      </w:r>
+      <w:proofErr w:type="spellStart"/>
+      <w:r>
+        <w:rPr>
+          <w:lang w:val="en-GB"/>
+        </w:rPr>
+        <w:t>cursos</w:t>
+      </w:r>
+      <w:proofErr w:type="spellEnd"/>
+      <w:r>
+        <w:rPr>
+          <w:lang w:val="en-GB"/>
+        </w:rPr>
+        <w:t>` (`</w:t>
+      </w:r>
+      <w:proofErr w:type="spellStart"/>
+      <w:r>
+        <w:rPr>
+          <w:lang w:val="en-GB"/>
+        </w:rPr>
+        <w:t>curso</w:t>
+      </w:r>
+      <w:proofErr w:type="spellEnd"/>
+      <w:r>
+        <w:rPr>
+          <w:lang w:val="en-GB"/>
+        </w:rPr>
+        <w:t>`) ON DELETE CASCADE ON UPDATE CASCADE,</w:t>
+      </w:r>
+    </w:p>
+    <w:p>
+      <w:pPr>
+        <w:rPr>
+          <w:lang w:val="en-GB"/>
+        </w:rPr>
+      </w:pPr>
+      <w:r>
+        <w:rPr>
+          <w:lang w:val="en-GB"/>
+        </w:rPr>
+        <w:t xml:space="preserve">  ADD CONSTRAINT `</w:t>
+      </w:r>
+      <w:proofErr w:type="spellStart"/>
+      <w:r>
+        <w:rPr>
+          <w:lang w:val="en-GB"/>
+        </w:rPr>
+        <w:t>fk_libros_materias</w:t>
+      </w:r>
+      <w:proofErr w:type="spellEnd"/>
+      <w:r>
+        <w:rPr>
+          <w:lang w:val="en-GB"/>
+        </w:rPr>
+        <w:t>` FOREIGN KEY (`</w:t>
+      </w:r>
+      <w:proofErr w:type="spellStart"/>
+      <w:r>
+        <w:rPr>
+          <w:lang w:val="en-GB"/>
+        </w:rPr>
+        <w:t>id_materia</w:t>
+      </w:r>
+      <w:proofErr w:type="spellEnd"/>
+      <w:r>
+        <w:rPr>
+          <w:lang w:val="en-GB"/>
+        </w:rPr>
+        <w:t>`) REFERENCES `</w:t>
+      </w:r>
+      <w:proofErr w:type="spellStart"/>
+      <w:r>
+        <w:rPr>
+          <w:lang w:val="en-GB"/>
+        </w:rPr>
+        <w:t>materias</w:t>
+      </w:r>
+      <w:proofErr w:type="spellEnd"/>
+      <w:r>
+        <w:rPr>
+          <w:lang w:val="en-GB"/>
+        </w:rPr>
+        <w:t>` (`id`) ON DELETE CASCADE ON UPDATE CASCADE;</w:t>
+      </w:r>
+    </w:p>
+    <w:p>
+      <w:pPr>
+        <w:rPr>
+          <w:lang w:val="en-GB"/>
+        </w:rPr>
+      </w:pPr>
+    </w:p>
+    <w:p>
+      <w:pPr>
+        <w:rPr>
+          <w:lang w:val="en-GB"/>
+        </w:rPr>
+      </w:pPr>
+      <w:r>
+        <w:rPr>
+          <w:lang w:val="en-GB"/>
+        </w:rPr>
+        <w:t>--</w:t>
+      </w:r>
+    </w:p>
+    <w:p>
+      <w:pPr>
+        <w:rPr>
+          <w:lang w:val="en-GB"/>
+        </w:rPr>
+      </w:pPr>
+      <w:r>
+        <w:rPr>
+          <w:lang w:val="en-GB"/>
+        </w:rPr>
+        <w:t xml:space="preserve">-- </w:t>
+      </w:r>
+      <w:proofErr w:type="spellStart"/>
+      <w:r>
+        <w:rPr>
+          <w:lang w:val="en-GB"/>
+        </w:rPr>
+        <w:t>Filtros</w:t>
+      </w:r>
+      <w:proofErr w:type="spellEnd"/>
+      <w:r>
+        <w:rPr>
+          <w:lang w:val="en-GB"/>
+        </w:rPr>
+        <w:t xml:space="preserve"> para la </w:t>
+      </w:r>
+      <w:proofErr w:type="spellStart"/>
+      <w:r>
+        <w:rPr>
+          <w:lang w:val="en-GB"/>
+        </w:rPr>
+        <w:t>tabla</w:t>
+      </w:r>
+      <w:proofErr w:type="spellEnd"/>
+      <w:r>
+        <w:rPr>
+          <w:lang w:val="en-GB"/>
+        </w:rPr>
+        <w:t xml:space="preserve"> `</w:t>
+      </w:r>
+      <w:proofErr w:type="spellStart"/>
       <w:r>
         <w:rPr>
           <w:lang w:val="en-GB"/>
         </w:rPr>
         <w:t>prestamos</w:t>
       </w:r>
+      <w:proofErr w:type="spellEnd"/>
       <w:r>
         <w:rPr>
           <w:lang w:val="en-GB"/>
@@ -19351,45 +22268,6 @@
         <w:rPr>
           <w:lang w:val="en-GB"/>
         </w:rPr>
-        <w:t xml:space="preserve">  ADD PRIMARY KEY (`nie`,`curso`,`isbn`),</w:t>
-      </w:r>
-    </w:p>
-    <w:p>
-      <w:pPr>
-        <w:rPr>
-          <w:lang w:val="en-GB"/>
-        </w:rPr>
-      </w:pPr>
-      <w:r>
-        <w:rPr>
-          <w:lang w:val="en-GB"/>
-        </w:rPr>
-        <w:t xml:space="preserve">  ADD KEY `isbn` (`isbn`),</w:t>
-      </w:r>
-    </w:p>
-    <w:p>
-      <w:pPr>
-        <w:rPr>
-          <w:lang w:val="en-GB"/>
-        </w:rPr>
-      </w:pPr>
-      <w:r>
-        <w:rPr>
-          <w:lang w:val="en-GB"/>
-        </w:rPr>
-        <w:t xml:space="preserve">  ADD KEY `curso` (`curso`);</w:t>
-      </w:r>
-    </w:p>
-    <w:p>
-      <w:pPr>
-        <w:rPr>
-          <w:lang w:val="en-GB"/>
-        </w:rPr>
-      </w:pPr>
-      <w:r>
-        <w:rPr>
-          <w:lang w:val="en-GB"/>
-        </w:rPr>
         <w:t>--</w:t>
       </w:r>
     </w:p>
@@ -19403,261 +22281,16 @@
         <w:rPr>
           <w:lang w:val="en-GB"/>
         </w:rPr>
-        <w:t>-- Indices de la tabla `cursos`</w:t>
-      </w:r>
-    </w:p>
-    <w:p>
-      <w:pPr>
-        <w:rPr>
-          <w:lang w:val="en-GB"/>
-        </w:rPr>
-      </w:pPr>
-      <w:r>
-        <w:rPr>
-          <w:lang w:val="en-GB"/>
-        </w:rPr>
-        <w:t>--</w:t>
-      </w:r>
-    </w:p>
-    <w:p>
-      <w:pPr>
-        <w:rPr>
-          <w:lang w:val="en-GB"/>
-        </w:rPr>
-      </w:pPr>
-      <w:r>
-        <w:rPr>
-          <w:lang w:val="en-GB"/>
-        </w:rPr>
-        <w:t>ALTER TABLE `cursos`</w:t>
-      </w:r>
-    </w:p>
-    <w:p>
-      <w:pPr>
-        <w:rPr>
-          <w:lang w:val="en-GB"/>
-        </w:rPr>
-      </w:pPr>
-      <w:r>
-        <w:rPr>
-          <w:lang w:val="en-GB"/>
-        </w:rPr>
-        <w:t xml:space="preserve">  ADD PRIMARY KEY (`curso`);</w:t>
-      </w:r>
-    </w:p>
-    <w:p>
-      <w:pPr>
-        <w:rPr>
-          <w:lang w:val="en-GB"/>
-        </w:rPr>
-      </w:pPr>
-      <w:r>
-        <w:rPr>
-          <w:lang w:val="en-GB"/>
-        </w:rPr>
-        <w:t>--</w:t>
-      </w:r>
-    </w:p>
-    <w:p>
-      <w:pPr>
-        <w:rPr>
-          <w:lang w:val="en-GB"/>
-        </w:rPr>
-      </w:pPr>
-      <w:r>
-        <w:rPr>
-          <w:lang w:val="en-GB"/>
-        </w:rPr>
-        <w:t>-- Indices de la tabla `libros`</w:t>
-      </w:r>
-    </w:p>
-    <w:p>
-      <w:pPr>
-        <w:rPr>
-          <w:lang w:val="en-GB"/>
-        </w:rPr>
-      </w:pPr>
-      <w:r>
-        <w:rPr>
-          <w:lang w:val="en-GB"/>
-        </w:rPr>
-        <w:t>--</w:t>
-      </w:r>
-    </w:p>
-    <w:p>
-      <w:pPr>
-        <w:rPr>
-          <w:lang w:val="en-GB"/>
-        </w:rPr>
-      </w:pPr>
-      <w:r>
-        <w:rPr>
-          <w:lang w:val="en-GB"/>
-        </w:rPr>
-        <w:t>ALTER TABLE `libros`</w:t>
-      </w:r>
-    </w:p>
-    <w:p>
-      <w:pPr>
-        <w:rPr>
-          <w:lang w:val="en-GB"/>
-        </w:rPr>
-      </w:pPr>
-      <w:r>
-        <w:rPr>
-          <w:lang w:val="en-GB"/>
-        </w:rPr>
-        <w:t xml:space="preserve">  ADD PRIMARY KEY (`isbn`),</w:t>
-      </w:r>
-    </w:p>
-    <w:p>
-      <w:pPr>
-        <w:rPr>
-          <w:lang w:val="en-GB"/>
-        </w:rPr>
-      </w:pPr>
-      <w:r>
-        <w:rPr>
-          <w:lang w:val="en-GB"/>
-        </w:rPr>
-        <w:t xml:space="preserve">  ADD KEY `FK_Materias` (`id_materia`),</w:t>
-      </w:r>
-    </w:p>
-    <w:p>
-      <w:pPr>
-        <w:rPr>
-          <w:lang w:val="en-GB"/>
-        </w:rPr>
-      </w:pPr>
-      <w:r>
-        <w:rPr>
-          <w:lang w:val="en-GB"/>
-        </w:rPr>
-        <w:t xml:space="preserve">  ADD KEY `FK_Cursos` (`id_curso`) USING BTREE;</w:t>
-      </w:r>
-    </w:p>
-    <w:p>
-      <w:pPr>
-        <w:rPr>
-          <w:lang w:val="en-GB"/>
-        </w:rPr>
-      </w:pPr>
-      <w:r>
-        <w:rPr>
-          <w:lang w:val="en-GB"/>
-        </w:rPr>
-        <w:t>--</w:t>
-      </w:r>
-    </w:p>
-    <w:p>
-      <w:pPr>
-        <w:rPr>
-          <w:lang w:val="en-GB"/>
-        </w:rPr>
-      </w:pPr>
-      <w:r>
-        <w:rPr>
-          <w:lang w:val="en-GB"/>
-        </w:rPr>
-        <w:t>-- Indices de la tabla `materias`</w:t>
-      </w:r>
-    </w:p>
-    <w:p>
-      <w:pPr>
-        <w:rPr>
-          <w:lang w:val="en-GB"/>
-        </w:rPr>
-      </w:pPr>
-      <w:r>
-        <w:rPr>
-          <w:lang w:val="en-GB"/>
-        </w:rPr>
-        <w:t>--</w:t>
-      </w:r>
-    </w:p>
-    <w:p>
-      <w:pPr>
-        <w:rPr>
-          <w:lang w:val="en-GB"/>
-        </w:rPr>
-      </w:pPr>
-      <w:r>
-        <w:rPr>
-          <w:lang w:val="en-GB"/>
-        </w:rPr>
-        <w:t>ALTER TABLE `materias`</w:t>
-      </w:r>
-    </w:p>
-    <w:p>
-      <w:pPr>
-        <w:rPr>
-          <w:lang w:val="en-GB"/>
-        </w:rPr>
-      </w:pPr>
-      <w:r>
-        <w:rPr>
-          <w:lang w:val="en-GB"/>
-        </w:rPr>
-        <w:t xml:space="preserve">  ADD PRIMARY KEY (`id`);</w:t>
-      </w:r>
-    </w:p>
-    <w:p>
-      <w:pPr>
-        <w:rPr>
-          <w:lang w:val="en-GB"/>
-        </w:rPr>
-      </w:pPr>
-      <w:r>
-        <w:rPr>
-          <w:lang w:val="en-GB"/>
-        </w:rPr>
-        <w:t>-- Restricciones para tablas volcadas</w:t>
-      </w:r>
-    </w:p>
-    <w:p>
-      <w:pPr>
-        <w:rPr>
-          <w:lang w:val="en-GB"/>
-        </w:rPr>
-      </w:pPr>
-      <w:r>
-        <w:rPr>
-          <w:lang w:val="en-GB"/>
-        </w:rPr>
-        <w:t>--</w:t>
-      </w:r>
-    </w:p>
-    <w:p>
-      <w:pPr>
-        <w:rPr>
-          <w:lang w:val="en-GB"/>
-        </w:rPr>
-      </w:pPr>
-      <w:r>
-        <w:rPr>
-          <w:lang w:val="en-GB"/>
-        </w:rPr>
-        <w:t>--</w:t>
-      </w:r>
-    </w:p>
-    <w:p>
-      <w:pPr>
-        <w:rPr>
-          <w:lang w:val="en-GB"/>
-        </w:rPr>
-      </w:pPr>
-      <w:r>
-        <w:rPr>
-          <w:lang w:val="en-GB"/>
-        </w:rPr>
-        <w:t>-- Filtros para la tabla `</w:t>
-      </w:r>
+        <w:t>ALTER TABLE `</w:t>
+      </w:r>
+      <w:proofErr w:type="spellStart"/>
       <w:r>
         <w:rPr>
           <w:lang w:val="en-GB"/>
         </w:rPr>
         <w:t>prestamos</w:t>
       </w:r>
+      <w:proofErr w:type="spellEnd"/>
       <w:r>
         <w:rPr>
           <w:lang w:val="en-GB"/>
@@ -19675,185 +22308,159 @@
         <w:rPr>
           <w:lang w:val="en-GB"/>
         </w:rPr>
-        <w:t>--</w:t>
-      </w:r>
-    </w:p>
-    <w:p>
-      <w:pPr>
-        <w:rPr>
-          <w:lang w:val="en-GB"/>
-        </w:rPr>
-      </w:pPr>
-      <w:r>
-        <w:rPr>
-          <w:lang w:val="en-GB"/>
-        </w:rPr>
-        <w:t>ALTER TABLE `</w:t>
-      </w:r>
-      <w:r>
-        <w:rPr>
-          <w:lang w:val="en-GB"/>
-        </w:rPr>
-        <w:t>prestamos</w:t>
-      </w:r>
-      <w:r>
-        <w:rPr>
-          <w:lang w:val="en-GB"/>
-        </w:rPr>
-        <w:t>`</w:t>
-      </w:r>
-    </w:p>
-    <w:p>
-      <w:pPr>
-        <w:rPr>
-          <w:lang w:val="en-GB"/>
-        </w:rPr>
-      </w:pPr>
-      <w:r>
-        <w:rPr>
-          <w:lang w:val="en-GB"/>
-        </w:rPr>
-        <w:t xml:space="preserve">  ADD CONSTRAINT `</w:t>
-      </w:r>
-      <w:r>
-        <w:rPr>
-          <w:lang w:val="en-GB"/>
-        </w:rPr>
-        <w:t>prestamos</w:t>
-      </w:r>
-      <w:r>
-        <w:rPr>
-          <w:lang w:val="en-GB"/>
-        </w:rPr>
-        <w:t>_ibfk_1` FOREIGN KEY (`isbn`) REFERENCES `libros` (`isbn`) ON DELETE CASCADE ON UPDATE CASCADE,</w:t>
-      </w:r>
-    </w:p>
-    <w:p>
-      <w:pPr>
-        <w:rPr>
-          <w:lang w:val="en-GB"/>
-        </w:rPr>
-      </w:pPr>
-      <w:r>
-        <w:rPr>
-          <w:lang w:val="en-GB"/>
-        </w:rPr>
-        <w:t xml:space="preserve">  ADD CONSTRAINT `</w:t>
-      </w:r>
-      <w:r>
-        <w:rPr>
-          <w:lang w:val="en-GB"/>
-        </w:rPr>
-        <w:t>prestamos</w:t>
-      </w:r>
-      <w:r>
-        <w:rPr>
-          <w:lang w:val="en-GB"/>
-        </w:rPr>
-        <w:t>_ibfk_2` FOREIGN KEY (`nie`) REFERENCES `alumnos` (`nie`) ON DELETE CASCADE ON UPDATE CASCADE,</w:t>
-      </w:r>
-    </w:p>
-    <w:p>
-      <w:pPr>
-        <w:rPr>
-          <w:lang w:val="en-GB"/>
-        </w:rPr>
-      </w:pPr>
-      <w:r>
-        <w:rPr>
-          <w:lang w:val="en-GB"/>
-        </w:rPr>
-        <w:t xml:space="preserve">  ADD CONSTRAINT `</w:t>
-      </w:r>
-      <w:r>
-        <w:rPr>
-          <w:lang w:val="en-GB"/>
-        </w:rPr>
-        <w:t>prestamos</w:t>
-      </w:r>
-      <w:r>
-        <w:rPr>
-          <w:lang w:val="en-GB"/>
-        </w:rPr>
-        <w:t>_ibfk_3` FOREIGN KEY (`curso`) REFERENCES `cursos` (`curso`) ON DELETE CASCADE ON UPDATE CASCADE;</w:t>
-      </w:r>
-    </w:p>
-    <w:p>
-      <w:pPr>
-        <w:rPr>
-          <w:lang w:val="en-GB"/>
-        </w:rPr>
-      </w:pPr>
-      <w:r>
-        <w:rPr>
-          <w:lang w:val="en-GB"/>
-        </w:rPr>
-        <w:t>--</w:t>
-      </w:r>
-    </w:p>
-    <w:p>
-      <w:pPr>
-        <w:rPr>
-          <w:lang w:val="en-GB"/>
-        </w:rPr>
-      </w:pPr>
-      <w:r>
-        <w:rPr>
-          <w:lang w:val="en-GB"/>
-        </w:rPr>
-        <w:t>-- Filtros para la tabla `libros`</w:t>
-      </w:r>
-    </w:p>
-    <w:p>
-      <w:pPr>
-        <w:rPr>
-          <w:lang w:val="en-GB"/>
-        </w:rPr>
-      </w:pPr>
-      <w:r>
-        <w:rPr>
-          <w:lang w:val="en-GB"/>
-        </w:rPr>
-        <w:t>--</w:t>
-      </w:r>
-    </w:p>
-    <w:p>
-      <w:pPr>
-        <w:rPr>
-          <w:lang w:val="en-GB"/>
-        </w:rPr>
-      </w:pPr>
-      <w:r>
-        <w:rPr>
-          <w:lang w:val="en-GB"/>
-        </w:rPr>
-        <w:t>ALTER TABLE `libros`</w:t>
-      </w:r>
-    </w:p>
-    <w:p>
-      <w:pPr>
-        <w:rPr>
-          <w:lang w:val="en-GB"/>
-        </w:rPr>
-      </w:pPr>
-      <w:r>
-        <w:rPr>
-          <w:lang w:val="en-GB"/>
-        </w:rPr>
-        <w:t xml:space="preserve">  ADD CONSTRAINT `fk_libros_cursos` FOREIGN KEY (`id_curso`) REFERENCES `cursos` (`curso`) ON DELETE CASCADE ON UPDATE CASCADE,</w:t>
-      </w:r>
-    </w:p>
-    <w:p>
-      <w:pPr>
-        <w:rPr>
-          <w:lang w:val="en-GB"/>
-        </w:rPr>
-      </w:pPr>
-      <w:r>
-        <w:rPr>
-          <w:lang w:val="en-GB"/>
-        </w:rPr>
-        <w:t xml:space="preserve">  ADD CONSTRAINT `fk_libros_materias` FOREIGN KEY (`id_materia`) REFERENCES `materias` (`id`) ON DELETE CASCADE ON UPDATE CASCADE;</w:t>
+        <w:t xml:space="preserve">  ADD CONSTRAINT `prestamos_ibfk_1` FOREIGN KEY (`</w:t>
+      </w:r>
+      <w:proofErr w:type="spellStart"/>
+      <w:r>
+        <w:rPr>
+          <w:lang w:val="en-GB"/>
+        </w:rPr>
+        <w:t>isbn</w:t>
+      </w:r>
+      <w:proofErr w:type="spellEnd"/>
+      <w:r>
+        <w:rPr>
+          <w:lang w:val="en-GB"/>
+        </w:rPr>
+        <w:t>`) REFERENCES `</w:t>
+      </w:r>
+      <w:proofErr w:type="spellStart"/>
+      <w:r>
+        <w:rPr>
+          <w:lang w:val="en-GB"/>
+        </w:rPr>
+        <w:t>libros</w:t>
+      </w:r>
+      <w:proofErr w:type="spellEnd"/>
+      <w:r>
+        <w:rPr>
+          <w:lang w:val="en-GB"/>
+        </w:rPr>
+        <w:t>` (`</w:t>
+      </w:r>
+      <w:proofErr w:type="spellStart"/>
+      <w:r>
+        <w:rPr>
+          <w:lang w:val="en-GB"/>
+        </w:rPr>
+        <w:t>isbn</w:t>
+      </w:r>
+      <w:proofErr w:type="spellEnd"/>
+      <w:r>
+        <w:rPr>
+          <w:lang w:val="en-GB"/>
+        </w:rPr>
+        <w:t>`) ON DELETE CASCADE ON UPDATE CASCADE,</w:t>
+      </w:r>
+    </w:p>
+    <w:p>
+      <w:pPr>
+        <w:rPr>
+          <w:lang w:val="en-GB"/>
+        </w:rPr>
+      </w:pPr>
+      <w:r>
+        <w:rPr>
+          <w:lang w:val="en-GB"/>
+        </w:rPr>
+        <w:t xml:space="preserve">  ADD CONSTRAINT `prestamos_ibfk_2` FOREIGN KEY (`</w:t>
+      </w:r>
+      <w:proofErr w:type="spellStart"/>
+      <w:r>
+        <w:rPr>
+          <w:lang w:val="en-GB"/>
+        </w:rPr>
+        <w:t>nie</w:t>
+      </w:r>
+      <w:proofErr w:type="spellEnd"/>
+      <w:r>
+        <w:rPr>
+          <w:lang w:val="en-GB"/>
+        </w:rPr>
+        <w:t>`) REFERENCES `</w:t>
+      </w:r>
+      <w:proofErr w:type="spellStart"/>
+      <w:r>
+        <w:rPr>
+          <w:lang w:val="en-GB"/>
+        </w:rPr>
+        <w:t>alumnos</w:t>
+      </w:r>
+      <w:proofErr w:type="spellEnd"/>
+      <w:r>
+        <w:rPr>
+          <w:lang w:val="en-GB"/>
+        </w:rPr>
+        <w:t>` (`</w:t>
+      </w:r>
+      <w:proofErr w:type="spellStart"/>
+      <w:r>
+        <w:rPr>
+          <w:lang w:val="en-GB"/>
+        </w:rPr>
+        <w:t>nie</w:t>
+      </w:r>
+      <w:proofErr w:type="spellEnd"/>
+      <w:r>
+        <w:rPr>
+          <w:lang w:val="en-GB"/>
+        </w:rPr>
+        <w:t>`) ON DELETE CASCADE ON UPDATE CASCADE,</w:t>
+      </w:r>
+    </w:p>
+    <w:p>
+      <w:pPr>
+        <w:rPr>
+          <w:lang w:val="en-GB"/>
+        </w:rPr>
+      </w:pPr>
+      <w:r>
+        <w:rPr>
+          <w:lang w:val="en-GB"/>
+        </w:rPr>
+        <w:t xml:space="preserve">  ADD CONSTRAINT `prestamos_ibfk_3` FOREIGN KEY (`</w:t>
+      </w:r>
+      <w:proofErr w:type="spellStart"/>
+      <w:r>
+        <w:rPr>
+          <w:lang w:val="en-GB"/>
+        </w:rPr>
+        <w:t>curso</w:t>
+      </w:r>
+      <w:proofErr w:type="spellEnd"/>
+      <w:r>
+        <w:rPr>
+          <w:lang w:val="en-GB"/>
+        </w:rPr>
+        <w:t>`) REFERENCES `</w:t>
+      </w:r>
+      <w:proofErr w:type="spellStart"/>
+      <w:r>
+        <w:rPr>
+          <w:lang w:val="en-GB"/>
+        </w:rPr>
+        <w:t>cursos</w:t>
+      </w:r>
+      <w:proofErr w:type="spellEnd"/>
+      <w:r>
+        <w:rPr>
+          <w:lang w:val="en-GB"/>
+        </w:rPr>
+        <w:t>` (`</w:t>
+      </w:r>
+      <w:proofErr w:type="spellStart"/>
+      <w:r>
+        <w:rPr>
+          <w:lang w:val="en-GB"/>
+        </w:rPr>
+        <w:t>curso</w:t>
+      </w:r>
+      <w:proofErr w:type="spellEnd"/>
+      <w:r>
+        <w:rPr>
+          <w:lang w:val="en-GB"/>
+        </w:rPr>
+        <w:t>`) ON DELETE CASCADE ON UPDATE CASCADE;</w:t>
       </w:r>
     </w:p>
     <w:p>
@@ -19875,6 +22482,13 @@
           <w:lang w:val="en-GB"/>
         </w:rPr>
       </w:pPr>
+    </w:p>
+    <w:p>
+      <w:pPr>
+        <w:rPr>
+          <w:lang w:val="en-GB"/>
+        </w:rPr>
+      </w:pPr>
       <w:r>
         <w:rPr>
           <w:lang w:val="en-GB"/>
@@ -19892,7 +22506,6 @@
         <w:rPr>
           <w:lang w:val="en-GB"/>
         </w:rPr>
-        <w:lastRenderedPageBreak/>
         <w:t>/*!40101 SET CHARACTER_SET_RESULTS=@OLD_CHARACTER_SET_RESULTS */;</w:t>
       </w:r>
     </w:p>
@@ -19906,8 +22519,10 @@
         <w:rPr>
           <w:lang w:val="en-GB"/>
         </w:rPr>
-        <w:t xml:space="preserve">/*!40101 SET COLLATION_CONNECTION=@OLD_COLLATION_CONNECTION */; </w:t>
-      </w:r>
+        <w:t>/*!40101 SET COLLATION_CONNECTION=@OLD_COLLATION_CONNECTION */;</w:t>
+      </w:r>
+      <w:bookmarkStart w:id="141" w:name="_GoBack"/>
+      <w:bookmarkEnd w:id="141"/>
       <w:r>
         <w:rPr>
           <w:lang w:val="en-GB"/>
@@ -19923,9 +22538,9 @@
         <w:lastRenderedPageBreak/>
         <w:t>Indicadores de calidad</w:t>
       </w:r>
+      <w:bookmarkEnd w:id="138"/>
       <w:bookmarkEnd w:id="139"/>
       <w:bookmarkEnd w:id="140"/>
-      <w:bookmarkEnd w:id="141"/>
     </w:p>
     <w:tbl>
       <w:tblPr>
@@ -20193,13 +22808,23 @@
                 <w:szCs w:val="16"/>
               </w:rPr>
             </w:pPr>
-            <w:r>
-              <w:rPr>
-                <w:rFonts w:cstheme="minorHAnsi"/>
-                <w:sz w:val="16"/>
-                <w:szCs w:val="16"/>
-              </w:rPr>
-              <w:t>Si No</w:t>
+            <w:proofErr w:type="spellStart"/>
+            <w:r>
+              <w:rPr>
+                <w:rFonts w:cstheme="minorHAnsi"/>
+                <w:sz w:val="16"/>
+                <w:szCs w:val="16"/>
+              </w:rPr>
+              <w:t>Si</w:t>
+            </w:r>
+            <w:proofErr w:type="spellEnd"/>
+            <w:r>
+              <w:rPr>
+                <w:rFonts w:cstheme="minorHAnsi"/>
+                <w:sz w:val="16"/>
+                <w:szCs w:val="16"/>
+              </w:rPr>
+              <w:t xml:space="preserve"> No</w:t>
             </w:r>
           </w:p>
         </w:tc>
@@ -20290,13 +22915,23 @@
                 <w:szCs w:val="16"/>
               </w:rPr>
             </w:pPr>
-            <w:r>
-              <w:rPr>
-                <w:rFonts w:cstheme="minorHAnsi"/>
-                <w:sz w:val="16"/>
-                <w:szCs w:val="16"/>
-              </w:rPr>
-              <w:t>Si No</w:t>
+            <w:proofErr w:type="spellStart"/>
+            <w:r>
+              <w:rPr>
+                <w:rFonts w:cstheme="minorHAnsi"/>
+                <w:sz w:val="16"/>
+                <w:szCs w:val="16"/>
+              </w:rPr>
+              <w:t>Si</w:t>
+            </w:r>
+            <w:proofErr w:type="spellEnd"/>
+            <w:r>
+              <w:rPr>
+                <w:rFonts w:cstheme="minorHAnsi"/>
+                <w:sz w:val="16"/>
+                <w:szCs w:val="16"/>
+              </w:rPr>
+              <w:t xml:space="preserve"> No</w:t>
             </w:r>
           </w:p>
         </w:tc>
@@ -20411,13 +23046,23 @@
                 <w:szCs w:val="16"/>
               </w:rPr>
             </w:pPr>
-            <w:r>
-              <w:rPr>
-                <w:rFonts w:cstheme="minorHAnsi"/>
-                <w:sz w:val="16"/>
-                <w:szCs w:val="16"/>
-              </w:rPr>
-              <w:t>Si No</w:t>
+            <w:proofErr w:type="spellStart"/>
+            <w:r>
+              <w:rPr>
+                <w:rFonts w:cstheme="minorHAnsi"/>
+                <w:sz w:val="16"/>
+                <w:szCs w:val="16"/>
+              </w:rPr>
+              <w:t>Si</w:t>
+            </w:r>
+            <w:proofErr w:type="spellEnd"/>
+            <w:r>
+              <w:rPr>
+                <w:rFonts w:cstheme="minorHAnsi"/>
+                <w:sz w:val="16"/>
+                <w:szCs w:val="16"/>
+              </w:rPr>
+              <w:t xml:space="preserve"> No</w:t>
             </w:r>
           </w:p>
         </w:tc>
@@ -20508,13 +23153,23 @@
                 <w:szCs w:val="16"/>
               </w:rPr>
             </w:pPr>
-            <w:r>
-              <w:rPr>
-                <w:rFonts w:cstheme="minorHAnsi"/>
-                <w:sz w:val="16"/>
-                <w:szCs w:val="16"/>
-              </w:rPr>
-              <w:t>Si No</w:t>
+            <w:proofErr w:type="spellStart"/>
+            <w:r>
+              <w:rPr>
+                <w:rFonts w:cstheme="minorHAnsi"/>
+                <w:sz w:val="16"/>
+                <w:szCs w:val="16"/>
+              </w:rPr>
+              <w:t>Si</w:t>
+            </w:r>
+            <w:proofErr w:type="spellEnd"/>
+            <w:r>
+              <w:rPr>
+                <w:rFonts w:cstheme="minorHAnsi"/>
+                <w:sz w:val="16"/>
+                <w:szCs w:val="16"/>
+              </w:rPr>
+              <w:t xml:space="preserve"> No</w:t>
             </w:r>
           </w:p>
         </w:tc>
@@ -20569,7 +23224,25 @@
                 <w:sz w:val="16"/>
                 <w:szCs w:val="16"/>
               </w:rPr>
-              <w:t xml:space="preserve"> edge?</w:t>
+              <w:t xml:space="preserve"> </w:t>
+            </w:r>
+            <w:proofErr w:type="spellStart"/>
+            <w:r>
+              <w:rPr>
+                <w:rFonts w:cstheme="minorHAnsi"/>
+                <w:sz w:val="16"/>
+                <w:szCs w:val="16"/>
+              </w:rPr>
+              <w:t>edge</w:t>
+            </w:r>
+            <w:proofErr w:type="spellEnd"/>
+            <w:r>
+              <w:rPr>
+                <w:rFonts w:cstheme="minorHAnsi"/>
+                <w:sz w:val="16"/>
+                <w:szCs w:val="16"/>
+              </w:rPr>
+              <w:t>?</w:t>
             </w:r>
           </w:p>
         </w:tc>
@@ -20629,13 +23302,23 @@
                 <w:szCs w:val="16"/>
               </w:rPr>
             </w:pPr>
-            <w:r>
-              <w:rPr>
-                <w:rFonts w:cstheme="minorHAnsi"/>
-                <w:sz w:val="16"/>
-                <w:szCs w:val="16"/>
-              </w:rPr>
-              <w:t>Si No</w:t>
+            <w:proofErr w:type="spellStart"/>
+            <w:r>
+              <w:rPr>
+                <w:rFonts w:cstheme="minorHAnsi"/>
+                <w:sz w:val="16"/>
+                <w:szCs w:val="16"/>
+              </w:rPr>
+              <w:t>Si</w:t>
+            </w:r>
+            <w:proofErr w:type="spellEnd"/>
+            <w:r>
+              <w:rPr>
+                <w:rFonts w:cstheme="minorHAnsi"/>
+                <w:sz w:val="16"/>
+                <w:szCs w:val="16"/>
+              </w:rPr>
+              <w:t xml:space="preserve"> No</w:t>
             </w:r>
           </w:p>
         </w:tc>
@@ -20726,13 +23409,23 @@
                 <w:szCs w:val="16"/>
               </w:rPr>
             </w:pPr>
-            <w:r>
-              <w:rPr>
-                <w:rFonts w:cstheme="minorHAnsi"/>
-                <w:sz w:val="16"/>
-                <w:szCs w:val="16"/>
-              </w:rPr>
-              <w:t>Si No</w:t>
+            <w:proofErr w:type="spellStart"/>
+            <w:r>
+              <w:rPr>
+                <w:rFonts w:cstheme="minorHAnsi"/>
+                <w:sz w:val="16"/>
+                <w:szCs w:val="16"/>
+              </w:rPr>
+              <w:t>Si</w:t>
+            </w:r>
+            <w:proofErr w:type="spellEnd"/>
+            <w:r>
+              <w:rPr>
+                <w:rFonts w:cstheme="minorHAnsi"/>
+                <w:sz w:val="16"/>
+                <w:szCs w:val="16"/>
+              </w:rPr>
+              <w:t xml:space="preserve"> No</w:t>
             </w:r>
           </w:p>
         </w:tc>
@@ -20787,7 +23480,25 @@
                 <w:sz w:val="16"/>
                 <w:szCs w:val="16"/>
               </w:rPr>
-              <w:t xml:space="preserve"> chrome?</w:t>
+              <w:t xml:space="preserve"> </w:t>
+            </w:r>
+            <w:proofErr w:type="spellStart"/>
+            <w:r>
+              <w:rPr>
+                <w:rFonts w:cstheme="minorHAnsi"/>
+                <w:sz w:val="16"/>
+                <w:szCs w:val="16"/>
+              </w:rPr>
+              <w:t>chrome</w:t>
+            </w:r>
+            <w:proofErr w:type="spellEnd"/>
+            <w:r>
+              <w:rPr>
+                <w:rFonts w:cstheme="minorHAnsi"/>
+                <w:sz w:val="16"/>
+                <w:szCs w:val="16"/>
+              </w:rPr>
+              <w:t>?</w:t>
             </w:r>
           </w:p>
         </w:tc>
@@ -20847,13 +23558,23 @@
                 <w:szCs w:val="16"/>
               </w:rPr>
             </w:pPr>
-            <w:r>
-              <w:rPr>
-                <w:rFonts w:cstheme="minorHAnsi"/>
-                <w:sz w:val="16"/>
-                <w:szCs w:val="16"/>
-              </w:rPr>
-              <w:t>Si No</w:t>
+            <w:proofErr w:type="spellStart"/>
+            <w:r>
+              <w:rPr>
+                <w:rFonts w:cstheme="minorHAnsi"/>
+                <w:sz w:val="16"/>
+                <w:szCs w:val="16"/>
+              </w:rPr>
+              <w:t>Si</w:t>
+            </w:r>
+            <w:proofErr w:type="spellEnd"/>
+            <w:r>
+              <w:rPr>
+                <w:rFonts w:cstheme="minorHAnsi"/>
+                <w:sz w:val="16"/>
+                <w:szCs w:val="16"/>
+              </w:rPr>
+              <w:t xml:space="preserve"> No</w:t>
             </w:r>
           </w:p>
         </w:tc>
@@ -20944,13 +23665,23 @@
                 <w:szCs w:val="16"/>
               </w:rPr>
             </w:pPr>
-            <w:r>
-              <w:rPr>
-                <w:rFonts w:cstheme="minorHAnsi"/>
-                <w:sz w:val="16"/>
-                <w:szCs w:val="16"/>
-              </w:rPr>
-              <w:t>Si No</w:t>
+            <w:proofErr w:type="spellStart"/>
+            <w:r>
+              <w:rPr>
+                <w:rFonts w:cstheme="minorHAnsi"/>
+                <w:sz w:val="16"/>
+                <w:szCs w:val="16"/>
+              </w:rPr>
+              <w:t>Si</w:t>
+            </w:r>
+            <w:proofErr w:type="spellEnd"/>
+            <w:r>
+              <w:rPr>
+                <w:rFonts w:cstheme="minorHAnsi"/>
+                <w:sz w:val="16"/>
+                <w:szCs w:val="16"/>
+              </w:rPr>
+              <w:t xml:space="preserve"> No</w:t>
             </w:r>
           </w:p>
         </w:tc>
@@ -21065,13 +23796,23 @@
                 <w:szCs w:val="16"/>
               </w:rPr>
             </w:pPr>
-            <w:r>
-              <w:rPr>
-                <w:rFonts w:cstheme="minorHAnsi"/>
-                <w:sz w:val="16"/>
-                <w:szCs w:val="16"/>
-              </w:rPr>
-              <w:t>Si No</w:t>
+            <w:proofErr w:type="spellStart"/>
+            <w:r>
+              <w:rPr>
+                <w:rFonts w:cstheme="minorHAnsi"/>
+                <w:sz w:val="16"/>
+                <w:szCs w:val="16"/>
+              </w:rPr>
+              <w:t>Si</w:t>
+            </w:r>
+            <w:proofErr w:type="spellEnd"/>
+            <w:r>
+              <w:rPr>
+                <w:rFonts w:cstheme="minorHAnsi"/>
+                <w:sz w:val="16"/>
+                <w:szCs w:val="16"/>
+              </w:rPr>
+              <w:t xml:space="preserve"> No</w:t>
             </w:r>
           </w:p>
         </w:tc>
@@ -21162,13 +23903,23 @@
                 <w:szCs w:val="16"/>
               </w:rPr>
             </w:pPr>
-            <w:r>
-              <w:rPr>
-                <w:rFonts w:cstheme="minorHAnsi"/>
-                <w:sz w:val="16"/>
-                <w:szCs w:val="16"/>
-              </w:rPr>
-              <w:t>Si No</w:t>
+            <w:proofErr w:type="spellStart"/>
+            <w:r>
+              <w:rPr>
+                <w:rFonts w:cstheme="minorHAnsi"/>
+                <w:sz w:val="16"/>
+                <w:szCs w:val="16"/>
+              </w:rPr>
+              <w:t>Si</w:t>
+            </w:r>
+            <w:proofErr w:type="spellEnd"/>
+            <w:r>
+              <w:rPr>
+                <w:rFonts w:cstheme="minorHAnsi"/>
+                <w:sz w:val="16"/>
+                <w:szCs w:val="16"/>
+              </w:rPr>
+              <w:t xml:space="preserve"> No</w:t>
             </w:r>
           </w:p>
         </w:tc>
@@ -21283,13 +24034,23 @@
                 <w:szCs w:val="16"/>
               </w:rPr>
             </w:pPr>
-            <w:r>
-              <w:rPr>
-                <w:rFonts w:cstheme="minorHAnsi"/>
-                <w:sz w:val="16"/>
-                <w:szCs w:val="16"/>
-              </w:rPr>
-              <w:t>Si No</w:t>
+            <w:proofErr w:type="spellStart"/>
+            <w:r>
+              <w:rPr>
+                <w:rFonts w:cstheme="minorHAnsi"/>
+                <w:sz w:val="16"/>
+                <w:szCs w:val="16"/>
+              </w:rPr>
+              <w:t>Si</w:t>
+            </w:r>
+            <w:proofErr w:type="spellEnd"/>
+            <w:r>
+              <w:rPr>
+                <w:rFonts w:cstheme="minorHAnsi"/>
+                <w:sz w:val="16"/>
+                <w:szCs w:val="16"/>
+              </w:rPr>
+              <w:t xml:space="preserve"> No</w:t>
             </w:r>
           </w:p>
         </w:tc>
@@ -21380,13 +24141,23 @@
                 <w:szCs w:val="16"/>
               </w:rPr>
             </w:pPr>
-            <w:r>
-              <w:rPr>
-                <w:rFonts w:cstheme="minorHAnsi"/>
-                <w:sz w:val="16"/>
-                <w:szCs w:val="16"/>
-              </w:rPr>
-              <w:t>Si No</w:t>
+            <w:proofErr w:type="spellStart"/>
+            <w:r>
+              <w:rPr>
+                <w:rFonts w:cstheme="minorHAnsi"/>
+                <w:sz w:val="16"/>
+                <w:szCs w:val="16"/>
+              </w:rPr>
+              <w:t>Si</w:t>
+            </w:r>
+            <w:proofErr w:type="spellEnd"/>
+            <w:r>
+              <w:rPr>
+                <w:rFonts w:cstheme="minorHAnsi"/>
+                <w:sz w:val="16"/>
+                <w:szCs w:val="16"/>
+              </w:rPr>
+              <w:t xml:space="preserve"> No</w:t>
             </w:r>
           </w:p>
         </w:tc>
@@ -22272,13 +25043,23 @@
                 <w:szCs w:val="16"/>
               </w:rPr>
             </w:pPr>
-            <w:r>
-              <w:rPr>
-                <w:rFonts w:cstheme="minorHAnsi"/>
-                <w:sz w:val="16"/>
-                <w:szCs w:val="16"/>
-              </w:rPr>
-              <w:t>Si No</w:t>
+            <w:proofErr w:type="spellStart"/>
+            <w:r>
+              <w:rPr>
+                <w:rFonts w:cstheme="minorHAnsi"/>
+                <w:sz w:val="16"/>
+                <w:szCs w:val="16"/>
+              </w:rPr>
+              <w:t>Si</w:t>
+            </w:r>
+            <w:proofErr w:type="spellEnd"/>
+            <w:r>
+              <w:rPr>
+                <w:rFonts w:cstheme="minorHAnsi"/>
+                <w:sz w:val="16"/>
+                <w:szCs w:val="16"/>
+              </w:rPr>
+              <w:t xml:space="preserve"> No</w:t>
             </w:r>
           </w:p>
         </w:tc>
@@ -22369,13 +25150,23 @@
                 <w:szCs w:val="16"/>
               </w:rPr>
             </w:pPr>
-            <w:r>
-              <w:rPr>
-                <w:rFonts w:cstheme="minorHAnsi"/>
-                <w:sz w:val="16"/>
-                <w:szCs w:val="16"/>
-              </w:rPr>
-              <w:t>Si No</w:t>
+            <w:proofErr w:type="spellStart"/>
+            <w:r>
+              <w:rPr>
+                <w:rFonts w:cstheme="minorHAnsi"/>
+                <w:sz w:val="16"/>
+                <w:szCs w:val="16"/>
+              </w:rPr>
+              <w:t>Si</w:t>
+            </w:r>
+            <w:proofErr w:type="spellEnd"/>
+            <w:r>
+              <w:rPr>
+                <w:rFonts w:cstheme="minorHAnsi"/>
+                <w:sz w:val="16"/>
+                <w:szCs w:val="16"/>
+              </w:rPr>
+              <w:t xml:space="preserve"> No</w:t>
             </w:r>
           </w:p>
         </w:tc>
@@ -22466,13 +25257,23 @@
                 <w:szCs w:val="16"/>
               </w:rPr>
             </w:pPr>
-            <w:r>
-              <w:rPr>
-                <w:rFonts w:cstheme="minorHAnsi"/>
-                <w:sz w:val="16"/>
-                <w:szCs w:val="16"/>
-              </w:rPr>
-              <w:t>Si No</w:t>
+            <w:proofErr w:type="spellStart"/>
+            <w:r>
+              <w:rPr>
+                <w:rFonts w:cstheme="minorHAnsi"/>
+                <w:sz w:val="16"/>
+                <w:szCs w:val="16"/>
+              </w:rPr>
+              <w:t>Si</w:t>
+            </w:r>
+            <w:proofErr w:type="spellEnd"/>
+            <w:r>
+              <w:rPr>
+                <w:rFonts w:cstheme="minorHAnsi"/>
+                <w:sz w:val="16"/>
+                <w:szCs w:val="16"/>
+              </w:rPr>
+              <w:t xml:space="preserve"> No</w:t>
             </w:r>
           </w:p>
         </w:tc>
@@ -22511,7 +25312,25 @@
                 <w:sz w:val="16"/>
                 <w:szCs w:val="16"/>
               </w:rPr>
-              <w:t>¿Funciona con táblets?</w:t>
+              <w:t xml:space="preserve">¿Funciona con </w:t>
+            </w:r>
+            <w:proofErr w:type="spellStart"/>
+            <w:r>
+              <w:rPr>
+                <w:rFonts w:cstheme="minorHAnsi"/>
+                <w:sz w:val="16"/>
+                <w:szCs w:val="16"/>
+              </w:rPr>
+              <w:t>táblets</w:t>
+            </w:r>
+            <w:proofErr w:type="spellEnd"/>
+            <w:r>
+              <w:rPr>
+                <w:rFonts w:cstheme="minorHAnsi"/>
+                <w:sz w:val="16"/>
+                <w:szCs w:val="16"/>
+              </w:rPr>
+              <w:t>?</w:t>
             </w:r>
           </w:p>
         </w:tc>
@@ -22571,13 +25390,23 @@
                 <w:szCs w:val="16"/>
               </w:rPr>
             </w:pPr>
-            <w:r>
-              <w:rPr>
-                <w:rFonts w:cstheme="minorHAnsi"/>
-                <w:sz w:val="16"/>
-                <w:szCs w:val="16"/>
-              </w:rPr>
-              <w:t>Si No</w:t>
+            <w:proofErr w:type="spellStart"/>
+            <w:r>
+              <w:rPr>
+                <w:rFonts w:cstheme="minorHAnsi"/>
+                <w:sz w:val="16"/>
+                <w:szCs w:val="16"/>
+              </w:rPr>
+              <w:t>Si</w:t>
+            </w:r>
+            <w:proofErr w:type="spellEnd"/>
+            <w:r>
+              <w:rPr>
+                <w:rFonts w:cstheme="minorHAnsi"/>
+                <w:sz w:val="16"/>
+                <w:szCs w:val="16"/>
+              </w:rPr>
+              <w:t xml:space="preserve"> No</w:t>
             </w:r>
           </w:p>
         </w:tc>
@@ -22668,13 +25497,23 @@
                 <w:szCs w:val="16"/>
               </w:rPr>
             </w:pPr>
-            <w:r>
-              <w:rPr>
-                <w:rFonts w:cstheme="minorHAnsi"/>
-                <w:sz w:val="16"/>
-                <w:szCs w:val="16"/>
-              </w:rPr>
-              <w:t>Si No</w:t>
+            <w:proofErr w:type="spellStart"/>
+            <w:r>
+              <w:rPr>
+                <w:rFonts w:cstheme="minorHAnsi"/>
+                <w:sz w:val="16"/>
+                <w:szCs w:val="16"/>
+              </w:rPr>
+              <w:t>Si</w:t>
+            </w:r>
+            <w:proofErr w:type="spellEnd"/>
+            <w:r>
+              <w:rPr>
+                <w:rFonts w:cstheme="minorHAnsi"/>
+                <w:sz w:val="16"/>
+                <w:szCs w:val="16"/>
+              </w:rPr>
+              <w:t xml:space="preserve"> No</w:t>
             </w:r>
           </w:p>
         </w:tc>
@@ -22765,13 +25604,23 @@
                 <w:szCs w:val="16"/>
               </w:rPr>
             </w:pPr>
-            <w:r>
-              <w:rPr>
-                <w:rFonts w:cstheme="minorHAnsi"/>
-                <w:sz w:val="16"/>
-                <w:szCs w:val="16"/>
-              </w:rPr>
-              <w:t>Si No</w:t>
+            <w:proofErr w:type="spellStart"/>
+            <w:r>
+              <w:rPr>
+                <w:rFonts w:cstheme="minorHAnsi"/>
+                <w:sz w:val="16"/>
+                <w:szCs w:val="16"/>
+              </w:rPr>
+              <w:t>Si</w:t>
+            </w:r>
+            <w:proofErr w:type="spellEnd"/>
+            <w:r>
+              <w:rPr>
+                <w:rFonts w:cstheme="minorHAnsi"/>
+                <w:sz w:val="16"/>
+                <w:szCs w:val="16"/>
+              </w:rPr>
+              <w:t xml:space="preserve"> No</w:t>
             </w:r>
           </w:p>
         </w:tc>
@@ -24089,25 +26938,45 @@
                 <w:sz w:val="16"/>
                 <w:szCs w:val="16"/>
               </w:rPr>
-              <w:t>Host: localhost</w:t>
-            </w:r>
-          </w:p>
-          <w:p>
-            <w:pPr>
-              <w:rPr>
-                <w:rFonts w:cstheme="minorHAnsi"/>
-                <w:sz w:val="16"/>
-                <w:szCs w:val="16"/>
-              </w:rPr>
-            </w:pPr>
-            <w:r>
-              <w:rPr>
-                <w:rFonts w:cstheme="minorHAnsi"/>
-                <w:sz w:val="16"/>
-                <w:szCs w:val="16"/>
-              </w:rPr>
-              <w:t>BD: prestamos_libros</w:t>
-            </w:r>
+              <w:t xml:space="preserve">Host: </w:t>
+            </w:r>
+            <w:proofErr w:type="spellStart"/>
+            <w:r>
+              <w:rPr>
+                <w:rFonts w:cstheme="minorHAnsi"/>
+                <w:sz w:val="16"/>
+                <w:szCs w:val="16"/>
+              </w:rPr>
+              <w:t>localhost</w:t>
+            </w:r>
+            <w:proofErr w:type="spellEnd"/>
+          </w:p>
+          <w:p>
+            <w:pPr>
+              <w:rPr>
+                <w:rFonts w:cstheme="minorHAnsi"/>
+                <w:sz w:val="16"/>
+                <w:szCs w:val="16"/>
+              </w:rPr>
+            </w:pPr>
+            <w:r>
+              <w:rPr>
+                <w:rFonts w:cstheme="minorHAnsi"/>
+                <w:sz w:val="16"/>
+                <w:szCs w:val="16"/>
+              </w:rPr>
+              <w:t xml:space="preserve">BD: </w:t>
+            </w:r>
+            <w:proofErr w:type="spellStart"/>
+            <w:r>
+              <w:rPr>
+                <w:rFonts w:cstheme="minorHAnsi"/>
+                <w:sz w:val="16"/>
+                <w:szCs w:val="16"/>
+              </w:rPr>
+              <w:t>prestamos_libros</w:t>
+            </w:r>
+            <w:proofErr w:type="spellEnd"/>
           </w:p>
         </w:tc>
         <w:tc>
@@ -24314,13 +27183,23 @@
                 <w:szCs w:val="16"/>
               </w:rPr>
             </w:pPr>
-            <w:r>
-              <w:rPr>
-                <w:rFonts w:cstheme="minorHAnsi"/>
-                <w:sz w:val="16"/>
-                <w:szCs w:val="16"/>
-              </w:rPr>
-              <w:t>Password: mal</w:t>
+            <w:proofErr w:type="spellStart"/>
+            <w:r>
+              <w:rPr>
+                <w:rFonts w:cstheme="minorHAnsi"/>
+                <w:sz w:val="16"/>
+                <w:szCs w:val="16"/>
+              </w:rPr>
+              <w:t>Password</w:t>
+            </w:r>
+            <w:proofErr w:type="spellEnd"/>
+            <w:r>
+              <w:rPr>
+                <w:rFonts w:cstheme="minorHAnsi"/>
+                <w:sz w:val="16"/>
+                <w:szCs w:val="16"/>
+              </w:rPr>
+              <w:t>: mal</w:t>
             </w:r>
           </w:p>
         </w:tc>
@@ -24534,8 +27413,18 @@
                 <w:sz w:val="16"/>
                 <w:szCs w:val="16"/>
               </w:rPr>
-              <w:t>Host_ localhost</w:t>
-            </w:r>
+              <w:t xml:space="preserve">Host_ </w:t>
+            </w:r>
+            <w:proofErr w:type="spellStart"/>
+            <w:r>
+              <w:rPr>
+                <w:rFonts w:cstheme="minorHAnsi"/>
+                <w:sz w:val="16"/>
+                <w:szCs w:val="16"/>
+              </w:rPr>
+              <w:t>localhost</w:t>
+            </w:r>
+            <w:proofErr w:type="spellEnd"/>
           </w:p>
         </w:tc>
         <w:tc>
@@ -27684,7 +30573,25 @@
                 <w:sz w:val="16"/>
                 <w:szCs w:val="16"/>
               </w:rPr>
-              <w:t>Crear alumno con tramo_beca incorrecto</w:t>
+              <w:t xml:space="preserve">Crear alumno con </w:t>
+            </w:r>
+            <w:proofErr w:type="spellStart"/>
+            <w:r>
+              <w:rPr>
+                <w:rFonts w:cstheme="minorHAnsi"/>
+                <w:sz w:val="16"/>
+                <w:szCs w:val="16"/>
+              </w:rPr>
+              <w:t>tramo_beca</w:t>
+            </w:r>
+            <w:proofErr w:type="spellEnd"/>
+            <w:r>
+              <w:rPr>
+                <w:rFonts w:cstheme="minorHAnsi"/>
+                <w:sz w:val="16"/>
+                <w:szCs w:val="16"/>
+              </w:rPr>
+              <w:t xml:space="preserve"> incorrecto</w:t>
             </w:r>
           </w:p>
         </w:tc>
@@ -27700,13 +30607,23 @@
                 <w:szCs w:val="16"/>
               </w:rPr>
             </w:pPr>
-            <w:r>
-              <w:rPr>
-                <w:rFonts w:cstheme="minorHAnsi"/>
-                <w:sz w:val="16"/>
-                <w:szCs w:val="16"/>
-              </w:rPr>
-              <w:t>Tramo_beca: X</w:t>
+            <w:proofErr w:type="spellStart"/>
+            <w:r>
+              <w:rPr>
+                <w:rFonts w:cstheme="minorHAnsi"/>
+                <w:sz w:val="16"/>
+                <w:szCs w:val="16"/>
+              </w:rPr>
+              <w:t>Tramo_beca</w:t>
+            </w:r>
+            <w:proofErr w:type="spellEnd"/>
+            <w:r>
+              <w:rPr>
+                <w:rFonts w:cstheme="minorHAnsi"/>
+                <w:sz w:val="16"/>
+                <w:szCs w:val="16"/>
+              </w:rPr>
+              <w:t>: X</w:t>
             </w:r>
           </w:p>
         </w:tc>
@@ -29183,8 +32100,18 @@
                 <w:sz w:val="16"/>
                 <w:szCs w:val="16"/>
               </w:rPr>
-              <w:t>Asignar libros sin tramo_beca</w:t>
-            </w:r>
+              <w:t xml:space="preserve">Asignar libros sin </w:t>
+            </w:r>
+            <w:proofErr w:type="spellStart"/>
+            <w:r>
+              <w:rPr>
+                <w:rFonts w:cstheme="minorHAnsi"/>
+                <w:sz w:val="16"/>
+                <w:szCs w:val="16"/>
+              </w:rPr>
+              <w:t>tramo_beca</w:t>
+            </w:r>
+            <w:proofErr w:type="spellEnd"/>
           </w:p>
         </w:tc>
         <w:tc>
@@ -33383,7 +36310,15 @@
         </w:numPr>
       </w:pPr>
       <w:r>
-        <w:t xml:space="preserve">Implementación de la aplicación en Python con POO y conexión a la base de datos MySQL alojada en XAMPP. </w:t>
+        <w:t xml:space="preserve">Implementación de la aplicación en Python con POO y conexión a la base de datos </w:t>
+      </w:r>
+      <w:proofErr w:type="spellStart"/>
+      <w:r>
+        <w:t>MySQL</w:t>
+      </w:r>
+      <w:proofErr w:type="spellEnd"/>
+      <w:r>
+        <w:t xml:space="preserve"> alojada en XAMPP. </w:t>
       </w:r>
     </w:p>
     <w:p>
@@ -33591,7 +36526,23 @@
           <w:rFonts w:eastAsia="Times New Roman" w:cstheme="minorHAnsi"/>
           <w:lang w:eastAsia="es-ES"/>
         </w:rPr>
-        <w:t xml:space="preserve">Crear la base de datos prestamos_libros </w:t>
+        <w:t xml:space="preserve">Crear la base de datos </w:t>
+      </w:r>
+      <w:proofErr w:type="spellStart"/>
+      <w:r>
+        <w:rPr>
+          <w:rFonts w:eastAsia="Times New Roman" w:cstheme="minorHAnsi"/>
+          <w:lang w:eastAsia="es-ES"/>
+        </w:rPr>
+        <w:t>prestamos_libros</w:t>
+      </w:r>
+      <w:proofErr w:type="spellEnd"/>
+      <w:r>
+        <w:rPr>
+          <w:rFonts w:eastAsia="Times New Roman" w:cstheme="minorHAnsi"/>
+          <w:lang w:eastAsia="es-ES"/>
+        </w:rPr>
+        <w:t xml:space="preserve"> </w:t>
       </w:r>
     </w:p>
     <w:p>
@@ -33662,7 +36613,27 @@
           <w:bCs/>
           <w:lang w:eastAsia="es-ES"/>
         </w:rPr>
-        <w:t>"Add Python to PATH"</w:t>
+        <w:t>"</w:t>
+      </w:r>
+      <w:proofErr w:type="spellStart"/>
+      <w:r>
+        <w:rPr>
+          <w:rFonts w:eastAsia="Times New Roman" w:cstheme="minorHAnsi"/>
+          <w:b/>
+          <w:bCs/>
+          <w:lang w:eastAsia="es-ES"/>
+        </w:rPr>
+        <w:t>Add</w:t>
+      </w:r>
+      <w:proofErr w:type="spellEnd"/>
+      <w:r>
+        <w:rPr>
+          <w:rFonts w:eastAsia="Times New Roman" w:cstheme="minorHAnsi"/>
+          <w:b/>
+          <w:bCs/>
+          <w:lang w:eastAsia="es-ES"/>
+        </w:rPr>
+        <w:t xml:space="preserve"> Python to PATH"</w:t>
       </w:r>
       <w:r>
         <w:rPr>
@@ -33691,7 +36662,23 @@
           <w:rFonts w:eastAsia="Times New Roman" w:cstheme="minorHAnsi"/>
           <w:lang w:eastAsia="es-ES"/>
         </w:rPr>
-        <w:t xml:space="preserve"> Instalar la librería mysql-connector-python </w:t>
+        <w:t xml:space="preserve"> Instalar la librería </w:t>
+      </w:r>
+      <w:proofErr w:type="spellStart"/>
+      <w:r>
+        <w:rPr>
+          <w:rFonts w:eastAsia="Times New Roman" w:cstheme="minorHAnsi"/>
+          <w:lang w:eastAsia="es-ES"/>
+        </w:rPr>
+        <w:t>mysql-connector-python</w:t>
+      </w:r>
+      <w:proofErr w:type="spellEnd"/>
+      <w:r>
+        <w:rPr>
+          <w:rFonts w:eastAsia="Times New Roman" w:cstheme="minorHAnsi"/>
+          <w:lang w:eastAsia="es-ES"/>
+        </w:rPr>
+        <w:t xml:space="preserve"> </w:t>
       </w:r>
     </w:p>
     <w:p>
@@ -34242,7 +37229,15 @@
         </w:numPr>
       </w:pPr>
       <w:r>
-        <w:t xml:space="preserve">Seleccionar los componentes Apache y MySQL. </w:t>
+        <w:t xml:space="preserve">Seleccionar los componentes Apache y </w:t>
+      </w:r>
+      <w:proofErr w:type="spellStart"/>
+      <w:r>
+        <w:t>MySQL</w:t>
+      </w:r>
+      <w:proofErr w:type="spellEnd"/>
+      <w:r>
+        <w:t xml:space="preserve">. </w:t>
       </w:r>
     </w:p>
     <w:p>
@@ -34278,7 +37273,15 @@
         </w:numPr>
       </w:pPr>
       <w:r>
-        <w:t>Iniciar Apache y MySQL.</w:t>
+        <w:t xml:space="preserve">Iniciar Apache y </w:t>
+      </w:r>
+      <w:proofErr w:type="spellStart"/>
+      <w:r>
+        <w:t>MySQL</w:t>
+      </w:r>
+      <w:proofErr w:type="spellEnd"/>
+      <w:r>
+        <w:t>.</w:t>
       </w:r>
     </w:p>
     <w:p>
@@ -34340,8 +37343,13 @@
         </w:numPr>
       </w:pPr>
       <w:r>
-        <w:t>Crear una base de datos llamada prestamos_libros</w:t>
-      </w:r>
+        <w:t xml:space="preserve">Crear una base de datos llamada </w:t>
+      </w:r>
+      <w:proofErr w:type="spellStart"/>
+      <w:r>
+        <w:t>prestamos_libros</w:t>
+      </w:r>
+      <w:proofErr w:type="spellEnd"/>
     </w:p>
     <w:p>
       <w:pPr>
@@ -34447,8 +37455,13 @@
         </w:numPr>
       </w:pPr>
       <w:r>
-        <w:t>Verificar la instalación abriendo CMD y escribiendo: Python –version</w:t>
-      </w:r>
+        <w:t>Verificar la instalación abriendo CMD y escribiendo: Python –</w:t>
+      </w:r>
+      <w:proofErr w:type="spellStart"/>
+      <w:r>
+        <w:t>version</w:t>
+      </w:r>
+      <w:proofErr w:type="spellEnd"/>
     </w:p>
     <w:p>
       <w:pPr>
@@ -34498,7 +37511,23 @@
         </w:numPr>
       </w:pPr>
       <w:r>
-        <w:t>Ejecutar el siguiente comando: pp install –r requirements.txt</w:t>
+        <w:t xml:space="preserve">Ejecutar el siguiente comando: </w:t>
+      </w:r>
+      <w:proofErr w:type="spellStart"/>
+      <w:r>
+        <w:t>pp</w:t>
+      </w:r>
+      <w:proofErr w:type="spellEnd"/>
+      <w:r>
+        <w:t xml:space="preserve"> </w:t>
+      </w:r>
+      <w:proofErr w:type="spellStart"/>
+      <w:r>
+        <w:t>install</w:t>
+      </w:r>
+      <w:proofErr w:type="spellEnd"/>
+      <w:r>
+        <w:t xml:space="preserve"> –r requirements.txt</w:t>
       </w:r>
     </w:p>
     <w:p>
@@ -34567,9 +37596,11 @@
         <w:pStyle w:val="Prrafodelista"/>
         <w:ind w:left="2160"/>
       </w:pPr>
+      <w:proofErr w:type="spellStart"/>
       <w:r>
         <w:t>Configuracion</w:t>
       </w:r>
+      <w:proofErr w:type="spellEnd"/>
       <w:r>
         <w:rPr>
           <w:b/>
@@ -34604,7 +37635,21 @@
         <w:rPr>
           <w:rStyle w:val="token"/>
         </w:rPr>
-        <w:t>'localhost',</w:t>
+        <w:t>'</w:t>
+      </w:r>
+      <w:proofErr w:type="spellStart"/>
+      <w:r>
+        <w:rPr>
+          <w:rStyle w:val="token"/>
+        </w:rPr>
+        <w:t>localhost</w:t>
+      </w:r>
+      <w:proofErr w:type="spellEnd"/>
+      <w:r>
+        <w:rPr>
+          <w:rStyle w:val="token"/>
+        </w:rPr>
+        <w:t>',</w:t>
       </w:r>
       <w:r>
         <w:t xml:space="preserve"> </w:t>
@@ -34619,7 +37664,21 @@
         <w:rPr>
           <w:rStyle w:val="token"/>
         </w:rPr>
-        <w:t>'user':</w:t>
+        <w:t>'</w:t>
+      </w:r>
+      <w:proofErr w:type="spellStart"/>
+      <w:r>
+        <w:rPr>
+          <w:rStyle w:val="token"/>
+        </w:rPr>
+        <w:t>user</w:t>
+      </w:r>
+      <w:proofErr w:type="spellEnd"/>
+      <w:r>
+        <w:rPr>
+          <w:rStyle w:val="token"/>
+        </w:rPr>
+        <w:t>':</w:t>
       </w:r>
       <w:r>
         <w:t xml:space="preserve"> </w:t>
@@ -34628,7 +37687,21 @@
         <w:rPr>
           <w:rStyle w:val="token"/>
         </w:rPr>
-        <w:t>'root',</w:t>
+        <w:t>'</w:t>
+      </w:r>
+      <w:proofErr w:type="spellStart"/>
+      <w:r>
+        <w:rPr>
+          <w:rStyle w:val="token"/>
+        </w:rPr>
+        <w:t>root</w:t>
+      </w:r>
+      <w:proofErr w:type="spellEnd"/>
+      <w:r>
+        <w:rPr>
+          <w:rStyle w:val="token"/>
+        </w:rPr>
+        <w:t>',</w:t>
       </w:r>
       <w:r>
         <w:t xml:space="preserve"> </w:t>
@@ -34643,7 +37716,21 @@
         <w:rPr>
           <w:rStyle w:val="token"/>
         </w:rPr>
-        <w:t>'password':</w:t>
+        <w:t>'</w:t>
+      </w:r>
+      <w:proofErr w:type="spellStart"/>
+      <w:r>
+        <w:rPr>
+          <w:rStyle w:val="token"/>
+        </w:rPr>
+        <w:t>password</w:t>
+      </w:r>
+      <w:proofErr w:type="spellEnd"/>
+      <w:r>
+        <w:rPr>
+          <w:rStyle w:val="token"/>
+        </w:rPr>
+        <w:t>':</w:t>
       </w:r>
       <w:r>
         <w:t xml:space="preserve"> </w:t>
@@ -34670,7 +37757,21 @@
         <w:rPr>
           <w:rStyle w:val="token"/>
         </w:rPr>
-        <w:t>'database':</w:t>
+        <w:t>'</w:t>
+      </w:r>
+      <w:proofErr w:type="spellStart"/>
+      <w:r>
+        <w:rPr>
+          <w:rStyle w:val="token"/>
+        </w:rPr>
+        <w:t>database</w:t>
+      </w:r>
+      <w:proofErr w:type="spellEnd"/>
+      <w:r>
+        <w:rPr>
+          <w:rStyle w:val="token"/>
+        </w:rPr>
+        <w:t>':</w:t>
       </w:r>
       <w:r>
         <w:t xml:space="preserve"> </w:t>
@@ -34679,7 +37780,21 @@
         <w:rPr>
           <w:rStyle w:val="token"/>
         </w:rPr>
-        <w:t>'prestamos_libros'</w:t>
+        <w:t>'</w:t>
+      </w:r>
+      <w:proofErr w:type="spellStart"/>
+      <w:r>
+        <w:rPr>
+          <w:rStyle w:val="token"/>
+        </w:rPr>
+        <w:t>prestamos_libros</w:t>
+      </w:r>
+      <w:proofErr w:type="spellEnd"/>
+      <w:r>
+        <w:rPr>
+          <w:rStyle w:val="token"/>
+        </w:rPr>
+        <w:t>'</w:t>
       </w:r>
     </w:p>
     <w:p>
@@ -34773,8 +37888,13 @@
         <w:t>aplicación</w:t>
       </w:r>
       <w:r>
-        <w:t>: cd proyectoDeProgramacion</w:t>
-      </w:r>
+        <w:t xml:space="preserve">: cd </w:t>
+      </w:r>
+      <w:proofErr w:type="spellStart"/>
+      <w:r>
+        <w:t>proyectoDeProgramacion</w:t>
+      </w:r>
+      <w:proofErr w:type="spellEnd"/>
     </w:p>
     <w:p>
       <w:pPr>
@@ -34785,7 +37905,15 @@
         </w:numPr>
       </w:pPr>
       <w:r>
-        <w:t xml:space="preserve">Ejecutar la aplicación: python main.py </w:t>
+        <w:t xml:space="preserve">Ejecutar la aplicación: </w:t>
+      </w:r>
+      <w:proofErr w:type="spellStart"/>
+      <w:r>
+        <w:t>python</w:t>
+      </w:r>
+      <w:proofErr w:type="spellEnd"/>
+      <w:r>
+        <w:t xml:space="preserve"> main.py </w:t>
       </w:r>
     </w:p>
     <w:p/>
@@ -34917,7 +38045,15 @@
         </w:numPr>
       </w:pPr>
       <w:r>
-        <w:t xml:space="preserve">Desarrollar una aplicación móvil para Android e Ios para gestionar los prestamos desde cualquier dispositivo. </w:t>
+        <w:t xml:space="preserve">Desarrollar una aplicación móvil para Android e </w:t>
+      </w:r>
+      <w:proofErr w:type="spellStart"/>
+      <w:r>
+        <w:t>Ios</w:t>
+      </w:r>
+      <w:proofErr w:type="spellEnd"/>
+      <w:r>
+        <w:t xml:space="preserve"> para gestionar los prestamos desde cualquier dispositivo. </w:t>
       </w:r>
     </w:p>
     <w:p>
@@ -35151,8 +38287,13 @@
         </w:numPr>
       </w:pPr>
       <w:r>
-        <w:t>Navegar hasta la carpeta de la aplicación: cd proyectoDeProgramacion</w:t>
-      </w:r>
+        <w:t xml:space="preserve">Navegar hasta la carpeta de la aplicación: cd </w:t>
+      </w:r>
+      <w:proofErr w:type="spellStart"/>
+      <w:r>
+        <w:t>proyectoDeProgramacion</w:t>
+      </w:r>
+      <w:proofErr w:type="spellEnd"/>
     </w:p>
     <w:p>
       <w:pPr>
@@ -35250,7 +38391,15 @@
                         <w:txbxContent>
                           <w:p>
                             <w:r>
-                              <w:t>Tendrás que seleccionar una opción poniendo el número correspondiente y pulsar “Enter”.</w:t>
+                              <w:t>Tendrás que seleccionar una opción poniendo el número correspondiente y pulsar “</w:t>
+                            </w:r>
+                            <w:proofErr w:type="spellStart"/>
+                            <w:r>
+                              <w:t>Enter</w:t>
+                            </w:r>
+                            <w:proofErr w:type="spellEnd"/>
+                            <w:r>
+                              <w:t>”.</w:t>
                             </w:r>
                           </w:p>
                         </w:txbxContent>
@@ -36115,7 +39264,15 @@
                               <w:t>Volver</w:t>
                             </w:r>
                             <w:r>
-                              <w:t xml:space="preserve">: vuelve a “Gestión de prestamos”. </w:t>
+                              <w:t xml:space="preserve">: vuelve a “Gestión de </w:t>
+                            </w:r>
+                            <w:proofErr w:type="spellStart"/>
+                            <w:r>
+                              <w:t>prestamos</w:t>
+                            </w:r>
+                            <w:proofErr w:type="spellEnd"/>
+                            <w:r>
+                              <w:t xml:space="preserve">”. </w:t>
                             </w:r>
                           </w:p>
                           <w:p>
@@ -36283,7 +39440,15 @@
         </mc:AlternateContent>
       </w:r>
       <w:r>
-        <w:t>Gestión de prestamos:</w:t>
+        <w:t xml:space="preserve">Gestión de </w:t>
+      </w:r>
+      <w:proofErr w:type="spellStart"/>
+      <w:r>
+        <w:t>prestamos</w:t>
+      </w:r>
+      <w:proofErr w:type="spellEnd"/>
+      <w:r>
+        <w:t>:</w:t>
       </w:r>
     </w:p>
     <w:p>
@@ -37643,8 +40808,16 @@
               <w:b w:val="0"/>
             </w:rPr>
             <w:lastRenderedPageBreak/>
-            <w:t>Fichero exportado de Delphos</w:t>
+            <w:t xml:space="preserve">Fichero exportado de </w:t>
           </w:r>
+          <w:proofErr w:type="spellStart"/>
+          <w:r>
+            <w:rPr>
+              <w:b w:val="0"/>
+            </w:rPr>
+            <w:t>Delphos</w:t>
+          </w:r>
+          <w:proofErr w:type="spellEnd"/>
           <w:r>
             <w:rPr>
               <w:b w:val="0"/>
@@ -37733,8 +40906,141 @@
             <w:t xml:space="preserve"> (Apellidos, Nombre)</w:t>
           </w:r>
           <w:r>
-            <w:t>, NumeroEscolar, NumeroSolicitud, FechaSolicitud, CampoNoNecesario, CursoAcadémico, CampoNoNecesario, CampoNoNecesario, CampoNoNecesario, CampoNoNecesario, CampoNoNecesario, CampoNoNecesario, CampoNoNecesario, CampoNoNecesario, ResultadoLibros, ResultadoComedor, Matriculado, TipoBecaLibros, TipoBecaComedor</w:t>
+            <w:t xml:space="preserve">, </w:t>
           </w:r>
+          <w:proofErr w:type="spellStart"/>
+          <w:r>
+            <w:t>NumeroEscolar</w:t>
+          </w:r>
+          <w:proofErr w:type="spellEnd"/>
+          <w:r>
+            <w:t xml:space="preserve">, </w:t>
+          </w:r>
+          <w:proofErr w:type="spellStart"/>
+          <w:r>
+            <w:t>NumeroSolicitud</w:t>
+          </w:r>
+          <w:proofErr w:type="spellEnd"/>
+          <w:r>
+            <w:t xml:space="preserve">, </w:t>
+          </w:r>
+          <w:proofErr w:type="spellStart"/>
+          <w:r>
+            <w:t>FechaSolicitud</w:t>
+          </w:r>
+          <w:proofErr w:type="spellEnd"/>
+          <w:r>
+            <w:t xml:space="preserve">, </w:t>
+          </w:r>
+          <w:proofErr w:type="spellStart"/>
+          <w:r>
+            <w:t>CampoNoNecesario</w:t>
+          </w:r>
+          <w:proofErr w:type="spellEnd"/>
+          <w:r>
+            <w:t xml:space="preserve">, </w:t>
+          </w:r>
+          <w:proofErr w:type="spellStart"/>
+          <w:r>
+            <w:t>CursoAcadémico</w:t>
+          </w:r>
+          <w:proofErr w:type="spellEnd"/>
+          <w:r>
+            <w:t xml:space="preserve">, </w:t>
+          </w:r>
+          <w:proofErr w:type="spellStart"/>
+          <w:r>
+            <w:t>CampoNoNecesario</w:t>
+          </w:r>
+          <w:proofErr w:type="spellEnd"/>
+          <w:r>
+            <w:t xml:space="preserve">, </w:t>
+          </w:r>
+          <w:proofErr w:type="spellStart"/>
+          <w:r>
+            <w:t>CampoNoNecesario</w:t>
+          </w:r>
+          <w:proofErr w:type="spellEnd"/>
+          <w:r>
+            <w:t xml:space="preserve">, </w:t>
+          </w:r>
+          <w:proofErr w:type="spellStart"/>
+          <w:r>
+            <w:t>CampoNoNecesario</w:t>
+          </w:r>
+          <w:proofErr w:type="spellEnd"/>
+          <w:r>
+            <w:t xml:space="preserve">, </w:t>
+          </w:r>
+          <w:proofErr w:type="spellStart"/>
+          <w:r>
+            <w:t>CampoNoNecesario</w:t>
+          </w:r>
+          <w:proofErr w:type="spellEnd"/>
+          <w:r>
+            <w:t xml:space="preserve">, </w:t>
+          </w:r>
+          <w:proofErr w:type="spellStart"/>
+          <w:r>
+            <w:t>CampoNoNecesario</w:t>
+          </w:r>
+          <w:proofErr w:type="spellEnd"/>
+          <w:r>
+            <w:t xml:space="preserve">, </w:t>
+          </w:r>
+          <w:proofErr w:type="spellStart"/>
+          <w:r>
+            <w:t>CampoNoNecesario</w:t>
+          </w:r>
+          <w:proofErr w:type="spellEnd"/>
+          <w:r>
+            <w:t xml:space="preserve">, </w:t>
+          </w:r>
+          <w:proofErr w:type="spellStart"/>
+          <w:r>
+            <w:t>CampoNoNecesario</w:t>
+          </w:r>
+          <w:proofErr w:type="spellEnd"/>
+          <w:r>
+            <w:t xml:space="preserve">, </w:t>
+          </w:r>
+          <w:proofErr w:type="spellStart"/>
+          <w:r>
+            <w:t>CampoNoNecesario</w:t>
+          </w:r>
+          <w:proofErr w:type="spellEnd"/>
+          <w:r>
+            <w:t xml:space="preserve">, </w:t>
+          </w:r>
+          <w:proofErr w:type="spellStart"/>
+          <w:r>
+            <w:t>ResultadoLibros</w:t>
+          </w:r>
+          <w:proofErr w:type="spellEnd"/>
+          <w:r>
+            <w:t xml:space="preserve">, </w:t>
+          </w:r>
+          <w:proofErr w:type="spellStart"/>
+          <w:r>
+            <w:t>ResultadoComedor</w:t>
+          </w:r>
+          <w:proofErr w:type="spellEnd"/>
+          <w:r>
+            <w:t xml:space="preserve">, Matriculado, </w:t>
+          </w:r>
+          <w:proofErr w:type="spellStart"/>
+          <w:r>
+            <w:t>TipoBecaLibros</w:t>
+          </w:r>
+          <w:proofErr w:type="spellEnd"/>
+          <w:r>
+            <w:t xml:space="preserve">, </w:t>
+          </w:r>
+          <w:proofErr w:type="spellStart"/>
+          <w:r>
+            <w:t>TipoBecaComedor</w:t>
+          </w:r>
+          <w:proofErr w:type="spellEnd"/>
         </w:p>
         <w:p/>
         <w:p/>
@@ -41102,12 +44408,14 @@
                 <w:b/>
               </w:rPr>
             </w:pPr>
+            <w:proofErr w:type="spellStart"/>
             <w:r>
               <w:rPr>
                 <w:b/>
               </w:rPr>
               <w:t>isbn</w:t>
             </w:r>
+            <w:proofErr w:type="spellEnd"/>
           </w:p>
         </w:tc>
         <w:tc>
@@ -41162,12 +44470,14 @@
                 <w:b/>
               </w:rPr>
             </w:pPr>
+            <w:proofErr w:type="spellStart"/>
             <w:r>
               <w:rPr>
                 <w:b/>
               </w:rPr>
               <w:t>Numero_ejemplares</w:t>
             </w:r>
+            <w:proofErr w:type="spellEnd"/>
           </w:p>
         </w:tc>
         <w:tc>
@@ -41182,12 +44492,14 @@
                 <w:b/>
               </w:rPr>
             </w:pPr>
+            <w:proofErr w:type="spellStart"/>
             <w:r>
               <w:rPr>
                 <w:b/>
               </w:rPr>
               <w:t>Id_materia</w:t>
             </w:r>
+            <w:proofErr w:type="spellEnd"/>
           </w:p>
         </w:tc>
         <w:tc>
@@ -41202,12 +44514,14 @@
                 <w:b/>
               </w:rPr>
             </w:pPr>
+            <w:proofErr w:type="spellStart"/>
             <w:r>
               <w:rPr>
                 <w:b/>
               </w:rPr>
               <w:t>Id_curso</w:t>
             </w:r>
+            <w:proofErr w:type="spellEnd"/>
           </w:p>
         </w:tc>
       </w:tr>
@@ -41712,12 +45026,14 @@
                 <w:b/>
               </w:rPr>
             </w:pPr>
+            <w:proofErr w:type="spellStart"/>
             <w:r>
               <w:rPr>
                 <w:b/>
               </w:rPr>
               <w:t>nie</w:t>
             </w:r>
+            <w:proofErr w:type="spellEnd"/>
           </w:p>
         </w:tc>
         <w:tc>
@@ -42143,9 +45459,11 @@
               <w:spacing w:after="200"/>
               <w:jc w:val="left"/>
             </w:pPr>
+            <w:proofErr w:type="spellStart"/>
             <w:r>
               <w:t>nie</w:t>
             </w:r>
+            <w:proofErr w:type="spellEnd"/>
           </w:p>
         </w:tc>
         <w:tc>
@@ -42171,9 +45489,11 @@
               <w:spacing w:after="200"/>
               <w:jc w:val="left"/>
             </w:pPr>
+            <w:proofErr w:type="spellStart"/>
             <w:r>
               <w:t>isbn</w:t>
             </w:r>
+            <w:proofErr w:type="spellEnd"/>
           </w:p>
         </w:tc>
         <w:tc>
@@ -42185,9 +45505,11 @@
               <w:spacing w:after="200"/>
               <w:jc w:val="left"/>
             </w:pPr>
+            <w:proofErr w:type="spellStart"/>
             <w:r>
               <w:t>Fecha_entrega</w:t>
             </w:r>
+            <w:proofErr w:type="spellEnd"/>
           </w:p>
         </w:tc>
         <w:tc>
@@ -42199,9 +45521,11 @@
               <w:spacing w:after="200"/>
               <w:jc w:val="left"/>
             </w:pPr>
+            <w:proofErr w:type="spellStart"/>
             <w:r>
               <w:t>Fecha_devolucion</w:t>
             </w:r>
+            <w:proofErr w:type="spellEnd"/>
           </w:p>
         </w:tc>
         <w:tc>
@@ -47469,7 +50793,7 @@
         <w:noProof/>
         <w:color w:val="024F75" w:themeColor="accent1"/>
       </w:rPr>
-      <w:t>39</w:t>
+      <w:t>42</w:t>
     </w:r>
     <w:r>
       <w:rPr>
@@ -47591,7 +50915,7 @@
             </wp:anchor>
           </w:drawing>
         </mc:Choice>
-        <mc:Fallback xmlns:cx1="http://schemas.microsoft.com/office/drawing/2015/9/8/chartex" xmlns:cx2="http://schemas.microsoft.com/office/drawing/2015/10/21/chartex" xmlns:cx3="http://schemas.microsoft.com/office/drawing/2016/5/9/chartex" xmlns:cx4="http://schemas.microsoft.com/office/drawing/2016/5/10/chartex" xmlns:cx5="http://schemas.microsoft.com/office/drawing/2016/5/11/chartex" xmlns:cx6="http://schemas.microsoft.com/office/drawing/2016/5/12/chartex" xmlns:cx7="http://schemas.microsoft.com/office/drawing/2016/5/13/chartex" xmlns:cx8="http://schemas.microsoft.com/office/drawing/2016/5/14/chartex" xmlns:aink="http://schemas.microsoft.com/office/drawing/2016/ink" xmlns:am3d="http://schemas.microsoft.com/office/drawing/2017/model3d" xmlns:oel="http://schemas.microsoft.com/office/2019/extlst" xmlns:w16cex="http://schemas.microsoft.com/office/word/2018/wordml/cex" xmlns:w16cid="http://schemas.microsoft.com/office/word/2016/wordml/cid" xmlns:w16="http://schemas.microsoft.com/office/word/2018/wordml" xmlns:w16sdtdh="http://schemas.microsoft.com/office/word/2020/wordml/sdtdatahash">
+        <mc:Fallback xmlns:w16sdtdh="http://schemas.microsoft.com/office/word/2020/wordml/sdtdatahash" xmlns:w16="http://schemas.microsoft.com/office/word/2018/wordml" xmlns:w16cid="http://schemas.microsoft.com/office/word/2016/wordml/cid" xmlns:w16cex="http://schemas.microsoft.com/office/word/2018/wordml/cex" xmlns:oel="http://schemas.microsoft.com/office/2019/extlst" xmlns:am3d="http://schemas.microsoft.com/office/drawing/2017/model3d" xmlns:aink="http://schemas.microsoft.com/office/drawing/2016/ink" xmlns:cx8="http://schemas.microsoft.com/office/drawing/2016/5/14/chartex" xmlns:cx7="http://schemas.microsoft.com/office/drawing/2016/5/13/chartex" xmlns:cx6="http://schemas.microsoft.com/office/drawing/2016/5/12/chartex" xmlns:cx5="http://schemas.microsoft.com/office/drawing/2016/5/11/chartex" xmlns:cx4="http://schemas.microsoft.com/office/drawing/2016/5/10/chartex" xmlns:cx3="http://schemas.microsoft.com/office/drawing/2016/5/9/chartex" xmlns:cx2="http://schemas.microsoft.com/office/drawing/2015/10/21/chartex" xmlns:cx1="http://schemas.microsoft.com/office/drawing/2015/9/8/chartex">
           <w:pict>
             <v:line w14:anchorId="497A84A7" id="Conector recto 88" o:spid="_x0000_s1026" style="position:absolute;z-index:251659264;visibility:visible;mso-wrap-style:square;mso-height-percent:0;mso-wrap-distance-left:9pt;mso-wrap-distance-top:0;mso-wrap-distance-right:9pt;mso-wrap-distance-bottom:0;mso-position-horizontal:absolute;mso-position-horizontal-relative:text;mso-position-vertical:absolute;mso-position-vertical-relative:text;mso-height-percent:0;mso-height-relative:margin" from="2.1pt,19.7pt" to="504.75pt,19.7pt" o:gfxdata="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" strokecolor="#34aba2 [3209]" strokeweight="2.25pt"/>
           </w:pict>
@@ -52886,6 +56210,7 @@
     <w:rsid w:val="00893BCB"/>
     <w:rsid w:val="008960CF"/>
     <w:rsid w:val="009051C9"/>
+    <w:rsid w:val="00923CA0"/>
     <w:rsid w:val="00962633"/>
     <w:rsid w:val="00963B15"/>
     <w:rsid w:val="009645DB"/>
@@ -52911,7 +56236,6 @@
     <w:rsid w:val="00C627AA"/>
     <w:rsid w:val="00C85D97"/>
     <w:rsid w:val="00C9431D"/>
-    <w:rsid w:val="00CD5E46"/>
     <w:rsid w:val="00CE3A99"/>
     <w:rsid w:val="00D04513"/>
     <w:rsid w:val="00D40097"/>
@@ -52920,7 +56244,6 @@
     <w:rsid w:val="00E03F4D"/>
     <w:rsid w:val="00E1070B"/>
     <w:rsid w:val="00E32BA3"/>
-    <w:rsid w:val="00F34615"/>
     <w:rsid w:val="00F43476"/>
     <w:rsid w:val="00F5150F"/>
     <w:rsid w:val="00FA2BCD"/>
@@ -53731,7 +57054,7 @@
 </file>
 
 <file path=customXml/itemProps2.xml><?xml version="1.0" encoding="utf-8"?>
-<ds:datastoreItem xmlns:ds="http://schemas.openxmlformats.org/officeDocument/2006/customXml" ds:itemID="{A03A1D67-6A3E-433D-AECF-5CD9E8C5668A}">
+<ds:datastoreItem xmlns:ds="http://schemas.openxmlformats.org/officeDocument/2006/customXml" ds:itemID="{48880A43-72C2-4F86-B46F-CA1826770A60}">
   <ds:schemaRefs>
     <ds:schemaRef ds:uri="http://schemas.openxmlformats.org/officeDocument/2006/bibliography"/>
   </ds:schemaRefs>
